--- a/plantillas_maestras/06_seguro_hogar_e_inmuebles/negativa_cobertura/2_o_mas_ddos_varios/varon/TPL_1243_2026_SEGURO_HOGAR_E_INMUEBLES_NEGATIVA_COBERTURA_ASEGURADORA_VARON_R1.docx
+++ b/plantillas_maestras/06_seguro_hogar_e_inmuebles/negativa_cobertura/2_o_mas_ddos_varios/varon/TPL_1243_2026_SEGURO_HOGAR_E_INMUEBLES_NEGATIVA_COBERTURA_ASEGURADORA_VARON_R1.docx
@@ -484,7 +484,7 @@
           <w14:ligatures w14:val="none"/>
         </w:rPr>
         <w:tab/>
-        <w:t xml:space="preserve">:       </w:t>
+        <w:t xml:space="preserve">: </w:t>
       </w:r>
       <w:r>
         <w:rPr>
@@ -942,7 +942,7 @@
           <w:lang w:val="es-ES" w:eastAsia="es-ES"/>
           <w14:ligatures w14:val="none"/>
         </w:rPr>
-        <w:t>por presuntas infracciones a la Ley N°29571, Código de Protección y</w:t>
+        <w:t>por presuntas infracciones a la Ley 29571, Código de Protección y</w:t>
       </w:r>
       <w:r>
         <w:rPr>
@@ -1121,7 +1121,7 @@
           <w:lang w:eastAsia="es-ES"/>
           <w14:ligatures w14:val="none"/>
         </w:rPr>
-        <w:t xml:space="preserve"> Prestatarios – Póliza N°17027395</w:t>
+        <w:t xml:space="preserve"> Prestatarios – Póliza 17027395</w:t>
       </w:r>
       <w:r>
         <w:rPr>
@@ -1534,7 +1534,7 @@
           <w:lang w:eastAsia="es-ES"/>
           <w14:ligatures w14:val="none"/>
         </w:rPr>
-        <w:t>Tasación Comercial N°TERRA-014-22-MB-INM</w:t>
+        <w:t>Tasación Comercial TERRA-014-22-MB-INM</w:t>
       </w:r>
       <w:r>
         <w:rPr>
@@ -2151,7 +2151,7 @@
           <w:lang w:eastAsia="es-ES"/>
           <w14:ligatures w14:val="none"/>
         </w:rPr>
-        <w:t xml:space="preserve">  </w:t>
+        <w:t xml:space="preserve"> </w:t>
       </w:r>
     </w:p>
     <w:p>
@@ -2393,7 +2393,7 @@
           <w:lang w:eastAsia="es-ES"/>
           <w14:ligatures w14:val="none"/>
         </w:rPr>
-        <w:t>El 18 de febrero de 2026, Pacífico, mediante comunicación N°PPS-01111/2026 suscrita por su Jefe de Gestión de Reclamos, informó la designación de Crawford</w:t>
+        <w:t>El 18 de febrero de 2026, Pacífico, mediante comunicación PPS-01111/2026 suscrita por su Jefe de Gestión de Reclamos, informó la designación de Crawford</w:t>
       </w:r>
       <w:r>
         <w:rPr>
@@ -2527,7 +2527,7 @@
           <w:lang w:eastAsia="es-ES"/>
           <w14:ligatures w14:val="none"/>
         </w:rPr>
-        <w:t>comunicación N°PPS-01111/2026</w:t>
+        <w:t>comunicación PPS-01111/2026</w:t>
       </w:r>
       <w:r>
         <w:rPr>
@@ -3233,7 +3233,7 @@
           <w:lang w:eastAsia="es-ES"/>
           <w14:ligatures w14:val="none"/>
         </w:rPr>
-        <w:t xml:space="preserve"> el Informe Final N°02 </w:t>
+        <w:t xml:space="preserve"> el Informe Final 02 </w:t>
       </w:r>
       <w:r>
         <w:rPr>
@@ -3380,7 +3380,7 @@
           <w:lang w:eastAsia="es-ES"/>
           <w14:ligatures w14:val="none"/>
         </w:rPr>
-        <w:t xml:space="preserve">Crawford consignó en el Informe Final N°02 una antigüedad de 23 años para el inmueble asegurado, pese a que el Seguro </w:t>
+        <w:t xml:space="preserve">Crawford consignó en el Informe Final 02 una antigüedad de 23 años para el inmueble asegurado, pese a que el Seguro </w:t>
       </w:r>
       <w:proofErr w:type="spellStart"/>
       <w:r>
@@ -4030,7 +4030,7 @@
           <w:lang w:val="es-ES" w:eastAsia="es-ES"/>
           <w14:ligatures w14:val="none"/>
         </w:rPr>
-        <w:t xml:space="preserve">cumpla  con: (i) </w:t>
+        <w:t xml:space="preserve">cumpla con: (i) </w:t>
       </w:r>
       <w:r>
         <w:rPr>
@@ -4548,7 +4548,7 @@
           <w:lang w:eastAsia="es-PE"/>
           <w14:ligatures w14:val="none"/>
         </w:rPr>
-        <w:t>Técnica de la Comisión de Protección al Consumidor N°1 (en adelante, la Secretaría Técnica), en ejercicio de sus facultades</w:t>
+        <w:t>Técnica de la Comisión de Protección al Consumidor 1 (en adelante, la Secretaría Técnica), en ejercicio de sus facultades</w:t>
       </w:r>
       <w:r>
         <w:rPr>
@@ -4590,7 +4590,7 @@
           <w:rFonts w:ascii="Arial Narrow" w:eastAsia="Arial Narrow" w:hAnsi="Arial Narrow" w:cs="Arial Narrow"/>
           <w:bCs/>
         </w:rPr>
-        <w:t xml:space="preserve">Pacífico Compañía de Seguros y Reaseguros S.A. habría negado injustificadamente la cobertura solicitada por el denunciante del siniestro ocurrido en el inmueble asegurado con la Póliza N°17027395 del Seguro </w:t>
+        <w:t xml:space="preserve">Pacífico Compañía de Seguros y Reaseguros S.A. habría negado injustificadamente la cobertura solicitada por el denunciante del siniestro ocurrido en el inmueble asegurado con la Póliza 17027395 del Seguro </w:t>
       </w:r>
       <w:proofErr w:type="spellStart"/>
       <w:r>
@@ -4624,7 +4624,7 @@
           <w:lang w:eastAsia="es-PE"/>
           <w14:ligatures w14:val="none"/>
         </w:rPr>
-        <w:t>°</w:t>
+        <w:t/>
       </w:r>
       <w:r>
         <w:rPr>
@@ -4642,7 +4642,7 @@
           <w:lang w:eastAsia="es-PE"/>
           <w14:ligatures w14:val="none"/>
         </w:rPr>
-        <w:t>°</w:t>
+        <w:t/>
       </w:r>
       <w:r>
         <w:rPr>
@@ -4733,7 +4733,7 @@
           <w:rFonts w:ascii="Arial Narrow" w:eastAsia="Arial Narrow" w:hAnsi="Arial Narrow" w:cs="Arial Narrow"/>
           <w:bCs/>
         </w:rPr>
-        <w:t xml:space="preserve">Pacífico Compañía de Seguros y Reaseguros S.A. no habría cumplido con emitir pronunciamiento dentro del plazo legal a la solicitud de cobertura presentada por el denunciante del siniestro ocurrido en el inmueble asegurado con la Póliza N°17027395 del Seguro </w:t>
+        <w:t xml:space="preserve">Pacífico Compañía de Seguros y Reaseguros S.A. no habría cumplido con emitir pronunciamiento dentro del plazo legal a la solicitud de cobertura presentada por el denunciante del siniestro ocurrido en el inmueble asegurado con la Póliza 17027395 del Seguro </w:t>
       </w:r>
       <w:proofErr w:type="spellStart"/>
       <w:r>
@@ -4767,7 +4767,7 @@
           <w:lang w:eastAsia="es-PE"/>
           <w14:ligatures w14:val="none"/>
         </w:rPr>
-        <w:t>°</w:t>
+        <w:t/>
       </w:r>
       <w:r>
         <w:rPr>
@@ -4785,7 +4785,7 @@
           <w:lang w:eastAsia="es-PE"/>
           <w14:ligatures w14:val="none"/>
         </w:rPr>
-        <w:t>°</w:t>
+        <w:t/>
       </w:r>
       <w:r>
         <w:rPr>
@@ -4804,7 +4804,7 @@
           <w:lang w:eastAsia="es-PE"/>
           <w14:ligatures w14:val="none"/>
         </w:rPr>
-        <w:t xml:space="preserve">.  </w:t>
+        <w:t xml:space="preserve">. </w:t>
       </w:r>
     </w:p>
     <w:bookmarkEnd w:id="7"/>
@@ -4873,7 +4873,7 @@
           <w:rFonts w:ascii="Arial Narrow" w:eastAsia="Arial Narrow" w:hAnsi="Arial Narrow" w:cs="Arial Narrow"/>
           <w:bCs/>
         </w:rPr>
-        <w:t xml:space="preserve">B&amp;C Ajustadores y Peritos de Seguros S.A. habría realizado un indebido ajuste del siniestro ocurrido en el inmueble asegurado con la Póliza N°17027395 del Seguro </w:t>
+        <w:t xml:space="preserve">B&amp;C Ajustadores y Peritos de Seguros S.A. habría realizado un indebido ajuste del siniestro ocurrido en el inmueble asegurado con la Póliza 17027395 del Seguro </w:t>
       </w:r>
       <w:proofErr w:type="spellStart"/>
       <w:r>
@@ -4907,7 +4907,7 @@
           <w:lang w:eastAsia="es-PE"/>
           <w14:ligatures w14:val="none"/>
         </w:rPr>
-        <w:t>°</w:t>
+        <w:t/>
       </w:r>
       <w:r>
         <w:rPr>
@@ -4925,7 +4925,7 @@
           <w:lang w:eastAsia="es-PE"/>
           <w14:ligatures w14:val="none"/>
         </w:rPr>
-        <w:t>°</w:t>
+        <w:t/>
       </w:r>
       <w:r>
         <w:rPr>
@@ -5023,7 +5023,7 @@
           <w:lang w:val="es-ES" w:eastAsia="es-ES"/>
           <w14:ligatures w14:val="none"/>
         </w:rPr>
-        <w:t xml:space="preserve">Póliza N°17027395 del Seguro </w:t>
+        <w:t xml:space="preserve">Póliza 17027395 del Seguro </w:t>
       </w:r>
       <w:proofErr w:type="spellStart"/>
       <w:r>
@@ -5071,7 +5071,7 @@
           <w:lang w:eastAsia="es-PE"/>
           <w14:ligatures w14:val="none"/>
         </w:rPr>
-        <w:t>°</w:t>
+        <w:t/>
       </w:r>
       <w:r>
         <w:rPr>
@@ -5089,7 +5089,7 @@
           <w:lang w:eastAsia="es-PE"/>
           <w14:ligatures w14:val="none"/>
         </w:rPr>
-        <w:t>°</w:t>
+        <w:t/>
       </w:r>
       <w:r>
         <w:rPr>
@@ -5108,7 +5108,7 @@
           <w:lang w:eastAsia="es-PE"/>
           <w14:ligatures w14:val="none"/>
         </w:rPr>
-        <w:t xml:space="preserve">.    </w:t>
+        <w:t xml:space="preserve">. </w:t>
       </w:r>
     </w:p>
     <w:p>
@@ -5238,7 +5238,7 @@
           <w:lang w:val="es-ES" w:eastAsia="es-ES"/>
           <w14:ligatures w14:val="none"/>
         </w:rPr>
-        <w:t xml:space="preserve">la Póliza N°17027395 del Seguro </w:t>
+        <w:t xml:space="preserve">la Póliza 17027395 del Seguro </w:t>
       </w:r>
       <w:proofErr w:type="spellStart"/>
       <w:r>
@@ -5268,7 +5268,7 @@
           <w:kern w:val="0"/>
           <w14:ligatures w14:val="none"/>
         </w:rPr>
-        <w:t>, mediante la comunicación N° PPS-01111/2026 del 18 de febrero de 2026</w:t>
+        <w:t>, mediante la comunicación PPS-01111/2026 del 18 de febrero de 2026</w:t>
       </w:r>
       <w:r>
         <w:rPr>
@@ -5286,7 +5286,7 @@
           <w:lang w:eastAsia="es-PE"/>
           <w14:ligatures w14:val="none"/>
         </w:rPr>
-        <w:t>°</w:t>
+        <w:t/>
       </w:r>
       <w:r>
         <w:rPr>
@@ -5304,7 +5304,7 @@
           <w:lang w:eastAsia="es-PE"/>
           <w14:ligatures w14:val="none"/>
         </w:rPr>
-        <w:t>°</w:t>
+        <w:t/>
       </w:r>
       <w:r>
         <w:rPr>
@@ -5418,7 +5418,7 @@
           <w:lang w:val="es-ES" w:eastAsia="es-ES"/>
           <w14:ligatures w14:val="none"/>
         </w:rPr>
-        <w:t xml:space="preserve">la Póliza N°17027395 del Seguro </w:t>
+        <w:t xml:space="preserve">la Póliza 17027395 del Seguro </w:t>
       </w:r>
       <w:proofErr w:type="spellStart"/>
       <w:r>
@@ -5476,7 +5476,7 @@
           <w:lang w:eastAsia="es-PE"/>
           <w14:ligatures w14:val="none"/>
         </w:rPr>
-        <w:t>°</w:t>
+        <w:t/>
       </w:r>
       <w:r>
         <w:rPr>
@@ -5494,7 +5494,7 @@
           <w:lang w:eastAsia="es-PE"/>
           <w14:ligatures w14:val="none"/>
         </w:rPr>
-        <w:t>°</w:t>
+        <w:t/>
       </w:r>
       <w:r>
         <w:rPr>
@@ -5513,7 +5513,7 @@
           <w:lang w:eastAsia="es-PE"/>
           <w14:ligatures w14:val="none"/>
         </w:rPr>
-        <w:t xml:space="preserve">.  </w:t>
+        <w:t xml:space="preserve">. </w:t>
       </w:r>
     </w:p>
     <w:p>
@@ -5592,7 +5592,7 @@
           <w:lang w:eastAsia="es-ES"/>
           <w14:ligatures w14:val="none"/>
         </w:rPr>
-        <w:t xml:space="preserve">Informe Final N°02 </w:t>
+        <w:t xml:space="preserve">Informe Final 02 </w:t>
       </w:r>
       <w:r>
         <w:rPr>
@@ -5630,7 +5630,7 @@
           <w:lang w:val="es-ES" w:eastAsia="es-ES"/>
           <w14:ligatures w14:val="none"/>
         </w:rPr>
-        <w:t xml:space="preserve">la Póliza N°17027395 del Seguro </w:t>
+        <w:t xml:space="preserve">la Póliza 17027395 del Seguro </w:t>
       </w:r>
       <w:proofErr w:type="spellStart"/>
       <w:r>
@@ -5687,7 +5687,7 @@
           <w:lang w:eastAsia="es-PE"/>
           <w14:ligatures w14:val="none"/>
         </w:rPr>
-        <w:t>°</w:t>
+        <w:t/>
       </w:r>
       <w:r>
         <w:rPr>
@@ -5705,7 +5705,7 @@
           <w:lang w:eastAsia="es-PE"/>
           <w14:ligatures w14:val="none"/>
         </w:rPr>
-        <w:t>°</w:t>
+        <w:t/>
       </w:r>
       <w:r>
         <w:rPr>
@@ -5792,7 +5792,7 @@
           <w:lang w:eastAsia="es-ES"/>
           <w14:ligatures w14:val="none"/>
         </w:rPr>
-        <w:t xml:space="preserve">Informe Final N°02 </w:t>
+        <w:t xml:space="preserve">Informe Final 02 </w:t>
       </w:r>
       <w:r>
         <w:rPr>
@@ -5830,7 +5830,7 @@
           <w:lang w:val="es-ES" w:eastAsia="es-ES"/>
           <w14:ligatures w14:val="none"/>
         </w:rPr>
-        <w:t xml:space="preserve">la Póliza N°17027395 del Seguro </w:t>
+        <w:t xml:space="preserve">la Póliza 17027395 del Seguro </w:t>
       </w:r>
       <w:proofErr w:type="spellStart"/>
       <w:r>
@@ -5878,7 +5878,7 @@
           <w:lang w:eastAsia="es-PE"/>
           <w14:ligatures w14:val="none"/>
         </w:rPr>
-        <w:t>°</w:t>
+        <w:t/>
       </w:r>
       <w:r>
         <w:rPr>
@@ -5896,7 +5896,7 @@
           <w:lang w:eastAsia="es-PE"/>
           <w14:ligatures w14:val="none"/>
         </w:rPr>
-        <w:t>°</w:t>
+        <w:t/>
       </w:r>
       <w:r>
         <w:rPr>
@@ -5915,7 +5915,7 @@
           <w:lang w:eastAsia="es-PE"/>
           <w14:ligatures w14:val="none"/>
         </w:rPr>
-        <w:t xml:space="preserve">.    </w:t>
+        <w:t xml:space="preserve">. </w:t>
       </w:r>
     </w:p>
     <w:p>
@@ -6233,7 +6233,7 @@
           <w:lang w:val="es-ES" w:eastAsia="es-ES"/>
           <w14:ligatures w14:val="none"/>
         </w:rPr>
-        <w:t xml:space="preserve">Póliza N°17027395 del Seguro </w:t>
+        <w:t xml:space="preserve">Póliza 17027395 del Seguro </w:t>
       </w:r>
       <w:proofErr w:type="spellStart"/>
       <w:r>
@@ -6480,7 +6480,7 @@
           <w:lang w:val="es-ES" w:eastAsia="es-ES"/>
           <w14:ligatures w14:val="none"/>
         </w:rPr>
-        <w:t xml:space="preserve">la Póliza N°17027395 del Seguro </w:t>
+        <w:t xml:space="preserve">la Póliza 17027395 del Seguro </w:t>
       </w:r>
       <w:proofErr w:type="spellStart"/>
       <w:r>
@@ -6645,7 +6645,7 @@
           <w:lang w:val="es-ES" w:eastAsia="es-ES"/>
           <w14:ligatures w14:val="none"/>
         </w:rPr>
-        <w:t xml:space="preserve">la Póliza N°17027395 del Seguro </w:t>
+        <w:t xml:space="preserve">la Póliza 17027395 del Seguro </w:t>
       </w:r>
       <w:proofErr w:type="spellStart"/>
       <w:r>
@@ -6750,7 +6750,7 @@
           <w:lang w:eastAsia="es-PE"/>
           <w14:ligatures w14:val="none"/>
         </w:rPr>
-        <w:t xml:space="preserve">RESOLUCIÓN DE LA SECRETARÍA TÉCNICA  </w:t>
+        <w:t xml:space="preserve">RESOLUCIÓN DE LA SECRETARÍA TÉCNICA </w:t>
       </w:r>
     </w:p>
     <w:p>
@@ -6961,7 +6961,7 @@
           <w:kern w:val="0"/>
           <w14:ligatures w14:val="none"/>
         </w:rPr>
-        <w:t xml:space="preserve">Presunta infracción a los artículos 18° y 19° de la Ley N° 29571, Código de Protección y Defensa del Consumidor, en tanto </w:t>
+        <w:t xml:space="preserve">Presunta infracción a los artículos 18 y 19 de la Ley 29571, Código de Protección y Defensa del Consumidor, en tanto </w:t>
       </w:r>
       <w:r>
         <w:rPr>
@@ -7014,7 +7014,7 @@
           <w:lang w:val="es-ES" w:eastAsia="es-ES"/>
           <w14:ligatures w14:val="none"/>
         </w:rPr>
-        <w:t xml:space="preserve">la Póliza N°17027395 del Seguro </w:t>
+        <w:t xml:space="preserve">la Póliza 17027395 del Seguro </w:t>
       </w:r>
       <w:proofErr w:type="spellStart"/>
       <w:r>
@@ -7092,7 +7092,7 @@
           <w:kern w:val="0"/>
           <w14:ligatures w14:val="none"/>
         </w:rPr>
-        <w:t xml:space="preserve">Presunta infracción a los artículos 18° y 19° de la Ley N° 29571, Código de Protección y Defensa del Consumidor, en tanto </w:t>
+        <w:t xml:space="preserve">Presunta infracción a los artículos 18 y 19 de la Ley 29571, Código de Protección y Defensa del Consumidor, en tanto </w:t>
       </w:r>
       <w:r>
         <w:rPr>
@@ -7153,7 +7153,7 @@
           <w:lang w:val="es-ES" w:eastAsia="es-ES"/>
           <w14:ligatures w14:val="none"/>
         </w:rPr>
-        <w:t xml:space="preserve">la Póliza N°17027395 del Seguro </w:t>
+        <w:t xml:space="preserve">la Póliza 17027395 del Seguro </w:t>
       </w:r>
       <w:proofErr w:type="spellStart"/>
       <w:r>
@@ -7222,7 +7222,7 @@
           <w:kern w:val="0"/>
           <w14:ligatures w14:val="none"/>
         </w:rPr>
-        <w:t xml:space="preserve">Presunta infracción a los artículos 18° y 19° de la Ley N° 29571, Código de Protección y Defensa del Consumidor, en tanto </w:t>
+        <w:t xml:space="preserve">Presunta infracción a los artículos 18 y 19 de la Ley 29571, Código de Protección y Defensa del Consumidor, en tanto </w:t>
       </w:r>
       <w:r>
         <w:rPr>
@@ -7278,7 +7278,7 @@
           <w:lang w:val="es-ES" w:eastAsia="es-ES"/>
           <w14:ligatures w14:val="none"/>
         </w:rPr>
-        <w:t xml:space="preserve">la Póliza N°17027395 del Seguro </w:t>
+        <w:t xml:space="preserve">la Póliza 17027395 del Seguro </w:t>
       </w:r>
       <w:proofErr w:type="spellStart"/>
       <w:r>
@@ -7347,7 +7347,7 @@
           <w:kern w:val="0"/>
           <w14:ligatures w14:val="none"/>
         </w:rPr>
-        <w:t xml:space="preserve">Presunta infracción a los artículos 18° y 19° de la Ley N° 29571, Código de Protección y Defensa del Consumidor, en tanto </w:t>
+        <w:t xml:space="preserve">Presunta infracción a los artículos 18 y 19 de la Ley 29571, Código de Protección y Defensa del Consumidor, en tanto </w:t>
       </w:r>
       <w:r>
         <w:rPr>
@@ -7383,7 +7383,7 @@
           <w:lang w:val="es-ES" w:eastAsia="es-ES"/>
           <w14:ligatures w14:val="none"/>
         </w:rPr>
-        <w:t xml:space="preserve">Póliza N°17027395 del Seguro </w:t>
+        <w:t xml:space="preserve">Póliza 17027395 del Seguro </w:t>
       </w:r>
       <w:proofErr w:type="spellStart"/>
       <w:r>
@@ -7453,7 +7453,7 @@
           <w:kern w:val="0"/>
           <w14:ligatures w14:val="none"/>
         </w:rPr>
-        <w:t xml:space="preserve">Presunta infracción a los artículos 18° y 19° de la Ley N° 29571, Código de Protección y Defensa del Consumidor, en tanto </w:t>
+        <w:t xml:space="preserve">Presunta infracción a los artículos 18 y 19 de la Ley 29571, Código de Protección y Defensa del Consumidor, en tanto </w:t>
       </w:r>
       <w:r>
         <w:rPr>
@@ -7524,7 +7524,7 @@
           <w:lang w:val="es-ES" w:eastAsia="es-ES"/>
           <w14:ligatures w14:val="none"/>
         </w:rPr>
-        <w:t xml:space="preserve">la Póliza N°17027395 del Seguro </w:t>
+        <w:t xml:space="preserve">la Póliza 17027395 del Seguro </w:t>
       </w:r>
       <w:proofErr w:type="spellStart"/>
       <w:r>
@@ -7562,7 +7562,7 @@
           <w:kern w:val="0"/>
           <w14:ligatures w14:val="none"/>
         </w:rPr>
-        <w:t>mediante la comunicación N° PPS-01111/2026 del 18 de febrero de 2026.</w:t>
+        <w:t>mediante la comunicación PPS-01111/2026 del 18 de febrero de 2026.</w:t>
       </w:r>
     </w:p>
     <w:p>
@@ -7607,7 +7607,7 @@
           <w:kern w:val="0"/>
           <w14:ligatures w14:val="none"/>
         </w:rPr>
-        <w:t xml:space="preserve">Presunta infracción a los artículos 18° y 19° de la Ley N° 29571, Código de Protección y Defensa del Consumidor, en tanto </w:t>
+        <w:t xml:space="preserve">Presunta infracción a los artículos 18 y 19 de la Ley 29571, Código de Protección y Defensa del Consumidor, en tanto </w:t>
       </w:r>
       <w:r>
         <w:rPr>
@@ -7692,7 +7692,7 @@
           <w:lang w:val="es-ES" w:eastAsia="es-ES"/>
           <w14:ligatures w14:val="none"/>
         </w:rPr>
-        <w:t xml:space="preserve">la Póliza N°17027395 del Seguro </w:t>
+        <w:t xml:space="preserve">la Póliza 17027395 del Seguro </w:t>
       </w:r>
       <w:proofErr w:type="spellStart"/>
       <w:r>
@@ -7819,7 +7819,7 @@
           <w:kern w:val="0"/>
           <w14:ligatures w14:val="none"/>
         </w:rPr>
-        <w:t xml:space="preserve">Presunta infracción a los artículos 18° y 19° de la Ley N° 29571, Código de Protección y Defensa del Consumidor, en tanto </w:t>
+        <w:t xml:space="preserve">Presunta infracción a los artículos 18 y 19 de la Ley 29571, Código de Protección y Defensa del Consumidor, en tanto </w:t>
       </w:r>
       <w:r>
         <w:rPr>
@@ -7860,7 +7860,7 @@
           <w:lang w:eastAsia="es-ES"/>
           <w14:ligatures w14:val="none"/>
         </w:rPr>
-        <w:t xml:space="preserve">Informe Final N°02 </w:t>
+        <w:t xml:space="preserve">Informe Final 02 </w:t>
       </w:r>
       <w:r>
         <w:rPr>
@@ -7930,7 +7930,7 @@
           <w:lang w:val="es-ES" w:eastAsia="es-ES"/>
           <w14:ligatures w14:val="none"/>
         </w:rPr>
-        <w:t xml:space="preserve">la Póliza N°17027395 del Seguro </w:t>
+        <w:t xml:space="preserve">la Póliza 17027395 del Seguro </w:t>
       </w:r>
       <w:proofErr w:type="spellStart"/>
       <w:r>
@@ -8024,7 +8024,7 @@
           <w:kern w:val="0"/>
           <w14:ligatures w14:val="none"/>
         </w:rPr>
-        <w:t xml:space="preserve">Presunta infracción a los artículos 18° y 19° de la Ley N° 29571, Código de Protección y Defensa del Consumidor, en tanto </w:t>
+        <w:t xml:space="preserve">Presunta infracción a los artículos 18 y 19 de la Ley 29571, Código de Protección y Defensa del Consumidor, en tanto </w:t>
       </w:r>
       <w:r>
         <w:rPr>
@@ -8059,7 +8059,7 @@
           <w:lang w:val="es-ES" w:eastAsia="es-ES"/>
           <w14:ligatures w14:val="none"/>
         </w:rPr>
-        <w:t xml:space="preserve">la Póliza N°17027395 del Seguro </w:t>
+        <w:t xml:space="preserve">la Póliza 17027395 del Seguro </w:t>
       </w:r>
       <w:proofErr w:type="spellStart"/>
       <w:r>
@@ -8475,7 +8475,7 @@
           <w:lang w:eastAsia="es-PE"/>
           <w14:ligatures w14:val="none"/>
         </w:rPr>
-        <w:t>°</w:t>
+        <w:t/>
       </w:r>
       <w:r>
         <w:rPr>
@@ -8553,7 +8553,7 @@
           <w:lang w:eastAsia="es-PE"/>
           <w14:ligatures w14:val="none"/>
         </w:rPr>
-        <w:t>°</w:t>
+        <w:t/>
       </w:r>
       <w:r>
         <w:rPr>
@@ -8774,7 +8774,7 @@
           <w:lang w:eastAsia="es-PE"/>
           <w14:ligatures w14:val="none"/>
         </w:rPr>
-        <w:t>°</w:t>
+        <w:t/>
       </w:r>
       <w:r>
         <w:rPr>
@@ -8980,7 +8980,7 @@
           <w:lang w:val="es-ES" w:eastAsia="es-ES"/>
           <w14:ligatures w14:val="none"/>
         </w:rPr>
-        <w:t xml:space="preserve">suscrita de la Póliza N°17027395 del Seguro </w:t>
+        <w:t xml:space="preserve">suscrita de la Póliza 17027395 del Seguro </w:t>
       </w:r>
       <w:proofErr w:type="spellStart"/>
       <w:r>
@@ -9204,7 +9204,7 @@
           <w:lang w:val="es-ES" w:eastAsia="es-ES"/>
           <w14:ligatures w14:val="none"/>
         </w:rPr>
-        <w:t xml:space="preserve">la Póliza N°17027395 del Seguro </w:t>
+        <w:t xml:space="preserve">la Póliza 17027395 del Seguro </w:t>
       </w:r>
       <w:proofErr w:type="spellStart"/>
       <w:r>
@@ -9386,7 +9386,7 @@
           <w:lang w:val="es-ES" w:eastAsia="es-ES"/>
           <w14:ligatures w14:val="none"/>
         </w:rPr>
-        <w:t xml:space="preserve">la Póliza N°17027395 del Seguro </w:t>
+        <w:t xml:space="preserve">la Póliza 17027395 del Seguro </w:t>
       </w:r>
       <w:proofErr w:type="spellStart"/>
       <w:r>
@@ -9519,7 +9519,7 @@
           <w:lang w:eastAsia="es-PE"/>
           <w14:ligatures w14:val="none"/>
         </w:rPr>
-        <w:t>°</w:t>
+        <w:t/>
       </w:r>
       <w:r>
         <w:rPr>
@@ -9539,7 +9539,7 @@
           <w:lang w:eastAsia="es-PE"/>
           <w14:ligatures w14:val="none"/>
         </w:rPr>
-        <w:t>Ley N° 29571</w:t>
+        <w:t>Ley 29571</w:t>
       </w:r>
       <w:r>
         <w:rPr>
@@ -9580,7 +9580,7 @@
           <w:lang w:eastAsia="es-PE"/>
           <w14:ligatures w14:val="none"/>
         </w:rPr>
-        <w:t>°</w:t>
+        <w:t/>
       </w:r>
       <w:r>
         <w:rPr>
@@ -9600,7 +9600,7 @@
           <w:lang w:eastAsia="es-PE"/>
           <w14:ligatures w14:val="none"/>
         </w:rPr>
-        <w:t>°</w:t>
+        <w:t/>
       </w:r>
       <w:r>
         <w:rPr>
@@ -9620,7 +9620,7 @@
           <w:lang w:eastAsia="es-PE"/>
           <w14:ligatures w14:val="none"/>
         </w:rPr>
-        <w:t>°</w:t>
+        <w:t/>
       </w:r>
       <w:r>
         <w:rPr>
@@ -9683,7 +9683,7 @@
           <w:lang w:eastAsia="es-PE"/>
           <w14:ligatures w14:val="none"/>
         </w:rPr>
-        <w:t>°</w:t>
+        <w:t/>
       </w:r>
       <w:r>
         <w:rPr>
@@ -9785,7 +9785,7 @@
           <w:lang w:eastAsia="es-PE"/>
           <w14:ligatures w14:val="none"/>
         </w:rPr>
-        <w:t>°</w:t>
+        <w:t/>
       </w:r>
       <w:r>
         <w:rPr>
@@ -9859,7 +9859,7 @@
           <w:lang w:eastAsia="es-PE"/>
           <w14:ligatures w14:val="none"/>
         </w:rPr>
-        <w:t>°</w:t>
+        <w:t/>
       </w:r>
       <w:r>
         <w:rPr>
@@ -9867,7 +9867,7 @@
           <w:kern w:val="0"/>
           <w14:ligatures w14:val="none"/>
         </w:rPr>
-        <w:t xml:space="preserve"> del Decreto Legislativo N° 807</w:t>
+        <w:t xml:space="preserve"> del Decreto Legislativo 807</w:t>
       </w:r>
       <w:r>
         <w:rPr>
@@ -10132,7 +10132,7 @@
           <w:lang w:eastAsia="es-PE"/>
           <w14:ligatures w14:val="none"/>
         </w:rPr>
-        <w:t>°</w:t>
+        <w:t/>
       </w:r>
       <w:r>
         <w:rPr>
@@ -10146,7 +10146,7 @@
           <w:rFonts w:ascii="Arial Narrow" w:hAnsi="Arial Narrow"/>
           <w:color w:val="000000"/>
         </w:rPr>
-        <w:t xml:space="preserve"> Decreto Supremo N° </w:t>
+        <w:t xml:space="preserve"> Decreto Supremo </w:t>
       </w:r>
       <w:r>
         <w:rPr>
@@ -10184,7 +10184,7 @@
           <w:lang w:eastAsia="es-PE"/>
           <w14:ligatures w14:val="none"/>
         </w:rPr>
-        <w:t>°</w:t>
+        <w:t/>
       </w:r>
       <w:r>
         <w:rPr>
@@ -10625,7 +10625,7 @@
           <w:color w:val="000000"/>
           <w:lang w:eastAsia="es-PE"/>
         </w:rPr>
-        <w:t>Comisión de Protección al Consumidor N°1</w:t>
+        <w:t>Comisión de Protección al Consumidor 1</w:t>
       </w:r>
     </w:p>
     <w:p>
@@ -10824,7 +10824,7 @@
           <w:szCs w:val="14"/>
         </w:rPr>
         <w:tab/>
-        <w:t>Denuncia remitida a esta Comisión mediante DOCUMENTO DE TRASLADO N° 089-2026-ILN-CPC/INDECOPI de fecha 8 de abril de 2026, recibida el 14 de abril de 2026.</w:t>
+        <w:t>Denuncia remitida a esta Comisión mediante DOCUMENTO DE TRASLADO 089-2026-ILN-CPC/INDECOPI de fecha 8 de abril de 2026, recibida el 14 de abril de 2026.</w:t>
       </w:r>
     </w:p>
     <w:p>
@@ -10941,7 +10941,7 @@
           <w:sz w:val="14"/>
           <w:szCs w:val="14"/>
         </w:rPr>
-        <w:t xml:space="preserve">  </w:t>
+        <w:t xml:space="preserve"> </w:t>
       </w:r>
       <w:r>
         <w:rPr>
@@ -10959,7 +10959,7 @@
           <w:sz w:val="14"/>
           <w:szCs w:val="14"/>
         </w:rPr>
-        <w:t>LEY N° 29571, CÓDIGO DE PROTECCIÓN Y DEFENSA DEL CONSUMIDOR, publicado el 2 de setiembre de 2010 y modificado por Decreto Legislativo N° 1308</w:t>
+        <w:t>LEY 29571, CÓDIGO DE PROTECCIÓN Y DEFENSA DEL CONSUMIDOR, publicado el 2 de setiembre de 2010 y modificado por Decreto Legislativo 1308</w:t>
       </w:r>
     </w:p>
     <w:p>
@@ -11027,7 +11027,7 @@
           <w:sz w:val="14"/>
           <w:szCs w:val="14"/>
         </w:rPr>
-        <w:t>El Instituto Nacional de Defensa de la Competencia y de la Protección de la Propiedad Intelectual (Indecopi) es la autoridad con competencia primaria y de alcance nacional para conocer las presuntas infracciones a las disposiciones contenidas en el presente Código, así como para imponer las sanciones y medidas correctivas establecidas en el presente capítulo, conforme al Decreto Legislativo N° 1033, Ley de Organización y Funciones del Indecopi. Dicha competencia solo puede ser negada cuando ella haya sido asignada o se asigne a favor de otro organismo por norma expresa con rango de ley.</w:t>
+        <w:t>El Instituto Nacional de Defensa de la Competencia y de la Protección de la Propiedad Intelectual (Indecopi) es la autoridad con competencia primaria y de alcance nacional para conocer las presuntas infracciones a las disposiciones contenidas en el presente Código, así como para imponer las sanciones y medidas correctivas establecidas en el presente capítulo, conforme al Decreto Legislativo 1033, Ley de Organización y Funciones del Indecopi. Dicha competencia solo puede ser negada cuando ella haya sido asignada o se asigne a favor de otro organismo por norma expresa con rango de ley.</w:t>
       </w:r>
     </w:p>
     <w:p>
@@ -11110,7 +11110,7 @@
           <w:sz w:val="14"/>
           <w:szCs w:val="14"/>
         </w:rPr>
-        <w:t>LEY DE ORGANIZACIÓN Y FUNCIONES DEL INDECOPI, APROBADA POR DECRETO LEGISLATIVO N° 1033</w:t>
+        <w:t>LEY DE ORGANIZACIÓN Y FUNCIONES DEL INDECOPI, APROBADA POR DECRETO LEGISLATIVO 1033</w:t>
       </w:r>
     </w:p>
     <w:p>
@@ -11235,7 +11235,7 @@
           <w:sz w:val="14"/>
           <w:szCs w:val="14"/>
         </w:rPr>
-        <w:t xml:space="preserve">           </w:t>
+        <w:t xml:space="preserve"> </w:t>
       </w:r>
       <w:r>
         <w:rPr>
@@ -11253,7 +11253,7 @@
           <w:sz w:val="14"/>
           <w:szCs w:val="14"/>
         </w:rPr>
-        <w:t>LEY N° 29571, CÓDIGO DE PROTECCIÓN Y DEFENSA DEL CONSUMIDOR, publicado el 2 de setiembre de 2010 y modificado por Decreto Legislativo N° 1308</w:t>
+        <w:t>LEY 29571, CÓDIGO DE PROTECCIÓN Y DEFENSA DEL CONSUMIDOR, publicado el 2 de setiembre de 2010 y modificado por Decreto Legislativo 1308</w:t>
       </w:r>
     </w:p>
     <w:p>
@@ -11416,7 +11416,7 @@
           <w:sz w:val="14"/>
           <w:szCs w:val="14"/>
         </w:rPr>
-        <w:t xml:space="preserve">  </w:t>
+        <w:t xml:space="preserve"> </w:t>
       </w:r>
       <w:r>
         <w:rPr>
@@ -11434,7 +11434,7 @@
           <w:sz w:val="14"/>
           <w:szCs w:val="14"/>
         </w:rPr>
-        <w:t>LEY SOBRE FACULTADES, NORMAS Y ORGANIZACIÓN DEL INDECOPI, APROBADA POR DECRETO LEGISLATIVO N° 807 Artículo 24.-</w:t>
+        <w:t>LEY SOBRE FACULTADES, NORMAS Y ORGANIZACIÓN DEL INDECOPI, APROBADA POR DECRETO LEGISLATIVO 807 Artículo 24.-</w:t>
       </w:r>
       <w:r>
         <w:rPr>
@@ -11621,7 +11621,7 @@
           <w:szCs w:val="14"/>
         </w:rPr>
         <w:tab/>
-        <w:t>El número de trabajadores se atenderá siempre que la empresa haya sido constituida antes de la vigencia de la Ley Nº 30056, publicada el 2 de julio de 2013, que modificó el artículo 5 del Texto Único Ordenado de la Ley de Promoción de la Competitividad, Formalización y Desarrollo de la Micro y Pequeña Empresa y de Acceso al Empleo Decente (LEY MYPE). Ello, en la medida que la Tercera Disposición Complementaria Transitoria de la norma modificatoria precisa que las empresas constituidas antes de la entrada en vigencia de dicha Ley se rigen por los requisitos de acogimiento al régimen de las micro y pequeñas empresas regulados en el Decreto Legislativo 1086.</w:t>
+        <w:t>El número de trabajadores se atenderá siempre que la empresa haya sido constituida antes de la vigencia de la Ley 30056, publicada el 2 de julio de 2013, que modificó el artículo 5 del Texto Único Ordenado de la Ley de Promoción de la Competitividad, Formalización y Desarrollo de la Micro y Pequeña Empresa y de Acceso al Empleo Decente (LEY MYPE). Ello, en la medida que la Tercera Disposición Complementaria Transitoria de la norma modificatoria precisa que las empresas constituidas antes de la entrada en vigencia de dicha Ley se rigen por los requisitos de acogimiento al régimen de las micro y pequeñas empresas regulados en el Decreto Legislativo 1086.</w:t>
       </w:r>
     </w:p>
     <w:p>
@@ -11699,7 +11699,7 @@
           <w:sz w:val="14"/>
           <w:szCs w:val="14"/>
         </w:rPr>
-        <w:t>N° 29571</w:t>
+        <w:t>29571</w:t>
       </w:r>
       <w:r>
         <w:rPr>
@@ -11727,7 +11727,7 @@
           <w:sz w:val="14"/>
           <w:szCs w:val="14"/>
         </w:rPr>
-        <w:t>publicado el 2 de setiembre de 2010 y modificado por Decreto Legislativo N° 1308</w:t>
+        <w:t>publicado el 2 de setiembre de 2010 y modificado por Decreto Legislativo 1308</w:t>
       </w:r>
     </w:p>
     <w:p>
@@ -11876,7 +11876,7 @@
           <w:szCs w:val="14"/>
           <w:vertAlign w:val="superscript"/>
         </w:rPr>
-        <w:t xml:space="preserve">  </w:t>
+        <w:t xml:space="preserve"> </w:t>
       </w:r>
       <w:r>
         <w:rPr>
@@ -11884,7 +11884,7 @@
           <w:sz w:val="14"/>
           <w:szCs w:val="14"/>
         </w:rPr>
-        <w:t xml:space="preserve">     </w:t>
+        <w:t xml:space="preserve"> </w:t>
       </w:r>
       <w:r>
         <w:rPr>
@@ -11919,7 +11919,7 @@
           <w:sz w:val="14"/>
           <w:szCs w:val="14"/>
         </w:rPr>
-        <w:t>N° 29571</w:t>
+        <w:t>29571</w:t>
       </w:r>
       <w:r>
         <w:rPr>
@@ -11947,7 +11947,7 @@
           <w:sz w:val="14"/>
           <w:szCs w:val="14"/>
         </w:rPr>
-        <w:t>publicado el 2 de setiembre de 2010 y modificado por Decreto Legislativo N° 1308</w:t>
+        <w:t>publicado el 2 de setiembre de 2010 y modificado por Decreto Legislativo 1308</w:t>
       </w:r>
     </w:p>
     <w:p>
@@ -11989,7 +11989,7 @@
           <w:sz w:val="14"/>
           <w:szCs w:val="14"/>
         </w:rPr>
-        <w:t>El órgano resolutivo puede sancionar las infracciones administrativas a que se refiere el artículo 108º con amonestación y multas de hasta cuatrocientos cincuenta (450) Unidades Impositivas Tributarias (UIT), las cuales son calificadas de la siguiente manera:</w:t>
+        <w:t>El órgano resolutivo puede sancionar las infracciones administrativas a que se refiere el artículo 108 con amonestación y multas de hasta cuatrocientos cincuenta (450) Unidades Impositivas Tributarias (UIT), las cuales son calificadas de la siguiente manera:</w:t>
       </w:r>
     </w:p>
     <w:p>
@@ -12125,7 +12125,7 @@
           <w:sz w:val="14"/>
           <w:szCs w:val="14"/>
         </w:rPr>
-        <w:t xml:space="preserve">        </w:t>
+        <w:t xml:space="preserve"> </w:t>
       </w:r>
       <w:r>
         <w:rPr>
@@ -12143,7 +12143,7 @@
           <w:sz w:val="14"/>
           <w:szCs w:val="14"/>
         </w:rPr>
-        <w:t>LEY N° 29571, CÓDIGO DE PROTECCIÓN Y DEFENSA DEL CONSUMIDOR, publicado el 2 de setiembre de 2010 y modificado por Decreto Legislativo N° 1308</w:t>
+        <w:t>LEY 29571, CÓDIGO DE PROTECCIÓN Y DEFENSA DEL CONSUMIDOR, publicado el 2 de setiembre de 2010 y modificado por Decreto Legislativo 1308</w:t>
       </w:r>
     </w:p>
     <w:p>
@@ -12952,7 +12952,7 @@
           <w:sz w:val="14"/>
           <w:szCs w:val="14"/>
         </w:rPr>
-        <w:t xml:space="preserve">         </w:t>
+        <w:t xml:space="preserve"> </w:t>
       </w:r>
       <w:r>
         <w:rPr>
@@ -12987,7 +12987,7 @@
           <w:sz w:val="14"/>
           <w:szCs w:val="14"/>
         </w:rPr>
-        <w:t>N° 29571</w:t>
+        <w:t>29571</w:t>
       </w:r>
       <w:r>
         <w:rPr>
@@ -13015,7 +13015,7 @@
           <w:sz w:val="14"/>
           <w:szCs w:val="14"/>
         </w:rPr>
-        <w:t>publicado el 2 de setiembre de 2010 y modificado por Decreto Legislativo N° 1308</w:t>
+        <w:t>publicado el 2 de setiembre de 2010 y modificado por Decreto Legislativo 1308</w:t>
       </w:r>
     </w:p>
     <w:p>
@@ -13241,7 +13241,7 @@
           <w:szCs w:val="14"/>
         </w:rPr>
         <w:tab/>
-        <w:t>DECRETO LEGISLATIVO Nº 807, LEY SOBRE FACULTADES, NORMAS Y ORGANIZACIÓN DEL INDECOPI FACULTADES DE LAS COMISIONES Y OFICINAS DEL INDECOPI</w:t>
+        <w:t>DECRETO LEGISLATIVO 807, LEY SOBRE FACULTADES, NORMAS Y ORGANIZACIÓN DEL INDECOPI FACULTADES DE LAS COMISIONES Y OFICINAS DEL INDECOPI</w:t>
       </w:r>
     </w:p>
     <w:p>
@@ -13334,7 +13334,7 @@
           <w:sz w:val="15"/>
           <w:szCs w:val="15"/>
         </w:rPr>
-        <w:t xml:space="preserve">TEXTO ÚNICO ORDENADO DE LA LEY DEL PROCEDIMIENTO ADMINISTRATIVO GENERAL, aprobado mediante DECRETO SUPREMO N° </w:t>
+        <w:t xml:space="preserve">TEXTO ÚNICO ORDENADO DE LA LEY DEL PROCEDIMIENTO ADMINISTRATIVO GENERAL, aprobado mediante DECRETO SUPREMO </w:t>
       </w:r>
       <w:r>
         <w:rPr>
@@ -13712,7 +13712,7 @@
               <w:sz w:val="16"/>
               <w:szCs w:val="16"/>
             </w:rPr>
-            <w:t xml:space="preserve">CNICA DE LA    </w:t>
+            <w:t xml:space="preserve">CNICA DE LA </w:t>
           </w:r>
         </w:p>
         <w:p>

--- a/plantillas_maestras/06_seguro_hogar_e_inmuebles/negativa_cobertura/2_o_mas_ddos_varios/varon/TPL_1243_2026_SEGURO_HOGAR_E_INMUEBLES_NEGATIVA_COBERTURA_ASEGURADORA_VARON_R1.docx
+++ b/plantillas_maestras/06_seguro_hogar_e_inmuebles/negativa_cobertura/2_o_mas_ddos_varios/varon/TPL_1243_2026_SEGURO_HOGAR_E_INMUEBLES_NEGATIVA_COBERTURA_ASEGURADORA_VARON_R1.docx
@@ -117,7 +117,7 @@
           <w:lang w:eastAsia="es-PE"/>
           <w14:ligatures w14:val="none"/>
         </w:rPr>
-        <w:t>DENUNCIANTE</w:t>
+        <w:t xml:space="preserve">DENUNCIANTE:[DENUNCIANTE] (SEÑOR [APELLIDO])</w:t>
       </w:r>
       <w:r>
         <w:rPr>
@@ -129,7 +129,7 @@
           <w14:ligatures w14:val="none"/>
         </w:rPr>
         <w:tab/>
-        <w:t>:</w:t>
+        <w:t/>
       </w:r>
       <w:r>
         <w:rPr>
@@ -151,7 +151,7 @@
           <w:lang w:eastAsia="es-PE"/>
           <w14:ligatures w14:val="none"/>
         </w:rPr>
-        <w:t xml:space="preserve">SANTOS PEDRO CERNA ROMERO </w:t>
+        <w:t xml:space="preserve"/>
       </w:r>
       <w:r>
         <w:rPr>
@@ -162,7 +162,7 @@
           <w:lang w:eastAsia="es-PE"/>
           <w14:ligatures w14:val="none"/>
         </w:rPr>
-        <w:t xml:space="preserve">(SEÑOR </w:t>
+        <w:t xml:space="preserve"/>
       </w:r>
       <w:r>
         <w:rPr>
@@ -173,7 +173,7 @@
           <w:lang w:eastAsia="es-PE"/>
           <w14:ligatures w14:val="none"/>
         </w:rPr>
-        <w:t>CERNA</w:t>
+        <w:t/>
       </w:r>
       <w:r>
         <w:rPr>
@@ -184,7 +184,7 @@
           <w:lang w:eastAsia="es-PE"/>
           <w14:ligatures w14:val="none"/>
         </w:rPr>
-        <w:t>)</w:t>
+        <w:t/>
       </w:r>
     </w:p>
     <w:p>
@@ -767,97 +767,97 @@
           <w:lang w:val="es-ES" w:eastAsia="es-ES"/>
           <w14:ligatures w14:val="none"/>
         </w:rPr>
-        <w:t xml:space="preserve">Mediante </w:t>
-      </w:r>
-      <w:r>
-        <w:rPr>
-          <w:rFonts w:ascii="Arial Narrow" w:eastAsia="Times New Roman" w:hAnsi="Arial Narrow" w:cs="Arial"/>
-          <w:color w:val="000000"/>
-          <w:kern w:val="0"/>
-          <w:lang w:val="es-ES" w:eastAsia="es-ES"/>
-          <w14:ligatures w14:val="none"/>
-        </w:rPr>
-        <w:t xml:space="preserve">la denuncia del </w:t>
-      </w:r>
-      <w:r>
-        <w:rPr>
-          <w:rFonts w:ascii="Arial Narrow" w:eastAsia="Times New Roman" w:hAnsi="Arial Narrow" w:cs="Arial"/>
-          <w:color w:val="000000"/>
-          <w:kern w:val="0"/>
-          <w:lang w:val="es-ES" w:eastAsia="es-ES"/>
-          <w14:ligatures w14:val="none"/>
-        </w:rPr>
-        <w:t>2 de marzo de 2026</w:t>
-      </w:r>
-      <w:r>
-        <w:rPr>
-          <w:rFonts w:ascii="Arial Narrow" w:eastAsia="Times New Roman" w:hAnsi="Arial Narrow" w:cs="Arial"/>
-          <w:color w:val="000000"/>
-          <w:kern w:val="0"/>
-          <w:lang w:val="es-ES" w:eastAsia="es-ES"/>
-          <w14:ligatures w14:val="none"/>
-        </w:rPr>
-        <w:t xml:space="preserve">, </w:t>
-      </w:r>
-      <w:r>
-        <w:rPr>
-          <w:rFonts w:ascii="Arial Narrow" w:eastAsia="Times New Roman" w:hAnsi="Arial Narrow" w:cs="Arial"/>
-          <w:color w:val="000000"/>
-          <w:kern w:val="0"/>
-          <w:lang w:val="es-ES" w:eastAsia="es-ES"/>
-          <w14:ligatures w14:val="none"/>
-        </w:rPr>
-        <w:t>complementada</w:t>
-      </w:r>
-      <w:r>
-        <w:rPr>
-          <w:rFonts w:ascii="Arial Narrow" w:eastAsia="Times New Roman" w:hAnsi="Arial Narrow" w:cs="Arial"/>
-          <w:color w:val="000000"/>
-          <w:kern w:val="0"/>
-          <w:lang w:val="es-ES" w:eastAsia="es-ES"/>
-          <w14:ligatures w14:val="none"/>
-        </w:rPr>
-        <w:t xml:space="preserve"> mediante escrito</w:t>
-      </w:r>
-      <w:r>
-        <w:rPr>
-          <w:rFonts w:ascii="Arial Narrow" w:eastAsia="Times New Roman" w:hAnsi="Arial Narrow" w:cs="Arial"/>
-          <w:color w:val="000000"/>
-          <w:kern w:val="0"/>
-          <w:lang w:val="es-ES" w:eastAsia="es-ES"/>
-          <w14:ligatures w14:val="none"/>
-        </w:rPr>
-        <w:t>s</w:t>
-      </w:r>
-      <w:r>
-        <w:rPr>
-          <w:rFonts w:ascii="Arial Narrow" w:eastAsia="Times New Roman" w:hAnsi="Arial Narrow" w:cs="Arial"/>
-          <w:color w:val="000000"/>
-          <w:kern w:val="0"/>
-          <w:lang w:val="es-ES" w:eastAsia="es-ES"/>
-          <w14:ligatures w14:val="none"/>
-        </w:rPr>
-        <w:t xml:space="preserve"> del </w:t>
-      </w:r>
-      <w:r>
-        <w:rPr>
-          <w:rFonts w:ascii="Arial Narrow" w:eastAsia="Times New Roman" w:hAnsi="Arial Narrow" w:cs="Arial"/>
-          <w:color w:val="000000"/>
-          <w:kern w:val="0"/>
-          <w:lang w:val="es-ES" w:eastAsia="es-ES"/>
-          <w14:ligatures w14:val="none"/>
-        </w:rPr>
-        <w:t>4 de marzo de 2026, 5 de marzo de 2026, 8 de marzo de 2026, 11 de ma</w:t>
-      </w:r>
-      <w:r>
-        <w:rPr>
-          <w:rFonts w:ascii="Arial Narrow" w:eastAsia="Times New Roman" w:hAnsi="Arial Narrow" w:cs="Arial"/>
-          <w:color w:val="000000"/>
-          <w:kern w:val="0"/>
-          <w:lang w:val="es-ES" w:eastAsia="es-ES"/>
-          <w14:ligatures w14:val="none"/>
-        </w:rPr>
-        <w:t>rzo de 2026, 15 de marzo de 2026 y 25 de marzo de 2026</w:t>
+        <w:t xml:space="preserve">Mediante la denuncia del 2 de marzo de 2026, complementada mediante escritos del 4 de marzo de 2026, 5 de marzo de 2026, 8 de marzo de 2026, 11 de marzo de 2026, 15 de marzo de 2026 y 25 de marzo de 2026, el señor [APELLIDO] denunció a Pacífico, Crawford y B&amp;C Ajustadores por presuntas infracciones a la Ley 29571, Código de Protección y Defensa del Consumidor (en adelante, Código), señalando lo siguiente:</w:t>
+      </w:r>
+      <w:r>
+        <w:rPr>
+          <w:rFonts w:ascii="Arial Narrow" w:eastAsia="Times New Roman" w:hAnsi="Arial Narrow" w:cs="Arial"/>
+          <w:color w:val="000000"/>
+          <w:kern w:val="0"/>
+          <w:lang w:val="es-ES" w:eastAsia="es-ES"/>
+          <w14:ligatures w14:val="none"/>
+        </w:rPr>
+        <w:t xml:space="preserve"/>
+      </w:r>
+      <w:r>
+        <w:rPr>
+          <w:rFonts w:ascii="Arial Narrow" w:eastAsia="Times New Roman" w:hAnsi="Arial Narrow" w:cs="Arial"/>
+          <w:color w:val="000000"/>
+          <w:kern w:val="0"/>
+          <w:lang w:val="es-ES" w:eastAsia="es-ES"/>
+          <w14:ligatures w14:val="none"/>
+        </w:rPr>
+        <w:t/>
+      </w:r>
+      <w:r>
+        <w:rPr>
+          <w:rFonts w:ascii="Arial Narrow" w:eastAsia="Times New Roman" w:hAnsi="Arial Narrow" w:cs="Arial"/>
+          <w:color w:val="000000"/>
+          <w:kern w:val="0"/>
+          <w:lang w:val="es-ES" w:eastAsia="es-ES"/>
+          <w14:ligatures w14:val="none"/>
+        </w:rPr>
+        <w:t xml:space="preserve"/>
+      </w:r>
+      <w:r>
+        <w:rPr>
+          <w:rFonts w:ascii="Arial Narrow" w:eastAsia="Times New Roman" w:hAnsi="Arial Narrow" w:cs="Arial"/>
+          <w:color w:val="000000"/>
+          <w:kern w:val="0"/>
+          <w:lang w:val="es-ES" w:eastAsia="es-ES"/>
+          <w14:ligatures w14:val="none"/>
+        </w:rPr>
+        <w:t/>
+      </w:r>
+      <w:r>
+        <w:rPr>
+          <w:rFonts w:ascii="Arial Narrow" w:eastAsia="Times New Roman" w:hAnsi="Arial Narrow" w:cs="Arial"/>
+          <w:color w:val="000000"/>
+          <w:kern w:val="0"/>
+          <w:lang w:val="es-ES" w:eastAsia="es-ES"/>
+          <w14:ligatures w14:val="none"/>
+        </w:rPr>
+        <w:t xml:space="preserve"/>
+      </w:r>
+      <w:r>
+        <w:rPr>
+          <w:rFonts w:ascii="Arial Narrow" w:eastAsia="Times New Roman" w:hAnsi="Arial Narrow" w:cs="Arial"/>
+          <w:color w:val="000000"/>
+          <w:kern w:val="0"/>
+          <w:lang w:val="es-ES" w:eastAsia="es-ES"/>
+          <w14:ligatures w14:val="none"/>
+        </w:rPr>
+        <w:t/>
+      </w:r>
+      <w:r>
+        <w:rPr>
+          <w:rFonts w:ascii="Arial Narrow" w:eastAsia="Times New Roman" w:hAnsi="Arial Narrow" w:cs="Arial"/>
+          <w:color w:val="000000"/>
+          <w:kern w:val="0"/>
+          <w:lang w:val="es-ES" w:eastAsia="es-ES"/>
+          <w14:ligatures w14:val="none"/>
+        </w:rPr>
+        <w:t xml:space="preserve"/>
+      </w:r>
+      <w:r>
+        <w:rPr>
+          <w:rFonts w:ascii="Arial Narrow" w:eastAsia="Times New Roman" w:hAnsi="Arial Narrow" w:cs="Arial"/>
+          <w:color w:val="000000"/>
+          <w:kern w:val="0"/>
+          <w:lang w:val="es-ES" w:eastAsia="es-ES"/>
+          <w14:ligatures w14:val="none"/>
+        </w:rPr>
+        <w:t/>
+      </w:r>
+      <w:r>
+        <w:rPr>
+          <w:rFonts w:ascii="Arial Narrow" w:eastAsia="Times New Roman" w:hAnsi="Arial Narrow" w:cs="Arial"/>
+          <w:color w:val="000000"/>
+          <w:kern w:val="0"/>
+          <w:lang w:val="es-ES" w:eastAsia="es-ES"/>
+          <w14:ligatures w14:val="none"/>
+        </w:rPr>
+        <w:t/>
       </w:r>
       <w:r>
         <w:rPr>
@@ -876,7 +876,7 @@
           <w:kern w:val="0"/>
           <w14:ligatures w14:val="none"/>
         </w:rPr>
-        <w:t xml:space="preserve">, el señor </w:t>
+        <w:t xml:space="preserve"/>
       </w:r>
       <w:r>
         <w:rPr>
@@ -884,7 +884,7 @@
           <w:kern w:val="0"/>
           <w14:ligatures w14:val="none"/>
         </w:rPr>
-        <w:t xml:space="preserve">Cerna </w:t>
+        <w:t xml:space="preserve"/>
       </w:r>
       <w:r>
         <w:rPr>
@@ -892,67 +892,67 @@
           <w:kern w:val="0"/>
           <w14:ligatures w14:val="none"/>
         </w:rPr>
-        <w:t>d</w:t>
-      </w:r>
-      <w:r>
-        <w:rPr>
-          <w:rFonts w:ascii="Arial Narrow" w:eastAsia="Times New Roman" w:hAnsi="Arial Narrow" w:cs="Arial"/>
-          <w:color w:val="000000"/>
-          <w:kern w:val="0"/>
-          <w:lang w:val="es-ES" w:eastAsia="es-ES"/>
-          <w14:ligatures w14:val="none"/>
-        </w:rPr>
-        <w:t xml:space="preserve">enunció a </w:t>
-      </w:r>
-      <w:r>
-        <w:rPr>
-          <w:rFonts w:ascii="Arial Narrow" w:eastAsia="Times New Roman" w:hAnsi="Arial Narrow" w:cs="Arial"/>
-          <w:color w:val="000000"/>
-          <w:kern w:val="0"/>
-          <w:lang w:val="es-ES" w:eastAsia="es-ES"/>
-          <w14:ligatures w14:val="none"/>
-        </w:rPr>
-        <w:t xml:space="preserve">Pacífico, Crawford </w:t>
-      </w:r>
-      <w:r>
-        <w:rPr>
-          <w:rFonts w:ascii="Arial Narrow" w:eastAsia="Times New Roman" w:hAnsi="Arial Narrow" w:cs="Arial"/>
-          <w:color w:val="000000"/>
-          <w:kern w:val="0"/>
-          <w:lang w:val="es-ES" w:eastAsia="es-ES"/>
-          <w14:ligatures w14:val="none"/>
-        </w:rPr>
-        <w:t>y</w:t>
-      </w:r>
-      <w:r>
-        <w:rPr>
-          <w:rFonts w:ascii="Arial Narrow" w:eastAsia="Times New Roman" w:hAnsi="Arial Narrow" w:cs="Arial"/>
-          <w:color w:val="000000"/>
-          <w:kern w:val="0"/>
-          <w:lang w:val="es-ES" w:eastAsia="es-ES"/>
-          <w14:ligatures w14:val="none"/>
-        </w:rPr>
-        <w:t xml:space="preserve"> B&amp;C Ajustadores </w:t>
-      </w:r>
-      <w:r>
-        <w:rPr>
-          <w:rFonts w:ascii="Arial Narrow" w:eastAsia="Times New Roman" w:hAnsi="Arial Narrow" w:cs="Arial"/>
-          <w:color w:val="000000"/>
-          <w:kern w:val="0"/>
-          <w:lang w:val="es-ES" w:eastAsia="es-ES"/>
-          <w14:ligatures w14:val="none"/>
-        </w:rPr>
-        <w:t>por presuntas infracciones a la Ley 29571, Código de Protección y</w:t>
-      </w:r>
-      <w:r>
-        <w:rPr>
-          <w:rFonts w:ascii="Arial Narrow" w:eastAsia="Times New Roman" w:hAnsi="Arial Narrow" w:cs="Arial"/>
-          <w:color w:val="000000"/>
-          <w:kern w:val="0"/>
-          <w:lang w:val="es-ES" w:eastAsia="es-ES"/>
-          <w14:ligatures w14:val="none"/>
-        </w:rPr>
-        <w:t xml:space="preserve"> Defensa del Consumidor (en adelante, Código)</w:t>
+        <w:t/>
+      </w:r>
+      <w:r>
+        <w:rPr>
+          <w:rFonts w:ascii="Arial Narrow" w:eastAsia="Times New Roman" w:hAnsi="Arial Narrow" w:cs="Arial"/>
+          <w:color w:val="000000"/>
+          <w:kern w:val="0"/>
+          <w:lang w:val="es-ES" w:eastAsia="es-ES"/>
+          <w14:ligatures w14:val="none"/>
+        </w:rPr>
+        <w:t xml:space="preserve"/>
+      </w:r>
+      <w:r>
+        <w:rPr>
+          <w:rFonts w:ascii="Arial Narrow" w:eastAsia="Times New Roman" w:hAnsi="Arial Narrow" w:cs="Arial"/>
+          <w:color w:val="000000"/>
+          <w:kern w:val="0"/>
+          <w:lang w:val="es-ES" w:eastAsia="es-ES"/>
+          <w14:ligatures w14:val="none"/>
+        </w:rPr>
+        <w:t xml:space="preserve"/>
+      </w:r>
+      <w:r>
+        <w:rPr>
+          <w:rFonts w:ascii="Arial Narrow" w:eastAsia="Times New Roman" w:hAnsi="Arial Narrow" w:cs="Arial"/>
+          <w:color w:val="000000"/>
+          <w:kern w:val="0"/>
+          <w:lang w:val="es-ES" w:eastAsia="es-ES"/>
+          <w14:ligatures w14:val="none"/>
+        </w:rPr>
+        <w:t/>
+      </w:r>
+      <w:r>
+        <w:rPr>
+          <w:rFonts w:ascii="Arial Narrow" w:eastAsia="Times New Roman" w:hAnsi="Arial Narrow" w:cs="Arial"/>
+          <w:color w:val="000000"/>
+          <w:kern w:val="0"/>
+          <w:lang w:val="es-ES" w:eastAsia="es-ES"/>
+          <w14:ligatures w14:val="none"/>
+        </w:rPr>
+        <w:t xml:space="preserve"/>
+      </w:r>
+      <w:r>
+        <w:rPr>
+          <w:rFonts w:ascii="Arial Narrow" w:eastAsia="Times New Roman" w:hAnsi="Arial Narrow" w:cs="Arial"/>
+          <w:color w:val="000000"/>
+          <w:kern w:val="0"/>
+          <w:lang w:val="es-ES" w:eastAsia="es-ES"/>
+          <w14:ligatures w14:val="none"/>
+        </w:rPr>
+        <w:t/>
+      </w:r>
+      <w:r>
+        <w:rPr>
+          <w:rFonts w:ascii="Arial Narrow" w:eastAsia="Times New Roman" w:hAnsi="Arial Narrow" w:cs="Arial"/>
+          <w:color w:val="000000"/>
+          <w:kern w:val="0"/>
+          <w:lang w:val="es-ES" w:eastAsia="es-ES"/>
+          <w14:ligatures w14:val="none"/>
+        </w:rPr>
+        <w:t xml:space="preserve"/>
       </w:r>
       <w:r>
         <w:rPr>
@@ -973,7 +973,7 @@
           <w:lang w:val="es-ES" w:eastAsia="es-ES"/>
           <w14:ligatures w14:val="none"/>
         </w:rPr>
-        <w:t xml:space="preserve">, señalando </w:t>
+        <w:t xml:space="preserve"/>
       </w:r>
       <w:r>
         <w:rPr>
@@ -984,7 +984,7 @@
           <w:lang w:val="es-ES" w:eastAsia="es-ES"/>
           <w14:ligatures w14:val="none"/>
         </w:rPr>
-        <w:t>lo siguiente:</w:t>
+        <w:t/>
       </w:r>
     </w:p>
     <w:p>
@@ -3973,7 +3973,7 @@
           <w:lang w:val="es-ES" w:eastAsia="es-ES"/>
           <w14:ligatures w14:val="none"/>
         </w:rPr>
-        <w:t xml:space="preserve">El </w:t>
+        <w:t xml:space="preserve">El señor [APELLIDO] solicitó, en calidad de medida correctiva, que Pacífico cumpla con: (i) realizar el pago inmediato de la cobertura por la suma de S/ 231 480,96 correspondiente al siniestro consentido desde el 25 de febrero de 2026; (ii) otorgar la suma de S/ 7 313,07 que asumió рог concepto de intereses bancarios pagados al Banco como consecuencia de la falta de pago de la compañía aseguradora de la cobertura solicitada del Seguro Multiriesgo; y, (iii) realizar el pago de los intereses legales correspondientes en virtud de los hechos materia de denuncia. Asimismo, requirió el reembolso de costos y costas del presente procedimiento.</w:t>
       </w:r>
       <w:r>
         <w:rPr>
@@ -3981,7 +3981,7 @@
           <w:kern w:val="0"/>
           <w14:ligatures w14:val="none"/>
         </w:rPr>
-        <w:t xml:space="preserve">señor </w:t>
+        <w:t xml:space="preserve"/>
       </w:r>
       <w:r>
         <w:rPr>
@@ -3989,17 +3989,17 @@
           <w:kern w:val="0"/>
           <w14:ligatures w14:val="none"/>
         </w:rPr>
-        <w:t xml:space="preserve">Cerna </w:t>
-      </w:r>
-      <w:r>
-        <w:rPr>
-          <w:rFonts w:ascii="Arial Narrow" w:eastAsia="Times New Roman" w:hAnsi="Arial Narrow" w:cs="Arial"/>
-          <w:color w:val="000000"/>
-          <w:kern w:val="0"/>
-          <w:lang w:val="es-ES" w:eastAsia="es-ES"/>
-          <w14:ligatures w14:val="none"/>
-        </w:rPr>
-        <w:t xml:space="preserve">solicitó, en calidad de medida correctiva, que </w:t>
+        <w:t xml:space="preserve"/>
+      </w:r>
+      <w:r>
+        <w:rPr>
+          <w:rFonts w:ascii="Arial Narrow" w:eastAsia="Times New Roman" w:hAnsi="Arial Narrow" w:cs="Arial"/>
+          <w:color w:val="000000"/>
+          <w:kern w:val="0"/>
+          <w:lang w:val="es-ES" w:eastAsia="es-ES"/>
+          <w14:ligatures w14:val="none"/>
+        </w:rPr>
+        <w:t xml:space="preserve"/>
       </w:r>
       <w:bookmarkStart w:id="2" w:name="_Hlk206587071"/>
       <w:r>
@@ -4010,147 +4010,147 @@
           <w:lang w:val="es-ES" w:eastAsia="es-ES"/>
           <w14:ligatures w14:val="none"/>
         </w:rPr>
-        <w:t>Pacífico</w:t>
-      </w:r>
-      <w:r>
-        <w:rPr>
-          <w:rFonts w:ascii="Arial Narrow" w:eastAsia="Times New Roman" w:hAnsi="Arial Narrow" w:cs="Arial"/>
-          <w:color w:val="000000"/>
-          <w:kern w:val="0"/>
-          <w:lang w:val="es-ES" w:eastAsia="es-ES"/>
-          <w14:ligatures w14:val="none"/>
-        </w:rPr>
-        <w:t xml:space="preserve"> </w:t>
-      </w:r>
-      <w:r>
-        <w:rPr>
-          <w:rFonts w:ascii="Arial Narrow" w:eastAsia="Times New Roman" w:hAnsi="Arial Narrow" w:cs="Arial"/>
-          <w:color w:val="000000"/>
-          <w:kern w:val="0"/>
-          <w:lang w:val="es-ES" w:eastAsia="es-ES"/>
-          <w14:ligatures w14:val="none"/>
-        </w:rPr>
-        <w:t xml:space="preserve">cumpla con: (i) </w:t>
-      </w:r>
-      <w:r>
-        <w:rPr>
-          <w:rFonts w:ascii="Arial Narrow" w:eastAsia="Times New Roman" w:hAnsi="Arial Narrow" w:cs="Arial"/>
-          <w:color w:val="000000"/>
-          <w:kern w:val="0"/>
-          <w:lang w:val="es-ES" w:eastAsia="es-ES"/>
-          <w14:ligatures w14:val="none"/>
-        </w:rPr>
-        <w:t>realizar</w:t>
-      </w:r>
-      <w:r>
-        <w:rPr>
-          <w:rFonts w:ascii="Arial Narrow" w:eastAsia="Times New Roman" w:hAnsi="Arial Narrow" w:cs="Arial"/>
-          <w:color w:val="000000"/>
-          <w:kern w:val="0"/>
-          <w:lang w:val="es-ES" w:eastAsia="es-ES"/>
-          <w14:ligatures w14:val="none"/>
-        </w:rPr>
-        <w:t xml:space="preserve"> el pago inmediato de la cobertura por</w:t>
-      </w:r>
-      <w:r>
-        <w:rPr>
-          <w:rFonts w:ascii="Arial Narrow" w:eastAsia="Times New Roman" w:hAnsi="Arial Narrow" w:cs="Arial"/>
-          <w:color w:val="000000"/>
-          <w:kern w:val="0"/>
-          <w:lang w:val="es-ES" w:eastAsia="es-ES"/>
-          <w14:ligatures w14:val="none"/>
-        </w:rPr>
-        <w:t xml:space="preserve"> la suma de</w:t>
-      </w:r>
-      <w:r>
-        <w:rPr>
-          <w:rFonts w:ascii="Arial Narrow" w:eastAsia="Times New Roman" w:hAnsi="Arial Narrow" w:cs="Arial"/>
-          <w:color w:val="000000"/>
-          <w:kern w:val="0"/>
-          <w:lang w:val="es-ES" w:eastAsia="es-ES"/>
-          <w14:ligatures w14:val="none"/>
-        </w:rPr>
-        <w:t xml:space="preserve"> S/</w:t>
-      </w:r>
-      <w:r>
-        <w:rPr>
-          <w:rFonts w:ascii="Arial Narrow" w:eastAsia="Times New Roman" w:hAnsi="Arial Narrow" w:cs="Arial"/>
-          <w:color w:val="000000"/>
-          <w:kern w:val="0"/>
-          <w:lang w:val="es-ES" w:eastAsia="es-ES"/>
-          <w14:ligatures w14:val="none"/>
-        </w:rPr>
-        <w:t xml:space="preserve"> </w:t>
-      </w:r>
-      <w:r>
-        <w:rPr>
-          <w:rFonts w:ascii="Arial Narrow" w:eastAsia="Times New Roman" w:hAnsi="Arial Narrow" w:cs="Arial"/>
-          <w:color w:val="000000"/>
-          <w:kern w:val="0"/>
-          <w:lang w:val="es-ES" w:eastAsia="es-ES"/>
-          <w14:ligatures w14:val="none"/>
-        </w:rPr>
-        <w:t>231</w:t>
-      </w:r>
-      <w:r>
-        <w:rPr>
-          <w:rFonts w:ascii="Arial Narrow" w:eastAsia="Times New Roman" w:hAnsi="Arial Narrow" w:cs="Arial"/>
-          <w:color w:val="000000"/>
-          <w:kern w:val="0"/>
-          <w:lang w:val="es-ES" w:eastAsia="es-ES"/>
-          <w14:ligatures w14:val="none"/>
-        </w:rPr>
-        <w:t xml:space="preserve"> </w:t>
-      </w:r>
-      <w:r>
-        <w:rPr>
-          <w:rFonts w:ascii="Arial Narrow" w:eastAsia="Times New Roman" w:hAnsi="Arial Narrow" w:cs="Arial"/>
-          <w:color w:val="000000"/>
-          <w:kern w:val="0"/>
-          <w:lang w:val="es-ES" w:eastAsia="es-ES"/>
-          <w14:ligatures w14:val="none"/>
-        </w:rPr>
-        <w:t>480</w:t>
-      </w:r>
-      <w:r>
-        <w:rPr>
-          <w:rFonts w:ascii="Arial Narrow" w:eastAsia="Times New Roman" w:hAnsi="Arial Narrow" w:cs="Arial"/>
-          <w:color w:val="000000"/>
-          <w:kern w:val="0"/>
-          <w:lang w:val="es-ES" w:eastAsia="es-ES"/>
-          <w14:ligatures w14:val="none"/>
-        </w:rPr>
-        <w:t>,</w:t>
-      </w:r>
-      <w:r>
-        <w:rPr>
-          <w:rFonts w:ascii="Arial Narrow" w:eastAsia="Times New Roman" w:hAnsi="Arial Narrow" w:cs="Arial"/>
-          <w:color w:val="000000"/>
-          <w:kern w:val="0"/>
-          <w:lang w:val="es-ES" w:eastAsia="es-ES"/>
-          <w14:ligatures w14:val="none"/>
-        </w:rPr>
-        <w:t xml:space="preserve">96 correspondiente al siniestro consentido desde el </w:t>
-      </w:r>
-      <w:r>
-        <w:rPr>
-          <w:rFonts w:ascii="Arial Narrow" w:eastAsia="Times New Roman" w:hAnsi="Arial Narrow" w:cs="Arial"/>
-          <w:color w:val="000000"/>
-          <w:kern w:val="0"/>
-          <w:lang w:val="es-ES" w:eastAsia="es-ES"/>
-          <w14:ligatures w14:val="none"/>
-        </w:rPr>
-        <w:t>25</w:t>
-      </w:r>
-      <w:r>
-        <w:rPr>
-          <w:rFonts w:ascii="Arial Narrow" w:eastAsia="Times New Roman" w:hAnsi="Arial Narrow" w:cs="Arial"/>
-          <w:color w:val="000000"/>
-          <w:kern w:val="0"/>
-          <w:lang w:val="es-ES" w:eastAsia="es-ES"/>
-          <w14:ligatures w14:val="none"/>
-        </w:rPr>
-        <w:t xml:space="preserve"> de febrero de 2026; (</w:t>
+        <w:t/>
+      </w:r>
+      <w:r>
+        <w:rPr>
+          <w:rFonts w:ascii="Arial Narrow" w:eastAsia="Times New Roman" w:hAnsi="Arial Narrow" w:cs="Arial"/>
+          <w:color w:val="000000"/>
+          <w:kern w:val="0"/>
+          <w:lang w:val="es-ES" w:eastAsia="es-ES"/>
+          <w14:ligatures w14:val="none"/>
+        </w:rPr>
+        <w:t xml:space="preserve"/>
+      </w:r>
+      <w:r>
+        <w:rPr>
+          <w:rFonts w:ascii="Arial Narrow" w:eastAsia="Times New Roman" w:hAnsi="Arial Narrow" w:cs="Arial"/>
+          <w:color w:val="000000"/>
+          <w:kern w:val="0"/>
+          <w:lang w:val="es-ES" w:eastAsia="es-ES"/>
+          <w14:ligatures w14:val="none"/>
+        </w:rPr>
+        <w:t xml:space="preserve"/>
+      </w:r>
+      <w:r>
+        <w:rPr>
+          <w:rFonts w:ascii="Arial Narrow" w:eastAsia="Times New Roman" w:hAnsi="Arial Narrow" w:cs="Arial"/>
+          <w:color w:val="000000"/>
+          <w:kern w:val="0"/>
+          <w:lang w:val="es-ES" w:eastAsia="es-ES"/>
+          <w14:ligatures w14:val="none"/>
+        </w:rPr>
+        <w:t/>
+      </w:r>
+      <w:r>
+        <w:rPr>
+          <w:rFonts w:ascii="Arial Narrow" w:eastAsia="Times New Roman" w:hAnsi="Arial Narrow" w:cs="Arial"/>
+          <w:color w:val="000000"/>
+          <w:kern w:val="0"/>
+          <w:lang w:val="es-ES" w:eastAsia="es-ES"/>
+          <w14:ligatures w14:val="none"/>
+        </w:rPr>
+        <w:t xml:space="preserve"/>
+      </w:r>
+      <w:r>
+        <w:rPr>
+          <w:rFonts w:ascii="Arial Narrow" w:eastAsia="Times New Roman" w:hAnsi="Arial Narrow" w:cs="Arial"/>
+          <w:color w:val="000000"/>
+          <w:kern w:val="0"/>
+          <w:lang w:val="es-ES" w:eastAsia="es-ES"/>
+          <w14:ligatures w14:val="none"/>
+        </w:rPr>
+        <w:t xml:space="preserve"/>
+      </w:r>
+      <w:r>
+        <w:rPr>
+          <w:rFonts w:ascii="Arial Narrow" w:eastAsia="Times New Roman" w:hAnsi="Arial Narrow" w:cs="Arial"/>
+          <w:color w:val="000000"/>
+          <w:kern w:val="0"/>
+          <w:lang w:val="es-ES" w:eastAsia="es-ES"/>
+          <w14:ligatures w14:val="none"/>
+        </w:rPr>
+        <w:t xml:space="preserve"/>
+      </w:r>
+      <w:r>
+        <w:rPr>
+          <w:rFonts w:ascii="Arial Narrow" w:eastAsia="Times New Roman" w:hAnsi="Arial Narrow" w:cs="Arial"/>
+          <w:color w:val="000000"/>
+          <w:kern w:val="0"/>
+          <w:lang w:val="es-ES" w:eastAsia="es-ES"/>
+          <w14:ligatures w14:val="none"/>
+        </w:rPr>
+        <w:t xml:space="preserve"/>
+      </w:r>
+      <w:r>
+        <w:rPr>
+          <w:rFonts w:ascii="Arial Narrow" w:eastAsia="Times New Roman" w:hAnsi="Arial Narrow" w:cs="Arial"/>
+          <w:color w:val="000000"/>
+          <w:kern w:val="0"/>
+          <w:lang w:val="es-ES" w:eastAsia="es-ES"/>
+          <w14:ligatures w14:val="none"/>
+        </w:rPr>
+        <w:t/>
+      </w:r>
+      <w:r>
+        <w:rPr>
+          <w:rFonts w:ascii="Arial Narrow" w:eastAsia="Times New Roman" w:hAnsi="Arial Narrow" w:cs="Arial"/>
+          <w:color w:val="000000"/>
+          <w:kern w:val="0"/>
+          <w:lang w:val="es-ES" w:eastAsia="es-ES"/>
+          <w14:ligatures w14:val="none"/>
+        </w:rPr>
+        <w:t xml:space="preserve"/>
+      </w:r>
+      <w:r>
+        <w:rPr>
+          <w:rFonts w:ascii="Arial Narrow" w:eastAsia="Times New Roman" w:hAnsi="Arial Narrow" w:cs="Arial"/>
+          <w:color w:val="000000"/>
+          <w:kern w:val="0"/>
+          <w:lang w:val="es-ES" w:eastAsia="es-ES"/>
+          <w14:ligatures w14:val="none"/>
+        </w:rPr>
+        <w:t/>
+      </w:r>
+      <w:r>
+        <w:rPr>
+          <w:rFonts w:ascii="Arial Narrow" w:eastAsia="Times New Roman" w:hAnsi="Arial Narrow" w:cs="Arial"/>
+          <w:color w:val="000000"/>
+          <w:kern w:val="0"/>
+          <w:lang w:val="es-ES" w:eastAsia="es-ES"/>
+          <w14:ligatures w14:val="none"/>
+        </w:rPr>
+        <w:t/>
+      </w:r>
+      <w:r>
+        <w:rPr>
+          <w:rFonts w:ascii="Arial Narrow" w:eastAsia="Times New Roman" w:hAnsi="Arial Narrow" w:cs="Arial"/>
+          <w:color w:val="000000"/>
+          <w:kern w:val="0"/>
+          <w:lang w:val="es-ES" w:eastAsia="es-ES"/>
+          <w14:ligatures w14:val="none"/>
+        </w:rPr>
+        <w:t xml:space="preserve"/>
+      </w:r>
+      <w:r>
+        <w:rPr>
+          <w:rFonts w:ascii="Arial Narrow" w:eastAsia="Times New Roman" w:hAnsi="Arial Narrow" w:cs="Arial"/>
+          <w:color w:val="000000"/>
+          <w:kern w:val="0"/>
+          <w:lang w:val="es-ES" w:eastAsia="es-ES"/>
+          <w14:ligatures w14:val="none"/>
+        </w:rPr>
+        <w:t/>
+      </w:r>
+      <w:r>
+        <w:rPr>
+          <w:rFonts w:ascii="Arial Narrow" w:eastAsia="Times New Roman" w:hAnsi="Arial Narrow" w:cs="Arial"/>
+          <w:color w:val="000000"/>
+          <w:kern w:val="0"/>
+          <w:lang w:val="es-ES" w:eastAsia="es-ES"/>
+          <w14:ligatures w14:val="none"/>
+        </w:rPr>
+        <w:t xml:space="preserve"/>
       </w:r>
       <w:proofErr w:type="spellStart"/>
       <w:r>
@@ -4161,7 +4161,7 @@
           <w:lang w:val="es-ES" w:eastAsia="es-ES"/>
           <w14:ligatures w14:val="none"/>
         </w:rPr>
-        <w:t>ii</w:t>
+        <w:t/>
       </w:r>
       <w:proofErr w:type="spellEnd"/>
       <w:r>
@@ -4172,97 +4172,97 @@
           <w:lang w:val="es-ES" w:eastAsia="es-ES"/>
           <w14:ligatures w14:val="none"/>
         </w:rPr>
-        <w:t xml:space="preserve">) </w:t>
-      </w:r>
-      <w:r>
-        <w:rPr>
-          <w:rFonts w:ascii="Arial Narrow" w:eastAsia="Times New Roman" w:hAnsi="Arial Narrow" w:cs="Arial"/>
-          <w:color w:val="000000"/>
-          <w:kern w:val="0"/>
-          <w:lang w:val="es-ES" w:eastAsia="es-ES"/>
-          <w14:ligatures w14:val="none"/>
-        </w:rPr>
-        <w:t xml:space="preserve">otorgar </w:t>
-      </w:r>
-      <w:r>
-        <w:rPr>
-          <w:rFonts w:ascii="Arial Narrow" w:eastAsia="Times New Roman" w:hAnsi="Arial Narrow" w:cs="Arial"/>
-          <w:color w:val="000000"/>
-          <w:kern w:val="0"/>
-          <w:lang w:val="es-ES" w:eastAsia="es-ES"/>
-          <w14:ligatures w14:val="none"/>
-        </w:rPr>
-        <w:t>la suma de</w:t>
-      </w:r>
-      <w:r>
-        <w:rPr>
-          <w:rFonts w:ascii="Arial Narrow" w:eastAsia="Times New Roman" w:hAnsi="Arial Narrow" w:cs="Arial"/>
-          <w:color w:val="000000"/>
-          <w:kern w:val="0"/>
-          <w:lang w:val="es-ES" w:eastAsia="es-ES"/>
-          <w14:ligatures w14:val="none"/>
-        </w:rPr>
-        <w:t xml:space="preserve"> S/ 7</w:t>
-      </w:r>
-      <w:r>
-        <w:rPr>
-          <w:rFonts w:ascii="Arial Narrow" w:eastAsia="Times New Roman" w:hAnsi="Arial Narrow" w:cs="Arial"/>
-          <w:color w:val="000000"/>
-          <w:kern w:val="0"/>
-          <w:lang w:val="es-ES" w:eastAsia="es-ES"/>
-          <w14:ligatures w14:val="none"/>
-        </w:rPr>
-        <w:t xml:space="preserve"> </w:t>
-      </w:r>
-      <w:r>
-        <w:rPr>
-          <w:rFonts w:ascii="Arial Narrow" w:eastAsia="Times New Roman" w:hAnsi="Arial Narrow" w:cs="Arial"/>
-          <w:color w:val="000000"/>
-          <w:kern w:val="0"/>
-          <w:lang w:val="es-ES" w:eastAsia="es-ES"/>
-          <w14:ligatures w14:val="none"/>
-        </w:rPr>
-        <w:t>313</w:t>
-      </w:r>
-      <w:r>
-        <w:rPr>
-          <w:rFonts w:ascii="Arial Narrow" w:eastAsia="Times New Roman" w:hAnsi="Arial Narrow" w:cs="Arial"/>
-          <w:color w:val="000000"/>
-          <w:kern w:val="0"/>
-          <w:lang w:val="es-ES" w:eastAsia="es-ES"/>
-          <w14:ligatures w14:val="none"/>
-        </w:rPr>
-        <w:t>,</w:t>
-      </w:r>
-      <w:r>
-        <w:rPr>
-          <w:rFonts w:ascii="Arial Narrow" w:eastAsia="Times New Roman" w:hAnsi="Arial Narrow" w:cs="Arial"/>
-          <w:color w:val="000000"/>
-          <w:kern w:val="0"/>
-          <w:lang w:val="es-ES" w:eastAsia="es-ES"/>
-          <w14:ligatures w14:val="none"/>
-        </w:rPr>
-        <w:t>07</w:t>
-      </w:r>
-      <w:r>
-        <w:rPr>
-          <w:rFonts w:ascii="Arial Narrow" w:eastAsia="Times New Roman" w:hAnsi="Arial Narrow" w:cs="Arial"/>
-          <w:color w:val="000000"/>
-          <w:kern w:val="0"/>
-          <w:lang w:val="es-ES" w:eastAsia="es-ES"/>
-          <w14:ligatures w14:val="none"/>
-        </w:rPr>
-        <w:t xml:space="preserve"> que asumió</w:t>
-      </w:r>
-      <w:r>
-        <w:rPr>
-          <w:rFonts w:ascii="Arial Narrow" w:eastAsia="Times New Roman" w:hAnsi="Arial Narrow" w:cs="Arial"/>
-          <w:color w:val="000000"/>
-          <w:kern w:val="0"/>
-          <w:lang w:val="es-ES" w:eastAsia="es-ES"/>
-          <w14:ligatures w14:val="none"/>
-        </w:rPr>
-        <w:t xml:space="preserve"> </w:t>
+        <w:t xml:space="preserve"/>
+      </w:r>
+      <w:r>
+        <w:rPr>
+          <w:rFonts w:ascii="Arial Narrow" w:eastAsia="Times New Roman" w:hAnsi="Arial Narrow" w:cs="Arial"/>
+          <w:color w:val="000000"/>
+          <w:kern w:val="0"/>
+          <w:lang w:val="es-ES" w:eastAsia="es-ES"/>
+          <w14:ligatures w14:val="none"/>
+        </w:rPr>
+        <w:t xml:space="preserve"/>
+      </w:r>
+      <w:r>
+        <w:rPr>
+          <w:rFonts w:ascii="Arial Narrow" w:eastAsia="Times New Roman" w:hAnsi="Arial Narrow" w:cs="Arial"/>
+          <w:color w:val="000000"/>
+          <w:kern w:val="0"/>
+          <w:lang w:val="es-ES" w:eastAsia="es-ES"/>
+          <w14:ligatures w14:val="none"/>
+        </w:rPr>
+        <w:t/>
+      </w:r>
+      <w:r>
+        <w:rPr>
+          <w:rFonts w:ascii="Arial Narrow" w:eastAsia="Times New Roman" w:hAnsi="Arial Narrow" w:cs="Arial"/>
+          <w:color w:val="000000"/>
+          <w:kern w:val="0"/>
+          <w:lang w:val="es-ES" w:eastAsia="es-ES"/>
+          <w14:ligatures w14:val="none"/>
+        </w:rPr>
+        <w:t xml:space="preserve"/>
+      </w:r>
+      <w:r>
+        <w:rPr>
+          <w:rFonts w:ascii="Arial Narrow" w:eastAsia="Times New Roman" w:hAnsi="Arial Narrow" w:cs="Arial"/>
+          <w:color w:val="000000"/>
+          <w:kern w:val="0"/>
+          <w:lang w:val="es-ES" w:eastAsia="es-ES"/>
+          <w14:ligatures w14:val="none"/>
+        </w:rPr>
+        <w:t xml:space="preserve"/>
+      </w:r>
+      <w:r>
+        <w:rPr>
+          <w:rFonts w:ascii="Arial Narrow" w:eastAsia="Times New Roman" w:hAnsi="Arial Narrow" w:cs="Arial"/>
+          <w:color w:val="000000"/>
+          <w:kern w:val="0"/>
+          <w:lang w:val="es-ES" w:eastAsia="es-ES"/>
+          <w14:ligatures w14:val="none"/>
+        </w:rPr>
+        <w:t/>
+      </w:r>
+      <w:r>
+        <w:rPr>
+          <w:rFonts w:ascii="Arial Narrow" w:eastAsia="Times New Roman" w:hAnsi="Arial Narrow" w:cs="Arial"/>
+          <w:color w:val="000000"/>
+          <w:kern w:val="0"/>
+          <w:lang w:val="es-ES" w:eastAsia="es-ES"/>
+          <w14:ligatures w14:val="none"/>
+        </w:rPr>
+        <w:t/>
+      </w:r>
+      <w:r>
+        <w:rPr>
+          <w:rFonts w:ascii="Arial Narrow" w:eastAsia="Times New Roman" w:hAnsi="Arial Narrow" w:cs="Arial"/>
+          <w:color w:val="000000"/>
+          <w:kern w:val="0"/>
+          <w:lang w:val="es-ES" w:eastAsia="es-ES"/>
+          <w14:ligatures w14:val="none"/>
+        </w:rPr>
+        <w:t/>
+      </w:r>
+      <w:r>
+        <w:rPr>
+          <w:rFonts w:ascii="Arial Narrow" w:eastAsia="Times New Roman" w:hAnsi="Arial Narrow" w:cs="Arial"/>
+          <w:color w:val="000000"/>
+          <w:kern w:val="0"/>
+          <w:lang w:val="es-ES" w:eastAsia="es-ES"/>
+          <w14:ligatures w14:val="none"/>
+        </w:rPr>
+        <w:t xml:space="preserve"/>
+      </w:r>
+      <w:r>
+        <w:rPr>
+          <w:rFonts w:ascii="Arial Narrow" w:eastAsia="Times New Roman" w:hAnsi="Arial Narrow" w:cs="Arial"/>
+          <w:color w:val="000000"/>
+          <w:kern w:val="0"/>
+          <w:lang w:val="es-ES" w:eastAsia="es-ES"/>
+          <w14:ligatures w14:val="none"/>
+        </w:rPr>
+        <w:t xml:space="preserve"/>
       </w:r>
       <w:proofErr w:type="spellStart"/>
       <w:r>
@@ -4273,7 +4273,7 @@
           <w:lang w:val="es-ES" w:eastAsia="es-ES"/>
           <w14:ligatures w14:val="none"/>
         </w:rPr>
-        <w:t>рог</w:t>
+        <w:t/>
       </w:r>
       <w:proofErr w:type="spellEnd"/>
       <w:r>
@@ -4284,107 +4284,107 @@
           <w:lang w:val="es-ES" w:eastAsia="es-ES"/>
           <w14:ligatures w14:val="none"/>
         </w:rPr>
-        <w:t xml:space="preserve"> concepto de intereses bancarios pagados a</w:t>
-      </w:r>
-      <w:r>
-        <w:rPr>
-          <w:rFonts w:ascii="Arial Narrow" w:eastAsia="Times New Roman" w:hAnsi="Arial Narrow" w:cs="Arial"/>
-          <w:color w:val="000000"/>
-          <w:kern w:val="0"/>
-          <w:lang w:val="es-ES" w:eastAsia="es-ES"/>
-          <w14:ligatures w14:val="none"/>
-        </w:rPr>
-        <w:t xml:space="preserve">l Banco </w:t>
-      </w:r>
-      <w:r>
-        <w:rPr>
-          <w:rFonts w:ascii="Arial Narrow" w:eastAsia="Times New Roman" w:hAnsi="Arial Narrow" w:cs="Arial"/>
-          <w:color w:val="000000"/>
-          <w:kern w:val="0"/>
-          <w:lang w:eastAsia="es-ES"/>
-          <w14:ligatures w14:val="none"/>
-        </w:rPr>
-        <w:t xml:space="preserve">como consecuencia de la falta de pago </w:t>
-      </w:r>
-      <w:r>
-        <w:rPr>
-          <w:rFonts w:ascii="Arial Narrow" w:eastAsia="Times New Roman" w:hAnsi="Arial Narrow" w:cs="Arial"/>
-          <w:color w:val="000000"/>
-          <w:kern w:val="0"/>
-          <w:lang w:eastAsia="es-ES"/>
-          <w14:ligatures w14:val="none"/>
-        </w:rPr>
-        <w:t xml:space="preserve">de </w:t>
-      </w:r>
-      <w:r>
-        <w:rPr>
-          <w:rFonts w:ascii="Arial Narrow" w:eastAsia="Times New Roman" w:hAnsi="Arial Narrow" w:cs="Arial"/>
-          <w:color w:val="000000"/>
-          <w:kern w:val="0"/>
-          <w:lang w:eastAsia="es-ES"/>
-          <w14:ligatures w14:val="none"/>
-        </w:rPr>
-        <w:t xml:space="preserve">la </w:t>
-      </w:r>
-      <w:r>
-        <w:rPr>
-          <w:rFonts w:ascii="Arial Narrow" w:eastAsia="Times New Roman" w:hAnsi="Arial Narrow" w:cs="Arial"/>
-          <w:color w:val="000000"/>
-          <w:kern w:val="0"/>
-          <w:lang w:eastAsia="es-ES"/>
-          <w14:ligatures w14:val="none"/>
-        </w:rPr>
-        <w:t xml:space="preserve">compañía </w:t>
-      </w:r>
-      <w:r>
-        <w:rPr>
-          <w:rFonts w:ascii="Arial Narrow" w:eastAsia="Times New Roman" w:hAnsi="Arial Narrow" w:cs="Arial"/>
-          <w:color w:val="000000"/>
-          <w:kern w:val="0"/>
-          <w:lang w:eastAsia="es-ES"/>
-          <w14:ligatures w14:val="none"/>
-        </w:rPr>
-        <w:t xml:space="preserve">aseguradora </w:t>
-      </w:r>
-      <w:r>
-        <w:rPr>
-          <w:rFonts w:ascii="Arial Narrow" w:eastAsia="Times New Roman" w:hAnsi="Arial Narrow" w:cs="Arial"/>
-          <w:color w:val="000000"/>
-          <w:kern w:val="0"/>
-          <w:lang w:eastAsia="es-ES"/>
-          <w14:ligatures w14:val="none"/>
-        </w:rPr>
-        <w:t xml:space="preserve">de la cobertura </w:t>
-      </w:r>
-      <w:r>
-        <w:rPr>
-          <w:rFonts w:ascii="Arial Narrow" w:eastAsia="Times New Roman" w:hAnsi="Arial Narrow" w:cs="Arial"/>
-          <w:color w:val="000000"/>
-          <w:kern w:val="0"/>
-          <w:lang w:eastAsia="es-ES"/>
-          <w14:ligatures w14:val="none"/>
-        </w:rPr>
-        <w:t>solicitada</w:t>
-      </w:r>
-      <w:r>
-        <w:rPr>
-          <w:rFonts w:ascii="Arial Narrow" w:eastAsia="Times New Roman" w:hAnsi="Arial Narrow" w:cs="Arial"/>
-          <w:color w:val="000000"/>
-          <w:kern w:val="0"/>
-          <w:lang w:eastAsia="es-ES"/>
-          <w14:ligatures w14:val="none"/>
-        </w:rPr>
-        <w:t xml:space="preserve"> del </w:t>
-      </w:r>
-      <w:r>
-        <w:rPr>
-          <w:rFonts w:ascii="Arial Narrow" w:eastAsia="Times New Roman" w:hAnsi="Arial Narrow" w:cs="Arial"/>
-          <w:color w:val="000000"/>
-          <w:kern w:val="0"/>
-          <w:lang w:eastAsia="es-ES"/>
-          <w14:ligatures w14:val="none"/>
-        </w:rPr>
-        <w:t xml:space="preserve">Seguro </w:t>
+        <w:t xml:space="preserve"/>
+      </w:r>
+      <w:r>
+        <w:rPr>
+          <w:rFonts w:ascii="Arial Narrow" w:eastAsia="Times New Roman" w:hAnsi="Arial Narrow" w:cs="Arial"/>
+          <w:color w:val="000000"/>
+          <w:kern w:val="0"/>
+          <w:lang w:val="es-ES" w:eastAsia="es-ES"/>
+          <w14:ligatures w14:val="none"/>
+        </w:rPr>
+        <w:t xml:space="preserve"/>
+      </w:r>
+      <w:r>
+        <w:rPr>
+          <w:rFonts w:ascii="Arial Narrow" w:eastAsia="Times New Roman" w:hAnsi="Arial Narrow" w:cs="Arial"/>
+          <w:color w:val="000000"/>
+          <w:kern w:val="0"/>
+          <w:lang w:eastAsia="es-ES"/>
+          <w14:ligatures w14:val="none"/>
+        </w:rPr>
+        <w:t xml:space="preserve"/>
+      </w:r>
+      <w:r>
+        <w:rPr>
+          <w:rFonts w:ascii="Arial Narrow" w:eastAsia="Times New Roman" w:hAnsi="Arial Narrow" w:cs="Arial"/>
+          <w:color w:val="000000"/>
+          <w:kern w:val="0"/>
+          <w:lang w:eastAsia="es-ES"/>
+          <w14:ligatures w14:val="none"/>
+        </w:rPr>
+        <w:t xml:space="preserve"/>
+      </w:r>
+      <w:r>
+        <w:rPr>
+          <w:rFonts w:ascii="Arial Narrow" w:eastAsia="Times New Roman" w:hAnsi="Arial Narrow" w:cs="Arial"/>
+          <w:color w:val="000000"/>
+          <w:kern w:val="0"/>
+          <w:lang w:eastAsia="es-ES"/>
+          <w14:ligatures w14:val="none"/>
+        </w:rPr>
+        <w:t xml:space="preserve"/>
+      </w:r>
+      <w:r>
+        <w:rPr>
+          <w:rFonts w:ascii="Arial Narrow" w:eastAsia="Times New Roman" w:hAnsi="Arial Narrow" w:cs="Arial"/>
+          <w:color w:val="000000"/>
+          <w:kern w:val="0"/>
+          <w:lang w:eastAsia="es-ES"/>
+          <w14:ligatures w14:val="none"/>
+        </w:rPr>
+        <w:t xml:space="preserve"/>
+      </w:r>
+      <w:r>
+        <w:rPr>
+          <w:rFonts w:ascii="Arial Narrow" w:eastAsia="Times New Roman" w:hAnsi="Arial Narrow" w:cs="Arial"/>
+          <w:color w:val="000000"/>
+          <w:kern w:val="0"/>
+          <w:lang w:eastAsia="es-ES"/>
+          <w14:ligatures w14:val="none"/>
+        </w:rPr>
+        <w:t xml:space="preserve"/>
+      </w:r>
+      <w:r>
+        <w:rPr>
+          <w:rFonts w:ascii="Arial Narrow" w:eastAsia="Times New Roman" w:hAnsi="Arial Narrow" w:cs="Arial"/>
+          <w:color w:val="000000"/>
+          <w:kern w:val="0"/>
+          <w:lang w:eastAsia="es-ES"/>
+          <w14:ligatures w14:val="none"/>
+        </w:rPr>
+        <w:t xml:space="preserve"/>
+      </w:r>
+      <w:r>
+        <w:rPr>
+          <w:rFonts w:ascii="Arial Narrow" w:eastAsia="Times New Roman" w:hAnsi="Arial Narrow" w:cs="Arial"/>
+          <w:color w:val="000000"/>
+          <w:kern w:val="0"/>
+          <w:lang w:eastAsia="es-ES"/>
+          <w14:ligatures w14:val="none"/>
+        </w:rPr>
+        <w:t/>
+      </w:r>
+      <w:r>
+        <w:rPr>
+          <w:rFonts w:ascii="Arial Narrow" w:eastAsia="Times New Roman" w:hAnsi="Arial Narrow" w:cs="Arial"/>
+          <w:color w:val="000000"/>
+          <w:kern w:val="0"/>
+          <w:lang w:eastAsia="es-ES"/>
+          <w14:ligatures w14:val="none"/>
+        </w:rPr>
+        <w:t xml:space="preserve"/>
+      </w:r>
+      <w:r>
+        <w:rPr>
+          <w:rFonts w:ascii="Arial Narrow" w:eastAsia="Times New Roman" w:hAnsi="Arial Narrow" w:cs="Arial"/>
+          <w:color w:val="000000"/>
+          <w:kern w:val="0"/>
+          <w:lang w:eastAsia="es-ES"/>
+          <w14:ligatures w14:val="none"/>
+        </w:rPr>
+        <w:t xml:space="preserve"/>
       </w:r>
       <w:proofErr w:type="spellStart"/>
       <w:r>
@@ -4395,7 +4395,7 @@
           <w:lang w:eastAsia="es-ES"/>
           <w14:ligatures w14:val="none"/>
         </w:rPr>
-        <w:t>Multiriesgo</w:t>
+        <w:t/>
       </w:r>
       <w:proofErr w:type="spellEnd"/>
       <w:r>
@@ -4406,7 +4406,7 @@
           <w:lang w:val="es-ES" w:eastAsia="es-ES"/>
           <w14:ligatures w14:val="none"/>
         </w:rPr>
-        <w:t>; y, (</w:t>
+        <w:t/>
       </w:r>
       <w:proofErr w:type="spellStart"/>
       <w:r>
@@ -4417,7 +4417,7 @@
           <w:lang w:val="es-ES" w:eastAsia="es-ES"/>
           <w14:ligatures w14:val="none"/>
         </w:rPr>
-        <w:t>iii</w:t>
+        <w:t/>
       </w:r>
       <w:proofErr w:type="spellEnd"/>
       <w:r>
@@ -4428,17 +4428,17 @@
           <w:lang w:val="es-ES" w:eastAsia="es-ES"/>
           <w14:ligatures w14:val="none"/>
         </w:rPr>
-        <w:t>) realizar el pago de los intereses legales correspondientes en virtud de los hechos materia de denuncia</w:t>
-      </w:r>
-      <w:r>
-        <w:rPr>
-          <w:rFonts w:ascii="Arial Narrow" w:eastAsia="Times New Roman" w:hAnsi="Arial Narrow" w:cs="Arial"/>
-          <w:color w:val="000000"/>
-          <w:kern w:val="0"/>
-          <w:lang w:val="es-ES" w:eastAsia="es-ES"/>
-          <w14:ligatures w14:val="none"/>
-        </w:rPr>
-        <w:t>. Asimismo, requirió el reembolso de costos y costas del presente procedimiento.</w:t>
+        <w:t/>
+      </w:r>
+      <w:r>
+        <w:rPr>
+          <w:rFonts w:ascii="Arial Narrow" w:eastAsia="Times New Roman" w:hAnsi="Arial Narrow" w:cs="Arial"/>
+          <w:color w:val="000000"/>
+          <w:kern w:val="0"/>
+          <w:lang w:val="es-ES" w:eastAsia="es-ES"/>
+          <w14:ligatures w14:val="none"/>
+        </w:rPr>
+        <w:t/>
       </w:r>
     </w:p>
     <w:bookmarkEnd w:id="2"/>
@@ -6789,7 +6789,7 @@
           <w14:ligatures w14:val="none"/>
         </w:rPr>
         <w:lastRenderedPageBreak/>
-        <w:t xml:space="preserve">PRIMERO: </w:t>
+        <w:t xml:space="preserve">PRIMERO: admitir a trámite la denuncia del 2 de marzo de 2026, complementada mediante escritos del 4 de marzo de 2026, 5 de marzo de 2026, 8 de marzo de 2026, 11 de marzo de 2026, 15 de marzo de 2026 y 25 de marzo de 2026, interpuesta por el señor [DENUNCIANTE] contra Pacífico Compañía de Seguros y Reaseguros S.A., Crawford Perú S.A. Ajustadores y Peritos de Seguros y B&amp;C Ajustadores y Peritos de Seguros S.A., por lo siguiente:</w:t>
       </w:r>
       <w:r>
         <w:rPr>
@@ -6800,37 +6800,37 @@
           <w:lang w:eastAsia="es-PE"/>
           <w14:ligatures w14:val="none"/>
         </w:rPr>
-        <w:t xml:space="preserve">admitir a trámite la denuncia del </w:t>
-      </w:r>
-      <w:r>
-        <w:rPr>
-          <w:rFonts w:ascii="Arial Narrow" w:eastAsia="Times New Roman" w:hAnsi="Arial Narrow" w:cs="Arial"/>
-          <w:color w:val="000000"/>
-          <w:kern w:val="0"/>
-          <w:lang w:val="es-ES" w:eastAsia="es-ES"/>
-          <w14:ligatures w14:val="none"/>
-        </w:rPr>
-        <w:t>2 de marzo de 2026, complementada mediante escritos del 4 de marzo de 2026, 5 de marzo de 2026, 8 de marzo de 2026, 11 de ma</w:t>
-      </w:r>
-      <w:r>
-        <w:rPr>
-          <w:rFonts w:ascii="Arial Narrow" w:eastAsia="Times New Roman" w:hAnsi="Arial Narrow" w:cs="Arial"/>
-          <w:color w:val="000000"/>
-          <w:kern w:val="0"/>
-          <w:lang w:val="es-ES" w:eastAsia="es-ES"/>
-          <w14:ligatures w14:val="none"/>
-        </w:rPr>
-        <w:t>rzo de 2026, 15 de marzo de 2026 y 25 de marzo de 2026</w:t>
-      </w:r>
-      <w:r>
-        <w:rPr>
-          <w:rFonts w:ascii="Arial Narrow" w:eastAsia="Times New Roman" w:hAnsi="Arial Narrow" w:cs="Arial"/>
-          <w:color w:val="000000"/>
-          <w:kern w:val="0"/>
-          <w:lang w:val="es-ES" w:eastAsia="es-ES"/>
-          <w14:ligatures w14:val="none"/>
-        </w:rPr>
-        <w:t xml:space="preserve">, </w:t>
+        <w:t xml:space="preserve"/>
+      </w:r>
+      <w:r>
+        <w:rPr>
+          <w:rFonts w:ascii="Arial Narrow" w:eastAsia="Times New Roman" w:hAnsi="Arial Narrow" w:cs="Arial"/>
+          <w:color w:val="000000"/>
+          <w:kern w:val="0"/>
+          <w:lang w:val="es-ES" w:eastAsia="es-ES"/>
+          <w14:ligatures w14:val="none"/>
+        </w:rPr>
+        <w:t/>
+      </w:r>
+      <w:r>
+        <w:rPr>
+          <w:rFonts w:ascii="Arial Narrow" w:eastAsia="Times New Roman" w:hAnsi="Arial Narrow" w:cs="Arial"/>
+          <w:color w:val="000000"/>
+          <w:kern w:val="0"/>
+          <w:lang w:val="es-ES" w:eastAsia="es-ES"/>
+          <w14:ligatures w14:val="none"/>
+        </w:rPr>
+        <w:t/>
+      </w:r>
+      <w:r>
+        <w:rPr>
+          <w:rFonts w:ascii="Arial Narrow" w:eastAsia="Times New Roman" w:hAnsi="Arial Narrow" w:cs="Arial"/>
+          <w:color w:val="000000"/>
+          <w:kern w:val="0"/>
+          <w:lang w:val="es-ES" w:eastAsia="es-ES"/>
+          <w14:ligatures w14:val="none"/>
+        </w:rPr>
+        <w:t xml:space="preserve"/>
       </w:r>
       <w:r>
         <w:rPr>
@@ -6841,7 +6841,7 @@
           <w:lang w:eastAsia="es-PE"/>
           <w14:ligatures w14:val="none"/>
         </w:rPr>
-        <w:t xml:space="preserve">interpuesta por el </w:t>
+        <w:t xml:space="preserve"/>
       </w:r>
       <w:r>
         <w:rPr>
@@ -6851,7 +6851,7 @@
           <w:kern w:val="0"/>
           <w14:ligatures w14:val="none"/>
         </w:rPr>
-        <w:t xml:space="preserve">señor </w:t>
+        <w:t xml:space="preserve"/>
       </w:r>
       <w:r>
         <w:rPr>
@@ -6862,7 +6862,7 @@
           <w:lang w:eastAsia="es-PE"/>
           <w14:ligatures w14:val="none"/>
         </w:rPr>
-        <w:t xml:space="preserve">Santos Pedro Cerna Romero </w:t>
+        <w:t xml:space="preserve"/>
       </w:r>
       <w:r>
         <w:rPr>
@@ -6873,31 +6873,31 @@
           <w:lang w:eastAsia="es-PE"/>
           <w14:ligatures w14:val="none"/>
         </w:rPr>
-        <w:t xml:space="preserve">contra </w:t>
+        <w:t xml:space="preserve"/>
       </w:r>
       <w:r>
         <w:rPr>
           <w:rFonts w:ascii="Arial Narrow" w:eastAsia="Arial Narrow" w:hAnsi="Arial Narrow" w:cs="Arial Narrow"/>
           <w:bCs/>
         </w:rPr>
-        <w:t>Pacífico Compañía de Seguros y Reaseguros S.A.</w:t>
-      </w:r>
-      <w:r>
-        <w:rPr>
-          <w:rFonts w:ascii="Arial Narrow" w:eastAsia="Times New Roman" w:hAnsi="Arial Narrow" w:cs="Arial"/>
-          <w:color w:val="000000"/>
-          <w:kern w:val="0"/>
-          <w:lang w:eastAsia="es-ES"/>
-          <w14:ligatures w14:val="none"/>
-        </w:rPr>
-        <w:t xml:space="preserve">, </w:t>
+        <w:t/>
+      </w:r>
+      <w:r>
+        <w:rPr>
+          <w:rFonts w:ascii="Arial Narrow" w:eastAsia="Times New Roman" w:hAnsi="Arial Narrow" w:cs="Arial"/>
+          <w:color w:val="000000"/>
+          <w:kern w:val="0"/>
+          <w:lang w:eastAsia="es-ES"/>
+          <w14:ligatures w14:val="none"/>
+        </w:rPr>
+        <w:t xml:space="preserve"/>
       </w:r>
       <w:r>
         <w:rPr>
           <w:rFonts w:ascii="Arial Narrow" w:eastAsia="Arial Narrow" w:hAnsi="Arial Narrow" w:cs="Arial Narrow"/>
           <w:bCs/>
         </w:rPr>
-        <w:t>Crawford Perú S.A. Ajustadores y Peritos de Seguros y B&amp;C Ajustadores y Peritos de Seguros S.A.</w:t>
+        <w:t/>
       </w:r>
       <w:r>
         <w:rPr>
@@ -6908,7 +6908,7 @@
           <w:lang w:eastAsia="es-PE"/>
           <w14:ligatures w14:val="none"/>
         </w:rPr>
-        <w:t xml:space="preserve">, </w:t>
+        <w:t xml:space="preserve"/>
       </w:r>
       <w:r>
         <w:rPr>
@@ -6919,7 +6919,7 @@
           <w:lang w:eastAsia="es-PE"/>
           <w14:ligatures w14:val="none"/>
         </w:rPr>
-        <w:t>por lo siguiente:</w:t>
+        <w:t/>
       </w:r>
     </w:p>
     <w:p>
@@ -10038,7 +10038,7 @@
           <w:b/>
           <w:bCs/>
         </w:rPr>
-        <w:t>DÉCIMO</w:t>
+        <w:t xml:space="preserve">DÉCIMO SEGUNDO: requerir al señor [DENUNCIANTE] para que, dentro del plazo de dos (2) días hábiles siguientes a la fecha en que reciba la notificación en su bandeja de correo electrónico, efectúe la confirmación de recepción de la notificación remitida por este despacho a su correo electrónico, de conformidad con el segundo párrafo del numeral 4 del artículo 20 del Texto Único Ordenado de la Ley del Procedimiento Administrativo General, aprobado mediante Decreto Supremo 006-2026-JUS, bajo apercibimiento de rehacer el acto de notificación y notificarle conforme al numeral 1 del artículo 20 del citado cuerpo normativo.</w:t>
       </w:r>
       <w:r>
         <w:rPr>
@@ -10046,7 +10046,7 @@
           <w:b/>
           <w:bCs/>
         </w:rPr>
-        <w:t xml:space="preserve"> </w:t>
+        <w:t xml:space="preserve"/>
       </w:r>
       <w:r>
         <w:rPr>
@@ -10054,7 +10054,7 @@
           <w:b/>
           <w:bCs/>
         </w:rPr>
-        <w:t>SEGUNDO</w:t>
+        <w:t/>
       </w:r>
       <w:r>
         <w:rPr>
@@ -10064,7 +10064,7 @@
           <w:kern w:val="0"/>
           <w14:ligatures w14:val="none"/>
         </w:rPr>
-        <w:t>:</w:t>
+        <w:t/>
       </w:r>
       <w:r>
         <w:rPr>
@@ -10074,7 +10074,7 @@
           <w:kern w:val="0"/>
           <w14:ligatures w14:val="none"/>
         </w:rPr>
-        <w:t xml:space="preserve"> </w:t>
+        <w:t xml:space="preserve"/>
       </w:r>
       <w:r>
         <w:rPr>
@@ -10084,7 +10084,7 @@
           <w:kern w:val="0"/>
           <w14:ligatures w14:val="none"/>
         </w:rPr>
-        <w:t xml:space="preserve">requerir </w:t>
+        <w:t xml:space="preserve"/>
       </w:r>
       <w:r>
         <w:rPr>
@@ -10094,7 +10094,7 @@
           <w:kern w:val="0"/>
           <w14:ligatures w14:val="none"/>
         </w:rPr>
-        <w:t>al señor</w:t>
+        <w:t/>
       </w:r>
       <w:r>
         <w:rPr>
@@ -10104,7 +10104,7 @@
           <w:kern w:val="0"/>
           <w14:ligatures w14:val="none"/>
         </w:rPr>
-        <w:t xml:space="preserve"> </w:t>
+        <w:t xml:space="preserve"/>
       </w:r>
       <w:r>
         <w:rPr>
@@ -10115,14 +10115,14 @@
           <w:lang w:eastAsia="es-PE"/>
           <w14:ligatures w14:val="none"/>
         </w:rPr>
-        <w:t xml:space="preserve">Santos Pedro Cerna Romero </w:t>
+        <w:t xml:space="preserve"/>
       </w:r>
       <w:r>
         <w:rPr>
           <w:rFonts w:ascii="Arial Narrow" w:hAnsi="Arial Narrow"/>
           <w:color w:val="000000"/>
         </w:rPr>
-        <w:t>para que, dentro del plazo de dos (2) días hábiles siguientes a la fecha en que reciba la notificación en su bandeja de correo electrónico, efectúe la confirmación de recepción de la notificación remitida por este despacho a su correo electrónico, de conformidad con el segundo párrafo del numeral 4 del artículo 20</w:t>
+        <w:t/>
       </w:r>
       <w:r>
         <w:rPr>
@@ -10139,42 +10139,42 @@
           <w:rFonts w:ascii="Arial Narrow" w:hAnsi="Arial Narrow"/>
           <w:color w:val="000000"/>
         </w:rPr>
-        <w:t xml:space="preserve"> del Texto Único Ordenado de la Ley del Procedimiento Administrativo General, aprobado mediante</w:t>
+        <w:t xml:space="preserve"/>
       </w:r>
       <w:r>
         <w:rPr>
           <w:rFonts w:ascii="Arial Narrow" w:hAnsi="Arial Narrow"/>
           <w:color w:val="000000"/>
         </w:rPr>
-        <w:t xml:space="preserve"> Decreto Supremo </w:t>
+        <w:t xml:space="preserve"/>
       </w:r>
       <w:r>
         <w:rPr>
           <w:rFonts w:ascii="Arial Narrow" w:hAnsi="Arial Narrow"/>
           <w:color w:val="000000"/>
         </w:rPr>
-        <w:t>006-2026-JUS</w:t>
+        <w:t/>
       </w:r>
       <w:r>
         <w:rPr>
           <w:rFonts w:ascii="Arial Narrow" w:hAnsi="Arial Narrow"/>
           <w:color w:val="000000"/>
         </w:rPr>
-        <w:t xml:space="preserve">, bajo apercibimiento de rehacer el acto de notificación y </w:t>
+        <w:t xml:space="preserve"/>
       </w:r>
       <w:r>
         <w:rPr>
           <w:rFonts w:ascii="Arial Narrow" w:hAnsi="Arial Narrow"/>
           <w:color w:val="000000"/>
         </w:rPr>
-        <w:t>notificarle</w:t>
+        <w:t/>
       </w:r>
       <w:r>
         <w:rPr>
           <w:rFonts w:ascii="Arial Narrow" w:hAnsi="Arial Narrow"/>
           <w:color w:val="000000"/>
         </w:rPr>
-        <w:t xml:space="preserve"> conforme al numeral 1 del artículo 20</w:t>
+        <w:t xml:space="preserve"/>
       </w:r>
       <w:r>
         <w:rPr>
@@ -10191,7 +10191,7 @@
           <w:rFonts w:ascii="Arial Narrow" w:hAnsi="Arial Narrow"/>
           <w:color w:val="000000"/>
         </w:rPr>
-        <w:t xml:space="preserve"> del citado cuerpo normativo</w:t>
+        <w:t xml:space="preserve"/>
       </w:r>
       <w:r>
         <w:rPr>
@@ -10204,7 +10204,7 @@
         <w:rPr>
           <w:rFonts w:ascii="Arial Narrow" w:hAnsi="Arial Narrow" w:cs="Arial"/>
         </w:rPr>
-        <w:t>.</w:t>
+        <w:t/>
       </w:r>
     </w:p>
     <w:p>

--- a/plantillas_maestras/06_seguro_hogar_e_inmuebles/negativa_cobertura/2_o_mas_ddos_varios/varon/TPL_1243_2026_SEGURO_HOGAR_E_INMUEBLES_NEGATIVA_COBERTURA_ASEGURADORA_VARON_R1.docx
+++ b/plantillas_maestras/06_seguro_hogar_e_inmuebles/negativa_cobertura/2_o_mas_ddos_varios/varon/TPL_1243_2026_SEGURO_HOGAR_E_INMUEBLES_NEGATIVA_COBERTURA_ASEGURADORA_VARON_R1.docx
@@ -861,6 +861,7 @@
       </w:r>
       <w:r>
         <w:rPr>
+          <w:rStyle w:val="Refdenotaalpie"/>
           <w:rFonts w:ascii="Arial Narrow" w:eastAsia="Times New Roman" w:hAnsi="Arial Narrow" w:cs="Times New Roman"/>
           <w:color w:val="000000"/>
           <w:kern w:val="0"/>
@@ -956,6 +957,7 @@
       </w:r>
       <w:r>
         <w:rPr>
+          <w:rStyle w:val="Refdenotaalpie"/>
           <w:rFonts w:ascii="Arial Narrow" w:eastAsia="Times New Roman" w:hAnsi="Arial Narrow" w:cs="Times New Roman"/>
           <w:color w:val="000000"/>
           <w:kern w:val="0"/>
@@ -4552,6 +4554,7 @@
       </w:r>
       <w:r>
         <w:rPr>
+          <w:rStyle w:val="Refdenotaalpie"/>
           <w:rFonts w:ascii="Arial Narrow" w:eastAsia="Arial Narrow" w:hAnsi="Arial Narrow" w:cs="Arial Narrow"/>
           <w:kern w:val="0"/>
           <w:vertAlign w:val="superscript"/>
@@ -4655,6 +4658,7 @@
       <w:bookmarkStart w:id="6" w:name="_Hlk211599421"/>
       <w:r>
         <w:rPr>
+          <w:rStyle w:val="Refdenotaalpie"/>
           <w:rFonts w:ascii="Arial Narrow" w:eastAsia="Arial Narrow" w:hAnsi="Arial Narrow" w:cs="Arial"/>
           <w:kern w:val="0"/>
           <w:vertAlign w:val="superscript"/>
@@ -5961,6 +5965,7 @@
       </w:r>
       <w:r>
         <w:rPr>
+          <w:rStyle w:val="Refdenotaalpie"/>
           <w:rFonts w:ascii="Arial Narrow" w:eastAsia="Arial Narrow" w:hAnsi="Arial Narrow" w:cs="Arial Narrow"/>
           <w:kern w:val="0"/>
           <w:vertAlign w:val="superscript"/>
@@ -8136,7 +8141,6 @@
         <w:rPr>
           <w:rFonts w:ascii="Arial Narrow" w:eastAsia="Arial Narrow" w:hAnsi="Arial Narrow" w:cs="Arial Narrow"/>
           <w:kern w:val="0"/>
-          <w:highlight w:val="green"/>
           <w14:ligatures w14:val="none"/>
         </w:rPr>
       </w:pPr>
@@ -8530,6 +8534,7 @@
       </w:r>
       <w:r>
         <w:rPr>
+          <w:rStyle w:val="Refdenotaalpie"/>
           <w:rFonts w:ascii="Arial Narrow" w:eastAsia="Calibri" w:hAnsi="Arial Narrow" w:cs="Arial"/>
           <w:kern w:val="0"/>
           <w:vertAlign w:val="superscript"/>
@@ -8574,6 +8579,7 @@
       </w:r>
       <w:r>
         <w:rPr>
+          <w:rStyle w:val="Refdenotaalpie"/>
           <w:rFonts w:ascii="Arial Narrow" w:eastAsia="Calibri" w:hAnsi="Arial Narrow" w:cs="Arial"/>
           <w:spacing w:val="-2"/>
           <w:kern w:val="0"/>
@@ -9553,6 +9559,7 @@
       </w:r>
       <w:r>
         <w:rPr>
+          <w:rStyle w:val="Refdenotaalpie"/>
           <w:rFonts w:ascii="Arial Narrow" w:eastAsia="Arial Narrow" w:hAnsi="Arial Narrow" w:cs="Times New Roman"/>
           <w:color w:val="000000"/>
           <w:kern w:val="0"/>
@@ -9634,6 +9641,7 @@
       </w:r>
       <w:r>
         <w:rPr>
+          <w:rStyle w:val="Refdenotaalpie"/>
           <w:rFonts w:ascii="Arial Narrow" w:eastAsia="Arial Narrow" w:hAnsi="Arial Narrow" w:cs="Times New Roman"/>
           <w:color w:val="000000"/>
           <w:kern w:val="0"/>
@@ -9697,6 +9705,7 @@
       </w:r>
       <w:r>
         <w:rPr>
+          <w:rStyle w:val="Refdenotaalpie"/>
           <w:rFonts w:ascii="Arial Narrow" w:eastAsia="Arial Narrow" w:hAnsi="Arial Narrow" w:cs="Times New Roman"/>
           <w:color w:val="000000"/>
           <w:kern w:val="0"/>
@@ -9871,6 +9880,7 @@
       </w:r>
       <w:r>
         <w:rPr>
+          <w:rStyle w:val="Refdenotaalpie"/>
           <w:rFonts w:ascii="Arial Narrow" w:eastAsia="Calibri" w:hAnsi="Arial Narrow" w:cs="Arial"/>
           <w:kern w:val="0"/>
           <w:vertAlign w:val="superscript"/>
@@ -10195,6 +10205,7 @@
       </w:r>
       <w:r>
         <w:rPr>
+          <w:rStyle w:val="Refdenotaalpie"/>
           <w:rFonts w:ascii="Arial Narrow" w:hAnsi="Arial Narrow"/>
           <w:vertAlign w:val="superscript"/>
         </w:rPr>
@@ -10703,14 +10714,14 @@
         <w:tab w:val="right" w:pos="8838"/>
       </w:tabs>
       <w:rPr>
-        <w:rFonts w:ascii="Arial" w:eastAsia="Arial" w:hAnsi="Arial" w:cs="Arial"/>
+        <w:rFonts w:ascii="Arial Narrow" w:eastAsia="Arial" w:hAnsi="Arial Narrow" w:cs="Arial"/>
         <w:sz w:val="16"/>
         <w:szCs w:val="16"/>
       </w:rPr>
     </w:pPr>
     <w:r>
       <w:rPr>
-        <w:rFonts w:ascii="Arial" w:eastAsia="Arial" w:hAnsi="Arial" w:cs="Arial"/>
+        <w:rFonts w:ascii="Arial Narrow" w:eastAsia="Arial" w:hAnsi="Arial Narrow" w:cs="Arial"/>
         <w:sz w:val="16"/>
         <w:szCs w:val="16"/>
       </w:rPr>
@@ -10724,7 +10735,7 @@
     </w:pPr>
     <w:r>
       <w:rPr>
-        <w:rFonts w:ascii="Arial" w:eastAsia="Arial" w:hAnsi="Arial" w:cs="Arial"/>
+        <w:rFonts w:ascii="Arial Narrow" w:eastAsia="Arial" w:hAnsi="Arial Narrow" w:cs="Arial"/>
         <w:sz w:val="16"/>
         <w:szCs w:val="16"/>
       </w:rPr>
@@ -10732,7 +10743,7 @@
     </w:r>
     <w:r>
       <w:rPr>
-        <w:rFonts w:ascii="Arial" w:eastAsia="Arial" w:hAnsi="Arial" w:cs="Arial"/>
+        <w:rFonts w:ascii="Arial Narrow" w:eastAsia="Arial" w:hAnsi="Arial Narrow" w:cs="Arial"/>
         <w:sz w:val="16"/>
         <w:szCs w:val="16"/>
       </w:rPr>
@@ -10740,7 +10751,7 @@
     </w:r>
     <w:r>
       <w:rPr>
-        <w:rFonts w:ascii="Arial" w:eastAsia="Arial" w:hAnsi="Arial" w:cs="Arial"/>
+        <w:rFonts w:ascii="Arial Narrow" w:eastAsia="Arial" w:hAnsi="Arial Narrow" w:cs="Arial"/>
         <w:sz w:val="16"/>
         <w:szCs w:val="16"/>
       </w:rPr>
@@ -10748,7 +10759,7 @@
     </w:r>
     <w:r>
       <w:rPr>
-        <w:rFonts w:ascii="Arial" w:eastAsia="Arial" w:hAnsi="Arial" w:cs="Arial"/>
+        <w:rFonts w:ascii="Arial Narrow" w:eastAsia="Arial" w:hAnsi="Arial Narrow" w:cs="Arial"/>
         <w:sz w:val="16"/>
         <w:szCs w:val="16"/>
       </w:rPr>
@@ -10756,7 +10767,7 @@
     </w:r>
     <w:r>
       <w:rPr>
-        <w:rFonts w:ascii="Arial" w:eastAsia="Arial" w:hAnsi="Arial" w:cs="Arial"/>
+        <w:rFonts w:ascii="Arial Narrow" w:eastAsia="Arial" w:hAnsi="Arial Narrow" w:cs="Arial"/>
         <w:sz w:val="16"/>
         <w:szCs w:val="16"/>
       </w:rPr>
@@ -10804,8 +10815,9 @@
         <w:rPr>
           <w:rStyle w:val="Refdenotaalpie"/>
           <w:rFonts w:ascii="Arial Narrow" w:hAnsi="Arial Narrow" w:cs="Arial"/>
-          <w:sz w:val="14"/>
-          <w:szCs w:val="14"/>
+          <w:sz w:val="16"/>
+          <w:szCs w:val="14"/>
+          <w:vertAlign w:val="superscript"/>
         </w:rPr>
         <w:footnoteRef/>
       </w:r>
@@ -10856,8 +10868,9 @@
         <w:rPr>
           <w:rStyle w:val="Refdenotaalpie"/>
           <w:rFonts w:ascii="Arial Narrow" w:hAnsi="Arial Narrow" w:cs="Arial"/>
-          <w:sz w:val="14"/>
-          <w:szCs w:val="14"/>
+          <w:sz w:val="16"/>
+          <w:szCs w:val="14"/>
+          <w:vertAlign w:val="superscript"/>
         </w:rPr>
         <w:footnoteRef/>
       </w:r>
@@ -10930,8 +10943,9 @@
         <w:rPr>
           <w:rStyle w:val="Refdenotaalpie"/>
           <w:rFonts w:ascii="Arial Narrow" w:hAnsi="Arial Narrow" w:cs="Arial"/>
-          <w:sz w:val="14"/>
-          <w:szCs w:val="14"/>
+          <w:sz w:val="16"/>
+          <w:szCs w:val="14"/>
+          <w:vertAlign w:val="superscript"/>
         </w:rPr>
         <w:footnoteRef/>
       </w:r>
@@ -11224,8 +11238,9 @@
         <w:rPr>
           <w:rStyle w:val="Refdenotaalpie"/>
           <w:rFonts w:ascii="Arial Narrow" w:hAnsi="Arial Narrow"/>
-          <w:sz w:val="14"/>
-          <w:szCs w:val="14"/>
+          <w:sz w:val="16"/>
+          <w:szCs w:val="14"/>
+          <w:vertAlign w:val="superscript"/>
         </w:rPr>
         <w:footnoteRef/>
       </w:r>
@@ -11405,8 +11420,9 @@
         <w:rPr>
           <w:rStyle w:val="Refdenotaalpie"/>
           <w:rFonts w:ascii="Arial Narrow" w:hAnsi="Arial Narrow" w:cs="Arial"/>
-          <w:sz w:val="14"/>
-          <w:szCs w:val="14"/>
+          <w:sz w:val="16"/>
+          <w:szCs w:val="14"/>
+          <w:vertAlign w:val="superscript"/>
         </w:rPr>
         <w:footnoteRef/>
       </w:r>
@@ -11601,8 +11617,9 @@
         <w:rPr>
           <w:rStyle w:val="Refdenotaalpie"/>
           <w:rFonts w:ascii="Arial Narrow" w:hAnsi="Arial Narrow" w:cs="Arial"/>
-          <w:sz w:val="14"/>
-          <w:szCs w:val="14"/>
+          <w:sz w:val="16"/>
+          <w:szCs w:val="14"/>
+          <w:vertAlign w:val="superscript"/>
         </w:rPr>
         <w:footnoteRef/>
       </w:r>
@@ -11653,8 +11670,9 @@
         <w:rPr>
           <w:rStyle w:val="Refdenotaalpie"/>
           <w:rFonts w:ascii="Arial Narrow" w:hAnsi="Arial Narrow" w:cs="Arial"/>
-          <w:sz w:val="14"/>
-          <w:szCs w:val="14"/>
+          <w:sz w:val="16"/>
+          <w:szCs w:val="14"/>
+          <w:vertAlign w:val="superscript"/>
         </w:rPr>
         <w:footnoteRef/>
       </w:r>
@@ -11861,9 +11879,9 @@
       </w:pPr>
       <w:r>
         <w:rPr>
-          <w:rStyle w:val="TextonotapieCar"/>
+          <w:rStyle w:val="Refdenotaalpie"/>
           <w:rFonts w:ascii="Arial Narrow" w:hAnsi="Arial Narrow" w:cs="Arial"/>
-          <w:sz w:val="14"/>
+          <w:sz w:val="16"/>
           <w:szCs w:val="14"/>
           <w:vertAlign w:val="superscript"/>
         </w:rPr>
@@ -12114,8 +12132,9 @@
         <w:rPr>
           <w:rStyle w:val="Refdenotaalpie"/>
           <w:rFonts w:ascii="Arial Narrow" w:hAnsi="Arial Narrow" w:cs="Arial"/>
-          <w:sz w:val="14"/>
-          <w:szCs w:val="14"/>
+          <w:sz w:val="16"/>
+          <w:szCs w:val="14"/>
+          <w:vertAlign w:val="superscript"/>
         </w:rPr>
         <w:footnoteRef/>
       </w:r>
@@ -12941,8 +12960,9 @@
         <w:rPr>
           <w:rStyle w:val="Refdenotaalpie"/>
           <w:rFonts w:ascii="Arial Narrow" w:hAnsi="Arial Narrow" w:cs="Arial"/>
-          <w:sz w:val="14"/>
-          <w:szCs w:val="14"/>
+          <w:sz w:val="16"/>
+          <w:szCs w:val="14"/>
+          <w:vertAlign w:val="superscript"/>
         </w:rPr>
         <w:footnoteRef/>
       </w:r>
@@ -13217,8 +13237,9 @@
           <w:rFonts w:ascii="Arial Narrow" w:hAnsi="Arial Narrow" w:cs="Arial"/>
           <w:b/>
           <w:bCs/>
-          <w:sz w:val="14"/>
-          <w:szCs w:val="14"/>
+          <w:sz w:val="16"/>
+          <w:szCs w:val="14"/>
+          <w:vertAlign w:val="superscript"/>
         </w:rPr>
         <w:footnoteRef/>
       </w:r>
@@ -13306,8 +13327,9 @@
         <w:rPr>
           <w:rStyle w:val="Refdenotaalpie"/>
           <w:rFonts w:ascii="Arial Narrow" w:hAnsi="Arial Narrow" w:cs="Arial"/>
-          <w:sz w:val="15"/>
+          <w:sz w:val="16"/>
           <w:szCs w:val="15"/>
+          <w:vertAlign w:val="superscript"/>
         </w:rPr>
         <w:footnoteRef/>
       </w:r>
@@ -15913,6 +15935,17 @@
       <w:szCs w:val="20"/>
     </w:rPr>
   </w:style>
+  <w:style w:type="character" w:styleId="FootnoteReference">
+    <w:name w:val="footnote reference"/>
+    <w:basedOn w:val="Fuentedeprrafopredeter"/>
+    <w:uiPriority w:val="99"/>
+    <w:semiHidden/>
+    <w:unhideWhenUsed/>
+    <w:rPr>
+      <w:rFonts w:ascii="Arial Narrow" w:hAnsi="Arial Narrow"/>
+      <w:vertAlign w:val="superscript"/>
+    </w:rPr>
+  </w:style>
 </w:styles>
 </file>
 

--- a/plantillas_maestras/06_seguro_hogar_e_inmuebles/negativa_cobertura/2_o_mas_ddos_varios/varon/TPL_1243_2026_SEGURO_HOGAR_E_INMUEBLES_NEGATIVA_COBERTURA_ASEGURADORA_VARON_R1.docx
+++ b/plantillas_maestras/06_seguro_hogar_e_inmuebles/negativa_cobertura/2_o_mas_ddos_varios/varon/TPL_1243_2026_SEGURO_HOGAR_E_INMUEBLES_NEGATIVA_COBERTURA_ASEGURADORA_VARON_R1.docx
@@ -8640,7 +8640,7 @@
           <w:sz w:val="20"/>
           <w:szCs w:val="20"/>
         </w:rPr>
-        <w:t xml:space="preserve">correr traslado de la presente resolución a Pacífico Compañía de Seguros y Reaseguros S.A., a Crawford Perú S.A. Ajustadores y Peritos de Seguros y a B&amp;C Ajustadores y Peritos de Seguros S.A para que, de conformidad con lo dispuesto por el artículo 26° de la Ley sobre Facultades, Normas y Organización del Indecopi, aprobado por Decreto Legislativo N° 8079, presenten sus descargos sobre la imputación de cargos realizada en un plazo no mayor a cinco (5) días hábiles contado a partir del día siguiente de la notificación de la presente resolución, vencido el cual, el Secretario Técnico declarará en rebeldía a los denunciados que no lo hubieran presentado. Debe precisarse que de conformidad con lo establecido por el artículo 223° del Texto Único Ordenado de la Ley N° 27444, Ley del Procedimiento Administrativo General, las alegaciones y los hechos relevantes de la reclamación, salvo que hayan sido específicamente negadas en la contestación, se tendrán por aceptadas o meritadas como ciertas.</w:t>
+        <w:t xml:space="preserve">correr traslado de la presente resolución a Pacífico Compañía de Seguros y Reaseguros S.A., a Crawford Perú S.A. Ajustadores y Peritos de Seguros y a B&amp;C Ajustadores y Peritos de Seguros S.A. para que, de conformidad con lo dispuesto por el artículo 26 de la Ley sobre Facultades, Normas y Organización del Indecopi, aprobada por Decreto Legislativo 807, presenten sus descargos sobre la imputación de cargos realizada en un plazo no mayor a cinco (5) días hábiles contado a partir del día siguiente de la notificación de la presente resolución, vencido el cual, el Secretario Técnico declarará en rebeldía a los denunciados que no lo hubieran presentado. Debe precisarse que de conformidad con lo establecido por el artículo 223 del Texto Único Ordenado de la Ley 27444, Ley del Procedimiento Administrativo General, las alegaciones y los hechos relevantes de la reclamación, salvo que hayan sido específicamente negadas en la contestación, se tendrán por aceptadas o merituadas como ciertas.</w:t>
       </w:r>
     </w:p>
     <w:p ns2:paraId="2F1C55D7" ns2:textId="77777777">
@@ -10422,7 +10422,7 @@
           <w:color w:val="000000"/>
           <w:lang w:eastAsia="es-PE"/>
         </w:rPr>
-        <w:t xml:space="preserve">MARÍA GRACIELA REJAS JIMÉNEZ </w:t>
+        <w:t xml:space="preserve">EVELING ROA QUISPE</w:t>
       </w:r>
     </w:p>
     <w:p ns2:paraId="12499D97" ns2:textId="77777777">
@@ -10444,7 +10444,7 @@
           <w:color w:val="000000"/>
           <w:lang w:eastAsia="es-PE"/>
         </w:rPr>
-        <w:t>Secretaria Técnica (e)</w:t>
+        <w:t xml:space="preserve">Secretaria Técnica</w:t>
       </w:r>
     </w:p>
     <w:p ns2:paraId="2D2F6247" ns2:textId="77777777">

--- a/plantillas_maestras/06_seguro_hogar_e_inmuebles/negativa_cobertura/2_o_mas_ddos_varios/varon/TPL_1243_2026_SEGURO_HOGAR_E_INMUEBLES_NEGATIVA_COBERTURA_ASEGURADORA_VARON_R1.docx
+++ b/plantillas_maestras/06_seguro_hogar_e_inmuebles/negativa_cobertura/2_o_mas_ddos_varios/varon/TPL_1243_2026_SEGURO_HOGAR_E_INMUEBLES_NEGATIVA_COBERTURA_ASEGURADORA_VARON_R1.docx
@@ -646,7 +646,7 @@
           <w:lang w:eastAsia="es-PE"/>
           <ns2:ligatures ns2:val="none"/>
         </w:rPr>
-        <w:t>12</w:t>
+        <w:t xml:space="preserve">12 de mayo de 2026</w:t>
       </w:r>
       <w:r>
         <w:rPr>
@@ -657,7 +657,7 @@
           <w:lang w:eastAsia="es-PE"/>
           <ns2:ligatures ns2:val="none"/>
         </w:rPr>
-        <w:t xml:space="preserve"> de </w:t>
+        <w:t xml:space="preserve"/>
       </w:r>
       <w:bookmarkStart w:id="1" w:name="_Hlk218508373"/>
       <w:r>
@@ -669,7 +669,7 @@
           <w:lang w:eastAsia="es-PE"/>
           <ns2:ligatures ns2:val="none"/>
         </w:rPr>
-        <w:t>mayo</w:t>
+        <w:t xml:space="preserve"/>
       </w:r>
       <w:r>
         <w:rPr>
@@ -680,7 +680,7 @@
           <w:lang w:eastAsia="es-PE"/>
           <ns2:ligatures ns2:val="none"/>
         </w:rPr>
-        <w:t xml:space="preserve"> de 2026</w:t>
+        <w:t xml:space="preserve"/>
       </w:r>
       <w:bookmarkEnd w:id="1"/>
     </w:p>
@@ -1041,27 +1041,27 @@
           <w:lang w:eastAsia="es-ES"/>
           <ns2:ligatures ns2:val="none"/>
         </w:rPr>
-        <w:t>26</w:t>
-      </w:r>
-      <w:r>
-        <w:rPr>
-          <w:rFonts w:ascii="Arial Narrow" w:eastAsia="Times New Roman" w:hAnsi="Arial Narrow" w:cs="Arial"/>
-          <w:color w:val="000000"/>
-          <w:kern w:val="0"/>
-          <w:lang w:eastAsia="es-ES"/>
-          <ns2:ligatures ns2:val="none"/>
-        </w:rPr>
-        <w:t xml:space="preserve"> de julio de </w:t>
-      </w:r>
-      <w:r>
-        <w:rPr>
-          <w:rFonts w:ascii="Arial Narrow" w:eastAsia="Times New Roman" w:hAnsi="Arial Narrow" w:cs="Arial"/>
-          <w:color w:val="000000"/>
-          <w:kern w:val="0"/>
-          <w:lang w:eastAsia="es-ES"/>
-          <ns2:ligatures ns2:val="none"/>
-        </w:rPr>
-        <w:t>2022</w:t>
+        <w:t xml:space="preserve">26 de julio de 2022</w:t>
+      </w:r>
+      <w:r>
+        <w:rPr>
+          <w:rFonts w:ascii="Arial Narrow" w:eastAsia="Times New Roman" w:hAnsi="Arial Narrow" w:cs="Arial"/>
+          <w:color w:val="000000"/>
+          <w:kern w:val="0"/>
+          <w:lang w:eastAsia="es-ES"/>
+          <ns2:ligatures ns2:val="none"/>
+        </w:rPr>
+        <w:t xml:space="preserve"/>
+      </w:r>
+      <w:r>
+        <w:rPr>
+          <w:rFonts w:ascii="Arial Narrow" w:eastAsia="Times New Roman" w:hAnsi="Arial Narrow" w:cs="Arial"/>
+          <w:color w:val="000000"/>
+          <w:kern w:val="0"/>
+          <w:lang w:eastAsia="es-ES"/>
+          <ns2:ligatures ns2:val="none"/>
+        </w:rPr>
+        <w:t xml:space="preserve"/>
       </w:r>
       <w:r>
         <w:rPr>
@@ -2765,17 +2765,17 @@
           <w:lang w:val="es-ES" w:eastAsia="es-ES"/>
           <ns2:ligatures ns2:val="none"/>
         </w:rPr>
-        <w:t>25</w:t>
-      </w:r>
-      <w:r>
-        <w:rPr>
-          <w:rFonts w:ascii="Arial Narrow" w:eastAsia="Times New Roman" w:hAnsi="Arial Narrow" w:cs="Arial"/>
-          <w:color w:val="000000"/>
-          <w:kern w:val="0"/>
-          <w:lang w:val="es-ES" w:eastAsia="es-ES"/>
-          <ns2:ligatures ns2:val="none"/>
-        </w:rPr>
-        <w:t xml:space="preserve"> de febrero de 2026</w:t>
+        <w:t xml:space="preserve">25 de febrero de 2026</w:t>
+      </w:r>
+      <w:r>
+        <w:rPr>
+          <w:rFonts w:ascii="Arial Narrow" w:eastAsia="Times New Roman" w:hAnsi="Arial Narrow" w:cs="Arial"/>
+          <w:color w:val="000000"/>
+          <w:kern w:val="0"/>
+          <w:lang w:val="es-ES" w:eastAsia="es-ES"/>
+          <ns2:ligatures ns2:val="none"/>
+        </w:rPr>
+        <w:t xml:space="preserve"/>
       </w:r>
       <w:r>
         <w:rPr>
@@ -8205,17 +8205,17 @@
           <w:lang w:val="es-ES" w:eastAsia="es-ES"/>
           <ns2:ligatures ns2:val="none"/>
         </w:rPr>
-        <w:t>, 8 de marzo de 2026, 11 de ma</w:t>
-      </w:r>
-      <w:r>
-        <w:rPr>
-          <w:rFonts w:ascii="Arial Narrow" w:eastAsia="Times New Roman" w:hAnsi="Arial Narrow" w:cs="Arial"/>
-          <w:color w:val="000000"/>
-          <w:kern w:val="0"/>
-          <w:lang w:val="es-ES" w:eastAsia="es-ES"/>
-          <ns2:ligatures ns2:val="none"/>
-        </w:rPr>
-        <w:t>rzo de 2026, 15 de marzo de 2026 y 25 de marzo de 2026</w:t>
+        <w:t xml:space="preserve">, 8 de marzo de 2026, 11 de marzo de 2026</w:t>
+      </w:r>
+      <w:r>
+        <w:rPr>
+          <w:rFonts w:ascii="Arial Narrow" w:eastAsia="Times New Roman" w:hAnsi="Arial Narrow" w:cs="Arial"/>
+          <w:color w:val="000000"/>
+          <w:kern w:val="0"/>
+          <w:lang w:val="es-ES" w:eastAsia="es-ES"/>
+          <ns2:ligatures ns2:val="none"/>
+        </w:rPr>
+        <w:t xml:space="preserve">, 15 de marzo de 2026 y 25 de marzo de 2026</w:t>
       </w:r>
       <w:r>
         <w:rPr>
@@ -10736,7 +10736,7 @@
           <w:sz w:val="14"/>
           <w:szCs w:val="14"/>
         </w:rPr>
-        <w:t>el 2 de setiembre del 2010 en el Diario Oficial El Peruano, vigente desde el 2 de octubre del 2010 y modificado por Decreto Legislativo 1308.</w:t>
+        <w:t xml:space="preserve">el 2 de setiembre de 2010 en el Diario Oficial El Peruano, vigente desde el 2 de octubre de 2010 y modificado por Decreto Legislativo 1308.</w:t>
       </w:r>
     </w:p>
     <w:p>

--- a/plantillas_maestras/06_seguro_hogar_e_inmuebles/negativa_cobertura/2_o_mas_ddos_varios/varon/TPL_1243_2026_SEGURO_HOGAR_E_INMUEBLES_NEGATIVA_COBERTURA_ASEGURADORA_VARON_R1.docx
+++ b/plantillas_maestras/06_seguro_hogar_e_inmuebles/negativa_cobertura/2_o_mas_ddos_varios/varon/TPL_1243_2026_SEGURO_HOGAR_E_INMUEBLES_NEGATIVA_COBERTURA_ASEGURADORA_VARON_R1.docx
@@ -1,8 +1,8 @@
 
 <file path=word/document.xml><?xml version="1.0" encoding="utf-8"?>
-<w:document xmlns:ns1="http://schemas.openxmlformats.org/markup-compatibility/2006" xmlns:ns2="http://schemas.microsoft.com/office/word/2010/wordml" xmlns:ns3="http://schemas.openxmlformats.org/officeDocument/2006/relationships" xmlns:w="http://schemas.openxmlformats.org/wordprocessingml/2006/main" ns1:Ignorable="w14 w15 w16se w16cid w16 w16cex w16sdtdh w16sdtfl w16du wp14">
+<w:document xmlns:mc="http://schemas.openxmlformats.org/markup-compatibility/2006" xmlns:r="http://schemas.openxmlformats.org/officeDocument/2006/relationships" xmlns:w="http://schemas.openxmlformats.org/wordprocessingml/2006/main" xmlns:w14="http://schemas.microsoft.com/office/word/2010/wordml" xmlns:w15="http://schemas.microsoft.com/office/word/2012/wordml" xmlns:w16="http://schemas.microsoft.com/office/word/2018/wordml" xmlns:w16cex="http://schemas.microsoft.com/office/word/2018/wordml/cex" xmlns:w16cid="http://schemas.microsoft.com/office/word/2016/wordml/cid" xmlns:w16du="http://schemas.microsoft.com/office/word/2023/wordml/word16du" xmlns:w16sdtdh="http://schemas.microsoft.com/office/word/2020/wordml/sdtdatahash" xmlns:w16se="http://schemas.microsoft.com/office/word/2015/wordml/symex" xmlns:wp14="http://schemas.microsoft.com/office/word/2010/wordprocessingDrawing" mc:Ignorable="w14 w15 w16se w16cid w16 w16cex w16sdtdh w16du wp14">
   <w:body>
-    <w:p ns2:paraId="4D92E425" ns2:textId="2CE66A54">
+    <w:p>
       <w:pPr>
         <w:tabs>
           <w:tab w:val="left" w:pos="1701"/>
@@ -14,7 +14,7 @@
           <w:color w:val="000000"/>
           <w:kern w:val="0"/>
           <w:lang w:eastAsia="es-PE"/>
-          <ns2:ligatures ns2:val="none"/>
+          <w14:ligatures w14:val="none"/>
         </w:rPr>
       </w:pPr>
       <w:bookmarkStart w:id="0" w:name="_Hlk80343540"/>
@@ -25,7 +25,7 @@
           <w:color w:val="000000"/>
           <w:kern w:val="0"/>
           <w:lang w:eastAsia="es-PE"/>
-          <ns2:ligatures ns2:val="none"/>
+          <w14:ligatures w14:val="none"/>
         </w:rPr>
         <w:t>EX</w:t>
       </w:r>
@@ -36,7 +36,7 @@
           <w:color w:val="000000"/>
           <w:kern w:val="0"/>
           <w:lang w:eastAsia="es-PE"/>
-          <ns2:ligatures ns2:val="none"/>
+          <w14:ligatures w14:val="none"/>
         </w:rPr>
         <w:t xml:space="preserve">PEDIENTE </w:t>
       </w:r>
@@ -47,7 +47,7 @@
           <w:color w:val="000000"/>
           <w:kern w:val="0"/>
           <w:lang w:eastAsia="es-PE"/>
-          <ns2:ligatures ns2:val="none"/>
+          <w14:ligatures w14:val="none"/>
         </w:rPr>
         <w:tab/>
         <w:t>:</w:t>
@@ -59,7 +59,7 @@
           <w:color w:val="000000"/>
           <w:kern w:val="0"/>
           <w:lang w:eastAsia="es-PE"/>
-          <ns2:ligatures ns2:val="none"/>
+          <w14:ligatures w14:val="none"/>
         </w:rPr>
         <w:tab/>
       </w:r>
@@ -72,7 +72,7 @@
           <w:kern w:val="0"/>
           <w:shd w:val="clear" w:color="auto" w:fill="FFFFFF"/>
           <w:lang w:eastAsia="es-PE"/>
-          <ns2:ligatures ns2:val="none"/>
+          <w14:ligatures w14:val="none"/>
         </w:rPr>
         <w:t>1243-2026</w:t>
       </w:r>
@@ -85,12 +85,12 @@
           <w:kern w:val="0"/>
           <w:shd w:val="clear" w:color="auto" w:fill="FFFFFF"/>
           <w:lang w:eastAsia="es-PE"/>
-          <ns2:ligatures ns2:val="none"/>
+          <w14:ligatures w14:val="none"/>
         </w:rPr>
         <w:t>/CC1</w:t>
       </w:r>
     </w:p>
-    <w:p ns2:paraId="174737B6" ns2:textId="5D4EC76B">
+    <w:p>
       <w:pPr>
         <w:tabs>
           <w:tab w:val="left" w:pos="1701"/>
@@ -105,7 +105,7 @@
           <w:color w:val="000000"/>
           <w:kern w:val="0"/>
           <w:lang w:eastAsia="es-PE"/>
-          <ns2:ligatures ns2:val="none"/>
+          <w14:ligatures w14:val="none"/>
         </w:rPr>
       </w:pPr>
       <w:r>
@@ -115,79 +115,16 @@
           <w:color w:val="000000"/>
           <w:kern w:val="0"/>
           <w:lang w:eastAsia="es-PE"/>
-          <ns2:ligatures ns2:val="none"/>
-        </w:rPr>
-        <w:t xml:space="preserve">DENUNCIANTE:[DENUNCIANTE] (SEÑOR [APELLIDO])</w:t>
-      </w:r>
-      <w:r>
-        <w:rPr>
-          <w:rFonts w:ascii="Arial Narrow" w:eastAsia="Arial Narrow" w:hAnsi="Arial Narrow" w:cs="Arial Narrow"/>
-          <w:b/>
-          <w:color w:val="000000"/>
-          <w:kern w:val="0"/>
-          <w:lang w:eastAsia="es-PE"/>
-          <ns2:ligatures ns2:val="none"/>
-        </w:rPr>
+          <w14:ligatures w14:val="none"/>
+        </w:rPr>
+        <w:t>DENUNCIANTE</w:t>
         <w:tab/>
-        <w:t/>
-      </w:r>
-      <w:r>
-        <w:rPr>
-          <w:rFonts w:ascii="Arial Narrow" w:eastAsia="Arial Narrow" w:hAnsi="Arial Narrow" w:cs="Arial Narrow"/>
-          <w:b/>
-          <w:color w:val="000000"/>
-          <w:kern w:val="0"/>
-          <w:lang w:eastAsia="es-PE"/>
-          <ns2:ligatures ns2:val="none"/>
-        </w:rPr>
+        <w:t>:</w:t>
         <w:tab/>
-      </w:r>
-      <w:r>
-        <w:rPr>
-          <w:rFonts w:ascii="Arial Narrow" w:eastAsia="Arial Narrow" w:hAnsi="Arial Narrow" w:cs="Arial Narrow"/>
-          <w:b/>
-          <w:color w:val="000000"/>
-          <w:kern w:val="0"/>
-          <w:lang w:eastAsia="es-PE"/>
-          <ns2:ligatures ns2:val="none"/>
-        </w:rPr>
-        <w:t xml:space="preserve"/>
-      </w:r>
-      <w:r>
-        <w:rPr>
-          <w:rFonts w:ascii="Arial Narrow" w:eastAsia="Arial Narrow" w:hAnsi="Arial Narrow" w:cs="Arial Narrow"/>
-          <w:b/>
-          <w:color w:val="000000"/>
-          <w:kern w:val="0"/>
-          <w:lang w:eastAsia="es-PE"/>
-          <ns2:ligatures ns2:val="none"/>
-        </w:rPr>
-        <w:t xml:space="preserve"/>
-      </w:r>
-      <w:r>
-        <w:rPr>
-          <w:rFonts w:ascii="Arial Narrow" w:eastAsia="Arial Narrow" w:hAnsi="Arial Narrow" w:cs="Arial Narrow"/>
-          <w:b/>
-          <w:color w:val="000000"/>
-          <w:kern w:val="0"/>
-          <w:lang w:eastAsia="es-PE"/>
-          <ns2:ligatures ns2:val="none"/>
-        </w:rPr>
-        <w:t/>
-      </w:r>
-      <w:r>
-        <w:rPr>
-          <w:rFonts w:ascii="Arial Narrow" w:eastAsia="Arial Narrow" w:hAnsi="Arial Narrow" w:cs="Arial Narrow"/>
-          <w:b/>
-          <w:color w:val="000000"/>
-          <w:kern w:val="0"/>
-          <w:lang w:eastAsia="es-PE"/>
-          <ns2:ligatures ns2:val="none"/>
-        </w:rPr>
-        <w:t/>
-      </w:r>
-    </w:p>
-    <w:p ns2:paraId="223101EF" ns2:textId="6549E6AF">
+        <w:t xml:space="preserve">[DENUNCIANTE] (SEÑOR [APELLIDO])</w:t>
+      </w:r>
+    </w:p>
+    <w:p>
       <w:pPr>
         <w:tabs>
           <w:tab w:val="left" w:pos="1701"/>
@@ -202,7 +139,7 @@
           <w:color w:val="000000"/>
           <w:kern w:val="0"/>
           <w:lang w:eastAsia="es-PE"/>
-          <ns2:ligatures ns2:val="none"/>
+          <w14:ligatures w14:val="none"/>
         </w:rPr>
       </w:pPr>
       <w:r>
@@ -212,7 +149,7 @@
           <w:color w:val="000000"/>
           <w:kern w:val="0"/>
           <w:lang w:eastAsia="es-PE"/>
-          <ns2:ligatures ns2:val="none"/>
+          <w14:ligatures w14:val="none"/>
         </w:rPr>
         <w:t>DENUNCIADOS</w:t>
       </w:r>
@@ -223,7 +160,7 @@
           <w:color w:val="000000"/>
           <w:kern w:val="0"/>
           <w:lang w:eastAsia="es-PE"/>
-          <ns2:ligatures ns2:val="none"/>
+          <w14:ligatures w14:val="none"/>
         </w:rPr>
         <w:tab/>
         <w:t>:</w:t>
@@ -235,7 +172,7 @@
           <w:color w:val="000000"/>
           <w:kern w:val="0"/>
           <w:lang w:eastAsia="es-PE"/>
-          <ns2:ligatures ns2:val="none"/>
+          <w14:ligatures w14:val="none"/>
         </w:rPr>
         <w:tab/>
       </w:r>
@@ -246,7 +183,7 @@
           <w:color w:val="000000"/>
           <w:kern w:val="0"/>
           <w:lang w:eastAsia="es-PE"/>
-          <ns2:ligatures ns2:val="none"/>
+          <w14:ligatures w14:val="none"/>
         </w:rPr>
         <w:t>PACÍFICO COMPAÑ</w:t>
       </w:r>
@@ -257,7 +194,7 @@
           <w:color w:val="000000"/>
           <w:kern w:val="0"/>
           <w:lang w:eastAsia="es-PE"/>
-          <ns2:ligatures ns2:val="none"/>
+          <w14:ligatures w14:val="none"/>
         </w:rPr>
         <w:t>Í</w:t>
       </w:r>
@@ -268,7 +205,7 @@
           <w:color w:val="000000"/>
           <w:kern w:val="0"/>
           <w:lang w:eastAsia="es-PE"/>
-          <ns2:ligatures ns2:val="none"/>
+          <w14:ligatures w14:val="none"/>
         </w:rPr>
         <w:t xml:space="preserve">A DE SEGUROS Y REASEGUROS S.A. </w:t>
       </w:r>
@@ -279,7 +216,7 @@
           <w:color w:val="000000"/>
           <w:kern w:val="0"/>
           <w:lang w:eastAsia="es-PE"/>
-          <ns2:ligatures ns2:val="none"/>
+          <w14:ligatures w14:val="none"/>
         </w:rPr>
         <w:t>(</w:t>
       </w:r>
@@ -290,7 +227,7 @@
           <w:color w:val="000000"/>
           <w:kern w:val="0"/>
           <w:lang w:eastAsia="es-PE"/>
-          <ns2:ligatures ns2:val="none"/>
+          <w14:ligatures w14:val="none"/>
         </w:rPr>
         <w:t>PACÍFICO</w:t>
       </w:r>
@@ -301,12 +238,12 @@
           <w:color w:val="000000"/>
           <w:kern w:val="0"/>
           <w:lang w:eastAsia="es-PE"/>
-          <ns2:ligatures ns2:val="none"/>
+          <w14:ligatures w14:val="none"/>
         </w:rPr>
         <w:t xml:space="preserve">) </w:t>
       </w:r>
     </w:p>
-    <w:p ns2:paraId="4D23E5DF" ns2:textId="63D3BD09">
+    <w:p>
       <w:pPr>
         <w:tabs>
           <w:tab w:val="left" w:pos="1701"/>
@@ -321,7 +258,7 @@
           <w:color w:val="000000"/>
           <w:kern w:val="0"/>
           <w:lang w:eastAsia="es-PE"/>
-          <ns2:ligatures ns2:val="none"/>
+          <w14:ligatures w14:val="none"/>
         </w:rPr>
       </w:pPr>
       <w:r>
@@ -331,7 +268,7 @@
           <w:color w:val="000000"/>
           <w:kern w:val="0"/>
           <w:lang w:eastAsia="es-PE"/>
-          <ns2:ligatures ns2:val="none"/>
+          <w14:ligatures w14:val="none"/>
         </w:rPr>
         <w:tab/>
       </w:r>
@@ -342,7 +279,7 @@
           <w:color w:val="000000"/>
           <w:kern w:val="0"/>
           <w:lang w:eastAsia="es-PE"/>
-          <ns2:ligatures ns2:val="none"/>
+          <w14:ligatures w14:val="none"/>
         </w:rPr>
         <w:tab/>
       </w:r>
@@ -353,7 +290,7 @@
           <w:color w:val="000000"/>
           <w:kern w:val="0"/>
           <w:lang w:eastAsia="es-PE"/>
-          <ns2:ligatures ns2:val="none"/>
+          <w14:ligatures w14:val="none"/>
         </w:rPr>
         <w:t xml:space="preserve">CRAWFORD PERÚ S.A. AJUSTADORES Y PERITOS DE SEGUROS </w:t>
       </w:r>
@@ -364,7 +301,7 @@
           <w:color w:val="000000"/>
           <w:kern w:val="0"/>
           <w:lang w:eastAsia="es-PE"/>
-          <ns2:ligatures ns2:val="none"/>
+          <w14:ligatures w14:val="none"/>
         </w:rPr>
         <w:t>(</w:t>
       </w:r>
@@ -375,7 +312,7 @@
           <w:color w:val="000000"/>
           <w:kern w:val="0"/>
           <w:lang w:eastAsia="es-PE"/>
-          <ns2:ligatures ns2:val="none"/>
+          <w14:ligatures w14:val="none"/>
         </w:rPr>
         <w:t>CRAWFORD</w:t>
       </w:r>
@@ -386,12 +323,12 @@
           <w:color w:val="000000"/>
           <w:kern w:val="0"/>
           <w:lang w:eastAsia="es-PE"/>
-          <ns2:ligatures ns2:val="none"/>
+          <w14:ligatures w14:val="none"/>
         </w:rPr>
         <w:t>)</w:t>
       </w:r>
     </w:p>
-    <w:p ns2:paraId="685F0868" ns2:textId="0F589AD4">
+    <w:p>
       <w:pPr>
         <w:tabs>
           <w:tab w:val="left" w:pos="1701"/>
@@ -407,7 +344,7 @@
           <w:color w:val="000000"/>
           <w:kern w:val="0"/>
           <w:lang w:eastAsia="es-PE"/>
-          <ns2:ligatures ns2:val="none"/>
+          <w14:ligatures w14:val="none"/>
         </w:rPr>
       </w:pPr>
       <w:r>
@@ -417,7 +354,7 @@
           <w:color w:val="000000"/>
           <w:kern w:val="0"/>
           <w:lang w:eastAsia="es-PE"/>
-          <ns2:ligatures ns2:val="none"/>
+          <w14:ligatures w14:val="none"/>
         </w:rPr>
         <w:tab/>
       </w:r>
@@ -428,7 +365,7 @@
           <w:color w:val="000000"/>
           <w:kern w:val="0"/>
           <w:lang w:eastAsia="es-PE"/>
-          <ns2:ligatures ns2:val="none"/>
+          <w14:ligatures w14:val="none"/>
         </w:rPr>
         <w:tab/>
       </w:r>
@@ -440,12 +377,12 @@
           <w:color w:val="000000"/>
           <w:kern w:val="0"/>
           <w:lang w:eastAsia="es-PE"/>
-          <ns2:ligatures ns2:val="none"/>
+          <w14:ligatures w14:val="none"/>
         </w:rPr>
         <w:t>B&amp;C AJUSTADORES Y PERITOS DE SEGUROS S.A. (B&amp;C AJUSTADORES)</w:t>
       </w:r>
     </w:p>
-    <w:p ns2:paraId="753670C1" ns2:textId="77777777">
+    <w:p>
       <w:pPr>
         <w:tabs>
           <w:tab w:val="left" w:pos="1701"/>
@@ -460,7 +397,7 @@
           <w:color w:val="000000"/>
           <w:kern w:val="0"/>
           <w:lang w:eastAsia="es-PE"/>
-          <ns2:ligatures ns2:val="none"/>
+          <w14:ligatures w14:val="none"/>
         </w:rPr>
       </w:pPr>
       <w:r>
@@ -470,7 +407,7 @@
           <w:color w:val="000000"/>
           <w:kern w:val="0"/>
           <w:lang w:eastAsia="es-PE"/>
-          <ns2:ligatures ns2:val="none"/>
+          <w14:ligatures w14:val="none"/>
         </w:rPr>
         <w:t>MATERIAS</w:t>
       </w:r>
@@ -481,7 +418,7 @@
           <w:color w:val="000000"/>
           <w:kern w:val="0"/>
           <w:lang w:eastAsia="es-PE"/>
-          <ns2:ligatures ns2:val="none"/>
+          <w14:ligatures w14:val="none"/>
         </w:rPr>
         <w:tab/>
         <w:t xml:space="preserve">: </w:t>
@@ -493,13 +430,13 @@
           <w:color w:val="000000"/>
           <w:kern w:val="0"/>
           <w:lang w:eastAsia="es-PE"/>
-          <ns2:ligatures ns2:val="none"/>
+          <w14:ligatures w14:val="none"/>
         </w:rPr>
         <w:tab/>
         <w:t>ADMISIÓN A TRÁMITE</w:t>
       </w:r>
     </w:p>
-    <w:p ns2:paraId="449086A9" ns2:textId="77777777">
+    <w:p>
       <w:pPr>
         <w:tabs>
           <w:tab w:val="left" w:pos="1701"/>
@@ -514,7 +451,7 @@
           <w:color w:val="000000"/>
           <w:kern w:val="0"/>
           <w:lang w:eastAsia="es-PE"/>
-          <ns2:ligatures ns2:val="none"/>
+          <w14:ligatures w14:val="none"/>
         </w:rPr>
       </w:pPr>
       <w:r>
@@ -524,7 +461,7 @@
           <w:color w:val="000000"/>
           <w:kern w:val="0"/>
           <w:lang w:eastAsia="es-PE"/>
-          <ns2:ligatures ns2:val="none"/>
+          <w14:ligatures w14:val="none"/>
         </w:rPr>
         <w:t>REQ</w:t>
       </w:r>
@@ -535,12 +472,12 @@
           <w:color w:val="000000"/>
           <w:kern w:val="0"/>
           <w:lang w:eastAsia="es-PE"/>
-          <ns2:ligatures ns2:val="none"/>
+          <w14:ligatures w14:val="none"/>
         </w:rPr>
         <w:t xml:space="preserve">UERIMIENTO DE INFORMACIÓN </w:t>
       </w:r>
     </w:p>
-    <w:p ns2:paraId="778AE69F" ns2:textId="77777777">
+    <w:p>
       <w:pPr>
         <w:tabs>
           <w:tab w:val="left" w:pos="1701"/>
@@ -554,7 +491,7 @@
           <w:color w:val="000000"/>
           <w:kern w:val="0"/>
           <w:lang w:eastAsia="es-PE"/>
-          <ns2:ligatures ns2:val="none"/>
+          <w14:ligatures w14:val="none"/>
         </w:rPr>
       </w:pPr>
       <w:r>
@@ -564,7 +501,7 @@
           <w:color w:val="000000"/>
           <w:kern w:val="0"/>
           <w:lang w:eastAsia="es-PE"/>
-          <ns2:ligatures ns2:val="none"/>
+          <w14:ligatures w14:val="none"/>
         </w:rPr>
         <w:t xml:space="preserve">RESOLUCIÓN </w:t>
       </w:r>
@@ -575,7 +512,7 @@
           <w:color w:val="000000"/>
           <w:kern w:val="0"/>
           <w:lang w:eastAsia="es-PE"/>
-          <ns2:ligatures ns2:val="none"/>
+          <w14:ligatures w14:val="none"/>
         </w:rPr>
         <w:tab/>
         <w:t>:</w:t>
@@ -587,13 +524,13 @@
           <w:color w:val="000000"/>
           <w:kern w:val="0"/>
           <w:lang w:eastAsia="es-PE"/>
-          <ns2:ligatures ns2:val="none"/>
+          <w14:ligatures w14:val="none"/>
         </w:rPr>
         <w:tab/>
         <w:t>1</w:t>
       </w:r>
     </w:p>
-    <w:p ns2:paraId="26BE4AD0" ns2:textId="77777777">
+    <w:p>
       <w:pPr>
         <w:tabs>
           <w:tab w:val="left" w:pos="1014"/>
@@ -606,11 +543,11 @@
           <w:kern w:val="0"/>
           <w:shd w:val="clear" w:color="auto" w:fill="FFFFFF"/>
           <w:lang w:eastAsia="es-PE"/>
-          <ns2:ligatures ns2:val="none"/>
-        </w:rPr>
-      </w:pPr>
-    </w:p>
-    <w:p ns2:paraId="6D48DA83" ns2:textId="40B9478D">
+          <w14:ligatures w14:val="none"/>
+        </w:rPr>
+      </w:pPr>
+    </w:p>
+    <w:p>
       <w:pPr>
         <w:tabs>
           <w:tab w:val="left" w:pos="1014"/>
@@ -623,7 +560,7 @@
           <w:kern w:val="0"/>
           <w:shd w:val="clear" w:color="auto" w:fill="FFFFFF"/>
           <w:lang w:eastAsia="es-PE"/>
-          <ns2:ligatures ns2:val="none"/>
+          <w14:ligatures w14:val="none"/>
         </w:rPr>
       </w:pPr>
       <w:r>
@@ -633,7 +570,7 @@
           <w:kern w:val="0"/>
           <w:shd w:val="clear" w:color="auto" w:fill="FFFFFF"/>
           <w:lang w:eastAsia="es-PE"/>
-          <ns2:ligatures ns2:val="none"/>
+          <w14:ligatures w14:val="none"/>
         </w:rPr>
         <w:t xml:space="preserve">Lima, </w:t>
       </w:r>
@@ -644,7 +581,7 @@
           <w:kern w:val="0"/>
           <w:shd w:val="clear" w:color="auto" w:fill="FFFFFF"/>
           <w:lang w:eastAsia="es-PE"/>
-          <ns2:ligatures ns2:val="none"/>
+          <w14:ligatures w14:val="none"/>
         </w:rPr>
         <w:t xml:space="preserve">12 de mayo de 2026</w:t>
       </w:r>
@@ -655,7 +592,7 @@
           <w:kern w:val="0"/>
           <w:shd w:val="clear" w:color="auto" w:fill="FFFFFF"/>
           <w:lang w:eastAsia="es-PE"/>
-          <ns2:ligatures ns2:val="none"/>
+          <w14:ligatures w14:val="none"/>
         </w:rPr>
         <w:t xml:space="preserve"/>
       </w:r>
@@ -667,7 +604,7 @@
           <w:kern w:val="0"/>
           <w:shd w:val="clear" w:color="auto" w:fill="FFFFFF"/>
           <w:lang w:eastAsia="es-PE"/>
-          <ns2:ligatures ns2:val="none"/>
+          <w14:ligatures w14:val="none"/>
         </w:rPr>
         <w:t xml:space="preserve"/>
       </w:r>
@@ -678,13 +615,13 @@
           <w:kern w:val="0"/>
           <w:shd w:val="clear" w:color="auto" w:fill="FFFFFF"/>
           <w:lang w:eastAsia="es-PE"/>
-          <ns2:ligatures ns2:val="none"/>
+          <w14:ligatures w14:val="none"/>
         </w:rPr>
         <w:t xml:space="preserve"/>
       </w:r>
       <w:bookmarkEnd w:id="1"/>
     </w:p>
-    <w:p ns2:paraId="1EF3C256" ns2:textId="77777777">
+    <w:p>
       <w:pPr>
         <w:tabs>
           <w:tab w:val="left" w:pos="1014"/>
@@ -696,11 +633,11 @@
           <w:color w:val="000000"/>
           <w:kern w:val="0"/>
           <w:lang w:eastAsia="es-PE"/>
-          <ns2:ligatures ns2:val="none"/>
-        </w:rPr>
-      </w:pPr>
-    </w:p>
-    <w:p ns2:paraId="087322B4" ns2:textId="77777777">
+          <w14:ligatures w14:val="none"/>
+        </w:rPr>
+      </w:pPr>
+    </w:p>
+    <w:p>
       <w:pPr>
         <w:numPr>
           <w:ilvl w:val="0"/>
@@ -714,7 +651,7 @@
           <w:color w:val="000000"/>
           <w:kern w:val="0"/>
           <w:lang w:eastAsia="es-PE"/>
-          <ns2:ligatures ns2:val="none"/>
+          <w14:ligatures w14:val="none"/>
         </w:rPr>
       </w:pPr>
       <w:r>
@@ -724,12 +661,12 @@
           <w:color w:val="000000"/>
           <w:kern w:val="0"/>
           <w:lang w:eastAsia="es-PE"/>
-          <ns2:ligatures ns2:val="none"/>
+          <w14:ligatures w14:val="none"/>
         </w:rPr>
         <w:t xml:space="preserve">HECHOS </w:t>
       </w:r>
     </w:p>
-    <w:p ns2:paraId="4407157A" ns2:textId="77777777">
+    <w:p>
       <w:pPr>
         <w:spacing w:after="0" w:line="240" w:lineRule="auto"/>
         <w:jc w:val="both"/>
@@ -738,11 +675,11 @@
           <w:color w:val="000000"/>
           <w:kern w:val="0"/>
           <w:lang w:eastAsia="es-PE"/>
-          <ns2:ligatures ns2:val="none"/>
-        </w:rPr>
-      </w:pPr>
-    </w:p>
-    <w:p ns2:paraId="5ECFCB1A" ns2:textId="6C0BDE6D">
+          <w14:ligatures w14:val="none"/>
+        </w:rPr>
+      </w:pPr>
+    </w:p>
+    <w:p>
       <w:pPr>
         <w:numPr>
           <w:ilvl w:val="1"/>
@@ -756,16 +693,16 @@
           <w:color w:val="000000"/>
           <w:kern w:val="0"/>
           <w:lang w:val="es-ES" w:eastAsia="es-ES"/>
-          <ns2:ligatures ns2:val="none"/>
-        </w:rPr>
-      </w:pPr>
-      <w:r>
-        <w:rPr>
-          <w:rFonts w:ascii="Arial Narrow" w:eastAsia="Times New Roman" w:hAnsi="Arial Narrow" w:cs="Arial"/>
-          <w:color w:val="000000"/>
-          <w:kern w:val="0"/>
-          <w:lang w:val="es-ES" w:eastAsia="es-ES"/>
-          <ns2:ligatures ns2:val="none"/>
+          <w14:ligatures w14:val="none"/>
+        </w:rPr>
+      </w:pPr>
+      <w:r>
+        <w:rPr>
+          <w:rFonts w:ascii="Arial Narrow" w:eastAsia="Times New Roman" w:hAnsi="Arial Narrow" w:cs="Arial"/>
+          <w:color w:val="000000"/>
+          <w:kern w:val="0"/>
+          <w:lang w:val="es-ES" w:eastAsia="es-ES"/>
+          <w14:ligatures w14:val="none"/>
         </w:rPr>
         <w:t xml:space="preserve">Mediante la denuncia del 2 de marzo de 2026, complementada mediante escritos del 4 de marzo de 2026, 5 de marzo de 2026, 8 de marzo de 2026, 11 de marzo de 2026, 15 de marzo de 2026 y 25 de marzo de 2026, el señor [APELLIDO] denunció a Pacífico, Crawford y B&amp;C Ajustadores por presuntas infracciones a la Ley 29571, Código de Protección y Defensa del Consumidor (en adelante, Código), señalando lo siguiente:</w:t>
       </w:r>
@@ -775,7 +712,7 @@
           <w:color w:val="000000"/>
           <w:kern w:val="0"/>
           <w:lang w:val="es-ES" w:eastAsia="es-ES"/>
-          <ns2:ligatures ns2:val="none"/>
+          <w14:ligatures w14:val="none"/>
         </w:rPr>
         <w:t xml:space="preserve"/>
       </w:r>
@@ -785,7 +722,7 @@
           <w:color w:val="000000"/>
           <w:kern w:val="0"/>
           <w:lang w:val="es-ES" w:eastAsia="es-ES"/>
-          <ns2:ligatures ns2:val="none"/>
+          <w14:ligatures w14:val="none"/>
         </w:rPr>
         <w:t/>
       </w:r>
@@ -795,7 +732,7 @@
           <w:color w:val="000000"/>
           <w:kern w:val="0"/>
           <w:lang w:val="es-ES" w:eastAsia="es-ES"/>
-          <ns2:ligatures ns2:val="none"/>
+          <w14:ligatures w14:val="none"/>
         </w:rPr>
         <w:t xml:space="preserve"/>
       </w:r>
@@ -805,7 +742,7 @@
           <w:color w:val="000000"/>
           <w:kern w:val="0"/>
           <w:lang w:val="es-ES" w:eastAsia="es-ES"/>
-          <ns2:ligatures ns2:val="none"/>
+          <w14:ligatures w14:val="none"/>
         </w:rPr>
         <w:t/>
       </w:r>
@@ -815,7 +752,7 @@
           <w:color w:val="000000"/>
           <w:kern w:val="0"/>
           <w:lang w:val="es-ES" w:eastAsia="es-ES"/>
-          <ns2:ligatures ns2:val="none"/>
+          <w14:ligatures w14:val="none"/>
         </w:rPr>
         <w:t xml:space="preserve"/>
       </w:r>
@@ -825,7 +762,7 @@
           <w:color w:val="000000"/>
           <w:kern w:val="0"/>
           <w:lang w:val="es-ES" w:eastAsia="es-ES"/>
-          <ns2:ligatures ns2:val="none"/>
+          <w14:ligatures w14:val="none"/>
         </w:rPr>
         <w:t/>
       </w:r>
@@ -835,7 +772,7 @@
           <w:color w:val="000000"/>
           <w:kern w:val="0"/>
           <w:lang w:val="es-ES" w:eastAsia="es-ES"/>
-          <ns2:ligatures ns2:val="none"/>
+          <w14:ligatures w14:val="none"/>
         </w:rPr>
         <w:t xml:space="preserve"/>
       </w:r>
@@ -845,7 +782,7 @@
           <w:color w:val="000000"/>
           <w:kern w:val="0"/>
           <w:lang w:val="es-ES" w:eastAsia="es-ES"/>
-          <ns2:ligatures ns2:val="none"/>
+          <w14:ligatures w14:val="none"/>
         </w:rPr>
         <w:t/>
       </w:r>
@@ -855,7 +792,7 @@
           <w:color w:val="000000"/>
           <w:kern w:val="0"/>
           <w:lang w:val="es-ES" w:eastAsia="es-ES"/>
-          <ns2:ligatures ns2:val="none"/>
+          <w14:ligatures w14:val="none"/>
         </w:rPr>
         <w:t/>
       </w:r>
@@ -867,7 +804,7 @@
           <w:kern w:val="0"/>
           <w:vertAlign w:val="superscript"/>
           <w:lang w:val="es-ES" w:eastAsia="es-ES"/>
-          <ns2:ligatures ns2:val="none"/>
+          <w14:ligatures w14:val="none"/>
         </w:rPr>
         <w:footnoteReference w:id="1"/>
       </w:r>
@@ -875,7 +812,7 @@
         <w:rPr>
           <w:rFonts w:ascii="Arial Narrow" w:eastAsia="Calibri" w:hAnsi="Arial Narrow" w:cs="Arial"/>
           <w:kern w:val="0"/>
-          <ns2:ligatures ns2:val="none"/>
+          <w14:ligatures w14:val="none"/>
         </w:rPr>
         <w:t xml:space="preserve"/>
       </w:r>
@@ -883,7 +820,7 @@
         <w:rPr>
           <w:rFonts w:ascii="Arial Narrow" w:eastAsia="Calibri" w:hAnsi="Arial Narrow" w:cs="Arial"/>
           <w:kern w:val="0"/>
-          <ns2:ligatures ns2:val="none"/>
+          <w14:ligatures w14:val="none"/>
         </w:rPr>
         <w:t xml:space="preserve"/>
       </w:r>
@@ -891,7 +828,7 @@
         <w:rPr>
           <w:rFonts w:ascii="Arial Narrow" w:eastAsia="Calibri" w:hAnsi="Arial Narrow" w:cs="Arial"/>
           <w:kern w:val="0"/>
-          <ns2:ligatures ns2:val="none"/>
+          <w14:ligatures w14:val="none"/>
         </w:rPr>
         <w:t/>
       </w:r>
@@ -901,7 +838,7 @@
           <w:color w:val="000000"/>
           <w:kern w:val="0"/>
           <w:lang w:val="es-ES" w:eastAsia="es-ES"/>
-          <ns2:ligatures ns2:val="none"/>
+          <w14:ligatures w14:val="none"/>
         </w:rPr>
         <w:t xml:space="preserve"/>
       </w:r>
@@ -911,7 +848,7 @@
           <w:color w:val="000000"/>
           <w:kern w:val="0"/>
           <w:lang w:val="es-ES" w:eastAsia="es-ES"/>
-          <ns2:ligatures ns2:val="none"/>
+          <w14:ligatures w14:val="none"/>
         </w:rPr>
         <w:t xml:space="preserve"/>
       </w:r>
@@ -921,7 +858,7 @@
           <w:color w:val="000000"/>
           <w:kern w:val="0"/>
           <w:lang w:val="es-ES" w:eastAsia="es-ES"/>
-          <ns2:ligatures ns2:val="none"/>
+          <w14:ligatures w14:val="none"/>
         </w:rPr>
         <w:t/>
       </w:r>
@@ -931,7 +868,7 @@
           <w:color w:val="000000"/>
           <w:kern w:val="0"/>
           <w:lang w:val="es-ES" w:eastAsia="es-ES"/>
-          <ns2:ligatures ns2:val="none"/>
+          <w14:ligatures w14:val="none"/>
         </w:rPr>
         <w:t xml:space="preserve"/>
       </w:r>
@@ -941,7 +878,7 @@
           <w:color w:val="000000"/>
           <w:kern w:val="0"/>
           <w:lang w:val="es-ES" w:eastAsia="es-ES"/>
-          <ns2:ligatures ns2:val="none"/>
+          <w14:ligatures w14:val="none"/>
         </w:rPr>
         <w:t/>
       </w:r>
@@ -951,7 +888,7 @@
           <w:color w:val="000000"/>
           <w:kern w:val="0"/>
           <w:lang w:val="es-ES" w:eastAsia="es-ES"/>
-          <ns2:ligatures ns2:val="none"/>
+          <w14:ligatures w14:val="none"/>
         </w:rPr>
         <w:t xml:space="preserve"/>
       </w:r>
@@ -963,7 +900,7 @@
           <w:kern w:val="0"/>
           <w:vertAlign w:val="superscript"/>
           <w:lang w:val="es-ES" w:eastAsia="es-ES"/>
-          <ns2:ligatures ns2:val="none"/>
+          <w14:ligatures w14:val="none"/>
         </w:rPr>
         <w:footnoteReference w:id="2"/>
       </w:r>
@@ -973,7 +910,7 @@
           <w:color w:val="000000"/>
           <w:kern w:val="0"/>
           <w:lang w:val="es-ES" w:eastAsia="es-ES"/>
-          <ns2:ligatures ns2:val="none"/>
+          <w14:ligatures w14:val="none"/>
         </w:rPr>
         <w:t xml:space="preserve"/>
       </w:r>
@@ -984,25 +921,25 @@
           <w:color w:val="000000"/>
           <w:kern w:val="0"/>
           <w:lang w:val="es-ES" w:eastAsia="es-ES"/>
-          <ns2:ligatures ns2:val="none"/>
+          <w14:ligatures w14:val="none"/>
         </w:rPr>
         <w:t/>
       </w:r>
     </w:p>
-    <w:p ns2:paraId="76C1F403" ns2:textId="77777777">
-      <w:pPr>
-        <w:spacing w:after="0" w:line="240" w:lineRule="auto"/>
-        <w:jc w:val="both"/>
-        <w:rPr>
-          <w:rFonts w:ascii="Arial Narrow" w:eastAsia="Times New Roman" w:hAnsi="Arial Narrow" w:cs="Arial"/>
-          <w:color w:val="000000"/>
-          <w:kern w:val="0"/>
-          <w:lang w:eastAsia="es-ES"/>
-          <ns2:ligatures ns2:val="none"/>
-        </w:rPr>
-      </w:pPr>
-    </w:p>
-    <w:p ns2:paraId="61E25609" ns2:textId="76C378C2">
+    <w:p>
+      <w:pPr>
+        <w:spacing w:after="0" w:line="240" w:lineRule="auto"/>
+        <w:jc w:val="both"/>
+        <w:rPr>
+          <w:rFonts w:ascii="Arial Narrow" w:eastAsia="Times New Roman" w:hAnsi="Arial Narrow" w:cs="Arial"/>
+          <w:color w:val="000000"/>
+          <w:kern w:val="0"/>
+          <w:lang w:eastAsia="es-ES"/>
+          <w14:ligatures w14:val="none"/>
+        </w:rPr>
+      </w:pPr>
+    </w:p>
+    <w:p>
       <w:pPr>
         <w:pStyle w:val="Prrafodelista"/>
         <w:numPr>
@@ -1020,16 +957,16 @@
           <w:color w:val="000000"/>
           <w:kern w:val="0"/>
           <w:lang w:eastAsia="es-ES"/>
-          <ns2:ligatures ns2:val="none"/>
-        </w:rPr>
-      </w:pPr>
-      <w:r>
-        <w:rPr>
-          <w:rFonts w:ascii="Arial Narrow" w:eastAsia="Times New Roman" w:hAnsi="Arial Narrow" w:cs="Arial"/>
-          <w:color w:val="000000"/>
-          <w:kern w:val="0"/>
-          <w:lang w:eastAsia="es-ES"/>
-          <ns2:ligatures ns2:val="none"/>
+          <w14:ligatures w14:val="none"/>
+        </w:rPr>
+      </w:pPr>
+      <w:r>
+        <w:rPr>
+          <w:rFonts w:ascii="Arial Narrow" w:eastAsia="Times New Roman" w:hAnsi="Arial Narrow" w:cs="Arial"/>
+          <w:color w:val="000000"/>
+          <w:kern w:val="0"/>
+          <w:lang w:eastAsia="es-ES"/>
+          <w14:ligatures w14:val="none"/>
         </w:rPr>
         <w:t xml:space="preserve">El </w:t>
       </w:r>
@@ -1039,7 +976,7 @@
           <w:color w:val="000000"/>
           <w:kern w:val="0"/>
           <w:lang w:eastAsia="es-ES"/>
-          <ns2:ligatures ns2:val="none"/>
+          <w14:ligatures w14:val="none"/>
         </w:rPr>
         <w:t xml:space="preserve">26 de julio de 2022</w:t>
       </w:r>
@@ -1049,7 +986,7 @@
           <w:color w:val="000000"/>
           <w:kern w:val="0"/>
           <w:lang w:eastAsia="es-ES"/>
-          <ns2:ligatures ns2:val="none"/>
+          <w14:ligatures w14:val="none"/>
         </w:rPr>
         <w:t xml:space="preserve"/>
       </w:r>
@@ -1059,7 +996,7 @@
           <w:color w:val="000000"/>
           <w:kern w:val="0"/>
           <w:lang w:eastAsia="es-ES"/>
-          <ns2:ligatures ns2:val="none"/>
+          <w14:ligatures w14:val="none"/>
         </w:rPr>
         <w:t xml:space="preserve"/>
       </w:r>
@@ -1069,7 +1006,7 @@
           <w:color w:val="000000"/>
           <w:kern w:val="0"/>
           <w:lang w:eastAsia="es-ES"/>
-          <ns2:ligatures ns2:val="none"/>
+          <w14:ligatures w14:val="none"/>
         </w:rPr>
         <w:t>, inició la vigencia</w:t>
       </w:r>
@@ -1079,7 +1016,7 @@
           <w:color w:val="000000"/>
           <w:kern w:val="0"/>
           <w:lang w:eastAsia="es-ES"/>
-          <ns2:ligatures ns2:val="none"/>
+          <w14:ligatures w14:val="none"/>
         </w:rPr>
         <w:t xml:space="preserve"> </w:t>
       </w:r>
@@ -1089,7 +1026,7 @@
           <w:color w:val="000000"/>
           <w:kern w:val="0"/>
           <w:lang w:eastAsia="es-ES"/>
-          <ns2:ligatures ns2:val="none"/>
+          <w14:ligatures w14:val="none"/>
         </w:rPr>
         <w:t>d</w:t>
       </w:r>
@@ -1099,7 +1036,7 @@
           <w:color w:val="000000"/>
           <w:kern w:val="0"/>
           <w:lang w:eastAsia="es-ES"/>
-          <ns2:ligatures ns2:val="none"/>
+          <w14:ligatures w14:val="none"/>
         </w:rPr>
         <w:t xml:space="preserve">el Seguro </w:t>
       </w:r>
@@ -1110,7 +1047,7 @@
           <w:color w:val="000000"/>
           <w:kern w:val="0"/>
           <w:lang w:eastAsia="es-ES"/>
-          <ns2:ligatures ns2:val="none"/>
+          <w14:ligatures w14:val="none"/>
         </w:rPr>
         <w:t>Multiriesgo</w:t>
       </w:r>
@@ -1121,7 +1058,7 @@
           <w:color w:val="000000"/>
           <w:kern w:val="0"/>
           <w:lang w:eastAsia="es-ES"/>
-          <ns2:ligatures ns2:val="none"/>
+          <w14:ligatures w14:val="none"/>
         </w:rPr>
         <w:t xml:space="preserve"> Prestatarios – Póliza 17027395</w:t>
       </w:r>
@@ -1131,7 +1068,7 @@
           <w:color w:val="000000"/>
           <w:kern w:val="0"/>
           <w:lang w:eastAsia="es-ES"/>
-          <ns2:ligatures ns2:val="none"/>
+          <w14:ligatures w14:val="none"/>
         </w:rPr>
         <w:t xml:space="preserve"> emitida por </w:t>
       </w:r>
@@ -1141,7 +1078,7 @@
           <w:color w:val="000000"/>
           <w:kern w:val="0"/>
           <w:lang w:eastAsia="es-ES"/>
-          <ns2:ligatures ns2:val="none"/>
+          <w14:ligatures w14:val="none"/>
         </w:rPr>
         <w:t>Pacífico</w:t>
       </w:r>
@@ -1151,7 +1088,7 @@
           <w:color w:val="000000"/>
           <w:kern w:val="0"/>
           <w:lang w:eastAsia="es-ES"/>
-          <ns2:ligatures ns2:val="none"/>
+          <w14:ligatures w14:val="none"/>
         </w:rPr>
         <w:t xml:space="preserve"> </w:t>
       </w:r>
@@ -1161,7 +1098,7 @@
           <w:color w:val="000000"/>
           <w:kern w:val="0"/>
           <w:lang w:eastAsia="es-ES"/>
-          <ns2:ligatures ns2:val="none"/>
+          <w14:ligatures w14:val="none"/>
         </w:rPr>
         <w:t xml:space="preserve">(en adelante, Seguro </w:t>
       </w:r>
@@ -1172,7 +1109,7 @@
           <w:color w:val="000000"/>
           <w:kern w:val="0"/>
           <w:lang w:eastAsia="es-ES"/>
-          <ns2:ligatures ns2:val="none"/>
+          <w14:ligatures w14:val="none"/>
         </w:rPr>
         <w:t>Multiriesgo</w:t>
       </w:r>
@@ -1183,7 +1120,7 @@
           <w:color w:val="000000"/>
           <w:kern w:val="0"/>
           <w:lang w:eastAsia="es-ES"/>
-          <ns2:ligatures ns2:val="none"/>
+          <w14:ligatures w14:val="none"/>
         </w:rPr>
         <w:t xml:space="preserve">) </w:t>
       </w:r>
@@ -1193,7 +1130,7 @@
           <w:color w:val="000000"/>
           <w:kern w:val="0"/>
           <w:lang w:eastAsia="es-ES"/>
-          <ns2:ligatures ns2:val="none"/>
+          <w14:ligatures w14:val="none"/>
         </w:rPr>
         <w:t xml:space="preserve">que adquirió </w:t>
       </w:r>
@@ -1203,7 +1140,7 @@
           <w:color w:val="000000"/>
           <w:kern w:val="0"/>
           <w:lang w:eastAsia="es-ES"/>
-          <ns2:ligatures ns2:val="none"/>
+          <w14:ligatures w14:val="none"/>
         </w:rPr>
         <w:t>para asegurar su</w:t>
       </w:r>
@@ -1213,7 +1150,7 @@
           <w:color w:val="000000"/>
           <w:kern w:val="0"/>
           <w:lang w:eastAsia="es-ES"/>
-          <ns2:ligatures ns2:val="none"/>
+          <w14:ligatures w14:val="none"/>
         </w:rPr>
         <w:t xml:space="preserve"> inmueble</w:t>
       </w:r>
@@ -1223,7 +1160,7 @@
           <w:color w:val="000000"/>
           <w:kern w:val="0"/>
           <w:lang w:eastAsia="es-ES"/>
-          <ns2:ligatures ns2:val="none"/>
+          <w14:ligatures w14:val="none"/>
         </w:rPr>
         <w:t xml:space="preserve"> ubicado en el distrito y provincia de </w:t>
       </w:r>
@@ -1233,7 +1170,7 @@
           <w:color w:val="000000"/>
           <w:kern w:val="0"/>
           <w:lang w:eastAsia="es-ES"/>
-          <ns2:ligatures ns2:val="none"/>
+          <w14:ligatures w14:val="none"/>
         </w:rPr>
         <w:t>Barranca</w:t>
       </w:r>
@@ -1243,7 +1180,7 @@
           <w:color w:val="000000"/>
           <w:kern w:val="0"/>
           <w:lang w:eastAsia="es-ES"/>
-          <ns2:ligatures ns2:val="none"/>
+          <w14:ligatures w14:val="none"/>
         </w:rPr>
         <w:t>, departamento de Lima</w:t>
       </w:r>
@@ -1253,7 +1190,7 @@
           <w:color w:val="000000"/>
           <w:kern w:val="0"/>
           <w:lang w:eastAsia="es-ES"/>
-          <ns2:ligatures ns2:val="none"/>
+          <w14:ligatures w14:val="none"/>
         </w:rPr>
         <w:t xml:space="preserve"> </w:t>
       </w:r>
@@ -1263,7 +1200,7 @@
           <w:color w:val="000000"/>
           <w:kern w:val="0"/>
           <w:lang w:eastAsia="es-ES"/>
-          <ns2:ligatures ns2:val="none"/>
+          <w14:ligatures w14:val="none"/>
         </w:rPr>
         <w:t>(en adelante, inmueble asegurado)</w:t>
       </w:r>
@@ -1273,7 +1210,7 @@
           <w:color w:val="000000"/>
           <w:kern w:val="0"/>
           <w:lang w:eastAsia="es-ES"/>
-          <ns2:ligatures ns2:val="none"/>
+          <w14:ligatures w14:val="none"/>
         </w:rPr>
         <w:t>.</w:t>
       </w:r>
@@ -1283,7 +1220,7 @@
           <w:color w:val="000000"/>
           <w:kern w:val="0"/>
           <w:lang w:eastAsia="es-ES"/>
-          <ns2:ligatures ns2:val="none"/>
+          <w14:ligatures w14:val="none"/>
         </w:rPr>
         <w:t xml:space="preserve"> </w:t>
       </w:r>
@@ -1293,7 +1230,7 @@
           <w:color w:val="000000"/>
           <w:kern w:val="0"/>
           <w:lang w:eastAsia="es-ES"/>
-          <ns2:ligatures ns2:val="none"/>
+          <w14:ligatures w14:val="none"/>
         </w:rPr>
         <w:t xml:space="preserve">En el </w:t>
       </w:r>
@@ -1303,7 +1240,7 @@
           <w:color w:val="000000"/>
           <w:kern w:val="0"/>
           <w:lang w:eastAsia="es-ES"/>
-          <ns2:ligatures ns2:val="none"/>
+          <w14:ligatures w14:val="none"/>
         </w:rPr>
         <w:t xml:space="preserve">Seguro </w:t>
       </w:r>
@@ -1314,7 +1251,7 @@
           <w:color w:val="000000"/>
           <w:kern w:val="0"/>
           <w:lang w:eastAsia="es-ES"/>
-          <ns2:ligatures ns2:val="none"/>
+          <w14:ligatures w14:val="none"/>
         </w:rPr>
         <w:t>Multiriesgo</w:t>
       </w:r>
@@ -1325,7 +1262,7 @@
           <w:color w:val="000000"/>
           <w:kern w:val="0"/>
           <w:lang w:eastAsia="es-ES"/>
-          <ns2:ligatures ns2:val="none"/>
+          <w14:ligatures w14:val="none"/>
         </w:rPr>
         <w:t xml:space="preserve">, el </w:t>
       </w:r>
@@ -1335,7 +1272,7 @@
           <w:color w:val="000000"/>
           <w:kern w:val="0"/>
           <w:lang w:eastAsia="es-ES"/>
-          <ns2:ligatures ns2:val="none"/>
+          <w14:ligatures w14:val="none"/>
         </w:rPr>
         <w:t>Banco de la Microempresa S.A.</w:t>
       </w:r>
@@ -1345,7 +1282,7 @@
           <w:color w:val="000000"/>
           <w:kern w:val="0"/>
           <w:lang w:eastAsia="es-ES"/>
-          <ns2:ligatures ns2:val="none"/>
+          <w14:ligatures w14:val="none"/>
         </w:rPr>
         <w:t xml:space="preserve"> (en adelante, </w:t>
       </w:r>
@@ -1355,7 +1292,7 @@
           <w:color w:val="000000"/>
           <w:kern w:val="0"/>
           <w:lang w:eastAsia="es-ES"/>
-          <ns2:ligatures ns2:val="none"/>
+          <w14:ligatures w14:val="none"/>
         </w:rPr>
         <w:t>Banco</w:t>
       </w:r>
@@ -1365,12 +1302,12 @@
           <w:color w:val="000000"/>
           <w:kern w:val="0"/>
           <w:lang w:eastAsia="es-ES"/>
-          <ns2:ligatures ns2:val="none"/>
+          <w14:ligatures w14:val="none"/>
         </w:rPr>
         <w:t>) fue consignado como endosatario.</w:t>
       </w:r>
     </w:p>
-    <w:p ns2:paraId="70197103" ns2:textId="77777777">
+    <w:p>
       <w:pPr>
         <w:pStyle w:val="Prrafodelista"/>
         <w:spacing w:after="0" w:line="240" w:lineRule="auto"/>
@@ -1381,11 +1318,11 @@
           <w:color w:val="000000"/>
           <w:kern w:val="0"/>
           <w:lang w:eastAsia="es-ES"/>
-          <ns2:ligatures ns2:val="none"/>
-        </w:rPr>
-      </w:pPr>
-    </w:p>
-    <w:p ns2:paraId="72B5AC8F" ns2:textId="43FC8F68">
+          <w14:ligatures w14:val="none"/>
+        </w:rPr>
+      </w:pPr>
+    </w:p>
+    <w:p>
       <w:pPr>
         <w:pStyle w:val="Prrafodelista"/>
         <w:numPr>
@@ -1403,16 +1340,16 @@
           <w:color w:val="000000"/>
           <w:kern w:val="0"/>
           <w:lang w:eastAsia="es-ES"/>
-          <ns2:ligatures ns2:val="none"/>
-        </w:rPr>
-      </w:pPr>
-      <w:r>
-        <w:rPr>
-          <w:rFonts w:ascii="Arial Narrow" w:eastAsia="Times New Roman" w:hAnsi="Arial Narrow" w:cs="Arial"/>
-          <w:color w:val="000000"/>
-          <w:kern w:val="0"/>
-          <w:lang w:eastAsia="es-ES"/>
-          <ns2:ligatures ns2:val="none"/>
+          <w14:ligatures w14:val="none"/>
+        </w:rPr>
+      </w:pPr>
+      <w:r>
+        <w:rPr>
+          <w:rFonts w:ascii="Arial Narrow" w:eastAsia="Times New Roman" w:hAnsi="Arial Narrow" w:cs="Arial"/>
+          <w:color w:val="000000"/>
+          <w:kern w:val="0"/>
+          <w:lang w:eastAsia="es-ES"/>
+          <w14:ligatures w14:val="none"/>
         </w:rPr>
         <w:t xml:space="preserve">Asimismo, </w:t>
       </w:r>
@@ -1422,7 +1359,7 @@
           <w:color w:val="000000"/>
           <w:kern w:val="0"/>
           <w:lang w:eastAsia="es-ES"/>
-          <ns2:ligatures ns2:val="none"/>
+          <w14:ligatures w14:val="none"/>
         </w:rPr>
         <w:t xml:space="preserve">al momento de </w:t>
       </w:r>
@@ -1432,7 +1369,7 @@
           <w:color w:val="000000"/>
           <w:kern w:val="0"/>
           <w:lang w:eastAsia="es-ES"/>
-          <ns2:ligatures ns2:val="none"/>
+          <w14:ligatures w14:val="none"/>
         </w:rPr>
         <w:t xml:space="preserve">la contratación del </w:t>
       </w:r>
@@ -1442,7 +1379,7 @@
           <w:color w:val="000000"/>
           <w:kern w:val="0"/>
           <w:lang w:eastAsia="es-ES"/>
-          <ns2:ligatures ns2:val="none"/>
+          <w14:ligatures w14:val="none"/>
         </w:rPr>
         <w:t xml:space="preserve">Seguro </w:t>
       </w:r>
@@ -1453,7 +1390,7 @@
           <w:color w:val="000000"/>
           <w:kern w:val="0"/>
           <w:lang w:eastAsia="es-ES"/>
-          <ns2:ligatures ns2:val="none"/>
+          <w14:ligatures w14:val="none"/>
         </w:rPr>
         <w:t>Multiriesgo</w:t>
       </w:r>
@@ -1464,7 +1401,7 @@
           <w:color w:val="000000"/>
           <w:kern w:val="0"/>
           <w:lang w:eastAsia="es-ES"/>
-          <ns2:ligatures ns2:val="none"/>
+          <w14:ligatures w14:val="none"/>
         </w:rPr>
         <w:t xml:space="preserve">, </w:t>
       </w:r>
@@ -1474,7 +1411,7 @@
           <w:color w:val="000000"/>
           <w:kern w:val="0"/>
           <w:lang w:eastAsia="es-ES"/>
-          <ns2:ligatures ns2:val="none"/>
+          <w14:ligatures w14:val="none"/>
         </w:rPr>
         <w:t xml:space="preserve">Pacífico </w:t>
       </w:r>
@@ -1484,7 +1421,7 @@
           <w:color w:val="000000"/>
           <w:kern w:val="0"/>
           <w:lang w:eastAsia="es-ES"/>
-          <ns2:ligatures ns2:val="none"/>
+          <w14:ligatures w14:val="none"/>
         </w:rPr>
         <w:t xml:space="preserve">contaba </w:t>
       </w:r>
@@ -1494,7 +1431,7 @@
           <w:color w:val="000000"/>
           <w:kern w:val="0"/>
           <w:lang w:eastAsia="es-ES"/>
-          <ns2:ligatures ns2:val="none"/>
+          <w14:ligatures w14:val="none"/>
         </w:rPr>
         <w:t xml:space="preserve">con información precisa sobre </w:t>
       </w:r>
@@ -1504,7 +1441,7 @@
           <w:color w:val="000000"/>
           <w:kern w:val="0"/>
           <w:lang w:eastAsia="es-ES"/>
-          <ns2:ligatures ns2:val="none"/>
+          <w14:ligatures w14:val="none"/>
         </w:rPr>
         <w:t xml:space="preserve">las condiciones reales </w:t>
       </w:r>
@@ -1514,7 +1451,7 @@
           <w:color w:val="000000"/>
           <w:kern w:val="0"/>
           <w:lang w:eastAsia="es-ES"/>
-          <ns2:ligatures ns2:val="none"/>
+          <w14:ligatures w14:val="none"/>
         </w:rPr>
         <w:t xml:space="preserve">del inmueble </w:t>
       </w:r>
@@ -1524,7 +1461,7 @@
           <w:color w:val="000000"/>
           <w:kern w:val="0"/>
           <w:lang w:eastAsia="es-ES"/>
-          <ns2:ligatures ns2:val="none"/>
+          <w14:ligatures w14:val="none"/>
         </w:rPr>
         <w:t xml:space="preserve">asegurado, conforme a la </w:t>
       </w:r>
@@ -1534,7 +1471,7 @@
           <w:color w:val="000000"/>
           <w:kern w:val="0"/>
           <w:lang w:eastAsia="es-ES"/>
-          <ns2:ligatures ns2:val="none"/>
+          <w14:ligatures w14:val="none"/>
         </w:rPr>
         <w:t>Tasación Comercial TERRA-014-22-MB-INM</w:t>
       </w:r>
@@ -1544,7 +1481,7 @@
           <w:color w:val="000000"/>
           <w:kern w:val="0"/>
           <w:lang w:eastAsia="es-ES"/>
-          <ns2:ligatures ns2:val="none"/>
+          <w14:ligatures w14:val="none"/>
         </w:rPr>
         <w:t xml:space="preserve"> emitido</w:t>
       </w:r>
@@ -1554,7 +1491,7 @@
           <w:color w:val="000000"/>
           <w:kern w:val="0"/>
           <w:lang w:eastAsia="es-ES"/>
-          <ns2:ligatures ns2:val="none"/>
+          <w14:ligatures w14:val="none"/>
         </w:rPr>
         <w:t xml:space="preserve"> por encargo de</w:t>
       </w:r>
@@ -1564,7 +1501,7 @@
           <w:color w:val="000000"/>
           <w:kern w:val="0"/>
           <w:lang w:eastAsia="es-ES"/>
-          <ns2:ligatures ns2:val="none"/>
+          <w14:ligatures w14:val="none"/>
         </w:rPr>
         <w:t>l</w:t>
       </w:r>
@@ -1574,7 +1511,7 @@
           <w:color w:val="000000"/>
           <w:kern w:val="0"/>
           <w:lang w:eastAsia="es-ES"/>
-          <ns2:ligatures ns2:val="none"/>
+          <w14:ligatures w14:val="none"/>
         </w:rPr>
         <w:t xml:space="preserve"> </w:t>
       </w:r>
@@ -1584,7 +1521,7 @@
           <w:color w:val="000000"/>
           <w:kern w:val="0"/>
           <w:lang w:eastAsia="es-ES"/>
-          <ns2:ligatures ns2:val="none"/>
+          <w14:ligatures w14:val="none"/>
         </w:rPr>
         <w:t>Banco</w:t>
       </w:r>
@@ -1594,7 +1531,7 @@
           <w:color w:val="000000"/>
           <w:kern w:val="0"/>
           <w:lang w:eastAsia="es-ES"/>
-          <ns2:ligatures ns2:val="none"/>
+          <w14:ligatures w14:val="none"/>
         </w:rPr>
         <w:t xml:space="preserve">, en la que se consignó información relacionada con las características y estado de conservación </w:t>
       </w:r>
@@ -1604,7 +1541,7 @@
           <w:color w:val="000000"/>
           <w:kern w:val="0"/>
           <w:lang w:eastAsia="es-ES"/>
-          <ns2:ligatures ns2:val="none"/>
+          <w14:ligatures w14:val="none"/>
         </w:rPr>
         <w:t>del inmueble asegurado</w:t>
       </w:r>
@@ -1614,7 +1551,7 @@
           <w:color w:val="000000"/>
           <w:kern w:val="0"/>
           <w:lang w:eastAsia="es-ES"/>
-          <ns2:ligatures ns2:val="none"/>
+          <w14:ligatures w14:val="none"/>
         </w:rPr>
         <w:t xml:space="preserve">, </w:t>
       </w:r>
@@ -1624,7 +1561,7 @@
           <w:color w:val="000000"/>
           <w:kern w:val="0"/>
           <w:lang w:eastAsia="es-ES"/>
-          <ns2:ligatures ns2:val="none"/>
+          <w14:ligatures w14:val="none"/>
         </w:rPr>
         <w:t xml:space="preserve">el cual fue </w:t>
       </w:r>
@@ -1634,25 +1571,25 @@
           <w:color w:val="000000"/>
           <w:kern w:val="0"/>
           <w:lang w:eastAsia="es-ES"/>
-          <ns2:ligatures ns2:val="none"/>
+          <w14:ligatures w14:val="none"/>
         </w:rPr>
         <w:t>calificado como “REGULAR”.</w:t>
       </w:r>
     </w:p>
-    <w:p ns2:paraId="36022BD4" ns2:textId="77777777">
-      <w:pPr>
-        <w:spacing w:after="0" w:line="240" w:lineRule="auto"/>
-        <w:jc w:val="both"/>
-        <w:rPr>
-          <w:rFonts w:ascii="Arial Narrow" w:eastAsia="Times New Roman" w:hAnsi="Arial Narrow" w:cs="Arial"/>
-          <w:color w:val="000000"/>
-          <w:kern w:val="0"/>
-          <w:lang w:eastAsia="es-ES"/>
-          <ns2:ligatures ns2:val="none"/>
-        </w:rPr>
-      </w:pPr>
-    </w:p>
-    <w:p ns2:paraId="0C583684" ns2:textId="44A3F626">
+    <w:p>
+      <w:pPr>
+        <w:spacing w:after="0" w:line="240" w:lineRule="auto"/>
+        <w:jc w:val="both"/>
+        <w:rPr>
+          <w:rFonts w:ascii="Arial Narrow" w:eastAsia="Times New Roman" w:hAnsi="Arial Narrow" w:cs="Arial"/>
+          <w:color w:val="000000"/>
+          <w:kern w:val="0"/>
+          <w:lang w:eastAsia="es-ES"/>
+          <w14:ligatures w14:val="none"/>
+        </w:rPr>
+      </w:pPr>
+    </w:p>
+    <w:p>
       <w:pPr>
         <w:pStyle w:val="Prrafodelista"/>
         <w:numPr>
@@ -1670,16 +1607,16 @@
           <w:color w:val="000000"/>
           <w:kern w:val="0"/>
           <w:lang w:eastAsia="es-ES"/>
-          <ns2:ligatures ns2:val="none"/>
-        </w:rPr>
-      </w:pPr>
-      <w:r>
-        <w:rPr>
-          <w:rFonts w:ascii="Arial Narrow" w:eastAsia="Times New Roman" w:hAnsi="Arial Narrow" w:cs="Arial"/>
-          <w:color w:val="000000"/>
-          <w:kern w:val="0"/>
-          <w:lang w:eastAsia="es-ES"/>
-          <ns2:ligatures ns2:val="none"/>
+          <w14:ligatures w14:val="none"/>
+        </w:rPr>
+      </w:pPr>
+      <w:r>
+        <w:rPr>
+          <w:rFonts w:ascii="Arial Narrow" w:eastAsia="Times New Roman" w:hAnsi="Arial Narrow" w:cs="Arial"/>
+          <w:color w:val="000000"/>
+          <w:kern w:val="0"/>
+          <w:lang w:eastAsia="es-ES"/>
+          <w14:ligatures w14:val="none"/>
         </w:rPr>
         <w:t xml:space="preserve">El 26 y 27 de diciembre de 2025, se produjo una secuencia sísmica que, conforme al Informe Técnico Estructural de Ampliación y Análisis de Causalidad emitido por el ingeniero </w:t>
       </w:r>
@@ -1689,7 +1626,7 @@
           <w:color w:val="000000"/>
           <w:kern w:val="0"/>
           <w:lang w:eastAsia="es-ES"/>
-          <ns2:ligatures ns2:val="none"/>
+          <w14:ligatures w14:val="none"/>
         </w:rPr>
         <w:t>de iniciales J.A.L.S.</w:t>
       </w:r>
@@ -1699,7 +1636,7 @@
           <w:color w:val="000000"/>
           <w:kern w:val="0"/>
           <w:lang w:eastAsia="es-ES"/>
-          <ns2:ligatures ns2:val="none"/>
+          <w14:ligatures w14:val="none"/>
         </w:rPr>
         <w:t xml:space="preserve">, es referido </w:t>
       </w:r>
@@ -1709,7 +1646,7 @@
           <w:color w:val="000000"/>
           <w:kern w:val="0"/>
           <w:lang w:eastAsia="es-ES"/>
-          <ns2:ligatures ns2:val="none"/>
+          <w14:ligatures w14:val="none"/>
         </w:rPr>
         <w:t>como</w:t>
       </w:r>
@@ -1719,7 +1656,7 @@
           <w:color w:val="000000"/>
           <w:kern w:val="0"/>
           <w:lang w:eastAsia="es-ES"/>
-          <ns2:ligatures ns2:val="none"/>
+          <w14:ligatures w14:val="none"/>
         </w:rPr>
         <w:t xml:space="preserve"> detonante de los daños estructurales en el inmueble asegurado</w:t>
       </w:r>
@@ -1729,7 +1666,7 @@
           <w:color w:val="000000"/>
           <w:kern w:val="0"/>
           <w:lang w:eastAsia="es-ES"/>
-          <ns2:ligatures ns2:val="none"/>
+          <w14:ligatures w14:val="none"/>
         </w:rPr>
         <w:t xml:space="preserve"> (en adelante, siniestro)</w:t>
       </w:r>
@@ -1739,12 +1676,12 @@
           <w:color w:val="000000"/>
           <w:kern w:val="0"/>
           <w:lang w:eastAsia="es-ES"/>
-          <ns2:ligatures ns2:val="none"/>
+          <w14:ligatures w14:val="none"/>
         </w:rPr>
         <w:t>.</w:t>
       </w:r>
     </w:p>
-    <w:p ns2:paraId="2F3018E8" ns2:textId="77777777">
+    <w:p>
       <w:pPr>
         <w:pStyle w:val="Prrafodelista"/>
         <w:spacing w:after="0" w:line="240" w:lineRule="auto"/>
@@ -1755,11 +1692,11 @@
           <w:color w:val="000000"/>
           <w:kern w:val="0"/>
           <w:lang w:eastAsia="es-ES"/>
-          <ns2:ligatures ns2:val="none"/>
-        </w:rPr>
-      </w:pPr>
-    </w:p>
-    <w:p ns2:paraId="293BC9D8" ns2:textId="77777777">
+          <w14:ligatures w14:val="none"/>
+        </w:rPr>
+      </w:pPr>
+    </w:p>
+    <w:p>
       <w:pPr>
         <w:pStyle w:val="Prrafodelista"/>
         <w:numPr>
@@ -1777,16 +1714,16 @@
           <w:color w:val="000000"/>
           <w:kern w:val="0"/>
           <w:lang w:eastAsia="es-ES"/>
-          <ns2:ligatures ns2:val="none"/>
-        </w:rPr>
-      </w:pPr>
-      <w:r>
-        <w:rPr>
-          <w:rFonts w:ascii="Arial Narrow" w:eastAsia="Times New Roman" w:hAnsi="Arial Narrow" w:cs="Arial"/>
-          <w:color w:val="000000"/>
-          <w:kern w:val="0"/>
-          <w:lang w:eastAsia="es-ES"/>
-          <ns2:ligatures ns2:val="none"/>
+          <w14:ligatures w14:val="none"/>
+        </w:rPr>
+      </w:pPr>
+      <w:r>
+        <w:rPr>
+          <w:rFonts w:ascii="Arial Narrow" w:eastAsia="Times New Roman" w:hAnsi="Arial Narrow" w:cs="Arial"/>
+          <w:color w:val="000000"/>
+          <w:kern w:val="0"/>
+          <w:lang w:eastAsia="es-ES"/>
+          <w14:ligatures w14:val="none"/>
         </w:rPr>
         <w:t xml:space="preserve">El 21 de enero de 2026, presentó ante </w:t>
       </w:r>
@@ -1796,7 +1733,7 @@
           <w:color w:val="000000"/>
           <w:kern w:val="0"/>
           <w:lang w:val="es-ES" w:eastAsia="es-ES"/>
-          <ns2:ligatures ns2:val="none"/>
+          <w14:ligatures w14:val="none"/>
         </w:rPr>
         <w:t>Pacífico</w:t>
       </w:r>
@@ -1806,7 +1743,7 @@
           <w:color w:val="000000"/>
           <w:kern w:val="0"/>
           <w:lang w:val="es-ES" w:eastAsia="es-ES"/>
-          <ns2:ligatures ns2:val="none"/>
+          <w14:ligatures w14:val="none"/>
         </w:rPr>
         <w:t xml:space="preserve">, a través del </w:t>
       </w:r>
@@ -1816,7 +1753,7 @@
           <w:color w:val="000000"/>
           <w:kern w:val="0"/>
           <w:lang w:eastAsia="es-ES"/>
-          <ns2:ligatures ns2:val="none"/>
+          <w14:ligatures w14:val="none"/>
         </w:rPr>
         <w:t>Banco</w:t>
       </w:r>
@@ -1826,7 +1763,7 @@
           <w:color w:val="000000"/>
           <w:kern w:val="0"/>
           <w:lang w:eastAsia="es-ES"/>
-          <ns2:ligatures ns2:val="none"/>
+          <w14:ligatures w14:val="none"/>
         </w:rPr>
         <w:t>,</w:t>
       </w:r>
@@ -1836,7 +1773,7 @@
           <w:color w:val="000000"/>
           <w:kern w:val="0"/>
           <w:lang w:eastAsia="es-ES"/>
-          <ns2:ligatures ns2:val="none"/>
+          <w14:ligatures w14:val="none"/>
         </w:rPr>
         <w:t xml:space="preserve"> </w:t>
       </w:r>
@@ -1846,7 +1783,7 @@
           <w:color w:val="000000"/>
           <w:kern w:val="0"/>
           <w:lang w:eastAsia="es-ES"/>
-          <ns2:ligatures ns2:val="none"/>
+          <w14:ligatures w14:val="none"/>
         </w:rPr>
         <w:t>el Informe Técnico de Ingeniería Civil y la documentación vinculada al sustento de los daños estructurales del inmueble asegurado</w:t>
       </w:r>
@@ -1856,7 +1793,7 @@
           <w:color w:val="000000"/>
           <w:kern w:val="0"/>
           <w:lang w:eastAsia="es-ES"/>
-          <ns2:ligatures ns2:val="none"/>
+          <w14:ligatures w14:val="none"/>
         </w:rPr>
         <w:t xml:space="preserve"> por el siniestro</w:t>
       </w:r>
@@ -1866,7 +1803,7 @@
           <w:color w:val="000000"/>
           <w:kern w:val="0"/>
           <w:lang w:eastAsia="es-ES"/>
-          <ns2:ligatures ns2:val="none"/>
+          <w14:ligatures w14:val="none"/>
         </w:rPr>
         <w:t xml:space="preserve">. </w:t>
       </w:r>
@@ -1876,7 +1813,7 @@
           <w:color w:val="000000"/>
           <w:kern w:val="0"/>
           <w:lang w:eastAsia="es-ES"/>
-          <ns2:ligatures ns2:val="none"/>
+          <w14:ligatures w14:val="none"/>
         </w:rPr>
         <w:t>Ese mismo día</w:t>
       </w:r>
@@ -1886,7 +1823,7 @@
           <w:color w:val="000000"/>
           <w:kern w:val="0"/>
           <w:lang w:eastAsia="es-ES"/>
-          <ns2:ligatures ns2:val="none"/>
+          <w14:ligatures w14:val="none"/>
         </w:rPr>
         <w:t>, el sistema interno de</w:t>
       </w:r>
@@ -1896,7 +1833,7 @@
           <w:color w:val="000000"/>
           <w:kern w:val="0"/>
           <w:lang w:eastAsia="es-ES"/>
-          <ns2:ligatures ns2:val="none"/>
+          <w14:ligatures w14:val="none"/>
         </w:rPr>
         <w:t>l</w:t>
       </w:r>
@@ -1906,7 +1843,7 @@
           <w:color w:val="000000"/>
           <w:kern w:val="0"/>
           <w:lang w:eastAsia="es-ES"/>
-          <ns2:ligatures ns2:val="none"/>
+          <w14:ligatures w14:val="none"/>
         </w:rPr>
         <w:t xml:space="preserve"> </w:t>
       </w:r>
@@ -1916,7 +1853,7 @@
           <w:color w:val="000000"/>
           <w:kern w:val="0"/>
           <w:lang w:eastAsia="es-ES"/>
-          <ns2:ligatures ns2:val="none"/>
+          <w14:ligatures w14:val="none"/>
         </w:rPr>
         <w:t>Banco</w:t>
       </w:r>
@@ -1926,7 +1863,7 @@
           <w:color w:val="000000"/>
           <w:kern w:val="0"/>
           <w:lang w:eastAsia="es-ES"/>
-          <ns2:ligatures ns2:val="none"/>
+          <w14:ligatures w14:val="none"/>
         </w:rPr>
         <w:t xml:space="preserve"> </w:t>
       </w:r>
@@ -1936,7 +1873,7 @@
           <w:color w:val="000000"/>
           <w:kern w:val="0"/>
           <w:lang w:eastAsia="es-ES"/>
-          <ns2:ligatures ns2:val="none"/>
+          <w14:ligatures w14:val="none"/>
         </w:rPr>
         <w:t>registró el hito “SE ADJUNTA LO SOLICITADO”</w:t>
       </w:r>
@@ -1946,12 +1883,12 @@
           <w:color w:val="000000"/>
           <w:kern w:val="0"/>
           <w:lang w:eastAsia="es-ES"/>
-          <ns2:ligatures ns2:val="none"/>
+          <w14:ligatures w14:val="none"/>
         </w:rPr>
         <w:t>.</w:t>
       </w:r>
     </w:p>
-    <w:p ns2:paraId="75BB3C68" ns2:textId="77777777">
+    <w:p>
       <w:pPr>
         <w:pStyle w:val="Prrafodelista"/>
         <w:rPr>
@@ -1959,11 +1896,11 @@
           <w:color w:val="000000"/>
           <w:kern w:val="0"/>
           <w:lang w:eastAsia="es-ES"/>
-          <ns2:ligatures ns2:val="none"/>
-        </w:rPr>
-      </w:pPr>
-    </w:p>
-    <w:p ns2:paraId="072E6FED" ns2:textId="15229474">
+          <w14:ligatures w14:val="none"/>
+        </w:rPr>
+      </w:pPr>
+    </w:p>
+    <w:p>
       <w:pPr>
         <w:pStyle w:val="Prrafodelista"/>
         <w:numPr>
@@ -1981,16 +1918,16 @@
           <w:color w:val="000000"/>
           <w:kern w:val="0"/>
           <w:lang w:eastAsia="es-ES"/>
-          <ns2:ligatures ns2:val="none"/>
-        </w:rPr>
-      </w:pPr>
-      <w:r>
-        <w:rPr>
-          <w:rFonts w:ascii="Arial Narrow" w:eastAsia="Times New Roman" w:hAnsi="Arial Narrow" w:cs="Arial"/>
-          <w:color w:val="000000"/>
-          <w:kern w:val="0"/>
-          <w:lang w:eastAsia="es-ES"/>
-          <ns2:ligatures ns2:val="none"/>
+          <w14:ligatures w14:val="none"/>
+        </w:rPr>
+      </w:pPr>
+      <w:r>
+        <w:rPr>
+          <w:rFonts w:ascii="Arial Narrow" w:eastAsia="Times New Roman" w:hAnsi="Arial Narrow" w:cs="Arial"/>
+          <w:color w:val="000000"/>
+          <w:kern w:val="0"/>
+          <w:lang w:eastAsia="es-ES"/>
+          <w14:ligatures w14:val="none"/>
         </w:rPr>
         <w:t>El 26 de enero de 2026, el Ticket de Seguimiento SEG-82161 del sistema interno de gestión de</w:t>
       </w:r>
@@ -2000,7 +1937,7 @@
           <w:color w:val="000000"/>
           <w:kern w:val="0"/>
           <w:lang w:eastAsia="es-ES"/>
-          <ns2:ligatures ns2:val="none"/>
+          <w14:ligatures w14:val="none"/>
         </w:rPr>
         <w:t xml:space="preserve">l Banco </w:t>
       </w:r>
@@ -2010,7 +1947,7 @@
           <w:color w:val="000000"/>
           <w:kern w:val="0"/>
           <w:lang w:eastAsia="es-ES"/>
-          <ns2:ligatures ns2:val="none"/>
+          <w14:ligatures w14:val="none"/>
         </w:rPr>
         <w:t xml:space="preserve">registró el envío de la documentación correspondiente a </w:t>
       </w:r>
@@ -2020,7 +1957,7 @@
           <w:color w:val="000000"/>
           <w:kern w:val="0"/>
           <w:lang w:val="es-ES" w:eastAsia="es-ES"/>
-          <ns2:ligatures ns2:val="none"/>
+          <w14:ligatures w14:val="none"/>
         </w:rPr>
         <w:t>Pacífico</w:t>
       </w:r>
@@ -2030,7 +1967,7 @@
           <w:color w:val="000000"/>
           <w:kern w:val="0"/>
           <w:lang w:eastAsia="es-ES"/>
-          <ns2:ligatures ns2:val="none"/>
+          <w14:ligatures w14:val="none"/>
         </w:rPr>
         <w:t xml:space="preserve"> </w:t>
       </w:r>
@@ -2040,7 +1977,7 @@
           <w:color w:val="000000"/>
           <w:kern w:val="0"/>
           <w:lang w:eastAsia="es-ES"/>
-          <ns2:ligatures ns2:val="none"/>
+          <w14:ligatures w14:val="none"/>
         </w:rPr>
         <w:t>para la evaluación del siniestro</w:t>
       </w:r>
@@ -2050,7 +1987,7 @@
           <w:color w:val="000000"/>
           <w:kern w:val="0"/>
           <w:lang w:eastAsia="es-ES"/>
-          <ns2:ligatures ns2:val="none"/>
+          <w14:ligatures w14:val="none"/>
         </w:rPr>
         <w:t>, activándose</w:t>
       </w:r>
@@ -2060,7 +1997,7 @@
           <w:color w:val="000000"/>
           <w:kern w:val="0"/>
           <w:lang w:eastAsia="es-ES"/>
-          <ns2:ligatures ns2:val="none"/>
+          <w14:ligatures w14:val="none"/>
         </w:rPr>
         <w:t xml:space="preserve"> el plazo </w:t>
       </w:r>
@@ -2070,7 +2007,7 @@
           <w:color w:val="000000"/>
           <w:kern w:val="0"/>
           <w:lang w:eastAsia="es-ES"/>
-          <ns2:ligatures ns2:val="none"/>
+          <w14:ligatures w14:val="none"/>
         </w:rPr>
         <w:t>de treinta (</w:t>
       </w:r>
@@ -2080,7 +2017,7 @@
           <w:color w:val="000000"/>
           <w:kern w:val="0"/>
           <w:lang w:eastAsia="es-ES"/>
-          <ns2:ligatures ns2:val="none"/>
+          <w14:ligatures w14:val="none"/>
         </w:rPr>
         <w:t>30</w:t>
       </w:r>
@@ -2090,7 +2027,7 @@
           <w:color w:val="000000"/>
           <w:kern w:val="0"/>
           <w:lang w:eastAsia="es-ES"/>
-          <ns2:ligatures ns2:val="none"/>
+          <w14:ligatures w14:val="none"/>
         </w:rPr>
         <w:t>)</w:t>
       </w:r>
@@ -2100,7 +2037,7 @@
           <w:color w:val="000000"/>
           <w:kern w:val="0"/>
           <w:lang w:eastAsia="es-ES"/>
-          <ns2:ligatures ns2:val="none"/>
+          <w14:ligatures w14:val="none"/>
         </w:rPr>
         <w:t xml:space="preserve"> días </w:t>
       </w:r>
@@ -2110,7 +2047,7 @@
           <w:color w:val="000000"/>
           <w:kern w:val="0"/>
           <w:lang w:eastAsia="es-ES"/>
-          <ns2:ligatures ns2:val="none"/>
+          <w14:ligatures w14:val="none"/>
         </w:rPr>
         <w:t xml:space="preserve">para el pronunciamiento de </w:t>
       </w:r>
@@ -2120,7 +2057,7 @@
           <w:color w:val="000000"/>
           <w:kern w:val="0"/>
           <w:lang w:eastAsia="es-ES"/>
-          <ns2:ligatures ns2:val="none"/>
+          <w14:ligatures w14:val="none"/>
         </w:rPr>
         <w:lastRenderedPageBreak/>
         <w:t xml:space="preserve">la </w:t>
@@ -2131,7 +2068,7 @@
           <w:color w:val="000000"/>
           <w:kern w:val="0"/>
           <w:lang w:eastAsia="es-ES"/>
-          <ns2:ligatures ns2:val="none"/>
+          <w14:ligatures w14:val="none"/>
         </w:rPr>
         <w:t>compañía aseguradora respecto de su solicitud de otorgamiento de cobertura por el siniestro</w:t>
       </w:r>
@@ -2141,7 +2078,7 @@
           <w:color w:val="000000"/>
           <w:kern w:val="0"/>
           <w:lang w:eastAsia="es-ES"/>
-          <ns2:ligatures ns2:val="none"/>
+          <w14:ligatures w14:val="none"/>
         </w:rPr>
         <w:t>.</w:t>
       </w:r>
@@ -2151,25 +2088,25 @@
           <w:color w:val="000000"/>
           <w:kern w:val="0"/>
           <w:lang w:eastAsia="es-ES"/>
-          <ns2:ligatures ns2:val="none"/>
+          <w14:ligatures w14:val="none"/>
         </w:rPr>
         <w:t xml:space="preserve"> </w:t>
       </w:r>
     </w:p>
-    <w:p ns2:paraId="1729A64D" ns2:textId="77777777">
-      <w:pPr>
-        <w:spacing w:after="0" w:line="240" w:lineRule="auto"/>
-        <w:jc w:val="both"/>
-        <w:rPr>
-          <w:rFonts w:ascii="Arial Narrow" w:eastAsia="Times New Roman" w:hAnsi="Arial Narrow" w:cs="Arial"/>
-          <w:color w:val="000000"/>
-          <w:kern w:val="0"/>
-          <w:lang w:eastAsia="es-ES"/>
-          <ns2:ligatures ns2:val="none"/>
-        </w:rPr>
-      </w:pPr>
-    </w:p>
-    <w:p ns2:paraId="1B887EF6" ns2:textId="65F2CAE8">
+    <w:p>
+      <w:pPr>
+        <w:spacing w:after="0" w:line="240" w:lineRule="auto"/>
+        <w:jc w:val="both"/>
+        <w:rPr>
+          <w:rFonts w:ascii="Arial Narrow" w:eastAsia="Times New Roman" w:hAnsi="Arial Narrow" w:cs="Arial"/>
+          <w:color w:val="000000"/>
+          <w:kern w:val="0"/>
+          <w:lang w:eastAsia="es-ES"/>
+          <w14:ligatures w14:val="none"/>
+        </w:rPr>
+      </w:pPr>
+    </w:p>
+    <w:p>
       <w:pPr>
         <w:pStyle w:val="Prrafodelista"/>
         <w:numPr>
@@ -2187,16 +2124,16 @@
           <w:color w:val="000000"/>
           <w:kern w:val="0"/>
           <w:lang w:eastAsia="es-ES"/>
-          <ns2:ligatures ns2:val="none"/>
-        </w:rPr>
-      </w:pPr>
-      <w:r>
-        <w:rPr>
-          <w:rFonts w:ascii="Arial Narrow" w:eastAsia="Times New Roman" w:hAnsi="Arial Narrow" w:cs="Arial"/>
-          <w:color w:val="000000"/>
-          <w:kern w:val="0"/>
-          <w:lang w:eastAsia="es-ES"/>
-          <ns2:ligatures ns2:val="none"/>
+          <w14:ligatures w14:val="none"/>
+        </w:rPr>
+      </w:pPr>
+      <w:r>
+        <w:rPr>
+          <w:rFonts w:ascii="Arial Narrow" w:eastAsia="Times New Roman" w:hAnsi="Arial Narrow" w:cs="Arial"/>
+          <w:color w:val="000000"/>
+          <w:kern w:val="0"/>
+          <w:lang w:eastAsia="es-ES"/>
+          <w14:ligatures w14:val="none"/>
         </w:rPr>
         <w:t>El 27 de enero de 2026, B&amp;C Ajustadores remitió un correo electrónico en el que evaluó la documentación e imágenes proporcionadas y comunicó el rechazo del siniestro sin efectuar inspección física del inmueble</w:t>
       </w:r>
@@ -2206,7 +2143,7 @@
           <w:color w:val="000000"/>
           <w:kern w:val="0"/>
           <w:lang w:eastAsia="es-ES"/>
-          <ns2:ligatures ns2:val="none"/>
+          <w14:ligatures w14:val="none"/>
         </w:rPr>
         <w:t xml:space="preserve"> asegurado</w:t>
       </w:r>
@@ -2216,7 +2153,7 @@
           <w:color w:val="000000"/>
           <w:kern w:val="0"/>
           <w:lang w:eastAsia="es-ES"/>
-          <ns2:ligatures ns2:val="none"/>
+          <w14:ligatures w14:val="none"/>
         </w:rPr>
         <w:t>. Asimismo, en el asunto del referido correo consignó “SNTR. PACIFICO S/N”</w:t>
       </w:r>
@@ -2226,7 +2163,7 @@
           <w:color w:val="000000"/>
           <w:kern w:val="0"/>
           <w:lang w:eastAsia="es-ES"/>
-          <ns2:ligatures ns2:val="none"/>
+          <w14:ligatures w14:val="none"/>
         </w:rPr>
         <w:t xml:space="preserve">, </w:t>
       </w:r>
@@ -2236,7 +2173,7 @@
           <w:color w:val="000000"/>
           <w:kern w:val="0"/>
           <w:lang w:eastAsia="es-ES"/>
-          <ns2:ligatures ns2:val="none"/>
+          <w14:ligatures w14:val="none"/>
         </w:rPr>
         <w:t xml:space="preserve">evidenciando que al momento del rechazo no existe número de siniestro asignado por </w:t>
       </w:r>
@@ -2246,7 +2183,7 @@
           <w:color w:val="000000"/>
           <w:kern w:val="0"/>
           <w:lang w:eastAsia="es-ES"/>
-          <ns2:ligatures ns2:val="none"/>
+          <w14:ligatures w14:val="none"/>
         </w:rPr>
         <w:t>Pacífico</w:t>
       </w:r>
@@ -2256,7 +2193,7 @@
           <w:color w:val="000000"/>
           <w:kern w:val="0"/>
           <w:lang w:eastAsia="es-ES"/>
-          <ns2:ligatures ns2:val="none"/>
+          <w14:ligatures w14:val="none"/>
         </w:rPr>
         <w:t xml:space="preserve">. </w:t>
       </w:r>
@@ -2266,7 +2203,7 @@
           <w:color w:val="000000"/>
           <w:kern w:val="0"/>
           <w:lang w:eastAsia="es-ES"/>
-          <ns2:ligatures ns2:val="none"/>
+          <w14:ligatures w14:val="none"/>
         </w:rPr>
         <w:t>Al no existir el</w:t>
       </w:r>
@@ -2276,7 +2213,7 @@
           <w:color w:val="000000"/>
           <w:kern w:val="0"/>
           <w:lang w:eastAsia="es-ES"/>
-          <ns2:ligatures ns2:val="none"/>
+          <w14:ligatures w14:val="none"/>
         </w:rPr>
         <w:t xml:space="preserve"> número de siniestro no </w:t>
       </w:r>
@@ -2286,7 +2223,7 @@
           <w:color w:val="000000"/>
           <w:kern w:val="0"/>
           <w:lang w:eastAsia="es-ES"/>
-          <ns2:ligatures ns2:val="none"/>
+          <w14:ligatures w14:val="none"/>
         </w:rPr>
         <w:t>se constata la presencia de un</w:t>
       </w:r>
@@ -2296,7 +2233,7 @@
           <w:color w:val="000000"/>
           <w:kern w:val="0"/>
           <w:lang w:eastAsia="es-ES"/>
-          <ns2:ligatures ns2:val="none"/>
+          <w14:ligatures w14:val="none"/>
         </w:rPr>
         <w:t xml:space="preserve"> expediente formal </w:t>
       </w:r>
@@ -2306,7 +2243,7 @@
           <w:color w:val="000000"/>
           <w:kern w:val="0"/>
           <w:lang w:eastAsia="es-ES"/>
-          <ns2:ligatures ns2:val="none"/>
+          <w14:ligatures w14:val="none"/>
         </w:rPr>
         <w:t>y por tanto</w:t>
       </w:r>
@@ -2316,7 +2253,7 @@
           <w:color w:val="000000"/>
           <w:kern w:val="0"/>
           <w:lang w:eastAsia="es-ES"/>
-          <ns2:ligatures ns2:val="none"/>
+          <w14:ligatures w14:val="none"/>
         </w:rPr>
         <w:t xml:space="preserve"> </w:t>
       </w:r>
@@ -2326,7 +2263,7 @@
           <w:color w:val="000000"/>
           <w:kern w:val="0"/>
           <w:lang w:eastAsia="es-ES"/>
-          <ns2:ligatures ns2:val="none"/>
+          <w14:ligatures w14:val="none"/>
         </w:rPr>
         <w:t>no configura como</w:t>
       </w:r>
@@ -2336,7 +2273,7 @@
           <w:color w:val="000000"/>
           <w:kern w:val="0"/>
           <w:lang w:eastAsia="es-ES"/>
-          <ns2:ligatures ns2:val="none"/>
+          <w14:ligatures w14:val="none"/>
         </w:rPr>
         <w:t xml:space="preserve"> un pronunciamiento válido.</w:t>
       </w:r>
@@ -2346,12 +2283,12 @@
           <w:color w:val="000000"/>
           <w:kern w:val="0"/>
           <w:lang w:eastAsia="es-ES"/>
-          <ns2:ligatures ns2:val="none"/>
+          <w14:ligatures w14:val="none"/>
         </w:rPr>
         <w:t xml:space="preserve"> </w:t>
       </w:r>
     </w:p>
-    <w:p ns2:paraId="5E7B6F1E" ns2:textId="77777777">
+    <w:p>
       <w:pPr>
         <w:pStyle w:val="Prrafodelista"/>
         <w:spacing w:after="0" w:line="240" w:lineRule="auto"/>
@@ -2362,11 +2299,11 @@
           <w:color w:val="000000"/>
           <w:kern w:val="0"/>
           <w:lang w:eastAsia="es-ES"/>
-          <ns2:ligatures ns2:val="none"/>
-        </w:rPr>
-      </w:pPr>
-    </w:p>
-    <w:p ns2:paraId="45A4EEC0" ns2:textId="77777777">
+          <w14:ligatures w14:val="none"/>
+        </w:rPr>
+      </w:pPr>
+    </w:p>
+    <w:p>
       <w:pPr>
         <w:pStyle w:val="Prrafodelista"/>
         <w:numPr>
@@ -2384,16 +2321,16 @@
           <w:color w:val="000000"/>
           <w:kern w:val="0"/>
           <w:lang w:eastAsia="es-ES"/>
-          <ns2:ligatures ns2:val="none"/>
-        </w:rPr>
-      </w:pPr>
-      <w:r>
-        <w:rPr>
-          <w:rFonts w:ascii="Arial Narrow" w:eastAsia="Times New Roman" w:hAnsi="Arial Narrow" w:cs="Arial"/>
-          <w:color w:val="000000"/>
-          <w:kern w:val="0"/>
-          <w:lang w:eastAsia="es-ES"/>
-          <ns2:ligatures ns2:val="none"/>
+          <w14:ligatures w14:val="none"/>
+        </w:rPr>
+      </w:pPr>
+      <w:r>
+        <w:rPr>
+          <w:rFonts w:ascii="Arial Narrow" w:eastAsia="Times New Roman" w:hAnsi="Arial Narrow" w:cs="Arial"/>
+          <w:color w:val="000000"/>
+          <w:kern w:val="0"/>
+          <w:lang w:eastAsia="es-ES"/>
+          <w14:ligatures w14:val="none"/>
         </w:rPr>
         <w:t>El 18 de febrero de 2026, Pacífico, mediante comunicación PPS-01111/2026 suscrita por su Jefe de Gestión de Reclamos, informó la designación de Crawford</w:t>
       </w:r>
@@ -2403,7 +2340,7 @@
           <w:color w:val="000000"/>
           <w:kern w:val="0"/>
           <w:lang w:eastAsia="es-ES"/>
-          <ns2:ligatures ns2:val="none"/>
+          <w14:ligatures w14:val="none"/>
         </w:rPr>
         <w:t xml:space="preserve">, </w:t>
       </w:r>
@@ -2413,7 +2350,7 @@
           <w:color w:val="000000"/>
           <w:kern w:val="0"/>
           <w:lang w:eastAsia="es-ES"/>
-          <ns2:ligatures ns2:val="none"/>
+          <w14:ligatures w14:val="none"/>
         </w:rPr>
         <w:t>de la terna propuesta</w:t>
       </w:r>
@@ -2423,7 +2360,7 @@
           <w:color w:val="000000"/>
           <w:kern w:val="0"/>
           <w:lang w:eastAsia="es-ES"/>
-          <ns2:ligatures ns2:val="none"/>
+          <w14:ligatures w14:val="none"/>
         </w:rPr>
         <w:t xml:space="preserve">, </w:t>
       </w:r>
@@ -2433,7 +2370,7 @@
           <w:color w:val="000000"/>
           <w:kern w:val="0"/>
           <w:lang w:eastAsia="es-ES"/>
-          <ns2:ligatures ns2:val="none"/>
+          <w14:ligatures w14:val="none"/>
         </w:rPr>
         <w:t>como nueva empresa ajustadora encargada de la evaluación del siniestro reportado</w:t>
       </w:r>
@@ -2443,7 +2380,7 @@
           <w:color w:val="000000"/>
           <w:kern w:val="0"/>
           <w:lang w:eastAsia="es-ES"/>
-          <ns2:ligatures ns2:val="none"/>
+          <w14:ligatures w14:val="none"/>
         </w:rPr>
         <w:t>, cuya referida designación</w:t>
       </w:r>
@@ -2453,7 +2390,7 @@
           <w:color w:val="000000"/>
           <w:kern w:val="0"/>
           <w:lang w:eastAsia="es-ES"/>
-          <ns2:ligatures ns2:val="none"/>
+          <w14:ligatures w14:val="none"/>
         </w:rPr>
         <w:t xml:space="preserve"> no interrumpía el plazo de evaluación del siniestro</w:t>
       </w:r>
@@ -2463,7 +2400,7 @@
           <w:color w:val="000000"/>
           <w:kern w:val="0"/>
           <w:lang w:eastAsia="es-ES"/>
-          <ns2:ligatures ns2:val="none"/>
+          <w14:ligatures w14:val="none"/>
         </w:rPr>
         <w:t>.</w:t>
       </w:r>
@@ -2473,12 +2410,12 @@
           <w:color w:val="000000"/>
           <w:kern w:val="0"/>
           <w:lang w:eastAsia="es-ES"/>
-          <ns2:ligatures ns2:val="none"/>
+          <w14:ligatures w14:val="none"/>
         </w:rPr>
         <w:t xml:space="preserve"> </w:t>
       </w:r>
     </w:p>
-    <w:p ns2:paraId="636807A7" ns2:textId="77777777">
+    <w:p>
       <w:pPr>
         <w:pStyle w:val="Prrafodelista"/>
         <w:rPr>
@@ -2486,11 +2423,11 @@
           <w:color w:val="000000"/>
           <w:kern w:val="0"/>
           <w:lang w:eastAsia="es-ES"/>
-          <ns2:ligatures ns2:val="none"/>
-        </w:rPr>
-      </w:pPr>
-    </w:p>
-    <w:p ns2:paraId="4062C43D" ns2:textId="7FCBDA96">
+          <w14:ligatures w14:val="none"/>
+        </w:rPr>
+      </w:pPr>
+    </w:p>
+    <w:p>
       <w:pPr>
         <w:pStyle w:val="Prrafodelista"/>
         <w:numPr>
@@ -2508,16 +2445,16 @@
           <w:color w:val="000000"/>
           <w:kern w:val="0"/>
           <w:lang w:eastAsia="es-ES"/>
-          <ns2:ligatures ns2:val="none"/>
-        </w:rPr>
-      </w:pPr>
-      <w:r>
-        <w:rPr>
-          <w:rFonts w:ascii="Arial Narrow" w:eastAsia="Times New Roman" w:hAnsi="Arial Narrow" w:cs="Arial"/>
-          <w:color w:val="000000"/>
-          <w:kern w:val="0"/>
-          <w:lang w:eastAsia="es-ES"/>
-          <ns2:ligatures ns2:val="none"/>
+          <w14:ligatures w14:val="none"/>
+        </w:rPr>
+      </w:pPr>
+      <w:r>
+        <w:rPr>
+          <w:rFonts w:ascii="Arial Narrow" w:eastAsia="Times New Roman" w:hAnsi="Arial Narrow" w:cs="Arial"/>
+          <w:color w:val="000000"/>
+          <w:kern w:val="0"/>
+          <w:lang w:eastAsia="es-ES"/>
+          <w14:ligatures w14:val="none"/>
         </w:rPr>
         <w:t xml:space="preserve">La </w:t>
       </w:r>
@@ -2527,7 +2464,7 @@
           <w:color w:val="000000"/>
           <w:kern w:val="0"/>
           <w:lang w:eastAsia="es-ES"/>
-          <ns2:ligatures ns2:val="none"/>
+          <w14:ligatures w14:val="none"/>
         </w:rPr>
         <w:t>comunicación PPS-01111/2026</w:t>
       </w:r>
@@ -2537,7 +2474,7 @@
           <w:color w:val="000000"/>
           <w:kern w:val="0"/>
           <w:lang w:eastAsia="es-ES"/>
-          <ns2:ligatures ns2:val="none"/>
+          <w14:ligatures w14:val="none"/>
         </w:rPr>
         <w:t xml:space="preserve"> </w:t>
       </w:r>
@@ -2547,7 +2484,7 @@
           <w:color w:val="000000"/>
           <w:kern w:val="0"/>
           <w:lang w:eastAsia="es-ES"/>
-          <ns2:ligatures ns2:val="none"/>
+          <w14:ligatures w14:val="none"/>
         </w:rPr>
         <w:t>constituyó</w:t>
       </w:r>
@@ -2557,7 +2494,7 @@
           <w:color w:val="000000"/>
           <w:kern w:val="0"/>
           <w:lang w:eastAsia="es-ES"/>
-          <ns2:ligatures ns2:val="none"/>
+          <w14:ligatures w14:val="none"/>
         </w:rPr>
         <w:t xml:space="preserve"> una </w:t>
       </w:r>
@@ -2567,7 +2504,7 @@
           <w:color w:val="000000"/>
           <w:kern w:val="0"/>
           <w:lang w:eastAsia="es-ES"/>
-          <ns2:ligatures ns2:val="none"/>
+          <w14:ligatures w14:val="none"/>
         </w:rPr>
         <w:t xml:space="preserve">dilación deliberada </w:t>
       </w:r>
@@ -2577,7 +2514,7 @@
           <w:color w:val="000000"/>
           <w:kern w:val="0"/>
           <w:lang w:eastAsia="es-ES"/>
-          <ns2:ligatures ns2:val="none"/>
+          <w14:ligatures w14:val="none"/>
         </w:rPr>
         <w:t xml:space="preserve">de </w:t>
       </w:r>
@@ -2587,7 +2524,7 @@
           <w:color w:val="000000"/>
           <w:kern w:val="0"/>
           <w:lang w:eastAsia="es-ES"/>
-          <ns2:ligatures ns2:val="none"/>
+          <w14:ligatures w14:val="none"/>
         </w:rPr>
         <w:t>Pacífico</w:t>
       </w:r>
@@ -2597,7 +2534,7 @@
           <w:color w:val="000000"/>
           <w:kern w:val="0"/>
           <w:lang w:eastAsia="es-ES"/>
-          <ns2:ligatures ns2:val="none"/>
+          <w14:ligatures w14:val="none"/>
         </w:rPr>
         <w:t xml:space="preserve"> </w:t>
       </w:r>
@@ -2607,7 +2544,7 @@
           <w:color w:val="000000"/>
           <w:kern w:val="0"/>
           <w:lang w:eastAsia="es-ES"/>
-          <ns2:ligatures ns2:val="none"/>
+          <w14:ligatures w14:val="none"/>
         </w:rPr>
         <w:t>al</w:t>
       </w:r>
@@ -2617,7 +2554,7 @@
           <w:color w:val="000000"/>
           <w:kern w:val="0"/>
           <w:lang w:eastAsia="es-ES"/>
-          <ns2:ligatures ns2:val="none"/>
+          <w14:ligatures w14:val="none"/>
         </w:rPr>
         <w:t xml:space="preserve"> no pronunciarse</w:t>
       </w:r>
@@ -2627,7 +2564,7 @@
           <w:color w:val="000000"/>
           <w:kern w:val="0"/>
           <w:lang w:eastAsia="es-ES"/>
-          <ns2:ligatures ns2:val="none"/>
+          <w14:ligatures w14:val="none"/>
         </w:rPr>
         <w:t xml:space="preserve"> respecto la solicitud de cobertura del</w:t>
       </w:r>
@@ -2637,7 +2574,7 @@
           <w:color w:val="000000"/>
           <w:kern w:val="0"/>
           <w:lang w:eastAsia="es-ES"/>
-          <ns2:ligatures ns2:val="none"/>
+          <w14:ligatures w14:val="none"/>
         </w:rPr>
         <w:t xml:space="preserve"> </w:t>
       </w:r>
@@ -2647,7 +2584,7 @@
           <w:color w:val="000000"/>
           <w:kern w:val="0"/>
           <w:lang w:eastAsia="es-ES"/>
-          <ns2:ligatures ns2:val="none"/>
+          <w14:ligatures w14:val="none"/>
         </w:rPr>
         <w:t xml:space="preserve">Seguro </w:t>
       </w:r>
@@ -2658,7 +2595,7 @@
           <w:color w:val="000000"/>
           <w:kern w:val="0"/>
           <w:lang w:eastAsia="es-ES"/>
-          <ns2:ligatures ns2:val="none"/>
+          <w14:ligatures w14:val="none"/>
         </w:rPr>
         <w:t>Multiriesgo</w:t>
       </w:r>
@@ -2669,7 +2606,7 @@
           <w:color w:val="000000"/>
           <w:kern w:val="0"/>
           <w:lang w:eastAsia="es-ES"/>
-          <ns2:ligatures ns2:val="none"/>
+          <w14:ligatures w14:val="none"/>
         </w:rPr>
         <w:t xml:space="preserve">, </w:t>
       </w:r>
@@ -2679,7 +2616,7 @@
           <w:color w:val="000000"/>
           <w:kern w:val="0"/>
           <w:lang w:eastAsia="es-ES"/>
-          <ns2:ligatures ns2:val="none"/>
+          <w14:ligatures w14:val="none"/>
         </w:rPr>
         <w:t>dilatando el cumplimiento de su obligación contractual</w:t>
       </w:r>
@@ -2689,7 +2626,7 @@
           <w:color w:val="000000"/>
           <w:kern w:val="0"/>
           <w:lang w:eastAsia="es-ES"/>
-          <ns2:ligatures ns2:val="none"/>
+          <w14:ligatures w14:val="none"/>
         </w:rPr>
         <w:t xml:space="preserve"> de emitir un pronunciamiento oportuno</w:t>
       </w:r>
@@ -2699,12 +2636,12 @@
           <w:color w:val="000000"/>
           <w:kern w:val="0"/>
           <w:lang w:eastAsia="es-ES"/>
-          <ns2:ligatures ns2:val="none"/>
+          <w14:ligatures w14:val="none"/>
         </w:rPr>
         <w:t>.</w:t>
       </w:r>
     </w:p>
-    <w:p ns2:paraId="3F040FDE" ns2:textId="77777777">
+    <w:p>
       <w:pPr>
         <w:pStyle w:val="Prrafodelista"/>
         <w:rPr>
@@ -2712,11 +2649,11 @@
           <w:color w:val="000000"/>
           <w:kern w:val="0"/>
           <w:lang w:eastAsia="es-ES"/>
-          <ns2:ligatures ns2:val="none"/>
-        </w:rPr>
-      </w:pPr>
-    </w:p>
-    <w:p ns2:paraId="0847A14F" ns2:textId="3E2DF5C5">
+          <w14:ligatures w14:val="none"/>
+        </w:rPr>
+      </w:pPr>
+    </w:p>
+    <w:p>
       <w:pPr>
         <w:pStyle w:val="Prrafodelista"/>
         <w:numPr>
@@ -2734,16 +2671,16 @@
           <w:color w:val="000000"/>
           <w:kern w:val="0"/>
           <w:lang w:eastAsia="es-ES"/>
-          <ns2:ligatures ns2:val="none"/>
-        </w:rPr>
-      </w:pPr>
-      <w:r>
-        <w:rPr>
-          <w:rFonts w:ascii="Arial Narrow" w:eastAsia="Times New Roman" w:hAnsi="Arial Narrow" w:cs="Arial"/>
-          <w:color w:val="000000"/>
-          <w:kern w:val="0"/>
-          <w:lang w:eastAsia="es-ES"/>
-          <ns2:ligatures ns2:val="none"/>
+          <w14:ligatures w14:val="none"/>
+        </w:rPr>
+      </w:pPr>
+      <w:r>
+        <w:rPr>
+          <w:rFonts w:ascii="Arial Narrow" w:eastAsia="Times New Roman" w:hAnsi="Arial Narrow" w:cs="Arial"/>
+          <w:color w:val="000000"/>
+          <w:kern w:val="0"/>
+          <w:lang w:eastAsia="es-ES"/>
+          <w14:ligatures w14:val="none"/>
         </w:rPr>
         <w:t>E</w:t>
       </w:r>
@@ -2753,7 +2690,7 @@
           <w:color w:val="000000"/>
           <w:kern w:val="0"/>
           <w:lang w:eastAsia="es-ES"/>
-          <ns2:ligatures ns2:val="none"/>
+          <w14:ligatures w14:val="none"/>
         </w:rPr>
         <w:t xml:space="preserve">l </w:t>
       </w:r>
@@ -2763,7 +2700,7 @@
           <w:color w:val="000000"/>
           <w:kern w:val="0"/>
           <w:lang w:val="es-ES" w:eastAsia="es-ES"/>
-          <ns2:ligatures ns2:val="none"/>
+          <w14:ligatures w14:val="none"/>
         </w:rPr>
         <w:t xml:space="preserve">25 de febrero de 2026</w:t>
       </w:r>
@@ -2773,7 +2710,7 @@
           <w:color w:val="000000"/>
           <w:kern w:val="0"/>
           <w:lang w:val="es-ES" w:eastAsia="es-ES"/>
-          <ns2:ligatures ns2:val="none"/>
+          <w14:ligatures w14:val="none"/>
         </w:rPr>
         <w:t xml:space="preserve"/>
       </w:r>
@@ -2783,7 +2720,7 @@
           <w:color w:val="000000"/>
           <w:kern w:val="0"/>
           <w:lang w:val="es-ES" w:eastAsia="es-ES"/>
-          <ns2:ligatures ns2:val="none"/>
+          <w14:ligatures w14:val="none"/>
         </w:rPr>
         <w:t xml:space="preserve">, el </w:t>
       </w:r>
@@ -2793,7 +2730,7 @@
           <w:color w:val="000000"/>
           <w:kern w:val="0"/>
           <w:lang w:eastAsia="es-ES"/>
-          <ns2:ligatures ns2:val="none"/>
+          <w14:ligatures w14:val="none"/>
         </w:rPr>
         <w:t xml:space="preserve">siniestro </w:t>
       </w:r>
@@ -2803,7 +2740,7 @@
           <w:color w:val="000000"/>
           <w:kern w:val="0"/>
           <w:lang w:eastAsia="es-ES"/>
-          <ns2:ligatures ns2:val="none"/>
+          <w14:ligatures w14:val="none"/>
         </w:rPr>
         <w:t>se consideró como</w:t>
       </w:r>
@@ -2813,7 +2750,7 @@
           <w:color w:val="000000"/>
           <w:kern w:val="0"/>
           <w:lang w:eastAsia="es-ES"/>
-          <ns2:ligatures ns2:val="none"/>
+          <w14:ligatures w14:val="none"/>
         </w:rPr>
         <w:t xml:space="preserve"> consentido</w:t>
       </w:r>
@@ -2823,7 +2760,7 @@
           <w:color w:val="000000"/>
           <w:kern w:val="0"/>
           <w:lang w:eastAsia="es-ES"/>
-          <ns2:ligatures ns2:val="none"/>
+          <w14:ligatures w14:val="none"/>
         </w:rPr>
         <w:t xml:space="preserve"> por mandato legal</w:t>
       </w:r>
@@ -2833,7 +2770,7 @@
           <w:color w:val="000000"/>
           <w:kern w:val="0"/>
           <w:lang w:eastAsia="es-ES"/>
-          <ns2:ligatures ns2:val="none"/>
+          <w14:ligatures w14:val="none"/>
         </w:rPr>
         <w:t xml:space="preserve">, al haber pasado el </w:t>
       </w:r>
@@ -2843,7 +2780,7 @@
           <w:color w:val="000000"/>
           <w:kern w:val="0"/>
           <w:lang w:eastAsia="es-ES"/>
-          <ns2:ligatures ns2:val="none"/>
+          <w14:ligatures w14:val="none"/>
         </w:rPr>
         <w:t xml:space="preserve">plazo legal de </w:t>
       </w:r>
@@ -2853,7 +2790,7 @@
           <w:color w:val="000000"/>
           <w:kern w:val="0"/>
           <w:lang w:eastAsia="es-ES"/>
-          <ns2:ligatures ns2:val="none"/>
+          <w14:ligatures w14:val="none"/>
         </w:rPr>
         <w:t>treinta (</w:t>
       </w:r>
@@ -2863,7 +2800,7 @@
           <w:color w:val="000000"/>
           <w:kern w:val="0"/>
           <w:lang w:eastAsia="es-ES"/>
-          <ns2:ligatures ns2:val="none"/>
+          <w14:ligatures w14:val="none"/>
         </w:rPr>
         <w:t>30</w:t>
       </w:r>
@@ -2873,7 +2810,7 @@
           <w:color w:val="000000"/>
           <w:kern w:val="0"/>
           <w:lang w:eastAsia="es-ES"/>
-          <ns2:ligatures ns2:val="none"/>
+          <w14:ligatures w14:val="none"/>
         </w:rPr>
         <w:t>)</w:t>
       </w:r>
@@ -2883,7 +2820,7 @@
           <w:color w:val="000000"/>
           <w:kern w:val="0"/>
           <w:lang w:eastAsia="es-ES"/>
-          <ns2:ligatures ns2:val="none"/>
+          <w14:ligatures w14:val="none"/>
         </w:rPr>
         <w:t xml:space="preserve"> días para un pronunciamiento válido</w:t>
       </w:r>
@@ -2893,7 +2830,7 @@
           <w:color w:val="000000"/>
           <w:kern w:val="0"/>
           <w:lang w:eastAsia="es-ES"/>
-          <ns2:ligatures ns2:val="none"/>
+          <w14:ligatures w14:val="none"/>
         </w:rPr>
         <w:t xml:space="preserve"> de la compañía aseguradora</w:t>
       </w:r>
@@ -2903,25 +2840,25 @@
           <w:color w:val="000000"/>
           <w:kern w:val="0"/>
           <w:lang w:eastAsia="es-ES"/>
-          <ns2:ligatures ns2:val="none"/>
+          <w14:ligatures w14:val="none"/>
         </w:rPr>
         <w:t>.</w:t>
       </w:r>
     </w:p>
-    <w:p ns2:paraId="20EC1542" ns2:textId="77777777">
-      <w:pPr>
-        <w:spacing w:after="0" w:line="240" w:lineRule="auto"/>
-        <w:jc w:val="both"/>
-        <w:rPr>
-          <w:rFonts w:ascii="Arial Narrow" w:eastAsia="Times New Roman" w:hAnsi="Arial Narrow" w:cs="Arial"/>
-          <w:color w:val="000000"/>
-          <w:kern w:val="0"/>
-          <w:lang w:eastAsia="es-ES"/>
-          <ns2:ligatures ns2:val="none"/>
-        </w:rPr>
-      </w:pPr>
-    </w:p>
-    <w:p ns2:paraId="1BF83A1A" ns2:textId="088E8A87">
+    <w:p>
+      <w:pPr>
+        <w:spacing w:after="0" w:line="240" w:lineRule="auto"/>
+        <w:jc w:val="both"/>
+        <w:rPr>
+          <w:rFonts w:ascii="Arial Narrow" w:eastAsia="Times New Roman" w:hAnsi="Arial Narrow" w:cs="Arial"/>
+          <w:color w:val="000000"/>
+          <w:kern w:val="0"/>
+          <w:lang w:eastAsia="es-ES"/>
+          <w14:ligatures w14:val="none"/>
+        </w:rPr>
+      </w:pPr>
+    </w:p>
+    <w:p>
       <w:pPr>
         <w:pStyle w:val="Prrafodelista"/>
         <w:numPr>
@@ -2939,16 +2876,16 @@
           <w:color w:val="000000"/>
           <w:kern w:val="0"/>
           <w:lang w:eastAsia="es-ES"/>
-          <ns2:ligatures ns2:val="none"/>
-        </w:rPr>
-      </w:pPr>
-      <w:r>
-        <w:rPr>
-          <w:rFonts w:ascii="Arial Narrow" w:eastAsia="Times New Roman" w:hAnsi="Arial Narrow" w:cs="Arial"/>
-          <w:color w:val="000000"/>
-          <w:kern w:val="0"/>
-          <w:lang w:eastAsia="es-ES"/>
-          <ns2:ligatures ns2:val="none"/>
+          <w14:ligatures w14:val="none"/>
+        </w:rPr>
+      </w:pPr>
+      <w:r>
+        <w:rPr>
+          <w:rFonts w:ascii="Arial Narrow" w:eastAsia="Times New Roman" w:hAnsi="Arial Narrow" w:cs="Arial"/>
+          <w:color w:val="000000"/>
+          <w:kern w:val="0"/>
+          <w:lang w:eastAsia="es-ES"/>
+          <w14:ligatures w14:val="none"/>
         </w:rPr>
         <w:t xml:space="preserve">El 26 de febrero de 2026, Crawford remitió una comunicación </w:t>
       </w:r>
@@ -2958,7 +2895,7 @@
           <w:color w:val="000000"/>
           <w:kern w:val="0"/>
           <w:lang w:eastAsia="es-ES"/>
-          <ns2:ligatures ns2:val="none"/>
+          <w14:ligatures w14:val="none"/>
         </w:rPr>
         <w:t xml:space="preserve">por correo electrónico </w:t>
       </w:r>
@@ -2968,7 +2905,7 @@
           <w:color w:val="000000"/>
           <w:kern w:val="0"/>
           <w:lang w:eastAsia="es-ES"/>
-          <ns2:ligatures ns2:val="none"/>
+          <w14:ligatures w14:val="none"/>
         </w:rPr>
         <w:t xml:space="preserve">en la que consignó una “RESERVA NETA DE </w:t>
       </w:r>
@@ -2978,7 +2915,7 @@
           <w:color w:val="000000"/>
           <w:kern w:val="0"/>
           <w:lang w:eastAsia="es-ES"/>
-          <ns2:ligatures ns2:val="none"/>
+          <w14:ligatures w14:val="none"/>
         </w:rPr>
         <w:t>US$</w:t>
       </w:r>
@@ -2988,7 +2925,7 @@
           <w:color w:val="000000"/>
           <w:kern w:val="0"/>
           <w:lang w:eastAsia="es-ES"/>
-          <ns2:ligatures ns2:val="none"/>
+          <w14:ligatures w14:val="none"/>
         </w:rPr>
         <w:t xml:space="preserve"> </w:t>
       </w:r>
@@ -2998,7 +2935,7 @@
           <w:color w:val="000000"/>
           <w:kern w:val="0"/>
           <w:lang w:eastAsia="es-ES"/>
-          <ns2:ligatures ns2:val="none"/>
+          <w14:ligatures w14:val="none"/>
         </w:rPr>
         <w:t xml:space="preserve">59 365,00”, monto </w:t>
       </w:r>
@@ -3008,7 +2945,7 @@
           <w:color w:val="000000"/>
           <w:kern w:val="0"/>
           <w:lang w:eastAsia="es-ES"/>
-          <ns2:ligatures ns2:val="none"/>
+          <w14:ligatures w14:val="none"/>
         </w:rPr>
         <w:t>equivalente a S/ 231 480,96</w:t>
       </w:r>
@@ -3018,7 +2955,7 @@
           <w:color w:val="000000"/>
           <w:kern w:val="0"/>
           <w:lang w:eastAsia="es-ES"/>
-          <ns2:ligatures ns2:val="none"/>
+          <w14:ligatures w14:val="none"/>
         </w:rPr>
         <w:t xml:space="preserve">, el cual </w:t>
       </w:r>
@@ -3028,7 +2965,7 @@
           <w:color w:val="000000"/>
           <w:kern w:val="0"/>
           <w:lang w:eastAsia="es-ES"/>
-          <ns2:ligatures ns2:val="none"/>
+          <w14:ligatures w14:val="none"/>
         </w:rPr>
         <w:t xml:space="preserve">correspondía al valor de los daños estructurales </w:t>
       </w:r>
@@ -3038,7 +2975,7 @@
           <w:color w:val="000000"/>
           <w:kern w:val="0"/>
           <w:lang w:eastAsia="es-ES"/>
-          <ns2:ligatures ns2:val="none"/>
+          <w14:ligatures w14:val="none"/>
         </w:rPr>
         <w:t>respecto del siniestro</w:t>
       </w:r>
@@ -3048,25 +2985,25 @@
           <w:color w:val="000000"/>
           <w:kern w:val="0"/>
           <w:lang w:eastAsia="es-ES"/>
-          <ns2:ligatures ns2:val="none"/>
+          <w14:ligatures w14:val="none"/>
         </w:rPr>
         <w:t>.</w:t>
       </w:r>
     </w:p>
-    <w:p ns2:paraId="0E4BDA54" ns2:textId="77777777">
-      <w:pPr>
-        <w:spacing w:after="0" w:line="240" w:lineRule="auto"/>
-        <w:jc w:val="both"/>
-        <w:rPr>
-          <w:rFonts w:ascii="Arial Narrow" w:eastAsia="Times New Roman" w:hAnsi="Arial Narrow" w:cs="Arial"/>
-          <w:color w:val="000000"/>
-          <w:kern w:val="0"/>
-          <w:lang w:eastAsia="es-ES"/>
-          <ns2:ligatures ns2:val="none"/>
-        </w:rPr>
-      </w:pPr>
-    </w:p>
-    <w:p ns2:paraId="173F2857" ns2:textId="14928D25">
+    <w:p>
+      <w:pPr>
+        <w:spacing w:after="0" w:line="240" w:lineRule="auto"/>
+        <w:jc w:val="both"/>
+        <w:rPr>
+          <w:rFonts w:ascii="Arial Narrow" w:eastAsia="Times New Roman" w:hAnsi="Arial Narrow" w:cs="Arial"/>
+          <w:color w:val="000000"/>
+          <w:kern w:val="0"/>
+          <w:lang w:eastAsia="es-ES"/>
+          <w14:ligatures w14:val="none"/>
+        </w:rPr>
+      </w:pPr>
+    </w:p>
+    <w:p>
       <w:pPr>
         <w:pStyle w:val="Prrafodelista"/>
         <w:numPr>
@@ -3084,16 +3021,16 @@
           <w:color w:val="000000"/>
           <w:kern w:val="0"/>
           <w:lang w:eastAsia="es-ES"/>
-          <ns2:ligatures ns2:val="none"/>
-        </w:rPr>
-      </w:pPr>
-      <w:r>
-        <w:rPr>
-          <w:rFonts w:ascii="Arial Narrow" w:eastAsia="Times New Roman" w:hAnsi="Arial Narrow" w:cs="Arial"/>
-          <w:color w:val="000000"/>
-          <w:kern w:val="0"/>
-          <w:lang w:eastAsia="es-ES"/>
-          <ns2:ligatures ns2:val="none"/>
+          <w14:ligatures w14:val="none"/>
+        </w:rPr>
+      </w:pPr>
+      <w:r>
+        <w:rPr>
+          <w:rFonts w:ascii="Arial Narrow" w:eastAsia="Times New Roman" w:hAnsi="Arial Narrow" w:cs="Arial"/>
+          <w:color w:val="000000"/>
+          <w:kern w:val="0"/>
+          <w:lang w:eastAsia="es-ES"/>
+          <w14:ligatures w14:val="none"/>
         </w:rPr>
         <w:t xml:space="preserve">El 5 de marzo de 2026, </w:t>
       </w:r>
@@ -3103,7 +3040,7 @@
           <w:color w:val="000000"/>
           <w:kern w:val="0"/>
           <w:lang w:eastAsia="es-ES"/>
-          <ns2:ligatures ns2:val="none"/>
+          <w14:ligatures w14:val="none"/>
         </w:rPr>
         <w:t xml:space="preserve">Crawford remitió una comunicación </w:t>
       </w:r>
@@ -3113,7 +3050,7 @@
           <w:color w:val="000000"/>
           <w:kern w:val="0"/>
           <w:lang w:eastAsia="es-ES"/>
-          <ns2:ligatures ns2:val="none"/>
+          <w14:ligatures w14:val="none"/>
         </w:rPr>
         <w:t xml:space="preserve">por correo electrónico </w:t>
       </w:r>
@@ -3123,7 +3060,7 @@
           <w:color w:val="000000"/>
           <w:kern w:val="0"/>
           <w:lang w:eastAsia="es-ES"/>
-          <ns2:ligatures ns2:val="none"/>
+          <w14:ligatures w14:val="none"/>
         </w:rPr>
         <w:t xml:space="preserve">en la que consignó </w:t>
       </w:r>
@@ -3133,7 +3070,7 @@
           <w:color w:val="000000"/>
           <w:kern w:val="0"/>
           <w:lang w:eastAsia="es-ES"/>
-          <ns2:ligatures ns2:val="none"/>
+          <w14:ligatures w14:val="none"/>
         </w:rPr>
         <w:t>una reducción de</w:t>
       </w:r>
@@ -3143,7 +3080,7 @@
           <w:color w:val="000000"/>
           <w:kern w:val="0"/>
           <w:lang w:eastAsia="es-ES"/>
-          <ns2:ligatures ns2:val="none"/>
+          <w14:ligatures w14:val="none"/>
         </w:rPr>
         <w:t xml:space="preserve"> la “RESERVA NETA” previamente consignada en </w:t>
       </w:r>
@@ -3153,7 +3090,7 @@
           <w:color w:val="000000"/>
           <w:kern w:val="0"/>
           <w:lang w:eastAsia="es-ES"/>
-          <ns2:ligatures ns2:val="none"/>
+          <w14:ligatures w14:val="none"/>
         </w:rPr>
         <w:t>US$</w:t>
       </w:r>
@@ -3163,7 +3100,7 @@
           <w:color w:val="000000"/>
           <w:kern w:val="0"/>
           <w:lang w:eastAsia="es-ES"/>
-          <ns2:ligatures ns2:val="none"/>
+          <w14:ligatures w14:val="none"/>
         </w:rPr>
         <w:t xml:space="preserve"> </w:t>
       </w:r>
@@ -3173,7 +3110,7 @@
           <w:color w:val="000000"/>
           <w:kern w:val="0"/>
           <w:lang w:eastAsia="es-ES"/>
-          <ns2:ligatures ns2:val="none"/>
+          <w14:ligatures w14:val="none"/>
         </w:rPr>
         <w:t xml:space="preserve">59 365,00 a </w:t>
       </w:r>
@@ -3183,7 +3120,7 @@
           <w:color w:val="000000"/>
           <w:kern w:val="0"/>
           <w:lang w:eastAsia="es-ES"/>
-          <ns2:ligatures ns2:val="none"/>
+          <w14:ligatures w14:val="none"/>
         </w:rPr>
         <w:t>US$</w:t>
       </w:r>
@@ -3193,7 +3130,7 @@
           <w:color w:val="000000"/>
           <w:kern w:val="0"/>
           <w:lang w:eastAsia="es-ES"/>
-          <ns2:ligatures ns2:val="none"/>
+          <w14:ligatures w14:val="none"/>
         </w:rPr>
         <w:t xml:space="preserve"> 0,00</w:t>
       </w:r>
@@ -3203,7 +3140,7 @@
           <w:color w:val="000000"/>
           <w:kern w:val="0"/>
           <w:lang w:eastAsia="es-ES"/>
-          <ns2:ligatures ns2:val="none"/>
+          <w14:ligatures w14:val="none"/>
         </w:rPr>
         <w:t xml:space="preserve">. </w:t>
       </w:r>
@@ -3213,7 +3150,7 @@
           <w:color w:val="000000"/>
           <w:kern w:val="0"/>
           <w:lang w:eastAsia="es-ES"/>
-          <ns2:ligatures ns2:val="none"/>
+          <w14:ligatures w14:val="none"/>
         </w:rPr>
         <w:t>Asimismo,</w:t>
       </w:r>
@@ -3223,7 +3160,7 @@
           <w:color w:val="000000"/>
           <w:kern w:val="0"/>
           <w:lang w:eastAsia="es-ES"/>
-          <ns2:ligatures ns2:val="none"/>
+          <w14:ligatures w14:val="none"/>
         </w:rPr>
         <w:t xml:space="preserve"> adjuntó</w:t>
       </w:r>
@@ -3233,7 +3170,7 @@
           <w:color w:val="000000"/>
           <w:kern w:val="0"/>
           <w:lang w:eastAsia="es-ES"/>
-          <ns2:ligatures ns2:val="none"/>
+          <w14:ligatures w14:val="none"/>
         </w:rPr>
         <w:t xml:space="preserve"> el Informe Final 02 </w:t>
       </w:r>
@@ -3243,7 +3180,7 @@
           <w:color w:val="000000"/>
           <w:kern w:val="0"/>
           <w:lang w:eastAsia="es-ES"/>
-          <ns2:ligatures ns2:val="none"/>
+          <w14:ligatures w14:val="none"/>
         </w:rPr>
         <w:t>indicando</w:t>
       </w:r>
@@ -3253,7 +3190,7 @@
           <w:color w:val="000000"/>
           <w:kern w:val="0"/>
           <w:lang w:eastAsia="es-ES"/>
-          <ns2:ligatures ns2:val="none"/>
+          <w14:ligatures w14:val="none"/>
         </w:rPr>
         <w:t xml:space="preserve"> en la página 16</w:t>
       </w:r>
@@ -3263,7 +3200,7 @@
           <w:color w:val="000000"/>
           <w:kern w:val="0"/>
           <w:lang w:eastAsia="es-ES"/>
-          <ns2:ligatures ns2:val="none"/>
+          <w14:ligatures w14:val="none"/>
         </w:rPr>
         <w:t xml:space="preserve"> </w:t>
       </w:r>
@@ -3273,7 +3210,7 @@
           <w:color w:val="000000"/>
           <w:kern w:val="0"/>
           <w:lang w:eastAsia="es-ES"/>
-          <ns2:ligatures ns2:val="none"/>
+          <w14:ligatures w14:val="none"/>
         </w:rPr>
         <w:t>que no se había completado la documentación solicitada</w:t>
       </w:r>
@@ -3283,7 +3220,7 @@
           <w:color w:val="000000"/>
           <w:kern w:val="0"/>
           <w:lang w:eastAsia="es-ES"/>
-          <ns2:ligatures ns2:val="none"/>
+          <w14:ligatures w14:val="none"/>
         </w:rPr>
         <w:t>, pese a que</w:t>
       </w:r>
@@ -3293,7 +3230,7 @@
           <w:color w:val="000000"/>
           <w:kern w:val="0"/>
           <w:lang w:eastAsia="es-ES"/>
-          <ns2:ligatures ns2:val="none"/>
+          <w14:ligatures w14:val="none"/>
         </w:rPr>
         <w:t xml:space="preserve"> se consignó </w:t>
       </w:r>
@@ -3303,7 +3240,7 @@
           <w:color w:val="000000"/>
           <w:kern w:val="0"/>
           <w:lang w:eastAsia="es-ES"/>
-          <ns2:ligatures ns2:val="none"/>
+          <w14:ligatures w14:val="none"/>
         </w:rPr>
         <w:t>en la página 17</w:t>
       </w:r>
@@ -3313,7 +3250,7 @@
           <w:color w:val="000000"/>
           <w:kern w:val="0"/>
           <w:lang w:eastAsia="es-ES"/>
-          <ns2:ligatures ns2:val="none"/>
+          <w14:ligatures w14:val="none"/>
         </w:rPr>
         <w:t xml:space="preserve"> </w:t>
       </w:r>
@@ -3323,12 +3260,12 @@
           <w:color w:val="000000"/>
           <w:kern w:val="0"/>
           <w:lang w:eastAsia="es-ES"/>
-          <ns2:ligatures ns2:val="none"/>
+          <w14:ligatures w14:val="none"/>
         </w:rPr>
         <w:t>que la documentación solicitada había sido completada el 3 de marzo de 2026.</w:t>
       </w:r>
     </w:p>
-    <w:p ns2:paraId="6CFB4EF8" ns2:textId="77777777">
+    <w:p>
       <w:pPr>
         <w:pStyle w:val="Prrafodelista"/>
         <w:spacing w:after="0" w:line="240" w:lineRule="auto"/>
@@ -3339,11 +3276,11 @@
           <w:color w:val="000000"/>
           <w:kern w:val="0"/>
           <w:lang w:eastAsia="es-ES"/>
-          <ns2:ligatures ns2:val="none"/>
-        </w:rPr>
-      </w:pPr>
-    </w:p>
-    <w:p ns2:paraId="64BC1784" ns2:textId="4DA96A13">
+          <w14:ligatures w14:val="none"/>
+        </w:rPr>
+      </w:pPr>
+    </w:p>
+    <w:p>
       <w:pPr>
         <w:pStyle w:val="Prrafodelista"/>
         <w:numPr>
@@ -3361,16 +3298,16 @@
           <w:color w:val="000000"/>
           <w:kern w:val="0"/>
           <w:lang w:eastAsia="es-ES"/>
-          <ns2:ligatures ns2:val="none"/>
-        </w:rPr>
-      </w:pPr>
-      <w:r>
-        <w:rPr>
-          <w:rFonts w:ascii="Arial Narrow" w:eastAsia="Times New Roman" w:hAnsi="Arial Narrow" w:cs="Arial"/>
-          <w:color w:val="000000"/>
-          <w:kern w:val="0"/>
-          <w:lang w:eastAsia="es-ES"/>
-          <ns2:ligatures ns2:val="none"/>
+          <w14:ligatures w14:val="none"/>
+        </w:rPr>
+      </w:pPr>
+      <w:r>
+        <w:rPr>
+          <w:rFonts w:ascii="Arial Narrow" w:eastAsia="Times New Roman" w:hAnsi="Arial Narrow" w:cs="Arial"/>
+          <w:color w:val="000000"/>
+          <w:kern w:val="0"/>
+          <w:lang w:eastAsia="es-ES"/>
+          <w14:ligatures w14:val="none"/>
         </w:rPr>
         <w:t xml:space="preserve">Además, </w:t>
       </w:r>
@@ -3380,7 +3317,7 @@
           <w:color w:val="000000"/>
           <w:kern w:val="0"/>
           <w:lang w:eastAsia="es-ES"/>
-          <ns2:ligatures ns2:val="none"/>
+          <w14:ligatures w14:val="none"/>
         </w:rPr>
         <w:t xml:space="preserve">Crawford consignó en el Informe Final 02 una antigüedad de 23 años para el inmueble asegurado, pese a que el Seguro </w:t>
       </w:r>
@@ -3391,7 +3328,7 @@
           <w:color w:val="000000"/>
           <w:kern w:val="0"/>
           <w:lang w:eastAsia="es-ES"/>
-          <ns2:ligatures ns2:val="none"/>
+          <w14:ligatures w14:val="none"/>
         </w:rPr>
         <w:t>Multiriesgo</w:t>
       </w:r>
@@ -3402,7 +3339,7 @@
           <w:color w:val="000000"/>
           <w:kern w:val="0"/>
           <w:lang w:eastAsia="es-ES"/>
-          <ns2:ligatures ns2:val="none"/>
+          <w14:ligatures w14:val="none"/>
         </w:rPr>
         <w:t xml:space="preserve"> registraba </w:t>
       </w:r>
@@ -3412,7 +3349,7 @@
           <w:color w:val="000000"/>
           <w:kern w:val="0"/>
           <w:lang w:eastAsia="es-ES"/>
-          <ns2:ligatures ns2:val="none"/>
+          <w14:ligatures w14:val="none"/>
         </w:rPr>
         <w:t xml:space="preserve">al referido inmueble </w:t>
       </w:r>
@@ -3422,7 +3359,7 @@
           <w:color w:val="000000"/>
           <w:kern w:val="0"/>
           <w:lang w:eastAsia="es-ES"/>
-          <ns2:ligatures ns2:val="none"/>
+          <w14:ligatures w14:val="none"/>
         </w:rPr>
         <w:t xml:space="preserve">como </w:t>
       </w:r>
@@ -3432,7 +3369,7 @@
           <w:color w:val="000000"/>
           <w:kern w:val="0"/>
           <w:lang w:eastAsia="es-ES"/>
-          <ns2:ligatures ns2:val="none"/>
+          <w14:ligatures w14:val="none"/>
         </w:rPr>
         <w:t>construido</w:t>
       </w:r>
@@ -3442,7 +3379,7 @@
           <w:color w:val="000000"/>
           <w:kern w:val="0"/>
           <w:lang w:eastAsia="es-ES"/>
-          <ns2:ligatures ns2:val="none"/>
+          <w14:ligatures w14:val="none"/>
         </w:rPr>
         <w:t xml:space="preserve"> </w:t>
       </w:r>
@@ -3452,7 +3389,7 @@
           <w:color w:val="000000"/>
           <w:kern w:val="0"/>
           <w:lang w:eastAsia="es-ES"/>
-          <ns2:ligatures ns2:val="none"/>
+          <w14:ligatures w14:val="none"/>
         </w:rPr>
         <w:t>en</w:t>
       </w:r>
@@ -3462,7 +3399,7 @@
           <w:color w:val="000000"/>
           <w:kern w:val="0"/>
           <w:lang w:eastAsia="es-ES"/>
-          <ns2:ligatures ns2:val="none"/>
+          <w14:ligatures w14:val="none"/>
         </w:rPr>
         <w:t xml:space="preserve"> </w:t>
       </w:r>
@@ -3472,7 +3409,7 @@
           <w:color w:val="000000"/>
           <w:kern w:val="0"/>
           <w:lang w:eastAsia="es-ES"/>
-          <ns2:ligatures ns2:val="none"/>
+          <w14:ligatures w14:val="none"/>
         </w:rPr>
         <w:t xml:space="preserve">el año </w:t>
       </w:r>
@@ -3482,7 +3419,7 @@
           <w:color w:val="000000"/>
           <w:kern w:val="0"/>
           <w:lang w:eastAsia="es-ES"/>
-          <ns2:ligatures ns2:val="none"/>
+          <w14:ligatures w14:val="none"/>
         </w:rPr>
         <w:t>2022</w:t>
       </w:r>
@@ -3492,12 +3429,12 @@
           <w:color w:val="000000"/>
           <w:kern w:val="0"/>
           <w:lang w:eastAsia="es-ES"/>
-          <ns2:ligatures ns2:val="none"/>
+          <w14:ligatures w14:val="none"/>
         </w:rPr>
         <w:t>.</w:t>
       </w:r>
     </w:p>
-    <w:p ns2:paraId="1EDF15F8" ns2:textId="77777777">
+    <w:p>
       <w:pPr>
         <w:spacing w:after="0" w:line="240" w:lineRule="auto"/>
         <w:ind w:left="567"/>
@@ -3507,11 +3444,11 @@
           <w:color w:val="000000"/>
           <w:kern w:val="0"/>
           <w:lang w:eastAsia="es-ES"/>
-          <ns2:ligatures ns2:val="none"/>
-        </w:rPr>
-      </w:pPr>
-    </w:p>
-    <w:p ns2:paraId="026AE287" ns2:textId="38D52296">
+          <w14:ligatures w14:val="none"/>
+        </w:rPr>
+      </w:pPr>
+    </w:p>
+    <w:p>
       <w:pPr>
         <w:pStyle w:val="Prrafodelista"/>
         <w:numPr>
@@ -3529,16 +3466,16 @@
           <w:color w:val="000000"/>
           <w:kern w:val="0"/>
           <w:lang w:eastAsia="es-ES"/>
-          <ns2:ligatures ns2:val="none"/>
-        </w:rPr>
-      </w:pPr>
-      <w:r>
-        <w:rPr>
-          <w:rFonts w:ascii="Arial Narrow" w:eastAsia="Times New Roman" w:hAnsi="Arial Narrow" w:cs="Arial"/>
-          <w:color w:val="000000"/>
-          <w:kern w:val="0"/>
-          <w:lang w:eastAsia="es-ES"/>
-          <ns2:ligatures ns2:val="none"/>
+          <w14:ligatures w14:val="none"/>
+        </w:rPr>
+      </w:pPr>
+      <w:r>
+        <w:rPr>
+          <w:rFonts w:ascii="Arial Narrow" w:eastAsia="Times New Roman" w:hAnsi="Arial Narrow" w:cs="Arial"/>
+          <w:color w:val="000000"/>
+          <w:kern w:val="0"/>
+          <w:lang w:eastAsia="es-ES"/>
+          <w14:ligatures w14:val="none"/>
         </w:rPr>
         <w:t xml:space="preserve">El 6 de marzo de 2026, el Tribunal de Ética del Consejo Departamental de Lima del Colegio de Ingenieros del Perú emitió cargos de recepción respecto de las denuncias </w:t>
       </w:r>
@@ -3548,7 +3485,7 @@
           <w:color w:val="000000"/>
           <w:kern w:val="0"/>
           <w:lang w:eastAsia="es-ES"/>
-          <ns2:ligatures ns2:val="none"/>
+          <w14:ligatures w14:val="none"/>
         </w:rPr>
         <w:t>presentadas</w:t>
       </w:r>
@@ -3558,7 +3495,7 @@
           <w:color w:val="000000"/>
           <w:kern w:val="0"/>
           <w:lang w:eastAsia="es-ES"/>
-          <ns2:ligatures ns2:val="none"/>
+          <w14:ligatures w14:val="none"/>
         </w:rPr>
         <w:t xml:space="preserve"> contra los ingenieros </w:t>
       </w:r>
@@ -3568,7 +3505,7 @@
           <w:color w:val="000000"/>
           <w:kern w:val="0"/>
           <w:lang w:eastAsia="es-ES"/>
-          <ns2:ligatures ns2:val="none"/>
+          <w14:ligatures w14:val="none"/>
         </w:rPr>
         <w:t xml:space="preserve">de iniciales </w:t>
       </w:r>
@@ -3578,7 +3515,7 @@
           <w:color w:val="000000"/>
           <w:kern w:val="0"/>
           <w:lang w:eastAsia="es-ES"/>
-          <ns2:ligatures ns2:val="none"/>
+          <w14:ligatures w14:val="none"/>
         </w:rPr>
         <w:t>M</w:t>
       </w:r>
@@ -3588,7 +3525,7 @@
           <w:color w:val="000000"/>
           <w:kern w:val="0"/>
           <w:lang w:eastAsia="es-ES"/>
-          <ns2:ligatures ns2:val="none"/>
+          <w14:ligatures w14:val="none"/>
         </w:rPr>
         <w:t>.</w:t>
       </w:r>
@@ -3598,7 +3535,7 @@
           <w:color w:val="000000"/>
           <w:kern w:val="0"/>
           <w:lang w:eastAsia="es-ES"/>
-          <ns2:ligatures ns2:val="none"/>
+          <w14:ligatures w14:val="none"/>
         </w:rPr>
         <w:t xml:space="preserve"> A</w:t>
       </w:r>
@@ -3608,7 +3545,7 @@
           <w:color w:val="000000"/>
           <w:kern w:val="0"/>
           <w:lang w:eastAsia="es-ES"/>
-          <ns2:ligatures ns2:val="none"/>
+          <w14:ligatures w14:val="none"/>
         </w:rPr>
         <w:t>.</w:t>
       </w:r>
@@ -3618,7 +3555,7 @@
           <w:color w:val="000000"/>
           <w:kern w:val="0"/>
           <w:lang w:eastAsia="es-ES"/>
-          <ns2:ligatures ns2:val="none"/>
+          <w14:ligatures w14:val="none"/>
         </w:rPr>
         <w:t xml:space="preserve"> B</w:t>
       </w:r>
@@ -3628,7 +3565,7 @@
           <w:color w:val="000000"/>
           <w:kern w:val="0"/>
           <w:lang w:eastAsia="es-ES"/>
-          <ns2:ligatures ns2:val="none"/>
+          <w14:ligatures w14:val="none"/>
         </w:rPr>
         <w:t>.</w:t>
       </w:r>
@@ -3638,7 +3575,7 @@
           <w:color w:val="000000"/>
           <w:kern w:val="0"/>
           <w:lang w:eastAsia="es-ES"/>
-          <ns2:ligatures ns2:val="none"/>
+          <w14:ligatures w14:val="none"/>
         </w:rPr>
         <w:t xml:space="preserve"> y M</w:t>
       </w:r>
@@ -3648,7 +3585,7 @@
           <w:color w:val="000000"/>
           <w:kern w:val="0"/>
           <w:lang w:eastAsia="es-ES"/>
-          <ns2:ligatures ns2:val="none"/>
+          <w14:ligatures w14:val="none"/>
         </w:rPr>
         <w:t>.</w:t>
       </w:r>
@@ -3658,7 +3595,7 @@
           <w:color w:val="000000"/>
           <w:kern w:val="0"/>
           <w:lang w:eastAsia="es-ES"/>
-          <ns2:ligatures ns2:val="none"/>
+          <w14:ligatures w14:val="none"/>
         </w:rPr>
         <w:t xml:space="preserve"> F</w:t>
       </w:r>
@@ -3668,7 +3605,7 @@
           <w:color w:val="000000"/>
           <w:kern w:val="0"/>
           <w:lang w:eastAsia="es-ES"/>
-          <ns2:ligatures ns2:val="none"/>
+          <w14:ligatures w14:val="none"/>
         </w:rPr>
         <w:t>.</w:t>
       </w:r>
@@ -3678,7 +3615,7 @@
           <w:color w:val="000000"/>
           <w:kern w:val="0"/>
           <w:lang w:eastAsia="es-ES"/>
-          <ns2:ligatures ns2:val="none"/>
+          <w14:ligatures w14:val="none"/>
         </w:rPr>
         <w:t xml:space="preserve"> C</w:t>
       </w:r>
@@ -3688,7 +3625,7 @@
           <w:color w:val="000000"/>
           <w:kern w:val="0"/>
           <w:lang w:eastAsia="es-ES"/>
-          <ns2:ligatures ns2:val="none"/>
+          <w14:ligatures w14:val="none"/>
         </w:rPr>
         <w:t>.</w:t>
       </w:r>
@@ -3698,7 +3635,7 @@
           <w:color w:val="000000"/>
           <w:kern w:val="0"/>
           <w:lang w:eastAsia="es-ES"/>
-          <ns2:ligatures ns2:val="none"/>
+          <w14:ligatures w14:val="none"/>
         </w:rPr>
         <w:t xml:space="preserve">, vinculados a Crawford, y contra la ingeniera </w:t>
       </w:r>
@@ -3708,7 +3645,7 @@
           <w:color w:val="000000"/>
           <w:kern w:val="0"/>
           <w:lang w:eastAsia="es-ES"/>
-          <ns2:ligatures ns2:val="none"/>
+          <w14:ligatures w14:val="none"/>
         </w:rPr>
         <w:t xml:space="preserve">de iniciales </w:t>
       </w:r>
@@ -3718,7 +3655,7 @@
           <w:color w:val="000000"/>
           <w:kern w:val="0"/>
           <w:lang w:eastAsia="es-ES"/>
-          <ns2:ligatures ns2:val="none"/>
+          <w14:ligatures w14:val="none"/>
         </w:rPr>
         <w:t>N</w:t>
       </w:r>
@@ -3728,7 +3665,7 @@
           <w:color w:val="000000"/>
           <w:kern w:val="0"/>
           <w:lang w:eastAsia="es-ES"/>
-          <ns2:ligatures ns2:val="none"/>
+          <w14:ligatures w14:val="none"/>
         </w:rPr>
         <w:t>.</w:t>
       </w:r>
@@ -3738,7 +3675,7 @@
           <w:color w:val="000000"/>
           <w:kern w:val="0"/>
           <w:lang w:eastAsia="es-ES"/>
-          <ns2:ligatures ns2:val="none"/>
+          <w14:ligatures w14:val="none"/>
         </w:rPr>
         <w:t xml:space="preserve"> C</w:t>
       </w:r>
@@ -3748,7 +3685,7 @@
           <w:color w:val="000000"/>
           <w:kern w:val="0"/>
           <w:lang w:eastAsia="es-ES"/>
-          <ns2:ligatures ns2:val="none"/>
+          <w14:ligatures w14:val="none"/>
         </w:rPr>
         <w:t>.</w:t>
       </w:r>
@@ -3758,7 +3695,7 @@
           <w:color w:val="000000"/>
           <w:kern w:val="0"/>
           <w:lang w:eastAsia="es-ES"/>
-          <ns2:ligatures ns2:val="none"/>
+          <w14:ligatures w14:val="none"/>
         </w:rPr>
         <w:t xml:space="preserve"> C</w:t>
       </w:r>
@@ -3768,7 +3705,7 @@
           <w:color w:val="000000"/>
           <w:kern w:val="0"/>
           <w:lang w:eastAsia="es-ES"/>
-          <ns2:ligatures ns2:val="none"/>
+          <w14:ligatures w14:val="none"/>
         </w:rPr>
         <w:t>.</w:t>
       </w:r>
@@ -3778,25 +3715,25 @@
           <w:color w:val="000000"/>
           <w:kern w:val="0"/>
           <w:lang w:eastAsia="es-ES"/>
-          <ns2:ligatures ns2:val="none"/>
+          <w14:ligatures w14:val="none"/>
         </w:rPr>
         <w:t>, vinculada a B&amp;C Ajustadores, por actuaciones relacionadas con la elaboración de informes técnicos y peritajes vinculados al siniestro reportado.</w:t>
       </w:r>
     </w:p>
-    <w:p ns2:paraId="3CF5FCCF" ns2:textId="77777777">
-      <w:pPr>
-        <w:spacing w:after="0" w:line="240" w:lineRule="auto"/>
-        <w:jc w:val="both"/>
-        <w:rPr>
-          <w:rFonts w:ascii="Arial Narrow" w:eastAsia="Times New Roman" w:hAnsi="Arial Narrow" w:cs="Arial"/>
-          <w:color w:val="000000"/>
-          <w:kern w:val="0"/>
-          <w:lang w:eastAsia="es-ES"/>
-          <ns2:ligatures ns2:val="none"/>
-        </w:rPr>
-      </w:pPr>
-    </w:p>
-    <w:p ns2:paraId="598107C5" ns2:textId="01332B54">
+    <w:p>
+      <w:pPr>
+        <w:spacing w:after="0" w:line="240" w:lineRule="auto"/>
+        <w:jc w:val="both"/>
+        <w:rPr>
+          <w:rFonts w:ascii="Arial Narrow" w:eastAsia="Times New Roman" w:hAnsi="Arial Narrow" w:cs="Arial"/>
+          <w:color w:val="000000"/>
+          <w:kern w:val="0"/>
+          <w:lang w:eastAsia="es-ES"/>
+          <w14:ligatures w14:val="none"/>
+        </w:rPr>
+      </w:pPr>
+    </w:p>
+    <w:p>
       <w:pPr>
         <w:pStyle w:val="Prrafodelista"/>
         <w:numPr>
@@ -3814,16 +3751,16 @@
           <w:color w:val="000000"/>
           <w:kern w:val="0"/>
           <w:lang w:eastAsia="es-ES"/>
-          <ns2:ligatures ns2:val="none"/>
-        </w:rPr>
-      </w:pPr>
-      <w:r>
-        <w:rPr>
-          <w:rFonts w:ascii="Arial Narrow" w:eastAsia="Times New Roman" w:hAnsi="Arial Narrow" w:cs="Arial"/>
-          <w:color w:val="000000"/>
-          <w:kern w:val="0"/>
-          <w:lang w:eastAsia="es-ES"/>
-          <ns2:ligatures ns2:val="none"/>
+          <w14:ligatures w14:val="none"/>
+        </w:rPr>
+      </w:pPr>
+      <w:r>
+        <w:rPr>
+          <w:rFonts w:ascii="Arial Narrow" w:eastAsia="Times New Roman" w:hAnsi="Arial Narrow" w:cs="Arial"/>
+          <w:color w:val="000000"/>
+          <w:kern w:val="0"/>
+          <w:lang w:eastAsia="es-ES"/>
+          <w14:ligatures w14:val="none"/>
         </w:rPr>
         <w:t>Asimismo</w:t>
       </w:r>
@@ -3833,7 +3770,7 @@
           <w:color w:val="000000"/>
           <w:kern w:val="0"/>
           <w:lang w:eastAsia="es-ES"/>
-          <ns2:ligatures ns2:val="none"/>
+          <w14:ligatures w14:val="none"/>
         </w:rPr>
         <w:t xml:space="preserve">, presentó ante la Superintendencia de Banca, Seguros y </w:t>
       </w:r>
@@ -3843,7 +3780,7 @@
           <w:color w:val="000000"/>
           <w:kern w:val="0"/>
           <w:lang w:eastAsia="es-ES"/>
-          <ns2:ligatures ns2:val="none"/>
+          <w14:ligatures w14:val="none"/>
         </w:rPr>
         <w:t xml:space="preserve">Administradoras de Fondos de Pensiones </w:t>
       </w:r>
@@ -3853,7 +3790,7 @@
           <w:color w:val="000000"/>
           <w:kern w:val="0"/>
           <w:lang w:eastAsia="es-ES"/>
-          <ns2:ligatures ns2:val="none"/>
+          <w14:ligatures w14:val="none"/>
         </w:rPr>
         <w:t>la solicitud MPV-SBS 2026-00015260 contra B&amp;C Ajustadores por la emisión de un informe de rechazo sin inspección física del inmueble</w:t>
       </w:r>
@@ -3863,7 +3800,7 @@
           <w:color w:val="000000"/>
           <w:kern w:val="0"/>
           <w:lang w:eastAsia="es-ES"/>
-          <ns2:ligatures ns2:val="none"/>
+          <w14:ligatures w14:val="none"/>
         </w:rPr>
         <w:t xml:space="preserve"> asegurado</w:t>
       </w:r>
@@ -3873,7 +3810,7 @@
           <w:color w:val="000000"/>
           <w:kern w:val="0"/>
           <w:lang w:eastAsia="es-ES"/>
-          <ns2:ligatures ns2:val="none"/>
+          <w14:ligatures w14:val="none"/>
         </w:rPr>
         <w:t xml:space="preserve"> y la solicitud MPV-SBS 2026-00015261 contra Crawford por consignar información relacionada con una antigüedad</w:t>
       </w:r>
@@ -3883,7 +3820,7 @@
           <w:color w:val="000000"/>
           <w:kern w:val="0"/>
           <w:lang w:eastAsia="es-ES"/>
-          <ns2:ligatures ns2:val="none"/>
+          <w14:ligatures w14:val="none"/>
         </w:rPr>
         <w:t xml:space="preserve"> del inmueble asegurado</w:t>
       </w:r>
@@ -3893,7 +3830,7 @@
           <w:color w:val="000000"/>
           <w:kern w:val="0"/>
           <w:lang w:eastAsia="es-ES"/>
-          <ns2:ligatures ns2:val="none"/>
+          <w14:ligatures w14:val="none"/>
         </w:rPr>
         <w:t xml:space="preserve"> distinta a la establecida en el Seguro </w:t>
       </w:r>
@@ -3904,7 +3841,7 @@
           <w:color w:val="000000"/>
           <w:kern w:val="0"/>
           <w:lang w:eastAsia="es-ES"/>
-          <ns2:ligatures ns2:val="none"/>
+          <w14:ligatures w14:val="none"/>
         </w:rPr>
         <w:t>Multiriesgo</w:t>
       </w:r>
@@ -3915,7 +3852,7 @@
           <w:color w:val="000000"/>
           <w:kern w:val="0"/>
           <w:lang w:eastAsia="es-ES"/>
-          <ns2:ligatures ns2:val="none"/>
+          <w14:ligatures w14:val="none"/>
         </w:rPr>
         <w:t>.</w:t>
       </w:r>
@@ -3925,12 +3862,12 @@
           <w:color w:val="000000"/>
           <w:kern w:val="0"/>
           <w:lang w:eastAsia="es-ES"/>
-          <ns2:ligatures ns2:val="none"/>
+          <w14:ligatures w14:val="none"/>
         </w:rPr>
         <w:t xml:space="preserve"> </w:t>
       </w:r>
     </w:p>
-    <w:p ns2:paraId="76630485" ns2:textId="77777777">
+    <w:p>
       <w:pPr>
         <w:tabs>
           <w:tab w:val="left" w:pos="1134"/>
@@ -3942,11 +3879,11 @@
           <w:color w:val="000000"/>
           <w:kern w:val="0"/>
           <w:lang w:eastAsia="es-ES"/>
-          <ns2:ligatures ns2:val="none"/>
-        </w:rPr>
-      </w:pPr>
-    </w:p>
-    <w:p ns2:paraId="4FB15987" ns2:textId="3A4E2E0B">
+          <w14:ligatures w14:val="none"/>
+        </w:rPr>
+      </w:pPr>
+    </w:p>
+    <w:p>
       <w:pPr>
         <w:numPr>
           <w:ilvl w:val="1"/>
@@ -3964,16 +3901,16 @@
           <w:color w:val="000000"/>
           <w:kern w:val="0"/>
           <w:lang w:val="es-ES" w:eastAsia="es-ES"/>
-          <ns2:ligatures ns2:val="none"/>
-        </w:rPr>
-      </w:pPr>
-      <w:r>
-        <w:rPr>
-          <w:rFonts w:ascii="Arial Narrow" w:eastAsia="Times New Roman" w:hAnsi="Arial Narrow" w:cs="Arial"/>
-          <w:color w:val="000000"/>
-          <w:kern w:val="0"/>
-          <w:lang w:val="es-ES" w:eastAsia="es-ES"/>
-          <ns2:ligatures ns2:val="none"/>
+          <w14:ligatures w14:val="none"/>
+        </w:rPr>
+      </w:pPr>
+      <w:r>
+        <w:rPr>
+          <w:rFonts w:ascii="Arial Narrow" w:eastAsia="Times New Roman" w:hAnsi="Arial Narrow" w:cs="Arial"/>
+          <w:color w:val="000000"/>
+          <w:kern w:val="0"/>
+          <w:lang w:val="es-ES" w:eastAsia="es-ES"/>
+          <w14:ligatures w14:val="none"/>
         </w:rPr>
         <w:t xml:space="preserve">El señor [APELLIDO] solicitó, en calidad de medida correctiva, que Pacífico cumpla con: (i) realizar el pago inmediato de la cobertura por la suma de S/ 231 480,96 correspondiente al siniestro consentido desde el 25 de febrero de 2026; (ii) otorgar la suma de S/ 7 313,07 que asumió рог concepto de intereses bancarios pagados al Banco como consecuencia de la falta de pago de la compañía aseguradora de la cobertura solicitada del Seguro Multiriesgo; y, (iii) realizar el pago de los intereses legales correspondientes en virtud de los hechos materia de denuncia. Asimismo, requirió el reembolso de costos y costas del presente procedimiento.</w:t>
       </w:r>
@@ -3981,7 +3918,7 @@
         <w:rPr>
           <w:rFonts w:ascii="Arial Narrow" w:eastAsia="Calibri" w:hAnsi="Arial Narrow" w:cs="Arial"/>
           <w:kern w:val="0"/>
-          <ns2:ligatures ns2:val="none"/>
+          <w14:ligatures w14:val="none"/>
         </w:rPr>
         <w:t xml:space="preserve"/>
       </w:r>
@@ -3989,7 +3926,7 @@
         <w:rPr>
           <w:rFonts w:ascii="Arial Narrow" w:eastAsia="Calibri" w:hAnsi="Arial Narrow" w:cs="Arial"/>
           <w:kern w:val="0"/>
-          <ns2:ligatures ns2:val="none"/>
+          <w14:ligatures w14:val="none"/>
         </w:rPr>
         <w:t xml:space="preserve"/>
       </w:r>
@@ -3999,7 +3936,7 @@
           <w:color w:val="000000"/>
           <w:kern w:val="0"/>
           <w:lang w:val="es-ES" w:eastAsia="es-ES"/>
-          <ns2:ligatures ns2:val="none"/>
+          <w14:ligatures w14:val="none"/>
         </w:rPr>
         <w:t xml:space="preserve"/>
       </w:r>
@@ -4010,7 +3947,7 @@
           <w:color w:val="000000"/>
           <w:kern w:val="0"/>
           <w:lang w:val="es-ES" w:eastAsia="es-ES"/>
-          <ns2:ligatures ns2:val="none"/>
+          <w14:ligatures w14:val="none"/>
         </w:rPr>
         <w:t/>
       </w:r>
@@ -4020,7 +3957,7 @@
           <w:color w:val="000000"/>
           <w:kern w:val="0"/>
           <w:lang w:val="es-ES" w:eastAsia="es-ES"/>
-          <ns2:ligatures ns2:val="none"/>
+          <w14:ligatures w14:val="none"/>
         </w:rPr>
         <w:t xml:space="preserve"/>
       </w:r>
@@ -4030,7 +3967,7 @@
           <w:color w:val="000000"/>
           <w:kern w:val="0"/>
           <w:lang w:val="es-ES" w:eastAsia="es-ES"/>
-          <ns2:ligatures ns2:val="none"/>
+          <w14:ligatures w14:val="none"/>
         </w:rPr>
         <w:t xml:space="preserve"/>
       </w:r>
@@ -4040,7 +3977,7 @@
           <w:color w:val="000000"/>
           <w:kern w:val="0"/>
           <w:lang w:val="es-ES" w:eastAsia="es-ES"/>
-          <ns2:ligatures ns2:val="none"/>
+          <w14:ligatures w14:val="none"/>
         </w:rPr>
         <w:t/>
       </w:r>
@@ -4050,7 +3987,7 @@
           <w:color w:val="000000"/>
           <w:kern w:val="0"/>
           <w:lang w:val="es-ES" w:eastAsia="es-ES"/>
-          <ns2:ligatures ns2:val="none"/>
+          <w14:ligatures w14:val="none"/>
         </w:rPr>
         <w:t xml:space="preserve"/>
       </w:r>
@@ -4060,7 +3997,7 @@
           <w:color w:val="000000"/>
           <w:kern w:val="0"/>
           <w:lang w:val="es-ES" w:eastAsia="es-ES"/>
-          <ns2:ligatures ns2:val="none"/>
+          <w14:ligatures w14:val="none"/>
         </w:rPr>
         <w:t xml:space="preserve"/>
       </w:r>
@@ -4070,7 +4007,7 @@
           <w:color w:val="000000"/>
           <w:kern w:val="0"/>
           <w:lang w:val="es-ES" w:eastAsia="es-ES"/>
-          <ns2:ligatures ns2:val="none"/>
+          <w14:ligatures w14:val="none"/>
         </w:rPr>
         <w:t xml:space="preserve"/>
       </w:r>
@@ -4080,7 +4017,7 @@
           <w:color w:val="000000"/>
           <w:kern w:val="0"/>
           <w:lang w:val="es-ES" w:eastAsia="es-ES"/>
-          <ns2:ligatures ns2:val="none"/>
+          <w14:ligatures w14:val="none"/>
         </w:rPr>
         <w:t xml:space="preserve"/>
       </w:r>
@@ -4090,7 +4027,7 @@
           <w:color w:val="000000"/>
           <w:kern w:val="0"/>
           <w:lang w:val="es-ES" w:eastAsia="es-ES"/>
-          <ns2:ligatures ns2:val="none"/>
+          <w14:ligatures w14:val="none"/>
         </w:rPr>
         <w:t/>
       </w:r>
@@ -4100,7 +4037,7 @@
           <w:color w:val="000000"/>
           <w:kern w:val="0"/>
           <w:lang w:val="es-ES" w:eastAsia="es-ES"/>
-          <ns2:ligatures ns2:val="none"/>
+          <w14:ligatures w14:val="none"/>
         </w:rPr>
         <w:t xml:space="preserve"/>
       </w:r>
@@ -4110,7 +4047,7 @@
           <w:color w:val="000000"/>
           <w:kern w:val="0"/>
           <w:lang w:val="es-ES" w:eastAsia="es-ES"/>
-          <ns2:ligatures ns2:val="none"/>
+          <w14:ligatures w14:val="none"/>
         </w:rPr>
         <w:t/>
       </w:r>
@@ -4120,7 +4057,7 @@
           <w:color w:val="000000"/>
           <w:kern w:val="0"/>
           <w:lang w:val="es-ES" w:eastAsia="es-ES"/>
-          <ns2:ligatures ns2:val="none"/>
+          <w14:ligatures w14:val="none"/>
         </w:rPr>
         <w:t/>
       </w:r>
@@ -4130,7 +4067,7 @@
           <w:color w:val="000000"/>
           <w:kern w:val="0"/>
           <w:lang w:val="es-ES" w:eastAsia="es-ES"/>
-          <ns2:ligatures ns2:val="none"/>
+          <w14:ligatures w14:val="none"/>
         </w:rPr>
         <w:t xml:space="preserve"/>
       </w:r>
@@ -4140,7 +4077,7 @@
           <w:color w:val="000000"/>
           <w:kern w:val="0"/>
           <w:lang w:val="es-ES" w:eastAsia="es-ES"/>
-          <ns2:ligatures ns2:val="none"/>
+          <w14:ligatures w14:val="none"/>
         </w:rPr>
         <w:t/>
       </w:r>
@@ -4150,7 +4087,7 @@
           <w:color w:val="000000"/>
           <w:kern w:val="0"/>
           <w:lang w:val="es-ES" w:eastAsia="es-ES"/>
-          <ns2:ligatures ns2:val="none"/>
+          <w14:ligatures w14:val="none"/>
         </w:rPr>
         <w:t xml:space="preserve"/>
       </w:r>
@@ -4161,7 +4098,7 @@
           <w:color w:val="000000"/>
           <w:kern w:val="0"/>
           <w:lang w:val="es-ES" w:eastAsia="es-ES"/>
-          <ns2:ligatures ns2:val="none"/>
+          <w14:ligatures w14:val="none"/>
         </w:rPr>
         <w:t/>
       </w:r>
@@ -4172,7 +4109,7 @@
           <w:color w:val="000000"/>
           <w:kern w:val="0"/>
           <w:lang w:val="es-ES" w:eastAsia="es-ES"/>
-          <ns2:ligatures ns2:val="none"/>
+          <w14:ligatures w14:val="none"/>
         </w:rPr>
         <w:t xml:space="preserve"/>
       </w:r>
@@ -4182,7 +4119,7 @@
           <w:color w:val="000000"/>
           <w:kern w:val="0"/>
           <w:lang w:val="es-ES" w:eastAsia="es-ES"/>
-          <ns2:ligatures ns2:val="none"/>
+          <w14:ligatures w14:val="none"/>
         </w:rPr>
         <w:t xml:space="preserve"/>
       </w:r>
@@ -4192,7 +4129,7 @@
           <w:color w:val="000000"/>
           <w:kern w:val="0"/>
           <w:lang w:val="es-ES" w:eastAsia="es-ES"/>
-          <ns2:ligatures ns2:val="none"/>
+          <w14:ligatures w14:val="none"/>
         </w:rPr>
         <w:t/>
       </w:r>
@@ -4202,7 +4139,7 @@
           <w:color w:val="000000"/>
           <w:kern w:val="0"/>
           <w:lang w:val="es-ES" w:eastAsia="es-ES"/>
-          <ns2:ligatures ns2:val="none"/>
+          <w14:ligatures w14:val="none"/>
         </w:rPr>
         <w:t xml:space="preserve"/>
       </w:r>
@@ -4212,7 +4149,7 @@
           <w:color w:val="000000"/>
           <w:kern w:val="0"/>
           <w:lang w:val="es-ES" w:eastAsia="es-ES"/>
-          <ns2:ligatures ns2:val="none"/>
+          <w14:ligatures w14:val="none"/>
         </w:rPr>
         <w:t xml:space="preserve"/>
       </w:r>
@@ -4222,7 +4159,7 @@
           <w:color w:val="000000"/>
           <w:kern w:val="0"/>
           <w:lang w:val="es-ES" w:eastAsia="es-ES"/>
-          <ns2:ligatures ns2:val="none"/>
+          <w14:ligatures w14:val="none"/>
         </w:rPr>
         <w:t/>
       </w:r>
@@ -4232,7 +4169,7 @@
           <w:color w:val="000000"/>
           <w:kern w:val="0"/>
           <w:lang w:val="es-ES" w:eastAsia="es-ES"/>
-          <ns2:ligatures ns2:val="none"/>
+          <w14:ligatures w14:val="none"/>
         </w:rPr>
         <w:t/>
       </w:r>
@@ -4242,7 +4179,7 @@
           <w:color w:val="000000"/>
           <w:kern w:val="0"/>
           <w:lang w:val="es-ES" w:eastAsia="es-ES"/>
-          <ns2:ligatures ns2:val="none"/>
+          <w14:ligatures w14:val="none"/>
         </w:rPr>
         <w:t/>
       </w:r>
@@ -4252,7 +4189,7 @@
           <w:color w:val="000000"/>
           <w:kern w:val="0"/>
           <w:lang w:val="es-ES" w:eastAsia="es-ES"/>
-          <ns2:ligatures ns2:val="none"/>
+          <w14:ligatures w14:val="none"/>
         </w:rPr>
         <w:t xml:space="preserve"/>
       </w:r>
@@ -4262,7 +4199,7 @@
           <w:color w:val="000000"/>
           <w:kern w:val="0"/>
           <w:lang w:val="es-ES" w:eastAsia="es-ES"/>
-          <ns2:ligatures ns2:val="none"/>
+          <w14:ligatures w14:val="none"/>
         </w:rPr>
         <w:t xml:space="preserve"/>
       </w:r>
@@ -4273,7 +4210,7 @@
           <w:color w:val="000000"/>
           <w:kern w:val="0"/>
           <w:lang w:val="es-ES" w:eastAsia="es-ES"/>
-          <ns2:ligatures ns2:val="none"/>
+          <w14:ligatures w14:val="none"/>
         </w:rPr>
         <w:t/>
       </w:r>
@@ -4284,7 +4221,7 @@
           <w:color w:val="000000"/>
           <w:kern w:val="0"/>
           <w:lang w:val="es-ES" w:eastAsia="es-ES"/>
-          <ns2:ligatures ns2:val="none"/>
+          <w14:ligatures w14:val="none"/>
         </w:rPr>
         <w:t xml:space="preserve"/>
       </w:r>
@@ -4294,7 +4231,7 @@
           <w:color w:val="000000"/>
           <w:kern w:val="0"/>
           <w:lang w:val="es-ES" w:eastAsia="es-ES"/>
-          <ns2:ligatures ns2:val="none"/>
+          <w14:ligatures w14:val="none"/>
         </w:rPr>
         <w:t xml:space="preserve"/>
       </w:r>
@@ -4304,7 +4241,7 @@
           <w:color w:val="000000"/>
           <w:kern w:val="0"/>
           <w:lang w:eastAsia="es-ES"/>
-          <ns2:ligatures ns2:val="none"/>
+          <w14:ligatures w14:val="none"/>
         </w:rPr>
         <w:t xml:space="preserve"/>
       </w:r>
@@ -4314,7 +4251,7 @@
           <w:color w:val="000000"/>
           <w:kern w:val="0"/>
           <w:lang w:eastAsia="es-ES"/>
-          <ns2:ligatures ns2:val="none"/>
+          <w14:ligatures w14:val="none"/>
         </w:rPr>
         <w:t xml:space="preserve"/>
       </w:r>
@@ -4324,7 +4261,7 @@
           <w:color w:val="000000"/>
           <w:kern w:val="0"/>
           <w:lang w:eastAsia="es-ES"/>
-          <ns2:ligatures ns2:val="none"/>
+          <w14:ligatures w14:val="none"/>
         </w:rPr>
         <w:t xml:space="preserve"/>
       </w:r>
@@ -4334,7 +4271,7 @@
           <w:color w:val="000000"/>
           <w:kern w:val="0"/>
           <w:lang w:eastAsia="es-ES"/>
-          <ns2:ligatures ns2:val="none"/>
+          <w14:ligatures w14:val="none"/>
         </w:rPr>
         <w:t xml:space="preserve"/>
       </w:r>
@@ -4344,7 +4281,7 @@
           <w:color w:val="000000"/>
           <w:kern w:val="0"/>
           <w:lang w:eastAsia="es-ES"/>
-          <ns2:ligatures ns2:val="none"/>
+          <w14:ligatures w14:val="none"/>
         </w:rPr>
         <w:t xml:space="preserve"/>
       </w:r>
@@ -4354,7 +4291,7 @@
           <w:color w:val="000000"/>
           <w:kern w:val="0"/>
           <w:lang w:eastAsia="es-ES"/>
-          <ns2:ligatures ns2:val="none"/>
+          <w14:ligatures w14:val="none"/>
         </w:rPr>
         <w:t xml:space="preserve"/>
       </w:r>
@@ -4364,7 +4301,7 @@
           <w:color w:val="000000"/>
           <w:kern w:val="0"/>
           <w:lang w:eastAsia="es-ES"/>
-          <ns2:ligatures ns2:val="none"/>
+          <w14:ligatures w14:val="none"/>
         </w:rPr>
         <w:t/>
       </w:r>
@@ -4374,7 +4311,7 @@
           <w:color w:val="000000"/>
           <w:kern w:val="0"/>
           <w:lang w:eastAsia="es-ES"/>
-          <ns2:ligatures ns2:val="none"/>
+          <w14:ligatures w14:val="none"/>
         </w:rPr>
         <w:t xml:space="preserve"/>
       </w:r>
@@ -4384,7 +4321,7 @@
           <w:color w:val="000000"/>
           <w:kern w:val="0"/>
           <w:lang w:eastAsia="es-ES"/>
-          <ns2:ligatures ns2:val="none"/>
+          <w14:ligatures w14:val="none"/>
         </w:rPr>
         <w:t xml:space="preserve"/>
       </w:r>
@@ -4395,7 +4332,7 @@
           <w:color w:val="000000"/>
           <w:kern w:val="0"/>
           <w:lang w:eastAsia="es-ES"/>
-          <ns2:ligatures ns2:val="none"/>
+          <w14:ligatures w14:val="none"/>
         </w:rPr>
         <w:t/>
       </w:r>
@@ -4406,7 +4343,7 @@
           <w:color w:val="000000"/>
           <w:kern w:val="0"/>
           <w:lang w:val="es-ES" w:eastAsia="es-ES"/>
-          <ns2:ligatures ns2:val="none"/>
+          <w14:ligatures w14:val="none"/>
         </w:rPr>
         <w:t/>
       </w:r>
@@ -4417,7 +4354,7 @@
           <w:color w:val="000000"/>
           <w:kern w:val="0"/>
           <w:lang w:val="es-ES" w:eastAsia="es-ES"/>
-          <ns2:ligatures ns2:val="none"/>
+          <w14:ligatures w14:val="none"/>
         </w:rPr>
         <w:t/>
       </w:r>
@@ -4428,7 +4365,7 @@
           <w:color w:val="000000"/>
           <w:kern w:val="0"/>
           <w:lang w:val="es-ES" w:eastAsia="es-ES"/>
-          <ns2:ligatures ns2:val="none"/>
+          <w14:ligatures w14:val="none"/>
         </w:rPr>
         <w:t/>
       </w:r>
@@ -4438,13 +4375,13 @@
           <w:color w:val="000000"/>
           <w:kern w:val="0"/>
           <w:lang w:val="es-ES" w:eastAsia="es-ES"/>
-          <ns2:ligatures ns2:val="none"/>
+          <w14:ligatures w14:val="none"/>
         </w:rPr>
         <w:t/>
       </w:r>
     </w:p>
     <w:bookmarkEnd w:id="2"/>
-    <w:p ns2:paraId="61C46995" ns2:textId="77777777">
+    <w:p>
       <w:pPr>
         <w:spacing w:after="0" w:line="240" w:lineRule="auto"/>
         <w:contextualSpacing/>
@@ -4455,11 +4392,11 @@
           <w:color w:val="000000"/>
           <w:kern w:val="0"/>
           <w:lang w:eastAsia="es-PE"/>
-          <ns2:ligatures ns2:val="none"/>
-        </w:rPr>
-      </w:pPr>
-    </w:p>
-    <w:p ns2:paraId="4713554A" ns2:textId="77777777">
+          <w14:ligatures w14:val="none"/>
+        </w:rPr>
+      </w:pPr>
+    </w:p>
+    <w:p>
       <w:pPr>
         <w:pStyle w:val="Prrafodelista"/>
         <w:numPr>
@@ -4479,7 +4416,7 @@
           <w:color w:val="000000"/>
           <w:kern w:val="0"/>
           <w:lang w:eastAsia="es-PE"/>
-          <ns2:ligatures ns2:val="none"/>
+          <w14:ligatures w14:val="none"/>
         </w:rPr>
       </w:pPr>
       <w:r>
@@ -4489,12 +4426,12 @@
           <w:color w:val="000000"/>
           <w:kern w:val="0"/>
           <w:lang w:eastAsia="es-PE"/>
-          <ns2:ligatures ns2:val="none"/>
+          <w14:ligatures w14:val="none"/>
         </w:rPr>
         <w:t>DE LA ADMISIÓN A TRÁMITE DE LA DENUNCIA</w:t>
       </w:r>
     </w:p>
-    <w:p ns2:paraId="4BBBE1C2" ns2:textId="77777777">
+    <w:p>
       <w:pPr>
         <w:spacing w:after="0" w:line="240" w:lineRule="auto"/>
         <w:ind w:left="567"/>
@@ -4506,11 +4443,11 @@
           <w:color w:val="000000"/>
           <w:kern w:val="0"/>
           <w:lang w:eastAsia="es-PE"/>
-          <ns2:ligatures ns2:val="none"/>
-        </w:rPr>
-      </w:pPr>
-    </w:p>
-    <w:p ns2:paraId="749C69A0" ns2:textId="5DA59B0B">
+          <w14:ligatures w14:val="none"/>
+        </w:rPr>
+      </w:pPr>
+    </w:p>
+    <w:p>
       <w:pPr>
         <w:pStyle w:val="Prrafodelista"/>
         <w:numPr>
@@ -4523,7 +4460,7 @@
         <w:rPr>
           <w:rFonts w:ascii="Arial Narrow" w:eastAsia="Arial Narrow" w:hAnsi="Arial Narrow" w:cs="Arial Narrow"/>
           <w:kern w:val="0"/>
-          <ns2:ligatures ns2:val="none"/>
+          <w14:ligatures w14:val="none"/>
         </w:rPr>
       </w:pPr>
       <w:bookmarkStart w:id="3" w:name="_Hlk140755208"/>
@@ -4535,7 +4472,7 @@
           <w:color w:val="000000"/>
           <w:kern w:val="0"/>
           <w:lang w:eastAsia="es-PE"/>
-          <ns2:ligatures ns2:val="none"/>
+          <w14:ligatures w14:val="none"/>
         </w:rPr>
         <w:t xml:space="preserve">La Secretaría </w:t>
       </w:r>
@@ -4548,7 +4485,7 @@
           <w:color w:val="000000"/>
           <w:kern w:val="0"/>
           <w:lang w:eastAsia="es-PE"/>
-          <ns2:ligatures ns2:val="none"/>
+          <w14:ligatures w14:val="none"/>
         </w:rPr>
         <w:t>Técnica de la Comisión de Protección al Consumidor 1 (en adelante, la Secretaría Técnica), en ejercicio de sus facultades</w:t>
       </w:r>
@@ -4558,7 +4495,7 @@
           <w:rFonts w:ascii="Arial Narrow" w:eastAsia="Arial Narrow" w:hAnsi="Arial Narrow" w:cs="Arial Narrow"/>
           <w:kern w:val="0"/>
           <w:vertAlign w:val="superscript"/>
-          <ns2:ligatures ns2:val="none"/>
+          <w14:ligatures w14:val="none"/>
         </w:rPr>
         <w:footnoteReference w:id="3"/>
       </w:r>
@@ -4568,7 +4505,7 @@
           <w:color w:val="000000"/>
           <w:kern w:val="0"/>
           <w:lang w:eastAsia="es-PE"/>
-          <ns2:ligatures ns2:val="none"/>
+          <w14:ligatures w14:val="none"/>
         </w:rPr>
         <w:t xml:space="preserve">, considera </w:t>
       </w:r>
@@ -4576,7 +4513,7 @@
         <w:rPr>
           <w:rFonts w:ascii="Arial Narrow" w:eastAsia="Arial Narrow" w:hAnsi="Arial Narrow" w:cs="Arial Narrow"/>
           <w:kern w:val="0"/>
-          <ns2:ligatures ns2:val="none"/>
+          <w14:ligatures w14:val="none"/>
         </w:rPr>
         <w:t xml:space="preserve">que el hecho denunciado, </w:t>
       </w:r>
@@ -4584,7 +4521,7 @@
         <w:rPr>
           <w:rFonts w:ascii="Arial Narrow" w:eastAsia="Arial Narrow" w:hAnsi="Arial Narrow" w:cs="Arial Narrow"/>
           <w:kern w:val="0"/>
-          <ns2:ligatures ns2:val="none"/>
+          <w14:ligatures w14:val="none"/>
         </w:rPr>
         <w:t xml:space="preserve">consistente en que </w:t>
       </w:r>
@@ -4615,7 +4552,7 @@
         <w:rPr>
           <w:rFonts w:ascii="Arial Narrow" w:eastAsia="Arial Narrow" w:hAnsi="Arial Narrow" w:cs="Arial Narrow"/>
           <w:kern w:val="0"/>
-          <ns2:ligatures ns2:val="none"/>
+          <w14:ligatures w14:val="none"/>
         </w:rPr>
         <w:t>; involucraría una presunta afectación a sus expectativas, quien no habría encontrado una correspondencia entre lo que esperaba recibir de parte del proveedor y lo que realmente recibió. Por consiguiente, corresponde calificar el hecho materia de denuncia como una presunta infracción al deber de idoneidad, tipificado en los artículos 18</w:t>
       </w:r>
@@ -4625,7 +4562,7 @@
           <w:color w:val="000000"/>
           <w:kern w:val="0"/>
           <w:lang w:eastAsia="es-PE"/>
-          <ns2:ligatures ns2:val="none"/>
+          <w14:ligatures w14:val="none"/>
         </w:rPr>
         <w:t/>
       </w:r>
@@ -4633,7 +4570,7 @@
         <w:rPr>
           <w:rFonts w:ascii="Arial Narrow" w:eastAsia="Arial Narrow" w:hAnsi="Arial Narrow" w:cs="Arial Narrow"/>
           <w:kern w:val="0"/>
-          <ns2:ligatures ns2:val="none"/>
+          <w14:ligatures w14:val="none"/>
         </w:rPr>
         <w:t xml:space="preserve"> y 19</w:t>
       </w:r>
@@ -4643,7 +4580,7 @@
           <w:color w:val="000000"/>
           <w:kern w:val="0"/>
           <w:lang w:eastAsia="es-PE"/>
-          <ns2:ligatures ns2:val="none"/>
+          <w14:ligatures w14:val="none"/>
         </w:rPr>
         <w:t/>
       </w:r>
@@ -4651,7 +4588,7 @@
         <w:rPr>
           <w:rFonts w:ascii="Arial Narrow" w:eastAsia="Arial Narrow" w:hAnsi="Arial Narrow" w:cs="Arial Narrow"/>
           <w:kern w:val="0"/>
-          <ns2:ligatures ns2:val="none"/>
+          <w14:ligatures w14:val="none"/>
         </w:rPr>
         <w:t xml:space="preserve"> del Código</w:t>
       </w:r>
@@ -4662,7 +4599,7 @@
           <w:rFonts w:ascii="Arial Narrow" w:eastAsia="Arial Narrow" w:hAnsi="Arial Narrow" w:cs="Arial"/>
           <w:kern w:val="0"/>
           <w:vertAlign w:val="superscript"/>
-          <ns2:ligatures ns2:val="none"/>
+          <w14:ligatures w14:val="none"/>
         </w:rPr>
         <w:footnoteReference w:id="4"/>
       </w:r>
@@ -4670,13 +4607,13 @@
         <w:rPr>
           <w:rFonts w:ascii="Arial Narrow" w:eastAsia="Arial Narrow" w:hAnsi="Arial Narrow" w:cs="Arial Narrow"/>
           <w:kern w:val="0"/>
-          <ns2:ligatures ns2:val="none"/>
+          <w14:ligatures w14:val="none"/>
         </w:rPr>
         <w:t>.</w:t>
       </w:r>
       <w:bookmarkEnd w:id="6"/>
     </w:p>
-    <w:p ns2:paraId="2F8D23C0" ns2:textId="77777777">
+    <w:p>
       <w:pPr>
         <w:pStyle w:val="Prrafodelista"/>
         <w:spacing w:after="0" w:line="240" w:lineRule="auto"/>
@@ -4685,11 +4622,11 @@
         <w:rPr>
           <w:rFonts w:ascii="Arial Narrow" w:eastAsia="Arial Narrow" w:hAnsi="Arial Narrow" w:cs="Arial Narrow"/>
           <w:kern w:val="0"/>
-          <ns2:ligatures ns2:val="none"/>
-        </w:rPr>
-      </w:pPr>
-    </w:p>
-    <w:p ns2:paraId="54A143B5" ns2:textId="4A114A38">
+          <w14:ligatures w14:val="none"/>
+        </w:rPr>
+      </w:pPr>
+    </w:p>
+    <w:p>
       <w:pPr>
         <w:pStyle w:val="Prrafodelista"/>
         <w:numPr>
@@ -4702,14 +4639,14 @@
         <w:rPr>
           <w:rFonts w:ascii="Arial Narrow" w:eastAsia="Arial Narrow" w:hAnsi="Arial Narrow" w:cs="Arial Narrow"/>
           <w:kern w:val="0"/>
-          <ns2:ligatures ns2:val="none"/>
-        </w:rPr>
-      </w:pPr>
-      <w:r>
-        <w:rPr>
-          <w:rFonts w:ascii="Arial Narrow" w:eastAsia="Arial Narrow" w:hAnsi="Arial Narrow" w:cs="Arial Narrow"/>
-          <w:kern w:val="0"/>
-          <ns2:ligatures ns2:val="none"/>
+          <w14:ligatures w14:val="none"/>
+        </w:rPr>
+      </w:pPr>
+      <w:r>
+        <w:rPr>
+          <w:rFonts w:ascii="Arial Narrow" w:eastAsia="Arial Narrow" w:hAnsi="Arial Narrow" w:cs="Arial Narrow"/>
+          <w:kern w:val="0"/>
+          <w14:ligatures w14:val="none"/>
         </w:rPr>
         <w:t xml:space="preserve">Así también, la Secretaría Técnica, en ejercicio de sus facultades, </w:t>
       </w:r>
@@ -4720,7 +4657,7 @@
           <w:color w:val="000000"/>
           <w:kern w:val="0"/>
           <w:lang w:eastAsia="es-PE"/>
-          <ns2:ligatures ns2:val="none"/>
+          <w14:ligatures w14:val="none"/>
         </w:rPr>
         <w:t xml:space="preserve">considera </w:t>
       </w:r>
@@ -4728,7 +4665,7 @@
         <w:rPr>
           <w:rFonts w:ascii="Arial Narrow" w:eastAsia="Arial Narrow" w:hAnsi="Arial Narrow" w:cs="Arial Narrow"/>
           <w:kern w:val="0"/>
-          <ns2:ligatures ns2:val="none"/>
+          <w14:ligatures w14:val="none"/>
         </w:rPr>
         <w:t xml:space="preserve">que el hecho denunciado, consistente en que </w:t>
       </w:r>
@@ -4759,7 +4696,7 @@
         <w:rPr>
           <w:rFonts w:ascii="Arial Narrow" w:eastAsia="Arial Narrow" w:hAnsi="Arial Narrow" w:cs="Arial Narrow"/>
           <w:kern w:val="0"/>
-          <ns2:ligatures ns2:val="none"/>
+          <w14:ligatures w14:val="none"/>
         </w:rPr>
         <w:t>; involucraría una presunta afectación a sus expectativas, quien no habría encontrado una correspondencia entre lo que esperaba recibir de parte del proveedor y lo que realmente recibió. Por consiguiente, corresponde calificar el hecho materia de denuncia como una presunta infracción al deber de idoneidad, tipificado en los artículos 18</w:t>
       </w:r>
@@ -4769,7 +4706,7 @@
           <w:color w:val="000000"/>
           <w:kern w:val="0"/>
           <w:lang w:eastAsia="es-PE"/>
-          <ns2:ligatures ns2:val="none"/>
+          <w14:ligatures w14:val="none"/>
         </w:rPr>
         <w:t/>
       </w:r>
@@ -4777,7 +4714,7 @@
         <w:rPr>
           <w:rFonts w:ascii="Arial Narrow" w:eastAsia="Arial Narrow" w:hAnsi="Arial Narrow" w:cs="Arial Narrow"/>
           <w:kern w:val="0"/>
-          <ns2:ligatures ns2:val="none"/>
+          <w14:ligatures w14:val="none"/>
         </w:rPr>
         <w:t xml:space="preserve"> y 19</w:t>
       </w:r>
@@ -4787,7 +4724,7 @@
           <w:color w:val="000000"/>
           <w:kern w:val="0"/>
           <w:lang w:eastAsia="es-PE"/>
-          <ns2:ligatures ns2:val="none"/>
+          <w14:ligatures w14:val="none"/>
         </w:rPr>
         <w:t/>
       </w:r>
@@ -4795,7 +4732,7 @@
         <w:rPr>
           <w:rFonts w:ascii="Arial Narrow" w:eastAsia="Arial Narrow" w:hAnsi="Arial Narrow" w:cs="Arial Narrow"/>
           <w:kern w:val="0"/>
-          <ns2:ligatures ns2:val="none"/>
+          <w14:ligatures w14:val="none"/>
         </w:rPr>
         <w:t xml:space="preserve"> del Código</w:t>
       </w:r>
@@ -4806,24 +4743,24 @@
           <w:color w:val="000000"/>
           <w:kern w:val="0"/>
           <w:lang w:eastAsia="es-PE"/>
-          <ns2:ligatures ns2:val="none"/>
+          <w14:ligatures w14:val="none"/>
         </w:rPr>
         <w:t xml:space="preserve">. </w:t>
       </w:r>
     </w:p>
     <w:bookmarkEnd w:id="7"/>
-    <w:p ns2:paraId="6BDA4B7E" ns2:textId="49AF511E">
-      <w:pPr>
-        <w:spacing w:after="0" w:line="240" w:lineRule="auto"/>
-        <w:jc w:val="both"/>
-        <w:rPr>
-          <w:rFonts w:ascii="Arial Narrow" w:eastAsia="Arial Narrow" w:hAnsi="Arial Narrow" w:cs="Arial Narrow"/>
-          <w:kern w:val="0"/>
-          <ns2:ligatures ns2:val="none"/>
-        </w:rPr>
-      </w:pPr>
-    </w:p>
-    <w:p ns2:paraId="308F08C6" ns2:textId="4579935A">
+    <w:p>
+      <w:pPr>
+        <w:spacing w:after="0" w:line="240" w:lineRule="auto"/>
+        <w:jc w:val="both"/>
+        <w:rPr>
+          <w:rFonts w:ascii="Arial Narrow" w:eastAsia="Arial Narrow" w:hAnsi="Arial Narrow" w:cs="Arial Narrow"/>
+          <w:kern w:val="0"/>
+          <w14:ligatures w14:val="none"/>
+        </w:rPr>
+      </w:pPr>
+    </w:p>
+    <w:p>
       <w:pPr>
         <w:pStyle w:val="Prrafodelista"/>
         <w:numPr>
@@ -4836,14 +4773,14 @@
         <w:rPr>
           <w:rFonts w:ascii="Arial Narrow" w:eastAsia="Arial Narrow" w:hAnsi="Arial Narrow" w:cs="Arial Narrow"/>
           <w:kern w:val="0"/>
-          <ns2:ligatures ns2:val="none"/>
-        </w:rPr>
-      </w:pPr>
-      <w:r>
-        <w:rPr>
-          <w:rFonts w:ascii="Arial Narrow" w:eastAsia="Arial Narrow" w:hAnsi="Arial Narrow" w:cs="Arial Narrow"/>
-          <w:kern w:val="0"/>
-          <ns2:ligatures ns2:val="none"/>
+          <w14:ligatures w14:val="none"/>
+        </w:rPr>
+      </w:pPr>
+      <w:r>
+        <w:rPr>
+          <w:rFonts w:ascii="Arial Narrow" w:eastAsia="Arial Narrow" w:hAnsi="Arial Narrow" w:cs="Arial Narrow"/>
+          <w:kern w:val="0"/>
+          <w14:ligatures w14:val="none"/>
         </w:rPr>
         <w:t xml:space="preserve">Asimismo, </w:t>
       </w:r>
@@ -4853,7 +4790,7 @@
           <w:color w:val="000000"/>
           <w:kern w:val="0"/>
           <w:lang w:eastAsia="es-PE"/>
-          <ns2:ligatures ns2:val="none"/>
+          <w14:ligatures w14:val="none"/>
         </w:rPr>
         <w:t xml:space="preserve">la Secretaría Técnica, en ejercicio de sus facultades, considera </w:t>
       </w:r>
@@ -4861,7 +4798,7 @@
         <w:rPr>
           <w:rFonts w:ascii="Arial Narrow" w:eastAsia="Arial Narrow" w:hAnsi="Arial Narrow" w:cs="Arial"/>
           <w:kern w:val="0"/>
-          <ns2:ligatures ns2:val="none"/>
+          <w14:ligatures w14:val="none"/>
         </w:rPr>
         <w:t>que el hecho denunciado, consistente en que</w:t>
       </w:r>
@@ -4899,7 +4836,7 @@
         <w:rPr>
           <w:rFonts w:ascii="Arial Narrow" w:eastAsia="Arial Narrow" w:hAnsi="Arial Narrow" w:cs="Arial Narrow"/>
           <w:kern w:val="0"/>
-          <ns2:ligatures ns2:val="none"/>
+          <w14:ligatures w14:val="none"/>
         </w:rPr>
         <w:t>; involucraría una presunta afectación a sus expectativas, quien no habría encontrado una correspondencia entre lo que esperaba recibir de parte del proveedor y lo que realmente recibió. Por consiguiente, corresponde calificar el hecho materia de denuncia como una presunta infracción al deber de idoneidad, tipificado en los artículos 18</w:t>
       </w:r>
@@ -4909,7 +4846,7 @@
           <w:color w:val="000000"/>
           <w:kern w:val="0"/>
           <w:lang w:eastAsia="es-PE"/>
-          <ns2:ligatures ns2:val="none"/>
+          <w14:ligatures w14:val="none"/>
         </w:rPr>
         <w:t/>
       </w:r>
@@ -4917,7 +4854,7 @@
         <w:rPr>
           <w:rFonts w:ascii="Arial Narrow" w:eastAsia="Arial Narrow" w:hAnsi="Arial Narrow" w:cs="Arial Narrow"/>
           <w:kern w:val="0"/>
-          <ns2:ligatures ns2:val="none"/>
+          <w14:ligatures w14:val="none"/>
         </w:rPr>
         <w:t xml:space="preserve"> y 19</w:t>
       </w:r>
@@ -4927,7 +4864,7 @@
           <w:color w:val="000000"/>
           <w:kern w:val="0"/>
           <w:lang w:eastAsia="es-PE"/>
-          <ns2:ligatures ns2:val="none"/>
+          <w14:ligatures w14:val="none"/>
         </w:rPr>
         <w:t/>
       </w:r>
@@ -4935,7 +4872,7 @@
         <w:rPr>
           <w:rFonts w:ascii="Arial Narrow" w:eastAsia="Arial Narrow" w:hAnsi="Arial Narrow" w:cs="Arial Narrow"/>
           <w:kern w:val="0"/>
-          <ns2:ligatures ns2:val="none"/>
+          <w14:ligatures w14:val="none"/>
         </w:rPr>
         <w:t xml:space="preserve"> del Código</w:t>
       </w:r>
@@ -4943,23 +4880,23 @@
         <w:rPr>
           <w:rFonts w:ascii="Arial Narrow" w:eastAsia="Arial Narrow" w:hAnsi="Arial Narrow" w:cs="Arial"/>
           <w:kern w:val="0"/>
-          <ns2:ligatures ns2:val="none"/>
+          <w14:ligatures w14:val="none"/>
         </w:rPr>
         <w:t>.</w:t>
       </w:r>
     </w:p>
-    <w:p ns2:paraId="7A507243" ns2:textId="77777777">
-      <w:pPr>
-        <w:spacing w:after="0" w:line="240" w:lineRule="auto"/>
-        <w:jc w:val="both"/>
-        <w:rPr>
-          <w:rFonts w:ascii="Arial Narrow" w:eastAsia="Arial Narrow" w:hAnsi="Arial Narrow" w:cs="Arial Narrow"/>
-          <w:kern w:val="0"/>
-          <ns2:ligatures ns2:val="none"/>
-        </w:rPr>
-      </w:pPr>
-    </w:p>
-    <w:p ns2:paraId="272C2C84" ns2:textId="7B0D7AF1">
+    <w:p>
+      <w:pPr>
+        <w:spacing w:after="0" w:line="240" w:lineRule="auto"/>
+        <w:jc w:val="both"/>
+        <w:rPr>
+          <w:rFonts w:ascii="Arial Narrow" w:eastAsia="Arial Narrow" w:hAnsi="Arial Narrow" w:cs="Arial Narrow"/>
+          <w:kern w:val="0"/>
+          <w14:ligatures w14:val="none"/>
+        </w:rPr>
+      </w:pPr>
+    </w:p>
+    <w:p>
       <w:pPr>
         <w:pStyle w:val="Prrafodelista"/>
         <w:numPr>
@@ -4972,16 +4909,16 @@
         <w:rPr>
           <w:rFonts w:ascii="Arial Narrow" w:eastAsia="Arial Narrow" w:hAnsi="Arial Narrow" w:cs="Arial Narrow"/>
           <w:kern w:val="0"/>
-          <ns2:ligatures ns2:val="none"/>
-        </w:rPr>
-      </w:pPr>
-      <w:r>
-        <w:rPr>
-          <w:rFonts w:ascii="Arial Narrow" w:eastAsia="Times New Roman" w:hAnsi="Arial Narrow" w:cs="Arial"/>
-          <w:color w:val="000000"/>
-          <w:kern w:val="0"/>
-          <w:lang w:eastAsia="es-PE"/>
-          <ns2:ligatures ns2:val="none"/>
+          <w14:ligatures w14:val="none"/>
+        </w:rPr>
+      </w:pPr>
+      <w:r>
+        <w:rPr>
+          <w:rFonts w:ascii="Arial Narrow" w:eastAsia="Times New Roman" w:hAnsi="Arial Narrow" w:cs="Arial"/>
+          <w:color w:val="000000"/>
+          <w:kern w:val="0"/>
+          <w:lang w:eastAsia="es-PE"/>
+          <w14:ligatures w14:val="none"/>
         </w:rPr>
         <w:t xml:space="preserve">Además, la Secretaría Técnica, en ejercicio de sus facultades, considera </w:t>
       </w:r>
@@ -4989,7 +4926,7 @@
         <w:rPr>
           <w:rFonts w:ascii="Arial Narrow" w:eastAsia="Arial Narrow" w:hAnsi="Arial Narrow" w:cs="Arial"/>
           <w:kern w:val="0"/>
-          <ns2:ligatures ns2:val="none"/>
+          <w14:ligatures w14:val="none"/>
         </w:rPr>
         <w:t xml:space="preserve">que el hecho denunciado, consistente en que </w:t>
       </w:r>
@@ -5007,7 +4944,7 @@
           <w:kern w:val="0"/>
           <w:shd w:val="clear" w:color="auto" w:fill="FFFFFF"/>
           <w:lang w:eastAsia="es-PE"/>
-          <ns2:ligatures ns2:val="none"/>
+          <w14:ligatures w14:val="none"/>
         </w:rPr>
         <w:t xml:space="preserve"> no </w:t>
       </w:r>
@@ -5015,7 +4952,7 @@
         <w:rPr>
           <w:rFonts w:ascii="Arial Narrow" w:eastAsia="Arial Narrow" w:hAnsi="Arial Narrow" w:cs="Arial Narrow"/>
           <w:kern w:val="0"/>
-          <ns2:ligatures ns2:val="none"/>
+          <w14:ligatures w14:val="none"/>
         </w:rPr>
         <w:t xml:space="preserve">habría cumplido con asignar un número de siniestro en el informe de ajuste en virtud de la cobertura de la </w:t>
       </w:r>
@@ -5025,7 +4962,7 @@
           <w:color w:val="000000"/>
           <w:kern w:val="0"/>
           <w:lang w:val="es-ES" w:eastAsia="es-ES"/>
-          <ns2:ligatures ns2:val="none"/>
+          <w14:ligatures w14:val="none"/>
         </w:rPr>
         <w:t xml:space="preserve">Póliza 17027395 del Seguro </w:t>
       </w:r>
@@ -5036,7 +4973,7 @@
           <w:color w:val="000000"/>
           <w:kern w:val="0"/>
           <w:lang w:val="es-ES" w:eastAsia="es-ES"/>
-          <ns2:ligatures ns2:val="none"/>
+          <w14:ligatures w14:val="none"/>
         </w:rPr>
         <w:t>Multiriesgo</w:t>
       </w:r>
@@ -5047,7 +4984,7 @@
           <w:color w:val="000000"/>
           <w:kern w:val="0"/>
           <w:lang w:val="es-ES" w:eastAsia="es-ES"/>
-          <ns2:ligatures ns2:val="none"/>
+          <w14:ligatures w14:val="none"/>
         </w:rPr>
         <w:t xml:space="preserve"> Prestatarios</w:t>
       </w:r>
@@ -5055,7 +4992,7 @@
         <w:rPr>
           <w:rFonts w:ascii="Arial Narrow" w:eastAsia="Arial Narrow" w:hAnsi="Arial Narrow" w:cs="Arial Narrow"/>
           <w:kern w:val="0"/>
-          <ns2:ligatures ns2:val="none"/>
+          <w14:ligatures w14:val="none"/>
         </w:rPr>
         <w:t>, impidiendo la formalización de un expediente para constituirse como un ajuste válido</w:t>
       </w:r>
@@ -5063,7 +5000,7 @@
         <w:rPr>
           <w:rFonts w:ascii="Arial Narrow" w:eastAsia="Arial Narrow" w:hAnsi="Arial Narrow" w:cs="Arial Narrow"/>
           <w:kern w:val="0"/>
-          <ns2:ligatures ns2:val="none"/>
+          <w14:ligatures w14:val="none"/>
         </w:rPr>
         <w:t>; involucraría una presunta afectación a sus expectativas, quien no habría encontrado una correspondencia entre lo que esperaba recibir de parte del proveedor y lo que realmente recibió. Por consiguiente, corresponde calificar el hecho materia de denuncia como una presunta infracción al deber de idoneidad, tipificado en los artículos 18</w:t>
       </w:r>
@@ -5073,7 +5010,7 @@
           <w:color w:val="000000"/>
           <w:kern w:val="0"/>
           <w:lang w:eastAsia="es-PE"/>
-          <ns2:ligatures ns2:val="none"/>
+          <w14:ligatures w14:val="none"/>
         </w:rPr>
         <w:t/>
       </w:r>
@@ -5081,7 +5018,7 @@
         <w:rPr>
           <w:rFonts w:ascii="Arial Narrow" w:eastAsia="Arial Narrow" w:hAnsi="Arial Narrow" w:cs="Arial Narrow"/>
           <w:kern w:val="0"/>
-          <ns2:ligatures ns2:val="none"/>
+          <w14:ligatures w14:val="none"/>
         </w:rPr>
         <w:t xml:space="preserve"> y 19</w:t>
       </w:r>
@@ -5091,7 +5028,7 @@
           <w:color w:val="000000"/>
           <w:kern w:val="0"/>
           <w:lang w:eastAsia="es-PE"/>
-          <ns2:ligatures ns2:val="none"/>
+          <w14:ligatures w14:val="none"/>
         </w:rPr>
         <w:t/>
       </w:r>
@@ -5099,7 +5036,7 @@
         <w:rPr>
           <w:rFonts w:ascii="Arial Narrow" w:eastAsia="Arial Narrow" w:hAnsi="Arial Narrow" w:cs="Arial Narrow"/>
           <w:kern w:val="0"/>
-          <ns2:ligatures ns2:val="none"/>
+          <w14:ligatures w14:val="none"/>
         </w:rPr>
         <w:t xml:space="preserve"> del Código</w:t>
       </w:r>
@@ -5110,12 +5047,12 @@
           <w:color w:val="000000"/>
           <w:kern w:val="0"/>
           <w:lang w:eastAsia="es-PE"/>
-          <ns2:ligatures ns2:val="none"/>
+          <w14:ligatures w14:val="none"/>
         </w:rPr>
         <w:t xml:space="preserve">. </w:t>
       </w:r>
     </w:p>
-    <w:p ns2:paraId="64B4971F" ns2:textId="77777777">
+    <w:p>
       <w:pPr>
         <w:pStyle w:val="Prrafodelista"/>
         <w:spacing w:line="240" w:lineRule="auto"/>
@@ -5125,11 +5062,11 @@
           <w:color w:val="000000"/>
           <w:kern w:val="0"/>
           <w:lang w:eastAsia="es-PE"/>
-          <ns2:ligatures ns2:val="none"/>
-        </w:rPr>
-      </w:pPr>
-    </w:p>
-    <w:p ns2:paraId="7B3C687A" ns2:textId="1DDFC2ED">
+          <w14:ligatures w14:val="none"/>
+        </w:rPr>
+      </w:pPr>
+    </w:p>
+    <w:p>
       <w:pPr>
         <w:pStyle w:val="Prrafodelista"/>
         <w:numPr>
@@ -5142,14 +5079,14 @@
         <w:rPr>
           <w:rFonts w:ascii="Arial Narrow" w:eastAsia="Arial Narrow" w:hAnsi="Arial Narrow" w:cs="Arial Narrow"/>
           <w:kern w:val="0"/>
-          <ns2:ligatures ns2:val="none"/>
-        </w:rPr>
-      </w:pPr>
-      <w:r>
-        <w:rPr>
-          <w:rFonts w:ascii="Arial Narrow" w:eastAsia="Arial Narrow" w:hAnsi="Arial Narrow" w:cs="Arial Narrow"/>
-          <w:kern w:val="0"/>
-          <ns2:ligatures ns2:val="none"/>
+          <w14:ligatures w14:val="none"/>
+        </w:rPr>
+      </w:pPr>
+      <w:r>
+        <w:rPr>
+          <w:rFonts w:ascii="Arial Narrow" w:eastAsia="Arial Narrow" w:hAnsi="Arial Narrow" w:cs="Arial Narrow"/>
+          <w:kern w:val="0"/>
+          <w14:ligatures w14:val="none"/>
         </w:rPr>
         <w:t xml:space="preserve">Asimismo, </w:t>
       </w:r>
@@ -5157,7 +5094,7 @@
         <w:rPr>
           <w:rFonts w:ascii="Arial Narrow" w:eastAsia="Arial Narrow" w:hAnsi="Arial Narrow" w:cs="Arial Narrow"/>
           <w:kern w:val="0"/>
-          <ns2:ligatures ns2:val="none"/>
+          <w14:ligatures w14:val="none"/>
         </w:rPr>
         <w:t xml:space="preserve">la Secretaría Técnica, en ejercicio de sus facultades, </w:t>
       </w:r>
@@ -5167,7 +5104,7 @@
           <w:color w:val="000000"/>
           <w:kern w:val="0"/>
           <w:lang w:eastAsia="es-PE"/>
-          <ns2:ligatures ns2:val="none"/>
+          <w14:ligatures w14:val="none"/>
         </w:rPr>
         <w:t xml:space="preserve">considera </w:t>
       </w:r>
@@ -5175,7 +5112,7 @@
         <w:rPr>
           <w:rFonts w:ascii="Arial Narrow" w:eastAsia="Arial Narrow" w:hAnsi="Arial Narrow" w:cs="Arial Narrow"/>
           <w:kern w:val="0"/>
-          <ns2:ligatures ns2:val="none"/>
+          <w14:ligatures w14:val="none"/>
         </w:rPr>
         <w:t>que el hecho denunciado</w:t>
       </w:r>
@@ -5185,7 +5122,7 @@
           <w:color w:val="000000"/>
           <w:kern w:val="0"/>
           <w:lang w:eastAsia="es-PE"/>
-          <ns2:ligatures ns2:val="none"/>
+          <w14:ligatures w14:val="none"/>
         </w:rPr>
         <w:t xml:space="preserve">, consistente en que </w:t>
       </w:r>
@@ -5200,7 +5137,7 @@
         <w:rPr>
           <w:rFonts w:ascii="Arial Narrow" w:eastAsia="Arial Narrow" w:hAnsi="Arial Narrow" w:cs="Arial Narrow"/>
           <w:kern w:val="0"/>
-          <ns2:ligatures ns2:val="none"/>
+          <w14:ligatures w14:val="none"/>
         </w:rPr>
         <w:t xml:space="preserve">habría dilatado indebidamente la evaluación del </w:t>
       </w:r>
@@ -5210,7 +5147,7 @@
           <w:color w:val="000000"/>
           <w:kern w:val="0"/>
           <w:lang w:val="es-ES" w:eastAsia="es-ES"/>
-          <ns2:ligatures ns2:val="none"/>
+          <w14:ligatures w14:val="none"/>
         </w:rPr>
         <w:t>siniestro</w:t>
       </w:r>
@@ -5220,7 +5157,7 @@
           <w:color w:val="000000"/>
           <w:kern w:val="0"/>
           <w:lang w:val="es-ES" w:eastAsia="es-ES"/>
-          <ns2:ligatures ns2:val="none"/>
+          <w14:ligatures w14:val="none"/>
         </w:rPr>
         <w:t xml:space="preserve"> ocurrido en el </w:t>
       </w:r>
@@ -5230,7 +5167,7 @@
           <w:color w:val="000000"/>
           <w:kern w:val="0"/>
           <w:lang w:eastAsia="es-ES"/>
-          <ns2:ligatures ns2:val="none"/>
+          <w14:ligatures w14:val="none"/>
         </w:rPr>
         <w:t xml:space="preserve">inmueble asegurado con </w:t>
       </w:r>
@@ -5240,7 +5177,7 @@
           <w:color w:val="000000"/>
           <w:kern w:val="0"/>
           <w:lang w:val="es-ES" w:eastAsia="es-ES"/>
-          <ns2:ligatures ns2:val="none"/>
+          <w14:ligatures w14:val="none"/>
         </w:rPr>
         <w:t xml:space="preserve">la Póliza 17027395 del Seguro </w:t>
       </w:r>
@@ -5251,7 +5188,7 @@
           <w:color w:val="000000"/>
           <w:kern w:val="0"/>
           <w:lang w:val="es-ES" w:eastAsia="es-ES"/>
-          <ns2:ligatures ns2:val="none"/>
+          <w14:ligatures w14:val="none"/>
         </w:rPr>
         <w:t>Multiriesgo</w:t>
       </w:r>
@@ -5262,7 +5199,7 @@
           <w:color w:val="000000"/>
           <w:kern w:val="0"/>
           <w:lang w:val="es-ES" w:eastAsia="es-ES"/>
-          <ns2:ligatures ns2:val="none"/>
+          <w14:ligatures w14:val="none"/>
         </w:rPr>
         <w:t xml:space="preserve"> Prestatarios</w:t>
       </w:r>
@@ -5270,7 +5207,7 @@
         <w:rPr>
           <w:rFonts w:ascii="Arial Narrow" w:eastAsia="Arial Narrow" w:hAnsi="Arial Narrow" w:cs="Arial Narrow"/>
           <w:kern w:val="0"/>
-          <ns2:ligatures ns2:val="none"/>
+          <w14:ligatures w14:val="none"/>
         </w:rPr>
         <w:t>, mediante la comunicación PPS-01111/2026 del 18 de febrero de 2026</w:t>
       </w:r>
@@ -5278,7 +5215,7 @@
         <w:rPr>
           <w:rFonts w:ascii="Arial Narrow" w:eastAsia="Arial Narrow" w:hAnsi="Arial Narrow" w:cs="Arial Narrow"/>
           <w:kern w:val="0"/>
-          <ns2:ligatures ns2:val="none"/>
+          <w14:ligatures w14:val="none"/>
         </w:rPr>
         <w:t>; involucraría una presunta afectación a sus expectativas, quien no habría encontrado una correspondencia entre lo que esperaba recibir de parte del proveedor y lo que realmente recibió. Por consiguiente, corresponde calificar el hecho materia de denuncia como una presunta infracción al deber de idoneidad, tipificado en los artículos 18</w:t>
       </w:r>
@@ -5288,7 +5225,7 @@
           <w:color w:val="000000"/>
           <w:kern w:val="0"/>
           <w:lang w:eastAsia="es-PE"/>
-          <ns2:ligatures ns2:val="none"/>
+          <w14:ligatures w14:val="none"/>
         </w:rPr>
         <w:t/>
       </w:r>
@@ -5296,7 +5233,7 @@
         <w:rPr>
           <w:rFonts w:ascii="Arial Narrow" w:eastAsia="Arial Narrow" w:hAnsi="Arial Narrow" w:cs="Arial Narrow"/>
           <w:kern w:val="0"/>
-          <ns2:ligatures ns2:val="none"/>
+          <w14:ligatures w14:val="none"/>
         </w:rPr>
         <w:t xml:space="preserve"> y 19</w:t>
       </w:r>
@@ -5306,7 +5243,7 @@
           <w:color w:val="000000"/>
           <w:kern w:val="0"/>
           <w:lang w:eastAsia="es-PE"/>
-          <ns2:ligatures ns2:val="none"/>
+          <w14:ligatures w14:val="none"/>
         </w:rPr>
         <w:t/>
       </w:r>
@@ -5314,7 +5251,7 @@
         <w:rPr>
           <w:rFonts w:ascii="Arial Narrow" w:eastAsia="Arial Narrow" w:hAnsi="Arial Narrow" w:cs="Arial Narrow"/>
           <w:kern w:val="0"/>
-          <ns2:ligatures ns2:val="none"/>
+          <w14:ligatures w14:val="none"/>
         </w:rPr>
         <w:t xml:space="preserve"> del Código</w:t>
       </w:r>
@@ -5322,22 +5259,22 @@
         <w:rPr>
           <w:rFonts w:ascii="Arial Narrow" w:eastAsia="Arial Narrow" w:hAnsi="Arial Narrow" w:cs="Arial Narrow"/>
           <w:kern w:val="0"/>
-          <ns2:ligatures ns2:val="none"/>
+          <w14:ligatures w14:val="none"/>
         </w:rPr>
         <w:t>.</w:t>
       </w:r>
     </w:p>
-    <w:p ns2:paraId="4D040AE8" ns2:textId="77777777">
+    <w:p>
       <w:pPr>
         <w:pStyle w:val="Prrafodelista"/>
         <w:rPr>
           <w:rFonts w:ascii="Arial Narrow" w:eastAsia="Arial Narrow" w:hAnsi="Arial Narrow" w:cs="Arial Narrow"/>
           <w:kern w:val="0"/>
-          <ns2:ligatures ns2:val="none"/>
-        </w:rPr>
-      </w:pPr>
-    </w:p>
-    <w:p ns2:paraId="2E9F15CE" ns2:textId="68CC0491">
+          <w14:ligatures w14:val="none"/>
+        </w:rPr>
+      </w:pPr>
+    </w:p>
+    <w:p>
       <w:pPr>
         <w:pStyle w:val="Prrafodelista"/>
         <w:numPr>
@@ -5350,14 +5287,14 @@
         <w:rPr>
           <w:rFonts w:ascii="Arial Narrow" w:eastAsia="Arial Narrow" w:hAnsi="Arial Narrow" w:cs="Arial Narrow"/>
           <w:kern w:val="0"/>
-          <ns2:ligatures ns2:val="none"/>
-        </w:rPr>
-      </w:pPr>
-      <w:r>
-        <w:rPr>
-          <w:rFonts w:ascii="Arial Narrow" w:eastAsia="Arial Narrow" w:hAnsi="Arial Narrow" w:cs="Arial Narrow"/>
-          <w:kern w:val="0"/>
-          <ns2:ligatures ns2:val="none"/>
+          <w14:ligatures w14:val="none"/>
+        </w:rPr>
+      </w:pPr>
+      <w:r>
+        <w:rPr>
+          <w:rFonts w:ascii="Arial Narrow" w:eastAsia="Arial Narrow" w:hAnsi="Arial Narrow" w:cs="Arial Narrow"/>
+          <w:kern w:val="0"/>
+          <w14:ligatures w14:val="none"/>
         </w:rPr>
         <w:t xml:space="preserve">Así también, la Secretaría Técnica, en ejercicio de sus facultades, </w:t>
       </w:r>
@@ -5367,7 +5304,7 @@
           <w:color w:val="000000"/>
           <w:kern w:val="0"/>
           <w:lang w:eastAsia="es-PE"/>
-          <ns2:ligatures ns2:val="none"/>
+          <w14:ligatures w14:val="none"/>
         </w:rPr>
         <w:t xml:space="preserve">considera </w:t>
       </w:r>
@@ -5375,7 +5312,7 @@
         <w:rPr>
           <w:rFonts w:ascii="Arial Narrow" w:eastAsia="Arial Narrow" w:hAnsi="Arial Narrow" w:cs="Arial Narrow"/>
           <w:kern w:val="0"/>
-          <ns2:ligatures ns2:val="none"/>
+          <w14:ligatures w14:val="none"/>
         </w:rPr>
         <w:t xml:space="preserve">que el hecho denunciado, consistente en que </w:t>
       </w:r>
@@ -5390,7 +5327,7 @@
         <w:rPr>
           <w:rFonts w:ascii="Arial Narrow" w:eastAsia="Arial Narrow" w:hAnsi="Arial Narrow" w:cs="Arial Narrow"/>
           <w:kern w:val="0"/>
-          <ns2:ligatures ns2:val="none"/>
+          <w14:ligatures w14:val="none"/>
         </w:rPr>
         <w:t xml:space="preserve">habría consignado mediante correo electrónico del 5 de marzo de 2026 una reserva neta de US$ 0,00 respecto de la cobertura </w:t>
       </w:r>
@@ -5400,7 +5337,7 @@
           <w:color w:val="000000"/>
           <w:kern w:val="0"/>
           <w:lang w:val="es-ES" w:eastAsia="es-ES"/>
-          <ns2:ligatures ns2:val="none"/>
+          <w14:ligatures w14:val="none"/>
         </w:rPr>
         <w:t xml:space="preserve">del siniestro ocurrido en el </w:t>
       </w:r>
@@ -5410,7 +5347,7 @@
           <w:color w:val="000000"/>
           <w:kern w:val="0"/>
           <w:lang w:eastAsia="es-ES"/>
-          <ns2:ligatures ns2:val="none"/>
+          <w14:ligatures w14:val="none"/>
         </w:rPr>
         <w:t xml:space="preserve">inmueble asegurado con </w:t>
       </w:r>
@@ -5420,7 +5357,7 @@
           <w:color w:val="000000"/>
           <w:kern w:val="0"/>
           <w:lang w:val="es-ES" w:eastAsia="es-ES"/>
-          <ns2:ligatures ns2:val="none"/>
+          <w14:ligatures w14:val="none"/>
         </w:rPr>
         <w:t xml:space="preserve">la Póliza 17027395 del Seguro </w:t>
       </w:r>
@@ -5431,7 +5368,7 @@
           <w:color w:val="000000"/>
           <w:kern w:val="0"/>
           <w:lang w:val="es-ES" w:eastAsia="es-ES"/>
-          <ns2:ligatures ns2:val="none"/>
+          <w14:ligatures w14:val="none"/>
         </w:rPr>
         <w:t>Multiriesgo</w:t>
       </w:r>
@@ -5442,7 +5379,7 @@
           <w:color w:val="000000"/>
           <w:kern w:val="0"/>
           <w:lang w:val="es-ES" w:eastAsia="es-ES"/>
-          <ns2:ligatures ns2:val="none"/>
+          <w14:ligatures w14:val="none"/>
         </w:rPr>
         <w:t xml:space="preserve"> Prestatarios</w:t>
       </w:r>
@@ -5450,7 +5387,7 @@
         <w:rPr>
           <w:rFonts w:ascii="Arial Narrow" w:eastAsia="Arial Narrow" w:hAnsi="Arial Narrow" w:cs="Arial Narrow"/>
           <w:kern w:val="0"/>
-          <ns2:ligatures ns2:val="none"/>
+          <w14:ligatures w14:val="none"/>
         </w:rPr>
         <w:t xml:space="preserve">, pese a que el 26 de febrero de 2026 había consignado mediante correo electrónico una reserva neta de US$ 59 365,00, </w:t>
       </w:r>
@@ -5460,7 +5397,7 @@
           <w:color w:val="000000"/>
           <w:kern w:val="0"/>
           <w:lang w:eastAsia="es-ES"/>
-          <ns2:ligatures ns2:val="none"/>
+          <w14:ligatures w14:val="none"/>
         </w:rPr>
         <w:t>el cual correspondía al valor de los daños estructurales respecto del referido siniestro</w:t>
       </w:r>
@@ -5468,7 +5405,7 @@
         <w:rPr>
           <w:rFonts w:ascii="Arial Narrow" w:eastAsia="Arial Narrow" w:hAnsi="Arial Narrow" w:cs="Arial Narrow"/>
           <w:kern w:val="0"/>
-          <ns2:ligatures ns2:val="none"/>
+          <w14:ligatures w14:val="none"/>
         </w:rPr>
         <w:t>; involucraría una presunta afectación a sus expectativas, quien no habría encontrado una correspondencia entre lo que esperaba recibir de parte del proveedor y lo que realmente recibió. Por consiguiente, corresponde calificar el hecho materia de denuncia como una presunta infracción al deber de idoneidad, tipificado en los artículos 18</w:t>
       </w:r>
@@ -5478,7 +5415,7 @@
           <w:color w:val="000000"/>
           <w:kern w:val="0"/>
           <w:lang w:eastAsia="es-PE"/>
-          <ns2:ligatures ns2:val="none"/>
+          <w14:ligatures w14:val="none"/>
         </w:rPr>
         <w:t/>
       </w:r>
@@ -5486,7 +5423,7 @@
         <w:rPr>
           <w:rFonts w:ascii="Arial Narrow" w:eastAsia="Arial Narrow" w:hAnsi="Arial Narrow" w:cs="Arial Narrow"/>
           <w:kern w:val="0"/>
-          <ns2:ligatures ns2:val="none"/>
+          <w14:ligatures w14:val="none"/>
         </w:rPr>
         <w:t xml:space="preserve"> y 19</w:t>
       </w:r>
@@ -5496,7 +5433,7 @@
           <w:color w:val="000000"/>
           <w:kern w:val="0"/>
           <w:lang w:eastAsia="es-PE"/>
-          <ns2:ligatures ns2:val="none"/>
+          <w14:ligatures w14:val="none"/>
         </w:rPr>
         <w:t/>
       </w:r>
@@ -5504,7 +5441,7 @@
         <w:rPr>
           <w:rFonts w:ascii="Arial Narrow" w:eastAsia="Arial Narrow" w:hAnsi="Arial Narrow" w:cs="Arial Narrow"/>
           <w:kern w:val="0"/>
-          <ns2:ligatures ns2:val="none"/>
+          <w14:ligatures w14:val="none"/>
         </w:rPr>
         <w:t xml:space="preserve"> del Código</w:t>
       </w:r>
@@ -5515,23 +5452,23 @@
           <w:color w:val="000000"/>
           <w:kern w:val="0"/>
           <w:lang w:eastAsia="es-PE"/>
-          <ns2:ligatures ns2:val="none"/>
+          <w14:ligatures w14:val="none"/>
         </w:rPr>
         <w:t xml:space="preserve">. </w:t>
       </w:r>
     </w:p>
-    <w:p ns2:paraId="28144A04" ns2:textId="77777777">
-      <w:pPr>
-        <w:spacing w:after="0" w:line="240" w:lineRule="auto"/>
-        <w:jc w:val="both"/>
-        <w:rPr>
-          <w:rFonts w:ascii="Arial Narrow" w:eastAsia="Arial Narrow" w:hAnsi="Arial Narrow" w:cs="Arial Narrow"/>
-          <w:kern w:val="0"/>
-          <ns2:ligatures ns2:val="none"/>
-        </w:rPr>
-      </w:pPr>
-    </w:p>
-    <w:p ns2:paraId="2D684E8D" ns2:textId="24166BF4">
+    <w:p>
+      <w:pPr>
+        <w:spacing w:after="0" w:line="240" w:lineRule="auto"/>
+        <w:jc w:val="both"/>
+        <w:rPr>
+          <w:rFonts w:ascii="Arial Narrow" w:eastAsia="Arial Narrow" w:hAnsi="Arial Narrow" w:cs="Arial Narrow"/>
+          <w:kern w:val="0"/>
+          <w14:ligatures w14:val="none"/>
+        </w:rPr>
+      </w:pPr>
+    </w:p>
+    <w:p>
       <w:pPr>
         <w:pStyle w:val="Prrafodelista"/>
         <w:numPr>
@@ -5544,14 +5481,14 @@
         <w:rPr>
           <w:rFonts w:ascii="Arial Narrow" w:eastAsia="Arial Narrow" w:hAnsi="Arial Narrow" w:cs="Arial Narrow"/>
           <w:kern w:val="0"/>
-          <ns2:ligatures ns2:val="none"/>
-        </w:rPr>
-      </w:pPr>
-      <w:r>
-        <w:rPr>
-          <w:rFonts w:ascii="Arial Narrow" w:eastAsia="Arial Narrow" w:hAnsi="Arial Narrow" w:cs="Arial Narrow"/>
-          <w:kern w:val="0"/>
-          <ns2:ligatures ns2:val="none"/>
+          <w14:ligatures w14:val="none"/>
+        </w:rPr>
+      </w:pPr>
+      <w:r>
+        <w:rPr>
+          <w:rFonts w:ascii="Arial Narrow" w:eastAsia="Arial Narrow" w:hAnsi="Arial Narrow" w:cs="Arial Narrow"/>
+          <w:kern w:val="0"/>
+          <w14:ligatures w14:val="none"/>
         </w:rPr>
         <w:t xml:space="preserve">Asimismo, </w:t>
       </w:r>
@@ -5561,7 +5498,7 @@
           <w:color w:val="000000"/>
           <w:kern w:val="0"/>
           <w:lang w:eastAsia="es-PE"/>
-          <ns2:ligatures ns2:val="none"/>
+          <w14:ligatures w14:val="none"/>
         </w:rPr>
         <w:t xml:space="preserve">la Secretaría Técnica, en ejercicio de sus facultades, considera </w:t>
       </w:r>
@@ -5569,7 +5506,7 @@
         <w:rPr>
           <w:rFonts w:ascii="Arial Narrow" w:eastAsia="Arial Narrow" w:hAnsi="Arial Narrow" w:cs="Arial"/>
           <w:kern w:val="0"/>
-          <ns2:ligatures ns2:val="none"/>
+          <w14:ligatures w14:val="none"/>
         </w:rPr>
         <w:t xml:space="preserve">que el hecho denunciado, consistente en que </w:t>
       </w:r>
@@ -5584,7 +5521,7 @@
         <w:rPr>
           <w:rFonts w:ascii="Arial Narrow" w:eastAsia="Arial Narrow" w:hAnsi="Arial Narrow" w:cs="Arial Narrow"/>
           <w:kern w:val="0"/>
-          <ns2:ligatures ns2:val="none"/>
+          <w14:ligatures w14:val="none"/>
         </w:rPr>
         <w:t xml:space="preserve">habría consignado de manera incorrecta en la página 16 del </w:t>
       </w:r>
@@ -5594,7 +5531,7 @@
           <w:color w:val="000000"/>
           <w:kern w:val="0"/>
           <w:lang w:eastAsia="es-ES"/>
-          <ns2:ligatures ns2:val="none"/>
+          <w14:ligatures w14:val="none"/>
         </w:rPr>
         <w:t xml:space="preserve">Informe Final 02 </w:t>
       </w:r>
@@ -5602,7 +5539,7 @@
         <w:rPr>
           <w:rFonts w:ascii="Arial Narrow" w:eastAsia="Arial Narrow" w:hAnsi="Arial Narrow" w:cs="Arial Narrow"/>
           <w:kern w:val="0"/>
-          <ns2:ligatures ns2:val="none"/>
+          <w14:ligatures w14:val="none"/>
         </w:rPr>
         <w:t xml:space="preserve">que el denunciante no habría completado la documentación respecto del trámite de la solicitud de cobertura </w:t>
       </w:r>
@@ -5612,7 +5549,7 @@
           <w:color w:val="000000"/>
           <w:kern w:val="0"/>
           <w:lang w:val="es-ES" w:eastAsia="es-ES"/>
-          <ns2:ligatures ns2:val="none"/>
+          <w14:ligatures w14:val="none"/>
         </w:rPr>
         <w:t xml:space="preserve">del siniestro ocurrido en el </w:t>
       </w:r>
@@ -5622,7 +5559,7 @@
           <w:color w:val="000000"/>
           <w:kern w:val="0"/>
           <w:lang w:eastAsia="es-ES"/>
-          <ns2:ligatures ns2:val="none"/>
+          <w14:ligatures w14:val="none"/>
         </w:rPr>
         <w:t xml:space="preserve">inmueble asegurado con </w:t>
       </w:r>
@@ -5632,7 +5569,7 @@
           <w:color w:val="000000"/>
           <w:kern w:val="0"/>
           <w:lang w:val="es-ES" w:eastAsia="es-ES"/>
-          <ns2:ligatures ns2:val="none"/>
+          <w14:ligatures w14:val="none"/>
         </w:rPr>
         <w:t xml:space="preserve">la Póliza 17027395 del Seguro </w:t>
       </w:r>
@@ -5643,7 +5580,7 @@
           <w:color w:val="000000"/>
           <w:kern w:val="0"/>
           <w:lang w:val="es-ES" w:eastAsia="es-ES"/>
-          <ns2:ligatures ns2:val="none"/>
+          <w14:ligatures w14:val="none"/>
         </w:rPr>
         <w:t>Multiriesgo</w:t>
       </w:r>
@@ -5654,7 +5591,7 @@
           <w:color w:val="000000"/>
           <w:kern w:val="0"/>
           <w:lang w:val="es-ES" w:eastAsia="es-ES"/>
-          <ns2:ligatures ns2:val="none"/>
+          <w14:ligatures w14:val="none"/>
         </w:rPr>
         <w:t xml:space="preserve"> Prestatarios</w:t>
       </w:r>
@@ -5662,7 +5599,7 @@
         <w:rPr>
           <w:rFonts w:ascii="Arial Narrow" w:eastAsia="Arial Narrow" w:hAnsi="Arial Narrow" w:cs="Arial Narrow"/>
           <w:kern w:val="0"/>
-          <ns2:ligatures ns2:val="none"/>
+          <w14:ligatures w14:val="none"/>
         </w:rPr>
         <w:t>, pese a que en la página 17 del referido informe consignaba que esta había sido completada el 3 de marzo de 2026</w:t>
       </w:r>
@@ -5670,7 +5607,7 @@
         <w:rPr>
           <w:rFonts w:ascii="Arial Narrow" w:eastAsia="Arial Narrow" w:hAnsi="Arial Narrow" w:cs="Arial Narrow"/>
           <w:kern w:val="0"/>
-          <ns2:ligatures ns2:val="none"/>
+          <w14:ligatures w14:val="none"/>
         </w:rPr>
         <w:t xml:space="preserve">; involucraría una presunta afectación a sus expectativas, quien no habría encontrado una correspondencia entre lo que esperaba recibir de parte del proveedor y lo que realmente recibió. Por </w:t>
       </w:r>
@@ -5678,7 +5615,7 @@
         <w:rPr>
           <w:rFonts w:ascii="Arial Narrow" w:eastAsia="Arial Narrow" w:hAnsi="Arial Narrow" w:cs="Arial Narrow"/>
           <w:kern w:val="0"/>
-          <ns2:ligatures ns2:val="none"/>
+          <w14:ligatures w14:val="none"/>
         </w:rPr>
         <w:lastRenderedPageBreak/>
         <w:t>consiguiente, corresponde calificar el hecho materia de denuncia como una presunta infracción al deber de idoneidad, tipificado en los artículos 18</w:t>
@@ -5689,7 +5626,7 @@
           <w:color w:val="000000"/>
           <w:kern w:val="0"/>
           <w:lang w:eastAsia="es-PE"/>
-          <ns2:ligatures ns2:val="none"/>
+          <w14:ligatures w14:val="none"/>
         </w:rPr>
         <w:t/>
       </w:r>
@@ -5697,7 +5634,7 @@
         <w:rPr>
           <w:rFonts w:ascii="Arial Narrow" w:eastAsia="Arial Narrow" w:hAnsi="Arial Narrow" w:cs="Arial Narrow"/>
           <w:kern w:val="0"/>
-          <ns2:ligatures ns2:val="none"/>
+          <w14:ligatures w14:val="none"/>
         </w:rPr>
         <w:t xml:space="preserve"> y 19</w:t>
       </w:r>
@@ -5707,7 +5644,7 @@
           <w:color w:val="000000"/>
           <w:kern w:val="0"/>
           <w:lang w:eastAsia="es-PE"/>
-          <ns2:ligatures ns2:val="none"/>
+          <w14:ligatures w14:val="none"/>
         </w:rPr>
         <w:t/>
       </w:r>
@@ -5715,7 +5652,7 @@
         <w:rPr>
           <w:rFonts w:ascii="Arial Narrow" w:eastAsia="Arial Narrow" w:hAnsi="Arial Narrow" w:cs="Arial Narrow"/>
           <w:kern w:val="0"/>
-          <ns2:ligatures ns2:val="none"/>
+          <w14:ligatures w14:val="none"/>
         </w:rPr>
         <w:t xml:space="preserve"> del Código</w:t>
       </w:r>
@@ -5723,23 +5660,23 @@
         <w:rPr>
           <w:rFonts w:ascii="Arial Narrow" w:eastAsia="Arial Narrow" w:hAnsi="Arial Narrow" w:cs="Arial"/>
           <w:kern w:val="0"/>
-          <ns2:ligatures ns2:val="none"/>
+          <w14:ligatures w14:val="none"/>
         </w:rPr>
         <w:t>.</w:t>
       </w:r>
     </w:p>
-    <w:p ns2:paraId="159A3B8F" ns2:textId="77777777">
-      <w:pPr>
-        <w:spacing w:after="0" w:line="240" w:lineRule="auto"/>
-        <w:jc w:val="both"/>
-        <w:rPr>
-          <w:rFonts w:ascii="Arial Narrow" w:eastAsia="Arial Narrow" w:hAnsi="Arial Narrow" w:cs="Arial Narrow"/>
-          <w:kern w:val="0"/>
-          <ns2:ligatures ns2:val="none"/>
-        </w:rPr>
-      </w:pPr>
-    </w:p>
-    <w:p ns2:paraId="69250A2B" ns2:textId="6A795478">
+    <w:p>
+      <w:pPr>
+        <w:spacing w:after="0" w:line="240" w:lineRule="auto"/>
+        <w:jc w:val="both"/>
+        <w:rPr>
+          <w:rFonts w:ascii="Arial Narrow" w:eastAsia="Arial Narrow" w:hAnsi="Arial Narrow" w:cs="Arial Narrow"/>
+          <w:kern w:val="0"/>
+          <w14:ligatures w14:val="none"/>
+        </w:rPr>
+      </w:pPr>
+    </w:p>
+    <w:p>
       <w:pPr>
         <w:pStyle w:val="Prrafodelista"/>
         <w:numPr>
@@ -5752,16 +5689,16 @@
         <w:rPr>
           <w:rFonts w:ascii="Arial Narrow" w:eastAsia="Arial Narrow" w:hAnsi="Arial Narrow" w:cs="Arial Narrow"/>
           <w:kern w:val="0"/>
-          <ns2:ligatures ns2:val="none"/>
-        </w:rPr>
-      </w:pPr>
-      <w:r>
-        <w:rPr>
-          <w:rFonts w:ascii="Arial Narrow" w:eastAsia="Times New Roman" w:hAnsi="Arial Narrow" w:cs="Arial"/>
-          <w:color w:val="000000"/>
-          <w:kern w:val="0"/>
-          <w:lang w:eastAsia="es-PE"/>
-          <ns2:ligatures ns2:val="none"/>
+          <w14:ligatures w14:val="none"/>
+        </w:rPr>
+      </w:pPr>
+      <w:r>
+        <w:rPr>
+          <w:rFonts w:ascii="Arial Narrow" w:eastAsia="Times New Roman" w:hAnsi="Arial Narrow" w:cs="Arial"/>
+          <w:color w:val="000000"/>
+          <w:kern w:val="0"/>
+          <w:lang w:eastAsia="es-PE"/>
+          <w14:ligatures w14:val="none"/>
         </w:rPr>
         <w:t xml:space="preserve">Además, la Secretaría Técnica, en ejercicio de sus facultades, considera </w:t>
       </w:r>
@@ -5769,7 +5706,7 @@
         <w:rPr>
           <w:rFonts w:ascii="Arial Narrow" w:eastAsia="Arial Narrow" w:hAnsi="Arial Narrow" w:cs="Arial"/>
           <w:kern w:val="0"/>
-          <ns2:ligatures ns2:val="none"/>
+          <w14:ligatures w14:val="none"/>
         </w:rPr>
         <w:t xml:space="preserve">que el hecho denunciado, consistente en que </w:t>
       </w:r>
@@ -5784,7 +5721,7 @@
         <w:rPr>
           <w:rFonts w:ascii="Arial Narrow" w:eastAsia="Arial Narrow" w:hAnsi="Arial Narrow" w:cs="Arial Narrow"/>
           <w:kern w:val="0"/>
-          <ns2:ligatures ns2:val="none"/>
+          <w14:ligatures w14:val="none"/>
         </w:rPr>
         <w:t xml:space="preserve">habría consignado de manera incorrecta en la página 16 del </w:t>
       </w:r>
@@ -5794,7 +5731,7 @@
           <w:color w:val="000000"/>
           <w:kern w:val="0"/>
           <w:lang w:eastAsia="es-ES"/>
-          <ns2:ligatures ns2:val="none"/>
+          <w14:ligatures w14:val="none"/>
         </w:rPr>
         <w:t xml:space="preserve">Informe Final 02 </w:t>
       </w:r>
@@ -5802,7 +5739,7 @@
         <w:rPr>
           <w:rFonts w:ascii="Arial Narrow" w:eastAsia="Arial Narrow" w:hAnsi="Arial Narrow" w:cs="Arial Narrow"/>
           <w:kern w:val="0"/>
-          <ns2:ligatures ns2:val="none"/>
+          <w14:ligatures w14:val="none"/>
         </w:rPr>
         <w:t xml:space="preserve">que el denunciante no habría completado la documentación respecto del trámite de la solicitud de cobertura </w:t>
       </w:r>
@@ -5812,7 +5749,7 @@
           <w:color w:val="000000"/>
           <w:kern w:val="0"/>
           <w:lang w:val="es-ES" w:eastAsia="es-ES"/>
-          <ns2:ligatures ns2:val="none"/>
+          <w14:ligatures w14:val="none"/>
         </w:rPr>
         <w:t xml:space="preserve">del siniestro ocurrido en el </w:t>
       </w:r>
@@ -5822,7 +5759,7 @@
           <w:color w:val="000000"/>
           <w:kern w:val="0"/>
           <w:lang w:eastAsia="es-ES"/>
-          <ns2:ligatures ns2:val="none"/>
+          <w14:ligatures w14:val="none"/>
         </w:rPr>
         <w:t xml:space="preserve">inmueble asegurado con </w:t>
       </w:r>
@@ -5832,7 +5769,7 @@
           <w:color w:val="000000"/>
           <w:kern w:val="0"/>
           <w:lang w:val="es-ES" w:eastAsia="es-ES"/>
-          <ns2:ligatures ns2:val="none"/>
+          <w14:ligatures w14:val="none"/>
         </w:rPr>
         <w:t xml:space="preserve">la Póliza 17027395 del Seguro </w:t>
       </w:r>
@@ -5843,7 +5780,7 @@
           <w:color w:val="000000"/>
           <w:kern w:val="0"/>
           <w:lang w:val="es-ES" w:eastAsia="es-ES"/>
-          <ns2:ligatures ns2:val="none"/>
+          <w14:ligatures w14:val="none"/>
         </w:rPr>
         <w:t>Multiriesgo</w:t>
       </w:r>
@@ -5854,7 +5791,7 @@
           <w:color w:val="000000"/>
           <w:kern w:val="0"/>
           <w:lang w:val="es-ES" w:eastAsia="es-ES"/>
-          <ns2:ligatures ns2:val="none"/>
+          <w14:ligatures w14:val="none"/>
         </w:rPr>
         <w:t xml:space="preserve"> Prestatarios</w:t>
       </w:r>
@@ -5862,7 +5799,7 @@
         <w:rPr>
           <w:rFonts w:ascii="Arial Narrow" w:eastAsia="Arial Narrow" w:hAnsi="Arial Narrow" w:cs="Arial Narrow"/>
           <w:kern w:val="0"/>
-          <ns2:ligatures ns2:val="none"/>
+          <w14:ligatures w14:val="none"/>
         </w:rPr>
         <w:t>, pese a que en la página 17 del referido informe consignaba que esta había sido completada el 3 de marzo de 2026</w:t>
       </w:r>
@@ -5870,7 +5807,7 @@
         <w:rPr>
           <w:rFonts w:ascii="Arial Narrow" w:eastAsia="Arial Narrow" w:hAnsi="Arial Narrow" w:cs="Arial Narrow"/>
           <w:kern w:val="0"/>
-          <ns2:ligatures ns2:val="none"/>
+          <w14:ligatures w14:val="none"/>
         </w:rPr>
         <w:t>; involucraría una presunta afectación a sus expectativas, quien no habría encontrado una correspondencia entre lo que esperaba recibir de parte del proveedor y lo que realmente recibió. Por consiguiente, corresponde calificar el hecho materia de denuncia como una presunta infracción al deber de idoneidad, tipificado en los artículos 18</w:t>
       </w:r>
@@ -5880,7 +5817,7 @@
           <w:color w:val="000000"/>
           <w:kern w:val="0"/>
           <w:lang w:eastAsia="es-PE"/>
-          <ns2:ligatures ns2:val="none"/>
+          <w14:ligatures w14:val="none"/>
         </w:rPr>
         <w:t/>
       </w:r>
@@ -5888,7 +5825,7 @@
         <w:rPr>
           <w:rFonts w:ascii="Arial Narrow" w:eastAsia="Arial Narrow" w:hAnsi="Arial Narrow" w:cs="Arial Narrow"/>
           <w:kern w:val="0"/>
-          <ns2:ligatures ns2:val="none"/>
+          <w14:ligatures w14:val="none"/>
         </w:rPr>
         <w:t xml:space="preserve"> y 19</w:t>
       </w:r>
@@ -5898,7 +5835,7 @@
           <w:color w:val="000000"/>
           <w:kern w:val="0"/>
           <w:lang w:eastAsia="es-PE"/>
-          <ns2:ligatures ns2:val="none"/>
+          <w14:ligatures w14:val="none"/>
         </w:rPr>
         <w:t/>
       </w:r>
@@ -5906,7 +5843,7 @@
         <w:rPr>
           <w:rFonts w:ascii="Arial Narrow" w:eastAsia="Arial Narrow" w:hAnsi="Arial Narrow" w:cs="Arial Narrow"/>
           <w:kern w:val="0"/>
-          <ns2:ligatures ns2:val="none"/>
+          <w14:ligatures w14:val="none"/>
         </w:rPr>
         <w:t xml:space="preserve"> del Código</w:t>
       </w:r>
@@ -5917,12 +5854,12 @@
           <w:color w:val="000000"/>
           <w:kern w:val="0"/>
           <w:lang w:eastAsia="es-PE"/>
-          <ns2:ligatures ns2:val="none"/>
+          <w14:ligatures w14:val="none"/>
         </w:rPr>
         <w:t xml:space="preserve">. </w:t>
       </w:r>
     </w:p>
-    <w:p ns2:paraId="2E7770E0" ns2:textId="77777777">
+    <w:p>
       <w:pPr>
         <w:pStyle w:val="Prrafodelista"/>
         <w:spacing w:after="0" w:line="240" w:lineRule="auto"/>
@@ -5932,11 +5869,11 @@
           <w:rFonts w:ascii="Arial Narrow" w:eastAsia="Calibri" w:hAnsi="Arial Narrow" w:cs="Arial Narrow"/>
           <w:kern w:val="0"/>
           <w:lang w:eastAsia="es-PE"/>
-          <ns2:ligatures ns2:val="none"/>
-        </w:rPr>
-      </w:pPr>
-    </w:p>
-    <w:p ns2:paraId="37321452" ns2:textId="77777777">
+          <w14:ligatures w14:val="none"/>
+        </w:rPr>
+      </w:pPr>
+    </w:p>
+    <w:p>
       <w:pPr>
         <w:pStyle w:val="Prrafodelista"/>
         <w:numPr>
@@ -5950,7 +5887,7 @@
           <w:rFonts w:ascii="Arial Narrow" w:eastAsia="Calibri" w:hAnsi="Arial Narrow" w:cs="Arial Narrow"/>
           <w:kern w:val="0"/>
           <w:lang w:eastAsia="es-PE"/>
-          <ns2:ligatures ns2:val="none"/>
+          <w14:ligatures w14:val="none"/>
         </w:rPr>
       </w:pPr>
       <w:r>
@@ -5959,7 +5896,7 @@
           <w:color w:val="000000"/>
           <w:kern w:val="0"/>
           <w:lang w:eastAsia="es-PE"/>
-          <ns2:ligatures ns2:val="none"/>
+          <w14:ligatures w14:val="none"/>
         </w:rPr>
         <w:t>En tanto la denuncia reúne los requisitos establecidos por la norma citada, corresponde admitirla a trámite</w:t>
       </w:r>
@@ -5969,7 +5906,7 @@
           <w:rFonts w:ascii="Arial Narrow" w:eastAsia="Arial Narrow" w:hAnsi="Arial Narrow" w:cs="Arial Narrow"/>
           <w:kern w:val="0"/>
           <w:vertAlign w:val="superscript"/>
-          <ns2:ligatures ns2:val="none"/>
+          <w14:ligatures w14:val="none"/>
         </w:rPr>
         <w:footnoteReference w:id="5"/>
       </w:r>
@@ -5979,12 +5916,12 @@
           <w:color w:val="000000"/>
           <w:kern w:val="0"/>
           <w:lang w:eastAsia="es-PE"/>
-          <ns2:ligatures ns2:val="none"/>
+          <w14:ligatures w14:val="none"/>
         </w:rPr>
         <w:t>.</w:t>
       </w:r>
     </w:p>
-    <w:p ns2:paraId="17426A8E" ns2:textId="77777777">
+    <w:p>
       <w:pPr>
         <w:spacing w:after="0" w:line="240" w:lineRule="auto"/>
         <w:ind w:left="567"/>
@@ -5995,11 +5932,11 @@
           <w:color w:val="000000"/>
           <w:kern w:val="0"/>
           <w:lang w:eastAsia="es-PE"/>
-          <ns2:ligatures ns2:val="none"/>
-        </w:rPr>
-      </w:pPr>
-    </w:p>
-    <w:p ns2:paraId="69FE781D" ns2:textId="77777777">
+          <w14:ligatures w14:val="none"/>
+        </w:rPr>
+      </w:pPr>
+    </w:p>
+    <w:p>
       <w:pPr>
         <w:pStyle w:val="Prrafodelista"/>
         <w:numPr>
@@ -6019,7 +5956,7 @@
           <w:color w:val="000000"/>
           <w:kern w:val="0"/>
           <w:lang w:eastAsia="es-PE"/>
-          <ns2:ligatures ns2:val="none"/>
+          <w14:ligatures w14:val="none"/>
         </w:rPr>
       </w:pPr>
       <w:r>
@@ -6029,25 +5966,25 @@
           <w:color w:val="000000"/>
           <w:kern w:val="0"/>
           <w:lang w:eastAsia="es-PE"/>
-          <ns2:ligatures ns2:val="none"/>
+          <w14:ligatures w14:val="none"/>
         </w:rPr>
         <w:t>REQUERIMIENTO DE INFORMACION</w:t>
       </w:r>
     </w:p>
-    <w:p ns2:paraId="6252E905" ns2:textId="77777777">
-      <w:pPr>
-        <w:spacing w:after="0" w:line="240" w:lineRule="auto"/>
-        <w:jc w:val="both"/>
-        <w:rPr>
-          <w:rFonts w:ascii="Arial Narrow" w:eastAsia="Times New Roman" w:hAnsi="Arial Narrow" w:cs="Arial"/>
-          <w:color w:val="000000"/>
-          <w:kern w:val="0"/>
-          <w:lang w:val="es-ES" w:eastAsia="es-ES"/>
-          <ns2:ligatures ns2:val="none"/>
-        </w:rPr>
-      </w:pPr>
-    </w:p>
-    <w:p ns2:paraId="21C241A8" ns2:textId="77777777">
+    <w:p>
+      <w:pPr>
+        <w:spacing w:after="0" w:line="240" w:lineRule="auto"/>
+        <w:jc w:val="both"/>
+        <w:rPr>
+          <w:rFonts w:ascii="Arial Narrow" w:eastAsia="Times New Roman" w:hAnsi="Arial Narrow" w:cs="Arial"/>
+          <w:color w:val="000000"/>
+          <w:kern w:val="0"/>
+          <w:lang w:val="es-ES" w:eastAsia="es-ES"/>
+          <w14:ligatures w14:val="none"/>
+        </w:rPr>
+      </w:pPr>
+    </w:p>
+    <w:p>
       <w:pPr>
         <w:pStyle w:val="Prrafodelista"/>
         <w:numPr>
@@ -6062,16 +5999,16 @@
           <w:color w:val="000000"/>
           <w:kern w:val="0"/>
           <w:lang w:val="es-ES" w:eastAsia="es-ES"/>
-          <ns2:ligatures ns2:val="none"/>
-        </w:rPr>
-      </w:pPr>
-      <w:r>
-        <w:rPr>
-          <w:rFonts w:ascii="Arial Narrow" w:eastAsia="Times New Roman" w:hAnsi="Arial Narrow" w:cs="Arial"/>
-          <w:color w:val="000000"/>
-          <w:kern w:val="0"/>
-          <w:lang w:val="es-ES" w:eastAsia="es-ES"/>
-          <ns2:ligatures ns2:val="none"/>
+          <w14:ligatures w14:val="none"/>
+        </w:rPr>
+      </w:pPr>
+      <w:r>
+        <w:rPr>
+          <w:rFonts w:ascii="Arial Narrow" w:eastAsia="Times New Roman" w:hAnsi="Arial Narrow" w:cs="Arial"/>
+          <w:color w:val="000000"/>
+          <w:kern w:val="0"/>
+          <w:lang w:val="es-ES" w:eastAsia="es-ES"/>
+          <w14:ligatures w14:val="none"/>
         </w:rPr>
         <w:t xml:space="preserve">A efectos de tener mayores elementos que sirvan para la resolución definitiva del presente caso, </w:t>
       </w:r>
@@ -6081,7 +6018,7 @@
           <w:color w:val="000000"/>
           <w:kern w:val="0"/>
           <w:lang w:val="es-ES" w:eastAsia="es-ES"/>
-          <ns2:ligatures ns2:val="none"/>
+          <w14:ligatures w14:val="none"/>
         </w:rPr>
         <w:t xml:space="preserve">la Secretaría Técnica, </w:t>
       </w:r>
@@ -6091,7 +6028,7 @@
           <w:color w:val="000000"/>
           <w:kern w:val="0"/>
           <w:lang w:val="es-ES" w:eastAsia="es-ES"/>
-          <ns2:ligatures ns2:val="none"/>
+          <w14:ligatures w14:val="none"/>
         </w:rPr>
         <w:t>en ejercicio de las facultades que la ley le confiere</w:t>
       </w:r>
@@ -6101,7 +6038,7 @@
           <w:color w:val="000000"/>
           <w:kern w:val="0"/>
           <w:lang w:val="es-ES" w:eastAsia="es-ES"/>
-          <ns2:ligatures ns2:val="none"/>
+          <w14:ligatures w14:val="none"/>
         </w:rPr>
         <w:t xml:space="preserve">, </w:t>
       </w:r>
@@ -6112,7 +6049,7 @@
           <w:color w:val="000000"/>
           <w:kern w:val="0"/>
           <w:lang w:val="es-ES" w:eastAsia="es-ES"/>
-          <ns2:ligatures ns2:val="none"/>
+          <w14:ligatures w14:val="none"/>
         </w:rPr>
         <w:t xml:space="preserve">conviene requerir a los proveedores denunciados </w:t>
       </w:r>
@@ -6123,7 +6060,7 @@
           <w:color w:val="000000"/>
           <w:kern w:val="0"/>
           <w:lang w:val="es-ES" w:eastAsia="es-ES"/>
-          <ns2:ligatures ns2:val="none"/>
+          <w14:ligatures w14:val="none"/>
         </w:rPr>
         <w:t>que, en un plazo no mayor de cinco (5) días</w:t>
       </w:r>
@@ -6133,7 +6070,7 @@
           <w:color w:val="000000"/>
           <w:kern w:val="0"/>
           <w:lang w:val="es-ES" w:eastAsia="es-ES"/>
-          <ns2:ligatures ns2:val="none"/>
+          <w14:ligatures w14:val="none"/>
         </w:rPr>
         <w:t xml:space="preserve"> hábiles contado a partir del día siguiente de la notificación de la </w:t>
       </w:r>
@@ -6143,7 +6080,7 @@
           <w:color w:val="000000"/>
           <w:kern w:val="0"/>
           <w:lang w:val="es-ES" w:eastAsia="es-ES"/>
-          <ns2:ligatures ns2:val="none"/>
+          <w14:ligatures w14:val="none"/>
         </w:rPr>
         <w:t xml:space="preserve">presente resolución, </w:t>
       </w:r>
@@ -6154,12 +6091,12 @@
           <w:color w:val="000000"/>
           <w:kern w:val="0"/>
           <w:lang w:val="es-ES" w:eastAsia="es-ES"/>
-          <ns2:ligatures ns2:val="none"/>
+          <w14:ligatures w14:val="none"/>
         </w:rPr>
         <w:t>cumplan con lo siguiente:</w:t>
       </w:r>
     </w:p>
-    <w:p ns2:paraId="345D7F88" ns2:textId="77777777">
+    <w:p>
       <w:pPr>
         <w:pStyle w:val="Prrafodelista"/>
         <w:spacing w:after="0" w:line="240" w:lineRule="auto"/>
@@ -6170,11 +6107,11 @@
           <w:color w:val="000000"/>
           <w:kern w:val="0"/>
           <w:lang w:val="es-ES" w:eastAsia="es-ES"/>
-          <ns2:ligatures ns2:val="none"/>
-        </w:rPr>
-      </w:pPr>
-    </w:p>
-    <w:p ns2:paraId="48503CFE" ns2:textId="7D98831F">
+          <w14:ligatures w14:val="none"/>
+        </w:rPr>
+      </w:pPr>
+    </w:p>
+    <w:p>
       <w:pPr>
         <w:pStyle w:val="Prrafodelista"/>
         <w:spacing w:after="0" w:line="240" w:lineRule="auto"/>
@@ -6185,7 +6122,7 @@
           <w:color w:val="000000"/>
           <w:kern w:val="0"/>
           <w:lang w:val="es-ES" w:eastAsia="es-ES"/>
-          <ns2:ligatures ns2:val="none"/>
+          <w14:ligatures w14:val="none"/>
         </w:rPr>
       </w:pPr>
       <w:r>
@@ -6195,7 +6132,7 @@
           <w:kern w:val="0"/>
           <w:u w:val="single"/>
           <w:lang w:val="es-ES" w:eastAsia="es-ES"/>
-          <ns2:ligatures ns2:val="none"/>
+          <w14:ligatures w14:val="none"/>
         </w:rPr>
         <w:t xml:space="preserve">A </w:t>
       </w:r>
@@ -6206,7 +6143,7 @@
           <w:kern w:val="0"/>
           <w:u w:val="single"/>
           <w:lang w:val="es-ES" w:eastAsia="es-ES"/>
-          <ns2:ligatures ns2:val="none"/>
+          <w14:ligatures w14:val="none"/>
         </w:rPr>
         <w:t>Pacífico</w:t>
       </w:r>
@@ -6216,7 +6153,7 @@
           <w:color w:val="000000"/>
           <w:kern w:val="0"/>
           <w:lang w:val="es-ES" w:eastAsia="es-ES"/>
-          <ns2:ligatures ns2:val="none"/>
+          <w14:ligatures w14:val="none"/>
         </w:rPr>
         <w:t xml:space="preserve">: (i) presentar una copia debidamente </w:t>
       </w:r>
@@ -6226,7 +6163,7 @@
           <w:color w:val="000000"/>
           <w:kern w:val="0"/>
           <w:lang w:val="es-ES" w:eastAsia="es-ES"/>
-          <ns2:ligatures ns2:val="none"/>
+          <w14:ligatures w14:val="none"/>
         </w:rPr>
         <w:t xml:space="preserve">suscrita de la </w:t>
       </w:r>
@@ -6236,7 +6173,7 @@
           <w:color w:val="000000"/>
           <w:kern w:val="0"/>
           <w:lang w:val="es-ES" w:eastAsia="es-ES"/>
-          <ns2:ligatures ns2:val="none"/>
+          <w14:ligatures w14:val="none"/>
         </w:rPr>
         <w:t xml:space="preserve">Póliza 17027395 del Seguro </w:t>
       </w:r>
@@ -6247,7 +6184,7 @@
           <w:color w:val="000000"/>
           <w:kern w:val="0"/>
           <w:lang w:val="es-ES" w:eastAsia="es-ES"/>
-          <ns2:ligatures ns2:val="none"/>
+          <w14:ligatures w14:val="none"/>
         </w:rPr>
         <w:t>Multiriesgo</w:t>
       </w:r>
@@ -6258,7 +6195,7 @@
           <w:color w:val="000000"/>
           <w:kern w:val="0"/>
           <w:lang w:val="es-ES" w:eastAsia="es-ES"/>
-          <ns2:ligatures ns2:val="none"/>
+          <w14:ligatures w14:val="none"/>
         </w:rPr>
         <w:t xml:space="preserve"> Prestatarios</w:t>
       </w:r>
@@ -6268,7 +6205,7 @@
           <w:color w:val="000000"/>
           <w:kern w:val="0"/>
           <w:lang w:val="es-ES" w:eastAsia="es-ES"/>
-          <ns2:ligatures ns2:val="none"/>
+          <w14:ligatures w14:val="none"/>
         </w:rPr>
         <w:t xml:space="preserve"> materia de denuncia</w:t>
       </w:r>
@@ -6278,7 +6215,7 @@
           <w:color w:val="000000"/>
           <w:kern w:val="0"/>
           <w:lang w:val="es-ES" w:eastAsia="es-ES"/>
-          <ns2:ligatures ns2:val="none"/>
+          <w14:ligatures w14:val="none"/>
         </w:rPr>
         <w:t>, así como el cargo de remisión de la póliza</w:t>
       </w:r>
@@ -6288,7 +6225,7 @@
           <w:color w:val="000000"/>
           <w:kern w:val="0"/>
           <w:lang w:val="es-ES" w:eastAsia="es-ES"/>
-          <ns2:ligatures ns2:val="none"/>
+          <w14:ligatures w14:val="none"/>
         </w:rPr>
         <w:t xml:space="preserve"> (</w:t>
       </w:r>
@@ -6299,7 +6236,7 @@
           <w:color w:val="000000"/>
           <w:kern w:val="0"/>
           <w:lang w:val="es-ES" w:eastAsia="es-ES"/>
-          <ns2:ligatures ns2:val="none"/>
+          <w14:ligatures w14:val="none"/>
         </w:rPr>
         <w:t>ii</w:t>
       </w:r>
@@ -6310,7 +6247,7 @@
           <w:color w:val="000000"/>
           <w:kern w:val="0"/>
           <w:lang w:val="es-ES" w:eastAsia="es-ES"/>
-          <ns2:ligatures ns2:val="none"/>
+          <w14:ligatures w14:val="none"/>
         </w:rPr>
         <w:t>) presentar los medios probatorios que acrediten que la negativa de cobertura fue justificada</w:t>
       </w:r>
@@ -6320,7 +6257,7 @@
           <w:color w:val="000000"/>
           <w:kern w:val="0"/>
           <w:lang w:val="es-ES" w:eastAsia="es-ES"/>
-          <ns2:ligatures ns2:val="none"/>
+          <w14:ligatures w14:val="none"/>
         </w:rPr>
         <w:t>; y, (</w:t>
       </w:r>
@@ -6331,7 +6268,7 @@
           <w:color w:val="000000"/>
           <w:kern w:val="0"/>
           <w:lang w:val="es-ES" w:eastAsia="es-ES"/>
-          <ns2:ligatures ns2:val="none"/>
+          <w14:ligatures w14:val="none"/>
         </w:rPr>
         <w:t>i</w:t>
       </w:r>
@@ -6341,7 +6278,7 @@
           <w:color w:val="000000"/>
           <w:kern w:val="0"/>
           <w:lang w:val="es-ES" w:eastAsia="es-ES"/>
-          <ns2:ligatures ns2:val="none"/>
+          <w14:ligatures w14:val="none"/>
         </w:rPr>
         <w:t>i</w:t>
       </w:r>
@@ -6351,7 +6288,7 @@
           <w:color w:val="000000"/>
           <w:kern w:val="0"/>
           <w:lang w:val="es-ES" w:eastAsia="es-ES"/>
-          <ns2:ligatures ns2:val="none"/>
+          <w14:ligatures w14:val="none"/>
         </w:rPr>
         <w:t>i</w:t>
       </w:r>
@@ -6362,12 +6299,12 @@
           <w:color w:val="000000"/>
           <w:kern w:val="0"/>
           <w:lang w:val="es-ES" w:eastAsia="es-ES"/>
-          <ns2:ligatures ns2:val="none"/>
+          <w14:ligatures w14:val="none"/>
         </w:rPr>
         <w:t>) presentar todas las comunicaciones cursadas con la parte denunciante en virtud de los hechos materia de denuncia.</w:t>
       </w:r>
     </w:p>
-    <w:p ns2:paraId="5CDDBE92" ns2:textId="77777777">
+    <w:p>
       <w:pPr>
         <w:spacing w:after="0" w:line="240" w:lineRule="auto"/>
         <w:jc w:val="both"/>
@@ -6377,11 +6314,11 @@
           <w:kern w:val="0"/>
           <w:u w:val="single"/>
           <w:lang w:val="es-ES" w:eastAsia="es-ES"/>
-          <ns2:ligatures ns2:val="none"/>
-        </w:rPr>
-      </w:pPr>
-    </w:p>
-    <w:p ns2:paraId="4940B49E" ns2:textId="2510682F">
+          <w14:ligatures w14:val="none"/>
+        </w:rPr>
+      </w:pPr>
+    </w:p>
+    <w:p>
       <w:pPr>
         <w:pStyle w:val="Prrafodelista"/>
         <w:spacing w:after="0" w:line="240" w:lineRule="auto"/>
@@ -6392,7 +6329,7 @@
           <w:color w:val="000000"/>
           <w:kern w:val="0"/>
           <w:lang w:val="es-ES" w:eastAsia="es-ES"/>
-          <ns2:ligatures ns2:val="none"/>
+          <w14:ligatures w14:val="none"/>
         </w:rPr>
       </w:pPr>
       <w:r>
@@ -6402,7 +6339,7 @@
           <w:kern w:val="0"/>
           <w:u w:val="single"/>
           <w:lang w:val="es-ES" w:eastAsia="es-ES"/>
-          <ns2:ligatures ns2:val="none"/>
+          <w14:ligatures w14:val="none"/>
         </w:rPr>
         <w:t xml:space="preserve">A </w:t>
       </w:r>
@@ -6413,7 +6350,7 @@
           <w:kern w:val="0"/>
           <w:u w:val="single"/>
           <w:lang w:val="es-ES" w:eastAsia="es-ES"/>
-          <ns2:ligatures ns2:val="none"/>
+          <w14:ligatures w14:val="none"/>
         </w:rPr>
         <w:t>Crawford</w:t>
       </w:r>
@@ -6423,7 +6360,7 @@
           <w:color w:val="000000"/>
           <w:kern w:val="0"/>
           <w:lang w:val="es-ES" w:eastAsia="es-ES"/>
-          <ns2:ligatures ns2:val="none"/>
+          <w14:ligatures w14:val="none"/>
         </w:rPr>
         <w:t>:</w:t>
       </w:r>
@@ -6433,7 +6370,7 @@
           <w:color w:val="000000"/>
           <w:kern w:val="0"/>
           <w:lang w:eastAsia="es-ES"/>
-          <ns2:ligatures ns2:val="none"/>
+          <w14:ligatures w14:val="none"/>
         </w:rPr>
         <w:t xml:space="preserve"> </w:t>
       </w:r>
@@ -6443,7 +6380,7 @@
           <w:color w:val="000000"/>
           <w:kern w:val="0"/>
           <w:lang w:val="es-ES" w:eastAsia="es-ES"/>
-          <ns2:ligatures ns2:val="none"/>
+          <w14:ligatures w14:val="none"/>
         </w:rPr>
         <w:t xml:space="preserve">(i) </w:t>
       </w:r>
@@ -6453,7 +6390,7 @@
           <w:color w:val="000000"/>
           <w:kern w:val="0"/>
           <w:lang w:val="es-ES" w:eastAsia="es-ES"/>
-          <ns2:ligatures ns2:val="none"/>
+          <w14:ligatures w14:val="none"/>
         </w:rPr>
         <w:t xml:space="preserve">presentar los medios probatorios que acrediten que realizó un adecuado análisis de evaluación </w:t>
       </w:r>
@@ -6463,7 +6400,7 @@
           <w:color w:val="000000"/>
           <w:kern w:val="0"/>
           <w:lang w:val="es-ES" w:eastAsia="es-ES"/>
-          <ns2:ligatures ns2:val="none"/>
+          <w14:ligatures w14:val="none"/>
         </w:rPr>
         <w:t xml:space="preserve">del siniestro ocurrido en el </w:t>
       </w:r>
@@ -6473,7 +6410,7 @@
           <w:color w:val="000000"/>
           <w:kern w:val="0"/>
           <w:lang w:eastAsia="es-ES"/>
-          <ns2:ligatures ns2:val="none"/>
+          <w14:ligatures w14:val="none"/>
         </w:rPr>
         <w:t xml:space="preserve">inmueble asegurado con </w:t>
       </w:r>
@@ -6483,7 +6420,7 @@
           <w:color w:val="000000"/>
           <w:kern w:val="0"/>
           <w:lang w:val="es-ES" w:eastAsia="es-ES"/>
-          <ns2:ligatures ns2:val="none"/>
+          <w14:ligatures w14:val="none"/>
         </w:rPr>
         <w:t xml:space="preserve">la Póliza 17027395 del Seguro </w:t>
       </w:r>
@@ -6494,7 +6431,7 @@
           <w:color w:val="000000"/>
           <w:kern w:val="0"/>
           <w:lang w:val="es-ES" w:eastAsia="es-ES"/>
-          <ns2:ligatures ns2:val="none"/>
+          <w14:ligatures w14:val="none"/>
         </w:rPr>
         <w:t>Multiriesgo</w:t>
       </w:r>
@@ -6505,7 +6442,7 @@
           <w:color w:val="000000"/>
           <w:kern w:val="0"/>
           <w:lang w:val="es-ES" w:eastAsia="es-ES"/>
-          <ns2:ligatures ns2:val="none"/>
+          <w14:ligatures w14:val="none"/>
         </w:rPr>
         <w:t xml:space="preserve"> Prestatarios</w:t>
       </w:r>
@@ -6515,7 +6452,7 @@
           <w:color w:val="000000"/>
           <w:kern w:val="0"/>
           <w:lang w:val="es-ES" w:eastAsia="es-ES"/>
-          <ns2:ligatures ns2:val="none"/>
+          <w14:ligatures w14:val="none"/>
         </w:rPr>
         <w:t>; y, (</w:t>
       </w:r>
@@ -6526,7 +6463,7 @@
           <w:color w:val="000000"/>
           <w:kern w:val="0"/>
           <w:lang w:val="es-ES" w:eastAsia="es-ES"/>
-          <ns2:ligatures ns2:val="none"/>
+          <w14:ligatures w14:val="none"/>
         </w:rPr>
         <w:t>ii</w:t>
       </w:r>
@@ -6537,25 +6474,25 @@
           <w:color w:val="000000"/>
           <w:kern w:val="0"/>
           <w:lang w:val="es-ES" w:eastAsia="es-ES"/>
-          <ns2:ligatures ns2:val="none"/>
+          <w14:ligatures w14:val="none"/>
         </w:rPr>
         <w:t>) presentar todas las comunicaciones cursadas con la parte denunciante en virtud de los hechos materia de denuncia.</w:t>
       </w:r>
     </w:p>
-    <w:p ns2:paraId="00A81D0D" ns2:textId="77777777">
-      <w:pPr>
-        <w:spacing w:after="0" w:line="240" w:lineRule="auto"/>
-        <w:jc w:val="both"/>
-        <w:rPr>
-          <w:rFonts w:ascii="Arial Narrow" w:eastAsia="Times New Roman" w:hAnsi="Arial Narrow" w:cs="Arial"/>
-          <w:color w:val="000000"/>
-          <w:kern w:val="0"/>
-          <w:lang w:val="es-ES" w:eastAsia="es-ES"/>
-          <ns2:ligatures ns2:val="none"/>
-        </w:rPr>
-      </w:pPr>
-    </w:p>
-    <w:p ns2:paraId="525DE1CC" ns2:textId="63E2B2B8">
+    <w:p>
+      <w:pPr>
+        <w:spacing w:after="0" w:line="240" w:lineRule="auto"/>
+        <w:jc w:val="both"/>
+        <w:rPr>
+          <w:rFonts w:ascii="Arial Narrow" w:eastAsia="Times New Roman" w:hAnsi="Arial Narrow" w:cs="Arial"/>
+          <w:color w:val="000000"/>
+          <w:kern w:val="0"/>
+          <w:lang w:val="es-ES" w:eastAsia="es-ES"/>
+          <w14:ligatures w14:val="none"/>
+        </w:rPr>
+      </w:pPr>
+    </w:p>
+    <w:p>
       <w:pPr>
         <w:pStyle w:val="Prrafodelista"/>
         <w:spacing w:after="0" w:line="240" w:lineRule="auto"/>
@@ -6567,7 +6504,7 @@
           <w:kern w:val="0"/>
           <w:u w:val="single"/>
           <w:lang w:val="es-ES" w:eastAsia="es-ES"/>
-          <ns2:ligatures ns2:val="none"/>
+          <w14:ligatures w14:val="none"/>
         </w:rPr>
       </w:pPr>
       <w:r>
@@ -6577,7 +6514,7 @@
           <w:kern w:val="0"/>
           <w:u w:val="single"/>
           <w:lang w:val="es-ES" w:eastAsia="es-ES"/>
-          <ns2:ligatures ns2:val="none"/>
+          <w14:ligatures w14:val="none"/>
         </w:rPr>
         <w:t xml:space="preserve">A </w:t>
       </w:r>
@@ -6588,7 +6525,7 @@
           <w:kern w:val="0"/>
           <w:u w:val="single"/>
           <w:lang w:val="es-ES" w:eastAsia="es-ES"/>
-          <ns2:ligatures ns2:val="none"/>
+          <w14:ligatures w14:val="none"/>
         </w:rPr>
         <w:t>B&amp;C Ajustadores</w:t>
       </w:r>
@@ -6598,7 +6535,7 @@
           <w:color w:val="000000"/>
           <w:kern w:val="0"/>
           <w:lang w:val="es-ES" w:eastAsia="es-ES"/>
-          <ns2:ligatures ns2:val="none"/>
+          <w14:ligatures w14:val="none"/>
         </w:rPr>
         <w:t>:</w:t>
       </w:r>
@@ -6608,7 +6545,7 @@
           <w:color w:val="000000"/>
           <w:kern w:val="0"/>
           <w:lang w:eastAsia="es-ES"/>
-          <ns2:ligatures ns2:val="none"/>
+          <w14:ligatures w14:val="none"/>
         </w:rPr>
         <w:t xml:space="preserve"> </w:t>
       </w:r>
@@ -6618,7 +6555,7 @@
           <w:color w:val="000000"/>
           <w:kern w:val="0"/>
           <w:lang w:val="es-ES" w:eastAsia="es-ES"/>
-          <ns2:ligatures ns2:val="none"/>
+          <w14:ligatures w14:val="none"/>
         </w:rPr>
         <w:t xml:space="preserve">(i) </w:t>
       </w:r>
@@ -6628,7 +6565,7 @@
           <w:color w:val="000000"/>
           <w:kern w:val="0"/>
           <w:lang w:val="es-ES" w:eastAsia="es-ES"/>
-          <ns2:ligatures ns2:val="none"/>
+          <w14:ligatures w14:val="none"/>
         </w:rPr>
         <w:t xml:space="preserve">presentar los medios probatorios que acrediten que realizó un adecuado análisis de evaluación del siniestro ocurrido en el </w:t>
       </w:r>
@@ -6638,7 +6575,7 @@
           <w:color w:val="000000"/>
           <w:kern w:val="0"/>
           <w:lang w:eastAsia="es-ES"/>
-          <ns2:ligatures ns2:val="none"/>
+          <w14:ligatures w14:val="none"/>
         </w:rPr>
         <w:t xml:space="preserve">inmueble asegurado con </w:t>
       </w:r>
@@ -6648,7 +6585,7 @@
           <w:color w:val="000000"/>
           <w:kern w:val="0"/>
           <w:lang w:val="es-ES" w:eastAsia="es-ES"/>
-          <ns2:ligatures ns2:val="none"/>
+          <w14:ligatures w14:val="none"/>
         </w:rPr>
         <w:t xml:space="preserve">la Póliza 17027395 del Seguro </w:t>
       </w:r>
@@ -6659,7 +6596,7 @@
           <w:color w:val="000000"/>
           <w:kern w:val="0"/>
           <w:lang w:val="es-ES" w:eastAsia="es-ES"/>
-          <ns2:ligatures ns2:val="none"/>
+          <w14:ligatures w14:val="none"/>
         </w:rPr>
         <w:t>Multiriesgo</w:t>
       </w:r>
@@ -6670,7 +6607,7 @@
           <w:color w:val="000000"/>
           <w:kern w:val="0"/>
           <w:lang w:val="es-ES" w:eastAsia="es-ES"/>
-          <ns2:ligatures ns2:val="none"/>
+          <w14:ligatures w14:val="none"/>
         </w:rPr>
         <w:t xml:space="preserve"> Prestatarios</w:t>
       </w:r>
@@ -6680,7 +6617,7 @@
           <w:color w:val="000000"/>
           <w:kern w:val="0"/>
           <w:lang w:val="es-ES" w:eastAsia="es-ES"/>
-          <ns2:ligatures ns2:val="none"/>
+          <w14:ligatures w14:val="none"/>
         </w:rPr>
         <w:t>; y, (</w:t>
       </w:r>
@@ -6691,7 +6628,7 @@
           <w:color w:val="000000"/>
           <w:kern w:val="0"/>
           <w:lang w:val="es-ES" w:eastAsia="es-ES"/>
-          <ns2:ligatures ns2:val="none"/>
+          <w14:ligatures w14:val="none"/>
         </w:rPr>
         <w:t>ii</w:t>
       </w:r>
@@ -6702,13 +6639,13 @@
           <w:color w:val="000000"/>
           <w:kern w:val="0"/>
           <w:lang w:val="es-ES" w:eastAsia="es-ES"/>
-          <ns2:ligatures ns2:val="none"/>
+          <w14:ligatures w14:val="none"/>
         </w:rPr>
         <w:t>) presentar todas las comunicaciones cursadas con la parte denunciante en virtud de los hechos materia de denuncia.</w:t>
       </w:r>
       <w:bookmarkEnd w:id="9"/>
     </w:p>
-    <w:p ns2:paraId="76AC2520" ns2:textId="77777777">
+    <w:p>
       <w:pPr>
         <w:pStyle w:val="Prrafodelista"/>
         <w:spacing w:after="0" w:line="240" w:lineRule="auto"/>
@@ -6719,11 +6656,11 @@
           <w:color w:val="000000"/>
           <w:kern w:val="0"/>
           <w:lang w:val="es-ES" w:eastAsia="es-ES"/>
-          <ns2:ligatures ns2:val="none"/>
-        </w:rPr>
-      </w:pPr>
-    </w:p>
-    <w:p ns2:paraId="45192A8B" ns2:textId="77777777">
+          <w14:ligatures w14:val="none"/>
+        </w:rPr>
+      </w:pPr>
+    </w:p>
+    <w:p>
       <w:pPr>
         <w:pStyle w:val="Prrafodelista"/>
         <w:numPr>
@@ -6743,7 +6680,7 @@
           <w:color w:val="000000"/>
           <w:kern w:val="0"/>
           <w:lang w:eastAsia="es-PE"/>
-          <ns2:ligatures ns2:val="none"/>
+          <w14:ligatures w14:val="none"/>
         </w:rPr>
       </w:pPr>
       <w:r>
@@ -6753,12 +6690,12 @@
           <w:color w:val="000000"/>
           <w:kern w:val="0"/>
           <w:lang w:eastAsia="es-PE"/>
-          <ns2:ligatures ns2:val="none"/>
+          <w14:ligatures w14:val="none"/>
         </w:rPr>
         <w:t xml:space="preserve">RESOLUCIÓN DE LA SECRETARÍA TÉCNICA </w:t>
       </w:r>
     </w:p>
-    <w:p ns2:paraId="71820251" ns2:textId="77777777">
+    <w:p>
       <w:pPr>
         <w:spacing w:after="0" w:line="240" w:lineRule="auto"/>
         <w:jc w:val="both"/>
@@ -6768,11 +6705,11 @@
           <w:color w:val="000000"/>
           <w:kern w:val="0"/>
           <w:lang w:eastAsia="es-PE"/>
-          <ns2:ligatures ns2:val="none"/>
-        </w:rPr>
-      </w:pPr>
-    </w:p>
-    <w:p ns2:paraId="796123BE" ns2:textId="1EA520DE">
+          <w14:ligatures w14:val="none"/>
+        </w:rPr>
+      </w:pPr>
+    </w:p>
+    <w:p>
       <w:pPr>
         <w:spacing w:after="0" w:line="240" w:lineRule="auto"/>
         <w:jc w:val="both"/>
@@ -6781,7 +6718,7 @@
           <w:color w:val="000000"/>
           <w:kern w:val="0"/>
           <w:lang w:eastAsia="es-PE"/>
-          <ns2:ligatures ns2:val="none"/>
+          <w14:ligatures w14:val="none"/>
         </w:rPr>
       </w:pPr>
       <w:r>
@@ -6791,7 +6728,7 @@
           <w:color w:val="000000"/>
           <w:kern w:val="0"/>
           <w:lang w:eastAsia="es-PE"/>
-          <ns2:ligatures ns2:val="none"/>
+          <w14:ligatures w14:val="none"/>
         </w:rPr>
         <w:lastRenderedPageBreak/>
         <w:t xml:space="preserve">PRIMERO: admitir a trámite la denuncia del 2 de marzo de 2026, complementada mediante escritos del 4 de marzo de 2026, 5 de marzo de 2026, 8 de marzo de 2026, 11 de marzo de 2026, 15 de marzo de 2026 y 25 de marzo de 2026, interpuesta por el señor [DENUNCIANTE] contra Pacífico Compañía de Seguros y Reaseguros S.A., Crawford Perú S.A. Ajustadores y Peritos de Seguros y B&amp;C Ajustadores y Peritos de Seguros S.A., por lo siguiente:</w:t>
@@ -6803,7 +6740,7 @@
           <w:kern w:val="0"/>
           <w:shd w:val="clear" w:color="auto" w:fill="FFFFFF"/>
           <w:lang w:eastAsia="es-PE"/>
-          <ns2:ligatures ns2:val="none"/>
+          <w14:ligatures w14:val="none"/>
         </w:rPr>
         <w:t xml:space="preserve"/>
       </w:r>
@@ -6813,7 +6750,7 @@
           <w:color w:val="000000"/>
           <w:kern w:val="0"/>
           <w:lang w:val="es-ES" w:eastAsia="es-ES"/>
-          <ns2:ligatures ns2:val="none"/>
+          <w14:ligatures w14:val="none"/>
         </w:rPr>
         <w:t/>
       </w:r>
@@ -6823,7 +6760,7 @@
           <w:color w:val="000000"/>
           <w:kern w:val="0"/>
           <w:lang w:val="es-ES" w:eastAsia="es-ES"/>
-          <ns2:ligatures ns2:val="none"/>
+          <w14:ligatures w14:val="none"/>
         </w:rPr>
         <w:t/>
       </w:r>
@@ -6833,7 +6770,7 @@
           <w:color w:val="000000"/>
           <w:kern w:val="0"/>
           <w:lang w:val="es-ES" w:eastAsia="es-ES"/>
-          <ns2:ligatures ns2:val="none"/>
+          <w14:ligatures w14:val="none"/>
         </w:rPr>
         <w:t xml:space="preserve"/>
       </w:r>
@@ -6844,7 +6781,7 @@
           <w:kern w:val="0"/>
           <w:shd w:val="clear" w:color="auto" w:fill="FFFFFF"/>
           <w:lang w:eastAsia="es-PE"/>
-          <ns2:ligatures ns2:val="none"/>
+          <w14:ligatures w14:val="none"/>
         </w:rPr>
         <w:t xml:space="preserve"/>
       </w:r>
@@ -6854,7 +6791,7 @@
           <w:bCs/>
           <w:spacing w:val="-3"/>
           <w:kern w:val="0"/>
-          <ns2:ligatures ns2:val="none"/>
+          <w14:ligatures w14:val="none"/>
         </w:rPr>
         <w:t xml:space="preserve"/>
       </w:r>
@@ -6865,7 +6802,7 @@
           <w:kern w:val="0"/>
           <w:shd w:val="clear" w:color="auto" w:fill="FFFFFF"/>
           <w:lang w:eastAsia="es-PE"/>
-          <ns2:ligatures ns2:val="none"/>
+          <w14:ligatures w14:val="none"/>
         </w:rPr>
         <w:t xml:space="preserve"/>
       </w:r>
@@ -6876,7 +6813,7 @@
           <w:kern w:val="0"/>
           <w:shd w:val="clear" w:color="auto" w:fill="FFFFFF"/>
           <w:lang w:eastAsia="es-PE"/>
-          <ns2:ligatures ns2:val="none"/>
+          <w14:ligatures w14:val="none"/>
         </w:rPr>
         <w:t xml:space="preserve"/>
       </w:r>
@@ -6893,7 +6830,7 @@
           <w:color w:val="000000"/>
           <w:kern w:val="0"/>
           <w:lang w:eastAsia="es-ES"/>
-          <ns2:ligatures ns2:val="none"/>
+          <w14:ligatures w14:val="none"/>
         </w:rPr>
         <w:t xml:space="preserve"/>
       </w:r>
@@ -6911,7 +6848,7 @@
           <w:kern w:val="0"/>
           <w:shd w:val="clear" w:color="auto" w:fill="FFFFFF"/>
           <w:lang w:eastAsia="es-PE"/>
-          <ns2:ligatures ns2:val="none"/>
+          <w14:ligatures w14:val="none"/>
         </w:rPr>
         <w:t xml:space="preserve"/>
       </w:r>
@@ -6922,12 +6859,12 @@
           <w:kern w:val="0"/>
           <w:shd w:val="clear" w:color="auto" w:fill="FFFFFF"/>
           <w:lang w:eastAsia="es-PE"/>
-          <ns2:ligatures ns2:val="none"/>
+          <w14:ligatures w14:val="none"/>
         </w:rPr>
         <w:t/>
       </w:r>
     </w:p>
-    <w:p ns2:paraId="290B3092" ns2:textId="77777777">
+    <w:p>
       <w:pPr>
         <w:spacing w:after="0" w:line="240" w:lineRule="auto"/>
         <w:jc w:val="both"/>
@@ -6936,11 +6873,11 @@
           <w:color w:val="000000"/>
           <w:kern w:val="0"/>
           <w:lang w:eastAsia="es-PE"/>
-          <ns2:ligatures ns2:val="none"/>
-        </w:rPr>
-      </w:pPr>
-    </w:p>
-    <w:p ns2:paraId="17E4F682" ns2:textId="33F26344">
+          <w14:ligatures w14:val="none"/>
+        </w:rPr>
+      </w:pPr>
+    </w:p>
+    <w:p>
       <w:pPr>
         <w:pStyle w:val="Prrafodelista"/>
         <w:numPr>
@@ -6957,14 +6894,14 @@
         <w:rPr>
           <w:rFonts w:ascii="Arial Narrow" w:eastAsia="Arial Narrow" w:hAnsi="Arial Narrow" w:cs="Arial Narrow"/>
           <w:kern w:val="0"/>
-          <ns2:ligatures ns2:val="none"/>
-        </w:rPr>
-      </w:pPr>
-      <w:r>
-        <w:rPr>
-          <w:rFonts w:ascii="Arial Narrow" w:eastAsia="Arial Narrow" w:hAnsi="Arial Narrow" w:cs="Arial Narrow"/>
-          <w:kern w:val="0"/>
-          <ns2:ligatures ns2:val="none"/>
+          <w14:ligatures w14:val="none"/>
+        </w:rPr>
+      </w:pPr>
+      <w:r>
+        <w:rPr>
+          <w:rFonts w:ascii="Arial Narrow" w:eastAsia="Arial Narrow" w:hAnsi="Arial Narrow" w:cs="Arial Narrow"/>
+          <w:kern w:val="0"/>
+          <w14:ligatures w14:val="none"/>
         </w:rPr>
         <w:t xml:space="preserve">Presunta infracción a los artículos 18 y 19 de la Ley 29571, Código de Protección y Defensa del Consumidor, en tanto </w:t>
       </w:r>
@@ -6979,7 +6916,7 @@
         <w:rPr>
           <w:rFonts w:ascii="Arial Narrow" w:eastAsia="Arial Narrow" w:hAnsi="Arial Narrow" w:cs="Arial Narrow"/>
           <w:kern w:val="0"/>
-          <ns2:ligatures ns2:val="none"/>
+          <w14:ligatures w14:val="none"/>
         </w:rPr>
         <w:t xml:space="preserve">habría negado injustificadamente la cobertura </w:t>
       </w:r>
@@ -6987,7 +6924,7 @@
         <w:rPr>
           <w:rFonts w:ascii="Arial Narrow" w:eastAsia="Arial Narrow" w:hAnsi="Arial Narrow" w:cs="Arial Narrow"/>
           <w:kern w:val="0"/>
-          <ns2:ligatures ns2:val="none"/>
+          <w14:ligatures w14:val="none"/>
         </w:rPr>
         <w:t xml:space="preserve">solicitada por el denunciante </w:t>
       </w:r>
@@ -6997,7 +6934,7 @@
           <w:color w:val="000000"/>
           <w:kern w:val="0"/>
           <w:lang w:val="es-ES" w:eastAsia="es-ES"/>
-          <ns2:ligatures ns2:val="none"/>
+          <w14:ligatures w14:val="none"/>
         </w:rPr>
         <w:t xml:space="preserve">del siniestro ocurrido en el </w:t>
       </w:r>
@@ -7007,7 +6944,7 @@
           <w:color w:val="000000"/>
           <w:kern w:val="0"/>
           <w:lang w:eastAsia="es-ES"/>
-          <ns2:ligatures ns2:val="none"/>
+          <w14:ligatures w14:val="none"/>
         </w:rPr>
         <w:t xml:space="preserve">inmueble asegurado con </w:t>
       </w:r>
@@ -7017,7 +6954,7 @@
           <w:color w:val="000000"/>
           <w:kern w:val="0"/>
           <w:lang w:val="es-ES" w:eastAsia="es-ES"/>
-          <ns2:ligatures ns2:val="none"/>
+          <w14:ligatures w14:val="none"/>
         </w:rPr>
         <w:t xml:space="preserve">la Póliza 17027395 del Seguro </w:t>
       </w:r>
@@ -7028,7 +6965,7 @@
           <w:color w:val="000000"/>
           <w:kern w:val="0"/>
           <w:lang w:val="es-ES" w:eastAsia="es-ES"/>
-          <ns2:ligatures ns2:val="none"/>
+          <w14:ligatures w14:val="none"/>
         </w:rPr>
         <w:t>Multiriesgo</w:t>
       </w:r>
@@ -7039,7 +6976,7 @@
           <w:color w:val="000000"/>
           <w:kern w:val="0"/>
           <w:lang w:val="es-ES" w:eastAsia="es-ES"/>
-          <ns2:ligatures ns2:val="none"/>
+          <w14:ligatures w14:val="none"/>
         </w:rPr>
         <w:t xml:space="preserve"> Prestatarios</w:t>
       </w:r>
@@ -7047,7 +6984,7 @@
         <w:rPr>
           <w:rFonts w:ascii="Arial Narrow" w:eastAsia="Arial Narrow" w:hAnsi="Arial Narrow" w:cs="Arial Narrow"/>
           <w:kern w:val="0"/>
-          <ns2:ligatures ns2:val="none"/>
+          <w14:ligatures w14:val="none"/>
         </w:rPr>
         <w:t>.</w:t>
       </w:r>
@@ -7055,23 +6992,23 @@
         <w:rPr>
           <w:rFonts w:ascii="Arial Narrow" w:eastAsia="Arial Narrow" w:hAnsi="Arial Narrow" w:cs="Arial Narrow"/>
           <w:kern w:val="0"/>
-          <ns2:ligatures ns2:val="none"/>
+          <w14:ligatures w14:val="none"/>
         </w:rPr>
         <w:t xml:space="preserve"> </w:t>
       </w:r>
     </w:p>
-    <w:p ns2:paraId="516A8722" ns2:textId="77777777">
+    <w:p>
       <w:pPr>
         <w:pStyle w:val="Prrafodelista"/>
         <w:ind w:left="567"/>
         <w:rPr>
           <w:rFonts w:ascii="Arial Narrow" w:eastAsia="Arial Narrow" w:hAnsi="Arial Narrow" w:cs="Arial Narrow"/>
           <w:kern w:val="0"/>
-          <ns2:ligatures ns2:val="none"/>
-        </w:rPr>
-      </w:pPr>
-    </w:p>
-    <w:p ns2:paraId="0B9E4F35" ns2:textId="77777777">
+          <w14:ligatures w14:val="none"/>
+        </w:rPr>
+      </w:pPr>
+    </w:p>
+    <w:p>
       <w:pPr>
         <w:pStyle w:val="Prrafodelista"/>
         <w:numPr>
@@ -7088,14 +7025,14 @@
         <w:rPr>
           <w:rFonts w:ascii="Arial Narrow" w:eastAsia="Arial Narrow" w:hAnsi="Arial Narrow" w:cs="Arial Narrow"/>
           <w:kern w:val="0"/>
-          <ns2:ligatures ns2:val="none"/>
-        </w:rPr>
-      </w:pPr>
-      <w:r>
-        <w:rPr>
-          <w:rFonts w:ascii="Arial Narrow" w:eastAsia="Arial Narrow" w:hAnsi="Arial Narrow" w:cs="Arial Narrow"/>
-          <w:kern w:val="0"/>
-          <ns2:ligatures ns2:val="none"/>
+          <w14:ligatures w14:val="none"/>
+        </w:rPr>
+      </w:pPr>
+      <w:r>
+        <w:rPr>
+          <w:rFonts w:ascii="Arial Narrow" w:eastAsia="Arial Narrow" w:hAnsi="Arial Narrow" w:cs="Arial Narrow"/>
+          <w:kern w:val="0"/>
+          <w14:ligatures w14:val="none"/>
         </w:rPr>
         <w:t xml:space="preserve">Presunta infracción a los artículos 18 y 19 de la Ley 29571, Código de Protección y Defensa del Consumidor, en tanto </w:t>
       </w:r>
@@ -7110,7 +7047,7 @@
         <w:rPr>
           <w:rFonts w:ascii="Arial Narrow" w:eastAsia="Arial Narrow" w:hAnsi="Arial Narrow" w:cs="Arial Narrow"/>
           <w:kern w:val="0"/>
-          <ns2:ligatures ns2:val="none"/>
+          <w14:ligatures w14:val="none"/>
         </w:rPr>
         <w:t>no habría cumplido con emitir pronunciamiento dentro del plazo legal a la solicitud de cobertura</w:t>
       </w:r>
@@ -7118,7 +7055,7 @@
         <w:rPr>
           <w:rFonts w:ascii="Arial Narrow" w:eastAsia="Arial Narrow" w:hAnsi="Arial Narrow" w:cs="Arial Narrow"/>
           <w:kern w:val="0"/>
-          <ns2:ligatures ns2:val="none"/>
+          <w14:ligatures w14:val="none"/>
         </w:rPr>
         <w:t xml:space="preserve"> presentada</w:t>
       </w:r>
@@ -7126,7 +7063,7 @@
         <w:rPr>
           <w:rFonts w:ascii="Arial Narrow" w:eastAsia="Arial Narrow" w:hAnsi="Arial Narrow" w:cs="Arial Narrow"/>
           <w:kern w:val="0"/>
-          <ns2:ligatures ns2:val="none"/>
+          <w14:ligatures w14:val="none"/>
         </w:rPr>
         <w:t xml:space="preserve"> por el denunciante </w:t>
       </w:r>
@@ -7136,7 +7073,7 @@
           <w:color w:val="000000"/>
           <w:kern w:val="0"/>
           <w:lang w:val="es-ES" w:eastAsia="es-ES"/>
-          <ns2:ligatures ns2:val="none"/>
+          <w14:ligatures w14:val="none"/>
         </w:rPr>
         <w:t xml:space="preserve">del siniestro ocurrido en el </w:t>
       </w:r>
@@ -7146,7 +7083,7 @@
           <w:color w:val="000000"/>
           <w:kern w:val="0"/>
           <w:lang w:eastAsia="es-ES"/>
-          <ns2:ligatures ns2:val="none"/>
+          <w14:ligatures w14:val="none"/>
         </w:rPr>
         <w:t xml:space="preserve">inmueble asegurado con </w:t>
       </w:r>
@@ -7156,7 +7093,7 @@
           <w:color w:val="000000"/>
           <w:kern w:val="0"/>
           <w:lang w:val="es-ES" w:eastAsia="es-ES"/>
-          <ns2:ligatures ns2:val="none"/>
+          <w14:ligatures w14:val="none"/>
         </w:rPr>
         <w:t xml:space="preserve">la Póliza 17027395 del Seguro </w:t>
       </w:r>
@@ -7167,7 +7104,7 @@
           <w:color w:val="000000"/>
           <w:kern w:val="0"/>
           <w:lang w:val="es-ES" w:eastAsia="es-ES"/>
-          <ns2:ligatures ns2:val="none"/>
+          <w14:ligatures w14:val="none"/>
         </w:rPr>
         <w:t>Multiriesgo</w:t>
       </w:r>
@@ -7178,7 +7115,7 @@
           <w:color w:val="000000"/>
           <w:kern w:val="0"/>
           <w:lang w:val="es-ES" w:eastAsia="es-ES"/>
-          <ns2:ligatures ns2:val="none"/>
+          <w14:ligatures w14:val="none"/>
         </w:rPr>
         <w:t xml:space="preserve"> Prestatarios</w:t>
       </w:r>
@@ -7186,22 +7123,22 @@
         <w:rPr>
           <w:rFonts w:ascii="Arial Narrow" w:eastAsia="Arial Narrow" w:hAnsi="Arial Narrow" w:cs="Arial Narrow"/>
           <w:kern w:val="0"/>
-          <ns2:ligatures ns2:val="none"/>
+          <w14:ligatures w14:val="none"/>
         </w:rPr>
         <w:t>.</w:t>
       </w:r>
     </w:p>
-    <w:p ns2:paraId="53514F0A" ns2:textId="77777777">
+    <w:p>
       <w:pPr>
         <w:pStyle w:val="Prrafodelista"/>
         <w:rPr>
           <w:rFonts w:ascii="Arial Narrow" w:eastAsia="Arial Narrow" w:hAnsi="Arial Narrow" w:cs="Arial Narrow"/>
           <w:kern w:val="0"/>
-          <ns2:ligatures ns2:val="none"/>
-        </w:rPr>
-      </w:pPr>
-    </w:p>
-    <w:p ns2:paraId="69D7ABB3" ns2:textId="77777777">
+          <w14:ligatures w14:val="none"/>
+        </w:rPr>
+      </w:pPr>
+    </w:p>
+    <w:p>
       <w:pPr>
         <w:pStyle w:val="Prrafodelista"/>
         <w:numPr>
@@ -7218,14 +7155,14 @@
         <w:rPr>
           <w:rFonts w:ascii="Arial Narrow" w:eastAsia="Arial Narrow" w:hAnsi="Arial Narrow" w:cs="Arial Narrow"/>
           <w:kern w:val="0"/>
-          <ns2:ligatures ns2:val="none"/>
-        </w:rPr>
-      </w:pPr>
-      <w:r>
-        <w:rPr>
-          <w:rFonts w:ascii="Arial Narrow" w:eastAsia="Arial Narrow" w:hAnsi="Arial Narrow" w:cs="Arial Narrow"/>
-          <w:kern w:val="0"/>
-          <ns2:ligatures ns2:val="none"/>
+          <w14:ligatures w14:val="none"/>
+        </w:rPr>
+      </w:pPr>
+      <w:r>
+        <w:rPr>
+          <w:rFonts w:ascii="Arial Narrow" w:eastAsia="Arial Narrow" w:hAnsi="Arial Narrow" w:cs="Arial Narrow"/>
+          <w:kern w:val="0"/>
+          <w14:ligatures w14:val="none"/>
         </w:rPr>
         <w:t xml:space="preserve">Presunta infracción a los artículos 18 y 19 de la Ley 29571, Código de Protección y Defensa del Consumidor, en tanto </w:t>
       </w:r>
@@ -7243,7 +7180,7 @@
           <w:kern w:val="0"/>
           <w:shd w:val="clear" w:color="auto" w:fill="FFFFFF"/>
           <w:lang w:eastAsia="es-PE"/>
-          <ns2:ligatures ns2:val="none"/>
+          <w14:ligatures w14:val="none"/>
         </w:rPr>
         <w:t xml:space="preserve"> </w:t>
       </w:r>
@@ -7251,7 +7188,7 @@
         <w:rPr>
           <w:rFonts w:ascii="Arial Narrow" w:eastAsia="Arial Narrow" w:hAnsi="Arial Narrow" w:cs="Arial Narrow"/>
           <w:kern w:val="0"/>
-          <ns2:ligatures ns2:val="none"/>
+          <w14:ligatures w14:val="none"/>
         </w:rPr>
         <w:t xml:space="preserve">habría realizado un indebido ajuste </w:t>
       </w:r>
@@ -7261,7 +7198,7 @@
           <w:color w:val="000000"/>
           <w:kern w:val="0"/>
           <w:lang w:val="es-ES" w:eastAsia="es-ES"/>
-          <ns2:ligatures ns2:val="none"/>
+          <w14:ligatures w14:val="none"/>
         </w:rPr>
         <w:t xml:space="preserve">del siniestro ocurrido en el </w:t>
       </w:r>
@@ -7271,7 +7208,7 @@
           <w:color w:val="000000"/>
           <w:kern w:val="0"/>
           <w:lang w:eastAsia="es-ES"/>
-          <ns2:ligatures ns2:val="none"/>
+          <w14:ligatures w14:val="none"/>
         </w:rPr>
         <w:t xml:space="preserve">inmueble asegurado con </w:t>
       </w:r>
@@ -7281,7 +7218,7 @@
           <w:color w:val="000000"/>
           <w:kern w:val="0"/>
           <w:lang w:val="es-ES" w:eastAsia="es-ES"/>
-          <ns2:ligatures ns2:val="none"/>
+          <w14:ligatures w14:val="none"/>
         </w:rPr>
         <w:t xml:space="preserve">la Póliza 17027395 del Seguro </w:t>
       </w:r>
@@ -7292,7 +7229,7 @@
           <w:color w:val="000000"/>
           <w:kern w:val="0"/>
           <w:lang w:val="es-ES" w:eastAsia="es-ES"/>
-          <ns2:ligatures ns2:val="none"/>
+          <w14:ligatures w14:val="none"/>
         </w:rPr>
         <w:t>Multiriesgo</w:t>
       </w:r>
@@ -7303,7 +7240,7 @@
           <w:color w:val="000000"/>
           <w:kern w:val="0"/>
           <w:lang w:val="es-ES" w:eastAsia="es-ES"/>
-          <ns2:ligatures ns2:val="none"/>
+          <w14:ligatures w14:val="none"/>
         </w:rPr>
         <w:t xml:space="preserve"> Prestatarios</w:t>
       </w:r>
@@ -7311,22 +7248,22 @@
         <w:rPr>
           <w:rFonts w:ascii="Arial Narrow" w:eastAsia="Arial Narrow" w:hAnsi="Arial Narrow" w:cs="Arial Narrow"/>
           <w:kern w:val="0"/>
-          <ns2:ligatures ns2:val="none"/>
+          <w14:ligatures w14:val="none"/>
         </w:rPr>
         <w:t>, pese a que no realizó una inspección física del referido inmueble.</w:t>
       </w:r>
     </w:p>
-    <w:p ns2:paraId="11E2D443" ns2:textId="77777777">
+    <w:p>
       <w:pPr>
         <w:pStyle w:val="Prrafodelista"/>
         <w:rPr>
           <w:rFonts w:ascii="Arial Narrow" w:eastAsia="Arial Narrow" w:hAnsi="Arial Narrow" w:cs="Arial Narrow"/>
           <w:kern w:val="0"/>
-          <ns2:ligatures ns2:val="none"/>
-        </w:rPr>
-      </w:pPr>
-    </w:p>
-    <w:p ns2:paraId="2849C13B" ns2:textId="20D6C1DB">
+          <w14:ligatures w14:val="none"/>
+        </w:rPr>
+      </w:pPr>
+    </w:p>
+    <w:p>
       <w:pPr>
         <w:pStyle w:val="Prrafodelista"/>
         <w:numPr>
@@ -7343,14 +7280,14 @@
         <w:rPr>
           <w:rFonts w:ascii="Arial Narrow" w:eastAsia="Arial Narrow" w:hAnsi="Arial Narrow" w:cs="Arial Narrow"/>
           <w:kern w:val="0"/>
-          <ns2:ligatures ns2:val="none"/>
-        </w:rPr>
-      </w:pPr>
-      <w:r>
-        <w:rPr>
-          <w:rFonts w:ascii="Arial Narrow" w:eastAsia="Arial Narrow" w:hAnsi="Arial Narrow" w:cs="Arial Narrow"/>
-          <w:kern w:val="0"/>
-          <ns2:ligatures ns2:val="none"/>
+          <w14:ligatures w14:val="none"/>
+        </w:rPr>
+      </w:pPr>
+      <w:r>
+        <w:rPr>
+          <w:rFonts w:ascii="Arial Narrow" w:eastAsia="Arial Narrow" w:hAnsi="Arial Narrow" w:cs="Arial Narrow"/>
+          <w:kern w:val="0"/>
+          <w14:ligatures w14:val="none"/>
         </w:rPr>
         <w:t xml:space="preserve">Presunta infracción a los artículos 18 y 19 de la Ley 29571, Código de Protección y Defensa del Consumidor, en tanto </w:t>
       </w:r>
@@ -7368,7 +7305,7 @@
           <w:kern w:val="0"/>
           <w:shd w:val="clear" w:color="auto" w:fill="FFFFFF"/>
           <w:lang w:eastAsia="es-PE"/>
-          <ns2:ligatures ns2:val="none"/>
+          <w14:ligatures w14:val="none"/>
         </w:rPr>
         <w:t xml:space="preserve"> no </w:t>
       </w:r>
@@ -7376,7 +7313,7 @@
         <w:rPr>
           <w:rFonts w:ascii="Arial Narrow" w:eastAsia="Arial Narrow" w:hAnsi="Arial Narrow" w:cs="Arial Narrow"/>
           <w:kern w:val="0"/>
-          <ns2:ligatures ns2:val="none"/>
+          <w14:ligatures w14:val="none"/>
         </w:rPr>
         <w:t xml:space="preserve">habría cumplido con asignar un número de siniestro en el informe de ajuste en virtud de la cobertura de la </w:t>
       </w:r>
@@ -7386,7 +7323,7 @@
           <w:color w:val="000000"/>
           <w:kern w:val="0"/>
           <w:lang w:val="es-ES" w:eastAsia="es-ES"/>
-          <ns2:ligatures ns2:val="none"/>
+          <w14:ligatures w14:val="none"/>
         </w:rPr>
         <w:t xml:space="preserve">Póliza 17027395 del Seguro </w:t>
       </w:r>
@@ -7397,7 +7334,7 @@
           <w:color w:val="000000"/>
           <w:kern w:val="0"/>
           <w:lang w:val="es-ES" w:eastAsia="es-ES"/>
-          <ns2:ligatures ns2:val="none"/>
+          <w14:ligatures w14:val="none"/>
         </w:rPr>
         <w:t>Multiriesgo</w:t>
       </w:r>
@@ -7408,7 +7345,7 @@
           <w:color w:val="000000"/>
           <w:kern w:val="0"/>
           <w:lang w:val="es-ES" w:eastAsia="es-ES"/>
-          <ns2:ligatures ns2:val="none"/>
+          <w14:ligatures w14:val="none"/>
         </w:rPr>
         <w:t xml:space="preserve"> Prestatarios</w:t>
       </w:r>
@@ -7416,23 +7353,23 @@
         <w:rPr>
           <w:rFonts w:ascii="Arial Narrow" w:eastAsia="Arial Narrow" w:hAnsi="Arial Narrow" w:cs="Arial Narrow"/>
           <w:kern w:val="0"/>
-          <ns2:ligatures ns2:val="none"/>
+          <w14:ligatures w14:val="none"/>
         </w:rPr>
         <w:t>, impidiendo la formalización de un expediente para constituirse como un ajuste válido.</w:t>
       </w:r>
     </w:p>
-    <w:p ns2:paraId="7E34EB8E" ns2:textId="77777777">
+    <w:p>
       <w:pPr>
         <w:pStyle w:val="Prrafodelista"/>
         <w:ind w:left="567"/>
         <w:rPr>
           <w:rFonts w:ascii="Arial Narrow" w:eastAsia="Arial Narrow" w:hAnsi="Arial Narrow" w:cs="Arial Narrow"/>
           <w:kern w:val="0"/>
-          <ns2:ligatures ns2:val="none"/>
-        </w:rPr>
-      </w:pPr>
-    </w:p>
-    <w:p ns2:paraId="16DE12F6" ns2:textId="7FBF5133">
+          <w14:ligatures w14:val="none"/>
+        </w:rPr>
+      </w:pPr>
+    </w:p>
+    <w:p>
       <w:pPr>
         <w:pStyle w:val="Prrafodelista"/>
         <w:numPr>
@@ -7449,14 +7386,14 @@
         <w:rPr>
           <w:rFonts w:ascii="Arial Narrow" w:eastAsia="Arial Narrow" w:hAnsi="Arial Narrow" w:cs="Arial Narrow"/>
           <w:kern w:val="0"/>
-          <ns2:ligatures ns2:val="none"/>
-        </w:rPr>
-      </w:pPr>
-      <w:r>
-        <w:rPr>
-          <w:rFonts w:ascii="Arial Narrow" w:eastAsia="Arial Narrow" w:hAnsi="Arial Narrow" w:cs="Arial Narrow"/>
-          <w:kern w:val="0"/>
-          <ns2:ligatures ns2:val="none"/>
+          <w14:ligatures w14:val="none"/>
+        </w:rPr>
+      </w:pPr>
+      <w:r>
+        <w:rPr>
+          <w:rFonts w:ascii="Arial Narrow" w:eastAsia="Arial Narrow" w:hAnsi="Arial Narrow" w:cs="Arial Narrow"/>
+          <w:kern w:val="0"/>
+          <w14:ligatures w14:val="none"/>
         </w:rPr>
         <w:t xml:space="preserve">Presunta infracción a los artículos 18 y 19 de la Ley 29571, Código de Protección y Defensa del Consumidor, en tanto </w:t>
       </w:r>
@@ -7471,7 +7408,7 @@
         <w:rPr>
           <w:rFonts w:ascii="Arial Narrow" w:eastAsia="Arial Narrow" w:hAnsi="Arial Narrow" w:cs="Arial Narrow"/>
           <w:kern w:val="0"/>
-          <ns2:ligatures ns2:val="none"/>
+          <w14:ligatures w14:val="none"/>
         </w:rPr>
         <w:t xml:space="preserve">habría dilatado </w:t>
       </w:r>
@@ -7479,7 +7416,7 @@
         <w:rPr>
           <w:rFonts w:ascii="Arial Narrow" w:eastAsia="Arial Narrow" w:hAnsi="Arial Narrow" w:cs="Arial Narrow"/>
           <w:kern w:val="0"/>
-          <ns2:ligatures ns2:val="none"/>
+          <w14:ligatures w14:val="none"/>
         </w:rPr>
         <w:t>indebidamente</w:t>
       </w:r>
@@ -7487,7 +7424,7 @@
         <w:rPr>
           <w:rFonts w:ascii="Arial Narrow" w:eastAsia="Arial Narrow" w:hAnsi="Arial Narrow" w:cs="Arial Narrow"/>
           <w:kern w:val="0"/>
-          <ns2:ligatures ns2:val="none"/>
+          <w14:ligatures w14:val="none"/>
         </w:rPr>
         <w:t xml:space="preserve"> la evaluación del </w:t>
       </w:r>
@@ -7497,7 +7434,7 @@
           <w:color w:val="000000"/>
           <w:kern w:val="0"/>
           <w:lang w:val="es-ES" w:eastAsia="es-ES"/>
-          <ns2:ligatures ns2:val="none"/>
+          <w14:ligatures w14:val="none"/>
         </w:rPr>
         <w:t>siniestro</w:t>
       </w:r>
@@ -7507,7 +7444,7 @@
           <w:color w:val="000000"/>
           <w:kern w:val="0"/>
           <w:lang w:val="es-ES" w:eastAsia="es-ES"/>
-          <ns2:ligatures ns2:val="none"/>
+          <w14:ligatures w14:val="none"/>
         </w:rPr>
         <w:t xml:space="preserve"> ocurrido en el </w:t>
       </w:r>
@@ -7517,7 +7454,7 @@
           <w:color w:val="000000"/>
           <w:kern w:val="0"/>
           <w:lang w:eastAsia="es-ES"/>
-          <ns2:ligatures ns2:val="none"/>
+          <w14:ligatures w14:val="none"/>
         </w:rPr>
         <w:t xml:space="preserve">inmueble asegurado con </w:t>
       </w:r>
@@ -7527,7 +7464,7 @@
           <w:color w:val="000000"/>
           <w:kern w:val="0"/>
           <w:lang w:val="es-ES" w:eastAsia="es-ES"/>
-          <ns2:ligatures ns2:val="none"/>
+          <w14:ligatures w14:val="none"/>
         </w:rPr>
         <w:t xml:space="preserve">la Póliza 17027395 del Seguro </w:t>
       </w:r>
@@ -7538,7 +7475,7 @@
           <w:color w:val="000000"/>
           <w:kern w:val="0"/>
           <w:lang w:val="es-ES" w:eastAsia="es-ES"/>
-          <ns2:ligatures ns2:val="none"/>
+          <w14:ligatures w14:val="none"/>
         </w:rPr>
         <w:t>Multiriesgo</w:t>
       </w:r>
@@ -7549,7 +7486,7 @@
           <w:color w:val="000000"/>
           <w:kern w:val="0"/>
           <w:lang w:val="es-ES" w:eastAsia="es-ES"/>
-          <ns2:ligatures ns2:val="none"/>
+          <w14:ligatures w14:val="none"/>
         </w:rPr>
         <w:t xml:space="preserve"> Prestatarios</w:t>
       </w:r>
@@ -7557,7 +7494,7 @@
         <w:rPr>
           <w:rFonts w:ascii="Arial Narrow" w:eastAsia="Arial Narrow" w:hAnsi="Arial Narrow" w:cs="Arial Narrow"/>
           <w:kern w:val="0"/>
-          <ns2:ligatures ns2:val="none"/>
+          <w14:ligatures w14:val="none"/>
         </w:rPr>
         <w:t xml:space="preserve">, </w:t>
       </w:r>
@@ -7565,12 +7502,12 @@
         <w:rPr>
           <w:rFonts w:ascii="Arial Narrow" w:eastAsia="Arial Narrow" w:hAnsi="Arial Narrow" w:cs="Arial Narrow"/>
           <w:kern w:val="0"/>
-          <ns2:ligatures ns2:val="none"/>
+          <w14:ligatures w14:val="none"/>
         </w:rPr>
         <w:t>mediante la comunicación PPS-01111/2026 del 18 de febrero de 2026.</w:t>
       </w:r>
     </w:p>
-    <w:p ns2:paraId="7B7196C8" ns2:textId="77777777">
+    <w:p>
       <w:pPr>
         <w:pStyle w:val="Prrafodelista"/>
         <w:tabs>
@@ -7582,11 +7519,11 @@
         <w:rPr>
           <w:rFonts w:ascii="Arial Narrow" w:eastAsia="Arial Narrow" w:hAnsi="Arial Narrow" w:cs="Arial Narrow"/>
           <w:kern w:val="0"/>
-          <ns2:ligatures ns2:val="none"/>
-        </w:rPr>
-      </w:pPr>
-    </w:p>
-    <w:p ns2:paraId="0F097959" ns2:textId="1ED4AFAC">
+          <w14:ligatures w14:val="none"/>
+        </w:rPr>
+      </w:pPr>
+    </w:p>
+    <w:p>
       <w:pPr>
         <w:pStyle w:val="Prrafodelista"/>
         <w:numPr>
@@ -7603,14 +7540,14 @@
         <w:rPr>
           <w:rFonts w:ascii="Arial Narrow" w:eastAsia="Arial Narrow" w:hAnsi="Arial Narrow" w:cs="Arial Narrow"/>
           <w:kern w:val="0"/>
-          <ns2:ligatures ns2:val="none"/>
-        </w:rPr>
-      </w:pPr>
-      <w:r>
-        <w:rPr>
-          <w:rFonts w:ascii="Arial Narrow" w:eastAsia="Arial Narrow" w:hAnsi="Arial Narrow" w:cs="Arial Narrow"/>
-          <w:kern w:val="0"/>
-          <ns2:ligatures ns2:val="none"/>
+          <w14:ligatures w14:val="none"/>
+        </w:rPr>
+      </w:pPr>
+      <w:r>
+        <w:rPr>
+          <w:rFonts w:ascii="Arial Narrow" w:eastAsia="Arial Narrow" w:hAnsi="Arial Narrow" w:cs="Arial Narrow"/>
+          <w:kern w:val="0"/>
+          <w14:ligatures w14:val="none"/>
         </w:rPr>
         <w:t xml:space="preserve">Presunta infracción a los artículos 18 y 19 de la Ley 29571, Código de Protección y Defensa del Consumidor, en tanto </w:t>
       </w:r>
@@ -7625,7 +7562,7 @@
         <w:rPr>
           <w:rFonts w:ascii="Arial Narrow" w:eastAsia="Arial Narrow" w:hAnsi="Arial Narrow" w:cs="Arial Narrow"/>
           <w:kern w:val="0"/>
-          <ns2:ligatures ns2:val="none"/>
+          <w14:ligatures w14:val="none"/>
         </w:rPr>
         <w:t xml:space="preserve">habría </w:t>
       </w:r>
@@ -7633,7 +7570,7 @@
         <w:rPr>
           <w:rFonts w:ascii="Arial Narrow" w:eastAsia="Arial Narrow" w:hAnsi="Arial Narrow" w:cs="Arial Narrow"/>
           <w:kern w:val="0"/>
-          <ns2:ligatures ns2:val="none"/>
+          <w14:ligatures w14:val="none"/>
         </w:rPr>
         <w:t>consignado mediante correo electrónico d</w:t>
       </w:r>
@@ -7641,7 +7578,7 @@
         <w:rPr>
           <w:rFonts w:ascii="Arial Narrow" w:eastAsia="Arial Narrow" w:hAnsi="Arial Narrow" w:cs="Arial Narrow"/>
           <w:kern w:val="0"/>
-          <ns2:ligatures ns2:val="none"/>
+          <w14:ligatures w14:val="none"/>
         </w:rPr>
         <w:t xml:space="preserve">el 5 de marzo de 2026 una </w:t>
       </w:r>
@@ -7649,7 +7586,7 @@
         <w:rPr>
           <w:rFonts w:ascii="Arial Narrow" w:eastAsia="Arial Narrow" w:hAnsi="Arial Narrow" w:cs="Arial Narrow"/>
           <w:kern w:val="0"/>
-          <ns2:ligatures ns2:val="none"/>
+          <w14:ligatures w14:val="none"/>
         </w:rPr>
         <w:t xml:space="preserve">reserva neta </w:t>
       </w:r>
@@ -7657,7 +7594,7 @@
         <w:rPr>
           <w:rFonts w:ascii="Arial Narrow" w:eastAsia="Arial Narrow" w:hAnsi="Arial Narrow" w:cs="Arial Narrow"/>
           <w:kern w:val="0"/>
-          <ns2:ligatures ns2:val="none"/>
+          <w14:ligatures w14:val="none"/>
         </w:rPr>
         <w:t>de US$ 0,00</w:t>
       </w:r>
@@ -7665,7 +7602,7 @@
         <w:rPr>
           <w:rFonts w:ascii="Arial Narrow" w:eastAsia="Arial Narrow" w:hAnsi="Arial Narrow" w:cs="Arial Narrow"/>
           <w:kern w:val="0"/>
-          <ns2:ligatures ns2:val="none"/>
+          <w14:ligatures w14:val="none"/>
         </w:rPr>
         <w:t xml:space="preserve"> respecto de la cobertura </w:t>
       </w:r>
@@ -7675,7 +7612,7 @@
           <w:color w:val="000000"/>
           <w:kern w:val="0"/>
           <w:lang w:val="es-ES" w:eastAsia="es-ES"/>
-          <ns2:ligatures ns2:val="none"/>
+          <w14:ligatures w14:val="none"/>
         </w:rPr>
         <w:t xml:space="preserve">del siniestro ocurrido en el </w:t>
       </w:r>
@@ -7685,7 +7622,7 @@
           <w:color w:val="000000"/>
           <w:kern w:val="0"/>
           <w:lang w:eastAsia="es-ES"/>
-          <ns2:ligatures ns2:val="none"/>
+          <w14:ligatures w14:val="none"/>
         </w:rPr>
         <w:t xml:space="preserve">inmueble asegurado con </w:t>
       </w:r>
@@ -7695,7 +7632,7 @@
           <w:color w:val="000000"/>
           <w:kern w:val="0"/>
           <w:lang w:val="es-ES" w:eastAsia="es-ES"/>
-          <ns2:ligatures ns2:val="none"/>
+          <w14:ligatures w14:val="none"/>
         </w:rPr>
         <w:t xml:space="preserve">la Póliza 17027395 del Seguro </w:t>
       </w:r>
@@ -7706,7 +7643,7 @@
           <w:color w:val="000000"/>
           <w:kern w:val="0"/>
           <w:lang w:val="es-ES" w:eastAsia="es-ES"/>
-          <ns2:ligatures ns2:val="none"/>
+          <w14:ligatures w14:val="none"/>
         </w:rPr>
         <w:t>Multiriesgo</w:t>
       </w:r>
@@ -7717,7 +7654,7 @@
           <w:color w:val="000000"/>
           <w:kern w:val="0"/>
           <w:lang w:val="es-ES" w:eastAsia="es-ES"/>
-          <ns2:ligatures ns2:val="none"/>
+          <w14:ligatures w14:val="none"/>
         </w:rPr>
         <w:t xml:space="preserve"> Prestatarios</w:t>
       </w:r>
@@ -7725,7 +7662,7 @@
         <w:rPr>
           <w:rFonts w:ascii="Arial Narrow" w:eastAsia="Arial Narrow" w:hAnsi="Arial Narrow" w:cs="Arial Narrow"/>
           <w:kern w:val="0"/>
-          <ns2:ligatures ns2:val="none"/>
+          <w14:ligatures w14:val="none"/>
         </w:rPr>
         <w:t>, pese a que el 26 de febrero de 2026</w:t>
       </w:r>
@@ -7733,7 +7670,7 @@
         <w:rPr>
           <w:rFonts w:ascii="Arial Narrow" w:eastAsia="Arial Narrow" w:hAnsi="Arial Narrow" w:cs="Arial Narrow"/>
           <w:kern w:val="0"/>
-          <ns2:ligatures ns2:val="none"/>
+          <w14:ligatures w14:val="none"/>
         </w:rPr>
         <w:t xml:space="preserve"> </w:t>
       </w:r>
@@ -7741,7 +7678,7 @@
         <w:rPr>
           <w:rFonts w:ascii="Arial Narrow" w:eastAsia="Arial Narrow" w:hAnsi="Arial Narrow" w:cs="Arial Narrow"/>
           <w:kern w:val="0"/>
-          <ns2:ligatures ns2:val="none"/>
+          <w14:ligatures w14:val="none"/>
         </w:rPr>
         <w:t xml:space="preserve">había consignado mediante correo electrónico una </w:t>
       </w:r>
@@ -7749,7 +7686,7 @@
         <w:rPr>
           <w:rFonts w:ascii="Arial Narrow" w:eastAsia="Arial Narrow" w:hAnsi="Arial Narrow" w:cs="Arial Narrow"/>
           <w:kern w:val="0"/>
-          <ns2:ligatures ns2:val="none"/>
+          <w14:ligatures w14:val="none"/>
         </w:rPr>
         <w:t xml:space="preserve">reserva neta de </w:t>
       </w:r>
@@ -7757,7 +7694,7 @@
         <w:rPr>
           <w:rFonts w:ascii="Arial Narrow" w:eastAsia="Arial Narrow" w:hAnsi="Arial Narrow" w:cs="Arial Narrow"/>
           <w:kern w:val="0"/>
-          <ns2:ligatures ns2:val="none"/>
+          <w14:ligatures w14:val="none"/>
         </w:rPr>
         <w:t>US$ 59 365,00</w:t>
       </w:r>
@@ -7765,7 +7702,7 @@
         <w:rPr>
           <w:rFonts w:ascii="Arial Narrow" w:eastAsia="Arial Narrow" w:hAnsi="Arial Narrow" w:cs="Arial Narrow"/>
           <w:kern w:val="0"/>
-          <ns2:ligatures ns2:val="none"/>
+          <w14:ligatures w14:val="none"/>
         </w:rPr>
         <w:t xml:space="preserve">, </w:t>
       </w:r>
@@ -7775,7 +7712,7 @@
           <w:color w:val="000000"/>
           <w:kern w:val="0"/>
           <w:lang w:eastAsia="es-ES"/>
-          <ns2:ligatures ns2:val="none"/>
+          <w14:ligatures w14:val="none"/>
         </w:rPr>
         <w:t>el cual correspondía al valor de los daños estructurales respecto del referido siniestro</w:t>
       </w:r>
@@ -7783,22 +7720,22 @@
         <w:rPr>
           <w:rFonts w:ascii="Arial Narrow" w:eastAsia="Arial Narrow" w:hAnsi="Arial Narrow" w:cs="Arial Narrow"/>
           <w:kern w:val="0"/>
-          <ns2:ligatures ns2:val="none"/>
+          <w14:ligatures w14:val="none"/>
         </w:rPr>
         <w:t>.</w:t>
       </w:r>
     </w:p>
-    <w:p ns2:paraId="798105A0" ns2:textId="77777777">
+    <w:p>
       <w:pPr>
         <w:pStyle w:val="Prrafodelista"/>
         <w:rPr>
           <w:rFonts w:ascii="Arial Narrow" w:eastAsia="Arial Narrow" w:hAnsi="Arial Narrow" w:cs="Arial Narrow"/>
           <w:kern w:val="0"/>
-          <ns2:ligatures ns2:val="none"/>
-        </w:rPr>
-      </w:pPr>
-    </w:p>
-    <w:p ns2:paraId="0C7222EE" ns2:textId="0CBBF39E">
+          <w14:ligatures w14:val="none"/>
+        </w:rPr>
+      </w:pPr>
+    </w:p>
+    <w:p>
       <w:pPr>
         <w:pStyle w:val="Prrafodelista"/>
         <w:numPr>
@@ -7815,14 +7752,14 @@
         <w:rPr>
           <w:rFonts w:ascii="Arial Narrow" w:eastAsia="Arial Narrow" w:hAnsi="Arial Narrow" w:cs="Arial Narrow"/>
           <w:kern w:val="0"/>
-          <ns2:ligatures ns2:val="none"/>
-        </w:rPr>
-      </w:pPr>
-      <w:r>
-        <w:rPr>
-          <w:rFonts w:ascii="Arial Narrow" w:eastAsia="Arial Narrow" w:hAnsi="Arial Narrow" w:cs="Arial Narrow"/>
-          <w:kern w:val="0"/>
-          <ns2:ligatures ns2:val="none"/>
+          <w14:ligatures w14:val="none"/>
+        </w:rPr>
+      </w:pPr>
+      <w:r>
+        <w:rPr>
+          <w:rFonts w:ascii="Arial Narrow" w:eastAsia="Arial Narrow" w:hAnsi="Arial Narrow" w:cs="Arial Narrow"/>
+          <w:kern w:val="0"/>
+          <w14:ligatures w14:val="none"/>
         </w:rPr>
         <w:t xml:space="preserve">Presunta infracción a los artículos 18 y 19 de la Ley 29571, Código de Protección y Defensa del Consumidor, en tanto </w:t>
       </w:r>
@@ -7837,7 +7774,7 @@
         <w:rPr>
           <w:rFonts w:ascii="Arial Narrow" w:eastAsia="Arial Narrow" w:hAnsi="Arial Narrow" w:cs="Arial Narrow"/>
           <w:kern w:val="0"/>
-          <ns2:ligatures ns2:val="none"/>
+          <w14:ligatures w14:val="none"/>
         </w:rPr>
         <w:t xml:space="preserve">habría consignado </w:t>
       </w:r>
@@ -7845,7 +7782,7 @@
         <w:rPr>
           <w:rFonts w:ascii="Arial Narrow" w:eastAsia="Arial Narrow" w:hAnsi="Arial Narrow" w:cs="Arial Narrow"/>
           <w:kern w:val="0"/>
-          <ns2:ligatures ns2:val="none"/>
+          <w14:ligatures w14:val="none"/>
         </w:rPr>
         <w:t xml:space="preserve">de manera incorrecta </w:t>
       </w:r>
@@ -7853,7 +7790,7 @@
         <w:rPr>
           <w:rFonts w:ascii="Arial Narrow" w:eastAsia="Arial Narrow" w:hAnsi="Arial Narrow" w:cs="Arial Narrow"/>
           <w:kern w:val="0"/>
-          <ns2:ligatures ns2:val="none"/>
+          <w14:ligatures w14:val="none"/>
         </w:rPr>
         <w:t xml:space="preserve">en la página 16 del </w:t>
       </w:r>
@@ -7863,7 +7800,7 @@
           <w:color w:val="000000"/>
           <w:kern w:val="0"/>
           <w:lang w:eastAsia="es-ES"/>
-          <ns2:ligatures ns2:val="none"/>
+          <w14:ligatures w14:val="none"/>
         </w:rPr>
         <w:t xml:space="preserve">Informe Final 02 </w:t>
       </w:r>
@@ -7871,7 +7808,7 @@
         <w:rPr>
           <w:rFonts w:ascii="Arial Narrow" w:eastAsia="Arial Narrow" w:hAnsi="Arial Narrow" w:cs="Arial Narrow"/>
           <w:kern w:val="0"/>
-          <ns2:ligatures ns2:val="none"/>
+          <w14:ligatures w14:val="none"/>
         </w:rPr>
         <w:t xml:space="preserve">que </w:t>
       </w:r>
@@ -7879,7 +7816,7 @@
         <w:rPr>
           <w:rFonts w:ascii="Arial Narrow" w:eastAsia="Arial Narrow" w:hAnsi="Arial Narrow" w:cs="Arial Narrow"/>
           <w:kern w:val="0"/>
-          <ns2:ligatures ns2:val="none"/>
+          <w14:ligatures w14:val="none"/>
         </w:rPr>
         <w:t xml:space="preserve">el denunciante no habría </w:t>
       </w:r>
@@ -7887,7 +7824,7 @@
         <w:rPr>
           <w:rFonts w:ascii="Arial Narrow" w:eastAsia="Arial Narrow" w:hAnsi="Arial Narrow" w:cs="Arial Narrow"/>
           <w:kern w:val="0"/>
-          <ns2:ligatures ns2:val="none"/>
+          <w14:ligatures w14:val="none"/>
         </w:rPr>
         <w:t>completado la documentación</w:t>
       </w:r>
@@ -7895,7 +7832,7 @@
         <w:rPr>
           <w:rFonts w:ascii="Arial Narrow" w:eastAsia="Arial Narrow" w:hAnsi="Arial Narrow" w:cs="Arial Narrow"/>
           <w:kern w:val="0"/>
-          <ns2:ligatures ns2:val="none"/>
+          <w14:ligatures w14:val="none"/>
         </w:rPr>
         <w:t xml:space="preserve"> respecto del trámite de la solicitud de</w:t>
       </w:r>
@@ -7903,7 +7840,7 @@
         <w:rPr>
           <w:rFonts w:ascii="Arial Narrow" w:eastAsia="Arial Narrow" w:hAnsi="Arial Narrow" w:cs="Arial Narrow"/>
           <w:kern w:val="0"/>
-          <ns2:ligatures ns2:val="none"/>
+          <w14:ligatures w14:val="none"/>
         </w:rPr>
         <w:t xml:space="preserve"> cobertura </w:t>
       </w:r>
@@ -7913,7 +7850,7 @@
           <w:color w:val="000000"/>
           <w:kern w:val="0"/>
           <w:lang w:val="es-ES" w:eastAsia="es-ES"/>
-          <ns2:ligatures ns2:val="none"/>
+          <w14:ligatures w14:val="none"/>
         </w:rPr>
         <w:t xml:space="preserve">del siniestro ocurrido en el </w:t>
       </w:r>
@@ -7923,7 +7860,7 @@
           <w:color w:val="000000"/>
           <w:kern w:val="0"/>
           <w:lang w:eastAsia="es-ES"/>
-          <ns2:ligatures ns2:val="none"/>
+          <w14:ligatures w14:val="none"/>
         </w:rPr>
         <w:t xml:space="preserve">inmueble asegurado con </w:t>
       </w:r>
@@ -7933,7 +7870,7 @@
           <w:color w:val="000000"/>
           <w:kern w:val="0"/>
           <w:lang w:val="es-ES" w:eastAsia="es-ES"/>
-          <ns2:ligatures ns2:val="none"/>
+          <w14:ligatures w14:val="none"/>
         </w:rPr>
         <w:t xml:space="preserve">la Póliza 17027395 del Seguro </w:t>
       </w:r>
@@ -7944,7 +7881,7 @@
           <w:color w:val="000000"/>
           <w:kern w:val="0"/>
           <w:lang w:val="es-ES" w:eastAsia="es-ES"/>
-          <ns2:ligatures ns2:val="none"/>
+          <w14:ligatures w14:val="none"/>
         </w:rPr>
         <w:t>Multiriesgo</w:t>
       </w:r>
@@ -7955,7 +7892,7 @@
           <w:color w:val="000000"/>
           <w:kern w:val="0"/>
           <w:lang w:val="es-ES" w:eastAsia="es-ES"/>
-          <ns2:ligatures ns2:val="none"/>
+          <w14:ligatures w14:val="none"/>
         </w:rPr>
         <w:t xml:space="preserve"> Prestatarios</w:t>
       </w:r>
@@ -7963,7 +7900,7 @@
         <w:rPr>
           <w:rFonts w:ascii="Arial Narrow" w:eastAsia="Arial Narrow" w:hAnsi="Arial Narrow" w:cs="Arial Narrow"/>
           <w:kern w:val="0"/>
-          <ns2:ligatures ns2:val="none"/>
+          <w14:ligatures w14:val="none"/>
         </w:rPr>
         <w:t xml:space="preserve">, pese a </w:t>
       </w:r>
@@ -7971,7 +7908,7 @@
         <w:rPr>
           <w:rFonts w:ascii="Arial Narrow" w:eastAsia="Arial Narrow" w:hAnsi="Arial Narrow" w:cs="Arial Narrow"/>
           <w:kern w:val="0"/>
-          <ns2:ligatures ns2:val="none"/>
+          <w14:ligatures w14:val="none"/>
         </w:rPr>
         <w:lastRenderedPageBreak/>
         <w:t>que</w:t>
@@ -7980,7 +7917,7 @@
         <w:rPr>
           <w:rFonts w:ascii="Arial Narrow" w:eastAsia="Arial Narrow" w:hAnsi="Arial Narrow" w:cs="Arial Narrow"/>
           <w:kern w:val="0"/>
-          <ns2:ligatures ns2:val="none"/>
+          <w14:ligatures w14:val="none"/>
         </w:rPr>
         <w:t xml:space="preserve"> en la página 17 del referido informe consignaba que</w:t>
       </w:r>
@@ -7988,22 +7925,22 @@
         <w:rPr>
           <w:rFonts w:ascii="Arial Narrow" w:eastAsia="Arial Narrow" w:hAnsi="Arial Narrow" w:cs="Arial Narrow"/>
           <w:kern w:val="0"/>
-          <ns2:ligatures ns2:val="none"/>
+          <w14:ligatures w14:val="none"/>
         </w:rPr>
         <w:t xml:space="preserve"> esta había sido completada el 3 de marzo de 2026.</w:t>
       </w:r>
     </w:p>
-    <w:p ns2:paraId="11B2BEAF" ns2:textId="77777777">
+    <w:p>
       <w:pPr>
         <w:pStyle w:val="Prrafodelista"/>
         <w:rPr>
           <w:rFonts w:ascii="Arial Narrow" w:eastAsia="Arial Narrow" w:hAnsi="Arial Narrow" w:cs="Arial Narrow"/>
           <w:kern w:val="0"/>
-          <ns2:ligatures ns2:val="none"/>
-        </w:rPr>
-      </w:pPr>
-    </w:p>
-    <w:p ns2:paraId="5DB64806" ns2:textId="5A91B327">
+          <w14:ligatures w14:val="none"/>
+        </w:rPr>
+      </w:pPr>
+    </w:p>
+    <w:p>
       <w:pPr>
         <w:pStyle w:val="Prrafodelista"/>
         <w:numPr>
@@ -8020,14 +7957,14 @@
         <w:rPr>
           <w:rFonts w:ascii="Arial Narrow" w:eastAsia="Arial Narrow" w:hAnsi="Arial Narrow" w:cs="Arial Narrow"/>
           <w:kern w:val="0"/>
-          <ns2:ligatures ns2:val="none"/>
-        </w:rPr>
-      </w:pPr>
-      <w:r>
-        <w:rPr>
-          <w:rFonts w:ascii="Arial Narrow" w:eastAsia="Arial Narrow" w:hAnsi="Arial Narrow" w:cs="Arial Narrow"/>
-          <w:kern w:val="0"/>
-          <ns2:ligatures ns2:val="none"/>
+          <w14:ligatures w14:val="none"/>
+        </w:rPr>
+      </w:pPr>
+      <w:r>
+        <w:rPr>
+          <w:rFonts w:ascii="Arial Narrow" w:eastAsia="Arial Narrow" w:hAnsi="Arial Narrow" w:cs="Arial Narrow"/>
+          <w:kern w:val="0"/>
+          <w14:ligatures w14:val="none"/>
         </w:rPr>
         <w:t xml:space="preserve">Presunta infracción a los artículos 18 y 19 de la Ley 29571, Código de Protección y Defensa del Consumidor, en tanto </w:t>
       </w:r>
@@ -8042,7 +7979,7 @@
         <w:rPr>
           <w:rFonts w:ascii="Arial Narrow" w:eastAsia="Arial Narrow" w:hAnsi="Arial Narrow" w:cs="Arial Narrow"/>
           <w:kern w:val="0"/>
-          <ns2:ligatures ns2:val="none"/>
+          <w14:ligatures w14:val="none"/>
         </w:rPr>
         <w:t xml:space="preserve">habría consignado el 5 de marzo de 2026 una antigüedad de 23 años para el inmueble </w:t>
       </w:r>
@@ -8052,7 +7989,7 @@
           <w:color w:val="000000"/>
           <w:kern w:val="0"/>
           <w:lang w:eastAsia="es-ES"/>
-          <ns2:ligatures ns2:val="none"/>
+          <w14:ligatures w14:val="none"/>
         </w:rPr>
         <w:t xml:space="preserve">asegurado con </w:t>
       </w:r>
@@ -8062,7 +7999,7 @@
           <w:color w:val="000000"/>
           <w:kern w:val="0"/>
           <w:lang w:val="es-ES" w:eastAsia="es-ES"/>
-          <ns2:ligatures ns2:val="none"/>
+          <w14:ligatures w14:val="none"/>
         </w:rPr>
         <w:t xml:space="preserve">la Póliza 17027395 del Seguro </w:t>
       </w:r>
@@ -8073,7 +8010,7 @@
           <w:color w:val="000000"/>
           <w:kern w:val="0"/>
           <w:lang w:val="es-ES" w:eastAsia="es-ES"/>
-          <ns2:ligatures ns2:val="none"/>
+          <w14:ligatures w14:val="none"/>
         </w:rPr>
         <w:t>Multiriesgo</w:t>
       </w:r>
@@ -8084,7 +8021,7 @@
           <w:color w:val="000000"/>
           <w:kern w:val="0"/>
           <w:lang w:val="es-ES" w:eastAsia="es-ES"/>
-          <ns2:ligatures ns2:val="none"/>
+          <w14:ligatures w14:val="none"/>
         </w:rPr>
         <w:t xml:space="preserve"> Prestatarios</w:t>
       </w:r>
@@ -8092,7 +8029,7 @@
         <w:rPr>
           <w:rFonts w:ascii="Arial Narrow" w:eastAsia="Arial Narrow" w:hAnsi="Arial Narrow" w:cs="Arial Narrow"/>
           <w:kern w:val="0"/>
-          <ns2:ligatures ns2:val="none"/>
+          <w14:ligatures w14:val="none"/>
         </w:rPr>
         <w:t xml:space="preserve">, </w:t>
       </w:r>
@@ -8100,7 +8037,7 @@
         <w:rPr>
           <w:rFonts w:ascii="Arial Narrow" w:eastAsia="Arial Narrow" w:hAnsi="Arial Narrow" w:cs="Arial Narrow"/>
           <w:kern w:val="0"/>
-          <ns2:ligatures ns2:val="none"/>
+          <w14:ligatures w14:val="none"/>
         </w:rPr>
         <w:t xml:space="preserve">pese a que en </w:t>
       </w:r>
@@ -8110,7 +8047,7 @@
           <w:color w:val="000000"/>
           <w:kern w:val="0"/>
           <w:lang w:val="es-ES" w:eastAsia="es-ES"/>
-          <ns2:ligatures ns2:val="none"/>
+          <w14:ligatures w14:val="none"/>
         </w:rPr>
         <w:t xml:space="preserve">la referida póliza </w:t>
       </w:r>
@@ -8118,7 +8055,7 @@
         <w:rPr>
           <w:rFonts w:ascii="Arial Narrow" w:eastAsia="Arial Narrow" w:hAnsi="Arial Narrow" w:cs="Arial Narrow"/>
           <w:kern w:val="0"/>
-          <ns2:ligatures ns2:val="none"/>
+          <w14:ligatures w14:val="none"/>
         </w:rPr>
         <w:t>se consignaba</w:t>
       </w:r>
@@ -8126,12 +8063,12 @@
         <w:rPr>
           <w:rFonts w:ascii="Arial Narrow" w:eastAsia="Arial Narrow" w:hAnsi="Arial Narrow" w:cs="Arial Narrow"/>
           <w:kern w:val="0"/>
-          <ns2:ligatures ns2:val="none"/>
+          <w14:ligatures w14:val="none"/>
         </w:rPr>
         <w:t xml:space="preserve"> que el inmueble fue construido en 2022.</w:t>
       </w:r>
     </w:p>
-    <w:p ns2:paraId="1517FF8D" ns2:textId="77777777">
+    <w:p>
       <w:pPr>
         <w:tabs>
           <w:tab w:val="num" w:pos="567"/>
@@ -8141,11 +8078,11 @@
         <w:rPr>
           <w:rFonts w:ascii="Arial Narrow" w:eastAsia="Arial Narrow" w:hAnsi="Arial Narrow" w:cs="Arial Narrow"/>
           <w:kern w:val="0"/>
-          <ns2:ligatures ns2:val="none"/>
-        </w:rPr>
-      </w:pPr>
-    </w:p>
-    <w:p ns2:paraId="634A0D61" ns2:textId="3867B6B8">
+          <w14:ligatures w14:val="none"/>
+        </w:rPr>
+      </w:pPr>
+    </w:p>
+    <w:p>
       <w:pPr>
         <w:spacing w:line="240" w:lineRule="auto"/>
         <w:contextualSpacing/>
@@ -8153,7 +8090,7 @@
         <w:rPr>
           <w:rFonts w:ascii="Arial Narrow" w:eastAsia="Calibri" w:hAnsi="Arial Narrow" w:cs="Arial"/>
           <w:kern w:val="0"/>
-          <ns2:ligatures ns2:val="none"/>
+          <w14:ligatures w14:val="none"/>
         </w:rPr>
       </w:pPr>
       <w:r>
@@ -8163,7 +8100,7 @@
           <w:color w:val="000000"/>
           <w:kern w:val="0"/>
           <w:lang w:eastAsia="es-PE"/>
-          <ns2:ligatures ns2:val="none"/>
+          <w14:ligatures w14:val="none"/>
         </w:rPr>
         <w:t>SEGUNDO:</w:t>
       </w:r>
@@ -8173,7 +8110,7 @@
           <w:color w:val="000000"/>
           <w:kern w:val="0"/>
           <w:lang w:eastAsia="es-PE"/>
-          <ns2:ligatures ns2:val="none"/>
+          <w14:ligatures w14:val="none"/>
         </w:rPr>
         <w:t xml:space="preserve"> tener por ofrecidos los medios probatorios presentados en el escrito de denuncia </w:t>
       </w:r>
@@ -8183,7 +8120,7 @@
           <w:color w:val="000000"/>
           <w:kern w:val="0"/>
           <w:lang w:val="es-ES" w:eastAsia="es-ES"/>
-          <ns2:ligatures ns2:val="none"/>
+          <w14:ligatures w14:val="none"/>
         </w:rPr>
         <w:t xml:space="preserve">del </w:t>
       </w:r>
@@ -8193,7 +8130,7 @@
           <w:color w:val="000000"/>
           <w:kern w:val="0"/>
           <w:lang w:val="es-ES" w:eastAsia="es-ES"/>
-          <ns2:ligatures ns2:val="none"/>
+          <w14:ligatures w14:val="none"/>
         </w:rPr>
         <w:t>2 de marzo de 2026, complementada mediante escritos del 4 de marzo de 2026, 5 de marzo de 2026</w:t>
       </w:r>
@@ -8203,7 +8140,7 @@
           <w:color w:val="000000"/>
           <w:kern w:val="0"/>
           <w:lang w:val="es-ES" w:eastAsia="es-ES"/>
-          <ns2:ligatures ns2:val="none"/>
+          <w14:ligatures w14:val="none"/>
         </w:rPr>
         <w:t xml:space="preserve">, 8 de marzo de 2026, 11 de marzo de 2026</w:t>
       </w:r>
@@ -8213,7 +8150,7 @@
           <w:color w:val="000000"/>
           <w:kern w:val="0"/>
           <w:lang w:val="es-ES" w:eastAsia="es-ES"/>
-          <ns2:ligatures ns2:val="none"/>
+          <w14:ligatures w14:val="none"/>
         </w:rPr>
         <w:t xml:space="preserve">, 15 de marzo de 2026 y 25 de marzo de 2026</w:t>
       </w:r>
@@ -8221,12 +8158,12 @@
         <w:rPr>
           <w:rFonts w:ascii="Arial Narrow" w:eastAsia="Calibri" w:hAnsi="Arial Narrow" w:cs="Arial"/>
           <w:kern w:val="0"/>
-          <ns2:ligatures ns2:val="none"/>
+          <w14:ligatures w14:val="none"/>
         </w:rPr>
         <w:t>.</w:t>
       </w:r>
     </w:p>
-    <w:p ns2:paraId="2AF03E3F" ns2:textId="77777777">
+    <w:p>
       <w:pPr>
         <w:spacing w:line="240" w:lineRule="auto"/>
         <w:contextualSpacing/>
@@ -8236,20 +8173,20 @@
           <w:color w:val="000000"/>
           <w:kern w:val="0"/>
           <w:lang w:eastAsia="es-PE"/>
-          <ns2:ligatures ns2:val="none"/>
-        </w:rPr>
-      </w:pPr>
-    </w:p>
-    <w:p ns2:paraId="5D90C1F7" ns2:textId="4E788B1F">
-      <w:pPr>
-        <w:spacing w:after="0" w:line="240" w:lineRule="auto"/>
-        <w:jc w:val="both"/>
-        <w:rPr>
-          <w:rFonts w:ascii="Arial Narrow" w:eastAsia="Arial Narrow" w:hAnsi="Arial Narrow" w:cs="Arial Narrow"/>
-          <w:color w:val="000000"/>
-          <w:kern w:val="0"/>
-          <w:lang w:eastAsia="es-PE"/>
-          <ns2:ligatures ns2:val="none"/>
+          <w14:ligatures w14:val="none"/>
+        </w:rPr>
+      </w:pPr>
+    </w:p>
+    <w:p>
+      <w:pPr>
+        <w:spacing w:after="0" w:line="240" w:lineRule="auto"/>
+        <w:jc w:val="both"/>
+        <w:rPr>
+          <w:rFonts w:ascii="Arial Narrow" w:eastAsia="Arial Narrow" w:hAnsi="Arial Narrow" w:cs="Arial Narrow"/>
+          <w:color w:val="000000"/>
+          <w:kern w:val="0"/>
+          <w:lang w:eastAsia="es-PE"/>
+          <w14:ligatures w14:val="none"/>
         </w:rPr>
       </w:pPr>
       <w:r>
@@ -8259,7 +8196,7 @@
           <w:color w:val="000000"/>
           <w:kern w:val="0"/>
           <w:lang w:eastAsia="es-PE"/>
-          <ns2:ligatures ns2:val="none"/>
+          <w14:ligatures w14:val="none"/>
         </w:rPr>
         <w:t xml:space="preserve">TERCERO: </w:t>
       </w:r>
@@ -8269,7 +8206,7 @@
           <w:color w:val="000000"/>
           <w:kern w:val="0"/>
           <w:lang w:eastAsia="es-PE"/>
-          <ns2:ligatures ns2:val="none"/>
+          <w14:ligatures w14:val="none"/>
         </w:rPr>
         <w:t xml:space="preserve">requerir a </w:t>
       </w:r>
@@ -8286,7 +8223,7 @@
           <w:color w:val="000000"/>
           <w:kern w:val="0"/>
           <w:lang w:eastAsia="es-ES"/>
-          <ns2:ligatures ns2:val="none"/>
+          <w14:ligatures w14:val="none"/>
         </w:rPr>
         <w:t xml:space="preserve">, </w:t>
       </w:r>
@@ -8324,7 +8261,7 @@
           <w:color w:val="000000"/>
           <w:kern w:val="0"/>
           <w:lang w:eastAsia="es-PE"/>
-          <ns2:ligatures ns2:val="none"/>
+          <w14:ligatures w14:val="none"/>
         </w:rPr>
         <w:t>que cumpla</w:t>
       </w:r>
@@ -8334,7 +8271,7 @@
           <w:color w:val="000000"/>
           <w:kern w:val="0"/>
           <w:lang w:eastAsia="es-PE"/>
-          <ns2:ligatures ns2:val="none"/>
+          <w14:ligatures w14:val="none"/>
         </w:rPr>
         <w:t>n</w:t>
       </w:r>
@@ -8344,12 +8281,12 @@
           <w:color w:val="000000"/>
           <w:kern w:val="0"/>
           <w:lang w:eastAsia="es-PE"/>
-          <ns2:ligatures ns2:val="none"/>
+          <w14:ligatures w14:val="none"/>
         </w:rPr>
         <w:t xml:space="preserve"> con lo siguiente:</w:t>
       </w:r>
     </w:p>
-    <w:p ns2:paraId="156DFAB9" ns2:textId="77777777">
+    <w:p>
       <w:pPr>
         <w:spacing w:after="0" w:line="240" w:lineRule="auto"/>
         <w:jc w:val="both"/>
@@ -8358,11 +8295,11 @@
           <w:color w:val="000000"/>
           <w:kern w:val="0"/>
           <w:lang w:eastAsia="es-PE"/>
-          <ns2:ligatures ns2:val="none"/>
-        </w:rPr>
-      </w:pPr>
-    </w:p>
-    <w:p ns2:paraId="37384474" ns2:textId="77777777">
+          <w14:ligatures w14:val="none"/>
+        </w:rPr>
+      </w:pPr>
+    </w:p>
+    <w:p>
       <w:pPr>
         <w:numPr>
           <w:ilvl w:val="0"/>
@@ -8376,21 +8313,21 @@
           <w:color w:val="000000"/>
           <w:kern w:val="0"/>
           <w:lang w:eastAsia="es-PE"/>
-          <ns2:ligatures ns2:val="none"/>
-        </w:rPr>
-      </w:pPr>
-      <w:r>
-        <w:rPr>
-          <w:rFonts w:ascii="Arial Narrow" w:eastAsia="Arial Narrow" w:hAnsi="Arial Narrow" w:cs="Arial Narrow"/>
-          <w:color w:val="000000"/>
-          <w:kern w:val="0"/>
-          <w:lang w:eastAsia="es-PE"/>
-          <ns2:ligatures ns2:val="none"/>
+          <w14:ligatures w14:val="none"/>
+        </w:rPr>
+      </w:pPr>
+      <w:r>
+        <w:rPr>
+          <w:rFonts w:ascii="Arial Narrow" w:eastAsia="Arial Narrow" w:hAnsi="Arial Narrow" w:cs="Arial Narrow"/>
+          <w:color w:val="000000"/>
+          <w:kern w:val="0"/>
+          <w:lang w:eastAsia="es-PE"/>
+          <w14:ligatures w14:val="none"/>
         </w:rPr>
         <w:t>presentar documentos que acrediten su inscripción en los Registros Públicos o una declaración jurada que indique que cuenta con dicha inscripción;</w:t>
       </w:r>
     </w:p>
-    <w:p ns2:paraId="04A6E74B" ns2:textId="77777777">
+    <w:p>
       <w:pPr>
         <w:numPr>
           <w:ilvl w:val="0"/>
@@ -8404,21 +8341,21 @@
           <w:color w:val="000000"/>
           <w:kern w:val="0"/>
           <w:lang w:eastAsia="es-PE"/>
-          <ns2:ligatures ns2:val="none"/>
-        </w:rPr>
-      </w:pPr>
-      <w:r>
-        <w:rPr>
-          <w:rFonts w:ascii="Arial Narrow" w:eastAsia="Arial Narrow" w:hAnsi="Arial Narrow" w:cs="Arial Narrow"/>
-          <w:color w:val="000000"/>
-          <w:kern w:val="0"/>
-          <w:lang w:eastAsia="es-PE"/>
-          <ns2:ligatures ns2:val="none"/>
+          <w14:ligatures w14:val="none"/>
+        </w:rPr>
+      </w:pPr>
+      <w:r>
+        <w:rPr>
+          <w:rFonts w:ascii="Arial Narrow" w:eastAsia="Arial Narrow" w:hAnsi="Arial Narrow" w:cs="Arial Narrow"/>
+          <w:color w:val="000000"/>
+          <w:kern w:val="0"/>
+          <w:lang w:eastAsia="es-PE"/>
+          <w14:ligatures w14:val="none"/>
         </w:rPr>
         <w:t>presentar copia simple de las facultades de representación de su representante legal en el presente procedimiento o la declaración jurada que indique que cuenta con dichas facultades y que estas se encuentran vigentes;</w:t>
       </w:r>
     </w:p>
-    <w:p ns2:paraId="1203D0DC" ns2:textId="77777777">
+    <w:p>
       <w:pPr>
         <w:numPr>
           <w:ilvl w:val="0"/>
@@ -8432,21 +8369,21 @@
           <w:color w:val="000000"/>
           <w:kern w:val="0"/>
           <w:lang w:eastAsia="es-PE"/>
-          <ns2:ligatures ns2:val="none"/>
-        </w:rPr>
-      </w:pPr>
-      <w:r>
-        <w:rPr>
-          <w:rFonts w:ascii="Arial Narrow" w:eastAsia="Arial Narrow" w:hAnsi="Arial Narrow" w:cs="Arial Narrow"/>
-          <w:color w:val="000000"/>
-          <w:kern w:val="0"/>
-          <w:lang w:eastAsia="es-PE"/>
-          <ns2:ligatures ns2:val="none"/>
+          <w14:ligatures w14:val="none"/>
+        </w:rPr>
+      </w:pPr>
+      <w:r>
+        <w:rPr>
+          <w:rFonts w:ascii="Arial Narrow" w:eastAsia="Arial Narrow" w:hAnsi="Arial Narrow" w:cs="Arial Narrow"/>
+          <w:color w:val="000000"/>
+          <w:kern w:val="0"/>
+          <w:lang w:eastAsia="es-PE"/>
+          <w14:ligatures w14:val="none"/>
         </w:rPr>
         <w:t>consignar el Número de Registro Único de Contribuyentes (RUC); y,</w:t>
       </w:r>
     </w:p>
-    <w:p ns2:paraId="37704CA2" ns2:textId="77777777">
+    <w:p>
       <w:pPr>
         <w:numPr>
           <w:ilvl w:val="0"/>
@@ -8458,16 +8395,16 @@
         <w:rPr>
           <w:rFonts w:ascii="Arial Narrow" w:eastAsia="Calibri" w:hAnsi="Arial Narrow" w:cs="Arial"/>
           <w:kern w:val="0"/>
-          <ns2:ligatures ns2:val="none"/>
-        </w:rPr>
-      </w:pPr>
-      <w:r>
-        <w:rPr>
-          <w:rFonts w:ascii="Arial Narrow" w:eastAsia="Arial Narrow" w:hAnsi="Arial Narrow" w:cs="Arial Narrow"/>
-          <w:color w:val="000000"/>
-          <w:kern w:val="0"/>
-          <w:lang w:eastAsia="es-PE"/>
-          <ns2:ligatures ns2:val="none"/>
+          <w14:ligatures w14:val="none"/>
+        </w:rPr>
+      </w:pPr>
+      <w:r>
+        <w:rPr>
+          <w:rFonts w:ascii="Arial Narrow" w:eastAsia="Arial Narrow" w:hAnsi="Arial Narrow" w:cs="Arial Narrow"/>
+          <w:color w:val="000000"/>
+          <w:kern w:val="0"/>
+          <w:lang w:eastAsia="es-PE"/>
+          <w14:ligatures w14:val="none"/>
         </w:rPr>
         <w:t>fijar domicilio procesal para el procedimiento, de conformidad con el numeral 1 del artículo 442</w:t>
       </w:r>
@@ -8477,7 +8414,7 @@
           <w:color w:val="000000"/>
           <w:kern w:val="0"/>
           <w:lang w:eastAsia="es-PE"/>
-          <ns2:ligatures ns2:val="none"/>
+          <w14:ligatures w14:val="none"/>
         </w:rPr>
         <w:t/>
       </w:r>
@@ -8487,7 +8424,7 @@
           <w:color w:val="000000"/>
           <w:kern w:val="0"/>
           <w:lang w:eastAsia="es-PE"/>
-          <ns2:ligatures ns2:val="none"/>
+          <w14:ligatures w14:val="none"/>
         </w:rPr>
         <w:t xml:space="preserve"> del Código Procesal Civil. </w:t>
       </w:r>
@@ -8495,7 +8432,7 @@
         <w:rPr>
           <w:rFonts w:ascii="Arial Narrow" w:eastAsia="Calibri" w:hAnsi="Arial Narrow" w:cs="Arial"/>
           <w:kern w:val="0"/>
-          <ns2:ligatures ns2:val="none"/>
+          <w14:ligatures w14:val="none"/>
         </w:rPr>
         <w:t>Para ello podrá señalar domicilio físico o una dirección electrónica a la que pueda remitirse las notificaciones</w:t>
       </w:r>
@@ -8504,12 +8441,12 @@
           <w:rFonts w:ascii="Arial Narrow" w:eastAsia="Arial" w:hAnsi="Arial Narrow" w:cs="Arial"/>
           <w:kern w:val="0"/>
           <w:lang w:val="es"/>
-          <ns2:ligatures ns2:val="none"/>
+          <w14:ligatures w14:val="none"/>
         </w:rPr>
         <w:t>;</w:t>
       </w:r>
     </w:p>
-    <w:p ns2:paraId="6A38ABFB" ns2:textId="77777777">
+    <w:p>
       <w:pPr>
         <w:numPr>
           <w:ilvl w:val="0"/>
@@ -8521,14 +8458,14 @@
         <w:rPr>
           <w:rFonts w:ascii="Arial Narrow" w:eastAsia="Calibri" w:hAnsi="Arial Narrow" w:cs="Arial"/>
           <w:kern w:val="0"/>
-          <ns2:ligatures ns2:val="none"/>
+          <w14:ligatures w14:val="none"/>
         </w:rPr>
       </w:pPr>
       <w:r>
         <w:rPr>
           <w:rFonts w:ascii="Arial Narrow" w:eastAsia="Calibri" w:hAnsi="Arial Narrow" w:cs="Arial"/>
           <w:kern w:val="0"/>
-          <ns2:ligatures ns2:val="none"/>
+          <w14:ligatures w14:val="none"/>
         </w:rPr>
         <w:t>en caso califique como micro empresa o pequeña empresa, presentar los documentos que acrediten su volumen de ventas o ingresos brutos percibidos el año anterior relativo a todas sus actividades económicas y el número de trabajadores con el que cuenta</w:t>
       </w:r>
@@ -8538,7 +8475,7 @@
           <w:rFonts w:ascii="Arial Narrow" w:eastAsia="Calibri" w:hAnsi="Arial Narrow" w:cs="Arial"/>
           <w:kern w:val="0"/>
           <w:vertAlign w:val="superscript"/>
-          <ns2:ligatures ns2:val="none"/>
+          <w14:ligatures w14:val="none"/>
         </w:rPr>
         <w:footnoteReference w:id="6"/>
       </w:r>
@@ -8546,7 +8483,7 @@
         <w:rPr>
           <w:rFonts w:ascii="Arial Narrow" w:eastAsia="Calibri" w:hAnsi="Arial Narrow" w:cs="Arial"/>
           <w:kern w:val="0"/>
-          <ns2:ligatures ns2:val="none"/>
+          <w14:ligatures w14:val="none"/>
         </w:rPr>
         <w:t>. Ello, a fin de que la Comisión pueda meritar dicha documentación, conforme lo establece el artículo 110</w:t>
       </w:r>
@@ -8556,7 +8493,7 @@
           <w:color w:val="000000"/>
           <w:kern w:val="0"/>
           <w:lang w:eastAsia="es-PE"/>
-          <ns2:ligatures ns2:val="none"/>
+          <w14:ligatures w14:val="none"/>
         </w:rPr>
         <w:t/>
       </w:r>
@@ -8564,7 +8501,7 @@
         <w:rPr>
           <w:rFonts w:ascii="Arial Narrow" w:eastAsia="Calibri" w:hAnsi="Arial Narrow" w:cs="Arial"/>
           <w:kern w:val="0"/>
-          <ns2:ligatures ns2:val="none"/>
+          <w14:ligatures w14:val="none"/>
         </w:rPr>
         <w:t xml:space="preserve"> del </w:t>
       </w:r>
@@ -8573,7 +8510,7 @@
           <w:rFonts w:ascii="Arial Narrow" w:eastAsia="Calibri" w:hAnsi="Arial Narrow" w:cs="Arial"/>
           <w:spacing w:val="-2"/>
           <w:kern w:val="0"/>
-          <ns2:ligatures ns2:val="none"/>
+          <w14:ligatures w14:val="none"/>
         </w:rPr>
         <w:t>Código</w:t>
       </w:r>
@@ -8584,7 +8521,7 @@
           <w:spacing w:val="-2"/>
           <w:kern w:val="0"/>
           <w:vertAlign w:val="superscript"/>
-          <ns2:ligatures ns2:val="none"/>
+          <w14:ligatures w14:val="none"/>
         </w:rPr>
         <w:footnoteReference w:id="7"/>
       </w:r>
@@ -8593,12 +8530,12 @@
           <w:rFonts w:ascii="Arial Narrow" w:eastAsia="Calibri" w:hAnsi="Arial Narrow" w:cs="Arial"/>
           <w:spacing w:val="-2"/>
           <w:kern w:val="0"/>
-          <ns2:ligatures ns2:val="none"/>
+          <w14:ligatures w14:val="none"/>
         </w:rPr>
         <w:t>.</w:t>
       </w:r>
     </w:p>
-    <w:p ns2:paraId="1B2AA0D1" ns2:textId="77777777">
+    <w:p>
       <w:pPr>
         <w:spacing w:after="0" w:line="240" w:lineRule="auto"/>
         <w:ind w:left="567"/>
@@ -8608,20 +8545,20 @@
           <w:color w:val="000000"/>
           <w:kern w:val="0"/>
           <w:lang w:eastAsia="es-PE"/>
-          <ns2:ligatures ns2:val="none"/>
-        </w:rPr>
-      </w:pPr>
-    </w:p>
-    <w:p>
-      <w:pPr>
-        <w:spacing w:after="0" w:line="240" w:lineRule="auto"/>
-        <w:jc w:val="both"/>
-        <w:rPr>
-          <w:rFonts w:ascii="Arial Narrow" w:eastAsia="Arial Narrow" w:hAnsi="Arial Narrow" w:cs="Arial Narrow"/>
-          <w:color w:val="000000"/>
-          <w:kern w:val="0"/>
-          <w:lang w:eastAsia="es-PE"/>
-          <ns2:ligatures ns2:val="none"/>
+          <w14:ligatures w14:val="none"/>
+        </w:rPr>
+      </w:pPr>
+    </w:p>
+    <w:p>
+      <w:pPr>
+        <w:spacing w:after="0" w:line="240" w:lineRule="auto"/>
+        <w:jc w:val="both"/>
+        <w:rPr>
+          <w:rFonts w:ascii="Arial Narrow" w:eastAsia="Arial Narrow" w:hAnsi="Arial Narrow" w:cs="Arial Narrow"/>
+          <w:color w:val="000000"/>
+          <w:kern w:val="0"/>
+          <w:lang w:eastAsia="es-PE"/>
+          <w14:ligatures w14:val="none"/>
         </w:rPr>
       </w:pPr>
       <w:r>
@@ -8640,32 +8577,72 @@
           <w:sz w:val="20"/>
           <w:szCs w:val="20"/>
         </w:rPr>
-        <w:t xml:space="preserve">correr traslado de la presente resolución a Pacífico Compañía de Seguros y Reaseguros S.A., a Crawford Perú S.A. Ajustadores y Peritos de Seguros y a B&amp;C Ajustadores y Peritos de Seguros S.A. para que, de conformidad con lo dispuesto por el artículo 26 de la Ley sobre Facultades, Normas y Organización del Indecopi, aprobada por Decreto Legislativo 807, presenten sus descargos sobre la imputación de cargos realizada en un plazo no mayor a cinco (5) días hábiles contado a partir del día siguiente de la notificación de la presente resolución, vencido el cual, el Secretario Técnico declarará en rebeldía a los denunciados que no lo hubieran presentado. Debe precisarse que de conformidad con lo establecido por el artículo 223 del Texto Único Ordenado de la Ley 27444, Ley del Procedimiento Administrativo General, las alegaciones y los hechos relevantes de la reclamación, salvo que hayan sido específicamente negadas en la contestación, se tendrán por aceptadas o merituadas como ciertas.</w:t>
-      </w:r>
-    </w:p>
-    <w:p ns2:paraId="2F1C55D7" ns2:textId="77777777">
-      <w:pPr>
-        <w:spacing w:after="0" w:line="240" w:lineRule="auto"/>
-        <w:jc w:val="both"/>
-        <w:rPr>
-          <w:rFonts w:ascii="Arial Narrow" w:eastAsia="Arial Narrow" w:hAnsi="Arial Narrow" w:cs="Arial Narrow"/>
-          <w:color w:val="000000"/>
-          <w:kern w:val="0"/>
-          <w:lang w:eastAsia="es-PE"/>
-          <ns2:ligatures ns2:val="none"/>
-        </w:rPr>
-      </w:pPr>
-    </w:p>
-    <w:p ns2:paraId="6D15F6EA" ns2:textId="0A79CC1F">
-      <w:pPr>
-        <w:spacing w:after="0" w:line="240" w:lineRule="auto"/>
-        <w:jc w:val="both"/>
-        <w:rPr>
-          <w:rFonts w:ascii="Arial Narrow" w:eastAsia="Times New Roman" w:hAnsi="Arial Narrow" w:cs="Arial"/>
-          <w:color w:val="000000"/>
-          <w:kern w:val="0"/>
-          <w:lang w:val="es-ES" w:eastAsia="es-ES"/>
-          <ns2:ligatures ns2:val="none"/>
+        <w:t xml:space="preserve">correr traslado de la presente resolución a Pacífico Compañía de Seguros y Reaseguros S.A., a Crawford Perú S.A. Ajustadores y Peritos de Seguros y a B&amp;C Ajustadores y Peritos de Seguros S.A. para que, de conformidad con lo dispuesto por el artículo 26 de la Ley sobre Facultades, Normas y Organización del Indecopi, aprobada por Decreto Legislativo 807</w:t>
+      </w:r>
+      <w:r>
+        <w:rPr>
+          <w:rStyle w:val="Refdenotaalpie"/>
+          <w:rFonts w:ascii="Arial Narrow" w:eastAsia="Times New Roman" w:hAnsi="Arial Narrow" w:cs="Times New Roman"/>
+          <w:color w:val="000000"/>
+          <w:kern w:val="0"/>
+          <w:vertAlign w:val="superscript"/>
+          <w:lang w:val="es-ES" w:eastAsia="es-ES"/>
+          <w14:ligatures w14:val="none"/>
+        </w:rPr>
+        <w:footnoteReference w:id="13"/>
+      </w:r>
+      <w:r>
+        <w:rPr>
+          <w:rFonts w:ascii="Arial Narrow" w:hAnsi="Arial Narrow" w:cs="Arial Narrow"/>
+          <w:sz w:val="20"/>
+          <w:szCs w:val="20"/>
+        </w:rPr>
+        <w:t xml:space="preserve">, presenten sus descargos sobre la imputación de cargos realizada en un plazo no mayor a cinco (5) días hábiles contado a partir del día siguiente de la notificación de la presente resolución, vencido el cual, el Secretario Técnico declarará en rebeldía a los denunciados que no lo hubieran presentado. Debe precisarse que de conformidad con lo establecido por el artículo 223 del Texto Único Ordenado de la Ley 27444, Ley del Procedimiento Administrativo General</w:t>
+      </w:r>
+      <w:r>
+        <w:rPr>
+          <w:rStyle w:val="Refdenotaalpie"/>
+          <w:rFonts w:ascii="Arial Narrow" w:eastAsia="Times New Roman" w:hAnsi="Arial Narrow" w:cs="Times New Roman"/>
+          <w:color w:val="000000"/>
+          <w:kern w:val="0"/>
+          <w:vertAlign w:val="superscript"/>
+          <w:lang w:val="es-ES" w:eastAsia="es-ES"/>
+          <w14:ligatures w14:val="none"/>
+        </w:rPr>
+        <w:footnoteReference w:id="14"/>
+      </w:r>
+      <w:r>
+        <w:rPr>
+          <w:rFonts w:ascii="Arial Narrow" w:hAnsi="Arial Narrow" w:cs="Arial Narrow"/>
+          <w:sz w:val="20"/>
+          <w:szCs w:val="20"/>
+        </w:rPr>
+        <w:t xml:space="preserve">, las alegaciones y los hechos relevantes de la reclamación, salvo que hayan sido específicamente negadas en la contestación, se tendrán por aceptadas o merituadas como ciertas.</w:t>
+      </w:r>
+    </w:p>
+    <w:p>
+      <w:pPr>
+        <w:spacing w:after="0" w:line="240" w:lineRule="auto"/>
+        <w:jc w:val="both"/>
+        <w:rPr>
+          <w:rFonts w:ascii="Arial Narrow" w:eastAsia="Arial Narrow" w:hAnsi="Arial Narrow" w:cs="Arial Narrow"/>
+          <w:color w:val="000000"/>
+          <w:kern w:val="0"/>
+          <w:lang w:eastAsia="es-PE"/>
+          <w14:ligatures w14:val="none"/>
+        </w:rPr>
+      </w:pPr>
+    </w:p>
+    <w:p>
+      <w:pPr>
+        <w:spacing w:after="0" w:line="240" w:lineRule="auto"/>
+        <w:jc w:val="both"/>
+        <w:rPr>
+          <w:rFonts w:ascii="Arial Narrow" w:eastAsia="Times New Roman" w:hAnsi="Arial Narrow" w:cs="Arial"/>
+          <w:color w:val="000000"/>
+          <w:kern w:val="0"/>
+          <w:lang w:val="es-ES" w:eastAsia="es-ES"/>
+          <w14:ligatures w14:val="none"/>
         </w:rPr>
       </w:pPr>
       <w:r>
@@ -8675,7 +8652,7 @@
           <w:color w:val="000000"/>
           <w:kern w:val="0"/>
           <w:lang w:eastAsia="es-PE"/>
-          <ns2:ligatures ns2:val="none"/>
+          <w14:ligatures w14:val="none"/>
         </w:rPr>
         <w:t xml:space="preserve">QUINTO: </w:t>
       </w:r>
@@ -8686,7 +8663,7 @@
           <w:color w:val="000000"/>
           <w:kern w:val="0"/>
           <w:lang w:eastAsia="es-ES"/>
-          <ns2:ligatures ns2:val="none"/>
+          <w14:ligatures w14:val="none"/>
         </w:rPr>
         <w:t xml:space="preserve">requerir </w:t>
       </w:r>
@@ -8696,7 +8673,7 @@
           <w:color w:val="000000"/>
           <w:kern w:val="0"/>
           <w:lang w:val="es-ES" w:eastAsia="es-ES"/>
-          <ns2:ligatures ns2:val="none"/>
+          <w14:ligatures w14:val="none"/>
         </w:rPr>
         <w:t xml:space="preserve">que, en un </w:t>
       </w:r>
@@ -8706,7 +8683,7 @@
           <w:color w:val="000000"/>
           <w:kern w:val="0"/>
           <w:lang w:eastAsia="es-ES"/>
-          <ns2:ligatures ns2:val="none"/>
+          <w14:ligatures w14:val="none"/>
         </w:rPr>
         <w:t>plazo no mayor de cinco (5) días hábiles contado a partir del día siguiente de la notificación de la presente resolución</w:t>
       </w:r>
@@ -8717,7 +8694,7 @@
           <w:color w:val="000000"/>
           <w:kern w:val="0"/>
           <w:lang w:eastAsia="es-ES"/>
-          <ns2:ligatures ns2:val="none"/>
+          <w14:ligatures w14:val="none"/>
         </w:rPr>
         <w:t xml:space="preserve">, </w:t>
       </w:r>
@@ -8735,7 +8712,7 @@
           <w:color w:val="000000"/>
           <w:kern w:val="0"/>
           <w:lang w:eastAsia="es-ES"/>
-          <ns2:ligatures ns2:val="none"/>
+          <w14:ligatures w14:val="none"/>
         </w:rPr>
         <w:t xml:space="preserve">, </w:t>
       </w:r>
@@ -8774,7 +8751,7 @@
           <w:color w:val="000000"/>
           <w:kern w:val="0"/>
           <w:lang w:val="es-ES" w:eastAsia="es-ES"/>
-          <ns2:ligatures ns2:val="none"/>
+          <w14:ligatures w14:val="none"/>
         </w:rPr>
         <w:t>cumpla</w:t>
       </w:r>
@@ -8784,7 +8761,7 @@
           <w:color w:val="000000"/>
           <w:kern w:val="0"/>
           <w:lang w:val="es-ES" w:eastAsia="es-ES"/>
-          <ns2:ligatures ns2:val="none"/>
+          <w14:ligatures w14:val="none"/>
         </w:rPr>
         <w:t>n</w:t>
       </w:r>
@@ -8794,7 +8771,7 @@
           <w:color w:val="000000"/>
           <w:kern w:val="0"/>
           <w:lang w:val="es-ES" w:eastAsia="es-ES"/>
-          <ns2:ligatures ns2:val="none"/>
+          <w14:ligatures w14:val="none"/>
         </w:rPr>
         <w:t xml:space="preserve"> con: </w:t>
       </w:r>
@@ -8804,7 +8781,7 @@
           <w:color w:val="000000"/>
           <w:kern w:val="0"/>
           <w:lang w:val="es-ES" w:eastAsia="es-ES"/>
-          <ns2:ligatures ns2:val="none"/>
+          <w14:ligatures w14:val="none"/>
         </w:rPr>
         <w:t xml:space="preserve">(i) presentar una copia debidamente </w:t>
       </w:r>
@@ -8814,7 +8791,7 @@
           <w:color w:val="000000"/>
           <w:kern w:val="0"/>
           <w:lang w:val="es-ES" w:eastAsia="es-ES"/>
-          <ns2:ligatures ns2:val="none"/>
+          <w14:ligatures w14:val="none"/>
         </w:rPr>
         <w:t xml:space="preserve">suscrita de la Póliza 17027395 del Seguro </w:t>
       </w:r>
@@ -8825,7 +8802,7 @@
           <w:color w:val="000000"/>
           <w:kern w:val="0"/>
           <w:lang w:val="es-ES" w:eastAsia="es-ES"/>
-          <ns2:ligatures ns2:val="none"/>
+          <w14:ligatures w14:val="none"/>
         </w:rPr>
         <w:t>Multiriesgo</w:t>
       </w:r>
@@ -8836,7 +8813,7 @@
           <w:color w:val="000000"/>
           <w:kern w:val="0"/>
           <w:lang w:val="es-ES" w:eastAsia="es-ES"/>
-          <ns2:ligatures ns2:val="none"/>
+          <w14:ligatures w14:val="none"/>
         </w:rPr>
         <w:t xml:space="preserve"> Prestatarios materia de denuncia, así como el cargo de remisión de la póliza (</w:t>
       </w:r>
@@ -8847,7 +8824,7 @@
           <w:color w:val="000000"/>
           <w:kern w:val="0"/>
           <w:lang w:val="es-ES" w:eastAsia="es-ES"/>
-          <ns2:ligatures ns2:val="none"/>
+          <w14:ligatures w14:val="none"/>
         </w:rPr>
         <w:t>ii</w:t>
       </w:r>
@@ -8858,7 +8835,7 @@
           <w:color w:val="000000"/>
           <w:kern w:val="0"/>
           <w:lang w:val="es-ES" w:eastAsia="es-ES"/>
-          <ns2:ligatures ns2:val="none"/>
+          <w14:ligatures w14:val="none"/>
         </w:rPr>
         <w:t>) presentar los medios probatorios que acrediten que la negativa de cobertura fue justificada; y, (</w:t>
       </w:r>
@@ -8869,7 +8846,7 @@
           <w:color w:val="000000"/>
           <w:kern w:val="0"/>
           <w:lang w:val="es-ES" w:eastAsia="es-ES"/>
-          <ns2:ligatures ns2:val="none"/>
+          <w14:ligatures w14:val="none"/>
         </w:rPr>
         <w:t>i</w:t>
       </w:r>
@@ -8879,7 +8856,7 @@
           <w:color w:val="000000"/>
           <w:kern w:val="0"/>
           <w:lang w:val="es-ES" w:eastAsia="es-ES"/>
-          <ns2:ligatures ns2:val="none"/>
+          <w14:ligatures w14:val="none"/>
         </w:rPr>
         <w:t>i</w:t>
       </w:r>
@@ -8889,7 +8866,7 @@
           <w:color w:val="000000"/>
           <w:kern w:val="0"/>
           <w:lang w:val="es-ES" w:eastAsia="es-ES"/>
-          <ns2:ligatures ns2:val="none"/>
+          <w14:ligatures w14:val="none"/>
         </w:rPr>
         <w:t>i</w:t>
       </w:r>
@@ -8900,7 +8877,7 @@
           <w:color w:val="000000"/>
           <w:kern w:val="0"/>
           <w:lang w:val="es-ES" w:eastAsia="es-ES"/>
-          <ns2:ligatures ns2:val="none"/>
+          <w14:ligatures w14:val="none"/>
         </w:rPr>
         <w:t>) presentar todas las comunicaciones cursadas con la parte denunciante en virtud de los hechos materia de denuncia</w:t>
       </w:r>
@@ -8910,34 +8887,34 @@
           <w:color w:val="000000"/>
           <w:kern w:val="0"/>
           <w:lang w:val="es-ES" w:eastAsia="es-ES"/>
-          <ns2:ligatures ns2:val="none"/>
+          <w14:ligatures w14:val="none"/>
         </w:rPr>
         <w:t>.</w:t>
       </w:r>
     </w:p>
-    <w:p ns2:paraId="7EAE58BA" ns2:textId="77777777">
-      <w:pPr>
-        <w:spacing w:after="0" w:line="240" w:lineRule="auto"/>
-        <w:jc w:val="both"/>
-        <w:rPr>
-          <w:rFonts w:ascii="Arial Narrow" w:eastAsia="Times New Roman" w:hAnsi="Arial Narrow" w:cs="Arial"/>
-          <w:color w:val="000000"/>
-          <w:kern w:val="0"/>
-          <w:lang w:val="es-ES" w:eastAsia="es-ES"/>
-          <ns2:ligatures ns2:val="none"/>
-        </w:rPr>
-      </w:pPr>
-    </w:p>
-    <w:p ns2:paraId="018EE32A" ns2:textId="2629C0A8">
-      <w:pPr>
-        <w:spacing w:after="0" w:line="240" w:lineRule="auto"/>
-        <w:jc w:val="both"/>
-        <w:rPr>
-          <w:rFonts w:ascii="Arial Narrow" w:eastAsia="Times New Roman" w:hAnsi="Arial Narrow" w:cs="Arial"/>
-          <w:color w:val="000000"/>
-          <w:kern w:val="0"/>
-          <w:lang w:val="es-ES" w:eastAsia="es-ES"/>
-          <ns2:ligatures ns2:val="none"/>
+    <w:p>
+      <w:pPr>
+        <w:spacing w:after="0" w:line="240" w:lineRule="auto"/>
+        <w:jc w:val="both"/>
+        <w:rPr>
+          <w:rFonts w:ascii="Arial Narrow" w:eastAsia="Times New Roman" w:hAnsi="Arial Narrow" w:cs="Arial"/>
+          <w:color w:val="000000"/>
+          <w:kern w:val="0"/>
+          <w:lang w:val="es-ES" w:eastAsia="es-ES"/>
+          <w14:ligatures w14:val="none"/>
+        </w:rPr>
+      </w:pPr>
+    </w:p>
+    <w:p>
+      <w:pPr>
+        <w:spacing w:after="0" w:line="240" w:lineRule="auto"/>
+        <w:jc w:val="both"/>
+        <w:rPr>
+          <w:rFonts w:ascii="Arial Narrow" w:eastAsia="Times New Roman" w:hAnsi="Arial Narrow" w:cs="Arial"/>
+          <w:color w:val="000000"/>
+          <w:kern w:val="0"/>
+          <w:lang w:val="es-ES" w:eastAsia="es-ES"/>
+          <w14:ligatures w14:val="none"/>
         </w:rPr>
       </w:pPr>
       <w:r>
@@ -8947,7 +8924,7 @@
           <w:color w:val="000000"/>
           <w:kern w:val="0"/>
           <w:lang w:eastAsia="es-PE"/>
-          <ns2:ligatures ns2:val="none"/>
+          <w14:ligatures w14:val="none"/>
         </w:rPr>
         <w:t xml:space="preserve">SEXTO: </w:t>
       </w:r>
@@ -8957,7 +8934,7 @@
           <w:color w:val="000000"/>
           <w:kern w:val="0"/>
           <w:lang w:eastAsia="es-ES"/>
-          <ns2:ligatures ns2:val="none"/>
+          <w14:ligatures w14:val="none"/>
         </w:rPr>
         <w:t xml:space="preserve">requerir </w:t>
       </w:r>
@@ -8967,7 +8944,7 @@
           <w:color w:val="000000"/>
           <w:kern w:val="0"/>
           <w:lang w:val="es-ES" w:eastAsia="es-ES"/>
-          <ns2:ligatures ns2:val="none"/>
+          <w14:ligatures w14:val="none"/>
         </w:rPr>
         <w:t xml:space="preserve">que, en un </w:t>
       </w:r>
@@ -8977,7 +8954,7 @@
           <w:color w:val="000000"/>
           <w:kern w:val="0"/>
           <w:lang w:eastAsia="es-ES"/>
-          <ns2:ligatures ns2:val="none"/>
+          <w14:ligatures w14:val="none"/>
         </w:rPr>
         <w:t xml:space="preserve">plazo no mayor de cinco (5) días hábiles contado a partir del día siguiente de la notificación de la presente resolución, </w:t>
       </w:r>
@@ -8988,7 +8965,7 @@
           <w:kern w:val="0"/>
           <w:shd w:val="clear" w:color="auto" w:fill="FFFFFF"/>
           <w:lang w:eastAsia="es-PE"/>
-          <ns2:ligatures ns2:val="none"/>
+          <w14:ligatures w14:val="none"/>
         </w:rPr>
         <w:t>Crawford Perú S.A. Ajustadores y Peritos de Seguros</w:t>
       </w:r>
@@ -8998,7 +8975,7 @@
           <w:color w:val="000000"/>
           <w:kern w:val="0"/>
           <w:lang w:eastAsia="es-ES"/>
-          <ns2:ligatures ns2:val="none"/>
+          <w14:ligatures w14:val="none"/>
         </w:rPr>
         <w:t xml:space="preserve">, </w:t>
       </w:r>
@@ -9008,7 +8985,7 @@
           <w:color w:val="000000"/>
           <w:kern w:val="0"/>
           <w:lang w:val="es-ES" w:eastAsia="es-ES"/>
-          <ns2:ligatures ns2:val="none"/>
+          <w14:ligatures w14:val="none"/>
         </w:rPr>
         <w:t xml:space="preserve">cumpla con: </w:t>
       </w:r>
@@ -9018,7 +8995,7 @@
           <w:color w:val="000000"/>
           <w:kern w:val="0"/>
           <w:lang w:val="es-ES" w:eastAsia="es-ES"/>
-          <ns2:ligatures ns2:val="none"/>
+          <w14:ligatures w14:val="none"/>
         </w:rPr>
         <w:t xml:space="preserve">(i) presentar los medios probatorios que acrediten que realizó un adecuado análisis de evaluación del siniestro ocurrido en el </w:t>
       </w:r>
@@ -9028,7 +9005,7 @@
           <w:color w:val="000000"/>
           <w:kern w:val="0"/>
           <w:lang w:eastAsia="es-ES"/>
-          <ns2:ligatures ns2:val="none"/>
+          <w14:ligatures w14:val="none"/>
         </w:rPr>
         <w:t xml:space="preserve">inmueble asegurado con </w:t>
       </w:r>
@@ -9038,7 +9015,7 @@
           <w:color w:val="000000"/>
           <w:kern w:val="0"/>
           <w:lang w:val="es-ES" w:eastAsia="es-ES"/>
-          <ns2:ligatures ns2:val="none"/>
+          <w14:ligatures w14:val="none"/>
         </w:rPr>
         <w:t xml:space="preserve">la Póliza 17027395 del Seguro </w:t>
       </w:r>
@@ -9049,7 +9026,7 @@
           <w:color w:val="000000"/>
           <w:kern w:val="0"/>
           <w:lang w:val="es-ES" w:eastAsia="es-ES"/>
-          <ns2:ligatures ns2:val="none"/>
+          <w14:ligatures w14:val="none"/>
         </w:rPr>
         <w:t>Multiriesgo</w:t>
       </w:r>
@@ -9060,7 +9037,7 @@
           <w:color w:val="000000"/>
           <w:kern w:val="0"/>
           <w:lang w:val="es-ES" w:eastAsia="es-ES"/>
-          <ns2:ligatures ns2:val="none"/>
+          <w14:ligatures w14:val="none"/>
         </w:rPr>
         <w:t xml:space="preserve"> Prestatarios; y, (</w:t>
       </w:r>
@@ -9071,7 +9048,7 @@
           <w:color w:val="000000"/>
           <w:kern w:val="0"/>
           <w:lang w:val="es-ES" w:eastAsia="es-ES"/>
-          <ns2:ligatures ns2:val="none"/>
+          <w14:ligatures w14:val="none"/>
         </w:rPr>
         <w:t>ii</w:t>
       </w:r>
@@ -9082,7 +9059,7 @@
           <w:color w:val="000000"/>
           <w:kern w:val="0"/>
           <w:lang w:val="es-ES" w:eastAsia="es-ES"/>
-          <ns2:ligatures ns2:val="none"/>
+          <w14:ligatures w14:val="none"/>
         </w:rPr>
         <w:t>) presentar todas las comunicaciones cursadas con la parte denunciante en virtud de los hechos materia de denuncia</w:t>
       </w:r>
@@ -9092,34 +9069,34 @@
           <w:color w:val="000000"/>
           <w:kern w:val="0"/>
           <w:lang w:val="es-ES" w:eastAsia="es-ES"/>
-          <ns2:ligatures ns2:val="none"/>
+          <w14:ligatures w14:val="none"/>
         </w:rPr>
         <w:t>.</w:t>
       </w:r>
     </w:p>
-    <w:p ns2:paraId="59711594" ns2:textId="77777777">
-      <w:pPr>
-        <w:spacing w:after="0" w:line="240" w:lineRule="auto"/>
-        <w:jc w:val="both"/>
-        <w:rPr>
-          <w:rFonts w:ascii="Arial Narrow" w:eastAsia="Times New Roman" w:hAnsi="Arial Narrow" w:cs="Arial"/>
-          <w:color w:val="000000"/>
-          <w:kern w:val="0"/>
-          <w:lang w:val="es-ES" w:eastAsia="es-ES"/>
-          <ns2:ligatures ns2:val="none"/>
-        </w:rPr>
-      </w:pPr>
-    </w:p>
-    <w:p ns2:paraId="0CD0015C" ns2:textId="7CC86FE9">
-      <w:pPr>
-        <w:spacing w:after="0" w:line="240" w:lineRule="auto"/>
-        <w:jc w:val="both"/>
-        <w:rPr>
-          <w:rFonts w:ascii="Arial Narrow" w:eastAsia="Times New Roman" w:hAnsi="Arial Narrow" w:cs="Arial"/>
-          <w:color w:val="000000"/>
-          <w:kern w:val="0"/>
-          <w:lang w:val="es-ES" w:eastAsia="es-ES"/>
-          <ns2:ligatures ns2:val="none"/>
+    <w:p>
+      <w:pPr>
+        <w:spacing w:after="0" w:line="240" w:lineRule="auto"/>
+        <w:jc w:val="both"/>
+        <w:rPr>
+          <w:rFonts w:ascii="Arial Narrow" w:eastAsia="Times New Roman" w:hAnsi="Arial Narrow" w:cs="Arial"/>
+          <w:color w:val="000000"/>
+          <w:kern w:val="0"/>
+          <w:lang w:val="es-ES" w:eastAsia="es-ES"/>
+          <w14:ligatures w14:val="none"/>
+        </w:rPr>
+      </w:pPr>
+    </w:p>
+    <w:p>
+      <w:pPr>
+        <w:spacing w:after="0" w:line="240" w:lineRule="auto"/>
+        <w:jc w:val="both"/>
+        <w:rPr>
+          <w:rFonts w:ascii="Arial Narrow" w:eastAsia="Times New Roman" w:hAnsi="Arial Narrow" w:cs="Arial"/>
+          <w:color w:val="000000"/>
+          <w:kern w:val="0"/>
+          <w:lang w:val="es-ES" w:eastAsia="es-ES"/>
+          <w14:ligatures w14:val="none"/>
         </w:rPr>
       </w:pPr>
       <w:r>
@@ -9129,7 +9106,7 @@
           <w:color w:val="000000"/>
           <w:kern w:val="0"/>
           <w:lang w:eastAsia="es-PE"/>
-          <ns2:ligatures ns2:val="none"/>
+          <w14:ligatures w14:val="none"/>
         </w:rPr>
         <w:t xml:space="preserve">SÉTIMO: </w:t>
       </w:r>
@@ -9139,7 +9116,7 @@
           <w:color w:val="000000"/>
           <w:kern w:val="0"/>
           <w:lang w:eastAsia="es-ES"/>
-          <ns2:ligatures ns2:val="none"/>
+          <w14:ligatures w14:val="none"/>
         </w:rPr>
         <w:t xml:space="preserve">requerir </w:t>
       </w:r>
@@ -9149,7 +9126,7 @@
           <w:color w:val="000000"/>
           <w:kern w:val="0"/>
           <w:lang w:val="es-ES" w:eastAsia="es-ES"/>
-          <ns2:ligatures ns2:val="none"/>
+          <w14:ligatures w14:val="none"/>
         </w:rPr>
         <w:t xml:space="preserve">que, en un </w:t>
       </w:r>
@@ -9159,7 +9136,7 @@
           <w:color w:val="000000"/>
           <w:kern w:val="0"/>
           <w:lang w:eastAsia="es-ES"/>
-          <ns2:ligatures ns2:val="none"/>
+          <w14:ligatures w14:val="none"/>
         </w:rPr>
         <w:t xml:space="preserve">plazo no mayor de cinco (5) días hábiles contado a partir del día siguiente de la notificación de la presente resolución, </w:t>
       </w:r>
@@ -9170,7 +9147,7 @@
           <w:kern w:val="0"/>
           <w:shd w:val="clear" w:color="auto" w:fill="FFFFFF"/>
           <w:lang w:eastAsia="es-PE"/>
-          <ns2:ligatures ns2:val="none"/>
+          <w14:ligatures w14:val="none"/>
         </w:rPr>
         <w:t>B&amp;C Ajustadores y Peritos de Seguros S.A.</w:t>
       </w:r>
@@ -9180,7 +9157,7 @@
           <w:color w:val="000000"/>
           <w:kern w:val="0"/>
           <w:lang w:eastAsia="es-ES"/>
-          <ns2:ligatures ns2:val="none"/>
+          <w14:ligatures w14:val="none"/>
         </w:rPr>
         <w:t xml:space="preserve">, </w:t>
       </w:r>
@@ -9190,7 +9167,7 @@
           <w:color w:val="000000"/>
           <w:kern w:val="0"/>
           <w:lang w:val="es-ES" w:eastAsia="es-ES"/>
-          <ns2:ligatures ns2:val="none"/>
+          <w14:ligatures w14:val="none"/>
         </w:rPr>
         <w:t>cumpla con:</w:t>
       </w:r>
@@ -9200,7 +9177,7 @@
           <w:color w:val="000000"/>
           <w:kern w:val="0"/>
           <w:lang w:val="es-ES" w:eastAsia="es-ES"/>
-          <ns2:ligatures ns2:val="none"/>
+          <w14:ligatures w14:val="none"/>
         </w:rPr>
         <w:t xml:space="preserve"> (i) presentar los medios probatorios que acrediten que realizó un adecuado análisis de evaluación del siniestro ocurrido en el </w:t>
       </w:r>
@@ -9210,7 +9187,7 @@
           <w:color w:val="000000"/>
           <w:kern w:val="0"/>
           <w:lang w:eastAsia="es-ES"/>
-          <ns2:ligatures ns2:val="none"/>
+          <w14:ligatures w14:val="none"/>
         </w:rPr>
         <w:t xml:space="preserve">inmueble asegurado con </w:t>
       </w:r>
@@ -9220,7 +9197,7 @@
           <w:color w:val="000000"/>
           <w:kern w:val="0"/>
           <w:lang w:val="es-ES" w:eastAsia="es-ES"/>
-          <ns2:ligatures ns2:val="none"/>
+          <w14:ligatures w14:val="none"/>
         </w:rPr>
         <w:t xml:space="preserve">la Póliza 17027395 del Seguro </w:t>
       </w:r>
@@ -9231,7 +9208,7 @@
           <w:color w:val="000000"/>
           <w:kern w:val="0"/>
           <w:lang w:val="es-ES" w:eastAsia="es-ES"/>
-          <ns2:ligatures ns2:val="none"/>
+          <w14:ligatures w14:val="none"/>
         </w:rPr>
         <w:t>Multiriesgo</w:t>
       </w:r>
@@ -9242,7 +9219,7 @@
           <w:color w:val="000000"/>
           <w:kern w:val="0"/>
           <w:lang w:val="es-ES" w:eastAsia="es-ES"/>
-          <ns2:ligatures ns2:val="none"/>
+          <w14:ligatures w14:val="none"/>
         </w:rPr>
         <w:t xml:space="preserve"> Prestatarios; y, (</w:t>
       </w:r>
@@ -9253,7 +9230,7 @@
           <w:color w:val="000000"/>
           <w:kern w:val="0"/>
           <w:lang w:val="es-ES" w:eastAsia="es-ES"/>
-          <ns2:ligatures ns2:val="none"/>
+          <w14:ligatures w14:val="none"/>
         </w:rPr>
         <w:t>ii</w:t>
       </w:r>
@@ -9264,7 +9241,7 @@
           <w:color w:val="000000"/>
           <w:kern w:val="0"/>
           <w:lang w:val="es-ES" w:eastAsia="es-ES"/>
-          <ns2:ligatures ns2:val="none"/>
+          <w14:ligatures w14:val="none"/>
         </w:rPr>
         <w:t>) presentar todas las comunicaciones cursadas con la parte denunciante en virtud de los hechos materia de denuncia</w:t>
       </w:r>
@@ -9274,12 +9251,12 @@
           <w:color w:val="000000"/>
           <w:kern w:val="0"/>
           <w:lang w:val="es-ES" w:eastAsia="es-ES"/>
-          <ns2:ligatures ns2:val="none"/>
+          <w14:ligatures w14:val="none"/>
         </w:rPr>
         <w:t>.</w:t>
       </w:r>
     </w:p>
-    <w:p ns2:paraId="61AD8504" ns2:textId="77777777">
+    <w:p>
       <w:pPr>
         <w:spacing w:after="0" w:line="240" w:lineRule="auto"/>
         <w:jc w:val="both"/>
@@ -9289,20 +9266,20 @@
           <w:color w:val="000000"/>
           <w:kern w:val="0"/>
           <w:lang w:val="es-ES" w:eastAsia="es-PE"/>
-          <ns2:ligatures ns2:val="none"/>
-        </w:rPr>
-      </w:pPr>
-    </w:p>
-    <w:p ns2:paraId="58D4E496" ns2:textId="125F2C8E">
-      <w:pPr>
-        <w:spacing w:after="0" w:line="240" w:lineRule="auto"/>
-        <w:jc w:val="both"/>
-        <w:rPr>
-          <w:rFonts w:ascii="Arial Narrow" w:eastAsia="Arial Narrow" w:hAnsi="Arial Narrow" w:cs="Arial Narrow"/>
-          <w:color w:val="000000"/>
-          <w:kern w:val="0"/>
-          <w:lang w:eastAsia="es-PE"/>
-          <ns2:ligatures ns2:val="none"/>
+          <w14:ligatures w14:val="none"/>
+        </w:rPr>
+      </w:pPr>
+    </w:p>
+    <w:p>
+      <w:pPr>
+        <w:spacing w:after="0" w:line="240" w:lineRule="auto"/>
+        <w:jc w:val="both"/>
+        <w:rPr>
+          <w:rFonts w:ascii="Arial Narrow" w:eastAsia="Arial Narrow" w:hAnsi="Arial Narrow" w:cs="Arial Narrow"/>
+          <w:color w:val="000000"/>
+          <w:kern w:val="0"/>
+          <w:lang w:eastAsia="es-PE"/>
+          <w14:ligatures w14:val="none"/>
         </w:rPr>
       </w:pPr>
       <w:r>
@@ -9311,7 +9288,7 @@
           <w:b/>
           <w:bCs/>
           <w:kern w:val="0"/>
-          <ns2:ligatures ns2:val="none"/>
+          <w14:ligatures w14:val="none"/>
         </w:rPr>
         <w:t>OCTAVO</w:t>
       </w:r>
@@ -9322,7 +9299,7 @@
           <w:color w:val="000000"/>
           <w:kern w:val="0"/>
           <w:lang w:eastAsia="es-PE"/>
-          <ns2:ligatures ns2:val="none"/>
+          <w14:ligatures w14:val="none"/>
         </w:rPr>
         <w:t>:</w:t>
       </w:r>
@@ -9332,7 +9309,7 @@
           <w:color w:val="000000"/>
           <w:kern w:val="0"/>
           <w:lang w:eastAsia="es-PE"/>
-          <ns2:ligatures ns2:val="none"/>
+          <w14:ligatures w14:val="none"/>
         </w:rPr>
         <w:t xml:space="preserve"> </w:t>
       </w:r>
@@ -9343,7 +9320,7 @@
           <w:color w:val="000000"/>
           <w:kern w:val="0"/>
           <w:lang w:eastAsia="es-PE"/>
-          <ns2:ligatures ns2:val="none"/>
+          <w14:ligatures w14:val="none"/>
         </w:rPr>
         <w:t>informar a las partes que el artículo 110</w:t>
       </w:r>
@@ -9353,7 +9330,7 @@
           <w:color w:val="000000"/>
           <w:kern w:val="0"/>
           <w:lang w:eastAsia="es-PE"/>
-          <ns2:ligatures ns2:val="none"/>
+          <w14:ligatures w14:val="none"/>
         </w:rPr>
         <w:t/>
       </w:r>
@@ -9363,7 +9340,7 @@
           <w:color w:val="000000"/>
           <w:kern w:val="0"/>
           <w:lang w:eastAsia="es-PE"/>
-          <ns2:ligatures ns2:val="none"/>
+          <w14:ligatures w14:val="none"/>
         </w:rPr>
         <w:t xml:space="preserve"> de la </w:t>
       </w:r>
@@ -9373,7 +9350,7 @@
           <w:color w:val="000000"/>
           <w:kern w:val="0"/>
           <w:lang w:eastAsia="es-PE"/>
-          <ns2:ligatures ns2:val="none"/>
+          <w14:ligatures w14:val="none"/>
         </w:rPr>
         <w:t>Ley 29571</w:t>
       </w:r>
@@ -9383,7 +9360,7 @@
           <w:color w:val="000000"/>
           <w:kern w:val="0"/>
           <w:lang w:eastAsia="es-PE"/>
-          <ns2:ligatures ns2:val="none"/>
+          <w14:ligatures w14:val="none"/>
         </w:rPr>
         <w:t>, Código de Protección y Defensa del Consumidor</w:t>
       </w:r>
@@ -9395,7 +9372,7 @@
           <w:kern w:val="0"/>
           <w:vertAlign w:val="superscript"/>
           <w:lang w:eastAsia="es-PE"/>
-          <ns2:ligatures ns2:val="none"/>
+          <w14:ligatures w14:val="none"/>
         </w:rPr>
         <w:footnoteReference w:id="8"/>
       </w:r>
@@ -9405,7 +9382,7 @@
           <w:color w:val="000000"/>
           <w:kern w:val="0"/>
           <w:lang w:eastAsia="es-PE"/>
-          <ns2:ligatures ns2:val="none"/>
+          <w14:ligatures w14:val="none"/>
         </w:rPr>
         <w:t>, faculta a la Comisión a calificar las infracciones de la referida norma como leves, graves o muy graves e imponer sanciones que van desde una amonestación hasta una multa por un máximo de 450 Unidades Impositivas Tributarias, sin perjuicio de las medidas correctivas, reparadoras y complementarias, que puedan ordenarse de acuerdo a lo estipulado en los artículos 114</w:t>
       </w:r>
@@ -9415,7 +9392,7 @@
           <w:color w:val="000000"/>
           <w:kern w:val="0"/>
           <w:lang w:eastAsia="es-PE"/>
-          <ns2:ligatures ns2:val="none"/>
+          <w14:ligatures w14:val="none"/>
         </w:rPr>
         <w:t/>
       </w:r>
@@ -9425,7 +9402,7 @@
           <w:color w:val="000000"/>
           <w:kern w:val="0"/>
           <w:lang w:eastAsia="es-PE"/>
-          <ns2:ligatures ns2:val="none"/>
+          <w14:ligatures w14:val="none"/>
         </w:rPr>
         <w:t>, 115</w:t>
       </w:r>
@@ -9435,7 +9412,7 @@
           <w:color w:val="000000"/>
           <w:kern w:val="0"/>
           <w:lang w:eastAsia="es-PE"/>
-          <ns2:ligatures ns2:val="none"/>
+          <w14:ligatures w14:val="none"/>
         </w:rPr>
         <w:t/>
       </w:r>
@@ -9445,7 +9422,7 @@
           <w:color w:val="000000"/>
           <w:kern w:val="0"/>
           <w:lang w:eastAsia="es-PE"/>
-          <ns2:ligatures ns2:val="none"/>
+          <w14:ligatures w14:val="none"/>
         </w:rPr>
         <w:t xml:space="preserve"> y 116</w:t>
       </w:r>
@@ -9455,7 +9432,7 @@
           <w:color w:val="000000"/>
           <w:kern w:val="0"/>
           <w:lang w:eastAsia="es-PE"/>
-          <ns2:ligatures ns2:val="none"/>
+          <w14:ligatures w14:val="none"/>
         </w:rPr>
         <w:t/>
       </w:r>
@@ -9465,7 +9442,7 @@
           <w:color w:val="000000"/>
           <w:kern w:val="0"/>
           <w:lang w:eastAsia="es-PE"/>
-          <ns2:ligatures ns2:val="none"/>
+          <w14:ligatures w14:val="none"/>
         </w:rPr>
         <w:t xml:space="preserve"> de la referida norma</w:t>
       </w:r>
@@ -9477,7 +9454,7 @@
           <w:kern w:val="0"/>
           <w:vertAlign w:val="superscript"/>
           <w:lang w:eastAsia="es-PE"/>
-          <ns2:ligatures ns2:val="none"/>
+          <w14:ligatures w14:val="none"/>
         </w:rPr>
         <w:footnoteReference w:id="9"/>
       </w:r>
@@ -9487,7 +9464,7 @@
           <w:color w:val="000000"/>
           <w:kern w:val="0"/>
           <w:lang w:eastAsia="es-PE"/>
-          <ns2:ligatures ns2:val="none"/>
+          <w14:ligatures w14:val="none"/>
         </w:rPr>
         <w:t xml:space="preserve">. </w:t>
       </w:r>
@@ -9498,7 +9475,7 @@
           <w:color w:val="000000"/>
           <w:kern w:val="0"/>
           <w:lang w:eastAsia="es-PE"/>
-          <ns2:ligatures ns2:val="none"/>
+          <w14:ligatures w14:val="none"/>
         </w:rPr>
         <w:t xml:space="preserve">Asimismo, se consideran circunstancias atenuantes para la graduación de la sanción, el </w:t>
       </w:r>
@@ -9508,7 +9485,7 @@
           <w:color w:val="000000"/>
           <w:kern w:val="0"/>
           <w:lang w:eastAsia="es-PE"/>
-          <ns2:ligatures ns2:val="none"/>
+          <w14:ligatures w14:val="none"/>
         </w:rPr>
         <w:lastRenderedPageBreak/>
         <w:t>allanamiento de la denuncia o el reconocimiento de las pretensiones en ella contenidas, de acuerdo con el artículo 112</w:t>
@@ -9519,7 +9496,7 @@
           <w:color w:val="000000"/>
           <w:kern w:val="0"/>
           <w:lang w:eastAsia="es-PE"/>
-          <ns2:ligatures ns2:val="none"/>
+          <w14:ligatures w14:val="none"/>
         </w:rPr>
         <w:t/>
       </w:r>
@@ -9529,7 +9506,7 @@
           <w:color w:val="000000"/>
           <w:kern w:val="0"/>
           <w:lang w:eastAsia="es-PE"/>
-          <ns2:ligatures ns2:val="none"/>
+          <w14:ligatures w14:val="none"/>
         </w:rPr>
         <w:t xml:space="preserve"> del Código</w:t>
       </w:r>
@@ -9541,7 +9518,7 @@
           <w:kern w:val="0"/>
           <w:vertAlign w:val="superscript"/>
           <w:lang w:eastAsia="es-PE"/>
-          <ns2:ligatures ns2:val="none"/>
+          <w14:ligatures w14:val="none"/>
         </w:rPr>
         <w:footnoteReference w:id="10"/>
       </w:r>
@@ -9551,12 +9528,12 @@
           <w:color w:val="000000"/>
           <w:kern w:val="0"/>
           <w:lang w:eastAsia="es-PE"/>
-          <ns2:ligatures ns2:val="none"/>
+          <w14:ligatures w14:val="none"/>
         </w:rPr>
         <w:t>.</w:t>
       </w:r>
     </w:p>
-    <w:p ns2:paraId="7A5236A4" ns2:textId="77777777">
+    <w:p>
       <w:pPr>
         <w:shd w:val="clear" w:color="auto" w:fill="FFFFFF"/>
         <w:spacing w:after="0" w:line="240" w:lineRule="auto"/>
@@ -9567,11 +9544,11 @@
           <w:color w:val="000000"/>
           <w:kern w:val="0"/>
           <w:lang w:eastAsia="es-PE"/>
-          <ns2:ligatures ns2:val="none"/>
-        </w:rPr>
-      </w:pPr>
-    </w:p>
-    <w:p ns2:paraId="3F071DDA" ns2:textId="4E2875CA">
+          <w14:ligatures w14:val="none"/>
+        </w:rPr>
+      </w:pPr>
+    </w:p>
+    <w:p>
       <w:pPr>
         <w:shd w:val="clear" w:color="auto" w:fill="FFFFFF"/>
         <w:spacing w:after="0" w:line="240" w:lineRule="auto"/>
@@ -9581,7 +9558,7 @@
           <w:color w:val="000000"/>
           <w:kern w:val="0"/>
           <w:lang w:eastAsia="es-PE"/>
-          <ns2:ligatures ns2:val="none"/>
+          <w14:ligatures w14:val="none"/>
         </w:rPr>
       </w:pPr>
       <w:r>
@@ -9591,7 +9568,7 @@
           <w:color w:val="000000"/>
           <w:kern w:val="0"/>
           <w:lang w:eastAsia="es-PE"/>
-          <ns2:ligatures ns2:val="none"/>
+          <w14:ligatures w14:val="none"/>
         </w:rPr>
         <w:t>NOVENO</w:t>
       </w:r>
@@ -9602,7 +9579,7 @@
           <w:color w:val="000000"/>
           <w:kern w:val="0"/>
           <w:lang w:eastAsia="es-PE"/>
-          <ns2:ligatures ns2:val="none"/>
+          <w14:ligatures w14:val="none"/>
         </w:rPr>
         <w:t>:</w:t>
       </w:r>
@@ -9612,7 +9589,7 @@
           <w:color w:val="000000"/>
           <w:kern w:val="0"/>
           <w:lang w:eastAsia="es-PE"/>
-          <ns2:ligatures ns2:val="none"/>
+          <w14:ligatures w14:val="none"/>
         </w:rPr>
         <w:t xml:space="preserve"> informar a las partes que conforme a lo establecido en el artículo 39</w:t>
       </w:r>
@@ -9622,7 +9599,7 @@
           <w:color w:val="000000"/>
           <w:kern w:val="0"/>
           <w:lang w:eastAsia="es-PE"/>
-          <ns2:ligatures ns2:val="none"/>
+          <w14:ligatures w14:val="none"/>
         </w:rPr>
         <w:t/>
       </w:r>
@@ -9632,12 +9609,12 @@
           <w:color w:val="000000"/>
           <w:kern w:val="0"/>
           <w:lang w:eastAsia="es-PE"/>
-          <ns2:ligatures ns2:val="none"/>
+          <w14:ligatures w14:val="none"/>
         </w:rPr>
         <w:t xml:space="preserve"> de la Ley sobre Facultades, Normas y Organización del Indecopi, aprobada por Decreto Legislativo 807, los gastos por los peritajes realizados, actuación de pruebas, inspecciones y otros derivados de la tramitación del proceso serán de cargo de la parte que solicita la prueba, salvo pacto en contrario. En todos los casos, la resolución final determinará si los gastos deben ser asumidos por alguna de las partes, o reembolsados a la otra parte o al Indecopi, según sea el caso, de manera adicional a la sanción que haya podido imponerse. </w:t>
       </w:r>
     </w:p>
-    <w:p ns2:paraId="0F10F9CF" ns2:textId="77777777">
+    <w:p>
       <w:pPr>
         <w:shd w:val="clear" w:color="auto" w:fill="FFFFFF"/>
         <w:spacing w:after="0" w:line="240" w:lineRule="auto"/>
@@ -9647,11 +9624,11 @@
           <w:color w:val="000000"/>
           <w:kern w:val="0"/>
           <w:lang w:eastAsia="es-PE"/>
-          <ns2:ligatures ns2:val="none"/>
-        </w:rPr>
-      </w:pPr>
-    </w:p>
-    <w:p ns2:paraId="194C23DD" ns2:textId="20B957D9">
+          <w14:ligatures w14:val="none"/>
+        </w:rPr>
+      </w:pPr>
+    </w:p>
+    <w:p>
       <w:pPr>
         <w:suppressAutoHyphens/>
         <w:spacing w:after="0" w:line="240" w:lineRule="auto"/>
@@ -9660,7 +9637,7 @@
           <w:rFonts w:ascii="Arial Narrow" w:eastAsia="Calibri" w:hAnsi="Arial Narrow" w:cs="Arial"/>
           <w:kern w:val="0"/>
           <w:u w:val="single"/>
-          <ns2:ligatures ns2:val="none"/>
+          <w14:ligatures w14:val="none"/>
         </w:rPr>
       </w:pPr>
       <w:r>
@@ -9669,7 +9646,7 @@
           <w:b/>
           <w:spacing w:val="-3"/>
           <w:kern w:val="0"/>
-          <ns2:ligatures ns2:val="none"/>
+          <w14:ligatures w14:val="none"/>
         </w:rPr>
         <w:t>DÉCIMO</w:t>
       </w:r>
@@ -9678,7 +9655,7 @@
           <w:rFonts w:ascii="Arial Narrow" w:eastAsia="Calibri" w:hAnsi="Arial Narrow" w:cs="Arial"/>
           <w:b/>
           <w:kern w:val="0"/>
-          <ns2:ligatures ns2:val="none"/>
+          <w14:ligatures w14:val="none"/>
         </w:rPr>
         <w:t>:</w:t>
       </w:r>
@@ -9686,7 +9663,7 @@
         <w:rPr>
           <w:rFonts w:ascii="Arial Narrow" w:eastAsia="Calibri" w:hAnsi="Arial Narrow" w:cs="Arial"/>
           <w:kern w:val="0"/>
-          <ns2:ligatures ns2:val="none"/>
+          <w14:ligatures w14:val="none"/>
         </w:rPr>
         <w:t xml:space="preserve"> comunicar a las partes que, de acuerdo a lo señalado por el artículo 29</w:t>
       </w:r>
@@ -9696,7 +9673,7 @@
           <w:color w:val="000000"/>
           <w:kern w:val="0"/>
           <w:lang w:eastAsia="es-PE"/>
-          <ns2:ligatures ns2:val="none"/>
+          <w14:ligatures w14:val="none"/>
         </w:rPr>
         <w:t/>
       </w:r>
@@ -9704,7 +9681,7 @@
         <w:rPr>
           <w:rFonts w:ascii="Arial Narrow" w:eastAsia="Calibri" w:hAnsi="Arial Narrow" w:cs="Arial"/>
           <w:kern w:val="0"/>
-          <ns2:ligatures ns2:val="none"/>
+          <w14:ligatures w14:val="none"/>
         </w:rPr>
         <w:t xml:space="preserve"> del Decreto Legislativo 807</w:t>
       </w:r>
@@ -9714,7 +9691,7 @@
           <w:rFonts w:ascii="Arial Narrow" w:eastAsia="Calibri" w:hAnsi="Arial Narrow" w:cs="Arial"/>
           <w:kern w:val="0"/>
           <w:vertAlign w:val="superscript"/>
-          <ns2:ligatures ns2:val="none"/>
+          <w14:ligatures w14:val="none"/>
         </w:rPr>
         <w:footnoteReference w:id="11"/>
       </w:r>
@@ -9722,7 +9699,7 @@
         <w:rPr>
           <w:rFonts w:ascii="Arial Narrow" w:eastAsia="Calibri" w:hAnsi="Arial Narrow" w:cs="Arial"/>
           <w:kern w:val="0"/>
-          <ns2:ligatures ns2:val="none"/>
+          <w14:ligatures w14:val="none"/>
         </w:rPr>
         <w:t xml:space="preserve">, hasta antes de la emisión de la Resolución Final tienen la posibilidad de solicitar una audiencia </w:t>
       </w:r>
@@ -9730,7 +9707,7 @@
         <w:rPr>
           <w:rFonts w:ascii="Arial Narrow" w:eastAsia="Calibri" w:hAnsi="Arial Narrow" w:cs="Arial"/>
           <w:kern w:val="0"/>
-          <ns2:ligatures ns2:val="none"/>
+          <w14:ligatures w14:val="none"/>
         </w:rPr>
         <w:lastRenderedPageBreak/>
         <w:t xml:space="preserve">de conciliación. En caso deleguen a favor de una tercera persona su actuación en la diligencia programada, esta deberá presentar un poder especial con firma legalizada ante Notario Público, donde conste </w:t>
@@ -9740,7 +9717,7 @@
           <w:rFonts w:ascii="Arial Narrow" w:eastAsia="Calibri" w:hAnsi="Arial Narrow" w:cs="Arial"/>
           <w:kern w:val="0"/>
           <w:u w:val="single"/>
-          <ns2:ligatures ns2:val="none"/>
+          <w14:ligatures w14:val="none"/>
         </w:rPr>
         <w:t>expresamente su facultad para asistir y conciliar en su representación</w:t>
       </w:r>
@@ -9749,7 +9726,7 @@
           <w:rFonts w:ascii="Arial Narrow" w:eastAsia="Calibri" w:hAnsi="Arial Narrow" w:cs="Arial"/>
           <w:bCs/>
           <w:kern w:val="0"/>
-          <ns2:ligatures ns2:val="none"/>
+          <w14:ligatures w14:val="none"/>
         </w:rPr>
         <w:t>.</w:t>
       </w:r>
@@ -9759,7 +9736,7 @@
           <w:b/>
           <w:bCs/>
           <w:kern w:val="0"/>
-          <ns2:ligatures ns2:val="none"/>
+          <w14:ligatures w14:val="none"/>
         </w:rPr>
         <w:t xml:space="preserve"> </w:t>
       </w:r>
@@ -9768,12 +9745,12 @@
           <w:rFonts w:ascii="Arial Narrow" w:eastAsia="Calibri" w:hAnsi="Arial Narrow" w:cs="Arial"/>
           <w:kern w:val="0"/>
           <w:u w:val="single"/>
-          <ns2:ligatures ns2:val="none"/>
+          <w14:ligatures w14:val="none"/>
         </w:rPr>
         <w:t xml:space="preserve">Ello bajo apercibimiento de no realizar la audiencia de conciliación y levantar el acta de inasistencia correspondiente. </w:t>
       </w:r>
     </w:p>
-    <w:p ns2:paraId="19088877" ns2:textId="77777777">
+    <w:p>
       <w:pPr>
         <w:suppressAutoHyphens/>
         <w:spacing w:after="0" w:line="240" w:lineRule="auto"/>
@@ -9782,11 +9759,11 @@
           <w:rFonts w:ascii="Arial Narrow" w:eastAsia="Calibri" w:hAnsi="Arial Narrow" w:cs="Arial"/>
           <w:kern w:val="0"/>
           <w:u w:val="single"/>
-          <ns2:ligatures ns2:val="none"/>
-        </w:rPr>
-      </w:pPr>
-    </w:p>
-    <w:p ns2:paraId="7767F307" ns2:textId="5E8D9D44">
+          <w14:ligatures w14:val="none"/>
+        </w:rPr>
+      </w:pPr>
+    </w:p>
+    <w:p>
       <w:pPr>
         <w:suppressAutoHyphens/>
         <w:spacing w:after="0" w:line="240" w:lineRule="auto"/>
@@ -9803,7 +9780,7 @@
           <w:b/>
           <w:spacing w:val="-3"/>
           <w:kern w:val="0"/>
-          <ns2:ligatures ns2:val="none"/>
+          <w14:ligatures w14:val="none"/>
         </w:rPr>
         <w:t>DÉCIMO</w:t>
       </w:r>
@@ -9813,7 +9790,7 @@
           <w:b/>
           <w:spacing w:val="-3"/>
           <w:kern w:val="0"/>
-          <ns2:ligatures ns2:val="none"/>
+          <w14:ligatures w14:val="none"/>
         </w:rPr>
         <w:t xml:space="preserve"> </w:t>
       </w:r>
@@ -9832,7 +9809,7 @@
           <w:color w:val="000000"/>
           <w:kern w:val="0"/>
           <w:lang w:eastAsia="es-PE"/>
-          <ns2:ligatures ns2:val="none"/>
+          <w14:ligatures w14:val="none"/>
         </w:rPr>
         <w:t>:</w:t>
       </w:r>
@@ -9842,14 +9819,14 @@
           <w:color w:val="000000"/>
           <w:kern w:val="0"/>
           <w:lang w:eastAsia="es-PE"/>
-          <ns2:ligatures ns2:val="none"/>
+          <w14:ligatures w14:val="none"/>
         </w:rPr>
         <w:t xml:space="preserve"> poner en conocimiento de las partes que, antes de la emisión de la Resolución Final, tienen la posibilidad de formular su desistimiento o presentar el acuerdo arribado mediante la conciliación, mediación, transacción o cualquier otro que, de forma indubitable, deje constancia que se ha solucionado la controversia materia de denuncia.</w:t>
       </w:r>
       <w:bookmarkStart w:id="13" w:name="h.gjdgxs" w:colFirst="0" w:colLast="0"/>
       <w:bookmarkEnd w:id="13"/>
     </w:p>
-    <w:p ns2:paraId="69E33D6A" ns2:textId="77777777">
+    <w:p>
       <w:pPr>
         <w:suppressAutoHyphens/>
         <w:spacing w:after="0" w:line="240" w:lineRule="auto"/>
@@ -9859,11 +9836,11 @@
           <w:color w:val="000000"/>
           <w:kern w:val="0"/>
           <w:lang w:eastAsia="es-PE"/>
-          <ns2:ligatures ns2:val="none"/>
-        </w:rPr>
-      </w:pPr>
-    </w:p>
-    <w:p ns2:paraId="4DB7FEAC" ns2:textId="4792CDC8">
+          <w14:ligatures w14:val="none"/>
+        </w:rPr>
+      </w:pPr>
+    </w:p>
+    <w:p>
       <w:pPr>
         <w:suppressAutoHyphens/>
         <w:spacing w:after="0" w:line="240" w:lineRule="auto"/>
@@ -9902,7 +9879,7 @@
           <w:b/>
           <w:spacing w:val="-3"/>
           <w:kern w:val="0"/>
-          <ns2:ligatures ns2:val="none"/>
+          <w14:ligatures w14:val="none"/>
         </w:rPr>
         <w:t/>
       </w:r>
@@ -9912,7 +9889,7 @@
           <w:bCs/>
           <w:spacing w:val="-3"/>
           <w:kern w:val="0"/>
-          <ns2:ligatures ns2:val="none"/>
+          <w14:ligatures w14:val="none"/>
         </w:rPr>
         <w:t xml:space="preserve"/>
       </w:r>
@@ -9922,7 +9899,7 @@
           <w:bCs/>
           <w:spacing w:val="-3"/>
           <w:kern w:val="0"/>
-          <ns2:ligatures ns2:val="none"/>
+          <w14:ligatures w14:val="none"/>
         </w:rPr>
         <w:t xml:space="preserve"/>
       </w:r>
@@ -9932,7 +9909,7 @@
           <w:bCs/>
           <w:spacing w:val="-3"/>
           <w:kern w:val="0"/>
-          <ns2:ligatures ns2:val="none"/>
+          <w14:ligatures w14:val="none"/>
         </w:rPr>
         <w:t/>
       </w:r>
@@ -9942,7 +9919,7 @@
           <w:bCs/>
           <w:spacing w:val="-3"/>
           <w:kern w:val="0"/>
-          <ns2:ligatures ns2:val="none"/>
+          <w14:ligatures w14:val="none"/>
         </w:rPr>
         <w:t xml:space="preserve"/>
       </w:r>
@@ -9953,7 +9930,7 @@
           <w:kern w:val="0"/>
           <w:shd w:val="clear" w:color="auto" w:fill="FFFFFF"/>
           <w:lang w:eastAsia="es-PE"/>
-          <ns2:ligatures ns2:val="none"/>
+          <w14:ligatures w14:val="none"/>
         </w:rPr>
         <w:t xml:space="preserve"/>
       </w:r>
@@ -9970,7 +9947,7 @@
           <w:color w:val="000000"/>
           <w:kern w:val="0"/>
           <w:lang w:eastAsia="es-PE"/>
-          <ns2:ligatures ns2:val="none"/>
+          <w14:ligatures w14:val="none"/>
         </w:rPr>
         <w:t/>
       </w:r>
@@ -10022,7 +9999,7 @@
           <w:color w:val="000000"/>
           <w:kern w:val="0"/>
           <w:lang w:eastAsia="es-PE"/>
-          <ns2:ligatures ns2:val="none"/>
+          <w14:ligatures w14:val="none"/>
         </w:rPr>
         <w:t/>
       </w:r>
@@ -10048,7 +10025,7 @@
         <w:t/>
       </w:r>
     </w:p>
-    <w:p ns2:paraId="26B1ED4B" ns2:textId="77777777">
+    <w:p>
       <w:pPr>
         <w:suppressAutoHyphens/>
         <w:spacing w:after="0" w:line="240" w:lineRule="auto"/>
@@ -10058,7 +10035,7 @@
         </w:rPr>
       </w:pPr>
     </w:p>
-    <w:p ns2:paraId="12E923CD" ns2:textId="755B0F5B">
+    <w:p>
       <w:pPr>
         <w:suppressAutoHyphens/>
         <w:spacing w:line="240" w:lineRule="auto"/>
@@ -10081,7 +10058,7 @@
           <w:b/>
           <w:spacing w:val="-3"/>
           <w:kern w:val="0"/>
-          <ns2:ligatures ns2:val="none"/>
+          <w14:ligatures w14:val="none"/>
         </w:rPr>
         <w:t>TERCERO</w:t>
       </w:r>
@@ -10221,7 +10198,7 @@
         <w:t xml:space="preserve"> notificación.</w:t>
       </w:r>
     </w:p>
-    <w:p ns2:paraId="150F22E0" ns2:textId="483CEC7C">
+    <w:p>
       <w:pPr>
         <w:suppressAutoHyphens/>
         <w:spacing w:after="0" w:line="240" w:lineRule="auto"/>
@@ -10236,7 +10213,7 @@
           <w:b/>
           <w:spacing w:val="-3"/>
           <w:kern w:val="0"/>
-          <ns2:ligatures ns2:val="none"/>
+          <w14:ligatures w14:val="none"/>
         </w:rPr>
         <w:t xml:space="preserve">DÉCIMO </w:t>
       </w:r>
@@ -10246,7 +10223,7 @@
           <w:b/>
           <w:spacing w:val="-3"/>
           <w:kern w:val="0"/>
-          <ns2:ligatures ns2:val="none"/>
+          <w14:ligatures w14:val="none"/>
         </w:rPr>
         <w:t>CUARTO</w:t>
       </w:r>
@@ -10256,7 +10233,7 @@
           <w:b/>
           <w:spacing w:val="-3"/>
           <w:kern w:val="0"/>
-          <ns2:ligatures ns2:val="none"/>
+          <w14:ligatures w14:val="none"/>
         </w:rPr>
         <w:t>:</w:t>
       </w:r>
@@ -10266,7 +10243,7 @@
           <w:bCs/>
           <w:spacing w:val="-3"/>
           <w:kern w:val="0"/>
-          <ns2:ligatures ns2:val="none"/>
+          <w14:ligatures w14:val="none"/>
         </w:rPr>
         <w:t xml:space="preserve"> requerir </w:t>
       </w:r>
@@ -10276,7 +10253,7 @@
           <w:bCs/>
           <w:spacing w:val="-3"/>
           <w:kern w:val="0"/>
-          <ns2:ligatures ns2:val="none"/>
+          <w14:ligatures w14:val="none"/>
         </w:rPr>
         <w:t>a</w:t>
       </w:r>
@@ -10308,7 +10285,7 @@
           <w:color w:val="000000"/>
           <w:kern w:val="0"/>
           <w:lang w:eastAsia="es-PE"/>
-          <ns2:ligatures ns2:val="none"/>
+          <w14:ligatures w14:val="none"/>
         </w:rPr>
         <w:t>dentro del plazo de dos (2) días hábiles siguientes a la fecha en que reciba la notificación en su domicilio procesal</w:t>
       </w:r>
@@ -10342,7 +10319,7 @@
       </w:r>
     </w:p>
     <w:bookmarkEnd w:id="0"/>
-    <w:p ns2:paraId="5BECE2A9" ns2:textId="77777777">
+    <w:p>
       <w:pPr>
         <w:spacing w:after="0" w:line="240" w:lineRule="auto"/>
         <w:jc w:val="both"/>
@@ -10352,11 +10329,11 @@
           <w:color w:val="000000"/>
           <w:kern w:val="0"/>
           <w:lang w:eastAsia="es-PE"/>
-          <ns2:ligatures ns2:val="none"/>
-        </w:rPr>
-      </w:pPr>
-    </w:p>
-    <w:p ns2:paraId="79C1D3C4" ns2:textId="77777777">
+          <w14:ligatures w14:val="none"/>
+        </w:rPr>
+      </w:pPr>
+    </w:p>
+    <w:p>
       <w:pPr>
         <w:spacing w:after="0" w:line="240" w:lineRule="auto"/>
         <w:jc w:val="both"/>
@@ -10366,13 +10343,13 @@
           <w:color w:val="000000"/>
           <w:kern w:val="0"/>
           <w:lang w:val="es-ES" w:eastAsia="es-PE"/>
-          <ns2:ligatures ns2:val="none"/>
+          <w14:ligatures w14:val="none"/>
         </w:rPr>
       </w:pPr>
       <w:bookmarkStart w:id="14" w:name="_Hlk218074855"/>
     </w:p>
     <w:bookmarkEnd w:id="14"/>
-    <w:p ns2:paraId="7D9C4EB2" ns2:textId="77777777">
+    <w:p>
       <w:pPr>
         <w:shd w:val="clear" w:color="auto" w:fill="FFFFFF"/>
         <w:spacing w:after="0" w:line="240" w:lineRule="auto"/>
@@ -10403,7 +10380,7 @@
         <w:t xml:space="preserve">digitalmente por </w:t>
       </w:r>
     </w:p>
-    <w:p ns2:paraId="7083FB39" ns2:textId="77777777">
+    <w:p>
       <w:pPr>
         <w:shd w:val="clear" w:color="auto" w:fill="FFFFFF"/>
         <w:spacing w:after="0" w:line="240" w:lineRule="auto"/>
@@ -10425,7 +10402,7 @@
         <w:t xml:space="preserve">EVELING ROA QUISPE</w:t>
       </w:r>
     </w:p>
-    <w:p ns2:paraId="12499D97" ns2:textId="77777777">
+    <w:p>
       <w:pPr>
         <w:shd w:val="clear" w:color="auto" w:fill="FFFFFF"/>
         <w:spacing w:after="0" w:line="240" w:lineRule="auto"/>
@@ -10447,7 +10424,7 @@
         <w:t xml:space="preserve">Secretaria Técnica</w:t>
       </w:r>
     </w:p>
-    <w:p ns2:paraId="2D2F6247" ns2:textId="77777777">
+    <w:p>
       <w:pPr>
         <w:shd w:val="clear" w:color="auto" w:fill="FFFFFF"/>
         <w:spacing w:after="0" w:line="240" w:lineRule="auto"/>
@@ -10469,7 +10446,7 @@
         <w:t>Comisión de Protección al Consumidor 1</w:t>
       </w:r>
     </w:p>
-    <w:p ns2:paraId="60CE8955" ns2:textId="77777777">
+    <w:p>
       <w:pPr>
         <w:spacing w:after="0" w:line="240" w:lineRule="auto"/>
         <w:rPr>
@@ -10486,14 +10463,14 @@
         <w:t>LGP/JCQ</w:t>
       </w:r>
     </w:p>
-    <w:p ns2:paraId="68107EE2" ns2:textId="77777777">
+    <w:p>
       <w:pPr>
         <w:spacing w:line="240" w:lineRule="auto"/>
       </w:pPr>
     </w:p>
     <w:sectPr>
-      <w:headerReference w:type="default" ns3:id="rId8"/>
-      <w:footerReference w:type="default" ns3:id="rId9"/>
+      <w:headerReference w:type="default" r:id="rId8"/>
+      <w:footerReference w:type="default" r:id="rId9"/>
       <w:pgSz w:w="11906" w:h="16838"/>
       <w:pgMar w:top="1417" w:right="1701" w:bottom="1417" w:left="1701" w:header="708" w:footer="708" w:gutter="0"/>
       <w:cols w:space="708"/>
@@ -10504,7 +10481,7 @@
 </file>
 
 <file path=word/endnotes.xml><?xml version="1.0" encoding="utf-8"?>
-<w:endnotes xmlns:wpc="http://schemas.microsoft.com/office/word/2010/wordprocessingCanvas" xmlns:cx="http://schemas.microsoft.com/office/drawing/2014/chartex" xmlns:cx1="http://schemas.microsoft.com/office/drawing/2015/9/8/chartex" xmlns:cx2="http://schemas.microsoft.com/office/drawing/2015/10/21/chartex" xmlns:cx3="http://schemas.microsoft.com/office/drawing/2016/5/9/chartex" xmlns:cx4="http://schemas.microsoft.com/office/drawing/2016/5/10/chartex" xmlns:cx5="http://schemas.microsoft.com/office/drawing/2016/5/11/chartex" xmlns:cx6="http://schemas.microsoft.com/office/drawing/2016/5/12/chartex" xmlns:cx7="http://schemas.microsoft.com/office/drawing/2016/5/13/chartex" xmlns:cx8="http://schemas.microsoft.com/office/drawing/2016/5/14/chartex" xmlns:mc="http://schemas.openxmlformats.org/markup-compatibility/2006" xmlns:aink="http://schemas.microsoft.com/office/drawing/2016/ink" xmlns:am3d="http://schemas.microsoft.com/office/drawing/2017/model3d" xmlns:o="urn:schemas-microsoft-com:office:office" xmlns:oel="http://schemas.microsoft.com/office/2019/extlst" xmlns:r="http://schemas.openxmlformats.org/officeDocument/2006/relationships" xmlns:m="http://schemas.openxmlformats.org/officeDocument/2006/math" xmlns:v="urn:schemas-microsoft-com:vml" xmlns:wp14="http://schemas.microsoft.com/office/word/2010/wordprocessingDrawing" xmlns:wp="http://schemas.openxmlformats.org/drawingml/2006/wordprocessingDrawing" xmlns:w10="urn:schemas-microsoft-com:office:word" xmlns:w="http://schemas.openxmlformats.org/wordprocessingml/2006/main" xmlns:w14="http://schemas.microsoft.com/office/word/2010/wordml" xmlns:w15="http://schemas.microsoft.com/office/word/2012/wordml" xmlns:w16cex="http://schemas.microsoft.com/office/word/2018/wordml/cex" xmlns:w16cid="http://schemas.microsoft.com/office/word/2016/wordml/cid" xmlns:w16="http://schemas.microsoft.com/office/word/2018/wordml" xmlns:w16du="http://schemas.microsoft.com/office/word/2023/wordml/word16du" xmlns:w16sdtdh="http://schemas.microsoft.com/office/word/2020/wordml/sdtdatahash" xmlns:w16sdtfl="http://schemas.microsoft.com/office/word/2024/wordml/sdtformatlock" xmlns:w16se="http://schemas.microsoft.com/office/word/2015/wordml/symex" xmlns:wpg="http://schemas.microsoft.com/office/word/2010/wordprocessingGroup" xmlns:wpi="http://schemas.microsoft.com/office/word/2010/wordprocessingInk" xmlns:wne="http://schemas.microsoft.com/office/word/2006/wordml" xmlns:wps="http://schemas.microsoft.com/office/word/2010/wordprocessingShape" mc:Ignorable="w14 w15 w16se w16cid w16 w16cex w16sdtdh w16sdtfl w16du wp14">
+<w:endnotes xmlns:mc="http://schemas.openxmlformats.org/markup-compatibility/2006" xmlns:r="http://schemas.openxmlformats.org/officeDocument/2006/relationships" xmlns:w="http://schemas.openxmlformats.org/wordprocessingml/2006/main" xmlns:w14="http://schemas.microsoft.com/office/word/2010/wordml" xmlns:w15="http://schemas.microsoft.com/office/word/2012/wordml" xmlns:w16="http://schemas.microsoft.com/office/word/2018/wordml" xmlns:w16cex="http://schemas.microsoft.com/office/word/2018/wordml/cex" xmlns:w16cid="http://schemas.microsoft.com/office/word/2016/wordml/cid" xmlns:w16du="http://schemas.microsoft.com/office/word/2023/wordml/word16du" xmlns:w16sdtdh="http://schemas.microsoft.com/office/word/2020/wordml/sdtdatahash" xmlns:w16se="http://schemas.microsoft.com/office/word/2015/wordml/symex" xmlns:wp14="http://schemas.microsoft.com/office/word/2010/wordprocessingDrawing" mc:Ignorable="w14 w15 w16se w16cid w16 w16cex w16sdtdh w16du wp14">
   <w:endnote w:type="separator" w:id="-1">
     <w:p>
       <w:pPr>
@@ -10529,7 +10506,7 @@
 </file>
 
 <file path=word/footer1.xml><?xml version="1.0" encoding="utf-8"?>
-<w:ftr xmlns:wpc="http://schemas.microsoft.com/office/word/2010/wordprocessingCanvas" xmlns:cx="http://schemas.microsoft.com/office/drawing/2014/chartex" xmlns:cx1="http://schemas.microsoft.com/office/drawing/2015/9/8/chartex" xmlns:cx2="http://schemas.microsoft.com/office/drawing/2015/10/21/chartex" xmlns:cx3="http://schemas.microsoft.com/office/drawing/2016/5/9/chartex" xmlns:cx4="http://schemas.microsoft.com/office/drawing/2016/5/10/chartex" xmlns:cx5="http://schemas.microsoft.com/office/drawing/2016/5/11/chartex" xmlns:cx6="http://schemas.microsoft.com/office/drawing/2016/5/12/chartex" xmlns:cx7="http://schemas.microsoft.com/office/drawing/2016/5/13/chartex" xmlns:cx8="http://schemas.microsoft.com/office/drawing/2016/5/14/chartex" xmlns:mc="http://schemas.openxmlformats.org/markup-compatibility/2006" xmlns:aink="http://schemas.microsoft.com/office/drawing/2016/ink" xmlns:am3d="http://schemas.microsoft.com/office/drawing/2017/model3d" xmlns:o="urn:schemas-microsoft-com:office:office" xmlns:oel="http://schemas.microsoft.com/office/2019/extlst" xmlns:r="http://schemas.openxmlformats.org/officeDocument/2006/relationships" xmlns:m="http://schemas.openxmlformats.org/officeDocument/2006/math" xmlns:v="urn:schemas-microsoft-com:vml" xmlns:wp14="http://schemas.microsoft.com/office/word/2010/wordprocessingDrawing" xmlns:wp="http://schemas.openxmlformats.org/drawingml/2006/wordprocessingDrawing" xmlns:w10="urn:schemas-microsoft-com:office:word" xmlns:w="http://schemas.openxmlformats.org/wordprocessingml/2006/main" xmlns:w14="http://schemas.microsoft.com/office/word/2010/wordml" xmlns:w15="http://schemas.microsoft.com/office/word/2012/wordml" xmlns:w16cex="http://schemas.microsoft.com/office/word/2018/wordml/cex" xmlns:w16cid="http://schemas.microsoft.com/office/word/2016/wordml/cid" xmlns:w16="http://schemas.microsoft.com/office/word/2018/wordml" xmlns:w16du="http://schemas.microsoft.com/office/word/2023/wordml/word16du" xmlns:w16sdtdh="http://schemas.microsoft.com/office/word/2020/wordml/sdtdatahash" xmlns:w16sdtfl="http://schemas.microsoft.com/office/word/2024/wordml/sdtformatlock" xmlns:w16se="http://schemas.microsoft.com/office/word/2015/wordml/symex" xmlns:wpg="http://schemas.microsoft.com/office/word/2010/wordprocessingGroup" xmlns:wpi="http://schemas.microsoft.com/office/word/2010/wordprocessingInk" xmlns:wne="http://schemas.microsoft.com/office/word/2006/wordml" xmlns:wps="http://schemas.microsoft.com/office/word/2010/wordprocessingShape" mc:Ignorable="w14 w15 w16se w16cid w16 w16cex w16sdtdh w16sdtfl w16du wp14">
+<w:ftr xmlns:mc="http://schemas.openxmlformats.org/markup-compatibility/2006" xmlns:r="http://schemas.openxmlformats.org/officeDocument/2006/relationships" xmlns:w="http://schemas.openxmlformats.org/wordprocessingml/2006/main" xmlns:w14="http://schemas.microsoft.com/office/word/2010/wordml" xmlns:w15="http://schemas.microsoft.com/office/word/2012/wordml" xmlns:w16="http://schemas.microsoft.com/office/word/2018/wordml" xmlns:w16cex="http://schemas.microsoft.com/office/word/2018/wordml/cex" xmlns:w16cid="http://schemas.microsoft.com/office/word/2016/wordml/cid" xmlns:w16du="http://schemas.microsoft.com/office/word/2023/wordml/word16du" xmlns:w16sdtdh="http://schemas.microsoft.com/office/word/2020/wordml/sdtdatahash" xmlns:w16se="http://schemas.microsoft.com/office/word/2015/wordml/symex" xmlns:wp14="http://schemas.microsoft.com/office/word/2010/wordprocessingDrawing" mc:Ignorable="w14 w15 w16se w16cid w16 w16cex w16sdtdh w16du wp14">
   <w:p>
     <w:pPr>
       <w:pBdr>
@@ -10608,7 +10585,7 @@
 </file>
 
 <file path=word/footnotes.xml><?xml version="1.0" encoding="utf-8"?>
-<w:footnotes xmlns:wpc="http://schemas.microsoft.com/office/word/2010/wordprocessingCanvas" xmlns:cx="http://schemas.microsoft.com/office/drawing/2014/chartex" xmlns:cx1="http://schemas.microsoft.com/office/drawing/2015/9/8/chartex" xmlns:cx2="http://schemas.microsoft.com/office/drawing/2015/10/21/chartex" xmlns:cx3="http://schemas.microsoft.com/office/drawing/2016/5/9/chartex" xmlns:cx4="http://schemas.microsoft.com/office/drawing/2016/5/10/chartex" xmlns:cx5="http://schemas.microsoft.com/office/drawing/2016/5/11/chartex" xmlns:cx6="http://schemas.microsoft.com/office/drawing/2016/5/12/chartex" xmlns:cx7="http://schemas.microsoft.com/office/drawing/2016/5/13/chartex" xmlns:cx8="http://schemas.microsoft.com/office/drawing/2016/5/14/chartex" xmlns:mc="http://schemas.openxmlformats.org/markup-compatibility/2006" xmlns:aink="http://schemas.microsoft.com/office/drawing/2016/ink" xmlns:am3d="http://schemas.microsoft.com/office/drawing/2017/model3d" xmlns:o="urn:schemas-microsoft-com:office:office" xmlns:oel="http://schemas.microsoft.com/office/2019/extlst" xmlns:r="http://schemas.openxmlformats.org/officeDocument/2006/relationships" xmlns:m="http://schemas.openxmlformats.org/officeDocument/2006/math" xmlns:v="urn:schemas-microsoft-com:vml" xmlns:wp14="http://schemas.microsoft.com/office/word/2010/wordprocessingDrawing" xmlns:wp="http://schemas.openxmlformats.org/drawingml/2006/wordprocessingDrawing" xmlns:w10="urn:schemas-microsoft-com:office:word" xmlns:w="http://schemas.openxmlformats.org/wordprocessingml/2006/main" xmlns:w14="http://schemas.microsoft.com/office/word/2010/wordml" xmlns:w15="http://schemas.microsoft.com/office/word/2012/wordml" xmlns:w16cex="http://schemas.microsoft.com/office/word/2018/wordml/cex" xmlns:w16cid="http://schemas.microsoft.com/office/word/2016/wordml/cid" xmlns:w16="http://schemas.microsoft.com/office/word/2018/wordml" xmlns:w16du="http://schemas.microsoft.com/office/word/2023/wordml/word16du" xmlns:w16sdtdh="http://schemas.microsoft.com/office/word/2020/wordml/sdtdatahash" xmlns:w16sdtfl="http://schemas.microsoft.com/office/word/2024/wordml/sdtformatlock" xmlns:w16se="http://schemas.microsoft.com/office/word/2015/wordml/symex" xmlns:wpg="http://schemas.microsoft.com/office/word/2010/wordprocessingGroup" xmlns:wpi="http://schemas.microsoft.com/office/word/2010/wordprocessingInk" xmlns:wne="http://schemas.microsoft.com/office/word/2006/wordml" xmlns:wps="http://schemas.microsoft.com/office/word/2010/wordprocessingShape" mc:Ignorable="w14 w15 w16se w16cid w16 w16cex w16sdtdh w16sdtfl w16du wp14">
+<w:footnotes xmlns:mc="http://schemas.openxmlformats.org/markup-compatibility/2006" xmlns:r="http://schemas.openxmlformats.org/officeDocument/2006/relationships" xmlns:w="http://schemas.openxmlformats.org/wordprocessingml/2006/main" xmlns:w14="http://schemas.microsoft.com/office/word/2010/wordml" xmlns:w15="http://schemas.microsoft.com/office/word/2012/wordml" xmlns:w16="http://schemas.microsoft.com/office/word/2018/wordml" xmlns:w16cex="http://schemas.microsoft.com/office/word/2018/wordml/cex" xmlns:w16cid="http://schemas.microsoft.com/office/word/2016/wordml/cid" xmlns:w16du="http://schemas.microsoft.com/office/word/2023/wordml/word16du" xmlns:w16sdtdh="http://schemas.microsoft.com/office/word/2020/wordml/sdtdatahash" xmlns:w16se="http://schemas.microsoft.com/office/word/2015/wordml/symex" xmlns:wp14="http://schemas.microsoft.com/office/word/2010/wordprocessingDrawing" mc:Ignorable="w14 w15 w16se w16cid w16 w16cex w16sdtdh w16du wp14">
   <w:footnote w:type="separator" w:id="-1">
     <w:p>
       <w:pPr>
@@ -11695,6 +11672,161 @@
       </w:pPr>
     </w:p>
   </w:footnote>
+  <w:footnote w:id="13">
+    <w:p>
+      <w:pPr>
+        <w:pStyle w:val="Textonotapie"/>
+        <w:ind w:left="567" w:hanging="567"/>
+        <w:jc w:val="both"/>
+      </w:pPr>
+      <w:r>
+        <w:rPr>
+          <w:rStyle w:val="Refdenotaalpie"/>
+          <w:rFonts w:ascii="Arial Narrow" w:hAnsi="Arial Narrow" w:cs="Arial"/>
+          <w:sz w:val="16"/>
+          <w:szCs w:val="14"/>
+          <w:vertAlign w:val="superscript"/>
+        </w:rPr>
+        <w:footnoteRef/>
+      </w:r>
+      <w:r>
+        <w:rPr>
+          <w:rFonts w:ascii="Arial Narrow" w:hAnsi="Arial Narrow" w:cs="Arial"/>
+          <w:sz w:val="14"/>
+          <w:szCs w:val="14"/>
+        </w:rPr>
+        <w:tab/>
+      </w:r>
+      <w:r>
+        <w:rPr>
+          <w:rFonts w:ascii="Arial Narrow" w:hAnsi="Arial Narrow" w:cs="Arial"/>
+          <w:b/>
+          <w:bCs/>
+          <w:sz w:val="14"/>
+          <w:szCs w:val="14"/>
+        </w:rPr>
+        <w:t xml:space="preserve">DECRETO LEGISLATIVO 807, LEY SOBRE FACULTADES, NORMAS Y ORGANIZACIÓN DEL INDECOPI, publicado el 18 de abril de 1996</w:t>
+      </w:r>
+    </w:p>
+    <w:p>
+      <w:pPr>
+        <w:pStyle w:val="Textonotapie"/>
+        <w:ind w:left="567" w:hanging="567"/>
+        <w:jc w:val="both"/>
+      </w:pPr>
+      <w:r>
+        <w:rPr>
+          <w:rFonts w:ascii="Arial Narrow" w:hAnsi="Arial Narrow" w:cs="Arial"/>
+          <w:sz w:val="14"/>
+          <w:szCs w:val="14"/>
+        </w:rPr>
+        <w:tab/>
+      </w:r>
+      <w:r>
+        <w:rPr>
+          <w:rFonts w:ascii="Arial Narrow" w:hAnsi="Arial Narrow" w:cs="Arial"/>
+          <w:b/>
+          <w:bCs/>
+          <w:sz w:val="14"/>
+          <w:szCs w:val="14"/>
+        </w:rPr>
+        <w:t xml:space="preserve">Artículo 26.-</w:t>
+      </w:r>
+      <w:r>
+        <w:rPr>
+          <w:rFonts w:ascii="Arial Narrow" w:hAnsi="Arial Narrow" w:cs="Arial"/>
+          <w:sz w:val="14"/>
+          <w:szCs w:val="14"/>
+        </w:rPr>
+        <w:t xml:space="preserve"> Una vez admitida a trámite la denuncia, se correrá traslado de la misma al denunciado, a fin de que éste presente su descargo. El plazo para la presentación del descargo será de cinco (5) días contados desde la notificación, vencido el cual, el Secretario Técnico declarará en rebeldía al denunciado que no lo hubiera presentado.</w:t>
+      </w:r>
+    </w:p>
+  </w:footnote>
+  <w:footnote w:id="14">
+    <w:p>
+      <w:pPr>
+        <w:pStyle w:val="Textonotapie"/>
+        <w:ind w:left="567" w:hanging="567"/>
+        <w:jc w:val="both"/>
+      </w:pPr>
+      <w:r>
+        <w:rPr>
+          <w:rStyle w:val="Refdenotaalpie"/>
+          <w:rFonts w:ascii="Arial Narrow" w:hAnsi="Arial Narrow" w:cs="Arial"/>
+          <w:sz w:val="16"/>
+          <w:szCs w:val="14"/>
+          <w:vertAlign w:val="superscript"/>
+        </w:rPr>
+        <w:footnoteRef/>
+      </w:r>
+      <w:r>
+        <w:rPr>
+          <w:rFonts w:ascii="Arial Narrow" w:hAnsi="Arial Narrow" w:cs="Arial"/>
+          <w:sz w:val="14"/>
+          <w:szCs w:val="14"/>
+        </w:rPr>
+        <w:tab/>
+      </w:r>
+      <w:r>
+        <w:rPr>
+          <w:rFonts w:ascii="Arial Narrow" w:hAnsi="Arial Narrow" w:cs="Arial"/>
+          <w:b/>
+          <w:bCs/>
+          <w:sz w:val="14"/>
+          <w:szCs w:val="14"/>
+        </w:rPr>
+        <w:t xml:space="preserve">DECRETO SUPREMO 006-2026-JUS, TEXTO ÚNICO ORDENADO DE LA LEY 27444, LEY DEL PROCEDIMIENTO ADMINISTRATIVO GENERAL, publicado el 30 de abril de 2026</w:t>
+      </w:r>
+    </w:p>
+    <w:p>
+      <w:pPr>
+        <w:pStyle w:val="Textonotapie"/>
+        <w:ind w:left="567" w:hanging="567"/>
+        <w:jc w:val="both"/>
+      </w:pPr>
+      <w:r>
+        <w:rPr>
+          <w:rFonts w:ascii="Arial Narrow" w:hAnsi="Arial Narrow" w:cs="Arial"/>
+          <w:sz w:val="14"/>
+          <w:szCs w:val="14"/>
+        </w:rPr>
+        <w:tab/>
+      </w:r>
+      <w:r>
+        <w:rPr>
+          <w:rFonts w:ascii="Arial Narrow" w:hAnsi="Arial Narrow" w:cs="Arial"/>
+          <w:b/>
+          <w:bCs/>
+          <w:sz w:val="14"/>
+          <w:szCs w:val="14"/>
+        </w:rPr>
+        <w:t xml:space="preserve">Artículo 223.- Contestación de la reclamación</w:t>
+      </w:r>
+    </w:p>
+    <w:p>
+      <w:pPr>
+        <w:pStyle w:val="Textonotapie"/>
+        <w:ind w:left="567" w:hanging="567"/>
+        <w:jc w:val="both"/>
+      </w:pPr>
+      <w:r>
+        <w:rPr>
+          <w:rFonts w:ascii="Arial Narrow" w:hAnsi="Arial Narrow" w:cs="Arial"/>
+          <w:sz w:val="14"/>
+          <w:szCs w:val="14"/>
+        </w:rPr>
+        <w:tab/>
+      </w:r>
+      <w:r>
+        <w:rPr>
+          <w:rFonts w:ascii="Arial Narrow" w:hAnsi="Arial Narrow" w:cs="Arial"/>
+          <w:sz w:val="14"/>
+          <w:szCs w:val="14"/>
+        </w:rPr>
+        <w:t xml:space="preserve">223.1 El reclamado deberá presentar la contestación de la reclamación dentro de los quince (15) días posteriores a la notificación de ésta; vencido este plazo, la Administración declarará en rebeldía al reclamado que no la hubiera presentado. La contestación deberá contener los requisitos de los escritos previstos en el artículo 113 de la presente Ley, así como la absolución de todos los asuntos controvertidos de hecho y de derecho, Las alegaciones y los hechos relevantes de la reclamación, salvo que hayan sido específicamente negadas en la contestación, se tendrán por aceptadas o merituadas como ciertas.</w:t>
+      </w:r>
+    </w:p>
+  </w:footnote>
   <w:footnote w:id="8">
     <w:p>
       <w:pPr>
@@ -13311,7 +13443,7 @@
 </file>
 
 <file path=word/header1.xml><?xml version="1.0" encoding="utf-8"?>
-<w:hdr xmlns:wpc="http://schemas.microsoft.com/office/word/2010/wordprocessingCanvas" xmlns:cx="http://schemas.microsoft.com/office/drawing/2014/chartex" xmlns:cx1="http://schemas.microsoft.com/office/drawing/2015/9/8/chartex" xmlns:cx2="http://schemas.microsoft.com/office/drawing/2015/10/21/chartex" xmlns:cx3="http://schemas.microsoft.com/office/drawing/2016/5/9/chartex" xmlns:cx4="http://schemas.microsoft.com/office/drawing/2016/5/10/chartex" xmlns:cx5="http://schemas.microsoft.com/office/drawing/2016/5/11/chartex" xmlns:cx6="http://schemas.microsoft.com/office/drawing/2016/5/12/chartex" xmlns:cx7="http://schemas.microsoft.com/office/drawing/2016/5/13/chartex" xmlns:cx8="http://schemas.microsoft.com/office/drawing/2016/5/14/chartex" xmlns:mc="http://schemas.openxmlformats.org/markup-compatibility/2006" xmlns:aink="http://schemas.microsoft.com/office/drawing/2016/ink" xmlns:am3d="http://schemas.microsoft.com/office/drawing/2017/model3d" xmlns:o="urn:schemas-microsoft-com:office:office" xmlns:oel="http://schemas.microsoft.com/office/2019/extlst" xmlns:r="http://schemas.openxmlformats.org/officeDocument/2006/relationships" xmlns:m="http://schemas.openxmlformats.org/officeDocument/2006/math" xmlns:v="urn:schemas-microsoft-com:vml" xmlns:wp14="http://schemas.microsoft.com/office/word/2010/wordprocessingDrawing" xmlns:wp="http://schemas.openxmlformats.org/drawingml/2006/wordprocessingDrawing" xmlns:w10="urn:schemas-microsoft-com:office:word" xmlns:w="http://schemas.openxmlformats.org/wordprocessingml/2006/main" xmlns:w14="http://schemas.microsoft.com/office/word/2010/wordml" xmlns:w15="http://schemas.microsoft.com/office/word/2012/wordml" xmlns:w16cex="http://schemas.microsoft.com/office/word/2018/wordml/cex" xmlns:w16cid="http://schemas.microsoft.com/office/word/2016/wordml/cid" xmlns:w16="http://schemas.microsoft.com/office/word/2018/wordml" xmlns:w16du="http://schemas.microsoft.com/office/word/2023/wordml/word16du" xmlns:w16sdtdh="http://schemas.microsoft.com/office/word/2020/wordml/sdtdatahash" xmlns:w16sdtfl="http://schemas.microsoft.com/office/word/2024/wordml/sdtformatlock" xmlns:w16se="http://schemas.microsoft.com/office/word/2015/wordml/symex" xmlns:wpg="http://schemas.microsoft.com/office/word/2010/wordprocessingGroup" xmlns:wpi="http://schemas.microsoft.com/office/word/2010/wordprocessingInk" xmlns:wne="http://schemas.microsoft.com/office/word/2006/wordml" xmlns:wps="http://schemas.microsoft.com/office/word/2010/wordprocessingShape" mc:Ignorable="w14 w15 w16se w16cid w16 w16cex w16sdtdh w16sdtfl w16du wp14">
+<w:hdr xmlns:a="http://schemas.openxmlformats.org/drawingml/2006/main" xmlns:a14="http://schemas.microsoft.com/office/drawing/2010/main" xmlns:mc="http://schemas.openxmlformats.org/markup-compatibility/2006" xmlns:pic="http://schemas.openxmlformats.org/drawingml/2006/picture" xmlns:r="http://schemas.openxmlformats.org/officeDocument/2006/relationships" xmlns:w="http://schemas.openxmlformats.org/wordprocessingml/2006/main" xmlns:w14="http://schemas.microsoft.com/office/word/2010/wordml" xmlns:w15="http://schemas.microsoft.com/office/word/2012/wordml" xmlns:w16="http://schemas.microsoft.com/office/word/2018/wordml" xmlns:w16cex="http://schemas.microsoft.com/office/word/2018/wordml/cex" xmlns:w16cid="http://schemas.microsoft.com/office/word/2016/wordml/cid" xmlns:w16du="http://schemas.microsoft.com/office/word/2023/wordml/word16du" xmlns:w16sdtdh="http://schemas.microsoft.com/office/word/2020/wordml/sdtdatahash" xmlns:w16se="http://schemas.microsoft.com/office/word/2015/wordml/symex" xmlns:wp="http://schemas.openxmlformats.org/drawingml/2006/wordprocessingDrawing" xmlns:wp14="http://schemas.microsoft.com/office/word/2010/wordprocessingDrawing" mc:Ignorable="w14 w15 w16se w16cid w16 w16cex w16sdtdh w16du wp14">
   <w:tbl>
     <w:tblPr>
       <w:tblW w:w="8645" w:type="dxa"/>

--- a/plantillas_maestras/06_seguro_hogar_e_inmuebles/negativa_cobertura/2_o_mas_ddos_varios/varon/TPL_1243_2026_SEGURO_HOGAR_E_INMUEBLES_NEGATIVA_COBERTURA_ASEGURADORA_VARON_R1.docx
+++ b/plantillas_maestras/06_seguro_hogar_e_inmuebles/negativa_cobertura/2_o_mas_ddos_varios/varon/TPL_1243_2026_SEGURO_HOGAR_E_INMUEBLES_NEGATIVA_COBERTURA_ASEGURADORA_VARON_R1.docx
@@ -812,7 +812,33 @@
           <w:lang w:val="es-ES" w:eastAsia="es-ES"/>
           <w14:ligatures w14:val="none"/>
         </w:rPr>
-        <w:t xml:space="preserve">Mediante la denuncia del 2 de marzo de 2026, complementada mediante escritos del 4 de marzo de 2026, 5 de marzo de 2026, 8 de marzo de 2026, 11 de marzo de 2026, 15 de marzo de 2026 y 25 de marzo de 2026, el señor [APELLIDO] denunció a Pacífico, Crawford y B&amp;C Ajustadores por presuntas infracciones a la Ley 29571, Código de Protección y Defensa del Consumidor (en adelante, Código), señalando lo siguiente:</w:t>
+        <w:t xml:space="preserve">Mediante la denuncia del 2 de marzo de 2026, complementada mediante escritos del 4 de marzo de 2026, 5 de marzo de 2026, 8 de marzo de 2026, 11 de marzo de 2026, 15 de marzo de 2026 y 25 de marzo de 2026, el señor [APELLIDO] denunció a Pacífico, Crawford y B&amp;C Ajustadores por presuntas infracciones a la Ley 29571, Código de Protección y Defensa del Consumidor</w:t>
+      </w:r>
+      <w:r>
+        <w:rPr>
+          <w:rStyle w:val="Refdenotaalpie"/>
+          <w:rFonts w:ascii="Arial Narrow" w:eastAsia="Arial Narrow" w:hAnsi="Arial Narrow" w:cs="Arial Narrow"/>
+          <w:color w:val="000000"/>
+          <w:kern w:val="0"/>
+          <w:sz w:val="22"/>
+          <w:szCs w:val="22"/>
+          <w:vertAlign w:val="superscript"/>
+          <w:lang w:val="es-ES" w:eastAsia="es-ES"/>
+          <w14:ligatures w14:val="none"/>
+        </w:rPr>
+        <w:footnoteReference w:id="1"/>
+      </w:r>
+      <w:r>
+        <w:rPr>
+          <w:rFonts w:ascii="Arial Narrow" w:eastAsia="Arial Narrow" w:hAnsi="Arial Narrow" w:cs="Arial Narrow"/>
+          <w:color w:val="000000"/>
+          <w:kern w:val="0"/>
+          <w:sz w:val="22"/>
+          <w:szCs w:val="22"/>
+          <w:lang w:val="es-ES" w:eastAsia="es-ES"/>
+          <w14:ligatures w14:val="none"/>
+        </w:rPr>
+        <w:t xml:space="preserve"> (en adelante, Código), señalando lo siguiente:</w:t>
       </w:r>
       <w:r>
         <w:rPr>
@@ -934,7 +960,7 @@
           <w:lang w:val="es-ES" w:eastAsia="es-ES"/>
           <w14:ligatures w14:val="none"/>
         </w:rPr>
-        <w:footnoteReference w:id="1"/>
+        <w:footnoteReference w:id="2"/>
       </w:r>
       <w:r>
         <w:rPr>
@@ -1037,20 +1063,6 @@
           <w14:ligatures w14:val="none"/>
         </w:rPr>
         <w:t xml:space="preserve"/>
-      </w:r>
-      <w:r>
-        <w:rPr>
-          <w:rStyle w:val="Refdenotaalpie"/>
-          <w:rFonts w:ascii="Arial Narrow" w:eastAsia="Arial Narrow" w:hAnsi="Arial Narrow" w:cs="Arial Narrow"/>
-          <w:color w:val="000000"/>
-          <w:kern w:val="0"/>
-          <w:sz w:val="22"/>
-          <w:szCs w:val="22"/>
-          <w:vertAlign w:val="superscript"/>
-          <w:lang w:val="es-ES" w:eastAsia="es-ES"/>
-          <w14:ligatures w14:val="none"/>
-        </w:rPr>
-        <w:footnoteReference w:id="2"/>
       </w:r>
       <w:r>
         <w:rPr>
@@ -7975,7 +7987,19 @@
           <w14:ligatures w14:val="none"/>
         </w:rPr>
         <w:lastRenderedPageBreak/>
-        <w:t xml:space="preserve">PRIMERO: admitir a trámite la denuncia del 2 de marzo de 2026, complementada mediante escritos del 4 de marzo de 2026, 5 de marzo de 2026, 8 de marzo de 2026, 11 de marzo de 2026, 15 de marzo de 2026 y 25 de marzo de 2026, interpuesta por el señor [DENUNCIANTE] contra Pacífico Compañía de Seguros y Reaseguros S.A., Crawford Perú S.A. Ajustadores y Peritos de Seguros y B&amp;C Ajustadores y Peritos de Seguros S.A., por lo siguiente:</w:t>
+        <w:t xml:space="preserve">PRIMERO:</w:t>
+      </w:r>
+      <w:r>
+        <w:rPr>
+          <w:rFonts w:ascii="Arial Narrow" w:eastAsia="Arial Narrow" w:hAnsi="Arial Narrow" w:cs="Arial Narrow"/>
+          <w:color w:val="000000"/>
+          <w:kern w:val="0"/>
+          <w:sz w:val="22"/>
+          <w:szCs w:val="22"/>
+          <w:lang w:eastAsia="es-PE"/>
+          <w14:ligatures w14:val="none"/>
+        </w:rPr>
+        <w:t xml:space="preserve"> admitir a trámite la denuncia del 2 de marzo de 2026, complementada mediante escritos del 4 de marzo de 2026, 5 de marzo de 2026, 8 de marzo de 2026, 11 de marzo de 2026, 15 de marzo de 2026 y 25 de marzo de 2026, interpuesta por el señor [DENUNCIANTE] contra Pacífico Compañía de Seguros y Reaseguros S.A., Crawford Perú S.A. Ajustadores y Peritos de Seguros y B&amp;C Ajustadores y Peritos de Seguros S.A., por lo siguiente:</w:t>
       </w:r>
       <w:r>
         <w:rPr>
@@ -8042,7 +8066,6 @@
       <w:r>
         <w:rPr>
           <w:rFonts w:ascii="Arial Narrow" w:eastAsia="Arial Narrow" w:hAnsi="Arial Narrow" w:cs="Arial Narrow"/>
-          <w:bCs/>
           <w:spacing w:val="-3"/>
           <w:kern w:val="0"/>
           <w14:ligatures w14:val="none"/>
@@ -8080,7 +8103,6 @@
       <w:r>
         <w:rPr>
           <w:rFonts w:ascii="Arial Narrow" w:eastAsia="Arial Narrow" w:hAnsi="Arial Narrow" w:cs="Arial Narrow"/>
-          <w:bCs/>
           <w:sz w:val="22"/>
           <w:szCs w:val="22"/>
         </w:rPr>
@@ -8101,7 +8123,6 @@
       <w:r>
         <w:rPr>
           <w:rFonts w:ascii="Arial Narrow" w:eastAsia="Arial Narrow" w:hAnsi="Arial Narrow" w:cs="Arial Narrow"/>
-          <w:bCs/>
           <w:sz w:val="22"/>
           <w:szCs w:val="22"/>
         </w:rPr>
@@ -9736,7 +9757,19 @@
           <w:lang w:eastAsia="es-PE"/>
           <w14:ligatures w14:val="none"/>
         </w:rPr>
-        <w:t xml:space="preserve">TERCERO: </w:t>
+        <w:t xml:space="preserve">TERCERO:</w:t>
+      </w:r>
+      <w:r>
+        <w:rPr>
+          <w:rFonts w:ascii="Arial Narrow" w:eastAsia="Arial Narrow" w:hAnsi="Arial Narrow" w:cs="Arial Narrow"/>
+          <w:color w:val="000000"/>
+          <w:kern w:val="0"/>
+          <w:sz w:val="22"/>
+          <w:szCs w:val="22"/>
+          <w:lang w:eastAsia="es-PE"/>
+          <w14:ligatures w14:val="none"/>
+        </w:rPr>
+        <w:t xml:space="preserve"> </w:t>
       </w:r>
       <w:r>
         <w:rPr>
@@ -9753,7 +9786,6 @@
       <w:r>
         <w:rPr>
           <w:rFonts w:ascii="Arial Narrow" w:eastAsia="Arial Narrow" w:hAnsi="Arial Narrow" w:cs="Arial Narrow"/>
-          <w:bCs/>
           <w:sz w:val="22"/>
           <w:szCs w:val="22"/>
         </w:rPr>
@@ -9774,7 +9806,6 @@
       <w:r>
         <w:rPr>
           <w:rFonts w:ascii="Arial Narrow" w:eastAsia="Arial Narrow" w:hAnsi="Arial Narrow" w:cs="Arial Narrow"/>
-          <w:bCs/>
           <w:sz w:val="22"/>
           <w:szCs w:val="22"/>
         </w:rPr>
@@ -9783,7 +9814,6 @@
       <w:r>
         <w:rPr>
           <w:rFonts w:ascii="Arial Narrow" w:eastAsia="Arial Narrow" w:hAnsi="Arial Narrow" w:cs="Arial Narrow"/>
-          <w:bCs/>
           <w:sz w:val="22"/>
           <w:szCs w:val="22"/>
         </w:rPr>
@@ -9792,7 +9822,6 @@
       <w:r>
         <w:rPr>
           <w:rFonts w:ascii="Arial Narrow" w:eastAsia="Arial Narrow" w:hAnsi="Arial Narrow" w:cs="Arial Narrow"/>
-          <w:bCs/>
           <w:sz w:val="22"/>
           <w:szCs w:val="22"/>
         </w:rPr>
@@ -9801,7 +9830,6 @@
       <w:r>
         <w:rPr>
           <w:rFonts w:ascii="Arial Narrow" w:eastAsia="Arial Narrow" w:hAnsi="Arial Narrow" w:cs="Arial Narrow"/>
-          <w:bCs/>
           <w:sz w:val="22"/>
           <w:szCs w:val="22"/>
         </w:rPr>
@@ -10175,7 +10203,15 @@
           <w:sz w:val="22"/>
           <w:szCs w:val="22"/>
         </w:rPr>
-        <w:t xml:space="preserve">CUARTO: </w:t>
+        <w:t xml:space="preserve">CUARTO:</w:t>
+      </w:r>
+      <w:r>
+        <w:rPr>
+          <w:rFonts w:ascii="Arial Narrow" w:eastAsia="Arial Narrow" w:hAnsi="Arial Narrow" w:cs="Arial Narrow"/>
+          <w:sz w:val="22"/>
+          <w:szCs w:val="22"/>
+        </w:rPr>
+        <w:t xml:space="preserve"> </w:t>
       </w:r>
       <w:r>
         <w:rPr>
@@ -10197,7 +10233,7 @@
           <w:lang w:val="es-ES" w:eastAsia="es-ES"/>
           <w14:ligatures w14:val="none"/>
         </w:rPr>
-        <w:footnoteReference w:id="13"/>
+        <w:footnoteReference w:id="8"/>
       </w:r>
       <w:r>
         <w:rPr>
@@ -10219,7 +10255,7 @@
           <w:lang w:val="es-ES" w:eastAsia="es-ES"/>
           <w14:ligatures w14:val="none"/>
         </w:rPr>
-        <w:footnoteReference w:id="14"/>
+        <w:footnoteReference w:id="9"/>
       </w:r>
       <w:r>
         <w:rPr>
@@ -10270,7 +10306,19 @@
           <w:lang w:eastAsia="es-PE"/>
           <w14:ligatures w14:val="none"/>
         </w:rPr>
-        <w:t xml:space="preserve">QUINTO: </w:t>
+        <w:t xml:space="preserve">QUINTO:</w:t>
+      </w:r>
+      <w:r>
+        <w:rPr>
+          <w:rFonts w:ascii="Arial Narrow" w:eastAsia="Arial Narrow" w:hAnsi="Arial Narrow" w:cs="Arial Narrow"/>
+          <w:color w:val="000000"/>
+          <w:kern w:val="0"/>
+          <w:sz w:val="22"/>
+          <w:szCs w:val="22"/>
+          <w:lang w:eastAsia="es-PE"/>
+          <w14:ligatures w14:val="none"/>
+        </w:rPr>
+        <w:t xml:space="preserve"> </w:t>
       </w:r>
       <w:bookmarkStart w:id="10" w:name="_Hlk188286813"/>
       <w:r>
@@ -10326,7 +10374,6 @@
       <w:r>
         <w:rPr>
           <w:rFonts w:ascii="Arial Narrow" w:eastAsia="Arial Narrow" w:hAnsi="Arial Narrow" w:cs="Arial Narrow"/>
-          <w:bCs/>
           <w:sz w:val="22"/>
           <w:szCs w:val="22"/>
         </w:rPr>
@@ -10348,7 +10395,6 @@
       <w:r>
         <w:rPr>
           <w:rFonts w:ascii="Arial Narrow" w:eastAsia="Arial Narrow" w:hAnsi="Arial Narrow" w:cs="Arial Narrow"/>
-          <w:bCs/>
           <w:sz w:val="22"/>
           <w:szCs w:val="22"/>
         </w:rPr>
@@ -10357,7 +10403,6 @@
       <w:r>
         <w:rPr>
           <w:rFonts w:ascii="Arial Narrow" w:eastAsia="Arial Narrow" w:hAnsi="Arial Narrow" w:cs="Arial Narrow"/>
-          <w:bCs/>
           <w:sz w:val="22"/>
           <w:szCs w:val="22"/>
         </w:rPr>
@@ -10366,7 +10411,6 @@
       <w:r>
         <w:rPr>
           <w:rFonts w:ascii="Arial Narrow" w:eastAsia="Arial Narrow" w:hAnsi="Arial Narrow" w:cs="Arial Narrow"/>
-          <w:bCs/>
           <w:sz w:val="22"/>
           <w:szCs w:val="22"/>
         </w:rPr>
@@ -10375,7 +10419,6 @@
       <w:r>
         <w:rPr>
           <w:rFonts w:ascii="Arial Narrow" w:eastAsia="Arial Narrow" w:hAnsi="Arial Narrow" w:cs="Arial Narrow"/>
-          <w:bCs/>
           <w:sz w:val="22"/>
           <w:szCs w:val="22"/>
         </w:rPr>
@@ -10596,7 +10639,19 @@
           <w:lang w:eastAsia="es-PE"/>
           <w14:ligatures w14:val="none"/>
         </w:rPr>
-        <w:t xml:space="preserve">SEXTO: </w:t>
+        <w:t xml:space="preserve">SEXTO:</w:t>
+      </w:r>
+      <w:r>
+        <w:rPr>
+          <w:rFonts w:ascii="Arial Narrow" w:eastAsia="Arial Narrow" w:hAnsi="Arial Narrow" w:cs="Arial Narrow"/>
+          <w:color w:val="000000"/>
+          <w:kern w:val="0"/>
+          <w:sz w:val="22"/>
+          <w:szCs w:val="22"/>
+          <w:lang w:eastAsia="es-PE"/>
+          <w14:ligatures w14:val="none"/>
+        </w:rPr>
+        <w:t xml:space="preserve"> </w:t>
       </w:r>
       <w:r>
         <w:rPr>
@@ -10812,7 +10867,19 @@
           <w:lang w:eastAsia="es-PE"/>
           <w14:ligatures w14:val="none"/>
         </w:rPr>
-        <w:t xml:space="preserve">SÉTIMO: </w:t>
+        <w:t xml:space="preserve">SÉTIMO:</w:t>
+      </w:r>
+      <w:r>
+        <w:rPr>
+          <w:rFonts w:ascii="Arial Narrow" w:eastAsia="Arial Narrow" w:hAnsi="Arial Narrow" w:cs="Arial Narrow"/>
+          <w:color w:val="000000"/>
+          <w:kern w:val="0"/>
+          <w:sz w:val="22"/>
+          <w:szCs w:val="22"/>
+          <w:lang w:eastAsia="es-PE"/>
+          <w14:ligatures w14:val="none"/>
+        </w:rPr>
+        <w:t xml:space="preserve"> </w:t>
       </w:r>
       <w:r>
         <w:rPr>
@@ -11128,7 +11195,7 @@
           <w:lang w:eastAsia="es-PE"/>
           <w14:ligatures w14:val="none"/>
         </w:rPr>
-        <w:footnoteReference w:id="8"/>
+        <w:footnoteReference w:id="10"/>
       </w:r>
       <w:r>
         <w:rPr>
@@ -11226,7 +11293,7 @@
           <w:lang w:eastAsia="es-PE"/>
           <w14:ligatures w14:val="none"/>
         </w:rPr>
-        <w:footnoteReference w:id="9"/>
+        <w:footnoteReference w:id="11"/>
       </w:r>
       <w:r>
         <w:rPr>
@@ -11302,7 +11369,7 @@
           <w:lang w:eastAsia="es-PE"/>
           <w14:ligatures w14:val="none"/>
         </w:rPr>
-        <w:footnoteReference w:id="10"/>
+        <w:footnoteReference w:id="12"/>
       </w:r>
       <w:r>
         <w:rPr>
@@ -11517,7 +11584,7 @@
           <w:vertAlign w:val="superscript"/>
           <w14:ligatures w14:val="none"/>
         </w:rPr>
-        <w:footnoteReference w:id="11"/>
+        <w:footnoteReference w:id="13"/>
       </w:r>
       <w:r>
         <w:rPr>
@@ -11546,7 +11613,6 @@
           <w:kern w:val="0"/>
           <w:sz w:val="22"/>
           <w:szCs w:val="22"/>
-          <w:u w:val="single"/>
           <w14:ligatures w14:val="none"/>
         </w:rPr>
         <w:t>expresamente su facultad para asistir y conciliar en su representación</w:t>
@@ -11577,7 +11643,6 @@
           <w:kern w:val="0"/>
           <w:sz w:val="22"/>
           <w:szCs w:val="22"/>
-          <w:u w:val="single"/>
           <w14:ligatures w14:val="none"/>
         </w:rPr>
         <w:t xml:space="preserve">Ello bajo apercibimiento de no realizar la audiencia de conciliación y levantar el acta de inasistencia correspondiente. </w:t>
@@ -11720,7 +11785,15 @@
           <w:sz w:val="22"/>
           <w:szCs w:val="22"/>
         </w:rPr>
-        <w:t xml:space="preserve">DÉCIMO SEGUNDO: </w:t>
+        <w:t xml:space="preserve">DÉCIMO SEGUNDO:</w:t>
+      </w:r>
+      <w:r>
+        <w:rPr>
+          <w:rFonts w:ascii="Arial Narrow" w:eastAsia="Arial Narrow" w:hAnsi="Arial Narrow" w:cs="Arial Narrow"/>
+          <w:sz w:val="22"/>
+          <w:szCs w:val="22"/>
+        </w:rPr>
+        <w:t xml:space="preserve"> </w:t>
       </w:r>
       <w:r>
         <w:rPr>
@@ -11918,7 +11991,7 @@
           <w:szCs w:val="22"/>
           <w:vertAlign w:val="superscript"/>
         </w:rPr>
-        <w:footnoteReference w:id="12"/>
+        <w:footnoteReference w:id="14"/>
       </w:r>
       <w:r>
         <w:rPr>
@@ -12198,7 +12271,6 @@
       <w:r>
         <w:rPr>
           <w:rFonts w:ascii="Arial Narrow" w:eastAsia="Arial Narrow" w:hAnsi="Arial Narrow" w:cs="Arial Narrow"/>
-          <w:bCs/>
           <w:spacing w:val="-3"/>
           <w:kern w:val="0"/>
           <w14:ligatures w14:val="none"/>
@@ -12623,6 +12695,9 @@
     <w:p>
       <w:pPr>
         <w:pStyle w:val="Textonotapie"/>
+        <w:tabs>
+          <w:tab w:val="left" w:pos="567"/>
+        </w:tabs>
         <w:ind w:left="567" w:hanging="567"/>
         <w:jc w:val="both"/>
         <w:rPr>
@@ -12647,7 +12722,82 @@
           <w:sz w:val="16"/>
           <w:szCs w:val="16"/>
         </w:rPr>
+        <w:tab/>
+        <w:t xml:space="preserve"/>
+      </w:r>
+      <w:r>
+        <w:rPr>
+          <w:rFonts w:ascii="Arial Narrow" w:eastAsia="Arial Narrow" w:hAnsi="Arial Narrow" w:cs="Arial Narrow"/>
+          <w:sz w:val="16"/>
+          <w:szCs w:val="16"/>
+        </w:rPr>
+        <w:tab/>
+        <w:t>Publicado</w:t>
+      </w:r>
+      <w:r>
+        <w:rPr>
+          <w:rFonts w:ascii="Arial Narrow" w:eastAsia="Arial Narrow" w:hAnsi="Arial Narrow" w:cs="Arial Narrow"/>
+          <w:b/>
+          <w:sz w:val="16"/>
+          <w:szCs w:val="16"/>
+        </w:rPr>
         <w:t xml:space="preserve"> </w:t>
+      </w:r>
+      <w:r>
+        <w:rPr>
+          <w:rFonts w:ascii="Arial Narrow" w:eastAsia="Arial Narrow" w:hAnsi="Arial Narrow" w:cs="Arial Narrow"/>
+          <w:sz w:val="16"/>
+          <w:szCs w:val="16"/>
+        </w:rPr>
+        <w:t xml:space="preserve">el 2 de setiembre de 2010 en el Diario Oficial El Peruano, vigente desde el 2 de octubre de 2010 y modificado por Decreto Legislativo 1308.</w:t>
+      </w:r>
+    </w:p>
+    <w:p>
+      <w:pPr>
+        <w:pStyle w:val="Textonotapie"/>
+        <w:ind w:left="567" w:hanging="567"/>
+        <w:jc w:val="both"/>
+        <w:rPr>
+          <w:rFonts w:ascii="Arial Narrow" w:eastAsia="Arial Narrow" w:hAnsi="Arial Narrow" w:cs="Arial Narrow"/>
+          <w:sz w:val="16"/>
+          <w:szCs w:val="16"/>
+        </w:rPr>
+      </w:pPr>
+    </w:p>
+  </w:footnote>
+  <w:footnote w:id="2">
+    <w:p>
+      <w:pPr>
+        <w:pStyle w:val="Textonotapie"/>
+        <w:tabs>
+          <w:tab w:val="left" w:pos="567"/>
+        </w:tabs>
+        <w:ind w:left="567" w:hanging="567"/>
+        <w:jc w:val="both"/>
+        <w:rPr>
+          <w:rFonts w:ascii="Arial Narrow" w:eastAsia="Arial Narrow" w:hAnsi="Arial Narrow" w:cs="Arial Narrow"/>
+          <w:sz w:val="16"/>
+          <w:szCs w:val="16"/>
+        </w:rPr>
+      </w:pPr>
+      <w:r>
+        <w:rPr>
+          <w:rStyle w:val="Refdenotaalpie"/>
+          <w:rFonts w:ascii="Arial Narrow" w:eastAsia="Arial Narrow" w:hAnsi="Arial Narrow" w:cs="Arial Narrow"/>
+          <w:sz w:val="16"/>
+          <w:szCs w:val="16"/>
+          <w:vertAlign w:val="superscript"/>
+        </w:rPr>
+        <w:footnoteRef/>
+      </w:r>
+      <w:r>
+        <w:rPr>
+          <w:rFonts w:ascii="Arial Narrow" w:eastAsia="Arial Narrow" w:hAnsi="Arial Narrow" w:cs="Arial Narrow"/>
+          <w:sz w:val="16"/>
+          <w:szCs w:val="16"/>
+        </w:rPr>
+        <w:tab/>
+        <w:t xml:space="preserve"/>
       </w:r>
       <w:r>
         <w:rPr>
@@ -12657,76 +12807,6 @@
         </w:rPr>
         <w:tab/>
         <w:t>Denuncia remitida a esta Comisión mediante DOCUMENTO DE TRASLADO 089-2026-ILN-CPC/INDECOPI de fecha 8 de abril de 2026, recibida el 14 de abril de 2026.</w:t>
-      </w:r>
-    </w:p>
-    <w:p>
-      <w:pPr>
-        <w:pStyle w:val="Textonotapie"/>
-        <w:ind w:left="567" w:hanging="567"/>
-        <w:jc w:val="both"/>
-        <w:rPr>
-          <w:rFonts w:ascii="Arial Narrow" w:eastAsia="Arial Narrow" w:hAnsi="Arial Narrow" w:cs="Arial Narrow"/>
-          <w:sz w:val="16"/>
-          <w:szCs w:val="16"/>
-        </w:rPr>
-      </w:pPr>
-    </w:p>
-  </w:footnote>
-  <w:footnote w:id="2">
-    <w:p>
-      <w:pPr>
-        <w:pStyle w:val="Textonotapie"/>
-        <w:ind w:left="567" w:hanging="567"/>
-        <w:jc w:val="both"/>
-        <w:rPr>
-          <w:rFonts w:ascii="Arial Narrow" w:eastAsia="Arial Narrow" w:hAnsi="Arial Narrow" w:cs="Arial Narrow"/>
-          <w:sz w:val="16"/>
-          <w:szCs w:val="16"/>
-        </w:rPr>
-      </w:pPr>
-      <w:r>
-        <w:rPr>
-          <w:rStyle w:val="Refdenotaalpie"/>
-          <w:rFonts w:ascii="Arial Narrow" w:eastAsia="Arial Narrow" w:hAnsi="Arial Narrow" w:cs="Arial Narrow"/>
-          <w:sz w:val="16"/>
-          <w:szCs w:val="16"/>
-          <w:vertAlign w:val="superscript"/>
-        </w:rPr>
-        <w:footnoteRef/>
-      </w:r>
-      <w:r>
-        <w:rPr>
-          <w:rFonts w:ascii="Arial Narrow" w:eastAsia="Arial Narrow" w:hAnsi="Arial Narrow" w:cs="Arial Narrow"/>
-          <w:sz w:val="16"/>
-          <w:szCs w:val="16"/>
-        </w:rPr>
-        <w:t xml:space="preserve"> </w:t>
-      </w:r>
-      <w:r>
-        <w:rPr>
-          <w:rFonts w:ascii="Arial Narrow" w:eastAsia="Arial Narrow" w:hAnsi="Arial Narrow" w:cs="Arial Narrow"/>
-          <w:sz w:val="16"/>
-          <w:szCs w:val="16"/>
-        </w:rPr>
-        <w:tab/>
-        <w:t>Publicado</w:t>
-      </w:r>
-      <w:r>
-        <w:rPr>
-          <w:rFonts w:ascii="Arial Narrow" w:eastAsia="Arial Narrow" w:hAnsi="Arial Narrow" w:cs="Arial Narrow"/>
-          <w:b/>
-          <w:sz w:val="16"/>
-          <w:szCs w:val="16"/>
-        </w:rPr>
-        <w:t xml:space="preserve"> </w:t>
-      </w:r>
-      <w:r>
-        <w:rPr>
-          <w:rFonts w:ascii="Arial Narrow" w:eastAsia="Arial Narrow" w:hAnsi="Arial Narrow" w:cs="Arial Narrow"/>
-          <w:sz w:val="16"/>
-          <w:szCs w:val="16"/>
-        </w:rPr>
-        <w:t xml:space="preserve">el 2 de setiembre de 2010 en el Diario Oficial El Peruano, vigente desde el 2 de octubre de 2010 y modificado por Decreto Legislativo 1308.</w:t>
       </w:r>
     </w:p>
     <w:p>
@@ -12775,7 +12855,8 @@
           <w:sz w:val="16"/>
           <w:szCs w:val="16"/>
         </w:rPr>
-        <w:t xml:space="preserve"> </w:t>
+        <w:tab/>
+        <w:t xml:space="preserve"/>
       </w:r>
       <w:r>
         <w:rPr>
@@ -12905,10 +12986,32 @@
         <w:jc w:val="both"/>
         <w:rPr>
           <w:rFonts w:ascii="Arial Narrow" w:eastAsia="Arial Narrow" w:hAnsi="Arial Narrow" w:cs="Arial Narrow"/>
-          <w:sz w:val="16"/>
-          <w:szCs w:val="16"/>
-        </w:rPr>
-      </w:pPr>
+          <w:b/>
+          <w:bCs/>
+          <w:sz w:val="16"/>
+          <w:szCs w:val="16"/>
+        </w:rPr>
+      </w:pPr>
+      <w:r>
+        <w:rPr>
+          <w:rFonts w:ascii="Arial Narrow" w:eastAsia="Arial Narrow" w:hAnsi="Arial Narrow" w:cs="Arial Narrow"/>
+          <w:b/>
+          <w:bCs/>
+          <w:sz w:val="16"/>
+          <w:szCs w:val="16"/>
+        </w:rPr>
+        <w:tab/>
+      </w:r>
+      <w:r>
+        <w:rPr>
+          <w:rFonts w:ascii="Arial Narrow" w:eastAsia="Arial Narrow" w:hAnsi="Arial Narrow" w:cs="Arial Narrow"/>
+          <w:b/>
+          <w:bCs/>
+          <w:sz w:val="16"/>
+          <w:szCs w:val="16"/>
+        </w:rPr>
+        <w:t>LEY DE ORGANIZACIÓN Y FUNCIONES DEL INDECOPI, APROBADA POR DECRETO LEGISLATIVO 1033</w:t>
+      </w:r>
     </w:p>
     <w:p>
       <w:pPr>
@@ -12920,12 +13023,20 @@
         <w:jc w:val="both"/>
         <w:rPr>
           <w:rFonts w:ascii="Arial Narrow" w:eastAsia="Arial Narrow" w:hAnsi="Arial Narrow" w:cs="Arial Narrow"/>
+          <w:sz w:val="16"/>
+          <w:szCs w:val="16"/>
+        </w:rPr>
+      </w:pPr>
+      <w:r>
+        <w:rPr>
+          <w:rFonts w:ascii="Arial Narrow" w:eastAsia="Arial Narrow" w:hAnsi="Arial Narrow" w:cs="Arial Narrow"/>
           <w:b/>
           <w:bCs/>
           <w:sz w:val="16"/>
           <w:szCs w:val="16"/>
         </w:rPr>
-      </w:pPr>
+        <w:tab/>
+      </w:r>
       <w:r>
         <w:rPr>
           <w:rFonts w:ascii="Arial Narrow" w:eastAsia="Arial Narrow" w:hAnsi="Arial Narrow" w:cs="Arial Narrow"/>
@@ -12934,17 +13045,15 @@
           <w:sz w:val="16"/>
           <w:szCs w:val="16"/>
         </w:rPr>
-        <w:tab/>
-      </w:r>
-      <w:r>
-        <w:rPr>
-          <w:rFonts w:ascii="Arial Narrow" w:eastAsia="Arial Narrow" w:hAnsi="Arial Narrow" w:cs="Arial Narrow"/>
-          <w:b/>
-          <w:bCs/>
-          <w:sz w:val="16"/>
-          <w:szCs w:val="16"/>
-        </w:rPr>
-        <w:t>LEY DE ORGANIZACIÓN Y FUNCIONES DEL INDECOPI, APROBADA POR DECRETO LEGISLATIVO 1033</w:t>
+        <w:t>Artículo 27.-</w:t>
+      </w:r>
+      <w:r>
+        <w:rPr>
+          <w:rFonts w:ascii="Arial Narrow" w:eastAsia="Arial Narrow" w:hAnsi="Arial Narrow" w:cs="Arial Narrow"/>
+          <w:sz w:val="16"/>
+          <w:szCs w:val="16"/>
+        </w:rPr>
+        <w:t xml:space="preserve"> De la Comisión de Protección al Consumidor.-</w:t>
       </w:r>
     </w:p>
     <w:p>
@@ -12964,8 +13073,6 @@
       <w:r>
         <w:rPr>
           <w:rFonts w:ascii="Arial Narrow" w:eastAsia="Arial Narrow" w:hAnsi="Arial Narrow" w:cs="Arial Narrow"/>
-          <w:b/>
-          <w:bCs/>
           <w:sz w:val="16"/>
           <w:szCs w:val="16"/>
         </w:rPr>
@@ -12974,20 +13081,10 @@
       <w:r>
         <w:rPr>
           <w:rFonts w:ascii="Arial Narrow" w:eastAsia="Arial Narrow" w:hAnsi="Arial Narrow" w:cs="Arial Narrow"/>
-          <w:b/>
-          <w:bCs/>
-          <w:sz w:val="16"/>
-          <w:szCs w:val="16"/>
-        </w:rPr>
-        <w:t>Artículo 27.-</w:t>
-      </w:r>
-      <w:r>
-        <w:rPr>
-          <w:rFonts w:ascii="Arial Narrow" w:eastAsia="Arial Narrow" w:hAnsi="Arial Narrow" w:cs="Arial Narrow"/>
-          <w:sz w:val="16"/>
-          <w:szCs w:val="16"/>
-        </w:rPr>
-        <w:t xml:space="preserve"> De la Comisión de Protección al Consumidor.-</w:t>
+          <w:sz w:val="16"/>
+          <w:szCs w:val="16"/>
+        </w:rPr>
+        <w:t>Corresponde a la Comisión de Protección al Consumidor velar por el cumplimiento de la Ley de Protección al Consumidor y de las leyes que, en general, protegen a los consumidores de la falta de idoneidad de los bienes y servicios en función de la información brindada, de las omisiones de información y de la discriminación en el consumo, así como de aquellas que complementen o sustituyan a las anteriores.</w:t>
       </w:r>
     </w:p>
     <w:p>
@@ -13000,27 +13097,15 @@
         <w:jc w:val="both"/>
         <w:rPr>
           <w:rFonts w:ascii="Arial Narrow" w:eastAsia="Arial Narrow" w:hAnsi="Arial Narrow" w:cs="Arial Narrow"/>
-          <w:sz w:val="16"/>
-          <w:szCs w:val="16"/>
-        </w:rPr>
-      </w:pPr>
-      <w:r>
-        <w:rPr>
-          <w:rFonts w:ascii="Arial Narrow" w:eastAsia="Arial Narrow" w:hAnsi="Arial Narrow" w:cs="Arial Narrow"/>
-          <w:sz w:val="16"/>
-          <w:szCs w:val="16"/>
-        </w:rPr>
-        <w:tab/>
-      </w:r>
-      <w:r>
-        <w:rPr>
-          <w:rFonts w:ascii="Arial Narrow" w:eastAsia="Arial Narrow" w:hAnsi="Arial Narrow" w:cs="Arial Narrow"/>
-          <w:sz w:val="16"/>
-          <w:szCs w:val="16"/>
-        </w:rPr>
-        <w:t>Corresponde a la Comisión de Protección al Consumidor velar por el cumplimiento de la Ley de Protección al Consumidor y de las leyes que, en general, protegen a los consumidores de la falta de idoneidad de los bienes y servicios en función de la información brindada, de las omisiones de información y de la discriminación en el consumo, así como de aquellas que complementen o sustituyan a las anteriores.</w:t>
-      </w:r>
-    </w:p>
+          <w:b/>
+          <w:bCs/>
+          <w:sz w:val="16"/>
+          <w:szCs w:val="16"/>
+        </w:rPr>
+      </w:pPr>
+    </w:p>
+  </w:footnote>
+  <w:footnote w:id="4">
     <w:p>
       <w:pPr>
         <w:pStyle w:val="Textonotapie"/>
@@ -13037,9 +13122,150 @@
           <w:szCs w:val="16"/>
         </w:rPr>
       </w:pPr>
-    </w:p>
-  </w:footnote>
-  <w:footnote w:id="4">
+      <w:r>
+        <w:rPr>
+          <w:rStyle w:val="Refdenotaalpie"/>
+          <w:rFonts w:ascii="Arial Narrow" w:eastAsia="Arial Narrow" w:hAnsi="Arial Narrow" w:cs="Arial Narrow"/>
+          <w:sz w:val="16"/>
+          <w:szCs w:val="16"/>
+          <w:vertAlign w:val="superscript"/>
+        </w:rPr>
+        <w:footnoteRef/>
+      </w:r>
+      <w:r>
+        <w:rPr>
+          <w:rFonts w:ascii="Arial Narrow" w:eastAsia="Arial Narrow" w:hAnsi="Arial Narrow" w:cs="Arial Narrow"/>
+          <w:sz w:val="16"/>
+          <w:szCs w:val="16"/>
+        </w:rPr>
+        <w:tab/>
+        <w:t xml:space="preserve"/>
+      </w:r>
+      <w:r>
+        <w:rPr>
+          <w:rFonts w:ascii="Arial Narrow" w:eastAsia="Arial Narrow" w:hAnsi="Arial Narrow" w:cs="Arial Narrow"/>
+          <w:sz w:val="16"/>
+          <w:szCs w:val="16"/>
+        </w:rPr>
+        <w:tab/>
+      </w:r>
+      <w:r>
+        <w:rPr>
+          <w:rFonts w:ascii="Arial Narrow" w:eastAsia="Arial Narrow" w:hAnsi="Arial Narrow" w:cs="Arial Narrow"/>
+          <w:b/>
+          <w:bCs/>
+          <w:sz w:val="16"/>
+          <w:szCs w:val="16"/>
+        </w:rPr>
+        <w:t>LEY 29571, CÓDIGO DE PROTECCIÓN Y DEFENSA DEL CONSUMIDOR, publicado el 2 de setiembre de 2010 y modificado por Decreto Legislativo 1308</w:t>
+      </w:r>
+    </w:p>
+    <w:p>
+      <w:pPr>
+        <w:pStyle w:val="Textonotapie"/>
+        <w:ind w:left="567" w:right="-1"/>
+        <w:jc w:val="both"/>
+        <w:rPr>
+          <w:rFonts w:ascii="Arial Narrow" w:eastAsia="Arial Narrow" w:hAnsi="Arial Narrow" w:cs="Arial Narrow"/>
+          <w:b/>
+          <w:bCs/>
+          <w:sz w:val="16"/>
+          <w:szCs w:val="16"/>
+        </w:rPr>
+      </w:pPr>
+      <w:r>
+        <w:rPr>
+          <w:rFonts w:ascii="Arial Narrow" w:eastAsia="Arial Narrow" w:hAnsi="Arial Narrow" w:cs="Arial Narrow"/>
+          <w:b/>
+          <w:bCs/>
+          <w:sz w:val="16"/>
+          <w:szCs w:val="16"/>
+        </w:rPr>
+        <w:t>Artículo 18.- Idoneidad</w:t>
+      </w:r>
+    </w:p>
+    <w:p>
+      <w:pPr>
+        <w:pStyle w:val="Textonotapie"/>
+        <w:ind w:left="567" w:right="-1"/>
+        <w:jc w:val="both"/>
+        <w:rPr>
+          <w:rFonts w:ascii="Arial Narrow" w:eastAsia="Arial Narrow" w:hAnsi="Arial Narrow" w:cs="Arial Narrow"/>
+          <w:sz w:val="16"/>
+          <w:szCs w:val="16"/>
+        </w:rPr>
+      </w:pPr>
+      <w:r>
+        <w:rPr>
+          <w:rFonts w:ascii="Arial Narrow" w:eastAsia="Arial Narrow" w:hAnsi="Arial Narrow" w:cs="Arial Narrow"/>
+          <w:sz w:val="16"/>
+          <w:szCs w:val="16"/>
+        </w:rPr>
+        <w:t>Se entiende por idoneidad la correspondencia entre lo que un consumidor espera y lo que efectivamente recibe, en función a lo que se le hubiera ofrecido, la publicidad e información transmitida, las condiciones y circunstancias de la transacción, las características y naturaleza del producto o servicio, el precio, entre otros factores, atendiendo a las circunstancias del caso.</w:t>
+      </w:r>
+    </w:p>
+    <w:p>
+      <w:pPr>
+        <w:pStyle w:val="Textonotapie"/>
+        <w:ind w:left="567" w:right="-1"/>
+        <w:jc w:val="both"/>
+        <w:rPr>
+          <w:rFonts w:ascii="Arial Narrow" w:eastAsia="Arial Narrow" w:hAnsi="Arial Narrow" w:cs="Arial Narrow"/>
+          <w:sz w:val="16"/>
+          <w:szCs w:val="16"/>
+        </w:rPr>
+      </w:pPr>
+      <w:r>
+        <w:rPr>
+          <w:rFonts w:ascii="Arial Narrow" w:eastAsia="Arial Narrow" w:hAnsi="Arial Narrow" w:cs="Arial Narrow"/>
+          <w:sz w:val="16"/>
+          <w:szCs w:val="16"/>
+        </w:rPr>
+        <w:t>La idoneidad es evaluada en función a la propia naturaleza del producto o servicio y a su aptitud para satisfacer la finalidad para la cual ha sido puesto en el mercado. Las autorizaciones por parte de los organismos del Estado para la fabricación de un producto o la prestación de un servicio, en los casos que sea necesario, no eximen de responsabilidad al proveedor frente al consumidor.</w:t>
+      </w:r>
+    </w:p>
+    <w:p>
+      <w:pPr>
+        <w:pStyle w:val="Textonotapie"/>
+        <w:ind w:left="567" w:right="-1"/>
+        <w:jc w:val="both"/>
+        <w:rPr>
+          <w:rFonts w:ascii="Arial Narrow" w:eastAsia="Arial Narrow" w:hAnsi="Arial Narrow" w:cs="Arial Narrow"/>
+          <w:sz w:val="16"/>
+          <w:szCs w:val="16"/>
+        </w:rPr>
+      </w:pPr>
+      <w:r>
+        <w:rPr>
+          <w:rFonts w:ascii="Arial Narrow" w:eastAsia="Arial Narrow" w:hAnsi="Arial Narrow" w:cs="Arial Narrow"/>
+          <w:b/>
+          <w:bCs/>
+          <w:sz w:val="16"/>
+          <w:szCs w:val="16"/>
+        </w:rPr>
+        <w:t>Artículo 19.- Obligación de los proveedores</w:t>
+      </w:r>
+    </w:p>
+    <w:p>
+      <w:pPr>
+        <w:pStyle w:val="Textonotapie"/>
+        <w:ind w:left="567" w:right="-1"/>
+        <w:jc w:val="both"/>
+        <w:rPr>
+          <w:rFonts w:ascii="Arial Narrow" w:eastAsia="Arial Narrow" w:hAnsi="Arial Narrow" w:cs="Arial Narrow"/>
+          <w:sz w:val="16"/>
+          <w:szCs w:val="16"/>
+        </w:rPr>
+      </w:pPr>
+      <w:r>
+        <w:rPr>
+          <w:rFonts w:ascii="Arial Narrow" w:eastAsia="Arial Narrow" w:hAnsi="Arial Narrow" w:cs="Arial Narrow"/>
+          <w:sz w:val="16"/>
+          <w:szCs w:val="16"/>
+        </w:rPr>
+        <w:t>El proveedor responde por la idoneidad y calidad de los productos y servicios ofrecidos; por la autenticidad de las marcas y leyendas que exhiben sus productos o del signo que respalda al prestador del servicio, por la falta de conformidad entre la publicidad comercial de los productos y servicios y estos, así como por el contenido y la vida útil del producto indicado en el envase, en lo que corresponda.</w:t>
+      </w:r>
+    </w:p>
     <w:p>
       <w:pPr>
         <w:pStyle w:val="Textonotapie"/>
@@ -13056,161 +13282,9 @@
           <w:szCs w:val="16"/>
         </w:rPr>
       </w:pPr>
-      <w:r>
-        <w:rPr>
-          <w:rStyle w:val="Refdenotaalpie"/>
-          <w:rFonts w:ascii="Arial Narrow" w:eastAsia="Arial Narrow" w:hAnsi="Arial Narrow" w:cs="Arial Narrow"/>
-          <w:sz w:val="16"/>
-          <w:szCs w:val="16"/>
-          <w:vertAlign w:val="superscript"/>
-        </w:rPr>
-        <w:footnoteRef/>
-      </w:r>
-      <w:r>
-        <w:rPr>
-          <w:rFonts w:ascii="Arial Narrow" w:eastAsia="Arial Narrow" w:hAnsi="Arial Narrow" w:cs="Arial Narrow"/>
-          <w:sz w:val="16"/>
-          <w:szCs w:val="16"/>
-        </w:rPr>
-        <w:t xml:space="preserve"> </w:t>
-      </w:r>
-      <w:r>
-        <w:rPr>
-          <w:rFonts w:ascii="Arial Narrow" w:eastAsia="Arial Narrow" w:hAnsi="Arial Narrow" w:cs="Arial Narrow"/>
-          <w:sz w:val="16"/>
-          <w:szCs w:val="16"/>
-        </w:rPr>
-        <w:tab/>
-      </w:r>
-      <w:r>
-        <w:rPr>
-          <w:rFonts w:ascii="Arial Narrow" w:eastAsia="Arial Narrow" w:hAnsi="Arial Narrow" w:cs="Arial Narrow"/>
-          <w:b/>
-          <w:bCs/>
-          <w:sz w:val="16"/>
-          <w:szCs w:val="16"/>
-        </w:rPr>
-        <w:t>LEY 29571, CÓDIGO DE PROTECCIÓN Y DEFENSA DEL CONSUMIDOR, publicado el 2 de setiembre de 2010 y modificado por Decreto Legislativo 1308</w:t>
-      </w:r>
-    </w:p>
-    <w:p>
-      <w:pPr>
-        <w:pStyle w:val="Textonotapie"/>
-        <w:ind w:left="567" w:right="-1"/>
-        <w:jc w:val="both"/>
-        <w:rPr>
-          <w:rFonts w:ascii="Arial Narrow" w:eastAsia="Arial Narrow" w:hAnsi="Arial Narrow" w:cs="Arial Narrow"/>
-          <w:b/>
-          <w:bCs/>
-          <w:sz w:val="16"/>
-          <w:szCs w:val="16"/>
-        </w:rPr>
-      </w:pPr>
-      <w:r>
-        <w:rPr>
-          <w:rFonts w:ascii="Arial Narrow" w:eastAsia="Arial Narrow" w:hAnsi="Arial Narrow" w:cs="Arial Narrow"/>
-          <w:b/>
-          <w:bCs/>
-          <w:sz w:val="16"/>
-          <w:szCs w:val="16"/>
-        </w:rPr>
-        <w:t>Artículo 18.- Idoneidad</w:t>
-      </w:r>
-    </w:p>
-    <w:p>
-      <w:pPr>
-        <w:pStyle w:val="Textonotapie"/>
-        <w:ind w:left="567" w:right="-1"/>
-        <w:jc w:val="both"/>
-        <w:rPr>
-          <w:rFonts w:ascii="Arial Narrow" w:eastAsia="Arial Narrow" w:hAnsi="Arial Narrow" w:cs="Arial Narrow"/>
-          <w:sz w:val="16"/>
-          <w:szCs w:val="16"/>
-        </w:rPr>
-      </w:pPr>
-      <w:r>
-        <w:rPr>
-          <w:rFonts w:ascii="Arial Narrow" w:eastAsia="Arial Narrow" w:hAnsi="Arial Narrow" w:cs="Arial Narrow"/>
-          <w:sz w:val="16"/>
-          <w:szCs w:val="16"/>
-        </w:rPr>
-        <w:t>Se entiende por idoneidad la correspondencia entre lo que un consumidor espera y lo que efectivamente recibe, en función a lo que se le hubiera ofrecido, la publicidad e información transmitida, las condiciones y circunstancias de la transacción, las características y naturaleza del producto o servicio, el precio, entre otros factores, atendiendo a las circunstancias del caso.</w:t>
-      </w:r>
-    </w:p>
-    <w:p>
-      <w:pPr>
-        <w:pStyle w:val="Textonotapie"/>
-        <w:ind w:left="567" w:right="-1"/>
-        <w:jc w:val="both"/>
-        <w:rPr>
-          <w:rFonts w:ascii="Arial Narrow" w:eastAsia="Arial Narrow" w:hAnsi="Arial Narrow" w:cs="Arial Narrow"/>
-          <w:sz w:val="16"/>
-          <w:szCs w:val="16"/>
-        </w:rPr>
-      </w:pPr>
-      <w:r>
-        <w:rPr>
-          <w:rFonts w:ascii="Arial Narrow" w:eastAsia="Arial Narrow" w:hAnsi="Arial Narrow" w:cs="Arial Narrow"/>
-          <w:sz w:val="16"/>
-          <w:szCs w:val="16"/>
-        </w:rPr>
-        <w:t>La idoneidad es evaluada en función a la propia naturaleza del producto o servicio y a su aptitud para satisfacer la finalidad para la cual ha sido puesto en el mercado. Las autorizaciones por parte de los organismos del Estado para la fabricación de un producto o la prestación de un servicio, en los casos que sea necesario, no eximen de responsabilidad al proveedor frente al consumidor.</w:t>
-      </w:r>
-    </w:p>
-    <w:p>
-      <w:pPr>
-        <w:pStyle w:val="Textonotapie"/>
-        <w:ind w:left="567" w:right="-1"/>
-        <w:jc w:val="both"/>
-        <w:rPr>
-          <w:rFonts w:ascii="Arial Narrow" w:eastAsia="Arial Narrow" w:hAnsi="Arial Narrow" w:cs="Arial Narrow"/>
-          <w:sz w:val="16"/>
-          <w:szCs w:val="16"/>
-        </w:rPr>
-      </w:pPr>
-    </w:p>
-    <w:p>
-      <w:pPr>
-        <w:pStyle w:val="Textonotapie"/>
-        <w:ind w:left="567" w:right="-1"/>
-        <w:jc w:val="both"/>
-        <w:rPr>
-          <w:rFonts w:ascii="Arial Narrow" w:eastAsia="Arial Narrow" w:hAnsi="Arial Narrow" w:cs="Arial Narrow"/>
-          <w:sz w:val="16"/>
-          <w:szCs w:val="16"/>
-        </w:rPr>
-      </w:pPr>
-      <w:r>
-        <w:rPr>
-          <w:rFonts w:ascii="Arial Narrow" w:eastAsia="Arial Narrow" w:hAnsi="Arial Narrow" w:cs="Arial Narrow"/>
-          <w:b/>
-          <w:bCs/>
-          <w:sz w:val="16"/>
-          <w:szCs w:val="16"/>
-        </w:rPr>
-        <w:t>Artículo 19.- Obligación de los proveedores</w:t>
-      </w:r>
-    </w:p>
-    <w:p>
-      <w:pPr>
-        <w:pStyle w:val="Textonotapie"/>
-        <w:ind w:left="567" w:right="-1"/>
-        <w:jc w:val="both"/>
-        <w:rPr>
-          <w:rFonts w:ascii="Arial Narrow" w:eastAsia="Arial Narrow" w:hAnsi="Arial Narrow" w:cs="Arial Narrow"/>
-          <w:sz w:val="16"/>
-          <w:szCs w:val="16"/>
-        </w:rPr>
-      </w:pPr>
-      <w:r>
-        <w:rPr>
-          <w:rFonts w:ascii="Arial Narrow" w:eastAsia="Arial Narrow" w:hAnsi="Arial Narrow" w:cs="Arial Narrow"/>
-          <w:sz w:val="16"/>
-          <w:szCs w:val="16"/>
-        </w:rPr>
-        <w:t>El proveedor responde por la idoneidad y calidad de los productos y servicios ofrecidos; por la autenticidad de las marcas y leyendas que exhiben sus productos o del signo que respalda al prestador del servicio, por la falta de conformidad entre la publicidad comercial de los productos y servicios y estos, así como por el contenido y la vida útil del producto indicado en el envase, en lo que corresponda.</w:t>
-      </w:r>
-    </w:p>
+    </w:p>
+  </w:footnote>
+  <w:footnote w:id="5">
     <w:p>
       <w:pPr>
         <w:pStyle w:val="Textonotapie"/>
@@ -13221,15 +13295,56 @@
         <w:jc w:val="both"/>
         <w:rPr>
           <w:rFonts w:ascii="Arial Narrow" w:eastAsia="Arial Narrow" w:hAnsi="Arial Narrow" w:cs="Arial Narrow"/>
+          <w:sz w:val="16"/>
+          <w:szCs w:val="16"/>
+        </w:rPr>
+      </w:pPr>
+      <w:r>
+        <w:rPr>
+          <w:rStyle w:val="Refdenotaalpie"/>
+          <w:rFonts w:ascii="Arial Narrow" w:eastAsia="Arial Narrow" w:hAnsi="Arial Narrow" w:cs="Arial Narrow"/>
+          <w:sz w:val="16"/>
+          <w:szCs w:val="16"/>
+          <w:vertAlign w:val="superscript"/>
+        </w:rPr>
+        <w:footnoteRef/>
+      </w:r>
+      <w:r>
+        <w:rPr>
+          <w:rFonts w:ascii="Arial Narrow" w:eastAsia="Arial Narrow" w:hAnsi="Arial Narrow" w:cs="Arial Narrow"/>
+          <w:sz w:val="16"/>
+          <w:szCs w:val="16"/>
+        </w:rPr>
+        <w:tab/>
+        <w:t xml:space="preserve"/>
+      </w:r>
+      <w:r>
+        <w:rPr>
+          <w:rFonts w:ascii="Arial Narrow" w:eastAsia="Arial Narrow" w:hAnsi="Arial Narrow" w:cs="Arial Narrow"/>
+          <w:sz w:val="16"/>
+          <w:szCs w:val="16"/>
+        </w:rPr>
+        <w:tab/>
+      </w:r>
+      <w:r>
+        <w:rPr>
+          <w:rFonts w:ascii="Arial Narrow" w:eastAsia="Arial Narrow" w:hAnsi="Arial Narrow" w:cs="Arial Narrow"/>
           <w:b/>
           <w:bCs/>
           <w:sz w:val="16"/>
           <w:szCs w:val="16"/>
         </w:rPr>
-      </w:pPr>
-    </w:p>
-  </w:footnote>
-  <w:footnote w:id="5">
+        <w:t>LEY SOBRE FACULTADES, NORMAS Y ORGANIZACIÓN DEL INDECOPI, APROBADA POR DECRETO LEGISLATIVO 807 Artículo 24.-</w:t>
+      </w:r>
+      <w:r>
+        <w:rPr>
+          <w:rFonts w:ascii="Arial Narrow" w:eastAsia="Arial Narrow" w:hAnsi="Arial Narrow" w:cs="Arial Narrow"/>
+          <w:sz w:val="16"/>
+          <w:szCs w:val="16"/>
+        </w:rPr>
+        <w:t xml:space="preserve"> El Secretario Técnico se encargará de la tramitación del procedimiento. Para ello, cuenta con las siguientes facultades:</w:t>
+      </w:r>
+    </w:p>
     <w:p>
       <w:pPr>
         <w:pStyle w:val="Textonotapie"/>
@@ -13246,24 +13361,6 @@
       </w:pPr>
       <w:r>
         <w:rPr>
-          <w:rStyle w:val="Refdenotaalpie"/>
-          <w:rFonts w:ascii="Arial Narrow" w:eastAsia="Arial Narrow" w:hAnsi="Arial Narrow" w:cs="Arial Narrow"/>
-          <w:sz w:val="16"/>
-          <w:szCs w:val="16"/>
-          <w:vertAlign w:val="superscript"/>
-        </w:rPr>
-        <w:footnoteRef/>
-      </w:r>
-      <w:r>
-        <w:rPr>
-          <w:rFonts w:ascii="Arial Narrow" w:eastAsia="Arial Narrow" w:hAnsi="Arial Narrow" w:cs="Arial Narrow"/>
-          <w:sz w:val="16"/>
-          <w:szCs w:val="16"/>
-        </w:rPr>
-        <w:t xml:space="preserve"> </w:t>
-      </w:r>
-      <w:r>
-        <w:rPr>
           <w:rFonts w:ascii="Arial Narrow" w:eastAsia="Arial Narrow" w:hAnsi="Arial Narrow" w:cs="Arial Narrow"/>
           <w:sz w:val="16"/>
           <w:szCs w:val="16"/>
@@ -13273,20 +13370,10 @@
       <w:r>
         <w:rPr>
           <w:rFonts w:ascii="Arial Narrow" w:eastAsia="Arial Narrow" w:hAnsi="Arial Narrow" w:cs="Arial Narrow"/>
-          <w:b/>
-          <w:bCs/>
-          <w:sz w:val="16"/>
-          <w:szCs w:val="16"/>
-        </w:rPr>
-        <w:t>LEY SOBRE FACULTADES, NORMAS Y ORGANIZACIÓN DEL INDECOPI, APROBADA POR DECRETO LEGISLATIVO 807 Artículo 24.-</w:t>
-      </w:r>
-      <w:r>
-        <w:rPr>
-          <w:rFonts w:ascii="Arial Narrow" w:eastAsia="Arial Narrow" w:hAnsi="Arial Narrow" w:cs="Arial Narrow"/>
-          <w:sz w:val="16"/>
-          <w:szCs w:val="16"/>
-        </w:rPr>
-        <w:t xml:space="preserve"> El Secretario Técnico se encargará de la tramitación del procedimiento. Para ello, cuenta con las siguientes facultades:</w:t>
+          <w:sz w:val="16"/>
+          <w:szCs w:val="16"/>
+        </w:rPr>
+        <w:t>(...)</w:t>
       </w:r>
     </w:p>
     <w:p>
@@ -13317,7 +13404,7 @@
           <w:sz w:val="16"/>
           <w:szCs w:val="16"/>
         </w:rPr>
-        <w:t>(...)</w:t>
+        <w:t>c) Admitir denuncias a trámite, en aquellos casos en que la Comisión le haya delegado esta facultad.</w:t>
       </w:r>
     </w:p>
     <w:p>
@@ -13348,7 +13435,7 @@
           <w:sz w:val="16"/>
           <w:szCs w:val="16"/>
         </w:rPr>
-        <w:t>c) Admitir denuncias a trámite, en aquellos casos en que la Comisión le haya delegado esta facultad.</w:t>
+        <w:t>(...).</w:t>
       </w:r>
     </w:p>
     <w:p>
@@ -13365,37 +13452,33 @@
           <w:szCs w:val="16"/>
         </w:rPr>
       </w:pPr>
-      <w:r>
-        <w:rPr>
-          <w:rFonts w:ascii="Arial Narrow" w:eastAsia="Arial Narrow" w:hAnsi="Arial Narrow" w:cs="Arial Narrow"/>
-          <w:sz w:val="16"/>
-          <w:szCs w:val="16"/>
-        </w:rPr>
-        <w:tab/>
-      </w:r>
-      <w:r>
-        <w:rPr>
-          <w:rFonts w:ascii="Arial Narrow" w:eastAsia="Arial Narrow" w:hAnsi="Arial Narrow" w:cs="Arial Narrow"/>
-          <w:sz w:val="16"/>
-          <w:szCs w:val="16"/>
-        </w:rPr>
-        <w:t>(...).</w:t>
-      </w:r>
-    </w:p>
+    </w:p>
+  </w:footnote>
+  <w:footnote w:id="6">
     <w:p>
       <w:pPr>
         <w:pStyle w:val="Textonotapie"/>
         <w:tabs>
           <w:tab w:val="left" w:pos="567"/>
         </w:tabs>
-        <w:ind w:left="567" w:right="-1" w:hanging="567"/>
-        <w:jc w:val="both"/>
-        <w:rPr>
-          <w:rFonts w:ascii="Arial Narrow" w:eastAsia="Arial Narrow" w:hAnsi="Arial Narrow" w:cs="Arial Narrow"/>
-          <w:sz w:val="16"/>
-          <w:szCs w:val="16"/>
-        </w:rPr>
-      </w:pPr>
+        <w:ind w:left="567" w:hanging="567"/>
+        <w:jc w:val="both"/>
+        <w:rPr>
+          <w:rFonts w:ascii="Arial Narrow" w:eastAsia="Arial Narrow" w:hAnsi="Arial Narrow" w:cs="Arial Narrow"/>
+          <w:sz w:val="16"/>
+          <w:szCs w:val="16"/>
+        </w:rPr>
+      </w:pPr>
+      <w:r>
+        <w:rPr>
+          <w:rStyle w:val="Refdenotaalpie"/>
+          <w:rFonts w:ascii="Arial Narrow" w:eastAsia="Arial Narrow" w:hAnsi="Arial Narrow" w:cs="Arial Narrow"/>
+          <w:sz w:val="16"/>
+          <w:szCs w:val="16"/>
+          <w:vertAlign w:val="superscript"/>
+        </w:rPr>
+        <w:footnoteRef/>
+      </w:r>
       <w:r>
         <w:rPr>
           <w:rFonts w:ascii="Arial Narrow" w:eastAsia="Arial Narrow" w:hAnsi="Arial Narrow" w:cs="Arial Narrow"/>
@@ -13403,36 +13486,38 @@
           <w:szCs w:val="16"/>
         </w:rPr>
         <w:tab/>
-      </w:r>
-      <w:r>
-        <w:rPr>
-          <w:rFonts w:ascii="Arial Narrow" w:eastAsia="Arial Narrow" w:hAnsi="Arial Narrow" w:cs="Arial Narrow"/>
-          <w:sz w:val="16"/>
-          <w:szCs w:val="16"/>
-        </w:rPr>
-        <w:t>.</w:t>
-      </w:r>
-    </w:p>
+        <w:t xml:space="preserve"/>
+      </w:r>
+      <w:r>
+        <w:rPr>
+          <w:rFonts w:ascii="Arial Narrow" w:eastAsia="Arial Narrow" w:hAnsi="Arial Narrow" w:cs="Arial Narrow"/>
+          <w:sz w:val="16"/>
+          <w:szCs w:val="16"/>
+        </w:rPr>
+        <w:tab/>
+        <w:t>El número de trabajadores se atenderá siempre que la empresa haya sido constituida antes de la vigencia de la Ley 30056, publicada el 2 de julio de 2013, que modificó el artículo 5 del Texto Único Ordenado de la Ley de Promoción de la Competitividad, Formalización y Desarrollo de la Micro y Pequeña Empresa y de Acceso al Empleo Decente (LEY MYPE). Ello, en la medida que la Tercera Disposición Complementaria Transitoria de la norma modificatoria precisa que las empresas constituidas antes de la entrada en vigencia de dicha Ley se rigen por los requisitos de acogimiento al régimen de las micro y pequeñas empresas regulados en el Decreto Legislativo 1086.</w:t>
+      </w:r>
+    </w:p>
+    <w:p>
+      <w:pPr>
+        <w:pStyle w:val="Textonotapie"/>
+        <w:ind w:left="567" w:hanging="567"/>
+        <w:jc w:val="both"/>
+        <w:rPr>
+          <w:rFonts w:ascii="Arial Narrow" w:eastAsia="Arial Narrow" w:hAnsi="Arial Narrow" w:cs="Arial Narrow"/>
+          <w:sz w:val="16"/>
+          <w:szCs w:val="16"/>
+        </w:rPr>
+      </w:pPr>
+    </w:p>
+  </w:footnote>
+  <w:footnote w:id="7">
     <w:p>
       <w:pPr>
         <w:pStyle w:val="Textonotapie"/>
         <w:tabs>
           <w:tab w:val="left" w:pos="567"/>
         </w:tabs>
-        <w:ind w:left="567" w:right="-1" w:hanging="567"/>
-        <w:jc w:val="both"/>
-        <w:rPr>
-          <w:rFonts w:ascii="Arial Narrow" w:eastAsia="Arial Narrow" w:hAnsi="Arial Narrow" w:cs="Arial Narrow"/>
-          <w:sz w:val="16"/>
-          <w:szCs w:val="16"/>
-        </w:rPr>
-      </w:pPr>
-    </w:p>
-  </w:footnote>
-  <w:footnote w:id="6">
-    <w:p>
-      <w:pPr>
-        <w:pStyle w:val="Textonotapie"/>
         <w:ind w:left="567" w:hanging="567"/>
         <w:jc w:val="both"/>
         <w:rPr>
@@ -13457,60 +13542,8 @@
           <w:sz w:val="16"/>
           <w:szCs w:val="16"/>
         </w:rPr>
-        <w:t xml:space="preserve"> </w:t>
-      </w:r>
-      <w:r>
-        <w:rPr>
-          <w:rFonts w:ascii="Arial Narrow" w:eastAsia="Arial Narrow" w:hAnsi="Arial Narrow" w:cs="Arial Narrow"/>
-          <w:sz w:val="16"/>
-          <w:szCs w:val="16"/>
-        </w:rPr>
         <w:tab/>
-        <w:t>El número de trabajadores se atenderá siempre que la empresa haya sido constituida antes de la vigencia de la Ley 30056, publicada el 2 de julio de 2013, que modificó el artículo 5 del Texto Único Ordenado de la Ley de Promoción de la Competitividad, Formalización y Desarrollo de la Micro y Pequeña Empresa y de Acceso al Empleo Decente (LEY MYPE). Ello, en la medida que la Tercera Disposición Complementaria Transitoria de la norma modificatoria precisa que las empresas constituidas antes de la entrada en vigencia de dicha Ley se rigen por los requisitos de acogimiento al régimen de las micro y pequeñas empresas regulados en el Decreto Legislativo 1086.</w:t>
-      </w:r>
-    </w:p>
-    <w:p>
-      <w:pPr>
-        <w:pStyle w:val="Textonotapie"/>
-        <w:ind w:left="567" w:hanging="567"/>
-        <w:jc w:val="both"/>
-        <w:rPr>
-          <w:rFonts w:ascii="Arial Narrow" w:eastAsia="Arial Narrow" w:hAnsi="Arial Narrow" w:cs="Arial Narrow"/>
-          <w:sz w:val="16"/>
-          <w:szCs w:val="16"/>
-        </w:rPr>
-      </w:pPr>
-    </w:p>
-  </w:footnote>
-  <w:footnote w:id="7">
-    <w:p>
-      <w:pPr>
-        <w:pStyle w:val="Textonotapie"/>
-        <w:ind w:left="567" w:hanging="567"/>
-        <w:jc w:val="both"/>
-        <w:rPr>
-          <w:rFonts w:ascii="Arial Narrow" w:eastAsia="Arial Narrow" w:hAnsi="Arial Narrow" w:cs="Arial Narrow"/>
-          <w:sz w:val="16"/>
-          <w:szCs w:val="16"/>
-        </w:rPr>
-      </w:pPr>
-      <w:r>
-        <w:rPr>
-          <w:rStyle w:val="Refdenotaalpie"/>
-          <w:rFonts w:ascii="Arial Narrow" w:eastAsia="Arial Narrow" w:hAnsi="Arial Narrow" w:cs="Arial Narrow"/>
-          <w:sz w:val="16"/>
-          <w:szCs w:val="16"/>
-          <w:vertAlign w:val="superscript"/>
-        </w:rPr>
-        <w:footnoteRef/>
-      </w:r>
-      <w:r>
-        <w:rPr>
-          <w:rFonts w:ascii="Arial Narrow" w:eastAsia="Arial Narrow" w:hAnsi="Arial Narrow" w:cs="Arial Narrow"/>
-          <w:sz w:val="16"/>
-          <w:szCs w:val="16"/>
-        </w:rPr>
-        <w:t xml:space="preserve"> </w:t>
+        <w:t xml:space="preserve"/>
       </w:r>
       <w:r>
         <w:rPr>
@@ -13688,7 +13721,50 @@
       </w:pPr>
     </w:p>
   </w:footnote>
-  <w:footnote w:id="13">
+  <w:footnote w:id="8">
+    <w:p>
+      <w:pPr>
+        <w:pStyle w:val="Textonotapie"/>
+        <w:tabs>
+          <w:tab w:val="left" w:pos="567"/>
+        </w:tabs>
+        <w:ind w:left="567" w:hanging="567"/>
+        <w:jc w:val="both"/>
+        <w:rPr>
+          <w:rFonts w:ascii="Arial Narrow" w:eastAsia="Arial Narrow" w:hAnsi="Arial Narrow" w:cs="Arial Narrow"/>
+          <w:sz w:val="16"/>
+          <w:szCs w:val="16"/>
+        </w:rPr>
+      </w:pPr>
+      <w:r>
+        <w:rPr>
+          <w:rStyle w:val="Refdenotaalpie"/>
+          <w:rFonts w:ascii="Arial Narrow" w:eastAsia="Arial Narrow" w:hAnsi="Arial Narrow" w:cs="Arial Narrow"/>
+          <w:sz w:val="16"/>
+          <w:szCs w:val="16"/>
+          <w:vertAlign w:val="superscript"/>
+        </w:rPr>
+        <w:footnoteRef/>
+      </w:r>
+      <w:r>
+        <w:rPr>
+          <w:rFonts w:ascii="Arial Narrow" w:eastAsia="Arial Narrow" w:hAnsi="Arial Narrow" w:cs="Arial Narrow"/>
+          <w:sz w:val="16"/>
+          <w:szCs w:val="16"/>
+        </w:rPr>
+        <w:tab/>
+      </w:r>
+      <w:r>
+        <w:rPr>
+          <w:rFonts w:ascii="Arial Narrow" w:eastAsia="Arial Narrow" w:hAnsi="Arial Narrow" w:cs="Arial Narrow"/>
+          <w:b/>
+          <w:bCs/>
+          <w:sz w:val="16"/>
+          <w:szCs w:val="16"/>
+        </w:rPr>
+        <w:t xml:space="preserve">DECRETO LEGISLATIVO 807, LEY SOBRE FACULTADES, NORMAS Y ORGANIZACIÓN DEL INDECOPI, publicado el 18 de abril de 1996</w:t>
+      </w:r>
+    </w:p>
     <w:p>
       <w:pPr>
         <w:pStyle w:val="Textonotapie"/>
@@ -13702,16 +13778,6 @@
       </w:pPr>
       <w:r>
         <w:rPr>
-          <w:rStyle w:val="Refdenotaalpie"/>
-          <w:rFonts w:ascii="Arial Narrow" w:eastAsia="Arial Narrow" w:hAnsi="Arial Narrow" w:cs="Arial Narrow"/>
-          <w:sz w:val="16"/>
-          <w:szCs w:val="16"/>
-          <w:vertAlign w:val="superscript"/>
-        </w:rPr>
-        <w:footnoteRef/>
-      </w:r>
-      <w:r>
-        <w:rPr>
           <w:rFonts w:ascii="Arial Narrow" w:eastAsia="Arial Narrow" w:hAnsi="Arial Narrow" w:cs="Arial Narrow"/>
           <w:sz w:val="16"/>
           <w:szCs w:val="16"/>
@@ -13726,7 +13792,15 @@
           <w:sz w:val="16"/>
           <w:szCs w:val="16"/>
         </w:rPr>
-        <w:t xml:space="preserve">DECRETO LEGISLATIVO 807, LEY SOBRE FACULTADES, NORMAS Y ORGANIZACIÓN DEL INDECOPI, publicado el 18 de abril de 1996</w:t>
+        <w:t xml:space="preserve">Artículo 26.-</w:t>
+      </w:r>
+      <w:r>
+        <w:rPr>
+          <w:rFonts w:ascii="Arial Narrow" w:eastAsia="Arial Narrow" w:hAnsi="Arial Narrow" w:cs="Arial Narrow"/>
+          <w:sz w:val="16"/>
+          <w:szCs w:val="16"/>
+        </w:rPr>
+        <w:t xml:space="preserve"> Una vez admitida a trámite la denuncia, se correrá traslado de la misma al denunciado, a fin de que éste presente su descargo. El plazo para la presentación del descargo será de cinco (5) días contados desde la notificación, vencido el cual, el Secretario Técnico declarará en rebeldía al denunciado que no lo hubiera presentado.</w:t>
       </w:r>
     </w:p>
     <w:p>
@@ -13740,6 +13814,33 @@
           <w:szCs w:val="16"/>
         </w:rPr>
       </w:pPr>
+    </w:p>
+  </w:footnote>
+  <w:footnote w:id="9">
+    <w:p>
+      <w:pPr>
+        <w:pStyle w:val="Textonotapie"/>
+        <w:tabs>
+          <w:tab w:val="left" w:pos="567"/>
+        </w:tabs>
+        <w:ind w:left="567" w:hanging="567"/>
+        <w:jc w:val="both"/>
+        <w:rPr>
+          <w:rFonts w:ascii="Arial Narrow" w:eastAsia="Arial Narrow" w:hAnsi="Arial Narrow" w:cs="Arial Narrow"/>
+          <w:sz w:val="16"/>
+          <w:szCs w:val="16"/>
+        </w:rPr>
+      </w:pPr>
+      <w:r>
+        <w:rPr>
+          <w:rStyle w:val="Refdenotaalpie"/>
+          <w:rFonts w:ascii="Arial Narrow" w:eastAsia="Arial Narrow" w:hAnsi="Arial Narrow" w:cs="Arial Narrow"/>
+          <w:sz w:val="16"/>
+          <w:szCs w:val="16"/>
+          <w:vertAlign w:val="superscript"/>
+        </w:rPr>
+        <w:footnoteRef/>
+      </w:r>
       <w:r>
         <w:rPr>
           <w:rFonts w:ascii="Arial Narrow" w:eastAsia="Arial Narrow" w:hAnsi="Arial Narrow" w:cs="Arial Narrow"/>
@@ -13756,15 +13857,7 @@
           <w:sz w:val="16"/>
           <w:szCs w:val="16"/>
         </w:rPr>
-        <w:t xml:space="preserve">Artículo 26.-</w:t>
-      </w:r>
-      <w:r>
-        <w:rPr>
-          <w:rFonts w:ascii="Arial Narrow" w:eastAsia="Arial Narrow" w:hAnsi="Arial Narrow" w:cs="Arial Narrow"/>
-          <w:sz w:val="16"/>
-          <w:szCs w:val="16"/>
-        </w:rPr>
-        <w:t xml:space="preserve"> Una vez admitida a trámite la denuncia, se correrá traslado de la misma al denunciado, a fin de que éste presente su descargo. El plazo para la presentación del descargo será de cinco (5) días contados desde la notificación, vencido el cual, el Secretario Técnico declarará en rebeldía al denunciado que no lo hubiera presentado.</w:t>
+        <w:t xml:space="preserve">DECRETO SUPREMO 006-2026-JUS, TEXTO ÚNICO ORDENADO DE LA LEY 27444, LEY DEL PROCEDIMIENTO ADMINISTRATIVO GENERAL, publicado el 30 de abril de 2026</w:t>
       </w:r>
     </w:p>
     <w:p>
@@ -13778,9 +13871,25 @@
           <w:szCs w:val="16"/>
         </w:rPr>
       </w:pPr>
-    </w:p>
-  </w:footnote>
-  <w:footnote w:id="14">
+      <w:r>
+        <w:rPr>
+          <w:rFonts w:ascii="Arial Narrow" w:eastAsia="Arial Narrow" w:hAnsi="Arial Narrow" w:cs="Arial Narrow"/>
+          <w:sz w:val="16"/>
+          <w:szCs w:val="16"/>
+        </w:rPr>
+        <w:tab/>
+      </w:r>
+      <w:r>
+        <w:rPr>
+          <w:rFonts w:ascii="Arial Narrow" w:eastAsia="Arial Narrow" w:hAnsi="Arial Narrow" w:cs="Arial Narrow"/>
+          <w:b/>
+          <w:bCs/>
+          <w:sz w:val="16"/>
+          <w:szCs w:val="16"/>
+        </w:rPr>
+        <w:t xml:space="preserve">Artículo 223.- Contestación de la reclamación</w:t>
+      </w:r>
+    </w:p>
     <w:p>
       <w:pPr>
         <w:pStyle w:val="Textonotapie"/>
@@ -13794,16 +13903,6 @@
       </w:pPr>
       <w:r>
         <w:rPr>
-          <w:rStyle w:val="Refdenotaalpie"/>
-          <w:rFonts w:ascii="Arial Narrow" w:eastAsia="Arial Narrow" w:hAnsi="Arial Narrow" w:cs="Arial Narrow"/>
-          <w:sz w:val="16"/>
-          <w:szCs w:val="16"/>
-          <w:vertAlign w:val="superscript"/>
-        </w:rPr>
-        <w:footnoteRef/>
-      </w:r>
-      <w:r>
-        <w:rPr>
           <w:rFonts w:ascii="Arial Narrow" w:eastAsia="Arial Narrow" w:hAnsi="Arial Narrow" w:cs="Arial Narrow"/>
           <w:sz w:val="16"/>
           <w:szCs w:val="16"/>
@@ -13813,12 +13912,10 @@
       <w:r>
         <w:rPr>
           <w:rFonts w:ascii="Arial Narrow" w:eastAsia="Arial Narrow" w:hAnsi="Arial Narrow" w:cs="Arial Narrow"/>
-          <w:b/>
-          <w:bCs/>
-          <w:sz w:val="16"/>
-          <w:szCs w:val="16"/>
-        </w:rPr>
-        <w:t xml:space="preserve">DECRETO SUPREMO 006-2026-JUS, TEXTO ÚNICO ORDENADO DE LA LEY 27444, LEY DEL PROCEDIMIENTO ADMINISTRATIVO GENERAL, publicado el 30 de abril de 2026</w:t>
+          <w:sz w:val="16"/>
+          <w:szCs w:val="16"/>
+        </w:rPr>
+        <w:t xml:space="preserve">223.1 El reclamado deberá presentar la contestación de la reclamación dentro de los quince (15) días posteriores a la notificación de ésta; vencido este plazo, la Administración declarará en rebeldía al reclamado que no la hubiera presentado. La contestación deberá contener los requisitos de los escritos previstos en el artículo 113 de la presente Ley, así como la absolución de todos los asuntos controvertidos de hecho y de derecho, Las alegaciones y los hechos relevantes de la reclamación, salvo que hayan sido específicamente negadas en la contestación, se tendrán por aceptadas o merituadas como ciertas.</w:t>
       </w:r>
     </w:p>
     <w:p>
@@ -13832,69 +13929,14 @@
           <w:szCs w:val="16"/>
         </w:rPr>
       </w:pPr>
-      <w:r>
-        <w:rPr>
-          <w:rFonts w:ascii="Arial Narrow" w:eastAsia="Arial Narrow" w:hAnsi="Arial Narrow" w:cs="Arial Narrow"/>
-          <w:sz w:val="16"/>
-          <w:szCs w:val="16"/>
-        </w:rPr>
-        <w:tab/>
-      </w:r>
-      <w:r>
-        <w:rPr>
-          <w:rFonts w:ascii="Arial Narrow" w:eastAsia="Arial Narrow" w:hAnsi="Arial Narrow" w:cs="Arial Narrow"/>
-          <w:b/>
-          <w:bCs/>
-          <w:sz w:val="16"/>
-          <w:szCs w:val="16"/>
-        </w:rPr>
-        <w:t xml:space="preserve">Artículo 223.- Contestación de la reclamación</w:t>
-      </w:r>
-    </w:p>
-    <w:p>
-      <w:pPr>
-        <w:pStyle w:val="Textonotapie"/>
-        <w:ind w:left="567" w:hanging="567"/>
-        <w:jc w:val="both"/>
-        <w:rPr>
-          <w:rFonts w:ascii="Arial Narrow" w:eastAsia="Arial Narrow" w:hAnsi="Arial Narrow" w:cs="Arial Narrow"/>
-          <w:sz w:val="16"/>
-          <w:szCs w:val="16"/>
-        </w:rPr>
-      </w:pPr>
-      <w:r>
-        <w:rPr>
-          <w:rFonts w:ascii="Arial Narrow" w:eastAsia="Arial Narrow" w:hAnsi="Arial Narrow" w:cs="Arial Narrow"/>
-          <w:sz w:val="16"/>
-          <w:szCs w:val="16"/>
-        </w:rPr>
-        <w:tab/>
-      </w:r>
-      <w:r>
-        <w:rPr>
-          <w:rFonts w:ascii="Arial Narrow" w:eastAsia="Arial Narrow" w:hAnsi="Arial Narrow" w:cs="Arial Narrow"/>
-          <w:sz w:val="16"/>
-          <w:szCs w:val="16"/>
-        </w:rPr>
-        <w:t xml:space="preserve">223.1 El reclamado deberá presentar la contestación de la reclamación dentro de los quince (15) días posteriores a la notificación de ésta; vencido este plazo, la Administración declarará en rebeldía al reclamado que no la hubiera presentado. La contestación deberá contener los requisitos de los escritos previstos en el artículo 113 de la presente Ley, así como la absolución de todos los asuntos controvertidos de hecho y de derecho, Las alegaciones y los hechos relevantes de la reclamación, salvo que hayan sido específicamente negadas en la contestación, se tendrán por aceptadas o merituadas como ciertas.</w:t>
-      </w:r>
-    </w:p>
-    <w:p>
-      <w:pPr>
-        <w:pStyle w:val="Textonotapie"/>
-        <w:ind w:left="567" w:hanging="567"/>
-        <w:jc w:val="both"/>
-        <w:rPr>
-          <w:rFonts w:ascii="Arial Narrow" w:eastAsia="Arial Narrow" w:hAnsi="Arial Narrow" w:cs="Arial Narrow"/>
-          <w:sz w:val="16"/>
-          <w:szCs w:val="16"/>
-        </w:rPr>
-      </w:pPr>
     </w:p>
   </w:footnote>
-  <w:footnote w:id="8">
-    <w:p>
-      <w:pPr>
+  <w:footnote w:id="10">
+    <w:p>
+      <w:pPr>
+        <w:tabs>
+          <w:tab w:val="left" w:pos="567"/>
+        </w:tabs>
         <w:spacing w:after="0" w:line="240" w:lineRule="auto"/>
         <w:ind w:left="567" w:hanging="567"/>
         <w:jc w:val="both"/>
@@ -13921,7 +13963,8 @@
           <w:szCs w:val="16"/>
           <w:vertAlign w:val="superscript"/>
         </w:rPr>
-        <w:t xml:space="preserve"> </w:t>
+        <w:tab/>
+        <w:t xml:space="preserve"/>
       </w:r>
       <w:r>
         <w:rPr>
@@ -14142,9 +14185,12 @@
       </w:pPr>
     </w:p>
   </w:footnote>
-  <w:footnote w:id="9">
-    <w:p>
-      <w:pPr>
+  <w:footnote w:id="11">
+    <w:p>
+      <w:pPr>
+        <w:tabs>
+          <w:tab w:val="left" w:pos="567"/>
+        </w:tabs>
         <w:spacing w:after="0" w:line="240" w:lineRule="auto"/>
         <w:ind w:left="567" w:hanging="567"/>
         <w:jc w:val="both"/>
@@ -14172,7 +14218,8 @@
           <w:sz w:val="16"/>
           <w:szCs w:val="16"/>
         </w:rPr>
-        <w:t xml:space="preserve"> </w:t>
+        <w:tab/>
+        <w:t xml:space="preserve"/>
       </w:r>
       <w:r>
         <w:rPr>
@@ -14283,18 +14330,6 @@
         </w:rPr>
         <w:t>Las medidas correctivas complementarias pueden dictarse de oficio o a pedido de parte.</w:t>
       </w:r>
-    </w:p>
-    <w:p>
-      <w:pPr>
-        <w:spacing w:after="0" w:line="240" w:lineRule="auto"/>
-        <w:ind w:left="567" w:hanging="567"/>
-        <w:jc w:val="both"/>
-        <w:rPr>
-          <w:rFonts w:ascii="Arial Narrow" w:eastAsia="Arial Narrow" w:hAnsi="Arial Narrow" w:cs="Arial Narrow"/>
-          <w:sz w:val="16"/>
-          <w:szCs w:val="16"/>
-        </w:rPr>
-      </w:pPr>
     </w:p>
     <w:p>
       <w:pPr>
@@ -14507,8 +14542,12 @@
     </w:p>
     <w:p>
       <w:pPr>
-        <w:pStyle w:val="Sinespaciado"/>
-        <w:ind w:firstLine="567"/>
+        <w:numPr>
+          <w:ilvl w:val="0"/>
+          <w:numId w:val="1"/>
+        </w:numPr>
+        <w:spacing w:after="0" w:line="240" w:lineRule="auto"/>
+        <w:ind w:left="567" w:firstLine="0"/>
         <w:jc w:val="both"/>
         <w:rPr>
           <w:rFonts w:ascii="Arial Narrow" w:eastAsia="Arial Narrow" w:hAnsi="Arial Narrow" w:cs="Arial Narrow"/>
@@ -14527,8 +14566,12 @@
     </w:p>
     <w:p>
       <w:pPr>
-        <w:pStyle w:val="Sinespaciado"/>
-        <w:ind w:firstLine="567"/>
+        <w:numPr>
+          <w:ilvl w:val="0"/>
+          <w:numId w:val="1"/>
+        </w:numPr>
+        <w:spacing w:after="0" w:line="240" w:lineRule="auto"/>
+        <w:ind w:left="567" w:firstLine="0"/>
         <w:jc w:val="both"/>
         <w:rPr>
           <w:rFonts w:ascii="Arial Narrow" w:eastAsia="Arial Narrow" w:hAnsi="Arial Narrow" w:cs="Arial Narrow"/>
@@ -14672,10 +14715,22 @@
         <w:jc w:val="both"/>
         <w:rPr>
           <w:rFonts w:ascii="Arial Narrow" w:eastAsia="Arial Narrow" w:hAnsi="Arial Narrow" w:cs="Arial Narrow"/>
-          <w:sz w:val="16"/>
-          <w:szCs w:val="16"/>
-        </w:rPr>
-      </w:pPr>
+          <w:b/>
+          <w:bCs/>
+          <w:sz w:val="16"/>
+          <w:szCs w:val="16"/>
+        </w:rPr>
+      </w:pPr>
+      <w:r>
+        <w:rPr>
+          <w:rFonts w:ascii="Arial Narrow" w:eastAsia="Arial Narrow" w:hAnsi="Arial Narrow" w:cs="Arial Narrow"/>
+          <w:b/>
+          <w:bCs/>
+          <w:sz w:val="16"/>
+          <w:szCs w:val="16"/>
+        </w:rPr>
+        <w:t>Artículo 116.- Medidas correctivas complementarias</w:t>
+      </w:r>
     </w:p>
     <w:p>
       <w:pPr>
@@ -14684,293 +14739,269 @@
         <w:jc w:val="both"/>
         <w:rPr>
           <w:rFonts w:ascii="Arial Narrow" w:eastAsia="Arial Narrow" w:hAnsi="Arial Narrow" w:cs="Arial Narrow"/>
+          <w:sz w:val="16"/>
+          <w:szCs w:val="16"/>
+        </w:rPr>
+      </w:pPr>
+      <w:r>
+        <w:rPr>
+          <w:rFonts w:ascii="Arial Narrow" w:eastAsia="Arial Narrow" w:hAnsi="Arial Narrow" w:cs="Arial Narrow"/>
+          <w:sz w:val="16"/>
+          <w:szCs w:val="16"/>
+        </w:rPr>
+        <w:t>Las medidas correctivas complementarias tienen el objeto de revertir los efectos de la conducta infractora o evitar que esta se produzca nuevamente en el futuro y pueden ser, entre otras, las siguientes:</w:t>
+      </w:r>
+    </w:p>
+    <w:p>
+      <w:pPr>
+        <w:spacing w:after="0" w:line="240" w:lineRule="auto"/>
+        <w:ind w:left="567"/>
+        <w:jc w:val="both"/>
+        <w:rPr>
+          <w:rFonts w:ascii="Arial Narrow" w:eastAsia="Arial Narrow" w:hAnsi="Arial Narrow" w:cs="Arial Narrow"/>
+          <w:sz w:val="16"/>
+          <w:szCs w:val="16"/>
+        </w:rPr>
+      </w:pPr>
+      <w:r>
+        <w:rPr>
+          <w:rFonts w:ascii="Arial Narrow" w:eastAsia="Arial Narrow" w:hAnsi="Arial Narrow" w:cs="Arial Narrow"/>
+          <w:sz w:val="16"/>
+          <w:szCs w:val="16"/>
+        </w:rPr>
+        <w:t>a. Que el proveedor cumpla con atender la solicitud de información requerida por el consumidor, siempre que dicho requerimiento guarde relación con el producto adquirido o servicio contratado.</w:t>
+      </w:r>
+    </w:p>
+    <w:p>
+      <w:pPr>
+        <w:spacing w:after="0" w:line="240" w:lineRule="auto"/>
+        <w:ind w:left="567"/>
+        <w:jc w:val="both"/>
+        <w:rPr>
+          <w:rFonts w:ascii="Arial Narrow" w:eastAsia="Arial Narrow" w:hAnsi="Arial Narrow" w:cs="Arial Narrow"/>
+          <w:sz w:val="16"/>
+          <w:szCs w:val="16"/>
+        </w:rPr>
+      </w:pPr>
+      <w:r>
+        <w:rPr>
+          <w:rFonts w:ascii="Arial Narrow" w:eastAsia="Arial Narrow" w:hAnsi="Arial Narrow" w:cs="Arial Narrow"/>
+          <w:sz w:val="16"/>
+          <w:szCs w:val="16"/>
+        </w:rPr>
+        <w:t>b. Declarar inexigibles las cláusulas que han sido identificadas como abusivas en el procedimiento.</w:t>
+      </w:r>
+    </w:p>
+    <w:p>
+      <w:pPr>
+        <w:spacing w:after="0" w:line="240" w:lineRule="auto"/>
+        <w:ind w:left="567"/>
+        <w:jc w:val="both"/>
+        <w:rPr>
+          <w:rFonts w:ascii="Arial Narrow" w:eastAsia="Arial Narrow" w:hAnsi="Arial Narrow" w:cs="Arial Narrow"/>
+          <w:sz w:val="16"/>
+          <w:szCs w:val="16"/>
+        </w:rPr>
+      </w:pPr>
+      <w:r>
+        <w:rPr>
+          <w:rFonts w:ascii="Arial Narrow" w:eastAsia="Arial Narrow" w:hAnsi="Arial Narrow" w:cs="Arial Narrow"/>
+          <w:sz w:val="16"/>
+          <w:szCs w:val="16"/>
+        </w:rPr>
+        <w:t>c. El decomiso y destrucción de la mercadería, envases, envolturas o etiquetas.</w:t>
+      </w:r>
+    </w:p>
+    <w:p>
+      <w:pPr>
+        <w:spacing w:after="0" w:line="240" w:lineRule="auto"/>
+        <w:ind w:left="567"/>
+        <w:jc w:val="both"/>
+        <w:rPr>
+          <w:rFonts w:ascii="Arial Narrow" w:eastAsia="Arial Narrow" w:hAnsi="Arial Narrow" w:cs="Arial Narrow"/>
+          <w:sz w:val="16"/>
+          <w:szCs w:val="16"/>
+        </w:rPr>
+      </w:pPr>
+      <w:r>
+        <w:rPr>
+          <w:rFonts w:ascii="Arial Narrow" w:eastAsia="Arial Narrow" w:hAnsi="Arial Narrow" w:cs="Arial Narrow"/>
+          <w:sz w:val="16"/>
+          <w:szCs w:val="16"/>
+        </w:rPr>
+        <w:t xml:space="preserve">d. En caso de infracciones muy graves y de reincidencia o </w:t>
+      </w:r>
+      <w:proofErr w:type="spellStart"/>
+      <w:r>
+        <w:rPr>
+          <w:rFonts w:ascii="Arial Narrow" w:eastAsia="Arial Narrow" w:hAnsi="Arial Narrow" w:cs="Arial Narrow"/>
+          <w:sz w:val="16"/>
+          <w:szCs w:val="16"/>
+        </w:rPr>
+        <w:t>reiterancia</w:t>
+      </w:r>
+      <w:proofErr w:type="spellEnd"/>
+      <w:r>
+        <w:rPr>
+          <w:rFonts w:ascii="Arial Narrow" w:eastAsia="Arial Narrow" w:hAnsi="Arial Narrow" w:cs="Arial Narrow"/>
+          <w:sz w:val="16"/>
+          <w:szCs w:val="16"/>
+        </w:rPr>
+        <w:t>:</w:t>
+      </w:r>
+    </w:p>
+    <w:p>
+      <w:pPr>
+        <w:spacing w:after="0" w:line="240" w:lineRule="auto"/>
+        <w:ind w:left="567"/>
+        <w:jc w:val="both"/>
+        <w:rPr>
+          <w:rFonts w:ascii="Arial Narrow" w:eastAsia="Arial Narrow" w:hAnsi="Arial Narrow" w:cs="Arial Narrow"/>
+          <w:sz w:val="16"/>
+          <w:szCs w:val="16"/>
+        </w:rPr>
+      </w:pPr>
+      <w:r>
+        <w:rPr>
+          <w:rFonts w:ascii="Arial Narrow" w:eastAsia="Arial Narrow" w:hAnsi="Arial Narrow" w:cs="Arial Narrow"/>
+          <w:sz w:val="16"/>
+          <w:szCs w:val="16"/>
+        </w:rPr>
+        <w:t>(i) Solicitar a la autoridad correspondiente la clausura temporal del establecimiento industrial, comercial o de servicios por un plazo máximo de seis (6) meses.</w:t>
+      </w:r>
+    </w:p>
+    <w:p>
+      <w:pPr>
+        <w:spacing w:after="0" w:line="240" w:lineRule="auto"/>
+        <w:ind w:left="567"/>
+        <w:jc w:val="both"/>
+        <w:rPr>
+          <w:rFonts w:ascii="Arial Narrow" w:eastAsia="Arial Narrow" w:hAnsi="Arial Narrow" w:cs="Arial Narrow"/>
+          <w:sz w:val="16"/>
+          <w:szCs w:val="16"/>
+        </w:rPr>
+      </w:pPr>
+      <w:r>
+        <w:rPr>
+          <w:rFonts w:ascii="Arial Narrow" w:eastAsia="Arial Narrow" w:hAnsi="Arial Narrow" w:cs="Arial Narrow"/>
+          <w:sz w:val="16"/>
+          <w:szCs w:val="16"/>
+        </w:rPr>
+        <w:t>(</w:t>
+      </w:r>
+      <w:proofErr w:type="spellStart"/>
+      <w:r>
+        <w:rPr>
+          <w:rFonts w:ascii="Arial Narrow" w:eastAsia="Arial Narrow" w:hAnsi="Arial Narrow" w:cs="Arial Narrow"/>
+          <w:sz w:val="16"/>
+          <w:szCs w:val="16"/>
+        </w:rPr>
+        <w:t>ii</w:t>
+      </w:r>
+      <w:proofErr w:type="spellEnd"/>
+      <w:r>
+        <w:rPr>
+          <w:rFonts w:ascii="Arial Narrow" w:eastAsia="Arial Narrow" w:hAnsi="Arial Narrow" w:cs="Arial Narrow"/>
+          <w:sz w:val="16"/>
+          <w:szCs w:val="16"/>
+        </w:rPr>
+        <w:t>) Solicitar a la autoridad competente la inhabilitación, temporal o permanente, del proveedor en función de los alcances de la infracción sancionada.</w:t>
+      </w:r>
+    </w:p>
+    <w:p>
+      <w:pPr>
+        <w:spacing w:after="0" w:line="240" w:lineRule="auto"/>
+        <w:ind w:left="567"/>
+        <w:jc w:val="both"/>
+        <w:rPr>
+          <w:rFonts w:ascii="Arial Narrow" w:eastAsia="Arial Narrow" w:hAnsi="Arial Narrow" w:cs="Arial Narrow"/>
+          <w:sz w:val="16"/>
+          <w:szCs w:val="16"/>
+        </w:rPr>
+      </w:pPr>
+      <w:r>
+        <w:rPr>
+          <w:rFonts w:ascii="Arial Narrow" w:eastAsia="Arial Narrow" w:hAnsi="Arial Narrow" w:cs="Arial Narrow"/>
+          <w:sz w:val="16"/>
+          <w:szCs w:val="16"/>
+        </w:rPr>
+        <w:t xml:space="preserve">e. Publicación de avisos </w:t>
+      </w:r>
+      <w:proofErr w:type="spellStart"/>
+      <w:r>
+        <w:rPr>
+          <w:rFonts w:ascii="Arial Narrow" w:eastAsia="Arial Narrow" w:hAnsi="Arial Narrow" w:cs="Arial Narrow"/>
+          <w:sz w:val="16"/>
+          <w:szCs w:val="16"/>
+        </w:rPr>
+        <w:t>rectificatorios</w:t>
+      </w:r>
+      <w:proofErr w:type="spellEnd"/>
+      <w:r>
+        <w:rPr>
+          <w:rFonts w:ascii="Arial Narrow" w:eastAsia="Arial Narrow" w:hAnsi="Arial Narrow" w:cs="Arial Narrow"/>
+          <w:sz w:val="16"/>
+          <w:szCs w:val="16"/>
+        </w:rPr>
+        <w:t xml:space="preserve"> o informativos en la forma que determine el Indecopi, tomando en consideración los medios que resulten idóneos para revertir los efectos que el acto objeto de sanción ha ocasionado.</w:t>
+      </w:r>
+    </w:p>
+    <w:p>
+      <w:pPr>
+        <w:spacing w:after="0" w:line="240" w:lineRule="auto"/>
+        <w:ind w:left="567"/>
+        <w:jc w:val="both"/>
+        <w:rPr>
+          <w:rFonts w:ascii="Arial Narrow" w:eastAsia="Arial Narrow" w:hAnsi="Arial Narrow" w:cs="Arial Narrow"/>
+          <w:sz w:val="16"/>
+          <w:szCs w:val="16"/>
+        </w:rPr>
+      </w:pPr>
+      <w:r>
+        <w:rPr>
+          <w:rFonts w:ascii="Arial Narrow" w:eastAsia="Arial Narrow" w:hAnsi="Arial Narrow" w:cs="Arial Narrow"/>
+          <w:sz w:val="16"/>
+          <w:szCs w:val="16"/>
+        </w:rPr>
+        <w:t>f. Cualquier otra medida correctiva que tenga el objeto de revertir los efectos de la conducta infractora o evitar que esta se produzca nuevamente en el futuro.</w:t>
+      </w:r>
+    </w:p>
+    <w:p>
+      <w:pPr>
+        <w:spacing w:after="0" w:line="240" w:lineRule="auto"/>
+        <w:ind w:left="567"/>
+        <w:jc w:val="both"/>
+        <w:rPr>
+          <w:rFonts w:ascii="Arial Narrow" w:eastAsia="Arial Narrow" w:hAnsi="Arial Narrow" w:cs="Arial Narrow"/>
+          <w:sz w:val="16"/>
+          <w:szCs w:val="16"/>
+        </w:rPr>
+      </w:pPr>
+      <w:r>
+        <w:rPr>
+          <w:rFonts w:ascii="Arial Narrow" w:eastAsia="Arial Narrow" w:hAnsi="Arial Narrow" w:cs="Arial Narrow"/>
+          <w:sz w:val="16"/>
+          <w:szCs w:val="16"/>
+        </w:rPr>
+        <w:t>El Indecopi está facultado para solicitar a la autoridad municipal y policial el apoyo respectivo para la ejecución de las medidas correctivas complementarias correspondientes.</w:t>
+      </w:r>
+    </w:p>
+    <w:p>
+      <w:pPr>
+        <w:spacing w:after="0" w:line="240" w:lineRule="auto"/>
+        <w:ind w:left="567" w:hanging="567"/>
+        <w:jc w:val="both"/>
+        <w:rPr>
+          <w:rFonts w:ascii="Arial Narrow" w:eastAsia="Arial Narrow" w:hAnsi="Arial Narrow" w:cs="Arial Narrow"/>
           <w:b/>
           <w:bCs/>
           <w:sz w:val="16"/>
           <w:szCs w:val="16"/>
         </w:rPr>
       </w:pPr>
-      <w:r>
-        <w:rPr>
-          <w:rFonts w:ascii="Arial Narrow" w:eastAsia="Arial Narrow" w:hAnsi="Arial Narrow" w:cs="Arial Narrow"/>
-          <w:b/>
-          <w:bCs/>
-          <w:sz w:val="16"/>
-          <w:szCs w:val="16"/>
-        </w:rPr>
-        <w:t>Artículo 116.- Medidas correctivas complementarias</w:t>
-      </w:r>
-    </w:p>
-    <w:p>
-      <w:pPr>
-        <w:spacing w:after="0" w:line="240" w:lineRule="auto"/>
-        <w:ind w:left="567"/>
-        <w:jc w:val="both"/>
-        <w:rPr>
-          <w:rFonts w:ascii="Arial Narrow" w:eastAsia="Arial Narrow" w:hAnsi="Arial Narrow" w:cs="Arial Narrow"/>
-          <w:sz w:val="16"/>
-          <w:szCs w:val="16"/>
-        </w:rPr>
-      </w:pPr>
-      <w:r>
-        <w:rPr>
-          <w:rFonts w:ascii="Arial Narrow" w:eastAsia="Arial Narrow" w:hAnsi="Arial Narrow" w:cs="Arial Narrow"/>
-          <w:sz w:val="16"/>
-          <w:szCs w:val="16"/>
-        </w:rPr>
-        <w:t>Las medidas correctivas complementarias tienen el objeto de revertir los efectos de la conducta infractora o evitar que esta se produzca nuevamente en el futuro y pueden ser, entre otras, las siguientes:</w:t>
-      </w:r>
-    </w:p>
-    <w:p>
-      <w:pPr>
-        <w:spacing w:after="0" w:line="240" w:lineRule="auto"/>
-        <w:ind w:left="567"/>
-        <w:jc w:val="both"/>
-        <w:rPr>
-          <w:rFonts w:ascii="Arial Narrow" w:eastAsia="Arial Narrow" w:hAnsi="Arial Narrow" w:cs="Arial Narrow"/>
-          <w:sz w:val="16"/>
-          <w:szCs w:val="16"/>
-        </w:rPr>
-      </w:pPr>
-      <w:r>
-        <w:rPr>
-          <w:rFonts w:ascii="Arial Narrow" w:eastAsia="Arial Narrow" w:hAnsi="Arial Narrow" w:cs="Arial Narrow"/>
-          <w:sz w:val="16"/>
-          <w:szCs w:val="16"/>
-        </w:rPr>
-        <w:t>a. Que el proveedor cumpla con atender la solicitud de información requerida por el consumidor, siempre que dicho requerimiento guarde relación con el producto adquirido o servicio contratado.</w:t>
-      </w:r>
-    </w:p>
-    <w:p>
-      <w:pPr>
-        <w:spacing w:after="0" w:line="240" w:lineRule="auto"/>
-        <w:ind w:left="567"/>
-        <w:jc w:val="both"/>
-        <w:rPr>
-          <w:rFonts w:ascii="Arial Narrow" w:eastAsia="Arial Narrow" w:hAnsi="Arial Narrow" w:cs="Arial Narrow"/>
-          <w:sz w:val="16"/>
-          <w:szCs w:val="16"/>
-        </w:rPr>
-      </w:pPr>
-      <w:r>
-        <w:rPr>
-          <w:rFonts w:ascii="Arial Narrow" w:eastAsia="Arial Narrow" w:hAnsi="Arial Narrow" w:cs="Arial Narrow"/>
-          <w:sz w:val="16"/>
-          <w:szCs w:val="16"/>
-        </w:rPr>
-        <w:t>b. Declarar inexigibles las cláusulas que han sido identificadas como abusivas en el procedimiento.</w:t>
-      </w:r>
-    </w:p>
-    <w:p>
-      <w:pPr>
-        <w:spacing w:after="0" w:line="240" w:lineRule="auto"/>
-        <w:ind w:left="567"/>
-        <w:jc w:val="both"/>
-        <w:rPr>
-          <w:rFonts w:ascii="Arial Narrow" w:eastAsia="Arial Narrow" w:hAnsi="Arial Narrow" w:cs="Arial Narrow"/>
-          <w:sz w:val="16"/>
-          <w:szCs w:val="16"/>
-        </w:rPr>
-      </w:pPr>
-      <w:r>
-        <w:rPr>
-          <w:rFonts w:ascii="Arial Narrow" w:eastAsia="Arial Narrow" w:hAnsi="Arial Narrow" w:cs="Arial Narrow"/>
-          <w:sz w:val="16"/>
-          <w:szCs w:val="16"/>
-        </w:rPr>
-        <w:t>c. El decomiso y destrucción de la mercadería, envases, envolturas o etiquetas.</w:t>
-      </w:r>
-    </w:p>
-    <w:p>
-      <w:pPr>
-        <w:spacing w:after="0" w:line="240" w:lineRule="auto"/>
-        <w:ind w:left="567"/>
-        <w:jc w:val="both"/>
-        <w:rPr>
-          <w:rFonts w:ascii="Arial Narrow" w:eastAsia="Arial Narrow" w:hAnsi="Arial Narrow" w:cs="Arial Narrow"/>
-          <w:sz w:val="16"/>
-          <w:szCs w:val="16"/>
-        </w:rPr>
-      </w:pPr>
-      <w:r>
-        <w:rPr>
-          <w:rFonts w:ascii="Arial Narrow" w:eastAsia="Arial Narrow" w:hAnsi="Arial Narrow" w:cs="Arial Narrow"/>
-          <w:sz w:val="16"/>
-          <w:szCs w:val="16"/>
-        </w:rPr>
-        <w:t xml:space="preserve">d. En caso de infracciones muy graves y de reincidencia o </w:t>
-      </w:r>
-      <w:proofErr w:type="spellStart"/>
-      <w:r>
-        <w:rPr>
-          <w:rFonts w:ascii="Arial Narrow" w:eastAsia="Arial Narrow" w:hAnsi="Arial Narrow" w:cs="Arial Narrow"/>
-          <w:sz w:val="16"/>
-          <w:szCs w:val="16"/>
-        </w:rPr>
-        <w:t>reiterancia</w:t>
-      </w:r>
-      <w:proofErr w:type="spellEnd"/>
-      <w:r>
-        <w:rPr>
-          <w:rFonts w:ascii="Arial Narrow" w:eastAsia="Arial Narrow" w:hAnsi="Arial Narrow" w:cs="Arial Narrow"/>
-          <w:sz w:val="16"/>
-          <w:szCs w:val="16"/>
-        </w:rPr>
-        <w:t>:</w:t>
-      </w:r>
-    </w:p>
-    <w:p>
-      <w:pPr>
-        <w:spacing w:after="0" w:line="240" w:lineRule="auto"/>
-        <w:ind w:left="567"/>
-        <w:jc w:val="both"/>
-        <w:rPr>
-          <w:rFonts w:ascii="Arial Narrow" w:eastAsia="Arial Narrow" w:hAnsi="Arial Narrow" w:cs="Arial Narrow"/>
-          <w:sz w:val="16"/>
-          <w:szCs w:val="16"/>
-        </w:rPr>
-      </w:pPr>
-      <w:r>
-        <w:rPr>
-          <w:rFonts w:ascii="Arial Narrow" w:eastAsia="Arial Narrow" w:hAnsi="Arial Narrow" w:cs="Arial Narrow"/>
-          <w:sz w:val="16"/>
-          <w:szCs w:val="16"/>
-        </w:rPr>
-        <w:t>(i) Solicitar a la autoridad correspondiente la clausura temporal del establecimiento industrial, comercial o de servicios por un plazo máximo de seis (6) meses.</w:t>
-      </w:r>
-    </w:p>
-    <w:p>
-      <w:pPr>
-        <w:spacing w:after="0" w:line="240" w:lineRule="auto"/>
-        <w:ind w:left="567"/>
-        <w:jc w:val="both"/>
-        <w:rPr>
-          <w:rFonts w:ascii="Arial Narrow" w:eastAsia="Arial Narrow" w:hAnsi="Arial Narrow" w:cs="Arial Narrow"/>
-          <w:sz w:val="16"/>
-          <w:szCs w:val="16"/>
-        </w:rPr>
-      </w:pPr>
-      <w:r>
-        <w:rPr>
-          <w:rFonts w:ascii="Arial Narrow" w:eastAsia="Arial Narrow" w:hAnsi="Arial Narrow" w:cs="Arial Narrow"/>
-          <w:sz w:val="16"/>
-          <w:szCs w:val="16"/>
-        </w:rPr>
-        <w:t>(</w:t>
-      </w:r>
-      <w:proofErr w:type="spellStart"/>
-      <w:r>
-        <w:rPr>
-          <w:rFonts w:ascii="Arial Narrow" w:eastAsia="Arial Narrow" w:hAnsi="Arial Narrow" w:cs="Arial Narrow"/>
-          <w:sz w:val="16"/>
-          <w:szCs w:val="16"/>
-        </w:rPr>
-        <w:t>ii</w:t>
-      </w:r>
-      <w:proofErr w:type="spellEnd"/>
-      <w:r>
-        <w:rPr>
-          <w:rFonts w:ascii="Arial Narrow" w:eastAsia="Arial Narrow" w:hAnsi="Arial Narrow" w:cs="Arial Narrow"/>
-          <w:sz w:val="16"/>
-          <w:szCs w:val="16"/>
-        </w:rPr>
-        <w:t>) Solicitar a la autoridad competente la inhabilitación, temporal o permanente, del proveedor en función de los alcances de la infracción sancionada.</w:t>
-      </w:r>
-    </w:p>
-    <w:p>
-      <w:pPr>
-        <w:spacing w:after="0" w:line="240" w:lineRule="auto"/>
-        <w:ind w:left="567"/>
-        <w:jc w:val="both"/>
-        <w:rPr>
-          <w:rFonts w:ascii="Arial Narrow" w:eastAsia="Arial Narrow" w:hAnsi="Arial Narrow" w:cs="Arial Narrow"/>
-          <w:sz w:val="16"/>
-          <w:szCs w:val="16"/>
-        </w:rPr>
-      </w:pPr>
-      <w:r>
-        <w:rPr>
-          <w:rFonts w:ascii="Arial Narrow" w:eastAsia="Arial Narrow" w:hAnsi="Arial Narrow" w:cs="Arial Narrow"/>
-          <w:sz w:val="16"/>
-          <w:szCs w:val="16"/>
-        </w:rPr>
-        <w:t xml:space="preserve">e. Publicación de avisos </w:t>
-      </w:r>
-      <w:proofErr w:type="spellStart"/>
-      <w:r>
-        <w:rPr>
-          <w:rFonts w:ascii="Arial Narrow" w:eastAsia="Arial Narrow" w:hAnsi="Arial Narrow" w:cs="Arial Narrow"/>
-          <w:sz w:val="16"/>
-          <w:szCs w:val="16"/>
-        </w:rPr>
-        <w:t>rectificatorios</w:t>
-      </w:r>
-      <w:proofErr w:type="spellEnd"/>
-      <w:r>
-        <w:rPr>
-          <w:rFonts w:ascii="Arial Narrow" w:eastAsia="Arial Narrow" w:hAnsi="Arial Narrow" w:cs="Arial Narrow"/>
-          <w:sz w:val="16"/>
-          <w:szCs w:val="16"/>
-        </w:rPr>
-        <w:t xml:space="preserve"> o informativos en la forma que determine el Indecopi, tomando en consideración los medios que resulten idóneos para revertir los efectos que el acto objeto de sanción ha ocasionado.</w:t>
-      </w:r>
-    </w:p>
-    <w:p>
-      <w:pPr>
-        <w:spacing w:after="0" w:line="240" w:lineRule="auto"/>
-        <w:ind w:left="567"/>
-        <w:jc w:val="both"/>
-        <w:rPr>
-          <w:rFonts w:ascii="Arial Narrow" w:eastAsia="Arial Narrow" w:hAnsi="Arial Narrow" w:cs="Arial Narrow"/>
-          <w:sz w:val="16"/>
-          <w:szCs w:val="16"/>
-        </w:rPr>
-      </w:pPr>
-      <w:r>
-        <w:rPr>
-          <w:rFonts w:ascii="Arial Narrow" w:eastAsia="Arial Narrow" w:hAnsi="Arial Narrow" w:cs="Arial Narrow"/>
-          <w:sz w:val="16"/>
-          <w:szCs w:val="16"/>
-        </w:rPr>
-        <w:t>f. Cualquier otra medida correctiva que tenga el objeto de revertir los efectos de la conducta infractora o evitar que esta se produzca nuevamente en el futuro.</w:t>
-      </w:r>
-    </w:p>
-    <w:p>
-      <w:pPr>
-        <w:spacing w:after="0" w:line="240" w:lineRule="auto"/>
-        <w:ind w:left="567"/>
-        <w:jc w:val="both"/>
-        <w:rPr>
-          <w:rFonts w:ascii="Arial Narrow" w:eastAsia="Arial Narrow" w:hAnsi="Arial Narrow" w:cs="Arial Narrow"/>
-          <w:sz w:val="16"/>
-          <w:szCs w:val="16"/>
-        </w:rPr>
-      </w:pPr>
-      <w:r>
-        <w:rPr>
-          <w:rFonts w:ascii="Arial Narrow" w:eastAsia="Arial Narrow" w:hAnsi="Arial Narrow" w:cs="Arial Narrow"/>
-          <w:sz w:val="16"/>
-          <w:szCs w:val="16"/>
-        </w:rPr>
-        <w:t>El Indecopi está facultado para solicitar a la autoridad municipal y policial el apoyo respectivo para la ejecución de las medidas correctivas complementarias correspondientes.</w:t>
-      </w:r>
-    </w:p>
-    <w:p>
-      <w:pPr>
-        <w:spacing w:after="0" w:line="240" w:lineRule="auto"/>
-        <w:ind w:left="567" w:hanging="567"/>
-        <w:jc w:val="both"/>
-        <w:rPr>
-          <w:rFonts w:ascii="Arial Narrow" w:eastAsia="Arial Narrow" w:hAnsi="Arial Narrow" w:cs="Arial Narrow"/>
-          <w:b/>
-          <w:bCs/>
-          <w:sz w:val="16"/>
-          <w:szCs w:val="16"/>
-        </w:rPr>
-      </w:pPr>
     </w:p>
   </w:footnote>
-  <w:footnote w:id="10">
+  <w:footnote w:id="12">
     <w:p>
       <w:pPr>
         <w:pStyle w:val="Textonotapie"/>
@@ -15002,7 +15033,8 @@
           <w:sz w:val="16"/>
           <w:szCs w:val="16"/>
         </w:rPr>
-        <w:t xml:space="preserve"> </w:t>
+        <w:tab/>
+        <w:t xml:space="preserve"/>
       </w:r>
       <w:r>
         <w:rPr>
@@ -15249,7 +15281,93 @@
       </w:pPr>
     </w:p>
   </w:footnote>
-  <w:footnote w:id="11">
+  <w:footnote w:id="13">
+    <w:p>
+      <w:pPr>
+        <w:autoSpaceDE w:val="0"/>
+        <w:autoSpaceDN w:val="0"/>
+        <w:adjustRightInd w:val="0"/>
+        <w:tabs>
+          <w:tab w:val="left" w:pos="567"/>
+        </w:tabs>
+        <w:spacing w:after="0" w:line="240" w:lineRule="auto"/>
+        <w:ind w:left="567" w:hanging="567"/>
+        <w:jc w:val="both"/>
+        <w:rPr>
+          <w:rFonts w:ascii="Arial Narrow" w:eastAsia="Arial Narrow" w:hAnsi="Arial Narrow" w:cs="Arial Narrow"/>
+          <w:b/>
+          <w:bCs/>
+          <w:sz w:val="16"/>
+          <w:szCs w:val="16"/>
+        </w:rPr>
+      </w:pPr>
+      <w:r>
+        <w:rPr>
+          <w:rStyle w:val="Refdenotaalpie"/>
+          <w:rFonts w:ascii="Arial Narrow" w:eastAsia="Arial Narrow" w:hAnsi="Arial Narrow" w:cs="Arial Narrow"/>
+          <w:b/>
+          <w:bCs/>
+          <w:sz w:val="16"/>
+          <w:szCs w:val="16"/>
+          <w:vertAlign w:val="superscript"/>
+        </w:rPr>
+        <w:footnoteRef/>
+      </w:r>
+      <w:r>
+        <w:rPr>
+          <w:rFonts w:ascii="Arial Narrow" w:eastAsia="Arial Narrow" w:hAnsi="Arial Narrow" w:cs="Arial Narrow"/>
+          <w:b/>
+          <w:bCs/>
+          <w:sz w:val="16"/>
+          <w:szCs w:val="16"/>
+        </w:rPr>
+        <w:tab/>
+        <w:t xml:space="preserve"/>
+      </w:r>
+      <w:r>
+        <w:rPr>
+          <w:rFonts w:ascii="Arial Narrow" w:eastAsia="Arial Narrow" w:hAnsi="Arial Narrow" w:cs="Arial Narrow"/>
+          <w:b/>
+          <w:bCs/>
+          <w:sz w:val="16"/>
+          <w:szCs w:val="16"/>
+        </w:rPr>
+        <w:tab/>
+        <w:t>DECRETO LEGISLATIVO 807, LEY SOBRE FACULTADES, NORMAS Y ORGANIZACIÓN DEL INDECOPI FACULTADES DE LAS COMISIONES Y OFICINAS DEL INDECOPI</w:t>
+      </w:r>
+    </w:p>
+    <w:p>
+      <w:pPr>
+        <w:pStyle w:val="NormalWeb"/>
+        <w:spacing w:after="0" w:line="240" w:lineRule="auto"/>
+        <w:ind w:left="567"/>
+        <w:jc w:val="both"/>
+        <w:rPr>
+          <w:rFonts w:ascii="Arial Narrow" w:eastAsia="Arial Narrow" w:hAnsi="Arial Narrow" w:cs="Arial Narrow"/>
+          <w:bCs/>
+          <w:sz w:val="16"/>
+          <w:szCs w:val="16"/>
+        </w:rPr>
+      </w:pPr>
+      <w:r>
+        <w:rPr>
+          <w:rFonts w:ascii="Arial Narrow" w:eastAsia="Arial Narrow" w:hAnsi="Arial Narrow" w:cs="Arial Narrow"/>
+          <w:b/>
+          <w:sz w:val="16"/>
+          <w:szCs w:val="16"/>
+        </w:rPr>
+        <w:t xml:space="preserve">Artículo 29.- </w:t>
+      </w:r>
+      <w:r>
+        <w:rPr>
+          <w:rFonts w:ascii="Arial Narrow" w:eastAsia="Arial Narrow" w:hAnsi="Arial Narrow" w:cs="Arial Narrow"/>
+          <w:bCs/>
+          <w:sz w:val="16"/>
+          <w:szCs w:val="16"/>
+        </w:rPr>
+        <w:t>En cualquier estado del procedimiento, e incluso antes de admitirse a trámite la denuncia, el Secretario Técnico podrá citar a las partes a audiencia de conciliación. La audiencia se desarrollará ante el Secretario Técnico o ante la persona que este designe. Si ambas partes arribaran a un acuerdo respecto de la denuncia, se levantará un acta donde conste el acuerdo respectivo, el mismo que tendrá efectos de transacción extrajudicial. En cualquier caso, la Comisión podrá continuar de oficio el procedimiento, si del análisis de los hechos denunciados considera que podría estarse afectando intereses de terceros.</w:t>
+      </w:r>
+    </w:p>
     <w:p>
       <w:pPr>
         <w:autoSpaceDE w:val="0"/>
@@ -15266,12 +15384,27 @@
           <w:szCs w:val="16"/>
         </w:rPr>
       </w:pPr>
+    </w:p>
+  </w:footnote>
+  <w:footnote w:id="14">
+    <w:p>
+      <w:pPr>
+        <w:pStyle w:val="Textonotapie"/>
+        <w:tabs>
+          <w:tab w:val="left" w:pos="567"/>
+        </w:tabs>
+        <w:ind w:left="567" w:hanging="567"/>
+        <w:jc w:val="both"/>
+        <w:rPr>
+          <w:rFonts w:ascii="Arial Narrow" w:eastAsia="Arial Narrow" w:hAnsi="Arial Narrow" w:cs="Arial Narrow"/>
+          <w:sz w:val="16"/>
+          <w:szCs w:val="16"/>
+        </w:rPr>
+      </w:pPr>
       <w:r>
         <w:rPr>
           <w:rStyle w:val="Refdenotaalpie"/>
           <w:rFonts w:ascii="Arial Narrow" w:eastAsia="Arial Narrow" w:hAnsi="Arial Narrow" w:cs="Arial Narrow"/>
-          <w:b/>
-          <w:bCs/>
           <w:sz w:val="16"/>
           <w:szCs w:val="16"/>
           <w:vertAlign w:val="superscript"/>
@@ -15281,104 +15414,11 @@
       <w:r>
         <w:rPr>
           <w:rFonts w:ascii="Arial Narrow" w:eastAsia="Arial Narrow" w:hAnsi="Arial Narrow" w:cs="Arial Narrow"/>
-          <w:b/>
-          <w:bCs/>
-          <w:sz w:val="16"/>
-          <w:szCs w:val="16"/>
-        </w:rPr>
-        <w:t xml:space="preserve"> </w:t>
-      </w:r>
-      <w:r>
-        <w:rPr>
-          <w:rFonts w:ascii="Arial Narrow" w:eastAsia="Arial Narrow" w:hAnsi="Arial Narrow" w:cs="Arial Narrow"/>
-          <w:b/>
-          <w:bCs/>
           <w:sz w:val="16"/>
           <w:szCs w:val="16"/>
         </w:rPr>
         <w:tab/>
-        <w:t>DECRETO LEGISLATIVO 807, LEY SOBRE FACULTADES, NORMAS Y ORGANIZACIÓN DEL INDECOPI FACULTADES DE LAS COMISIONES Y OFICINAS DEL INDECOPI</w:t>
-      </w:r>
-    </w:p>
-    <w:p>
-      <w:pPr>
-        <w:pStyle w:val="NormalWeb"/>
-        <w:spacing w:after="0" w:line="240" w:lineRule="auto"/>
-        <w:ind w:left="567"/>
-        <w:jc w:val="both"/>
-        <w:rPr>
-          <w:rFonts w:ascii="Arial Narrow" w:eastAsia="Arial Narrow" w:hAnsi="Arial Narrow" w:cs="Arial Narrow"/>
-          <w:bCs/>
-          <w:sz w:val="16"/>
-          <w:szCs w:val="16"/>
-        </w:rPr>
-      </w:pPr>
-      <w:r>
-        <w:rPr>
-          <w:rFonts w:ascii="Arial Narrow" w:eastAsia="Arial Narrow" w:hAnsi="Arial Narrow" w:cs="Arial Narrow"/>
-          <w:b/>
-          <w:sz w:val="16"/>
-          <w:szCs w:val="16"/>
-        </w:rPr>
-        <w:t xml:space="preserve">Artículo 29.- </w:t>
-      </w:r>
-      <w:r>
-        <w:rPr>
-          <w:rFonts w:ascii="Arial Narrow" w:eastAsia="Arial Narrow" w:hAnsi="Arial Narrow" w:cs="Arial Narrow"/>
-          <w:bCs/>
-          <w:sz w:val="16"/>
-          <w:szCs w:val="16"/>
-        </w:rPr>
-        <w:t>En cualquier estado del procedimiento, e incluso antes de admitirse a trámite la denuncia, el Secretario Técnico podrá citar a las partes a audiencia de conciliación. La audiencia se desarrollará ante el Secretario Técnico o ante la persona que este designe. Si ambas partes arribaran a un acuerdo respecto de la denuncia, se levantará un acta donde conste el acuerdo respectivo, el mismo que tendrá efectos de transacción extrajudicial. En cualquier caso, la Comisión podrá continuar de oficio el procedimiento, si del análisis de los hechos denunciados considera que podría estarse afectando intereses de terceros.</w:t>
-      </w:r>
-    </w:p>
-    <w:p>
-      <w:pPr>
-        <w:autoSpaceDE w:val="0"/>
-        <w:autoSpaceDN w:val="0"/>
-        <w:adjustRightInd w:val="0"/>
-        <w:spacing w:after="0" w:line="240" w:lineRule="auto"/>
-        <w:ind w:left="567" w:hanging="567"/>
-        <w:jc w:val="both"/>
-        <w:rPr>
-          <w:rFonts w:ascii="Arial Narrow" w:eastAsia="Arial Narrow" w:hAnsi="Arial Narrow" w:cs="Arial Narrow"/>
-          <w:b/>
-          <w:bCs/>
-          <w:sz w:val="16"/>
-          <w:szCs w:val="16"/>
-        </w:rPr>
-      </w:pPr>
-    </w:p>
-  </w:footnote>
-  <w:footnote w:id="12">
-    <w:p>
-      <w:pPr>
-        <w:pStyle w:val="Textonotapie"/>
-        <w:ind w:left="567" w:hanging="567"/>
-        <w:jc w:val="both"/>
-        <w:rPr>
-          <w:rFonts w:ascii="Arial Narrow" w:eastAsia="Arial Narrow" w:hAnsi="Arial Narrow" w:cs="Arial Narrow"/>
-          <w:sz w:val="16"/>
-          <w:szCs w:val="16"/>
-        </w:rPr>
-      </w:pPr>
-      <w:r>
-        <w:rPr>
-          <w:rStyle w:val="Refdenotaalpie"/>
-          <w:rFonts w:ascii="Arial Narrow" w:eastAsia="Arial Narrow" w:hAnsi="Arial Narrow" w:cs="Arial Narrow"/>
-          <w:sz w:val="16"/>
-          <w:szCs w:val="16"/>
-          <w:vertAlign w:val="superscript"/>
-        </w:rPr>
-        <w:footnoteRef/>
-      </w:r>
-      <w:r>
-        <w:rPr>
-          <w:rFonts w:ascii="Arial Narrow" w:eastAsia="Arial Narrow" w:hAnsi="Arial Narrow" w:cs="Arial Narrow"/>
-          <w:sz w:val="16"/>
-          <w:szCs w:val="16"/>
-        </w:rPr>
-        <w:t xml:space="preserve"> </w:t>
+        <w:t xml:space="preserve"/>
       </w:r>
       <w:r>
         <w:rPr>

--- a/plantillas_maestras/06_seguro_hogar_e_inmuebles/negativa_cobertura/2_o_mas_ddos_varios/varon/TPL_1243_2026_SEGURO_HOGAR_E_INMUEBLES_NEGATIVA_COBERTURA_ASEGURADORA_VARON_R1.docx
+++ b/plantillas_maestras/06_seguro_hogar_e_inmuebles/negativa_cobertura/2_o_mas_ddos_varios/varon/TPL_1243_2026_SEGURO_HOGAR_E_INMUEBLES_NEGATIVA_COBERTURA_ASEGURADORA_VARON_R1.docx
@@ -770,7 +770,7 @@
     </w:p>
     <w:p>
       <w:pPr>
-        <w:spacing w:after="0" w:line="240" w:lineRule="auto"/>
+        <w:spacing w:before="0" w:after="0" w:line="240" w:lineRule="auto"/>
         <w:jc w:val="both"/>
         <w:rPr>
           <w:rFonts w:ascii="Arial Narrow" w:eastAsia="Arial Narrow" w:hAnsi="Arial Narrow" w:cs="Arial Narrow"/>
@@ -812,7 +812,7 @@
           <w:lang w:val="es-ES" w:eastAsia="es-ES"/>
           <w14:ligatures w14:val="none"/>
         </w:rPr>
-        <w:t xml:space="preserve">Mediante la denuncia del 2 de marzo de 2026, complementada mediante escritos del 4 de marzo de 2026, 5 de marzo de 2026, 8 de marzo de 2026, 11 de marzo de 2026, 15 de marzo de 2026 y 25 de marzo de 2026, el señor [APELLIDO] denunció a Pacífico, Crawford y B&amp;C Ajustadores por presuntas infracciones a la Ley 29571, Código de Protección y Defensa del Consumidor</w:t>
+        <w:t xml:space="preserve">Mediante la denuncia del 2 de marzo de 2026</w:t>
       </w:r>
       <w:r>
         <w:rPr>
@@ -838,6 +838,32 @@
           <w:lang w:val="es-ES" w:eastAsia="es-ES"/>
           <w14:ligatures w14:val="none"/>
         </w:rPr>
+        <w:t xml:space="preserve">, complementada mediante escritos del 4 de marzo de 2026, 5 de marzo de 2026, 8 de marzo de 2026, 11 de marzo de 2026, 15 de marzo de 2026 y 25 de marzo de 2026, el señor [APELLIDO] denunció a Pacífico, Crawford y B&amp;C Ajustadores por presuntas infracciones a la Ley 29571, Código de Protección y Defensa del Consumidor</w:t>
+      </w:r>
+      <w:r>
+        <w:rPr>
+          <w:rStyle w:val="Refdenotaalpie"/>
+          <w:rFonts w:ascii="Arial Narrow" w:eastAsia="Arial Narrow" w:hAnsi="Arial Narrow" w:cs="Arial Narrow"/>
+          <w:color w:val="000000"/>
+          <w:kern w:val="0"/>
+          <w:sz w:val="22"/>
+          <w:szCs w:val="22"/>
+          <w:vertAlign w:val="superscript"/>
+          <w:lang w:val="es-ES" w:eastAsia="es-ES"/>
+          <w14:ligatures w14:val="none"/>
+        </w:rPr>
+        <w:footnoteReference w:id="2"/>
+      </w:r>
+      <w:r>
+        <w:rPr>
+          <w:rFonts w:ascii="Arial Narrow" w:eastAsia="Arial Narrow" w:hAnsi="Arial Narrow" w:cs="Arial Narrow"/>
+          <w:color w:val="000000"/>
+          <w:kern w:val="0"/>
+          <w:sz w:val="22"/>
+          <w:szCs w:val="22"/>
+          <w:lang w:val="es-ES" w:eastAsia="es-ES"/>
+          <w14:ligatures w14:val="none"/>
+        </w:rPr>
         <w:t xml:space="preserve"> (en adelante, Código), señalando lo siguiente:</w:t>
       </w:r>
       <w:r>
@@ -950,20 +976,6 @@
       </w:r>
       <w:r>
         <w:rPr>
-          <w:rStyle w:val="Refdenotaalpie"/>
-          <w:rFonts w:ascii="Arial Narrow" w:eastAsia="Arial Narrow" w:hAnsi="Arial Narrow" w:cs="Arial Narrow"/>
-          <w:color w:val="000000"/>
-          <w:kern w:val="0"/>
-          <w:sz w:val="22"/>
-          <w:szCs w:val="22"/>
-          <w:vertAlign w:val="superscript"/>
-          <w:lang w:val="es-ES" w:eastAsia="es-ES"/>
-          <w14:ligatures w14:val="none"/>
-        </w:rPr>
-        <w:footnoteReference w:id="2"/>
-      </w:r>
-      <w:r>
-        <w:rPr>
           <w:rFonts w:ascii="Arial Narrow" w:eastAsia="Arial Narrow" w:hAnsi="Arial Narrow" w:cs="Arial Narrow"/>
           <w:kern w:val="0"/>
           <w14:ligatures w14:val="none"/>
@@ -1092,7 +1104,7 @@
     </w:p>
     <w:p>
       <w:pPr>
-        <w:spacing w:after="0" w:line="240" w:lineRule="auto"/>
+        <w:spacing w:before="0" w:after="0" w:line="240" w:lineRule="auto"/>
         <w:jc w:val="both"/>
         <w:rPr>
           <w:rFonts w:ascii="Arial Narrow" w:eastAsia="Arial Narrow" w:hAnsi="Arial Narrow" w:cs="Arial Narrow"/>
@@ -1546,7 +1558,7 @@
     <w:p>
       <w:pPr>
         <w:pStyle w:val="Prrafodelista"/>
-        <w:spacing w:after="0" w:line="240" w:lineRule="auto"/>
+        <w:spacing w:before="0" w:after="0" w:line="240" w:lineRule="auto"/>
         <w:ind w:left="1134"/>
         <w:jc w:val="both"/>
         <w:rPr>
@@ -1864,7 +1876,7 @@
     </w:p>
     <w:p>
       <w:pPr>
-        <w:spacing w:after="0" w:line="240" w:lineRule="auto"/>
+        <w:spacing w:before="0" w:after="0" w:line="240" w:lineRule="auto"/>
         <w:jc w:val="both"/>
         <w:rPr>
           <w:rFonts w:ascii="Arial Narrow" w:eastAsia="Arial Narrow" w:hAnsi="Arial Narrow" w:cs="Arial Narrow"/>
@@ -1988,7 +2000,7 @@
     <w:p>
       <w:pPr>
         <w:pStyle w:val="Prrafodelista"/>
-        <w:spacing w:after="0" w:line="240" w:lineRule="auto"/>
+        <w:spacing w:before="0" w:after="0" w:line="240" w:lineRule="auto"/>
         <w:ind w:left="1134"/>
         <w:jc w:val="both"/>
         <w:rPr>
@@ -2233,6 +2245,7 @@
     <w:p>
       <w:pPr>
         <w:pStyle w:val="Prrafodelista"/>
+        <w:spacing w:before="0" w:after="0" w:line="240" w:lineRule="auto"/>
         <w:rPr>
           <w:rFonts w:ascii="Arial Narrow" w:eastAsia="Arial Narrow" w:hAnsi="Arial Narrow" w:cs="Arial Narrow"/>
           <w:color w:val="000000"/>
@@ -2475,7 +2488,7 @@
     </w:p>
     <w:p>
       <w:pPr>
-        <w:spacing w:after="0" w:line="240" w:lineRule="auto"/>
+        <w:spacing w:before="0" w:after="0" w:line="240" w:lineRule="auto"/>
         <w:jc w:val="both"/>
         <w:rPr>
           <w:rFonts w:ascii="Arial Narrow" w:eastAsia="Arial Narrow" w:hAnsi="Arial Narrow" w:cs="Arial Narrow"/>
@@ -2707,7 +2720,7 @@
     <w:p>
       <w:pPr>
         <w:pStyle w:val="Prrafodelista"/>
-        <w:spacing w:after="0" w:line="240" w:lineRule="auto"/>
+        <w:spacing w:before="0" w:after="0" w:line="240" w:lineRule="auto"/>
         <w:ind w:left="1134"/>
         <w:jc w:val="both"/>
         <w:rPr>
@@ -2856,6 +2869,7 @@
     <w:p>
       <w:pPr>
         <w:pStyle w:val="Prrafodelista"/>
+        <w:spacing w:before="0" w:after="0" w:line="240" w:lineRule="auto"/>
         <w:rPr>
           <w:rFonts w:ascii="Arial Narrow" w:eastAsia="Arial Narrow" w:hAnsi="Arial Narrow" w:cs="Arial Narrow"/>
           <w:color w:val="000000"/>
@@ -3124,6 +3138,7 @@
     <w:p>
       <w:pPr>
         <w:pStyle w:val="Prrafodelista"/>
+        <w:spacing w:before="0" w:after="0" w:line="240" w:lineRule="auto"/>
         <w:rPr>
           <w:rFonts w:ascii="Arial Narrow" w:eastAsia="Arial Narrow" w:hAnsi="Arial Narrow" w:cs="Arial Narrow"/>
           <w:color w:val="000000"/>
@@ -3365,7 +3380,7 @@
     </w:p>
     <w:p>
       <w:pPr>
-        <w:spacing w:after="0" w:line="240" w:lineRule="auto"/>
+        <w:spacing w:before="0" w:after="0" w:line="240" w:lineRule="auto"/>
         <w:jc w:val="both"/>
         <w:rPr>
           <w:rFonts w:ascii="Arial Narrow" w:eastAsia="Arial Narrow" w:hAnsi="Arial Narrow" w:cs="Arial Narrow"/>
@@ -3536,7 +3551,7 @@
     </w:p>
     <w:p>
       <w:pPr>
-        <w:spacing w:after="0" w:line="240" w:lineRule="auto"/>
+        <w:spacing w:before="0" w:after="0" w:line="240" w:lineRule="auto"/>
         <w:jc w:val="both"/>
         <w:rPr>
           <w:rFonts w:ascii="Arial Narrow" w:eastAsia="Arial Narrow" w:hAnsi="Arial Narrow" w:cs="Arial Narrow"/>
@@ -3864,7 +3879,7 @@
     <w:p>
       <w:pPr>
         <w:pStyle w:val="Prrafodelista"/>
-        <w:spacing w:after="0" w:line="240" w:lineRule="auto"/>
+        <w:spacing w:before="0" w:after="0" w:line="240" w:lineRule="auto"/>
         <w:ind w:left="1134"/>
         <w:jc w:val="both"/>
         <w:rPr>
@@ -4062,7 +4077,7 @@
     </w:p>
     <w:p>
       <w:pPr>
-        <w:spacing w:after="0" w:line="240" w:lineRule="auto"/>
+        <w:spacing w:before="0" w:after="0" w:line="240" w:lineRule="auto"/>
         <w:ind w:left="567"/>
         <w:jc w:val="both"/>
         <w:rPr>
@@ -4402,7 +4417,7 @@
     </w:p>
     <w:p>
       <w:pPr>
-        <w:spacing w:after="0" w:line="240" w:lineRule="auto"/>
+        <w:spacing w:before="0" w:after="0" w:line="240" w:lineRule="auto"/>
         <w:jc w:val="both"/>
         <w:rPr>
           <w:rFonts w:ascii="Arial Narrow" w:eastAsia="Arial Narrow" w:hAnsi="Arial Narrow" w:cs="Arial Narrow"/>
@@ -4575,10 +4590,10 @@
     </w:p>
     <w:p>
       <w:pPr>
+        <w:spacing w:before="0" w:after="0" w:line="240" w:lineRule="auto"/>
         <w:tabs>
           <w:tab w:val="left" w:pos="1134"/>
         </w:tabs>
-        <w:spacing w:after="0" w:line="240" w:lineRule="auto"/>
         <w:jc w:val="both"/>
         <w:rPr>
           <w:rFonts w:ascii="Arial Narrow" w:eastAsia="Arial Narrow" w:hAnsi="Arial Narrow" w:cs="Arial Narrow"/>
@@ -5187,7 +5202,7 @@
     <w:bookmarkEnd w:id="2"/>
     <w:p>
       <w:pPr>
-        <w:spacing w:after="0" w:line="240" w:lineRule="auto"/>
+        <w:spacing w:before="0" w:after="0" w:line="240" w:lineRule="auto"/>
         <w:contextualSpacing/>
         <w:jc w:val="both"/>
         <w:rPr>
@@ -5243,7 +5258,7 @@
     </w:p>
     <w:p>
       <w:pPr>
-        <w:spacing w:after="0" w:line="240" w:lineRule="auto"/>
+        <w:spacing w:before="0" w:after="0" w:line="240" w:lineRule="auto"/>
         <w:ind w:left="567"/>
         <w:contextualSpacing/>
         <w:jc w:val="both"/>
@@ -5462,7 +5477,7 @@
     <w:p>
       <w:pPr>
         <w:pStyle w:val="Prrafodelista"/>
-        <w:spacing w:after="0" w:line="240" w:lineRule="auto"/>
+        <w:spacing w:before="0" w:after="0" w:line="240" w:lineRule="auto"/>
         <w:ind w:left="567"/>
         <w:jc w:val="both"/>
         <w:rPr>
@@ -5625,7 +5640,7 @@
     <w:bookmarkEnd w:id="7"/>
     <w:p>
       <w:pPr>
-        <w:spacing w:after="0" w:line="240" w:lineRule="auto"/>
+        <w:spacing w:before="0" w:after="0" w:line="240" w:lineRule="auto"/>
         <w:jc w:val="both"/>
         <w:rPr>
           <w:rFonts w:ascii="Arial Narrow" w:eastAsia="Arial Narrow" w:hAnsi="Arial Narrow" w:cs="Arial Narrow"/>
@@ -5791,7 +5806,7 @@
     </w:p>
     <w:p>
       <w:pPr>
-        <w:spacing w:after="0" w:line="240" w:lineRule="auto"/>
+        <w:spacing w:before="0" w:after="0" w:line="240" w:lineRule="auto"/>
         <w:jc w:val="both"/>
         <w:rPr>
           <w:rFonts w:ascii="Arial Narrow" w:eastAsia="Arial Narrow" w:hAnsi="Arial Narrow" w:cs="Arial Narrow"/>
@@ -5993,7 +6008,7 @@
     <w:p>
       <w:pPr>
         <w:pStyle w:val="Prrafodelista"/>
-        <w:spacing w:line="240" w:lineRule="auto"/>
+        <w:spacing w:before="0" w:after="0" w:line="240" w:lineRule="auto"/>
         <w:rPr>
           <w:rFonts w:ascii="Arial Narrow" w:eastAsia="Arial Narrow" w:hAnsi="Arial Narrow" w:cs="Arial Narrow"/>
           <w:bCs/>
@@ -6249,6 +6264,7 @@
     <w:p>
       <w:pPr>
         <w:pStyle w:val="Prrafodelista"/>
+        <w:spacing w:before="0" w:after="0" w:line="240" w:lineRule="auto"/>
         <w:rPr>
           <w:rFonts w:ascii="Arial Narrow" w:eastAsia="Arial Narrow" w:hAnsi="Arial Narrow" w:cs="Arial Narrow"/>
           <w:kern w:val="0"/>
@@ -6481,7 +6497,7 @@
     </w:p>
     <w:p>
       <w:pPr>
-        <w:spacing w:after="0" w:line="240" w:lineRule="auto"/>
+        <w:spacing w:before="0" w:after="0" w:line="240" w:lineRule="auto"/>
         <w:jc w:val="both"/>
         <w:rPr>
           <w:rFonts w:ascii="Arial Narrow" w:eastAsia="Arial Narrow" w:hAnsi="Arial Narrow" w:cs="Arial Narrow"/>
@@ -6733,7 +6749,7 @@
     </w:p>
     <w:p>
       <w:pPr>
-        <w:spacing w:after="0" w:line="240" w:lineRule="auto"/>
+        <w:spacing w:before="0" w:after="0" w:line="240" w:lineRule="auto"/>
         <w:jc w:val="both"/>
         <w:rPr>
           <w:rFonts w:ascii="Arial Narrow" w:eastAsia="Arial Narrow" w:hAnsi="Arial Narrow" w:cs="Arial Narrow"/>
@@ -6968,7 +6984,7 @@
     <w:p>
       <w:pPr>
         <w:pStyle w:val="Prrafodelista"/>
-        <w:spacing w:after="0" w:line="240" w:lineRule="auto"/>
+        <w:spacing w:before="0" w:after="0" w:line="240" w:lineRule="auto"/>
         <w:ind w:left="567"/>
         <w:jc w:val="both"/>
         <w:rPr>
@@ -7039,7 +7055,7 @@
     </w:p>
     <w:p>
       <w:pPr>
-        <w:spacing w:after="0" w:line="240" w:lineRule="auto"/>
+        <w:spacing w:before="0" w:after="0" w:line="240" w:lineRule="auto"/>
         <w:ind w:left="567"/>
         <w:contextualSpacing/>
         <w:jc w:val="both"/>
@@ -7095,7 +7111,7 @@
     </w:p>
     <w:p>
       <w:pPr>
-        <w:spacing w:after="0" w:line="240" w:lineRule="auto"/>
+        <w:spacing w:before="0" w:after="0" w:line="240" w:lineRule="auto"/>
         <w:jc w:val="both"/>
         <w:rPr>
           <w:rFonts w:ascii="Arial Narrow" w:eastAsia="Arial Narrow" w:hAnsi="Arial Narrow" w:cs="Arial Narrow"/>
@@ -7243,7 +7259,7 @@
     <w:p>
       <w:pPr>
         <w:pStyle w:val="Prrafodelista"/>
-        <w:spacing w:after="0" w:line="240" w:lineRule="auto"/>
+        <w:spacing w:before="0" w:after="0" w:line="240" w:lineRule="auto"/>
         <w:ind w:left="567"/>
         <w:jc w:val="both"/>
         <w:rPr>
@@ -7309,7 +7325,19 @@
           <w:lang w:val="es-ES" w:eastAsia="es-ES"/>
           <w14:ligatures w14:val="none"/>
         </w:rPr>
-        <w:t xml:space="preserve">: (i) presentar una copia debidamente </w:t>
+        <w:t xml:space="preserve">:</w:t>
+      </w:r>
+      <w:r>
+        <w:rPr>
+          <w:rFonts w:ascii="Arial Narrow" w:eastAsia="Arial Narrow" w:hAnsi="Arial Narrow" w:cs="Arial Narrow"/>
+          <w:color w:val="000000"/>
+          <w:kern w:val="0"/>
+          <w:sz w:val="22"/>
+          <w:szCs w:val="22"/>
+          <w:lang w:val="es-ES" w:eastAsia="es-ES"/>
+          <w14:ligatures w14:val="none"/>
+        </w:rPr>
+        <w:t xml:space="preserve"> (i) presentar una copia debidamente </w:t>
       </w:r>
       <w:r>
         <w:rPr>
@@ -7488,7 +7516,7 @@
     </w:p>
     <w:p>
       <w:pPr>
-        <w:spacing w:after="0" w:line="240" w:lineRule="auto"/>
+        <w:spacing w:before="0" w:after="0" w:line="240" w:lineRule="auto"/>
         <w:jc w:val="both"/>
         <w:rPr>
           <w:rFonts w:ascii="Arial Narrow" w:eastAsia="Arial Narrow" w:hAnsi="Arial Narrow" w:cs="Arial Narrow"/>
@@ -7695,7 +7723,7 @@
     </w:p>
     <w:p>
       <w:pPr>
-        <w:spacing w:after="0" w:line="240" w:lineRule="auto"/>
+        <w:spacing w:before="0" w:after="0" w:line="240" w:lineRule="auto"/>
         <w:jc w:val="both"/>
         <w:rPr>
           <w:rFonts w:ascii="Arial Narrow" w:eastAsia="Arial Narrow" w:hAnsi="Arial Narrow" w:cs="Arial Narrow"/>
@@ -7892,7 +7920,7 @@
     <w:p>
       <w:pPr>
         <w:pStyle w:val="Prrafodelista"/>
-        <w:spacing w:after="0" w:line="240" w:lineRule="auto"/>
+        <w:spacing w:before="0" w:after="0" w:line="240" w:lineRule="auto"/>
         <w:ind w:left="567"/>
         <w:jc w:val="both"/>
         <w:rPr>
@@ -7947,7 +7975,7 @@
     </w:p>
     <w:p>
       <w:pPr>
-        <w:spacing w:after="0" w:line="240" w:lineRule="auto"/>
+        <w:spacing w:before="0" w:after="0" w:line="240" w:lineRule="auto"/>
         <w:jc w:val="both"/>
         <w:rPr>
           <w:rFonts w:ascii="Arial Narrow" w:eastAsia="Arial Narrow" w:hAnsi="Arial Narrow" w:cs="Arial Narrow"/>
@@ -8157,7 +8185,7 @@
     </w:p>
     <w:p>
       <w:pPr>
-        <w:spacing w:after="0" w:line="240" w:lineRule="auto"/>
+        <w:spacing w:before="0" w:after="0" w:line="240" w:lineRule="auto"/>
         <w:jc w:val="both"/>
         <w:rPr>
           <w:rFonts w:ascii="Arial Narrow" w:eastAsia="Arial Narrow" w:hAnsi="Arial Narrow" w:cs="Arial Narrow"/>
@@ -8317,6 +8345,7 @@
     <w:p>
       <w:pPr>
         <w:pStyle w:val="Prrafodelista"/>
+        <w:spacing w:before="0" w:after="0" w:line="240" w:lineRule="auto"/>
         <w:ind w:left="567"/>
         <w:rPr>
           <w:rFonts w:ascii="Arial Narrow" w:eastAsia="Arial Narrow" w:hAnsi="Arial Narrow" w:cs="Arial Narrow"/>
@@ -8474,6 +8503,7 @@
     <w:p>
       <w:pPr>
         <w:pStyle w:val="Prrafodelista"/>
+        <w:spacing w:before="0" w:after="0" w:line="240" w:lineRule="auto"/>
         <w:rPr>
           <w:rFonts w:ascii="Arial Narrow" w:eastAsia="Arial Narrow" w:hAnsi="Arial Narrow" w:cs="Arial Narrow"/>
           <w:kern w:val="0"/>
@@ -8623,6 +8653,7 @@
     <w:p>
       <w:pPr>
         <w:pStyle w:val="Prrafodelista"/>
+        <w:spacing w:before="0" w:after="0" w:line="240" w:lineRule="auto"/>
         <w:rPr>
           <w:rFonts w:ascii="Arial Narrow" w:eastAsia="Arial Narrow" w:hAnsi="Arial Narrow" w:cs="Arial Narrow"/>
           <w:kern w:val="0"/>
@@ -8748,6 +8779,7 @@
     <w:p>
       <w:pPr>
         <w:pStyle w:val="Prrafodelista"/>
+        <w:spacing w:before="0" w:after="0" w:line="240" w:lineRule="auto"/>
         <w:ind w:left="567"/>
         <w:rPr>
           <w:rFonts w:ascii="Arial Narrow" w:eastAsia="Arial Narrow" w:hAnsi="Arial Narrow" w:cs="Arial Narrow"/>
@@ -8927,10 +8959,10 @@
     <w:p>
       <w:pPr>
         <w:pStyle w:val="Prrafodelista"/>
+        <w:spacing w:before="0" w:after="0" w:line="240" w:lineRule="auto"/>
         <w:tabs>
           <w:tab w:val="num" w:pos="567"/>
         </w:tabs>
-        <w:spacing w:after="0" w:line="240" w:lineRule="auto"/>
         <w:ind w:left="567"/>
         <w:jc w:val="both"/>
         <w:rPr>
@@ -9191,6 +9223,7 @@
     <w:p>
       <w:pPr>
         <w:pStyle w:val="Prrafodelista"/>
+        <w:spacing w:before="0" w:after="0" w:line="240" w:lineRule="auto"/>
         <w:rPr>
           <w:rFonts w:ascii="Arial Narrow" w:eastAsia="Arial Narrow" w:hAnsi="Arial Narrow" w:cs="Arial Narrow"/>
           <w:kern w:val="0"/>
@@ -9440,6 +9473,7 @@
     <w:p>
       <w:pPr>
         <w:pStyle w:val="Prrafodelista"/>
+        <w:spacing w:before="0" w:after="0" w:line="240" w:lineRule="auto"/>
         <w:rPr>
           <w:rFonts w:ascii="Arial Narrow" w:eastAsia="Arial Narrow" w:hAnsi="Arial Narrow" w:cs="Arial Narrow"/>
           <w:kern w:val="0"/>
@@ -9605,10 +9639,10 @@
     </w:p>
     <w:p>
       <w:pPr>
+        <w:spacing w:before="0" w:after="0" w:line="240" w:lineRule="auto"/>
         <w:tabs>
           <w:tab w:val="num" w:pos="567"/>
         </w:tabs>
-        <w:spacing w:after="0" w:line="240" w:lineRule="auto"/>
         <w:jc w:val="both"/>
         <w:rPr>
           <w:rFonts w:ascii="Arial Narrow" w:eastAsia="Arial Narrow" w:hAnsi="Arial Narrow" w:cs="Arial Narrow"/>
@@ -9718,7 +9752,7 @@
     </w:p>
     <w:p>
       <w:pPr>
-        <w:spacing w:line="240" w:lineRule="auto"/>
+        <w:spacing w:before="0" w:after="0" w:line="240" w:lineRule="auto"/>
         <w:contextualSpacing/>
         <w:jc w:val="both"/>
         <w:rPr>
@@ -9874,7 +9908,7 @@
     </w:p>
     <w:p>
       <w:pPr>
-        <w:spacing w:after="0" w:line="240" w:lineRule="auto"/>
+        <w:spacing w:before="0" w:after="0" w:line="240" w:lineRule="auto"/>
         <w:jc w:val="both"/>
         <w:rPr>
           <w:rFonts w:ascii="Arial Narrow" w:eastAsia="Arial Narrow" w:hAnsi="Arial Narrow" w:cs="Arial Narrow"/>
@@ -10167,7 +10201,7 @@
     </w:p>
     <w:p>
       <w:pPr>
-        <w:spacing w:after="0" w:line="240" w:lineRule="auto"/>
+        <w:spacing w:before="0" w:after="0" w:line="240" w:lineRule="auto"/>
         <w:ind w:left="567"/>
         <w:jc w:val="both"/>
         <w:rPr>
@@ -10268,6 +10302,21 @@
     </w:p>
     <w:p>
       <w:pPr>
+        <w:spacing w:before="0" w:after="0" w:line="240" w:lineRule="auto"/>
+        <w:jc w:val="both"/>
+        <w:rPr>
+          <w:rFonts w:ascii="Arial Narrow" w:eastAsia="Arial Narrow" w:hAnsi="Arial Narrow" w:cs="Arial Narrow"/>
+          <w:color w:val="000000"/>
+          <w:kern w:val="0"/>
+          <w:sz w:val="22"/>
+          <w:szCs w:val="22"/>
+          <w:lang w:eastAsia="es-PE"/>
+          <w14:ligatures w14:val="none"/>
+        </w:rPr>
+      </w:pPr>
+    </w:p>
+    <w:p>
+      <w:pPr>
         <w:spacing w:after="0" w:line="240" w:lineRule="auto"/>
         <w:jc w:val="both"/>
         <w:rPr>
@@ -10276,7 +10325,325 @@
           <w:kern w:val="0"/>
           <w:sz w:val="22"/>
           <w:szCs w:val="22"/>
-          <w:lang w:eastAsia="es-PE"/>
+          <w:lang w:val="es-ES" w:eastAsia="es-ES"/>
+          <w14:ligatures w14:val="none"/>
+        </w:rPr>
+      </w:pPr>
+      <w:r>
+        <w:rPr>
+          <w:rFonts w:ascii="Arial Narrow" w:eastAsia="Arial Narrow" w:hAnsi="Arial Narrow" w:cs="Arial Narrow"/>
+          <w:b/>
+          <w:color w:val="000000"/>
+          <w:kern w:val="0"/>
+          <w:sz w:val="22"/>
+          <w:szCs w:val="22"/>
+          <w:lang w:eastAsia="es-PE"/>
+          <w14:ligatures w14:val="none"/>
+        </w:rPr>
+        <w:t xml:space="preserve">QUINTO:</w:t>
+      </w:r>
+      <w:r>
+        <w:rPr>
+          <w:rFonts w:ascii="Arial Narrow" w:eastAsia="Arial Narrow" w:hAnsi="Arial Narrow" w:cs="Arial Narrow"/>
+          <w:color w:val="000000"/>
+          <w:kern w:val="0"/>
+          <w:sz w:val="22"/>
+          <w:szCs w:val="22"/>
+          <w:lang w:eastAsia="es-PE"/>
+          <w14:ligatures w14:val="none"/>
+        </w:rPr>
+        <w:t xml:space="preserve"> </w:t>
+      </w:r>
+      <w:bookmarkStart w:id="10" w:name="_Hlk188286813"/>
+      <w:r>
+        <w:rPr>
+          <w:rFonts w:ascii="Arial Narrow" w:eastAsia="Arial Narrow" w:hAnsi="Arial Narrow" w:cs="Arial Narrow"/>
+          <w:color w:val="000000"/>
+          <w:kern w:val="0"/>
+          <w:sz w:val="22"/>
+          <w:szCs w:val="22"/>
+          <w:lang w:eastAsia="es-ES"/>
+          <w14:ligatures w14:val="none"/>
+        </w:rPr>
+        <w:t xml:space="preserve">requerir </w:t>
+      </w:r>
+      <w:r>
+        <w:rPr>
+          <w:rFonts w:ascii="Arial Narrow" w:eastAsia="Arial Narrow" w:hAnsi="Arial Narrow" w:cs="Arial Narrow"/>
+          <w:color w:val="000000"/>
+          <w:kern w:val="0"/>
+          <w:sz w:val="22"/>
+          <w:szCs w:val="22"/>
+          <w:lang w:val="es-ES" w:eastAsia="es-ES"/>
+          <w14:ligatures w14:val="none"/>
+        </w:rPr>
+        <w:t xml:space="preserve">que, en un </w:t>
+      </w:r>
+      <w:r>
+        <w:rPr>
+          <w:rFonts w:ascii="Arial Narrow" w:eastAsia="Arial Narrow" w:hAnsi="Arial Narrow" w:cs="Arial Narrow"/>
+          <w:color w:val="000000"/>
+          <w:kern w:val="0"/>
+          <w:sz w:val="22"/>
+          <w:szCs w:val="22"/>
+          <w:lang w:eastAsia="es-ES"/>
+          <w14:ligatures w14:val="none"/>
+        </w:rPr>
+        <w:t>plazo no mayor de cinco (5) días hábiles contado a partir del día siguiente de la notificación de la presente resolución</w:t>
+      </w:r>
+      <w:bookmarkEnd w:id="10"/>
+      <w:r>
+        <w:rPr>
+          <w:rFonts w:ascii="Arial Narrow" w:eastAsia="Arial Narrow" w:hAnsi="Arial Narrow" w:cs="Arial Narrow"/>
+          <w:color w:val="000000"/>
+          <w:kern w:val="0"/>
+          <w:sz w:val="22"/>
+          <w:szCs w:val="22"/>
+          <w:lang w:eastAsia="es-ES"/>
+          <w14:ligatures w14:val="none"/>
+        </w:rPr>
+        <w:t xml:space="preserve">, </w:t>
+      </w:r>
+      <w:bookmarkStart w:id="11" w:name="_Hlk188286828"/>
+      <w:r>
+        <w:rPr>
+          <w:rFonts w:ascii="Arial Narrow" w:eastAsia="Arial Narrow" w:hAnsi="Arial Narrow" w:cs="Arial Narrow"/>
+          <w:sz w:val="22"/>
+          <w:szCs w:val="22"/>
+        </w:rPr>
+        <w:t>Pacífico Compañía de Seguros y Reaseguros S.A.</w:t>
+      </w:r>
+      <w:r>
+        <w:rPr>
+          <w:rFonts w:ascii="Arial Narrow" w:eastAsia="Arial Narrow" w:hAnsi="Arial Narrow" w:cs="Arial Narrow"/>
+          <w:color w:val="000000"/>
+          <w:kern w:val="0"/>
+          <w:sz w:val="22"/>
+          <w:szCs w:val="22"/>
+          <w:lang w:eastAsia="es-ES"/>
+          <w14:ligatures w14:val="none"/>
+        </w:rPr>
+        <w:t xml:space="preserve">, </w:t>
+      </w:r>
+      <w:bookmarkEnd w:id="11"/>
+      <w:r>
+        <w:rPr>
+          <w:rFonts w:ascii="Arial Narrow" w:eastAsia="Arial Narrow" w:hAnsi="Arial Narrow" w:cs="Arial Narrow"/>
+          <w:sz w:val="22"/>
+          <w:szCs w:val="22"/>
+        </w:rPr>
+        <w:t xml:space="preserve">a </w:t>
+      </w:r>
+      <w:r>
+        <w:rPr>
+          <w:rFonts w:ascii="Arial Narrow" w:eastAsia="Arial Narrow" w:hAnsi="Arial Narrow" w:cs="Arial Narrow"/>
+          <w:sz w:val="22"/>
+          <w:szCs w:val="22"/>
+        </w:rPr>
+        <w:t xml:space="preserve">Crawford Perú S.A. Ajustadores y Peritos de Seguros </w:t>
+      </w:r>
+      <w:r>
+        <w:rPr>
+          <w:rFonts w:ascii="Arial Narrow" w:eastAsia="Arial Narrow" w:hAnsi="Arial Narrow" w:cs="Arial Narrow"/>
+          <w:sz w:val="22"/>
+          <w:szCs w:val="22"/>
+        </w:rPr>
+        <w:t xml:space="preserve">y a </w:t>
+      </w:r>
+      <w:r>
+        <w:rPr>
+          <w:rFonts w:ascii="Arial Narrow" w:eastAsia="Arial Narrow" w:hAnsi="Arial Narrow" w:cs="Arial Narrow"/>
+          <w:sz w:val="22"/>
+          <w:szCs w:val="22"/>
+        </w:rPr>
+        <w:t xml:space="preserve">B&amp;C Ajustadores y Peritos de Seguros S.A. </w:t>
+      </w:r>
+      <w:r>
+        <w:rPr>
+          <w:rFonts w:ascii="Arial Narrow" w:eastAsia="Arial Narrow" w:hAnsi="Arial Narrow" w:cs="Arial Narrow"/>
+          <w:color w:val="000000"/>
+          <w:kern w:val="0"/>
+          <w:sz w:val="22"/>
+          <w:szCs w:val="22"/>
+          <w:lang w:val="es-ES" w:eastAsia="es-ES"/>
+          <w14:ligatures w14:val="none"/>
+        </w:rPr>
+        <w:t>cumpla</w:t>
+      </w:r>
+      <w:r>
+        <w:rPr>
+          <w:rFonts w:ascii="Arial Narrow" w:eastAsia="Arial Narrow" w:hAnsi="Arial Narrow" w:cs="Arial Narrow"/>
+          <w:color w:val="000000"/>
+          <w:kern w:val="0"/>
+          <w:sz w:val="22"/>
+          <w:szCs w:val="22"/>
+          <w:lang w:val="es-ES" w:eastAsia="es-ES"/>
+          <w14:ligatures w14:val="none"/>
+        </w:rPr>
+        <w:t>n</w:t>
+      </w:r>
+      <w:r>
+        <w:rPr>
+          <w:rFonts w:ascii="Arial Narrow" w:eastAsia="Arial Narrow" w:hAnsi="Arial Narrow" w:cs="Arial Narrow"/>
+          <w:color w:val="000000"/>
+          <w:kern w:val="0"/>
+          <w:sz w:val="22"/>
+          <w:szCs w:val="22"/>
+          <w:lang w:val="es-ES" w:eastAsia="es-ES"/>
+          <w14:ligatures w14:val="none"/>
+        </w:rPr>
+        <w:t xml:space="preserve"> con: </w:t>
+      </w:r>
+      <w:r>
+        <w:rPr>
+          <w:rFonts w:ascii="Arial Narrow" w:eastAsia="Arial Narrow" w:hAnsi="Arial Narrow" w:cs="Arial Narrow"/>
+          <w:color w:val="000000"/>
+          <w:kern w:val="0"/>
+          <w:sz w:val="22"/>
+          <w:szCs w:val="22"/>
+          <w:lang w:val="es-ES" w:eastAsia="es-ES"/>
+          <w14:ligatures w14:val="none"/>
+        </w:rPr>
+        <w:t xml:space="preserve">(i) presentar una copia debidamente </w:t>
+      </w:r>
+      <w:r>
+        <w:rPr>
+          <w:rFonts w:ascii="Arial Narrow" w:eastAsia="Arial Narrow" w:hAnsi="Arial Narrow" w:cs="Arial Narrow"/>
+          <w:color w:val="000000"/>
+          <w:kern w:val="0"/>
+          <w:sz w:val="22"/>
+          <w:szCs w:val="22"/>
+          <w:lang w:val="es-ES" w:eastAsia="es-ES"/>
+          <w14:ligatures w14:val="none"/>
+        </w:rPr>
+        <w:t xml:space="preserve">suscrita de la Póliza 17027395 del Seguro </w:t>
+      </w:r>
+      <w:proofErr w:type="spellStart"/>
+      <w:r>
+        <w:rPr>
+          <w:rFonts w:ascii="Arial Narrow" w:eastAsia="Arial Narrow" w:hAnsi="Arial Narrow" w:cs="Arial Narrow"/>
+          <w:color w:val="000000"/>
+          <w:kern w:val="0"/>
+          <w:sz w:val="22"/>
+          <w:szCs w:val="22"/>
+          <w:lang w:val="es-ES" w:eastAsia="es-ES"/>
+          <w14:ligatures w14:val="none"/>
+        </w:rPr>
+        <w:t>Multiriesgo</w:t>
+      </w:r>
+      <w:proofErr w:type="spellEnd"/>
+      <w:r>
+        <w:rPr>
+          <w:rFonts w:ascii="Arial Narrow" w:eastAsia="Arial Narrow" w:hAnsi="Arial Narrow" w:cs="Arial Narrow"/>
+          <w:color w:val="000000"/>
+          <w:kern w:val="0"/>
+          <w:sz w:val="22"/>
+          <w:szCs w:val="22"/>
+          <w:lang w:val="es-ES" w:eastAsia="es-ES"/>
+          <w14:ligatures w14:val="none"/>
+        </w:rPr>
+        <w:t xml:space="preserve"> Prestatarios materia de denuncia, así como el cargo de remisión de la póliza (</w:t>
+      </w:r>
+      <w:proofErr w:type="spellStart"/>
+      <w:r>
+        <w:rPr>
+          <w:rFonts w:ascii="Arial Narrow" w:eastAsia="Arial Narrow" w:hAnsi="Arial Narrow" w:cs="Arial Narrow"/>
+          <w:color w:val="000000"/>
+          <w:kern w:val="0"/>
+          <w:sz w:val="22"/>
+          <w:szCs w:val="22"/>
+          <w:lang w:val="es-ES" w:eastAsia="es-ES"/>
+          <w14:ligatures w14:val="none"/>
+        </w:rPr>
+        <w:t>ii</w:t>
+      </w:r>
+      <w:proofErr w:type="spellEnd"/>
+      <w:r>
+        <w:rPr>
+          <w:rFonts w:ascii="Arial Narrow" w:eastAsia="Arial Narrow" w:hAnsi="Arial Narrow" w:cs="Arial Narrow"/>
+          <w:color w:val="000000"/>
+          <w:kern w:val="0"/>
+          <w:sz w:val="22"/>
+          <w:szCs w:val="22"/>
+          <w:lang w:val="es-ES" w:eastAsia="es-ES"/>
+          <w14:ligatures w14:val="none"/>
+        </w:rPr>
+        <w:t>) presentar los medios probatorios que acrediten que la negativa de cobertura fue justificada; y, (</w:t>
+      </w:r>
+      <w:proofErr w:type="spellStart"/>
+      <w:r>
+        <w:rPr>
+          <w:rFonts w:ascii="Arial Narrow" w:eastAsia="Arial Narrow" w:hAnsi="Arial Narrow" w:cs="Arial Narrow"/>
+          <w:color w:val="000000"/>
+          <w:kern w:val="0"/>
+          <w:sz w:val="22"/>
+          <w:szCs w:val="22"/>
+          <w:lang w:val="es-ES" w:eastAsia="es-ES"/>
+          <w14:ligatures w14:val="none"/>
+        </w:rPr>
+        <w:t>i</w:t>
+      </w:r>
+      <w:r>
+        <w:rPr>
+          <w:rFonts w:ascii="Arial Narrow" w:eastAsia="Arial Narrow" w:hAnsi="Arial Narrow" w:cs="Arial Narrow"/>
+          <w:color w:val="000000"/>
+          <w:kern w:val="0"/>
+          <w:sz w:val="22"/>
+          <w:szCs w:val="22"/>
+          <w:lang w:val="es-ES" w:eastAsia="es-ES"/>
+          <w14:ligatures w14:val="none"/>
+        </w:rPr>
+        <w:t>i</w:t>
+      </w:r>
+      <w:r>
+        <w:rPr>
+          <w:rFonts w:ascii="Arial Narrow" w:eastAsia="Arial Narrow" w:hAnsi="Arial Narrow" w:cs="Arial Narrow"/>
+          <w:color w:val="000000"/>
+          <w:kern w:val="0"/>
+          <w:sz w:val="22"/>
+          <w:szCs w:val="22"/>
+          <w:lang w:val="es-ES" w:eastAsia="es-ES"/>
+          <w14:ligatures w14:val="none"/>
+        </w:rPr>
+        <w:t>i</w:t>
+      </w:r>
+      <w:proofErr w:type="spellEnd"/>
+      <w:r>
+        <w:rPr>
+          <w:rFonts w:ascii="Arial Narrow" w:eastAsia="Arial Narrow" w:hAnsi="Arial Narrow" w:cs="Arial Narrow"/>
+          <w:color w:val="000000"/>
+          <w:kern w:val="0"/>
+          <w:sz w:val="22"/>
+          <w:szCs w:val="22"/>
+          <w:lang w:val="es-ES" w:eastAsia="es-ES"/>
+          <w14:ligatures w14:val="none"/>
+        </w:rPr>
+        <w:t>) presentar todas las comunicaciones cursadas con la parte denunciante en virtud de los hechos materia de denuncia</w:t>
+      </w:r>
+      <w:r>
+        <w:rPr>
+          <w:rFonts w:ascii="Arial Narrow" w:eastAsia="Arial Narrow" w:hAnsi="Arial Narrow" w:cs="Arial Narrow"/>
+          <w:color w:val="000000"/>
+          <w:kern w:val="0"/>
+          <w:sz w:val="22"/>
+          <w:szCs w:val="22"/>
+          <w:lang w:val="es-ES" w:eastAsia="es-ES"/>
+          <w14:ligatures w14:val="none"/>
+        </w:rPr>
+        <w:t>.</w:t>
+      </w:r>
+    </w:p>
+    <w:p>
+      <w:pPr>
+        <w:spacing w:before="0" w:after="0" w:line="240" w:lineRule="auto"/>
+        <w:jc w:val="both"/>
+        <w:rPr>
+          <w:rFonts w:ascii="Arial Narrow" w:eastAsia="Arial Narrow" w:hAnsi="Arial Narrow" w:cs="Arial Narrow"/>
+          <w:color w:val="000000"/>
+          <w:kern w:val="0"/>
+          <w:sz w:val="22"/>
+          <w:szCs w:val="22"/>
+          <w:lang w:val="es-ES" w:eastAsia="es-ES"/>
           <w14:ligatures w14:val="none"/>
         </w:rPr>
       </w:pPr>
@@ -10306,7 +10673,7 @@
           <w:lang w:eastAsia="es-PE"/>
           <w14:ligatures w14:val="none"/>
         </w:rPr>
-        <w:t xml:space="preserve">QUINTO:</w:t>
+        <w:t xml:space="preserve">SEXTO:</w:t>
       </w:r>
       <w:r>
         <w:rPr>
@@ -10320,7 +10687,6 @@
         </w:rPr>
         <w:t xml:space="preserve"> </w:t>
       </w:r>
-      <w:bookmarkStart w:id="10" w:name="_Hlk188286813"/>
       <w:r>
         <w:rPr>
           <w:rFonts w:ascii="Arial Narrow" w:eastAsia="Arial Narrow" w:hAnsi="Arial Narrow" w:cs="Arial Narrow"/>
@@ -10355,9 +10721,21 @@
           <w:lang w:eastAsia="es-ES"/>
           <w14:ligatures w14:val="none"/>
         </w:rPr>
-        <w:t>plazo no mayor de cinco (5) días hábiles contado a partir del día siguiente de la notificación de la presente resolución</w:t>
-      </w:r>
-      <w:bookmarkEnd w:id="10"/>
+        <w:t xml:space="preserve">plazo no mayor de cinco (5) días hábiles contado a partir del día siguiente de la notificación de la presente resolución, </w:t>
+      </w:r>
+      <w:r>
+        <w:rPr>
+          <w:rFonts w:ascii="Arial Narrow" w:eastAsia="Arial Narrow" w:hAnsi="Arial Narrow" w:cs="Arial Narrow"/>
+          <w:color w:val="000000"/>
+          <w:kern w:val="0"/>
+          <w:sz w:val="22"/>
+          <w:szCs w:val="22"/>
+          <w:shd w:val="clear" w:color="auto" w:fill="FFFFFF"/>
+          <w:lang w:eastAsia="es-PE"/>
+          <w14:ligatures w14:val="none"/>
+        </w:rPr>
+        <w:t>Crawford Perú S.A. Ajustadores y Peritos de Seguros</w:t>
+      </w:r>
       <w:r>
         <w:rPr>
           <w:rFonts w:ascii="Arial Narrow" w:eastAsia="Arial Narrow" w:hAnsi="Arial Narrow" w:cs="Arial Narrow"/>
@@ -10370,14 +10748,221 @@
         </w:rPr>
         <w:t xml:space="preserve">, </w:t>
       </w:r>
-      <w:bookmarkStart w:id="11" w:name="_Hlk188286828"/>
-      <w:r>
-        <w:rPr>
-          <w:rFonts w:ascii="Arial Narrow" w:eastAsia="Arial Narrow" w:hAnsi="Arial Narrow" w:cs="Arial Narrow"/>
-          <w:sz w:val="22"/>
-          <w:szCs w:val="22"/>
-        </w:rPr>
-        <w:t>Pacífico Compañía de Seguros y Reaseguros S.A.</w:t>
+      <w:r>
+        <w:rPr>
+          <w:rFonts w:ascii="Arial Narrow" w:eastAsia="Arial Narrow" w:hAnsi="Arial Narrow" w:cs="Arial Narrow"/>
+          <w:color w:val="000000"/>
+          <w:kern w:val="0"/>
+          <w:sz w:val="22"/>
+          <w:szCs w:val="22"/>
+          <w:lang w:val="es-ES" w:eastAsia="es-ES"/>
+          <w14:ligatures w14:val="none"/>
+        </w:rPr>
+        <w:t xml:space="preserve">cumpla con: </w:t>
+      </w:r>
+      <w:r>
+        <w:rPr>
+          <w:rFonts w:ascii="Arial Narrow" w:eastAsia="Arial Narrow" w:hAnsi="Arial Narrow" w:cs="Arial Narrow"/>
+          <w:color w:val="000000"/>
+          <w:kern w:val="0"/>
+          <w:sz w:val="22"/>
+          <w:szCs w:val="22"/>
+          <w:lang w:val="es-ES" w:eastAsia="es-ES"/>
+          <w14:ligatures w14:val="none"/>
+        </w:rPr>
+        <w:t xml:space="preserve">(i) presentar los medios probatorios que acrediten que realizó un adecuado análisis de evaluación del siniestro ocurrido en el </w:t>
+      </w:r>
+      <w:r>
+        <w:rPr>
+          <w:rFonts w:ascii="Arial Narrow" w:eastAsia="Arial Narrow" w:hAnsi="Arial Narrow" w:cs="Arial Narrow"/>
+          <w:color w:val="000000"/>
+          <w:kern w:val="0"/>
+          <w:sz w:val="22"/>
+          <w:szCs w:val="22"/>
+          <w:lang w:eastAsia="es-ES"/>
+          <w14:ligatures w14:val="none"/>
+        </w:rPr>
+        <w:t xml:space="preserve">inmueble asegurado con </w:t>
+      </w:r>
+      <w:r>
+        <w:rPr>
+          <w:rFonts w:ascii="Arial Narrow" w:eastAsia="Arial Narrow" w:hAnsi="Arial Narrow" w:cs="Arial Narrow"/>
+          <w:color w:val="000000"/>
+          <w:kern w:val="0"/>
+          <w:sz w:val="22"/>
+          <w:szCs w:val="22"/>
+          <w:lang w:val="es-ES" w:eastAsia="es-ES"/>
+          <w14:ligatures w14:val="none"/>
+        </w:rPr>
+        <w:t xml:space="preserve">la Póliza 17027395 del Seguro </w:t>
+      </w:r>
+      <w:proofErr w:type="spellStart"/>
+      <w:r>
+        <w:rPr>
+          <w:rFonts w:ascii="Arial Narrow" w:eastAsia="Arial Narrow" w:hAnsi="Arial Narrow" w:cs="Arial Narrow"/>
+          <w:color w:val="000000"/>
+          <w:kern w:val="0"/>
+          <w:sz w:val="22"/>
+          <w:szCs w:val="22"/>
+          <w:lang w:val="es-ES" w:eastAsia="es-ES"/>
+          <w14:ligatures w14:val="none"/>
+        </w:rPr>
+        <w:t>Multiriesgo</w:t>
+      </w:r>
+      <w:proofErr w:type="spellEnd"/>
+      <w:r>
+        <w:rPr>
+          <w:rFonts w:ascii="Arial Narrow" w:eastAsia="Arial Narrow" w:hAnsi="Arial Narrow" w:cs="Arial Narrow"/>
+          <w:color w:val="000000"/>
+          <w:kern w:val="0"/>
+          <w:sz w:val="22"/>
+          <w:szCs w:val="22"/>
+          <w:lang w:val="es-ES" w:eastAsia="es-ES"/>
+          <w14:ligatures w14:val="none"/>
+        </w:rPr>
+        <w:t xml:space="preserve"> Prestatarios; y, (</w:t>
+      </w:r>
+      <w:proofErr w:type="spellStart"/>
+      <w:r>
+        <w:rPr>
+          <w:rFonts w:ascii="Arial Narrow" w:eastAsia="Arial Narrow" w:hAnsi="Arial Narrow" w:cs="Arial Narrow"/>
+          <w:color w:val="000000"/>
+          <w:kern w:val="0"/>
+          <w:sz w:val="22"/>
+          <w:szCs w:val="22"/>
+          <w:lang w:val="es-ES" w:eastAsia="es-ES"/>
+          <w14:ligatures w14:val="none"/>
+        </w:rPr>
+        <w:t>ii</w:t>
+      </w:r>
+      <w:proofErr w:type="spellEnd"/>
+      <w:r>
+        <w:rPr>
+          <w:rFonts w:ascii="Arial Narrow" w:eastAsia="Arial Narrow" w:hAnsi="Arial Narrow" w:cs="Arial Narrow"/>
+          <w:color w:val="000000"/>
+          <w:kern w:val="0"/>
+          <w:sz w:val="22"/>
+          <w:szCs w:val="22"/>
+          <w:lang w:val="es-ES" w:eastAsia="es-ES"/>
+          <w14:ligatures w14:val="none"/>
+        </w:rPr>
+        <w:t>) presentar todas las comunicaciones cursadas con la parte denunciante en virtud de los hechos materia de denuncia</w:t>
+      </w:r>
+      <w:r>
+        <w:rPr>
+          <w:rFonts w:ascii="Arial Narrow" w:eastAsia="Arial Narrow" w:hAnsi="Arial Narrow" w:cs="Arial Narrow"/>
+          <w:color w:val="000000"/>
+          <w:kern w:val="0"/>
+          <w:sz w:val="22"/>
+          <w:szCs w:val="22"/>
+          <w:lang w:val="es-ES" w:eastAsia="es-ES"/>
+          <w14:ligatures w14:val="none"/>
+        </w:rPr>
+        <w:t>.</w:t>
+      </w:r>
+    </w:p>
+    <w:p>
+      <w:pPr>
+        <w:spacing w:before="0" w:after="0" w:line="240" w:lineRule="auto"/>
+        <w:jc w:val="both"/>
+        <w:rPr>
+          <w:rFonts w:ascii="Arial Narrow" w:eastAsia="Arial Narrow" w:hAnsi="Arial Narrow" w:cs="Arial Narrow"/>
+          <w:color w:val="000000"/>
+          <w:kern w:val="0"/>
+          <w:sz w:val="22"/>
+          <w:szCs w:val="22"/>
+          <w:lang w:val="es-ES" w:eastAsia="es-ES"/>
+          <w14:ligatures w14:val="none"/>
+        </w:rPr>
+      </w:pPr>
+    </w:p>
+    <w:p>
+      <w:pPr>
+        <w:spacing w:after="0" w:line="240" w:lineRule="auto"/>
+        <w:jc w:val="both"/>
+        <w:rPr>
+          <w:rFonts w:ascii="Arial Narrow" w:eastAsia="Arial Narrow" w:hAnsi="Arial Narrow" w:cs="Arial Narrow"/>
+          <w:color w:val="000000"/>
+          <w:kern w:val="0"/>
+          <w:sz w:val="22"/>
+          <w:szCs w:val="22"/>
+          <w:lang w:val="es-ES" w:eastAsia="es-ES"/>
+          <w14:ligatures w14:val="none"/>
+        </w:rPr>
+      </w:pPr>
+      <w:r>
+        <w:rPr>
+          <w:rFonts w:ascii="Arial Narrow" w:eastAsia="Arial Narrow" w:hAnsi="Arial Narrow" w:cs="Arial Narrow"/>
+          <w:b/>
+          <w:color w:val="000000"/>
+          <w:kern w:val="0"/>
+          <w:sz w:val="22"/>
+          <w:szCs w:val="22"/>
+          <w:lang w:eastAsia="es-PE"/>
+          <w14:ligatures w14:val="none"/>
+        </w:rPr>
+        <w:t xml:space="preserve">SÉTIMO:</w:t>
+      </w:r>
+      <w:r>
+        <w:rPr>
+          <w:rFonts w:ascii="Arial Narrow" w:eastAsia="Arial Narrow" w:hAnsi="Arial Narrow" w:cs="Arial Narrow"/>
+          <w:color w:val="000000"/>
+          <w:kern w:val="0"/>
+          <w:sz w:val="22"/>
+          <w:szCs w:val="22"/>
+          <w:lang w:eastAsia="es-PE"/>
+          <w14:ligatures w14:val="none"/>
+        </w:rPr>
+        <w:t xml:space="preserve"> </w:t>
+      </w:r>
+      <w:r>
+        <w:rPr>
+          <w:rFonts w:ascii="Arial Narrow" w:eastAsia="Arial Narrow" w:hAnsi="Arial Narrow" w:cs="Arial Narrow"/>
+          <w:color w:val="000000"/>
+          <w:kern w:val="0"/>
+          <w:sz w:val="22"/>
+          <w:szCs w:val="22"/>
+          <w:lang w:eastAsia="es-ES"/>
+          <w14:ligatures w14:val="none"/>
+        </w:rPr>
+        <w:t xml:space="preserve">requerir </w:t>
+      </w:r>
+      <w:r>
+        <w:rPr>
+          <w:rFonts w:ascii="Arial Narrow" w:eastAsia="Arial Narrow" w:hAnsi="Arial Narrow" w:cs="Arial Narrow"/>
+          <w:color w:val="000000"/>
+          <w:kern w:val="0"/>
+          <w:sz w:val="22"/>
+          <w:szCs w:val="22"/>
+          <w:lang w:val="es-ES" w:eastAsia="es-ES"/>
+          <w14:ligatures w14:val="none"/>
+        </w:rPr>
+        <w:t xml:space="preserve">que, en un </w:t>
+      </w:r>
+      <w:r>
+        <w:rPr>
+          <w:rFonts w:ascii="Arial Narrow" w:eastAsia="Arial Narrow" w:hAnsi="Arial Narrow" w:cs="Arial Narrow"/>
+          <w:color w:val="000000"/>
+          <w:kern w:val="0"/>
+          <w:sz w:val="22"/>
+          <w:szCs w:val="22"/>
+          <w:lang w:eastAsia="es-ES"/>
+          <w14:ligatures w14:val="none"/>
+        </w:rPr>
+        <w:t xml:space="preserve">plazo no mayor de cinco (5) días hábiles contado a partir del día siguiente de la notificación de la presente resolución, </w:t>
+      </w:r>
+      <w:r>
+        <w:rPr>
+          <w:rFonts w:ascii="Arial Narrow" w:eastAsia="Arial Narrow" w:hAnsi="Arial Narrow" w:cs="Arial Narrow"/>
+          <w:color w:val="000000"/>
+          <w:kern w:val="0"/>
+          <w:sz w:val="22"/>
+          <w:szCs w:val="22"/>
+          <w:shd w:val="clear" w:color="auto" w:fill="FFFFFF"/>
+          <w:lang w:eastAsia="es-PE"/>
+          <w14:ligatures w14:val="none"/>
+        </w:rPr>
+        <w:t>B&amp;C Ajustadores y Peritos de Seguros S.A.</w:t>
       </w:r>
       <w:r>
         <w:rPr>
@@ -10391,98 +10976,53 @@
         </w:rPr>
         <w:t xml:space="preserve">, </w:t>
       </w:r>
-      <w:bookmarkEnd w:id="11"/>
-      <w:r>
-        <w:rPr>
-          <w:rFonts w:ascii="Arial Narrow" w:eastAsia="Arial Narrow" w:hAnsi="Arial Narrow" w:cs="Arial Narrow"/>
-          <w:sz w:val="22"/>
-          <w:szCs w:val="22"/>
-        </w:rPr>
-        <w:t xml:space="preserve">a </w:t>
-      </w:r>
-      <w:r>
-        <w:rPr>
-          <w:rFonts w:ascii="Arial Narrow" w:eastAsia="Arial Narrow" w:hAnsi="Arial Narrow" w:cs="Arial Narrow"/>
-          <w:sz w:val="22"/>
-          <w:szCs w:val="22"/>
-        </w:rPr>
-        <w:t xml:space="preserve">Crawford Perú S.A. Ajustadores y Peritos de Seguros </w:t>
-      </w:r>
-      <w:r>
-        <w:rPr>
-          <w:rFonts w:ascii="Arial Narrow" w:eastAsia="Arial Narrow" w:hAnsi="Arial Narrow" w:cs="Arial Narrow"/>
-          <w:sz w:val="22"/>
-          <w:szCs w:val="22"/>
-        </w:rPr>
-        <w:t xml:space="preserve">y a </w:t>
-      </w:r>
-      <w:r>
-        <w:rPr>
-          <w:rFonts w:ascii="Arial Narrow" w:eastAsia="Arial Narrow" w:hAnsi="Arial Narrow" w:cs="Arial Narrow"/>
-          <w:sz w:val="22"/>
-          <w:szCs w:val="22"/>
-        </w:rPr>
-        <w:t xml:space="preserve">B&amp;C Ajustadores y Peritos de Seguros S.A. </w:t>
-      </w:r>
-      <w:r>
-        <w:rPr>
-          <w:rFonts w:ascii="Arial Narrow" w:eastAsia="Arial Narrow" w:hAnsi="Arial Narrow" w:cs="Arial Narrow"/>
-          <w:color w:val="000000"/>
-          <w:kern w:val="0"/>
-          <w:sz w:val="22"/>
-          <w:szCs w:val="22"/>
-          <w:lang w:val="es-ES" w:eastAsia="es-ES"/>
-          <w14:ligatures w14:val="none"/>
-        </w:rPr>
-        <w:t>cumpla</w:t>
-      </w:r>
-      <w:r>
-        <w:rPr>
-          <w:rFonts w:ascii="Arial Narrow" w:eastAsia="Arial Narrow" w:hAnsi="Arial Narrow" w:cs="Arial Narrow"/>
-          <w:color w:val="000000"/>
-          <w:kern w:val="0"/>
-          <w:sz w:val="22"/>
-          <w:szCs w:val="22"/>
-          <w:lang w:val="es-ES" w:eastAsia="es-ES"/>
-          <w14:ligatures w14:val="none"/>
-        </w:rPr>
-        <w:t>n</w:t>
-      </w:r>
-      <w:r>
-        <w:rPr>
-          <w:rFonts w:ascii="Arial Narrow" w:eastAsia="Arial Narrow" w:hAnsi="Arial Narrow" w:cs="Arial Narrow"/>
-          <w:color w:val="000000"/>
-          <w:kern w:val="0"/>
-          <w:sz w:val="22"/>
-          <w:szCs w:val="22"/>
-          <w:lang w:val="es-ES" w:eastAsia="es-ES"/>
-          <w14:ligatures w14:val="none"/>
-        </w:rPr>
-        <w:t xml:space="preserve"> con: </w:t>
-      </w:r>
-      <w:r>
-        <w:rPr>
-          <w:rFonts w:ascii="Arial Narrow" w:eastAsia="Arial Narrow" w:hAnsi="Arial Narrow" w:cs="Arial Narrow"/>
-          <w:color w:val="000000"/>
-          <w:kern w:val="0"/>
-          <w:sz w:val="22"/>
-          <w:szCs w:val="22"/>
-          <w:lang w:val="es-ES" w:eastAsia="es-ES"/>
-          <w14:ligatures w14:val="none"/>
-        </w:rPr>
-        <w:t xml:space="preserve">(i) presentar una copia debidamente </w:t>
-      </w:r>
-      <w:r>
-        <w:rPr>
-          <w:rFonts w:ascii="Arial Narrow" w:eastAsia="Arial Narrow" w:hAnsi="Arial Narrow" w:cs="Arial Narrow"/>
-          <w:color w:val="000000"/>
-          <w:kern w:val="0"/>
-          <w:sz w:val="22"/>
-          <w:szCs w:val="22"/>
-          <w:lang w:val="es-ES" w:eastAsia="es-ES"/>
-          <w14:ligatures w14:val="none"/>
-        </w:rPr>
-        <w:t xml:space="preserve">suscrita de la Póliza 17027395 del Seguro </w:t>
+      <w:r>
+        <w:rPr>
+          <w:rFonts w:ascii="Arial Narrow" w:eastAsia="Arial Narrow" w:hAnsi="Arial Narrow" w:cs="Arial Narrow"/>
+          <w:color w:val="000000"/>
+          <w:kern w:val="0"/>
+          <w:sz w:val="22"/>
+          <w:szCs w:val="22"/>
+          <w:lang w:val="es-ES" w:eastAsia="es-ES"/>
+          <w14:ligatures w14:val="none"/>
+        </w:rPr>
+        <w:t>cumpla con:</w:t>
+      </w:r>
+      <w:r>
+        <w:rPr>
+          <w:rFonts w:ascii="Arial Narrow" w:eastAsia="Arial Narrow" w:hAnsi="Arial Narrow" w:cs="Arial Narrow"/>
+          <w:color w:val="000000"/>
+          <w:kern w:val="0"/>
+          <w:sz w:val="22"/>
+          <w:szCs w:val="22"/>
+          <w:lang w:val="es-ES" w:eastAsia="es-ES"/>
+          <w14:ligatures w14:val="none"/>
+        </w:rPr>
+        <w:t xml:space="preserve"> (i) presentar los medios probatorios que acrediten que realizó un adecuado análisis de evaluación del siniestro ocurrido en el </w:t>
+      </w:r>
+      <w:r>
+        <w:rPr>
+          <w:rFonts w:ascii="Arial Narrow" w:eastAsia="Arial Narrow" w:hAnsi="Arial Narrow" w:cs="Arial Narrow"/>
+          <w:color w:val="000000"/>
+          <w:kern w:val="0"/>
+          <w:sz w:val="22"/>
+          <w:szCs w:val="22"/>
+          <w:lang w:eastAsia="es-ES"/>
+          <w14:ligatures w14:val="none"/>
+        </w:rPr>
+        <w:t xml:space="preserve">inmueble asegurado con </w:t>
+      </w:r>
+      <w:r>
+        <w:rPr>
+          <w:rFonts w:ascii="Arial Narrow" w:eastAsia="Arial Narrow" w:hAnsi="Arial Narrow" w:cs="Arial Narrow"/>
+          <w:color w:val="000000"/>
+          <w:kern w:val="0"/>
+          <w:sz w:val="22"/>
+          <w:szCs w:val="22"/>
+          <w:lang w:val="es-ES" w:eastAsia="es-ES"/>
+          <w14:ligatures w14:val="none"/>
+        </w:rPr>
+        <w:t xml:space="preserve">la Póliza 17027395 del Seguro </w:t>
       </w:r>
       <w:proofErr w:type="spellStart"/>
       <w:r>
@@ -10508,7 +11048,7 @@
           <w:lang w:val="es-ES" w:eastAsia="es-ES"/>
           <w14:ligatures w14:val="none"/>
         </w:rPr>
-        <w:t xml:space="preserve"> Prestatarios materia de denuncia, así como el cargo de remisión de la póliza (</w:t>
+        <w:t xml:space="preserve"> Prestatarios; y, (</w:t>
       </w:r>
       <w:proofErr w:type="spellStart"/>
       <w:r>
@@ -10534,56 +11074,6 @@
           <w:lang w:val="es-ES" w:eastAsia="es-ES"/>
           <w14:ligatures w14:val="none"/>
         </w:rPr>
-        <w:t>) presentar los medios probatorios que acrediten que la negativa de cobertura fue justificada; y, (</w:t>
-      </w:r>
-      <w:proofErr w:type="spellStart"/>
-      <w:r>
-        <w:rPr>
-          <w:rFonts w:ascii="Arial Narrow" w:eastAsia="Arial Narrow" w:hAnsi="Arial Narrow" w:cs="Arial Narrow"/>
-          <w:color w:val="000000"/>
-          <w:kern w:val="0"/>
-          <w:sz w:val="22"/>
-          <w:szCs w:val="22"/>
-          <w:lang w:val="es-ES" w:eastAsia="es-ES"/>
-          <w14:ligatures w14:val="none"/>
-        </w:rPr>
-        <w:t>i</w:t>
-      </w:r>
-      <w:r>
-        <w:rPr>
-          <w:rFonts w:ascii="Arial Narrow" w:eastAsia="Arial Narrow" w:hAnsi="Arial Narrow" w:cs="Arial Narrow"/>
-          <w:color w:val="000000"/>
-          <w:kern w:val="0"/>
-          <w:sz w:val="22"/>
-          <w:szCs w:val="22"/>
-          <w:lang w:val="es-ES" w:eastAsia="es-ES"/>
-          <w14:ligatures w14:val="none"/>
-        </w:rPr>
-        <w:t>i</w:t>
-      </w:r>
-      <w:r>
-        <w:rPr>
-          <w:rFonts w:ascii="Arial Narrow" w:eastAsia="Arial Narrow" w:hAnsi="Arial Narrow" w:cs="Arial Narrow"/>
-          <w:color w:val="000000"/>
-          <w:kern w:val="0"/>
-          <w:sz w:val="22"/>
-          <w:szCs w:val="22"/>
-          <w:lang w:val="es-ES" w:eastAsia="es-ES"/>
-          <w14:ligatures w14:val="none"/>
-        </w:rPr>
-        <w:t>i</w:t>
-      </w:r>
-      <w:proofErr w:type="spellEnd"/>
-      <w:r>
-        <w:rPr>
-          <w:rFonts w:ascii="Arial Narrow" w:eastAsia="Arial Narrow" w:hAnsi="Arial Narrow" w:cs="Arial Narrow"/>
-          <w:color w:val="000000"/>
-          <w:kern w:val="0"/>
-          <w:sz w:val="22"/>
-          <w:szCs w:val="22"/>
-          <w:lang w:val="es-ES" w:eastAsia="es-ES"/>
-          <w14:ligatures w14:val="none"/>
-        </w:rPr>
         <w:t>) presentar todas las comunicaciones cursadas con la parte denunciante en virtud de los hechos materia de denuncia</w:t>
       </w:r>
       <w:r>
@@ -10601,463 +11091,7 @@
     </w:p>
     <w:p>
       <w:pPr>
-        <w:spacing w:after="0" w:line="240" w:lineRule="auto"/>
-        <w:jc w:val="both"/>
-        <w:rPr>
-          <w:rFonts w:ascii="Arial Narrow" w:eastAsia="Arial Narrow" w:hAnsi="Arial Narrow" w:cs="Arial Narrow"/>
-          <w:color w:val="000000"/>
-          <w:kern w:val="0"/>
-          <w:sz w:val="22"/>
-          <w:szCs w:val="22"/>
-          <w:lang w:val="es-ES" w:eastAsia="es-ES"/>
-          <w14:ligatures w14:val="none"/>
-        </w:rPr>
-      </w:pPr>
-    </w:p>
-    <w:p>
-      <w:pPr>
-        <w:spacing w:after="0" w:line="240" w:lineRule="auto"/>
-        <w:jc w:val="both"/>
-        <w:rPr>
-          <w:rFonts w:ascii="Arial Narrow" w:eastAsia="Arial Narrow" w:hAnsi="Arial Narrow" w:cs="Arial Narrow"/>
-          <w:color w:val="000000"/>
-          <w:kern w:val="0"/>
-          <w:sz w:val="22"/>
-          <w:szCs w:val="22"/>
-          <w:lang w:val="es-ES" w:eastAsia="es-ES"/>
-          <w14:ligatures w14:val="none"/>
-        </w:rPr>
-      </w:pPr>
-      <w:r>
-        <w:rPr>
-          <w:rFonts w:ascii="Arial Narrow" w:eastAsia="Arial Narrow" w:hAnsi="Arial Narrow" w:cs="Arial Narrow"/>
-          <w:b/>
-          <w:color w:val="000000"/>
-          <w:kern w:val="0"/>
-          <w:sz w:val="22"/>
-          <w:szCs w:val="22"/>
-          <w:lang w:eastAsia="es-PE"/>
-          <w14:ligatures w14:val="none"/>
-        </w:rPr>
-        <w:t xml:space="preserve">SEXTO:</w:t>
-      </w:r>
-      <w:r>
-        <w:rPr>
-          <w:rFonts w:ascii="Arial Narrow" w:eastAsia="Arial Narrow" w:hAnsi="Arial Narrow" w:cs="Arial Narrow"/>
-          <w:color w:val="000000"/>
-          <w:kern w:val="0"/>
-          <w:sz w:val="22"/>
-          <w:szCs w:val="22"/>
-          <w:lang w:eastAsia="es-PE"/>
-          <w14:ligatures w14:val="none"/>
-        </w:rPr>
-        <w:t xml:space="preserve"> </w:t>
-      </w:r>
-      <w:r>
-        <w:rPr>
-          <w:rFonts w:ascii="Arial Narrow" w:eastAsia="Arial Narrow" w:hAnsi="Arial Narrow" w:cs="Arial Narrow"/>
-          <w:color w:val="000000"/>
-          <w:kern w:val="0"/>
-          <w:sz w:val="22"/>
-          <w:szCs w:val="22"/>
-          <w:lang w:eastAsia="es-ES"/>
-          <w14:ligatures w14:val="none"/>
-        </w:rPr>
-        <w:t xml:space="preserve">requerir </w:t>
-      </w:r>
-      <w:r>
-        <w:rPr>
-          <w:rFonts w:ascii="Arial Narrow" w:eastAsia="Arial Narrow" w:hAnsi="Arial Narrow" w:cs="Arial Narrow"/>
-          <w:color w:val="000000"/>
-          <w:kern w:val="0"/>
-          <w:sz w:val="22"/>
-          <w:szCs w:val="22"/>
-          <w:lang w:val="es-ES" w:eastAsia="es-ES"/>
-          <w14:ligatures w14:val="none"/>
-        </w:rPr>
-        <w:t xml:space="preserve">que, en un </w:t>
-      </w:r>
-      <w:r>
-        <w:rPr>
-          <w:rFonts w:ascii="Arial Narrow" w:eastAsia="Arial Narrow" w:hAnsi="Arial Narrow" w:cs="Arial Narrow"/>
-          <w:color w:val="000000"/>
-          <w:kern w:val="0"/>
-          <w:sz w:val="22"/>
-          <w:szCs w:val="22"/>
-          <w:lang w:eastAsia="es-ES"/>
-          <w14:ligatures w14:val="none"/>
-        </w:rPr>
-        <w:t xml:space="preserve">plazo no mayor de cinco (5) días hábiles contado a partir del día siguiente de la notificación de la presente resolución, </w:t>
-      </w:r>
-      <w:r>
-        <w:rPr>
-          <w:rFonts w:ascii="Arial Narrow" w:eastAsia="Arial Narrow" w:hAnsi="Arial Narrow" w:cs="Arial Narrow"/>
-          <w:color w:val="000000"/>
-          <w:kern w:val="0"/>
-          <w:sz w:val="22"/>
-          <w:szCs w:val="22"/>
-          <w:shd w:val="clear" w:color="auto" w:fill="FFFFFF"/>
-          <w:lang w:eastAsia="es-PE"/>
-          <w14:ligatures w14:val="none"/>
-        </w:rPr>
-        <w:t>Crawford Perú S.A. Ajustadores y Peritos de Seguros</w:t>
-      </w:r>
-      <w:r>
-        <w:rPr>
-          <w:rFonts w:ascii="Arial Narrow" w:eastAsia="Arial Narrow" w:hAnsi="Arial Narrow" w:cs="Arial Narrow"/>
-          <w:color w:val="000000"/>
-          <w:kern w:val="0"/>
-          <w:sz w:val="22"/>
-          <w:szCs w:val="22"/>
-          <w:lang w:eastAsia="es-ES"/>
-          <w14:ligatures w14:val="none"/>
-        </w:rPr>
-        <w:t xml:space="preserve">, </w:t>
-      </w:r>
-      <w:r>
-        <w:rPr>
-          <w:rFonts w:ascii="Arial Narrow" w:eastAsia="Arial Narrow" w:hAnsi="Arial Narrow" w:cs="Arial Narrow"/>
-          <w:color w:val="000000"/>
-          <w:kern w:val="0"/>
-          <w:sz w:val="22"/>
-          <w:szCs w:val="22"/>
-          <w:lang w:val="es-ES" w:eastAsia="es-ES"/>
-          <w14:ligatures w14:val="none"/>
-        </w:rPr>
-        <w:t xml:space="preserve">cumpla con: </w:t>
-      </w:r>
-      <w:r>
-        <w:rPr>
-          <w:rFonts w:ascii="Arial Narrow" w:eastAsia="Arial Narrow" w:hAnsi="Arial Narrow" w:cs="Arial Narrow"/>
-          <w:color w:val="000000"/>
-          <w:kern w:val="0"/>
-          <w:sz w:val="22"/>
-          <w:szCs w:val="22"/>
-          <w:lang w:val="es-ES" w:eastAsia="es-ES"/>
-          <w14:ligatures w14:val="none"/>
-        </w:rPr>
-        <w:t xml:space="preserve">(i) presentar los medios probatorios que acrediten que realizó un adecuado análisis de evaluación del siniestro ocurrido en el </w:t>
-      </w:r>
-      <w:r>
-        <w:rPr>
-          <w:rFonts w:ascii="Arial Narrow" w:eastAsia="Arial Narrow" w:hAnsi="Arial Narrow" w:cs="Arial Narrow"/>
-          <w:color w:val="000000"/>
-          <w:kern w:val="0"/>
-          <w:sz w:val="22"/>
-          <w:szCs w:val="22"/>
-          <w:lang w:eastAsia="es-ES"/>
-          <w14:ligatures w14:val="none"/>
-        </w:rPr>
-        <w:t xml:space="preserve">inmueble asegurado con </w:t>
-      </w:r>
-      <w:r>
-        <w:rPr>
-          <w:rFonts w:ascii="Arial Narrow" w:eastAsia="Arial Narrow" w:hAnsi="Arial Narrow" w:cs="Arial Narrow"/>
-          <w:color w:val="000000"/>
-          <w:kern w:val="0"/>
-          <w:sz w:val="22"/>
-          <w:szCs w:val="22"/>
-          <w:lang w:val="es-ES" w:eastAsia="es-ES"/>
-          <w14:ligatures w14:val="none"/>
-        </w:rPr>
-        <w:t xml:space="preserve">la Póliza 17027395 del Seguro </w:t>
-      </w:r>
-      <w:proofErr w:type="spellStart"/>
-      <w:r>
-        <w:rPr>
-          <w:rFonts w:ascii="Arial Narrow" w:eastAsia="Arial Narrow" w:hAnsi="Arial Narrow" w:cs="Arial Narrow"/>
-          <w:color w:val="000000"/>
-          <w:kern w:val="0"/>
-          <w:sz w:val="22"/>
-          <w:szCs w:val="22"/>
-          <w:lang w:val="es-ES" w:eastAsia="es-ES"/>
-          <w14:ligatures w14:val="none"/>
-        </w:rPr>
-        <w:t>Multiriesgo</w:t>
-      </w:r>
-      <w:proofErr w:type="spellEnd"/>
-      <w:r>
-        <w:rPr>
-          <w:rFonts w:ascii="Arial Narrow" w:eastAsia="Arial Narrow" w:hAnsi="Arial Narrow" w:cs="Arial Narrow"/>
-          <w:color w:val="000000"/>
-          <w:kern w:val="0"/>
-          <w:sz w:val="22"/>
-          <w:szCs w:val="22"/>
-          <w:lang w:val="es-ES" w:eastAsia="es-ES"/>
-          <w14:ligatures w14:val="none"/>
-        </w:rPr>
-        <w:t xml:space="preserve"> Prestatarios; y, (</w:t>
-      </w:r>
-      <w:proofErr w:type="spellStart"/>
-      <w:r>
-        <w:rPr>
-          <w:rFonts w:ascii="Arial Narrow" w:eastAsia="Arial Narrow" w:hAnsi="Arial Narrow" w:cs="Arial Narrow"/>
-          <w:color w:val="000000"/>
-          <w:kern w:val="0"/>
-          <w:sz w:val="22"/>
-          <w:szCs w:val="22"/>
-          <w:lang w:val="es-ES" w:eastAsia="es-ES"/>
-          <w14:ligatures w14:val="none"/>
-        </w:rPr>
-        <w:t>ii</w:t>
-      </w:r>
-      <w:proofErr w:type="spellEnd"/>
-      <w:r>
-        <w:rPr>
-          <w:rFonts w:ascii="Arial Narrow" w:eastAsia="Arial Narrow" w:hAnsi="Arial Narrow" w:cs="Arial Narrow"/>
-          <w:color w:val="000000"/>
-          <w:kern w:val="0"/>
-          <w:sz w:val="22"/>
-          <w:szCs w:val="22"/>
-          <w:lang w:val="es-ES" w:eastAsia="es-ES"/>
-          <w14:ligatures w14:val="none"/>
-        </w:rPr>
-        <w:t>) presentar todas las comunicaciones cursadas con la parte denunciante en virtud de los hechos materia de denuncia</w:t>
-      </w:r>
-      <w:r>
-        <w:rPr>
-          <w:rFonts w:ascii="Arial Narrow" w:eastAsia="Arial Narrow" w:hAnsi="Arial Narrow" w:cs="Arial Narrow"/>
-          <w:color w:val="000000"/>
-          <w:kern w:val="0"/>
-          <w:sz w:val="22"/>
-          <w:szCs w:val="22"/>
-          <w:lang w:val="es-ES" w:eastAsia="es-ES"/>
-          <w14:ligatures w14:val="none"/>
-        </w:rPr>
-        <w:t>.</w:t>
-      </w:r>
-    </w:p>
-    <w:p>
-      <w:pPr>
-        <w:spacing w:after="0" w:line="240" w:lineRule="auto"/>
-        <w:jc w:val="both"/>
-        <w:rPr>
-          <w:rFonts w:ascii="Arial Narrow" w:eastAsia="Arial Narrow" w:hAnsi="Arial Narrow" w:cs="Arial Narrow"/>
-          <w:color w:val="000000"/>
-          <w:kern w:val="0"/>
-          <w:sz w:val="22"/>
-          <w:szCs w:val="22"/>
-          <w:lang w:val="es-ES" w:eastAsia="es-ES"/>
-          <w14:ligatures w14:val="none"/>
-        </w:rPr>
-      </w:pPr>
-    </w:p>
-    <w:p>
-      <w:pPr>
-        <w:spacing w:after="0" w:line="240" w:lineRule="auto"/>
-        <w:jc w:val="both"/>
-        <w:rPr>
-          <w:rFonts w:ascii="Arial Narrow" w:eastAsia="Arial Narrow" w:hAnsi="Arial Narrow" w:cs="Arial Narrow"/>
-          <w:color w:val="000000"/>
-          <w:kern w:val="0"/>
-          <w:sz w:val="22"/>
-          <w:szCs w:val="22"/>
-          <w:lang w:val="es-ES" w:eastAsia="es-ES"/>
-          <w14:ligatures w14:val="none"/>
-        </w:rPr>
-      </w:pPr>
-      <w:r>
-        <w:rPr>
-          <w:rFonts w:ascii="Arial Narrow" w:eastAsia="Arial Narrow" w:hAnsi="Arial Narrow" w:cs="Arial Narrow"/>
-          <w:b/>
-          <w:color w:val="000000"/>
-          <w:kern w:val="0"/>
-          <w:sz w:val="22"/>
-          <w:szCs w:val="22"/>
-          <w:lang w:eastAsia="es-PE"/>
-          <w14:ligatures w14:val="none"/>
-        </w:rPr>
-        <w:t xml:space="preserve">SÉTIMO:</w:t>
-      </w:r>
-      <w:r>
-        <w:rPr>
-          <w:rFonts w:ascii="Arial Narrow" w:eastAsia="Arial Narrow" w:hAnsi="Arial Narrow" w:cs="Arial Narrow"/>
-          <w:color w:val="000000"/>
-          <w:kern w:val="0"/>
-          <w:sz w:val="22"/>
-          <w:szCs w:val="22"/>
-          <w:lang w:eastAsia="es-PE"/>
-          <w14:ligatures w14:val="none"/>
-        </w:rPr>
-        <w:t xml:space="preserve"> </w:t>
-      </w:r>
-      <w:r>
-        <w:rPr>
-          <w:rFonts w:ascii="Arial Narrow" w:eastAsia="Arial Narrow" w:hAnsi="Arial Narrow" w:cs="Arial Narrow"/>
-          <w:color w:val="000000"/>
-          <w:kern w:val="0"/>
-          <w:sz w:val="22"/>
-          <w:szCs w:val="22"/>
-          <w:lang w:eastAsia="es-ES"/>
-          <w14:ligatures w14:val="none"/>
-        </w:rPr>
-        <w:t xml:space="preserve">requerir </w:t>
-      </w:r>
-      <w:r>
-        <w:rPr>
-          <w:rFonts w:ascii="Arial Narrow" w:eastAsia="Arial Narrow" w:hAnsi="Arial Narrow" w:cs="Arial Narrow"/>
-          <w:color w:val="000000"/>
-          <w:kern w:val="0"/>
-          <w:sz w:val="22"/>
-          <w:szCs w:val="22"/>
-          <w:lang w:val="es-ES" w:eastAsia="es-ES"/>
-          <w14:ligatures w14:val="none"/>
-        </w:rPr>
-        <w:t xml:space="preserve">que, en un </w:t>
-      </w:r>
-      <w:r>
-        <w:rPr>
-          <w:rFonts w:ascii="Arial Narrow" w:eastAsia="Arial Narrow" w:hAnsi="Arial Narrow" w:cs="Arial Narrow"/>
-          <w:color w:val="000000"/>
-          <w:kern w:val="0"/>
-          <w:sz w:val="22"/>
-          <w:szCs w:val="22"/>
-          <w:lang w:eastAsia="es-ES"/>
-          <w14:ligatures w14:val="none"/>
-        </w:rPr>
-        <w:t xml:space="preserve">plazo no mayor de cinco (5) días hábiles contado a partir del día siguiente de la notificación de la presente resolución, </w:t>
-      </w:r>
-      <w:r>
-        <w:rPr>
-          <w:rFonts w:ascii="Arial Narrow" w:eastAsia="Arial Narrow" w:hAnsi="Arial Narrow" w:cs="Arial Narrow"/>
-          <w:color w:val="000000"/>
-          <w:kern w:val="0"/>
-          <w:sz w:val="22"/>
-          <w:szCs w:val="22"/>
-          <w:shd w:val="clear" w:color="auto" w:fill="FFFFFF"/>
-          <w:lang w:eastAsia="es-PE"/>
-          <w14:ligatures w14:val="none"/>
-        </w:rPr>
-        <w:t>B&amp;C Ajustadores y Peritos de Seguros S.A.</w:t>
-      </w:r>
-      <w:r>
-        <w:rPr>
-          <w:rFonts w:ascii="Arial Narrow" w:eastAsia="Arial Narrow" w:hAnsi="Arial Narrow" w:cs="Arial Narrow"/>
-          <w:color w:val="000000"/>
-          <w:kern w:val="0"/>
-          <w:sz w:val="22"/>
-          <w:szCs w:val="22"/>
-          <w:lang w:eastAsia="es-ES"/>
-          <w14:ligatures w14:val="none"/>
-        </w:rPr>
-        <w:t xml:space="preserve">, </w:t>
-      </w:r>
-      <w:r>
-        <w:rPr>
-          <w:rFonts w:ascii="Arial Narrow" w:eastAsia="Arial Narrow" w:hAnsi="Arial Narrow" w:cs="Arial Narrow"/>
-          <w:color w:val="000000"/>
-          <w:kern w:val="0"/>
-          <w:sz w:val="22"/>
-          <w:szCs w:val="22"/>
-          <w:lang w:val="es-ES" w:eastAsia="es-ES"/>
-          <w14:ligatures w14:val="none"/>
-        </w:rPr>
-        <w:t>cumpla con:</w:t>
-      </w:r>
-      <w:r>
-        <w:rPr>
-          <w:rFonts w:ascii="Arial Narrow" w:eastAsia="Arial Narrow" w:hAnsi="Arial Narrow" w:cs="Arial Narrow"/>
-          <w:color w:val="000000"/>
-          <w:kern w:val="0"/>
-          <w:sz w:val="22"/>
-          <w:szCs w:val="22"/>
-          <w:lang w:val="es-ES" w:eastAsia="es-ES"/>
-          <w14:ligatures w14:val="none"/>
-        </w:rPr>
-        <w:t xml:space="preserve"> (i) presentar los medios probatorios que acrediten que realizó un adecuado análisis de evaluación del siniestro ocurrido en el </w:t>
-      </w:r>
-      <w:r>
-        <w:rPr>
-          <w:rFonts w:ascii="Arial Narrow" w:eastAsia="Arial Narrow" w:hAnsi="Arial Narrow" w:cs="Arial Narrow"/>
-          <w:color w:val="000000"/>
-          <w:kern w:val="0"/>
-          <w:sz w:val="22"/>
-          <w:szCs w:val="22"/>
-          <w:lang w:eastAsia="es-ES"/>
-          <w14:ligatures w14:val="none"/>
-        </w:rPr>
-        <w:t xml:space="preserve">inmueble asegurado con </w:t>
-      </w:r>
-      <w:r>
-        <w:rPr>
-          <w:rFonts w:ascii="Arial Narrow" w:eastAsia="Arial Narrow" w:hAnsi="Arial Narrow" w:cs="Arial Narrow"/>
-          <w:color w:val="000000"/>
-          <w:kern w:val="0"/>
-          <w:sz w:val="22"/>
-          <w:szCs w:val="22"/>
-          <w:lang w:val="es-ES" w:eastAsia="es-ES"/>
-          <w14:ligatures w14:val="none"/>
-        </w:rPr>
-        <w:t xml:space="preserve">la Póliza 17027395 del Seguro </w:t>
-      </w:r>
-      <w:proofErr w:type="spellStart"/>
-      <w:r>
-        <w:rPr>
-          <w:rFonts w:ascii="Arial Narrow" w:eastAsia="Arial Narrow" w:hAnsi="Arial Narrow" w:cs="Arial Narrow"/>
-          <w:color w:val="000000"/>
-          <w:kern w:val="0"/>
-          <w:sz w:val="22"/>
-          <w:szCs w:val="22"/>
-          <w:lang w:val="es-ES" w:eastAsia="es-ES"/>
-          <w14:ligatures w14:val="none"/>
-        </w:rPr>
-        <w:t>Multiriesgo</w:t>
-      </w:r>
-      <w:proofErr w:type="spellEnd"/>
-      <w:r>
-        <w:rPr>
-          <w:rFonts w:ascii="Arial Narrow" w:eastAsia="Arial Narrow" w:hAnsi="Arial Narrow" w:cs="Arial Narrow"/>
-          <w:color w:val="000000"/>
-          <w:kern w:val="0"/>
-          <w:sz w:val="22"/>
-          <w:szCs w:val="22"/>
-          <w:lang w:val="es-ES" w:eastAsia="es-ES"/>
-          <w14:ligatures w14:val="none"/>
-        </w:rPr>
-        <w:t xml:space="preserve"> Prestatarios; y, (</w:t>
-      </w:r>
-      <w:proofErr w:type="spellStart"/>
-      <w:r>
-        <w:rPr>
-          <w:rFonts w:ascii="Arial Narrow" w:eastAsia="Arial Narrow" w:hAnsi="Arial Narrow" w:cs="Arial Narrow"/>
-          <w:color w:val="000000"/>
-          <w:kern w:val="0"/>
-          <w:sz w:val="22"/>
-          <w:szCs w:val="22"/>
-          <w:lang w:val="es-ES" w:eastAsia="es-ES"/>
-          <w14:ligatures w14:val="none"/>
-        </w:rPr>
-        <w:t>ii</w:t>
-      </w:r>
-      <w:proofErr w:type="spellEnd"/>
-      <w:r>
-        <w:rPr>
-          <w:rFonts w:ascii="Arial Narrow" w:eastAsia="Arial Narrow" w:hAnsi="Arial Narrow" w:cs="Arial Narrow"/>
-          <w:color w:val="000000"/>
-          <w:kern w:val="0"/>
-          <w:sz w:val="22"/>
-          <w:szCs w:val="22"/>
-          <w:lang w:val="es-ES" w:eastAsia="es-ES"/>
-          <w14:ligatures w14:val="none"/>
-        </w:rPr>
-        <w:t>) presentar todas las comunicaciones cursadas con la parte denunciante en virtud de los hechos materia de denuncia</w:t>
-      </w:r>
-      <w:r>
-        <w:rPr>
-          <w:rFonts w:ascii="Arial Narrow" w:eastAsia="Arial Narrow" w:hAnsi="Arial Narrow" w:cs="Arial Narrow"/>
-          <w:color w:val="000000"/>
-          <w:kern w:val="0"/>
-          <w:sz w:val="22"/>
-          <w:szCs w:val="22"/>
-          <w:lang w:val="es-ES" w:eastAsia="es-ES"/>
-          <w14:ligatures w14:val="none"/>
-        </w:rPr>
-        <w:t>.</w:t>
-      </w:r>
-    </w:p>
-    <w:p>
-      <w:pPr>
-        <w:spacing w:after="0" w:line="240" w:lineRule="auto"/>
+        <w:spacing w:before="0" w:after="0" w:line="240" w:lineRule="auto"/>
         <w:jc w:val="both"/>
         <w:rPr>
           <w:rFonts w:ascii="Arial Narrow" w:eastAsia="Arial Narrow" w:hAnsi="Arial Narrow" w:cs="Arial Narrow"/>
@@ -11386,11 +11420,39 @@
     </w:p>
     <w:p>
       <w:pPr>
+        <w:spacing w:before="0" w:after="0" w:line="240" w:lineRule="auto"/>
+        <w:shd w:val="clear" w:color="auto" w:fill="FFFFFF"/>
+        <w:jc w:val="both"/>
+        <w:rPr>
+          <w:rFonts w:ascii="Arial Narrow" w:eastAsia="Arial Narrow" w:hAnsi="Arial Narrow" w:cs="Arial Narrow"/>
+          <w:b/>
+          <w:color w:val="000000"/>
+          <w:kern w:val="0"/>
+          <w:sz w:val="22"/>
+          <w:szCs w:val="22"/>
+          <w:lang w:eastAsia="es-PE"/>
+          <w14:ligatures w14:val="none"/>
+        </w:rPr>
+      </w:pPr>
+    </w:p>
+    <w:p>
+      <w:pPr>
         <w:shd w:val="clear" w:color="auto" w:fill="FFFFFF"/>
         <w:spacing w:after="0" w:line="240" w:lineRule="auto"/>
         <w:jc w:val="both"/>
         <w:rPr>
           <w:rFonts w:ascii="Arial Narrow" w:eastAsia="Arial Narrow" w:hAnsi="Arial Narrow" w:cs="Arial Narrow"/>
+          <w:color w:val="000000"/>
+          <w:kern w:val="0"/>
+          <w:sz w:val="22"/>
+          <w:szCs w:val="22"/>
+          <w:lang w:eastAsia="es-PE"/>
+          <w14:ligatures w14:val="none"/>
+        </w:rPr>
+      </w:pPr>
+      <w:r>
+        <w:rPr>
+          <w:rFonts w:ascii="Arial Narrow" w:eastAsia="Arial Narrow" w:hAnsi="Arial Narrow" w:cs="Arial Narrow"/>
           <w:b/>
           <w:color w:val="000000"/>
           <w:kern w:val="0"/>
@@ -11399,90 +11461,62 @@
           <w:lang w:eastAsia="es-PE"/>
           <w14:ligatures w14:val="none"/>
         </w:rPr>
-      </w:pPr>
-    </w:p>
-    <w:p>
-      <w:pPr>
+        <w:t>NOVENO</w:t>
+      </w:r>
+      <w:r>
+        <w:rPr>
+          <w:rFonts w:ascii="Arial Narrow" w:eastAsia="Arial Narrow" w:hAnsi="Arial Narrow" w:cs="Arial Narrow"/>
+          <w:b/>
+          <w:color w:val="000000"/>
+          <w:kern w:val="0"/>
+          <w:sz w:val="22"/>
+          <w:szCs w:val="22"/>
+          <w:lang w:eastAsia="es-PE"/>
+          <w14:ligatures w14:val="none"/>
+        </w:rPr>
+        <w:t>:</w:t>
+      </w:r>
+      <w:r>
+        <w:rPr>
+          <w:rFonts w:ascii="Arial Narrow" w:eastAsia="Arial Narrow" w:hAnsi="Arial Narrow" w:cs="Arial Narrow"/>
+          <w:color w:val="000000"/>
+          <w:kern w:val="0"/>
+          <w:sz w:val="22"/>
+          <w:szCs w:val="22"/>
+          <w:lang w:eastAsia="es-PE"/>
+          <w14:ligatures w14:val="none"/>
+        </w:rPr>
+        <w:t xml:space="preserve"> informar a las partes que conforme a lo establecido en el artículo 39</w:t>
+      </w:r>
+      <w:r>
+        <w:rPr>
+          <w:rFonts w:ascii="Arial Narrow" w:eastAsia="Arial Narrow" w:hAnsi="Arial Narrow" w:cs="Arial Narrow"/>
+          <w:color w:val="000000"/>
+          <w:kern w:val="0"/>
+          <w:sz w:val="22"/>
+          <w:szCs w:val="22"/>
+          <w:lang w:eastAsia="es-PE"/>
+          <w14:ligatures w14:val="none"/>
+        </w:rPr>
+        <w:t/>
+      </w:r>
+      <w:r>
+        <w:rPr>
+          <w:rFonts w:ascii="Arial Narrow" w:eastAsia="Arial Narrow" w:hAnsi="Arial Narrow" w:cs="Arial Narrow"/>
+          <w:color w:val="000000"/>
+          <w:kern w:val="0"/>
+          <w:sz w:val="22"/>
+          <w:szCs w:val="22"/>
+          <w:lang w:eastAsia="es-PE"/>
+          <w14:ligatures w14:val="none"/>
+        </w:rPr>
+        <w:t xml:space="preserve"> de la Ley sobre Facultades, Normas y Organización del Indecopi, aprobada por Decreto Legislativo 807, los gastos por los peritajes realizados, actuación de pruebas, inspecciones y otros derivados de la tramitación del proceso serán de cargo de la parte que solicita la prueba, salvo pacto en contrario. En todos los casos, la resolución final determinará si los gastos deben ser asumidos por alguna de las partes, o reembolsados a la otra parte o al Indecopi, según sea el caso, de manera adicional a la sanción que haya podido imponerse. </w:t>
+      </w:r>
+    </w:p>
+    <w:p>
+      <w:pPr>
+        <w:spacing w:before="0" w:after="0" w:line="240" w:lineRule="auto"/>
         <w:shd w:val="clear" w:color="auto" w:fill="FFFFFF"/>
-        <w:spacing w:after="0" w:line="240" w:lineRule="auto"/>
-        <w:jc w:val="both"/>
-        <w:rPr>
-          <w:rFonts w:ascii="Arial Narrow" w:eastAsia="Arial Narrow" w:hAnsi="Arial Narrow" w:cs="Arial Narrow"/>
-          <w:color w:val="000000"/>
-          <w:kern w:val="0"/>
-          <w:sz w:val="22"/>
-          <w:szCs w:val="22"/>
-          <w:lang w:eastAsia="es-PE"/>
-          <w14:ligatures w14:val="none"/>
-        </w:rPr>
-      </w:pPr>
-      <w:r>
-        <w:rPr>
-          <w:rFonts w:ascii="Arial Narrow" w:eastAsia="Arial Narrow" w:hAnsi="Arial Narrow" w:cs="Arial Narrow"/>
-          <w:b/>
-          <w:color w:val="000000"/>
-          <w:kern w:val="0"/>
-          <w:sz w:val="22"/>
-          <w:szCs w:val="22"/>
-          <w:lang w:eastAsia="es-PE"/>
-          <w14:ligatures w14:val="none"/>
-        </w:rPr>
-        <w:t>NOVENO</w:t>
-      </w:r>
-      <w:r>
-        <w:rPr>
-          <w:rFonts w:ascii="Arial Narrow" w:eastAsia="Arial Narrow" w:hAnsi="Arial Narrow" w:cs="Arial Narrow"/>
-          <w:b/>
-          <w:color w:val="000000"/>
-          <w:kern w:val="0"/>
-          <w:sz w:val="22"/>
-          <w:szCs w:val="22"/>
-          <w:lang w:eastAsia="es-PE"/>
-          <w14:ligatures w14:val="none"/>
-        </w:rPr>
-        <w:t>:</w:t>
-      </w:r>
-      <w:r>
-        <w:rPr>
-          <w:rFonts w:ascii="Arial Narrow" w:eastAsia="Arial Narrow" w:hAnsi="Arial Narrow" w:cs="Arial Narrow"/>
-          <w:color w:val="000000"/>
-          <w:kern w:val="0"/>
-          <w:sz w:val="22"/>
-          <w:szCs w:val="22"/>
-          <w:lang w:eastAsia="es-PE"/>
-          <w14:ligatures w14:val="none"/>
-        </w:rPr>
-        <w:t xml:space="preserve"> informar a las partes que conforme a lo establecido en el artículo 39</w:t>
-      </w:r>
-      <w:r>
-        <w:rPr>
-          <w:rFonts w:ascii="Arial Narrow" w:eastAsia="Arial Narrow" w:hAnsi="Arial Narrow" w:cs="Arial Narrow"/>
-          <w:color w:val="000000"/>
-          <w:kern w:val="0"/>
-          <w:sz w:val="22"/>
-          <w:szCs w:val="22"/>
-          <w:lang w:eastAsia="es-PE"/>
-          <w14:ligatures w14:val="none"/>
-        </w:rPr>
-        <w:t/>
-      </w:r>
-      <w:r>
-        <w:rPr>
-          <w:rFonts w:ascii="Arial Narrow" w:eastAsia="Arial Narrow" w:hAnsi="Arial Narrow" w:cs="Arial Narrow"/>
-          <w:color w:val="000000"/>
-          <w:kern w:val="0"/>
-          <w:sz w:val="22"/>
-          <w:szCs w:val="22"/>
-          <w:lang w:eastAsia="es-PE"/>
-          <w14:ligatures w14:val="none"/>
-        </w:rPr>
-        <w:t xml:space="preserve"> de la Ley sobre Facultades, Normas y Organización del Indecopi, aprobada por Decreto Legislativo 807, los gastos por los peritajes realizados, actuación de pruebas, inspecciones y otros derivados de la tramitación del proceso serán de cargo de la parte que solicita la prueba, salvo pacto en contrario. En todos los casos, la resolución final determinará si los gastos deben ser asumidos por alguna de las partes, o reembolsados a la otra parte o al Indecopi, según sea el caso, de manera adicional a la sanción que haya podido imponerse. </w:t>
-      </w:r>
-    </w:p>
-    <w:p>
-      <w:pPr>
-        <w:shd w:val="clear" w:color="auto" w:fill="FFFFFF"/>
-        <w:spacing w:after="0" w:line="240" w:lineRule="auto"/>
         <w:jc w:val="both"/>
         <w:rPr>
           <w:rFonts w:ascii="Arial Narrow" w:eastAsia="Arial Narrow" w:hAnsi="Arial Narrow" w:cs="Arial Narrow"/>
@@ -11650,15 +11684,118 @@
     </w:p>
     <w:p>
       <w:pPr>
+        <w:spacing w:before="0" w:after="0" w:line="240" w:lineRule="auto"/>
+        <w:suppressAutoHyphens/>
+        <w:jc w:val="both"/>
+        <w:rPr>
+          <w:rFonts w:ascii="Arial Narrow" w:eastAsia="Arial Narrow" w:hAnsi="Arial Narrow" w:cs="Arial Narrow"/>
+          <w:kern w:val="0"/>
+          <w:sz w:val="22"/>
+          <w:szCs w:val="22"/>
+          <w:u w:val="single"/>
+          <w14:ligatures w14:val="none"/>
+        </w:rPr>
+      </w:pPr>
+    </w:p>
+    <w:p>
+      <w:pPr>
         <w:suppressAutoHyphens/>
         <w:spacing w:after="0" w:line="240" w:lineRule="auto"/>
         <w:jc w:val="both"/>
         <w:rPr>
           <w:rFonts w:ascii="Arial Narrow" w:eastAsia="Arial Narrow" w:hAnsi="Arial Narrow" w:cs="Arial Narrow"/>
-          <w:kern w:val="0"/>
-          <w:sz w:val="22"/>
-          <w:szCs w:val="22"/>
-          <w:u w:val="single"/>
+          <w:b/>
+          <w:bCs/>
+          <w:sz w:val="22"/>
+          <w:szCs w:val="22"/>
+        </w:rPr>
+      </w:pPr>
+      <w:r>
+        <w:rPr>
+          <w:rFonts w:ascii="Arial Narrow" w:eastAsia="Arial Narrow" w:hAnsi="Arial Narrow" w:cs="Arial Narrow"/>
+          <w:b/>
+          <w:spacing w:val="-3"/>
+          <w:kern w:val="0"/>
+          <w14:ligatures w14:val="none"/>
+          <w:sz w:val="22"/>
+          <w:szCs w:val="22"/>
+        </w:rPr>
+        <w:t>DÉCIMO</w:t>
+      </w:r>
+      <w:r>
+        <w:rPr>
+          <w:rFonts w:ascii="Arial Narrow" w:eastAsia="Arial Narrow" w:hAnsi="Arial Narrow" w:cs="Arial Narrow"/>
+          <w:b/>
+          <w:spacing w:val="-3"/>
+          <w:kern w:val="0"/>
+          <w14:ligatures w14:val="none"/>
+          <w:sz w:val="22"/>
+          <w:szCs w:val="22"/>
+        </w:rPr>
+        <w:t xml:space="preserve"> </w:t>
+      </w:r>
+      <w:r>
+        <w:rPr>
+          <w:rFonts w:ascii="Arial Narrow" w:eastAsia="Arial Narrow" w:hAnsi="Arial Narrow" w:cs="Arial Narrow"/>
+          <w:b/>
+          <w:bCs/>
+          <w:sz w:val="22"/>
+          <w:szCs w:val="22"/>
+        </w:rPr>
+        <w:t>PRIMERO</w:t>
+      </w:r>
+      <w:r>
+        <w:rPr>
+          <w:rFonts w:ascii="Arial Narrow" w:eastAsia="Arial Narrow" w:hAnsi="Arial Narrow" w:cs="Arial Narrow"/>
+          <w:b/>
+          <w:color w:val="000000"/>
+          <w:kern w:val="0"/>
+          <w:sz w:val="22"/>
+          <w:szCs w:val="22"/>
+          <w:lang w:eastAsia="es-PE"/>
+          <w14:ligatures w14:val="none"/>
+        </w:rPr>
+        <w:t>:</w:t>
+      </w:r>
+      <w:r>
+        <w:rPr>
+          <w:rFonts w:ascii="Arial Narrow" w:eastAsia="Arial Narrow" w:hAnsi="Arial Narrow" w:cs="Arial Narrow"/>
+          <w:color w:val="000000"/>
+          <w:kern w:val="0"/>
+          <w:sz w:val="22"/>
+          <w:szCs w:val="22"/>
+          <w:lang w:eastAsia="es-PE"/>
+          <w14:ligatures w14:val="none"/>
+        </w:rPr>
+        <w:t xml:space="preserve"> </w:t>
+      </w:r>
+      <w:r>
+        <w:rPr>
+          <w:rFonts w:ascii="Arial Narrow" w:eastAsia="Arial Narrow" w:hAnsi="Arial Narrow" w:cs="Arial Narrow"/>
+          <w:color w:val="000000"/>
+          <w:kern w:val="0"/>
+          <w:sz w:val="22"/>
+          <w:szCs w:val="22"/>
+          <w:lang w:eastAsia="es-PE"/>
+          <w14:ligatures w14:val="none"/>
+        </w:rPr>
+        <w:t xml:space="preserve">poner en conocimiento de las partes que, antes de la emisión de la Resolución Final, tienen la posibilidad de formular su desistimiento o presentar el acuerdo arribado mediante la conciliación, mediación, transacción o cualquier otro que, de forma indubitable, deje constancia que se ha solucionado la controversia materia de denuncia.</w:t>
+      </w:r>
+      <w:bookmarkStart w:id="13" w:name="h.gjdgxs" w:colFirst="0" w:colLast="0"/>
+      <w:bookmarkEnd w:id="13"/>
+    </w:p>
+    <w:p>
+      <w:pPr>
+        <w:spacing w:before="0" w:after="0" w:line="240" w:lineRule="auto"/>
+        <w:suppressAutoHyphens/>
+        <w:jc w:val="both"/>
+        <w:rPr>
+          <w:rFonts w:ascii="Arial Narrow" w:eastAsia="Arial Narrow" w:hAnsi="Arial Narrow" w:cs="Arial Narrow"/>
+          <w:color w:val="000000"/>
+          <w:kern w:val="0"/>
+          <w:sz w:val="22"/>
+          <w:szCs w:val="22"/>
+          <w:lang w:eastAsia="es-PE"/>
           <w14:ligatures w14:val="none"/>
         </w:rPr>
       </w:pPr>
@@ -11670,342 +11807,239 @@
         <w:jc w:val="both"/>
         <w:rPr>
           <w:rFonts w:ascii="Arial Narrow" w:eastAsia="Arial Narrow" w:hAnsi="Arial Narrow" w:cs="Arial Narrow"/>
+          <w:sz w:val="22"/>
+          <w:szCs w:val="22"/>
+        </w:rPr>
+      </w:pPr>
+      <w:r>
+        <w:rPr>
+          <w:rFonts w:ascii="Arial Narrow" w:eastAsia="Arial Narrow" w:hAnsi="Arial Narrow" w:cs="Arial Narrow"/>
           <w:b/>
           <w:bCs/>
           <w:sz w:val="22"/>
           <w:szCs w:val="22"/>
         </w:rPr>
-      </w:pPr>
-      <w:r>
-        <w:rPr>
-          <w:rFonts w:ascii="Arial Narrow" w:eastAsia="Arial Narrow" w:hAnsi="Arial Narrow" w:cs="Arial Narrow"/>
-          <w:b/>
+        <w:t xml:space="preserve">DÉCIMO SEGUNDO:</w:t>
+      </w:r>
+      <w:r>
+        <w:rPr>
+          <w:rFonts w:ascii="Arial Narrow" w:eastAsia="Arial Narrow" w:hAnsi="Arial Narrow" w:cs="Arial Narrow"/>
+          <w:sz w:val="22"/>
+          <w:szCs w:val="22"/>
+        </w:rPr>
+        <w:t xml:space="preserve"> </w:t>
+      </w:r>
+      <w:r>
+        <w:rPr>
+          <w:rFonts w:ascii="Arial Narrow" w:eastAsia="Arial Narrow" w:hAnsi="Arial Narrow" w:cs="Arial Narrow"/>
+          <w:sz w:val="22"/>
+          <w:szCs w:val="22"/>
+        </w:rPr>
+        <w:t xml:space="preserve">requerir al señor [DENUNCIANTE] para que, dentro del plazo de dos (2) días hábiles siguientes a la fecha en que reciba la notificación en su bandeja de correo electrónico, efectúe la confirmación de recepción de la notificación remitida por este despacho a su correo electrónico, de conformidad con el segundo párrafo del numeral 4 del artículo 20 del Texto Único Ordenado de la Ley del Procedimiento Administrativo General, aprobado mediante Decreto Supremo 006-2026-JUS, bajo apercibimiento de rehacer el acto de notificación y notificarle conforme al numeral 1 del artículo 20 del citado cuerpo normativo.</w:t>
+      </w:r>
+      <w:r>
+        <w:rPr>
+          <w:rFonts w:ascii="Arial Narrow" w:eastAsia="Arial Narrow" w:hAnsi="Arial Narrow" w:cs="Arial Narrow"/>
+          <w:sz w:val="22"/>
+          <w:szCs w:val="22"/>
+        </w:rPr>
+        <w:t xml:space="preserve"/>
+      </w:r>
+      <w:r>
+        <w:rPr>
+          <w:rFonts w:ascii="Arial Narrow" w:eastAsia="Arial Narrow" w:hAnsi="Arial Narrow" w:cs="Arial Narrow"/>
+          <w:sz w:val="22"/>
+          <w:szCs w:val="22"/>
+        </w:rPr>
+        <w:t/>
+      </w:r>
+      <w:r>
+        <w:rPr>
+          <w:rFonts w:ascii="Arial Narrow" w:eastAsia="Arial Narrow" w:hAnsi="Arial Narrow" w:cs="Arial Narrow"/>
           <w:spacing w:val="-3"/>
           <w:kern w:val="0"/>
           <w14:ligatures w14:val="none"/>
           <w:sz w:val="22"/>
           <w:szCs w:val="22"/>
         </w:rPr>
-        <w:t>DÉCIMO</w:t>
-      </w:r>
-      <w:r>
-        <w:rPr>
-          <w:rFonts w:ascii="Arial Narrow" w:eastAsia="Arial Narrow" w:hAnsi="Arial Narrow" w:cs="Arial Narrow"/>
-          <w:b/>
+        <w:t/>
+      </w:r>
+      <w:r>
+        <w:rPr>
+          <w:rFonts w:ascii="Arial Narrow" w:eastAsia="Arial Narrow" w:hAnsi="Arial Narrow" w:cs="Arial Narrow"/>
           <w:spacing w:val="-3"/>
           <w:kern w:val="0"/>
           <w14:ligatures w14:val="none"/>
           <w:sz w:val="22"/>
           <w:szCs w:val="22"/>
         </w:rPr>
-        <w:t xml:space="preserve"> </w:t>
-      </w:r>
-      <w:r>
-        <w:rPr>
-          <w:rFonts w:ascii="Arial Narrow" w:eastAsia="Arial Narrow" w:hAnsi="Arial Narrow" w:cs="Arial Narrow"/>
-          <w:b/>
-          <w:bCs/>
-          <w:sz w:val="22"/>
-          <w:szCs w:val="22"/>
-        </w:rPr>
-        <w:t>PRIMERO</w:t>
-      </w:r>
-      <w:r>
-        <w:rPr>
-          <w:rFonts w:ascii="Arial Narrow" w:eastAsia="Arial Narrow" w:hAnsi="Arial Narrow" w:cs="Arial Narrow"/>
-          <w:b/>
-          <w:color w:val="000000"/>
-          <w:kern w:val="0"/>
-          <w:sz w:val="22"/>
-          <w:szCs w:val="22"/>
-          <w:lang w:eastAsia="es-PE"/>
-          <w14:ligatures w14:val="none"/>
-        </w:rPr>
-        <w:t>:</w:t>
-      </w:r>
-      <w:r>
-        <w:rPr>
-          <w:rFonts w:ascii="Arial Narrow" w:eastAsia="Arial Narrow" w:hAnsi="Arial Narrow" w:cs="Arial Narrow"/>
-          <w:color w:val="000000"/>
-          <w:kern w:val="0"/>
-          <w:sz w:val="22"/>
-          <w:szCs w:val="22"/>
-          <w:lang w:eastAsia="es-PE"/>
-          <w14:ligatures w14:val="none"/>
-        </w:rPr>
-        <w:t xml:space="preserve"> </w:t>
-      </w:r>
-      <w:r>
-        <w:rPr>
-          <w:rFonts w:ascii="Arial Narrow" w:eastAsia="Arial Narrow" w:hAnsi="Arial Narrow" w:cs="Arial Narrow"/>
-          <w:color w:val="000000"/>
-          <w:kern w:val="0"/>
-          <w:sz w:val="22"/>
-          <w:szCs w:val="22"/>
-          <w:lang w:eastAsia="es-PE"/>
-          <w14:ligatures w14:val="none"/>
-        </w:rPr>
-        <w:t xml:space="preserve">poner en conocimiento de las partes que, antes de la emisión de la Resolución Final, tienen la posibilidad de formular su desistimiento o presentar el acuerdo arribado mediante la conciliación, mediación, transacción o cualquier otro que, de forma indubitable, deje constancia que se ha solucionado la controversia materia de denuncia.</w:t>
-      </w:r>
-      <w:bookmarkStart w:id="13" w:name="h.gjdgxs" w:colFirst="0" w:colLast="0"/>
-      <w:bookmarkEnd w:id="13"/>
-    </w:p>
-    <w:p>
-      <w:pPr>
+        <w:t xml:space="preserve"/>
+      </w:r>
+      <w:r>
+        <w:rPr>
+          <w:rFonts w:ascii="Arial Narrow" w:eastAsia="Arial Narrow" w:hAnsi="Arial Narrow" w:cs="Arial Narrow"/>
+          <w:spacing w:val="-3"/>
+          <w:kern w:val="0"/>
+          <w14:ligatures w14:val="none"/>
+          <w:sz w:val="22"/>
+          <w:szCs w:val="22"/>
+        </w:rPr>
+        <w:t xml:space="preserve"/>
+      </w:r>
+      <w:r>
+        <w:rPr>
+          <w:rFonts w:ascii="Arial Narrow" w:eastAsia="Arial Narrow" w:hAnsi="Arial Narrow" w:cs="Arial Narrow"/>
+          <w:spacing w:val="-3"/>
+          <w:kern w:val="0"/>
+          <w14:ligatures w14:val="none"/>
+          <w:sz w:val="22"/>
+          <w:szCs w:val="22"/>
+        </w:rPr>
+        <w:t/>
+      </w:r>
+      <w:r>
+        <w:rPr>
+          <w:rFonts w:ascii="Arial Narrow" w:eastAsia="Arial Narrow" w:hAnsi="Arial Narrow" w:cs="Arial Narrow"/>
+          <w:spacing w:val="-3"/>
+          <w:kern w:val="0"/>
+          <w14:ligatures w14:val="none"/>
+          <w:sz w:val="22"/>
+          <w:szCs w:val="22"/>
+        </w:rPr>
+        <w:t xml:space="preserve"/>
+      </w:r>
+      <w:r>
+        <w:rPr>
+          <w:rFonts w:ascii="Arial Narrow" w:eastAsia="Arial Narrow" w:hAnsi="Arial Narrow" w:cs="Arial Narrow"/>
+          <w:color w:val="000000"/>
+          <w:kern w:val="0"/>
+          <w:sz w:val="22"/>
+          <w:szCs w:val="22"/>
+          <w:shd w:val="clear" w:color="auto" w:fill="FFFFFF"/>
+          <w:lang w:eastAsia="es-PE"/>
+          <w14:ligatures w14:val="none"/>
+        </w:rPr>
+        <w:t xml:space="preserve"/>
+      </w:r>
+      <w:r>
+        <w:rPr>
+          <w:rFonts w:ascii="Arial Narrow" w:eastAsia="Arial Narrow" w:hAnsi="Arial Narrow" w:cs="Arial Narrow"/>
+          <w:color w:val="000000"/>
+          <w:sz w:val="22"/>
+          <w:szCs w:val="22"/>
+        </w:rPr>
+        <w:t/>
+      </w:r>
+      <w:r>
+        <w:rPr>
+          <w:rFonts w:ascii="Arial Narrow" w:eastAsia="Arial Narrow" w:hAnsi="Arial Narrow" w:cs="Arial Narrow"/>
+          <w:color w:val="000000"/>
+          <w:kern w:val="0"/>
+          <w:sz w:val="22"/>
+          <w:szCs w:val="22"/>
+          <w:lang w:eastAsia="es-PE"/>
+          <w14:ligatures w14:val="none"/>
+        </w:rPr>
+        <w:t/>
+      </w:r>
+      <w:r>
+        <w:rPr>
+          <w:rFonts w:ascii="Arial Narrow" w:eastAsia="Arial Narrow" w:hAnsi="Arial Narrow" w:cs="Arial Narrow"/>
+          <w:color w:val="000000"/>
+          <w:sz w:val="22"/>
+          <w:szCs w:val="22"/>
+        </w:rPr>
+        <w:t xml:space="preserve"/>
+      </w:r>
+      <w:r>
+        <w:rPr>
+          <w:rFonts w:ascii="Arial Narrow" w:eastAsia="Arial Narrow" w:hAnsi="Arial Narrow" w:cs="Arial Narrow"/>
+          <w:color w:val="000000"/>
+          <w:sz w:val="22"/>
+          <w:szCs w:val="22"/>
+        </w:rPr>
+        <w:t xml:space="preserve"/>
+      </w:r>
+      <w:r>
+        <w:rPr>
+          <w:rFonts w:ascii="Arial Narrow" w:eastAsia="Arial Narrow" w:hAnsi="Arial Narrow" w:cs="Arial Narrow"/>
+          <w:color w:val="000000"/>
+          <w:sz w:val="22"/>
+          <w:szCs w:val="22"/>
+        </w:rPr>
+        <w:t/>
+      </w:r>
+      <w:r>
+        <w:rPr>
+          <w:rFonts w:ascii="Arial Narrow" w:eastAsia="Arial Narrow" w:hAnsi="Arial Narrow" w:cs="Arial Narrow"/>
+          <w:color w:val="000000"/>
+          <w:sz w:val="22"/>
+          <w:szCs w:val="22"/>
+        </w:rPr>
+        <w:t xml:space="preserve"/>
+      </w:r>
+      <w:r>
+        <w:rPr>
+          <w:rFonts w:ascii="Arial Narrow" w:eastAsia="Arial Narrow" w:hAnsi="Arial Narrow" w:cs="Arial Narrow"/>
+          <w:color w:val="000000"/>
+          <w:sz w:val="22"/>
+          <w:szCs w:val="22"/>
+        </w:rPr>
+        <w:t/>
+      </w:r>
+      <w:r>
+        <w:rPr>
+          <w:rFonts w:ascii="Arial Narrow" w:eastAsia="Arial Narrow" w:hAnsi="Arial Narrow" w:cs="Arial Narrow"/>
+          <w:color w:val="000000"/>
+          <w:sz w:val="22"/>
+          <w:szCs w:val="22"/>
+        </w:rPr>
+        <w:t xml:space="preserve"/>
+      </w:r>
+      <w:r>
+        <w:rPr>
+          <w:rFonts w:ascii="Arial Narrow" w:eastAsia="Arial Narrow" w:hAnsi="Arial Narrow" w:cs="Arial Narrow"/>
+          <w:color w:val="000000"/>
+          <w:kern w:val="0"/>
+          <w:sz w:val="22"/>
+          <w:szCs w:val="22"/>
+          <w:lang w:eastAsia="es-PE"/>
+          <w14:ligatures w14:val="none"/>
+        </w:rPr>
+        <w:t/>
+      </w:r>
+      <w:r>
+        <w:rPr>
+          <w:rFonts w:ascii="Arial Narrow" w:eastAsia="Arial Narrow" w:hAnsi="Arial Narrow" w:cs="Arial Narrow"/>
+          <w:color w:val="000000"/>
+          <w:sz w:val="22"/>
+          <w:szCs w:val="22"/>
+        </w:rPr>
+        <w:t xml:space="preserve"/>
+      </w:r>
+      <w:r>
+        <w:rPr>
+          <w:rStyle w:val="Refdenotaalpie"/>
+          <w:rFonts w:ascii="Arial Narrow" w:eastAsia="Arial Narrow" w:hAnsi="Arial Narrow" w:cs="Arial Narrow"/>
+          <w:sz w:val="22"/>
+          <w:szCs w:val="22"/>
+          <w:vertAlign w:val="superscript"/>
+        </w:rPr>
+        <w:footnoteReference w:id="14"/>
+      </w:r>
+      <w:r>
+        <w:rPr>
+          <w:rFonts w:ascii="Arial Narrow" w:eastAsia="Arial Narrow" w:hAnsi="Arial Narrow" w:cs="Arial Narrow"/>
+          <w:sz w:val="22"/>
+          <w:szCs w:val="22"/>
+        </w:rPr>
+        <w:t/>
+      </w:r>
+    </w:p>
+    <w:p>
+      <w:pPr>
+        <w:spacing w:before="0" w:after="0" w:line="240" w:lineRule="auto"/>
         <w:suppressAutoHyphens/>
-        <w:spacing w:after="0" w:line="240" w:lineRule="auto"/>
-        <w:jc w:val="both"/>
-        <w:rPr>
-          <w:rFonts w:ascii="Arial Narrow" w:eastAsia="Arial Narrow" w:hAnsi="Arial Narrow" w:cs="Arial Narrow"/>
-          <w:color w:val="000000"/>
-          <w:kern w:val="0"/>
-          <w:sz w:val="22"/>
-          <w:szCs w:val="22"/>
-          <w:lang w:eastAsia="es-PE"/>
-          <w14:ligatures w14:val="none"/>
-        </w:rPr>
-      </w:pPr>
-    </w:p>
-    <w:p>
-      <w:pPr>
-        <w:suppressAutoHyphens/>
-        <w:spacing w:after="0" w:line="240" w:lineRule="auto"/>
-        <w:jc w:val="both"/>
-        <w:rPr>
-          <w:rFonts w:ascii="Arial Narrow" w:eastAsia="Arial Narrow" w:hAnsi="Arial Narrow" w:cs="Arial Narrow"/>
-          <w:sz w:val="22"/>
-          <w:szCs w:val="22"/>
-        </w:rPr>
-      </w:pPr>
-      <w:r>
-        <w:rPr>
-          <w:rFonts w:ascii="Arial Narrow" w:eastAsia="Arial Narrow" w:hAnsi="Arial Narrow" w:cs="Arial Narrow"/>
-          <w:b/>
-          <w:bCs/>
-          <w:sz w:val="22"/>
-          <w:szCs w:val="22"/>
-        </w:rPr>
-        <w:t xml:space="preserve">DÉCIMO SEGUNDO:</w:t>
-      </w:r>
-      <w:r>
-        <w:rPr>
-          <w:rFonts w:ascii="Arial Narrow" w:eastAsia="Arial Narrow" w:hAnsi="Arial Narrow" w:cs="Arial Narrow"/>
-          <w:sz w:val="22"/>
-          <w:szCs w:val="22"/>
-        </w:rPr>
-        <w:t xml:space="preserve"> </w:t>
-      </w:r>
-      <w:r>
-        <w:rPr>
-          <w:rFonts w:ascii="Arial Narrow" w:eastAsia="Arial Narrow" w:hAnsi="Arial Narrow" w:cs="Arial Narrow"/>
-          <w:sz w:val="22"/>
-          <w:szCs w:val="22"/>
-        </w:rPr>
-        <w:t xml:space="preserve">requerir al señor [DENUNCIANTE] para que, dentro del plazo de dos (2) días hábiles siguientes a la fecha en que reciba la notificación en su bandeja de correo electrónico, efectúe la confirmación de recepción de la notificación remitida por este despacho a su correo electrónico, de conformidad con el segundo párrafo del numeral 4 del artículo 20 del Texto Único Ordenado de la Ley del Procedimiento Administrativo General, aprobado mediante Decreto Supremo 006-2026-JUS, bajo apercibimiento de rehacer el acto de notificación y notificarle conforme al numeral 1 del artículo 20 del citado cuerpo normativo.</w:t>
-      </w:r>
-      <w:r>
-        <w:rPr>
-          <w:rFonts w:ascii="Arial Narrow" w:eastAsia="Arial Narrow" w:hAnsi="Arial Narrow" w:cs="Arial Narrow"/>
-          <w:sz w:val="22"/>
-          <w:szCs w:val="22"/>
-        </w:rPr>
-        <w:t xml:space="preserve"/>
-      </w:r>
-      <w:r>
-        <w:rPr>
-          <w:rFonts w:ascii="Arial Narrow" w:eastAsia="Arial Narrow" w:hAnsi="Arial Narrow" w:cs="Arial Narrow"/>
-          <w:sz w:val="22"/>
-          <w:szCs w:val="22"/>
-        </w:rPr>
-        <w:t/>
-      </w:r>
-      <w:r>
-        <w:rPr>
-          <w:rFonts w:ascii="Arial Narrow" w:eastAsia="Arial Narrow" w:hAnsi="Arial Narrow" w:cs="Arial Narrow"/>
-          <w:spacing w:val="-3"/>
-          <w:kern w:val="0"/>
-          <w14:ligatures w14:val="none"/>
-          <w:sz w:val="22"/>
-          <w:szCs w:val="22"/>
-        </w:rPr>
-        <w:t/>
-      </w:r>
-      <w:r>
-        <w:rPr>
-          <w:rFonts w:ascii="Arial Narrow" w:eastAsia="Arial Narrow" w:hAnsi="Arial Narrow" w:cs="Arial Narrow"/>
-          <w:spacing w:val="-3"/>
-          <w:kern w:val="0"/>
-          <w14:ligatures w14:val="none"/>
-          <w:sz w:val="22"/>
-          <w:szCs w:val="22"/>
-        </w:rPr>
-        <w:t xml:space="preserve"/>
-      </w:r>
-      <w:r>
-        <w:rPr>
-          <w:rFonts w:ascii="Arial Narrow" w:eastAsia="Arial Narrow" w:hAnsi="Arial Narrow" w:cs="Arial Narrow"/>
-          <w:spacing w:val="-3"/>
-          <w:kern w:val="0"/>
-          <w14:ligatures w14:val="none"/>
-          <w:sz w:val="22"/>
-          <w:szCs w:val="22"/>
-        </w:rPr>
-        <w:t xml:space="preserve"/>
-      </w:r>
-      <w:r>
-        <w:rPr>
-          <w:rFonts w:ascii="Arial Narrow" w:eastAsia="Arial Narrow" w:hAnsi="Arial Narrow" w:cs="Arial Narrow"/>
-          <w:spacing w:val="-3"/>
-          <w:kern w:val="0"/>
-          <w14:ligatures w14:val="none"/>
-          <w:sz w:val="22"/>
-          <w:szCs w:val="22"/>
-        </w:rPr>
-        <w:t/>
-      </w:r>
-      <w:r>
-        <w:rPr>
-          <w:rFonts w:ascii="Arial Narrow" w:eastAsia="Arial Narrow" w:hAnsi="Arial Narrow" w:cs="Arial Narrow"/>
-          <w:spacing w:val="-3"/>
-          <w:kern w:val="0"/>
-          <w14:ligatures w14:val="none"/>
-          <w:sz w:val="22"/>
-          <w:szCs w:val="22"/>
-        </w:rPr>
-        <w:t xml:space="preserve"/>
-      </w:r>
-      <w:r>
-        <w:rPr>
-          <w:rFonts w:ascii="Arial Narrow" w:eastAsia="Arial Narrow" w:hAnsi="Arial Narrow" w:cs="Arial Narrow"/>
-          <w:color w:val="000000"/>
-          <w:kern w:val="0"/>
-          <w:sz w:val="22"/>
-          <w:szCs w:val="22"/>
-          <w:shd w:val="clear" w:color="auto" w:fill="FFFFFF"/>
-          <w:lang w:eastAsia="es-PE"/>
-          <w14:ligatures w14:val="none"/>
-        </w:rPr>
-        <w:t xml:space="preserve"/>
-      </w:r>
-      <w:r>
-        <w:rPr>
-          <w:rFonts w:ascii="Arial Narrow" w:eastAsia="Arial Narrow" w:hAnsi="Arial Narrow" w:cs="Arial Narrow"/>
-          <w:color w:val="000000"/>
-          <w:sz w:val="22"/>
-          <w:szCs w:val="22"/>
-        </w:rPr>
-        <w:t/>
-      </w:r>
-      <w:r>
-        <w:rPr>
-          <w:rFonts w:ascii="Arial Narrow" w:eastAsia="Arial Narrow" w:hAnsi="Arial Narrow" w:cs="Arial Narrow"/>
-          <w:color w:val="000000"/>
-          <w:kern w:val="0"/>
-          <w:sz w:val="22"/>
-          <w:szCs w:val="22"/>
-          <w:lang w:eastAsia="es-PE"/>
-          <w14:ligatures w14:val="none"/>
-        </w:rPr>
-        <w:t/>
-      </w:r>
-      <w:r>
-        <w:rPr>
-          <w:rFonts w:ascii="Arial Narrow" w:eastAsia="Arial Narrow" w:hAnsi="Arial Narrow" w:cs="Arial Narrow"/>
-          <w:color w:val="000000"/>
-          <w:sz w:val="22"/>
-          <w:szCs w:val="22"/>
-        </w:rPr>
-        <w:t xml:space="preserve"/>
-      </w:r>
-      <w:r>
-        <w:rPr>
-          <w:rFonts w:ascii="Arial Narrow" w:eastAsia="Arial Narrow" w:hAnsi="Arial Narrow" w:cs="Arial Narrow"/>
-          <w:color w:val="000000"/>
-          <w:sz w:val="22"/>
-          <w:szCs w:val="22"/>
-        </w:rPr>
-        <w:t xml:space="preserve"/>
-      </w:r>
-      <w:r>
-        <w:rPr>
-          <w:rFonts w:ascii="Arial Narrow" w:eastAsia="Arial Narrow" w:hAnsi="Arial Narrow" w:cs="Arial Narrow"/>
-          <w:color w:val="000000"/>
-          <w:sz w:val="22"/>
-          <w:szCs w:val="22"/>
-        </w:rPr>
-        <w:t/>
-      </w:r>
-      <w:r>
-        <w:rPr>
-          <w:rFonts w:ascii="Arial Narrow" w:eastAsia="Arial Narrow" w:hAnsi="Arial Narrow" w:cs="Arial Narrow"/>
-          <w:color w:val="000000"/>
-          <w:sz w:val="22"/>
-          <w:szCs w:val="22"/>
-        </w:rPr>
-        <w:t xml:space="preserve"/>
-      </w:r>
-      <w:r>
-        <w:rPr>
-          <w:rFonts w:ascii="Arial Narrow" w:eastAsia="Arial Narrow" w:hAnsi="Arial Narrow" w:cs="Arial Narrow"/>
-          <w:color w:val="000000"/>
-          <w:sz w:val="22"/>
-          <w:szCs w:val="22"/>
-        </w:rPr>
-        <w:t/>
-      </w:r>
-      <w:r>
-        <w:rPr>
-          <w:rFonts w:ascii="Arial Narrow" w:eastAsia="Arial Narrow" w:hAnsi="Arial Narrow" w:cs="Arial Narrow"/>
-          <w:color w:val="000000"/>
-          <w:sz w:val="22"/>
-          <w:szCs w:val="22"/>
-        </w:rPr>
-        <w:t xml:space="preserve"/>
-      </w:r>
-      <w:r>
-        <w:rPr>
-          <w:rFonts w:ascii="Arial Narrow" w:eastAsia="Arial Narrow" w:hAnsi="Arial Narrow" w:cs="Arial Narrow"/>
-          <w:color w:val="000000"/>
-          <w:kern w:val="0"/>
-          <w:sz w:val="22"/>
-          <w:szCs w:val="22"/>
-          <w:lang w:eastAsia="es-PE"/>
-          <w14:ligatures w14:val="none"/>
-        </w:rPr>
-        <w:t/>
-      </w:r>
-      <w:r>
-        <w:rPr>
-          <w:rFonts w:ascii="Arial Narrow" w:eastAsia="Arial Narrow" w:hAnsi="Arial Narrow" w:cs="Arial Narrow"/>
-          <w:color w:val="000000"/>
-          <w:sz w:val="22"/>
-          <w:szCs w:val="22"/>
-        </w:rPr>
-        <w:t xml:space="preserve"/>
-      </w:r>
-      <w:r>
-        <w:rPr>
-          <w:rStyle w:val="Refdenotaalpie"/>
-          <w:rFonts w:ascii="Arial Narrow" w:eastAsia="Arial Narrow" w:hAnsi="Arial Narrow" w:cs="Arial Narrow"/>
-          <w:sz w:val="22"/>
-          <w:szCs w:val="22"/>
-          <w:vertAlign w:val="superscript"/>
-        </w:rPr>
-        <w:footnoteReference w:id="14"/>
-      </w:r>
-      <w:r>
-        <w:rPr>
-          <w:rFonts w:ascii="Arial Narrow" w:eastAsia="Arial Narrow" w:hAnsi="Arial Narrow" w:cs="Arial Narrow"/>
-          <w:sz w:val="22"/>
-          <w:szCs w:val="22"/>
-        </w:rPr>
-        <w:t/>
-      </w:r>
-    </w:p>
-    <w:p>
-      <w:pPr>
-        <w:suppressAutoHyphens/>
-        <w:spacing w:after="0" w:line="240" w:lineRule="auto"/>
         <w:jc w:val="both"/>
         <w:rPr>
           <w:rFonts w:ascii="Arial Narrow" w:eastAsia="Arial Narrow" w:hAnsi="Arial Narrow" w:cs="Arial Narrow"/>
@@ -12722,34 +12756,16 @@
           <w:sz w:val="16"/>
           <w:szCs w:val="16"/>
         </w:rPr>
+        <w:t xml:space="preserve"/>
+      </w:r>
+      <w:r>
+        <w:rPr>
+          <w:rFonts w:ascii="Arial Narrow" w:eastAsia="Arial Narrow" w:hAnsi="Arial Narrow" w:cs="Arial Narrow"/>
+          <w:sz w:val="16"/>
+          <w:szCs w:val="16"/>
+        </w:rPr>
         <w:tab/>
-        <w:t xml:space="preserve"/>
-      </w:r>
-      <w:r>
-        <w:rPr>
-          <w:rFonts w:ascii="Arial Narrow" w:eastAsia="Arial Narrow" w:hAnsi="Arial Narrow" w:cs="Arial Narrow"/>
-          <w:sz w:val="16"/>
-          <w:szCs w:val="16"/>
-        </w:rPr>
-        <w:tab/>
-        <w:t>Publicado</w:t>
-      </w:r>
-      <w:r>
-        <w:rPr>
-          <w:rFonts w:ascii="Arial Narrow" w:eastAsia="Arial Narrow" w:hAnsi="Arial Narrow" w:cs="Arial Narrow"/>
-          <w:b/>
-          <w:sz w:val="16"/>
-          <w:szCs w:val="16"/>
-        </w:rPr>
-        <w:t xml:space="preserve"> </w:t>
-      </w:r>
-      <w:r>
-        <w:rPr>
-          <w:rFonts w:ascii="Arial Narrow" w:eastAsia="Arial Narrow" w:hAnsi="Arial Narrow" w:cs="Arial Narrow"/>
-          <w:sz w:val="16"/>
-          <w:szCs w:val="16"/>
-        </w:rPr>
-        <w:t xml:space="preserve">el 2 de setiembre de 2010 en el Diario Oficial El Peruano, vigente desde el 2 de octubre de 2010 y modificado por Decreto Legislativo 1308.</w:t>
+        <w:t>Denuncia remitida a esta Comisión mediante DOCUMENTO DE TRASLADO 089-2026-ILN-CPC/INDECOPI de fecha 8 de abril de 2026, recibida el 14 de abril de 2026.</w:t>
       </w:r>
     </w:p>
     <w:p>
@@ -12796,17 +12812,33 @@
           <w:sz w:val="16"/>
           <w:szCs w:val="16"/>
         </w:rPr>
+        <w:t xml:space="preserve"/>
+      </w:r>
+      <w:r>
+        <w:rPr>
+          <w:rFonts w:ascii="Arial Narrow" w:eastAsia="Arial Narrow" w:hAnsi="Arial Narrow" w:cs="Arial Narrow"/>
+          <w:sz w:val="16"/>
+          <w:szCs w:val="16"/>
+        </w:rPr>
         <w:tab/>
-        <w:t xml:space="preserve"/>
-      </w:r>
-      <w:r>
-        <w:rPr>
-          <w:rFonts w:ascii="Arial Narrow" w:eastAsia="Arial Narrow" w:hAnsi="Arial Narrow" w:cs="Arial Narrow"/>
-          <w:sz w:val="16"/>
-          <w:szCs w:val="16"/>
-        </w:rPr>
-        <w:tab/>
-        <w:t>Denuncia remitida a esta Comisión mediante DOCUMENTO DE TRASLADO 089-2026-ILN-CPC/INDECOPI de fecha 8 de abril de 2026, recibida el 14 de abril de 2026.</w:t>
+        <w:t>Publicado</w:t>
+      </w:r>
+      <w:r>
+        <w:rPr>
+          <w:rFonts w:ascii="Arial Narrow" w:eastAsia="Arial Narrow" w:hAnsi="Arial Narrow" w:cs="Arial Narrow"/>
+          <w:b/>
+          <w:sz w:val="16"/>
+          <w:szCs w:val="16"/>
+        </w:rPr>
+        <w:t xml:space="preserve"> </w:t>
+      </w:r>
+      <w:r>
+        <w:rPr>
+          <w:rFonts w:ascii="Arial Narrow" w:eastAsia="Arial Narrow" w:hAnsi="Arial Narrow" w:cs="Arial Narrow"/>
+          <w:sz w:val="16"/>
+          <w:szCs w:val="16"/>
+        </w:rPr>
+        <w:t xml:space="preserve">el 2 de setiembre de 2010 en el Diario Oficial El Peruano, vigente desde el 2 de octubre de 2010 y modificado por Decreto Legislativo 1308.</w:t>
       </w:r>
     </w:p>
     <w:p>
@@ -12855,7 +12887,6 @@
           <w:sz w:val="16"/>
           <w:szCs w:val="16"/>
         </w:rPr>
-        <w:tab/>
         <w:t xml:space="preserve"/>
       </w:r>
       <w:r>
@@ -12864,7 +12895,6 @@
           <w:sz w:val="16"/>
           <w:szCs w:val="16"/>
         </w:rPr>
-        <w:tab/>
       </w:r>
       <w:r>
         <w:rPr>
@@ -12874,6 +12904,7 @@
           <w:sz w:val="16"/>
           <w:szCs w:val="16"/>
         </w:rPr>
+        <w:tab/>
         <w:t>LEY 29571, CÓDIGO DE PROTECCIÓN Y DEFENSA DEL CONSUMIDOR, publicado el 2 de setiembre de 2010 y modificado por Decreto Legislativo 1308</w:t>
       </w:r>
     </w:p>
@@ -13138,7 +13169,6 @@
           <w:sz w:val="16"/>
           <w:szCs w:val="16"/>
         </w:rPr>
-        <w:tab/>
         <w:t xml:space="preserve"/>
       </w:r>
       <w:r>
@@ -13147,7 +13177,6 @@
           <w:sz w:val="16"/>
           <w:szCs w:val="16"/>
         </w:rPr>
-        <w:tab/>
       </w:r>
       <w:r>
         <w:rPr>
@@ -13157,6 +13186,7 @@
           <w:sz w:val="16"/>
           <w:szCs w:val="16"/>
         </w:rPr>
+        <w:tab/>
         <w:t>LEY 29571, CÓDIGO DE PROTECCIÓN Y DEFENSA DEL CONSUMIDOR, publicado el 2 de setiembre de 2010 y modificado por Decreto Legislativo 1308</w:t>
       </w:r>
     </w:p>
@@ -13315,7 +13345,6 @@
           <w:sz w:val="16"/>
           <w:szCs w:val="16"/>
         </w:rPr>
-        <w:tab/>
         <w:t xml:space="preserve"/>
       </w:r>
       <w:r>
@@ -13324,7 +13353,6 @@
           <w:sz w:val="16"/>
           <w:szCs w:val="16"/>
         </w:rPr>
-        <w:tab/>
       </w:r>
       <w:r>
         <w:rPr>
@@ -13334,6 +13362,7 @@
           <w:sz w:val="16"/>
           <w:szCs w:val="16"/>
         </w:rPr>
+        <w:tab/>
         <w:t>LEY SOBRE FACULTADES, NORMAS Y ORGANIZACIÓN DEL INDECOPI, APROBADA POR DECRETO LEGISLATIVO 807 Artículo 24.-</w:t>
       </w:r>
       <w:r>
@@ -13485,7 +13514,6 @@
           <w:sz w:val="16"/>
           <w:szCs w:val="16"/>
         </w:rPr>
-        <w:tab/>
         <w:t xml:space="preserve"/>
       </w:r>
       <w:r>
@@ -13542,24 +13570,23 @@
           <w:sz w:val="16"/>
           <w:szCs w:val="16"/>
         </w:rPr>
+        <w:t xml:space="preserve"/>
+      </w:r>
+      <w:r>
+        <w:rPr>
+          <w:rFonts w:ascii="Arial Narrow" w:eastAsia="Arial Narrow" w:hAnsi="Arial Narrow" w:cs="Arial Narrow"/>
+          <w:sz w:val="16"/>
+          <w:szCs w:val="16"/>
+        </w:rPr>
+      </w:r>
+      <w:r>
+        <w:rPr>
+          <w:rFonts w:ascii="Arial Narrow" w:eastAsia="Arial Narrow" w:hAnsi="Arial Narrow" w:cs="Arial Narrow"/>
+          <w:b/>
+          <w:sz w:val="16"/>
+          <w:szCs w:val="16"/>
+        </w:rPr>
         <w:tab/>
-        <w:t xml:space="preserve"/>
-      </w:r>
-      <w:r>
-        <w:rPr>
-          <w:rFonts w:ascii="Arial Narrow" w:eastAsia="Arial Narrow" w:hAnsi="Arial Narrow" w:cs="Arial Narrow"/>
-          <w:sz w:val="16"/>
-          <w:szCs w:val="16"/>
-        </w:rPr>
-        <w:tab/>
-      </w:r>
-      <w:r>
-        <w:rPr>
-          <w:rFonts w:ascii="Arial Narrow" w:eastAsia="Arial Narrow" w:hAnsi="Arial Narrow" w:cs="Arial Narrow"/>
-          <w:b/>
-          <w:sz w:val="16"/>
-          <w:szCs w:val="16"/>
-        </w:rPr>
         <w:t>LEY</w:t>
       </w:r>
       <w:r>
@@ -13963,32 +13990,31 @@
           <w:szCs w:val="16"/>
           <w:vertAlign w:val="superscript"/>
         </w:rPr>
+        <w:t xml:space="preserve"/>
+      </w:r>
+      <w:r>
+        <w:rPr>
+          <w:rFonts w:ascii="Arial Narrow" w:eastAsia="Arial Narrow" w:hAnsi="Arial Narrow" w:cs="Arial Narrow"/>
+          <w:sz w:val="16"/>
+          <w:szCs w:val="16"/>
+        </w:rPr>
+        <w:t xml:space="preserve"/>
+      </w:r>
+      <w:r>
+        <w:rPr>
+          <w:rFonts w:ascii="Arial Narrow" w:eastAsia="Arial Narrow" w:hAnsi="Arial Narrow" w:cs="Arial Narrow"/>
+          <w:sz w:val="16"/>
+          <w:szCs w:val="16"/>
+        </w:rPr>
+      </w:r>
+      <w:r>
+        <w:rPr>
+          <w:rFonts w:ascii="Arial Narrow" w:eastAsia="Arial Narrow" w:hAnsi="Arial Narrow" w:cs="Arial Narrow"/>
+          <w:b/>
+          <w:sz w:val="16"/>
+          <w:szCs w:val="16"/>
+        </w:rPr>
         <w:tab/>
-        <w:t xml:space="preserve"/>
-      </w:r>
-      <w:r>
-        <w:rPr>
-          <w:rFonts w:ascii="Arial Narrow" w:eastAsia="Arial Narrow" w:hAnsi="Arial Narrow" w:cs="Arial Narrow"/>
-          <w:sz w:val="16"/>
-          <w:szCs w:val="16"/>
-        </w:rPr>
-        <w:t xml:space="preserve"> </w:t>
-      </w:r>
-      <w:r>
-        <w:rPr>
-          <w:rFonts w:ascii="Arial Narrow" w:eastAsia="Arial Narrow" w:hAnsi="Arial Narrow" w:cs="Arial Narrow"/>
-          <w:sz w:val="16"/>
-          <w:szCs w:val="16"/>
-        </w:rPr>
-        <w:tab/>
-      </w:r>
-      <w:r>
-        <w:rPr>
-          <w:rFonts w:ascii="Arial Narrow" w:eastAsia="Arial Narrow" w:hAnsi="Arial Narrow" w:cs="Arial Narrow"/>
-          <w:b/>
-          <w:sz w:val="16"/>
-          <w:szCs w:val="16"/>
-        </w:rPr>
         <w:t>LEY</w:t>
       </w:r>
       <w:r>
@@ -14218,7 +14244,6 @@
           <w:sz w:val="16"/>
           <w:szCs w:val="16"/>
         </w:rPr>
-        <w:tab/>
         <w:t xml:space="preserve"/>
       </w:r>
       <w:r>
@@ -14227,7 +14252,6 @@
           <w:sz w:val="16"/>
           <w:szCs w:val="16"/>
         </w:rPr>
-        <w:tab/>
       </w:r>
       <w:r>
         <w:rPr>
@@ -14237,6 +14261,7 @@
           <w:sz w:val="16"/>
           <w:szCs w:val="16"/>
         </w:rPr>
+        <w:tab/>
         <w:t>LEY 29571, CÓDIGO DE PROTECCIÓN Y DEFENSA DEL CONSUMIDOR, publicado el 2 de setiembre de 2010 y modificado por Decreto Legislativo 1308</w:t>
       </w:r>
     </w:p>
@@ -15033,24 +15058,23 @@
           <w:sz w:val="16"/>
           <w:szCs w:val="16"/>
         </w:rPr>
+        <w:t xml:space="preserve"/>
+      </w:r>
+      <w:r>
+        <w:rPr>
+          <w:rFonts w:ascii="Arial Narrow" w:eastAsia="Arial Narrow" w:hAnsi="Arial Narrow" w:cs="Arial Narrow"/>
+          <w:sz w:val="16"/>
+          <w:szCs w:val="16"/>
+        </w:rPr>
+      </w:r>
+      <w:r>
+        <w:rPr>
+          <w:rFonts w:ascii="Arial Narrow" w:eastAsia="Arial Narrow" w:hAnsi="Arial Narrow" w:cs="Arial Narrow"/>
+          <w:b/>
+          <w:sz w:val="16"/>
+          <w:szCs w:val="16"/>
+        </w:rPr>
         <w:tab/>
-        <w:t xml:space="preserve"/>
-      </w:r>
-      <w:r>
-        <w:rPr>
-          <w:rFonts w:ascii="Arial Narrow" w:eastAsia="Arial Narrow" w:hAnsi="Arial Narrow" w:cs="Arial Narrow"/>
-          <w:sz w:val="16"/>
-          <w:szCs w:val="16"/>
-        </w:rPr>
-        <w:tab/>
-      </w:r>
-      <w:r>
-        <w:rPr>
-          <w:rFonts w:ascii="Arial Narrow" w:eastAsia="Arial Narrow" w:hAnsi="Arial Narrow" w:cs="Arial Narrow"/>
-          <w:b/>
-          <w:sz w:val="16"/>
-          <w:szCs w:val="16"/>
-        </w:rPr>
         <w:t>LEY</w:t>
       </w:r>
       <w:r>
@@ -15321,7 +15345,6 @@
           <w:sz w:val="16"/>
           <w:szCs w:val="16"/>
         </w:rPr>
-        <w:tab/>
         <w:t xml:space="preserve"/>
       </w:r>
       <w:r>
@@ -15417,16 +15440,24 @@
           <w:sz w:val="16"/>
           <w:szCs w:val="16"/>
         </w:rPr>
+        <w:t xml:space="preserve"/>
+      </w:r>
+      <w:r>
+        <w:rPr>
+          <w:rFonts w:ascii="Arial Narrow" w:eastAsia="Arial Narrow" w:hAnsi="Arial Narrow" w:cs="Arial Narrow"/>
+          <w:sz w:val="16"/>
+          <w:szCs w:val="16"/>
+        </w:rPr>
+      </w:r>
+      <w:r>
+        <w:rPr>
+          <w:rFonts w:ascii="Arial Narrow" w:eastAsia="Arial Narrow" w:hAnsi="Arial Narrow" w:cs="Arial Narrow"/>
+          <w:b/>
+          <w:sz w:val="16"/>
+          <w:szCs w:val="16"/>
+        </w:rPr>
         <w:tab/>
-        <w:t xml:space="preserve"/>
-      </w:r>
-      <w:r>
-        <w:rPr>
-          <w:rFonts w:ascii="Arial Narrow" w:eastAsia="Arial Narrow" w:hAnsi="Arial Narrow" w:cs="Arial Narrow"/>
-          <w:sz w:val="16"/>
-          <w:szCs w:val="16"/>
-        </w:rPr>
-        <w:tab/>
+        <w:t xml:space="preserve">TEXTO ÚNICO ORDENADO DE LA LEY DEL PROCEDIMIENTO ADMINISTRATIVO GENERAL, aprobado mediante DECRETO SUPREMO </w:t>
       </w:r>
       <w:r>
         <w:rPr>
@@ -15435,7 +15466,7 @@
           <w:sz w:val="16"/>
           <w:szCs w:val="16"/>
         </w:rPr>
-        <w:t xml:space="preserve">TEXTO ÚNICO ORDENADO DE LA LEY DEL PROCEDIMIENTO ADMINISTRATIVO GENERAL, aprobado mediante DECRETO SUPREMO </w:t>
+        <w:t xml:space="preserve">006-2026-JUS </w:t>
       </w:r>
       <w:r>
         <w:rPr>
@@ -15444,7 +15475,7 @@
           <w:sz w:val="16"/>
           <w:szCs w:val="16"/>
         </w:rPr>
-        <w:t xml:space="preserve">006-2026-JUS </w:t>
+        <w:t xml:space="preserve">y publicado el </w:t>
       </w:r>
       <w:r>
         <w:rPr>
@@ -15453,22 +15484,13 @@
           <w:sz w:val="16"/>
           <w:szCs w:val="16"/>
         </w:rPr>
-        <w:t xml:space="preserve">y publicado el </w:t>
-      </w:r>
-      <w:r>
-        <w:rPr>
-          <w:rFonts w:ascii="Arial Narrow" w:eastAsia="Arial Narrow" w:hAnsi="Arial Narrow" w:cs="Arial Narrow"/>
-          <w:b/>
-          <w:sz w:val="16"/>
-          <w:szCs w:val="16"/>
-        </w:rPr>
         <w:t>30 de abril de 2026</w:t>
       </w:r>
     </w:p>
     <w:p>
       <w:pPr>
         <w:pStyle w:val="Textonotapie"/>
-        <w:ind w:left="1134" w:hanging="567"/>
+        <w:ind w:left="1134"/>
         <w:jc w:val="both"/>
         <w:rPr>
           <w:rFonts w:ascii="Arial Narrow" w:eastAsia="Arial Narrow" w:hAnsi="Arial Narrow" w:cs="Arial Narrow"/>

--- a/plantillas_maestras/06_seguro_hogar_e_inmuebles/negativa_cobertura/2_o_mas_ddos_varios/varon/TPL_1243_2026_SEGURO_HOGAR_E_INMUEBLES_NEGATIVA_COBERTURA_ASEGURADORA_VARON_R1.docx
+++ b/plantillas_maestras/06_seguro_hogar_e_inmuebles/negativa_cobertura/2_o_mas_ddos_varios/varon/TPL_1243_2026_SEGURO_HOGAR_E_INMUEBLES_NEGATIVA_COBERTURA_ASEGURADORA_VARON_R1.docx
@@ -10253,7 +10253,7 @@
           <w:sz w:val="22"/>
           <w:szCs w:val="22"/>
         </w:rPr>
-        <w:t xml:space="preserve">correr traslado de la presente resolución a Pacífico Compañía de Seguros y Reaseguros S.A., a Crawford Perú S.A. Ajustadores y Peritos de Seguros y a B&amp;C Ajustadores y Peritos de Seguros S.A. para que, de conformidad con lo dispuesto por el artículo 26 de la Ley sobre Facultades, Normas y Organización del Indecopi, aprobada por Decreto Legislativo 807</w:t>
+        <w:t xml:space="preserve">correr traslado de la denuncia del 2 de marzo de 2026, complementada mediante escritos del 4 de marzo de 2026, 5 de marzo de 2026, 8 de marzo de 2026, 11 de marzo de 2026, 15 de marzo de 2026 y 25 de marzo de 2026 a Pacífico Compañía de Seguros y Reaseguros S.A., a Crawford Perú S.A. Ajustadores y Peritos de Seguros y a B&amp;C Ajustadores y Peritos de Seguros S.A. para que, de conformidad con lo dispuesto por el artículo 26 de la Ley sobre Facultades, Normas y Organización del Indecopi, aprobada por Decreto Legislativo 807</w:t>
       </w:r>
       <w:r>
         <w:rPr>
